--- a/Hechos_inferencias_incertidumbre_edicion_revisada.docx
+++ b/Hechos_inferencias_incertidumbre_edicion_revisada.docx
@@ -2877,7 +2877,7 @@
         <w:pStyle w:val="BodyJ"/>
       </w:pPr>
       <w:r>
-        <w:t xml:space="preserve">El diagnóstico no aparece contenido dentro del dato. Se propone como la explicación que mejor organiza un conjunto de hallazgos. Peirce describió este movimiento —que en 1878 llamó «hipótesis» y en sus lecciones de 1903 bautizó «abducción»— como la operación por la cual formulamos una conjetura capaz de hacer inteligible un hecho sorprendente. La deducción deriva consecuencias de una regla; la inducción aprende regularidades desde casos; la abducción pregunta qué explicación, si fuera verdadera, volvería esperable lo observado (Peirce, 1878).</w:t>
+        <w:t xml:space="preserve">El diagnóstico no aparece contenido dentro del dato. Se propone como la explicación que mejor organiza un conjunto de hallazgos. Peirce describió este movimiento —que en 1878 llamó «hipótesis» (Peirce, 1878) y en sus lecciones de 1903 bautizó «abducción»— como la operación por la cual formulamos una conjetura capaz de hacer inteligible un hecho sorprendente. La deducción deriva consecuencias de una regla; la inducción aprende regularidades desde casos; la abducción pregunta qué explicación, si fuera verdadera, volvería esperable lo observado (Peirce, 1934, CP 5.189).</w:t>
       </w:r>
     </w:p>
     <w:p>
@@ -3037,37 +3037,6 @@
     </w:p>
     <w:p>
       <w:pPr>
-        <w:pStyle w:val="TallerHead"/>
-      </w:pPr>
-      <w:r>
-        <w:t xml:space="preserve">Taller 2B. Cinco hipótesis en tres minutos</w:t>
-      </w:r>
-    </w:p>
-    <w:p>
-      <w:pPr>
-        <w:pStyle w:val="BodyJ"/>
-      </w:pPr>
-      <w:r>
-        <w:t xml:space="preserve">Un paciente con EPOC conocido consulta por disnea que no ha respondido a dos rondas de broncodilatadores en urgencias. La saturación es 89%, la auscultación muestra escasas sibilancias. Tome tres minutos y un papel: (a) genere al menos cinco hipótesis sin censurar ninguna, (b) escriba una reformulación del problema que no use la palabra «EPOC», (c) recién entonces pode con las cuatro preguntas de la prueba de resistencia.</w:t>
-      </w:r>
-    </w:p>
-    <w:p>
-      <w:pPr>
-        <w:pStyle w:val="BodyJ"/>
-      </w:pPr>
-      <w:r>
-        <w:rPr>
-          <w:i/>
-          <w:iCs/>
-        </w:rPr>
-        <w:t xml:space="preserve">Solución comentada.</w:t>
-      </w:r>
-      <w:r>
-        <w:t xml:space="preserve"> Una lista generativa sin censura inicial incluye: tromboembolismo pulmonar (el EPOC y la inmovilidad aumentan el riesgo, y la escasez de sibilancias no explica una saturación de 89%), neumotórax secundario a ruptura de bula, edema pulmonar cardiogénico, neumonía basal oculta, síndrome coronario agudo con equivalente disneico, anemia severa o fatiga muscular respiratoria. La reformulación que replantea el problema (problem setting) es: «insuficiencia respiratoria hipoxémica aguda desproporcionada al broncoespasmo auscultado». Ese giro lingüístico desactiva el reflejo de indicar una tercera tanda de nebulizaciones y abre el espacio mental donde viven el TEP y el neumotórax. Nótese la secuencia: primero volumen divergente sin filtro —pues la autocensura temprana es el motor del cierre prematuro— y recién después poda severa contra los datos del caso. Tres minutos de generación libre cuestan mucho menos que veinticuatro horas de anclaje.</w:t>
-      </w:r>
-    </w:p>
-    <w:p>
-      <w:pPr>
         <w:pStyle w:val="Heading3"/>
         <w:spacing w:after="120" w:before="280"/>
       </w:pPr>
@@ -3153,7 +3122,7 @@
         <w:pStyle w:val="BodyJ"/>
       </w:pPr>
       <w:r>
-        <w:t xml:space="preserve">La abducción elige la explicación más plausible; la predicción pregunta qué debería observarse después; la decisión evalúa qué acción es preferible aun si la explicación permanece abierta. En ocasiones varias etiologías convergen en el mismo manejo inicial. En otras, una pequeña diferencia causal cambia por completo la conducta. El diagnóstico diferencial debe organizarse, entonces, según discriminación clínica y no sólo semejanza nominal.</w:t>
+        <w:t xml:space="preserve">La abducción propone las explicaciones y la prueba de resistencia retiene la más plausible; la predicción pregunta qué debería observarse después; la decisión evalúa qué acción es preferible aun si la explicación permanece abierta. En ocasiones varias etiologías convergen en el mismo manejo inicial. En otras, una pequeña diferencia causal cambia por completo la conducta. El diagnóstico diferencial debe organizarse, entonces, según discriminación clínica y no sólo semejanza nominal.</w:t>
       </w:r>
     </w:p>
     <w:p>
@@ -3209,6 +3178,37 @@
       </w:pPr>
       <w:r>
         <w:t xml:space="preserve">La diferencia es operativa: «TAC descarta complicación» apaga las alarmas del equipo; la reescritura especifica qué amenaza sigue viva, qué parámetros obligan a reevaluar (reaparición del dolor, defensa abdominal, ascenso del lactato) y qué autoriza realmente el examen (no entrar a pabellón esta madrugada, no archivar el problema quirúrgico). Nótese el patrón general: el hallazgo negativo se limita al rendimiento del método y al momento; la conducta se justifica por umbral, no por exclusión ontológica.</w:t>
+      </w:r>
+    </w:p>
+    <w:p>
+      <w:pPr>
+        <w:pStyle w:val="TallerHead"/>
+      </w:pPr>
+      <w:r>
+        <w:t xml:space="preserve">Taller 2B. Cinco hipótesis en tres minutos</w:t>
+      </w:r>
+    </w:p>
+    <w:p>
+      <w:pPr>
+        <w:pStyle w:val="BodyJ"/>
+      </w:pPr>
+      <w:r>
+        <w:t xml:space="preserve">Un paciente con EPOC conocido consulta por disnea que no ha respondido a dos rondas de broncodilatadores en urgencias. La saturación es 89%, la auscultación muestra escasas sibilancias. Tome tres minutos y un papel: (a) genere al menos cinco hipótesis sin censurar ninguna, (b) escriba una reformulación del problema que no use la palabra «EPOC», (c) recién entonces pode con las cuatro preguntas de la prueba de resistencia.</w:t>
+      </w:r>
+    </w:p>
+    <w:p>
+      <w:pPr>
+        <w:pStyle w:val="BodyJ"/>
+      </w:pPr>
+      <w:r>
+        <w:rPr>
+          <w:i/>
+          <w:iCs/>
+        </w:rPr>
+        <w:t xml:space="preserve">Solución comentada.</w:t>
+      </w:r>
+      <w:r>
+        <w:t xml:space="preserve"> Una lista generativa sin censura inicial incluye: tromboembolismo pulmonar (el EPOC y la inmovilidad aumentan el riesgo, y la escasez de sibilancias no explica una saturación de 89%), neumotórax secundario a ruptura de bula, edema pulmonar cardiogénico, neumonía basal oculta, síndrome coronario agudo con equivalente disneico, anemia severa o fatiga muscular respiratoria. La reformulación que replantea el problema (problem setting) es: «insuficiencia respiratoria hipoxémica aguda desproporcionada al broncoespasmo auscultado». Ese giro lingüístico desactiva el reflejo de indicar una tercera tanda de nebulizaciones y abre el espacio mental donde viven el TEP y el neumotórax. Nótese la secuencia: primero volumen divergente sin filtro —pues la autocensura temprana es el motor del cierre prematuro— y recién después poda severa contra los datos del caso. Tres minutos de generación libre cuestan mucho menos que veinticuatro horas de anclaje. La poda, con las cuatro preguntas de la prueba de resistencia: el dato más difícil de explicar con otra exacerbación de EPOC es una disnea que no cede con dos rondas de broncodilatadores y casi sin sibilancias, que es justo el hallazgo que la exacerbación haría esperar y no está. El tromboembolismo pulmonar y el neumotórax explican ambos datos y cambiarían la conducta (anticoagular, drenar), así que encabezan la lista; la neumonía, el edema pulmonar, el síndrome coronario y la anemia quedan a una radiografía, un electrocardiograma con troponina y un hemograma de distancia. También queda escrito qué cambiaría la jerarquía: un neumotórax en la radiografía la resuelve; su ausencia deja arriba al tromboembolismo.</w:t>
       </w:r>
     </w:p>
     <w:p>
@@ -5269,7 +5269,7 @@
         <w:pStyle w:val="BodyJ"/>
       </w:pPr>
       <w:r>
-        <w:t xml:space="preserve">La calibración compara confianza y desempeño a lo largo de múltiples decisiones. Es difícil obtenerla en clínica porque el desenlace puede tardar, permanecer ambiguo o no regresar al médico. La falta de retroalimentación favorece una ilusión de competencia: recordamos diagnósticos confirmados y perdemos de vista casos que evolucionaron en otro lugar. La National Academies destacó la necesidad de sistemas que entreguen feedback diagnóstico y permitan aprender de errores y casi errores (National Academies of Sciences, Engineering, and Medicine, 2015).</w:t>
+        <w:t xml:space="preserve">La calibración compara confianza y desempeño a lo largo de múltiples decisiones. Es difícil obtenerla en clínica porque el desenlace puede tardar, permanecer ambiguo o no regresar al médico. La falta de retroalimentación favorece una ilusión de competencia: recordamos diagnósticos confirmados y perdemos de vista casos que evolucionaron en otro lugar. Las National Academies destacaron la necesidad de sistemas que entreguen feedback diagnóstico y permitan aprender de errores y casi errores (National Academies of Sciences, Engineering, and Medicine, 2015).</w:t>
       </w:r>
     </w:p>
     <w:tbl>
@@ -6006,7 +6006,7 @@
         <w:pStyle w:val="BodyJ"/>
       </w:pPr>
       <w:r>
-        <w:t xml:space="preserve">Los estudios de errores diagnósticos muestran combinaciones de fallas en historia, examen, interpretación, seguimiento y comunicación (Graber et al., 2005; Schiff et al., 2009). La National Academies definió el diagnóstico como un proceso iterativo y de equipo, no como un acto mental instantáneo (National Academies of Sciences, Engineering, and Medicine, 2015). El error debe reconstruirse como trayectoria: qué información existía, quién la recibió, cómo fue representada, qué decisiones se tomaron, qué feedback faltó y cuándo habría sido posible corregir.</w:t>
+        <w:t xml:space="preserve">Los estudios de errores diagnósticos muestran combinaciones de fallas en historia, examen, interpretación, seguimiento y comunicación (Graber et al., 2005; Schiff et al., 2009). Las National Academies definieron el diagnóstico como un proceso iterativo y de equipo, no como un acto mental instantáneo (National Academies of Sciences, Engineering, and Medicine, 2015). El error debe reconstruirse como trayectoria: qué información existía, quién la recibió, cómo fue representada, qué decisiones se tomaron, qué feedback faltó y cuándo habría sido posible corregir.</w:t>
       </w:r>
     </w:p>
     <w:p>
@@ -6858,7 +6858,7 @@
         <w:t xml:space="preserve">Solución comentada.</w:t>
       </w:r>
       <w:r>
-        <w:t xml:space="preserve"> El ejercicio funciona por sustracción: la etiqueta organiza la percepción, y quitarla obliga a re-observar. En el caso de la cama 12, la reformulación hizo visible que (a) los «síntomas urinarios» eran inevaluables —dato clave que la palabra «pielonefritis» ocultaba—, (b) los marcadores inflamatorios tenían una explicación alternativa activa (neoplasia), y (c) la «buena respuesta» era atribuible al menos a dos causas. Nada de eso exige cambiar el tratamiento hoy; exige saber qué se vigila y qué reabriría el caso. Si al hacer el ejercicio con su propio paciente no reaparece ningún dato, enhorabuena: la etiqueta probablemente está bien puesta. El costo fueron cinco minutos; el beneficio, saberlo.</w:t>
+        <w:t xml:space="preserve"> El ejercicio funciona por sustracción: la etiqueta organiza la percepción, y quitarla obliga a re-observar. En el caso de la cama 12, la reformulación hizo visible que (a) los «síntomas urinarios» eran inevaluables —dato clave que la palabra «pielonefritis» ocultaba—, (b) los marcadores inflamatorios tenían una explicación alternativa activa (neoplasia), y (c) la «buena respuesta» era atribuible al menos a dos causas. En la cama 12 eso cambió el plan: era una bacteriuria asociada a sonda, el antibiótico se suspendió y quedó una vigilancia con criterios de reapertura (capítulo 12). Otras veces el ejercicio no exige cambiar el tratamiento hoy; exige saber qué se vigila y qué reabriría el caso. Si al hacer el ejercicio con su propio paciente no reaparece ningún dato, enhorabuena: la etiqueta probablemente está bien puesta. El costo fueron cinco minutos; el beneficio, saberlo.</w:t>
       </w:r>
     </w:p>
     <w:p>
@@ -7153,7 +7153,7 @@
         <w:pStyle w:val="BodyJ"/>
       </w:pPr>
       <w:r>
-        <w:t xml:space="preserve">En términos HII, un resultado de investigación es un hecho acerca de una población estudiada. Su aplicabilidad al caso es una inferencia. El grado de transportabilidad permanece incierto. La conducta surge al integrar esa incertidumbre con la magnitud del beneficio esperado, el daño posible, la reversibilidad y las preferencias. Confundir esas capas produce frases como «está indicado por evidencia». Lo demostrado es más limitado: «en pacientes comparables, esta estrategia redujo cierto desenlace; en esta paciente el beneficio absoluto probablemente sea menor y debe ponderarse frente a un riesgo adverso mayor».</w:t>
+        <w:t xml:space="preserve">En términos HII, un resultado de investigación es un hecho acerca de una población estudiada. Su aplicabilidad al caso es una inferencia. El grado de transportabilidad permanece incierto. La conducta surge al integrar esa incertidumbre con la magnitud del beneficio esperado, el daño posible, la reversibilidad y las preferencias. Confundir esas capas produce frases como «está indicado por evidencia». Lo demostrado es más limitado: «en pacientes comparables, esta estrategia redujo cierto desenlace; en esta paciente el beneficio absoluto probablemente sea mayor, y debe ponderarse frente a un riesgo adverso también mayor».</w:t>
       </w:r>
     </w:p>
     <w:p>
@@ -7186,7 +7186,7 @@
         <w:pStyle w:val="BodyJ"/>
       </w:pPr>
       <w:r>
-        <w:t xml:space="preserve">La respuesta madura del propio grupo no fue proclamar victoria ni acatar el veredicto: fue refinar la hipótesis —fenotipos hemodinámicos, un algoritmo personalizado— y volver a someterla a una prueba más severa. Seis años después, el segundo ensayo, ahora en 86 centros de 19 países, mostró que la estrategia personalizada guiada por llene capilar era superior al cuidado habitual (Hernández et al., 2025). La saga deja tres lecciones. Un ensayo no se lee solo, porque el marco inferencial es parte de la lectura. «No significativo» no significa «sin efecto», y tratarlos como sinónimos es una decisión con costos. Y la incertidumbre residual no se resuelve con retórica, sino con la siguiente pregunta bien diseñada. Hay una cuarta lección que excede la epistemología: esa ciencia de primera línea se hizo desde América Latina, coordinada desde Chile — el mismo continente clínico desde el que escribo.</w:t>
+        <w:t xml:space="preserve">La respuesta madura del propio grupo no fue proclamar victoria ni acatar el veredicto: fue refinar la hipótesis —fenotipos hemodinámicos, un algoritmo personalizado— y volver a someterla a una prueba más severa. Seis años después, el segundo ensayo, ahora en 86 centros de 19 países, mostró que la estrategia personalizada guiada por llene capilar era superior al cuidado habitual en un desenlace jerárquico que combinaba mortalidad, días de soporte vital y estadía hospitalaria; la ventaja vino de menos días de soporte vital, con la misma mortalidad a 28 días (Hernández et al., 2025). La saga deja tres lecciones. Un ensayo no se lee solo, porque el marco inferencial es parte de la lectura. «No significativo» no significa «sin efecto», y tratarlos como sinónimos es una decisión con costos. Y la incertidumbre residual no se resuelve con retórica, sino con la siguiente pregunta bien diseñada. Hay una cuarta lección que excede la epistemología: esa ciencia de primera línea se hizo desde América Latina, coordinada desde Chile — el mismo continente clínico desde el que escribo.</w:t>
       </w:r>
     </w:p>
     <w:tbl>
@@ -7711,7 +7711,7 @@
         <w:t xml:space="preserve">ya es suficiente</w:t>
       </w:r>
       <w:r>
-        <w:t xml:space="preserve"> exige ponderar qué tan grave sería equivocarse, y esa ponderación es un juicio de valor (Rudner, 1953, p. 2). Heather Douglas llamó a esto riesgo inductivo (inductive risk) y sostuvo que atraviesa toda la ciencia con consecuencias prácticas. Cuánta evidencia se exige antes de afirmar que un compuesto es tóxico depende de qué error —afirmar de más o afirmar de menos— produce más daño (Douglas, 2000, pp. 565-577).</w:t>
+        <w:t xml:space="preserve"> exige ponderar qué tan grave sería equivocarse, y esa ponderación es un juicio de valor (Rudner, 1953, p. 2). Carl Hempel llamó a esto riesgo inductivo (inductive risk; Hempel, 1965). Heather Douglas mostró que ese riesgo no aparece sólo al final, cuando se acepta una conclusión, sino en las etapas internas de la investigación: qué método elegir, cómo caracterizar un dato ambiguo, cómo interpretarlo. En cada una, cuánta evidencia se exige antes de afirmar que un compuesto es tóxico depende de qué error —afirmar de más o afirmar de menos— produce más daño; su caso son las láminas de hígado de rata con que se fijó la toxicidad de la dioxina, leídas por patólogos distintos con resultados distintos (Douglas, 2000, pp. 565-577).</w:t>
       </w:r>
     </w:p>
     <w:p>
@@ -7727,7 +7727,7 @@
         <w:pStyle w:val="BodyJ"/>
       </w:pPr>
       <w:r>
-        <w:t xml:space="preserve">Esta fundamentación tiene una consecuencia liberadora. Reconocer que hay valores dentro del umbral no corrompe la objetividad clínica; la localiza. Los hechos y las probabilidades se estiman con toda la disciplina de la Parte I; el punto de corte se delibera —con el paciente cuando es posible— y se declara. Lo indefendible no es que haya valores en la decisión: es esconderlos detrás de una retórica de pura evidencia.</w:t>
+        <w:t xml:space="preserve">Esta fundamentación tiene una consecuencia liberadora. Reconocer que hay valores dentro del umbral no corrompe la objetividad clínica; la localiza. Los hechos y las probabilidades se estiman con toda la disciplina de la Parte I, aunque tampoco ahí falta el valor: cuánta evidencia se pide antes de dar algo por hecho depende de lo que cuesta equivocarse, y por eso la capa de hechos declara su fuente y su método. El punto de corte se delibera —con el paciente cuando es posible— y se declara. Lo indefendible no es que haya valores en la decisión: es esconderlos detrás de una retórica de pura evidencia.</w:t>
       </w:r>
     </w:p>
     <w:p>
@@ -8531,7 +8531,7 @@
         <w:pStyle w:val="BodyJ"/>
       </w:pPr>
       <w:r>
-        <w:t xml:space="preserve">El copiado automático amenaza esta función. Una formulación inicial se reproduce durante días, aun cuando la evidencia cambió. El registro deja de representar el estado actual y se transforma en fósil narrativo. La magnitud del fenómeno ya fue medida. En 23.630 notas de evolución hospitalarias con trazabilidad de cada carácter, sólo el 18% del texto había sido escrito a mano; el 46% venía copiado de notas previas y el 36% importado automáticamente desde otras partes del registro (Wang et al., 2017). Cuatro de cada cinco palabras de una evolución típica no fueron pensadas el día en que aparecen firmadas. Cada evolución debería responder qué cambió en hechos, interpretación, incertidumbre y plan.</w:t>
+        <w:t xml:space="preserve">El copiado automático amenaza esta función. Una formulación inicial se reproduce durante días, aun cuando la evidencia cambió. El registro deja de representar el estado actual y se transforma en fósil narrativo. La magnitud del fenómeno ya fue medida. En 23.630 notas de evolución hospitalarias con trazabilidad de cada carácter, sólo el 18% del texto había sido escrito a mano; el 46% venía copiado de notas previas y el 36% importado automáticamente desde otras partes del registro (Wang et al., 2017). Cuatro de cada cinco caracteres de una evolución típica, entonces, no se escribieron el día en que aparecen firmados; cuántos se volvieron a leer y a pensar antes de firmar, el estudio no lo midió. Cada evolución debería responder qué cambió en hechos, interpretación, incertidumbre y plan.</w:t>
       </w:r>
     </w:p>
     <w:tbl>
@@ -8754,7 +8754,7 @@
         <w:t xml:space="preserve">Hechos:</w:t>
       </w:r>
       <w:r>
-        <w:t xml:space="preserve"> paciente con lesión medular, vejiga neurogénica y sonda Foley permanente; presenta orina turbia, piuria y urocultivo positivo tras recambio reciente del catéter. Se mantiene afebril, hemodinámicamente estable y sin deterioro respecto de su basal. Parámetros inflamatorios elevados sin curva previa, en contexto de un cáncer renal metastásico activo. Antecedente documentado de colonización previa por enterobacteria multirresistente.</w:t>
+        <w:t xml:space="preserve"> paciente con lesión medular, vejiga neurogénica y sonda Foley permanente; presenta orina turbia, piuria y urocultivo positivo tras recambio reciente del catéter, y cumple tres días de antibiótico indicado como pielonefritis. Se mantiene afebril, hemodinámicamente estable y sin deterioro respecto de su basal. Parámetros inflamatorios elevados, sin valores anteriores al ingreso, en contexto de un cáncer renal metastásico activo. Antecedente documentado de colonización previa por enterobacteria multirresistente.</w:t>
       </w:r>
     </w:p>
     <w:p>
@@ -8799,7 +8799,7 @@
         <w:t xml:space="preserve">Decisión:</w:t>
       </w:r>
       <w:r>
-        <w:t xml:space="preserve"> no iniciar antibióticos ahora. Mantener vigilancia clínica estrecha ante la aparición de fiebre, inestabilidad hemodinámica, aumento de espasticidad o disreflexia autonómica. El antecedente de colonización multirresistente —declarado en la capa de hechos— eleva el daño ecológico e individual de un tratamiento innecesario, y exige un umbral clínico estricto antes de prescribir.</w:t>
+        <w:t xml:space="preserve"> suspender el antibiótico, porque la bacteriuria asintomática no se trata en pacientes con lesión medular (Nicolle et al., 2019). Mantener vigilancia clínica estrecha ante la aparición de fiebre, inestabilidad hemodinámica, aumento de espasticidad o disreflexia autonómica. El antecedente de colonización multirresistente —declarado en la capa de hechos— eleva el daño ecológico e individual de un tratamiento innecesario, y exige un umbral clínico estricto antes de volver a prescribir.</w:t>
       </w:r>
     </w:p>
     <w:p>
@@ -8815,7 +8815,7 @@
         <w:pStyle w:val="BodyJ"/>
       </w:pPr>
       <w:r>
-        <w:t xml:space="preserve">En el caso anterior: «Bacteriuria y piuria tras recambio de sonda Foley en paciente con vejiga neurogénica y antecedente de colonización multirresistente, sin signos sistémicos ni autonómicos que configuren infección activa; se difiere antibioterapia bajo vigilancia dirigida para evitar selección de resistencia.»</w:t>
+        <w:t xml:space="preserve">En el caso anterior: «Bacteriuria y piuria tras recambio de sonda Foley en paciente con vejiga neurogénica y antecedente de colonización multirresistente, sin signos sistémicos ni autonómicos que configuren infección activa; se suspende la antibioterapia bajo vigilancia dirigida para evitar selección de resistencia.»</w:t>
       </w:r>
     </w:p>
     <w:p>
@@ -9309,7 +9309,7 @@
         <w:pStyle w:val="BodyJ"/>
       </w:pPr>
       <w:r>
-        <w:t xml:space="preserve">Ese lenguaje común necesita un sistema que lo sostenga. Un sistema seguro no depende de que cada individuo recuerde cuestionarlo todo. Diseña momentos y artefactos que facilitan detectar discordancias: tendencias visibles, alertas selectivas, listas de problemas actualizadas, criterios de reapertura, acceso a datos fuente y roles claros para escalar preocupación. La National Academies conceptualizó el diagnóstico como un proceso de equipo y aprendizaje continuo, no como un acto aislado (National Academies of Sciences, Engineering, and Medicine, 2015).</w:t>
+        <w:t xml:space="preserve">Ese lenguaje común necesita un sistema que lo sostenga. Un sistema seguro no depende de que cada individuo recuerde cuestionarlo todo. Diseña momentos y artefactos que facilitan detectar discordancias: tendencias visibles, alertas selectivas, listas de problemas actualizadas, criterios de reapertura, acceso a datos fuente y roles claros para escalar preocupación. Las National Academies conceptualizaron el diagnóstico como un proceso de equipo y aprendizaje continuo, no como un acto aislado (National Academies of Sciences, Engineering, and Medicine, 2015).</w:t>
       </w:r>
     </w:p>
     <w:p>
@@ -12075,7 +12075,7 @@
         <w:t xml:space="preserve">Hechos:</w:t>
       </w:r>
       <w:r>
-        <w:t xml:space="preserve"> recambio reciente de sonda; piuria y urocultivo positivo; afebril y estable; síntomas urinarios bajos no evaluables por el nivel lesional; reactantes elevados sin basal, con cáncer renal metastásico activo; colonización documentada por BLEE.</w:t>
+        <w:t xml:space="preserve"> recambio reciente de sonda; piuria y urocultivo positivo; tercer día de antibiótico indicado como pielonefritis; afebril y estable; síntomas urinarios bajos no evaluables por el nivel lesional; reactantes elevados sin basal, con cáncer renal metastásico activo; colonización documentada por BLEE.</w:t>
       </w:r>
     </w:p>
     <w:p>
@@ -12120,7 +12120,7 @@
         <w:t xml:space="preserve">Decisión:</w:t>
       </w:r>
       <w:r>
-        <w:t xml:space="preserve"> no iniciar tratamiento antibiótico empírico. Instaurar vigilancia clínica dirigida a signos equivalentes de respuesta sistémica o autonómica (fiebre nueva, inestabilidad hemodinámica, aumento súbito de espasticidad, sudoración o malestar general inexplicable). Aquí, el antecedente de germen BLEE no es un gatillo para prescribir antes, sino al revés. Como el tratamiento exigiría carbapenémicos, de alto impacto ecológico y toxicidad potencial, el umbral clínico para iniciar antibióticos debe ser más exigente.</w:t>
+        <w:t xml:space="preserve"> suspender el antibiótico empírico. Instaurar vigilancia clínica dirigida a signos equivalentes de respuesta sistémica o autonómica (fiebre nueva, inestabilidad hemodinámica, aumento súbito de espasticidad, sudoración o malestar general inexplicable). Aquí, el antecedente de germen BLEE no es un gatillo para prescribir antes, sino al revés. Como un tratamiento dirigido probablemente exigiría carbapenémicos, de alto impacto ecológico y toxicidad potencial, el umbral clínico para reiniciar antibióticos debe ser más exigente.</w:t>
       </w:r>
     </w:p>
     <w:p>
@@ -12135,7 +12135,7 @@
         <w:t xml:space="preserve">Frase medular:</w:t>
       </w:r>
       <w:r>
-        <w:t xml:space="preserve"> «Urocultivo positivo y piuria tras recambio de sonda Foley en paciente con lesión medular y antecedente de colonización por BLEE, sin respuesta sistémica ni signos autonómicos que configuren infección activa. Se interpreta como bacteriuria asociada a catéter; vigilancia clínica estricta con criterios explícitos de reapertura.»</w:t>
+        <w:t xml:space="preserve"> «Urocultivo positivo y piuria tras recambio de sonda Foley en paciente con lesión medular y antecedente de colonización por BLEE, sin respuesta sistémica ni signos autonómicos que configuren infección activa. Se interpreta como bacteriuria asociada a catéter; se suspende el antibiótico, con vigilancia clínica estricta y criterios explícitos de reapertura.»</w:t>
       </w:r>
     </w:p>
     <w:p>
@@ -12978,7 +12978,7 @@
         <w:pStyle w:val="BodyJ"/>
       </w:pPr>
       <w:r>
-        <w:t xml:space="preserve">La National Academies recomendó educación diagnóstica, trabajo en equipo, tecnologías que apoyen el proceso y mecanismos de feedback y aprendizaje (National Academies of Sciences, Engineering, and Medicine, 2015). Una institución metacognitiva no sólo registra errores; hace visible cómo se piensa y crea momentos para revisar.</w:t>
+        <w:t xml:space="preserve">Las National Academies recomendaron educación diagnóstica, trabajo en equipo, tecnologías que apoyen el proceso y mecanismos de feedback y aprendizaje (National Academies of Sciences, Engineering, and Medicine, 2015). Una institución metacognitiva no sólo registra errores; hace visible cómo se piensa y crea momentos para revisar.</w:t>
       </w:r>
     </w:p>
     <w:p>
@@ -13036,7 +13036,7 @@
         <w:pStyle w:val="BodyJ"/>
       </w:pPr>
       <w:r>
-        <w:t xml:space="preserve">Este libro toma posición en una controversia real de la educación médica, y la declara. De un lado, Croskerry y su tradición sostienen que conocer los sesgos y entrenar estrategias de debiasing mejora el diagnóstico (Croskerry, 2003; Croskerry et al., 2013a, 2013b). Del otro, Norman, Monteiro y colegas han acumulado evidencia incómoda. La mayoría de los errores diagnósticos se asocia a déficits de conocimiento más que a fallas puras de proceso; los cursos de «pensamiento crítico» generalizable transfieren poco; y obligar a reflexionar sistemáticamente sobre casos fáciles no mejora la precisión y consume tiempo (Norman et al., 2017; Monteiro &amp; Norman, 2013; Monteiro et al., 2020).</w:t>
+        <w:t xml:space="preserve">Este libro toma posición en una controversia real de la educación médica, y la declara. De un lado, Croskerry y su tradición sostienen que conocer los sesgos y entrenar estrategias de debiasing mejora el diagnóstico (Croskerry, 2003; Croskerry et al., 2013a, 2013b). Del otro, Norman, Monteiro y colegas han acumulado evidencia incómoda. Los errores nacen tanto del pensamiento rápido como del lento; el vínculo entre los sesgos que se inducen en experimentos y los errores reales no está establecido; enseñar a reconocer sesgos no ha reducido los errores, mientras que reorganizar el conocimiento da beneficios pequeños pero constantes; los cursos de «pensamiento crítico» generalizable transfieren poco; y obligar a reflexionar sistemáticamente sobre casos fáciles no mejora la precisión y consume tiempo (Norman et al., 2017; Monteiro &amp; Norman, 2013; Monteiro et al., 2020).</w:t>
       </w:r>
     </w:p>
     <w:p>
@@ -13373,7 +13373,7 @@
         <w:pStyle w:val="BodyJ"/>
       </w:pPr>
       <w:r>
-        <w:t xml:space="preserve">Pero el dato más instructivo sobre el rol diagnóstico real es otro: un ensayo aleatorizado entregó a internistas un modelo de lenguaje como apoyo para resolver casos clínicos. El grupo con el modelo no diagnosticó mejor que el grupo sin él — y el modelo solo, sin médico, superó a ambos (Goh et al., 2024). La lectura fácil («la máquina ya es mejor») pasa por alto la lección metacognitiva: el eslabón débil no fue el modelo ni el médico, sino la conversación entre ambos. Los clínicos usaron la herramienta como oráculo de confirmación — pegarle el caso y mirar si coincide con lo que ya pensaban — en vez de usarla para lo que mejor hace: ampliar el espacio de hipótesis, proponer el contraejemplo, señalar el dato que no encaja. La generación de alternativas es el momento creativo del diagnóstico; usada ahí, la IA es un multiplicador. Usada como confirmadora rápida, es un espejo del anclaje.</w:t>
+        <w:t xml:space="preserve">Pero el dato más instructivo sobre el rol diagnóstico real es otro: un ensayo aleatorizado entregó a médicos de medicina interna, familiar y de urgencias un modelo de lenguaje como apoyo para resolver casos clínicos. El grupo con el modelo no diagnosticó mejor que el grupo sin él — y el modelo solo, sin médico, superó a ambos (Goh et al., 2024). La lectura fácil («la máquina ya es mejor») pasa por alto la lección metacognitiva: el eslabón débil no fue el modelo ni el médico, sino la conversación entre ambos. El ensayo no midió cómo la usaron; la lectura más plausible, que es una inferencia, es que la usaron como oráculo de confirmación —pegarle el caso y mirar si coincide con lo que ya pensaban— en vez de usarla para lo que mejor hace: ampliar el espacio de hipótesis, proponer el contraejemplo, señalar el dato que no encaja. La generación de alternativas es el momento creativo del diagnóstico; usada ahí, la IA es un multiplicador. Usada como confirmadora rápida, es un espejo del anclaje.</w:t>
       </w:r>
     </w:p>
     <w:p>
@@ -13526,7 +13526,7 @@
         <w:t xml:space="preserve">Sobreconfianza no calibrada.</w:t>
       </w:r>
       <w:r>
-        <w:t xml:space="preserve"> La confianza verbalizada de los modelos tiende a la sobreconfianza sistemática (Kadavath et al., 2022; Xiong et al., 2024): el «estoy bastante seguro» del modelo es tono, no calibración — la sobreconfianza humana, sin siquiera un historial propio de errores que la eduque. Y cuando el modelo «critica» o «revisa» su propia respuesta, esa autocrítica puede ser otra generación entrenada para imitar la evaluación: la pregunta práctica no es si el sistema sabe que sabe, sino si sus señales de confianza están empíricamente calibradas.</w:t>
+        <w:t xml:space="preserve"> La confianza que los modelos expresan con palabras tiende a la sobreconfianza (Xiong et al., 2024), aunque las probabilidades que asignan a sus propias respuestas pueden estar bien calibradas cuando se les pregunta en el formato adecuado (Kadavath et al., 2022): el «estoy bastante seguro» del modelo es tono, no calibración — la sobreconfianza humana, sin siquiera un historial propio de errores que la eduque. Y cuando el modelo «critica» o «revisa» su propia respuesta, esa autocrítica puede ser otra generación entrenada para imitar la evaluación: la pregunta práctica no es si el sistema sabe que sabe, sino si sus señales de confianza están empíricamente calibradas.</w:t>
       </w:r>
     </w:p>
     <w:p>
@@ -14475,7 +14475,7 @@
         <w:t xml:space="preserve">Solución comentada.</w:t>
       </w:r>
       <w:r>
-        <w:t xml:space="preserve"> Ejemplo: «Shock séptico de foco urinario, descartándose foco abdominal». Prueba uno: «de foco urinario» hace florecer una causal (¿demostrada o presunta?), y «descartándose» es un gerundio que promete lo que todavía no ocurrió — dos rosas creadas en nueve palabras. Prueba dos, en lengua parriana: «Shock con urocultivo positivo; foco urinario probable; abdomen aún sin imagen». La segunda versión es menos imponente y más útil: sobrevive a la visita de la mañana. Si su frase pasa las dos pruebas, tiene lo que aquí se entiende por estilo: exactitud que se puede defender en voz alta.</w:t>
+        <w:t xml:space="preserve"> Ejemplo: «Shock séptico de foco urinario, descartándose foco abdominal». Prueba uno: «de foco urinario» hace florecer una causal (¿demostrada o presunta?), y «descartándose» es un gerundio que promete lo que todavía no ocurrió — dos rosas creadas en ocho palabras. Prueba dos, en lengua parriana: «Shock con urocultivo positivo; foco urinario probable; abdomen aún sin imagen». La segunda versión es menos imponente y más útil: sobrevive a la visita de la mañana. Si su frase pasa las dos pruebas, tiene lo que aquí se entiende por estilo: exactitud que se puede defender en voz alta.</w:t>
       </w:r>
     </w:p>
     <w:p>
@@ -16912,7 +16912,7 @@
         <w:pStyle w:val="BodyJ"/>
       </w:pPr>
       <w:r>
-        <w:t xml:space="preserve">Qué talleres usar con quién, en el orden en que rinden más. Cada uno cabe en una reunión de treinta minutos.</w:t>
+        <w:t xml:space="preserve">Qué talleres usar con quién, en el orden en que rinden más. Salvo los que se sostienen en el tiempo (Talleres 5, 15 y 16), cada uno cabe en una reunión de treinta minutos.</w:t>
       </w:r>
     </w:p>
     <w:p>
@@ -16996,7 +16996,7 @@
         <w:pStyle w:val="BodyJ"/>
       </w:pPr>
       <w:r>
-        <w:t xml:space="preserve">Secuencia mínima para un servicio que empieza, alineada con las fases de esta guía: Taller 4 en la semana 1, Taller 11 en la semana 3, Taller 8 en la visita de sala del mes 2 y Taller 12 en el mes 3; el resto, a demanda. Los «errores típicos» anotados en los Talleres 7, 8, 10 y 12B son lo que los grupos suelen responder primero; mostrarlos antes de la solución enseña por contraste.</w:t>
+        <w:t xml:space="preserve">Secuencia mínima para un servicio que empieza, alineada con las fases de esta guía: Taller 4 en las semanas 1–2 (el lenguaje), Talleres 8 y 11 en las semanas 3–4 (la pausa en la visita de sala), Talleres 12 y 12B en el mes 2 (la ficha) y Taller 7 desde el mes 3, junto a la reunión de morbimortalidad; el resto, a demanda. Los «errores típicos» anotados en los Talleres 7, 8, 10 y 12B son lo que los grupos suelen responder primero; mostrarlos antes de la solución enseña por contraste.</w:t>
       </w:r>
     </w:p>
     <w:p>
@@ -18077,6 +18077,21 @@
           <w:b/>
           <w:bCs/>
         </w:rPr>
+        <w:t xml:space="preserve">Contrafactual (counterfactual).</w:t>
+      </w:r>
+      <w:r>
+        <w:t xml:space="preserve"> Escenario comparativo implícito en toda afirmación causal: qué habría ocurrido sin la exposición o la intervención.</w:t>
+      </w:r>
+    </w:p>
+    <w:p>
+      <w:pPr>
+        <w:pStyle w:val="BodyJ"/>
+      </w:pPr>
+      <w:r>
+        <w:rPr>
+          <w:b/>
+          <w:bCs/>
+        </w:rPr>
         <w:t xml:space="preserve">Conversaciones para la acción (conversation for action).</w:t>
       </w:r>
       <w:r>
@@ -18092,21 +18107,6 @@
           <w:b/>
           <w:bCs/>
         </w:rPr>
-        <w:t xml:space="preserve">Contrafactual (counterfactual).</w:t>
-      </w:r>
-      <w:r>
-        <w:t xml:space="preserve"> Escenario comparativo implícito en toda afirmación causal: qué habría ocurrido sin la exposición o la intervención.</w:t>
-      </w:r>
-    </w:p>
-    <w:p>
-      <w:pPr>
-        <w:pStyle w:val="BodyJ"/>
-      </w:pPr>
-      <w:r>
-        <w:rPr>
-          <w:b/>
-          <w:bCs/>
-        </w:rPr>
         <w:t xml:space="preserve">Creatividad clínica∗.</w:t>
       </w:r>
       <w:r>
@@ -18287,6 +18287,21 @@
           <w:b/>
           <w:bCs/>
         </w:rPr>
+        <w:t xml:space="preserve">Estado del razonador∗.</w:t>
+      </w:r>
+      <w:r>
+        <w:t xml:space="preserve"> Condiciones en que se produce un juicio clínico —hora del día, horas de turno, sueño, ánimo, preocupación ajena al caso—, tratadas como un hecho de la capa H sobre la confiabilidad del instrumento que infiere y como disparador de pausa o de segundo lector. Pensar cuesta, y el costo no es constante.</w:t>
+      </w:r>
+    </w:p>
+    <w:p>
+      <w:pPr>
+        <w:pStyle w:val="BodyJ"/>
+      </w:pPr>
+      <w:r>
+        <w:rPr>
+          <w:b/>
+          <w:bCs/>
+        </w:rPr>
         <w:t xml:space="preserve">Ética de la creencia (ethics of belief).</w:t>
       </w:r>
       <w:r>
@@ -18302,21 +18317,6 @@
           <w:b/>
           <w:bCs/>
         </w:rPr>
-        <w:t xml:space="preserve">Estado del razonador∗.</w:t>
-      </w:r>
-      <w:r>
-        <w:t xml:space="preserve"> Condiciones en que se produce un juicio clínico —hora del día, horas de turno, sueño, ánimo, preocupación ajena al caso—, tratadas como un hecho de la capa H sobre la confiabilidad del instrumento que infiere y como disparador de pausa o de segundo lector. Pensar cuesta, y el costo no es constante.</w:t>
-      </w:r>
-    </w:p>
-    <w:p>
-      <w:pPr>
-        <w:pStyle w:val="BodyJ"/>
-      </w:pPr>
-      <w:r>
-        <w:rPr>
-          <w:b/>
-          <w:bCs/>
-        </w:rPr>
         <w:t xml:space="preserve">Ficha de proceso∗.</w:t>
       </w:r>
       <w:r>
@@ -18377,25 +18377,25 @@
           <w:b/>
           <w:bCs/>
         </w:rPr>
+        <w:t xml:space="preserve">HII-D∗.</w:t>
+      </w:r>
+      <w:r>
+        <w:t xml:space="preserve"> Heurística de escritura y deliberación que, a partir de una pregunta operativa, ordena el razonamiento en Hechos, Inferencias, Incertidumbre y Decisión, más un movimiento transversal de reevaluación. No validada como instrumento.</w:t>
+      </w:r>
+    </w:p>
+    <w:p>
+      <w:pPr>
+        <w:pStyle w:val="BodyJ"/>
+      </w:pPr>
+      <w:r>
+        <w:rPr>
+          <w:b/>
+          <w:bCs/>
+        </w:rPr>
         <w:t xml:space="preserve">Hindsight bias (sesgo retrospectivo).</w:t>
       </w:r>
       <w:r>
         <w:t xml:space="preserve"> Tendencia a percibir un desenlace conocido como si hubiera sido predecible, contaminando la evaluación de decisiones pasadas.</w:t>
-      </w:r>
-    </w:p>
-    <w:p>
-      <w:pPr>
-        <w:pStyle w:val="BodyJ"/>
-      </w:pPr>
-      <w:r>
-        <w:rPr>
-          <w:b/>
-          <w:bCs/>
-        </w:rPr>
-        <w:t xml:space="preserve">HII-D∗.</w:t>
-      </w:r>
-      <w:r>
-        <w:t xml:space="preserve"> Heurística de escritura y deliberación que, a partir de una pregunta operativa, ordena el razonamiento en Hechos, Inferencias, Incertidumbre y Decisión, más un movimiento transversal de reevaluación. No validada como instrumento.</w:t>
       </w:r>
     </w:p>
     <w:p>
@@ -20520,6 +20520,24 @@
         <w:pStyle w:val="BodyJ"/>
       </w:pPr>
       <w:r>
+        <w:t xml:space="preserve">Abdulnour, R.-E. E., Akbarialiabad, H., Haghighi, A., &amp; Leachman, S. A. (2026). Crew resource management — Navigating AI's automation paradox. </w:t>
+      </w:r>
+      <w:r>
+        <w:rPr>
+          <w:i/>
+          <w:iCs/>
+        </w:rPr>
+        <w:t xml:space="preserve">New England Journal of Medicine, 395</w:t>
+      </w:r>
+      <w:r>
+        <w:t xml:space="preserve">(8), 731–734.</w:t>
+      </w:r>
+    </w:p>
+    <w:p>
+      <w:pPr>
+        <w:pStyle w:val="BodyJ"/>
+      </w:pPr>
+      <w:r>
         <w:t xml:space="preserve">Abdulnour, R.-E. E., Gin, B., &amp; Boscardin, C. K. (2025). Educational strategies for clinical supervision of artificial intelligence use. </w:t>
       </w:r>
       <w:r>
@@ -20538,24 +20556,6 @@
         <w:pStyle w:val="BodyJ"/>
       </w:pPr>
       <w:r>
-        <w:t xml:space="preserve">Abdulnour, R.-E. E., Akbarialiabad, H., Haghighi, A., &amp; Leachman, S. A. (2026). Crew resource management — Navigating AI's automation paradox. </w:t>
-      </w:r>
-      <w:r>
-        <w:rPr>
-          <w:i/>
-          <w:iCs/>
-        </w:rPr>
-        <w:t xml:space="preserve">New England Journal of Medicine, 395</w:t>
-      </w:r>
-      <w:r>
-        <w:t xml:space="preserve">(8), 731–734.</w:t>
-      </w:r>
-    </w:p>
-    <w:p>
-      <w:pPr>
-        <w:pStyle w:val="BodyJ"/>
-      </w:pPr>
-      <w:r>
         <w:t xml:space="preserve">Akram, A. R., Chalmers, J. D., Taylor, J. K., Rutherford, J., Singanayagam, A., &amp; Hill, A. T. (2013). An evaluation of clinical stability criteria to predict hospital course in community-acquired pneumonia. </w:t>
       </w:r>
       <w:r>
@@ -21600,6 +21600,24 @@
         <w:pStyle w:val="BodyJ"/>
       </w:pPr>
       <w:r>
+        <w:t xml:space="preserve">Greenhalgh, T., Howick, J., &amp; Maskrey, N. (2014). Evidence based medicine: A movement in crisis? </w:t>
+      </w:r>
+      <w:r>
+        <w:rPr>
+          <w:i/>
+          <w:iCs/>
+        </w:rPr>
+        <w:t xml:space="preserve">BMJ, 348</w:t>
+      </w:r>
+      <w:r>
+        <w:t xml:space="preserve">, g3725.</w:t>
+      </w:r>
+    </w:p>
+    <w:p>
+      <w:pPr>
+        <w:pStyle w:val="BodyJ"/>
+      </w:pPr>
+      <w:r>
         <w:t xml:space="preserve">Greenhalgh, T., &amp; Hurwitz, B. (Eds.). (1998). </w:t>
       </w:r>
       <w:r>
@@ -21618,24 +21636,6 @@
         <w:pStyle w:val="BodyJ"/>
       </w:pPr>
       <w:r>
-        <w:t xml:space="preserve">Greenhalgh, T., Howick, J., &amp; Maskrey, N. (2014). Evidence based medicine: A movement in crisis? </w:t>
-      </w:r>
-      <w:r>
-        <w:rPr>
-          <w:i/>
-          <w:iCs/>
-        </w:rPr>
-        <w:t xml:space="preserve">BMJ, 348</w:t>
-      </w:r>
-      <w:r>
-        <w:t xml:space="preserve">, g3725.</w:t>
-      </w:r>
-    </w:p>
-    <w:p>
-      <w:pPr>
-        <w:pStyle w:val="BodyJ"/>
-      </w:pPr>
-      <w:r>
         <w:t xml:space="preserve">Groopman, J. (2007). </w:t>
       </w:r>
       <w:r>
@@ -21672,6 +21672,24 @@
         <w:pStyle w:val="BodyJ"/>
       </w:pPr>
       <w:r>
+        <w:t xml:space="preserve">Hempel, C. G. (1965). Science and human values. In </w:t>
+      </w:r>
+      <w:r>
+        <w:rPr>
+          <w:i/>
+          <w:iCs/>
+        </w:rPr>
+        <w:t xml:space="preserve">Aspects of Scientific Explanation and Other Essays in the Philosophy of Science</w:t>
+      </w:r>
+      <w:r>
+        <w:t xml:space="preserve"> (pp. 81–96). Free Press.</w:t>
+      </w:r>
+    </w:p>
+    <w:p>
+      <w:pPr>
+        <w:pStyle w:val="BodyJ"/>
+      </w:pPr>
+      <w:r>
         <w:t xml:space="preserve">Hernán, M. A., &amp; Robins, J. M. (2020). </w:t>
       </w:r>
       <w:r>
@@ -21726,7 +21744,7 @@
         <w:pStyle w:val="BodyJ"/>
       </w:pPr>
       <w:r>
-        <w:t xml:space="preserve">Hernández, G., Ospina-Tascón, G. A., Kattan, E., et al., por los investigadores de ANDROMEDA-SHOCK-2. (2025). Personalized hemodynamic resuscitation targeting capillary refill time in early septic shock: The ANDROMEDA-SHOCK-2 randomized clinical trial. </w:t>
+        <w:t xml:space="preserve">Hernández, G., Ospina-Tascón, G. A., Kattan, E., Ibarra-Estrada, M., Ramasco, F., Orozco, N., et al., por los investigadores de ANDROMEDA-SHOCK-2. (2025). Personalized hemodynamic resuscitation targeting capillary refill time in early septic shock: The ANDROMEDA-SHOCK-2 randomized clinical trial. </w:t>
       </w:r>
       <w:r>
         <w:rPr>
@@ -22248,6 +22266,34 @@
         <w:pStyle w:val="BodyJ"/>
       </w:pPr>
       <w:r>
+        <w:t xml:space="preserve">Maturana, H. R. (1970). </w:t>
+      </w:r>
+      <w:r>
+        <w:rPr>
+          <w:i/>
+          <w:iCs/>
+        </w:rPr>
+        <w:t xml:space="preserve">Biology of cognition</w:t>
+      </w:r>
+      <w:r>
+        <w:t xml:space="preserve"> (BCL Report 9.0). Biological Computer Laboratory, University of Illinois. Reimpreso en H. R. Maturana &amp; F. J. Varela (1980), </w:t>
+      </w:r>
+      <w:r>
+        <w:rPr>
+          <w:i/>
+          <w:iCs/>
+        </w:rPr>
+        <w:t xml:space="preserve">Autopoiesis and Cognition: The Realization of the Living</w:t>
+      </w:r>
+      <w:r>
+        <w:t xml:space="preserve"> (pp. 5–58). Reidel.</w:t>
+      </w:r>
+    </w:p>
+    <w:p>
+      <w:pPr>
+        <w:pStyle w:val="BodyJ"/>
+      </w:pPr>
+      <w:r>
         <w:t xml:space="preserve">Maturana, H. (1990). </w:t>
       </w:r>
       <w:r>
@@ -22266,34 +22312,6 @@
         <w:pStyle w:val="BodyJ"/>
       </w:pPr>
       <w:r>
-        <w:t xml:space="preserve">Maturana, H. R. (1970). </w:t>
-      </w:r>
-      <w:r>
-        <w:rPr>
-          <w:i/>
-          <w:iCs/>
-        </w:rPr>
-        <w:t xml:space="preserve">Biology of cognition</w:t>
-      </w:r>
-      <w:r>
-        <w:t xml:space="preserve"> (BCL Report 9.0). Biological Computer Laboratory, University of Illinois. Reimpreso en H. R. Maturana &amp; F. J. Varela (1980), </w:t>
-      </w:r>
-      <w:r>
-        <w:rPr>
-          <w:i/>
-          <w:iCs/>
-        </w:rPr>
-        <w:t xml:space="preserve">Autopoiesis and Cognition: The Realization of the Living</w:t>
-      </w:r>
-      <w:r>
-        <w:t xml:space="preserve"> (pp. 5–58). Reidel.</w:t>
-      </w:r>
-    </w:p>
-    <w:p>
-      <w:pPr>
-        <w:pStyle w:val="BodyJ"/>
-      </w:pPr>
-      <w:r>
         <w:t xml:space="preserve">Maturana, H., &amp; Varela, F. (1984). </w:t>
       </w:r>
       <w:r>
@@ -22665,6 +22683,24 @@
       </w:r>
       <w:r>
         <w:t xml:space="preserve">, 470–482.</w:t>
+      </w:r>
+    </w:p>
+    <w:p>
+      <w:pPr>
+        <w:pStyle w:val="BodyJ"/>
+      </w:pPr>
+      <w:r>
+        <w:t xml:space="preserve">Peirce, C. S. (1934). </w:t>
+      </w:r>
+      <w:r>
+        <w:rPr>
+          <w:i/>
+          <w:iCs/>
+        </w:rPr>
+        <w:t xml:space="preserve">Collected Papers of Charles Sanders Peirce: Vol. 5. Pragmatism and Pragmaticism</w:t>
+      </w:r>
+      <w:r>
+        <w:t xml:space="preserve"> (C. Hartshorne &amp; P. Weiss, Eds.). Harvard University Press.</w:t>
       </w:r>
     </w:p>
     <w:p>

--- a/Hechos_inferencias_incertidumbre_edicion_revisada.docx
+++ b/Hechos_inferencias_incertidumbre_edicion_revisada.docx
@@ -146,7 +146,7 @@
           <w:sz w:val="18"/>
           <w:szCs w:val="18"/>
         </w:rPr>
-        <w:t xml:space="preserve">Edición de trabajo, 2026. Ensayo académico dirigido a profesionales de la salud. Las escenas narradas en primera persona condensan experiencias reales del autor y situaciones clínicas compuestas: conservan el conflicto cognitivo y moral que las originó, pero no reproducen literalmente un único episodio ni permiten identificar pacientes, familiares, profesionales o instituciones. Los datos, circunstancias y trayectorias fueron modificados y combinados con fines docentes. Lo mismo vale para todas las viñetas clínicas del libro. Carmen es un personaje clínico compuesto, construido para acompañar el argumento; no corresponde a una paciente identificable. Este manuscrito fue desarrollado a partir de ideas y formulaciones del autor, con asistencia de inteligencia artificial en investigación, redacción y edición; la responsabilidad por el contenido, las tesis y los errores es del autor. No sustituye guías clínicas, evaluación especializada ni juicio profesional en casos individuales.</w:t>
+        <w:t xml:space="preserve">Edición de trabajo, 2026. Ensayo académico dirigido a profesionales de la salud. Las escenas narradas en primera persona son composiciones docentes: recrean conflictos cognitivos y morales frecuentes en la clínica, pero no reproducen episodios reales ni permiten identificar pacientes, familiares, profesionales o instituciones. Lo mismo vale para todas las viñetas clínicas del libro. Carmen es un personaje clínico compuesto, construido para acompañar el argumento; no corresponde a una paciente identificable. Este manuscrito fue desarrollado a partir de ideas y formulaciones del autor, con asistencia de inteligencia artificial en investigación, redacción y edición; la responsabilidad por el contenido, las tesis y los errores es del autor. No sustituye guías clínicas, evaluación especializada ni juicio profesional en casos individuales.</w:t>
       </w:r>
     </w:p>
     <w:p>
@@ -1067,7 +1067,7 @@
         <w:pStyle w:val="BodyJ"/>
       </w:pPr>
       <w:r>
-        <w:t xml:space="preserve">Escribo desde la práctica y no desde la tribuna. Los errores que analizo en estas páginas incluyen los míos; los he reconstruido como composiciones docentes —igual que todas las viñetas del libro— para proteger a los pacientes y a los equipos, pero no para protegerme a mí. Un libro sobre la lucidez clínica que ocultara la falibilidad de quien lo escribe se refutaría solo.</w:t>
+        <w:t xml:space="preserve">Escribo desde la práctica y no desde la tribuna. Los errores que analizo en estas páginas son de los que yo también he cometido; los he escrito como composiciones docentes —igual que todas las viñetas del libro— para proteger a los pacientes y a los equipos, pero no para protegerme a mí. Un libro sobre la lucidez clínica que ocultara la falibilidad de quien lo escribe se refutaría solo.</w:t>
       </w:r>
     </w:p>
     <w:p>
@@ -1336,7 +1336,7 @@
         <w:pStyle w:val="BodyJ"/>
       </w:pPr>
       <w:r>
-        <w:t xml:space="preserve">Carmen tiene sesenta y un años, treinta de cigarrillo y una cicatriz en la línea media que le cruza el abdomen desde una cirugía de hace una década. Sobre la cicatriz, una hernia incisional que ella conoce mejor que nadie: sabe qué comidas la distienden, sabe dormir de lado cuando «se le aprieta», sabe distinguir la molestia habitual del dolor que la obliga a ir a urgencias. Ha ingresado tres veces en el último año por episodios de suboclusión intestinal que cedieron con reposo digestivo y sonda nasogástrica. Esta madrugada llegó por cuarta vez, y algo es radicalmente distinto: está hipotensa, taquicárdica, con las rodillas moteadas y un lactato de 6 mmol/L. En la nota de ingreso, alguien escribió: «Paciente con hernia complicada conocida, cuadro habitual, se maneja de forma habitual».</w:t>
+        <w:t xml:space="preserve">Carmen tiene sesenta y un años, treinta de cigarrillo y una cicatriz en la línea media que le cruza el abdomen desde una cirugía de hace una década. Sobre la cicatriz, una hernia incisional que ella conoce mejor que nadie: sabe qué comidas la distienden, sabe dormir de lado cuando «se le aprieta», sabe distinguir la molestia habitual del dolor que la obliga a ir a urgencias. Ha ingresado tres veces en el último año por episodios de suboclusión intestinal que cedieron con reposo digestivo y sonda nasogástrica. Esta madrugada llegó por cuarta vez, y algo es radicalmente distinto: está hipotensa (presión arterial media de 55 mmHg) y taquicárdica (112 por minuto), con las rodillas moteadas y un lactato de 3,9 mmol/L. En la nota de ingreso, alguien escribió: «Paciente con hernia complicada conocida, cuadro habitual, se maneja de forma habitual».</w:t>
       </w:r>
     </w:p>
     <w:p>
@@ -1699,7 +1699,7 @@
         <w:pStyle w:val="BodyJ"/>
       </w:pPr>
       <w:r>
-        <w:t xml:space="preserve">Antes de seguir, hay que precisar qué estatuto tiene entonces aquí la palabra «hecho», porque la carga teórica de la observación parece amenazar la distinción que organiza todo lo demás: si toda observación ya contiene conceptos, ¿dónde termina el hecho y empieza la inferencia? La respuesta es pragmática, no ontológica. «Hecho» es el estatus provisional que un equipo concede a una afirmación cuando acuerda no cuestionarla para la decisión en curso. «Lactato 6,0» es un hecho mientras nadie discuta el método ni la hora; deja de serlo en el instante en que la decisión dependa de si la muestra era venosa o estaba hemolizada, y entonces hay que bajar un nivel y volver a mirar. La frontera entre capas no es una línea en la naturaleza, sino una línea que el equipo traza, puede volver a trazar y debe poder mostrar dónde la trazó. Eso —y no compartimentos puros— es lo que la Figura 2 llama separación funcional y gradual.</w:t>
+        <w:t xml:space="preserve">Antes de seguir, hay que precisar qué estatuto tiene entonces aquí la palabra «hecho», porque la carga teórica de la observación parece amenazar la distinción que organiza todo lo demás: si toda observación ya contiene conceptos, ¿dónde termina el hecho y empieza la inferencia? La respuesta es pragmática, no ontológica. «Hecho» es el estatus provisional que un equipo concede a una afirmación cuando acuerda no cuestionarla para la decisión en curso. «Lactato 3,9» es un hecho mientras nadie discuta el método ni la hora; deja de serlo en el instante en que la decisión dependa de si la muestra era venosa o estaba hemolizada, y entonces hay que bajar un nivel y volver a mirar. La frontera entre capas no es una línea en la naturaleza, sino una línea que el equipo traza, puede volver a trazar y debe poder mostrar dónde la trazó. Eso —y no compartimentos puros— es lo que la Figura 2 llama separación funcional y gradual.</w:t>
       </w:r>
     </w:p>
     <w:p>
@@ -1838,7 +1838,7 @@
         <w:pStyle w:val="BodyJ"/>
       </w:pPr>
       <w:r>
-        <w:t xml:space="preserve">Por ello, los hechos se registran de modo trazable en el tiempo. Una etiqueta como «shock séptico abdominal» fusiona estado fisiológico, etiología microbiológica y foco anatómico en un solo bloque. Una formulación limpia separa las capas y sus momentos: al ingreso, hipotensión con requerimiento de noradrenalina, lactato de 6,0 mmol/L y llene capilar de 5 segundos; episodio obstructivo clínico sobre hernia incisional, sin signos tomográficos de perforación ni isquemia; y, a las 14 horas de incubación, hemocultivos periféricos positivos para bacilos gramnegativos. Recién sobre esa arquitectura de datos puede sostenerse el foco abdominal por translocación como hipótesis probable.</w:t>
+        <w:t xml:space="preserve">Por ello, los hechos se registran de modo trazable en el tiempo. Una etiqueta como «shock séptico abdominal» fusiona estado fisiológico, etiología microbiológica y foco anatómico en un solo bloque. Una formulación limpia separa las capas y sus momentos: al ingreso, presión arterial media de 55 mmHg y frecuencia cardiaca de 112 lpm, con requerimiento de noradrenalina pese a 2.000 ml de Ringer lactato en tres horas, lactato de 3,9 mmol/L y llene capilar de 3 a 4 segundos; episodio obstructivo clínico sobre hernia incisional, sin signos tomográficos de perforación ni isquemia; y, a las 12 horas de incubación, hemocultivos periféricos positivos para bacilos gramnegativos. Recién sobre esa arquitectura de datos puede sostenerse el foco abdominal por translocación como hipótesis probable.</w:t>
       </w:r>
     </w:p>
     <w:p>
@@ -1919,7 +1919,7 @@
             <w:r>
               <w:drawing>
                 <wp:inline distT="0" distB="0" distL="0" distR="0">
-                  <wp:extent cx="5619750" cy="2647950"/>
+                  <wp:extent cx="5619750" cy="2600325"/>
                   <wp:effectExtent t="0" r="0" b="0" l="0"/>
                   <wp:docPr id="1" name="" descr="" title=""/>
                   <wp:cNvGraphicFramePr>
@@ -1944,7 +1944,7 @@
                         <pic:spPr bwMode="auto">
                           <a:xfrm>
                             <a:off x="0" y="0"/>
-                            <a:ext cx="5619750" cy="2647950"/>
+                            <a:ext cx="5619750" cy="2600325"/>
                           </a:xfrm>
                           <a:prstGeom prst="rect">
                             <a:avLst/>
@@ -2687,7 +2687,7 @@
         </w:numPr>
       </w:pPr>
       <w:r>
-        <w:t xml:space="preserve">«Lactato 6,0 mmol/L (04:15, arterial).»</w:t>
+        <w:t xml:space="preserve">«Lactato 3,9 mmol/L (04:15, arterial).»</w:t>
       </w:r>
     </w:p>
     <w:p>
@@ -2918,7 +2918,7 @@
         <w:pStyle w:val="BodyJ"/>
       </w:pPr>
       <w:r>
-        <w:t xml:space="preserve">La compresión semántica no debe confundirse con la amputación de datos críticos. «Mujer de 61 años con dolor abdominal» carece de poder discriminativo para activar un illness script específico. En cambio, «mujer de 61 años con hernia incisional y suboclusiones recurrentes autolimitadas, que cursa con un cuarto episodio obstructivo agudo, esta vez complicado con shock séptico por bacilos gramnegativos rápidamente reversible con soporte vasoactivo y antibióticos, sin signos tomográficos actuales de estrangulación ni perforación» conserva los calificadores que guían el razonamiento: temporalidad, cambio de patrón, gravedad fisiológica, microbiología y límites anatómicos.</w:t>
+        <w:t xml:space="preserve">La compresión semántica no debe confundirse con la amputación de datos críticos. «Mujer de 61 años con dolor abdominal» carece de poder discriminativo para activar un illness script específico. En cambio, «mujer de 61 años con hernia incisional y suboclusiones recurrentes autolimitadas, que cursa con un cuarto episodio obstructivo agudo, esta vez complicado con shock séptico por bacilos gramnegativos que respondió a la reanimación con volumen, noradrenalina y antibióticos, sin signos tomográficos actuales de estrangulación ni perforación» conserva los calificadores que guían el razonamiento: temporalidad, cambio de patrón, gravedad fisiológica, microbiología y límites anatómicos.</w:t>
       </w:r>
     </w:p>
     <w:p>
@@ -3784,7 +3784,7 @@
         <w:pStyle w:val="BodyJ"/>
       </w:pPr>
       <w:r>
-        <w:t xml:space="preserve">En la visita médica de la mañana, dos residentes resumen el caso de Carmen con los mismos datos sobre la mesa. El primero dice: «Paciente con hernia complicada y sepsis, actualmente mejor». La segunda presenta: «Cuarto episodio obstructivo en el año por hernia incisional, esta vez debutando con shock séptico y bacteriemia por bacilos gramnegativos, revertido con vasopresores y antibióticos, sin signos tomográficos de isquemia aguda; el salto cualitativo de gravedad modifica el riesgo de mantener una conducta expectante». Ambos dicen la verdad. Sólo una de las dos frases piensa.</w:t>
+        <w:t xml:space="preserve">En la visita médica de la mañana, dos residentes resumen el caso de Carmen con los mismos datos sobre la mesa. El primero dice: «Paciente con hernia complicada y sepsis, actualmente mejor». La segunda presenta: «Cuarto episodio obstructivo en el año por hernia incisional, esta vez debutando con shock séptico y bacteriemia por bacilos gramnegativos, revertido con volumen, vasopresores y antibióticos, sin signos tomográficos de isquemia aguda; el salto cualitativo de gravedad modifica el riesgo de mantener una conducta expectante». Ambos dicen la verdad. Sólo una de las dos frases piensa.</w:t>
       </w:r>
     </w:p>
     <w:p>
@@ -4996,7 +4996,7 @@
         <w:t xml:space="preserve">Hechos.</w:t>
       </w:r>
       <w:r>
-        <w:t xml:space="preserve"> Cuarto episodio obstructivo en doce meses sobre hernia incisional conocida (tres ingresos previos resueltos con manejo conservador según registro clínico). Episodio actual: ingresó de madrugada en shock con requerimiento de noradrenalina por 36 horas, lactato arterial máximo de 6,0 mmol/L (04:15 h del ingreso) y llene capilar de 5 segundos documentado por enfermería en urgencias. Hemocultivos periféricos 2/2 positivos a las 14 h para Escherichia coli multisensible. TAC de abdomen de ingreso con asas dilatadas en saco herniario, sin signos de isquemia, neumatosis ni perforación. Actualmente en su tercer día: afebril, sin vasoactivos desde la tarde de ayer y con débito por sonda en descenso. Relato de ingreso textual: «esta vez la hernia no se dejó acomodar, el dolor era otro». Su hija, que la trajo, agrega lo que ninguna nota recogió: «las otras veces se le pasaba en el día; esta vez aguantó dos días en la casa y no quería venir».</w:t>
+        <w:t xml:space="preserve"> Cuarto episodio obstructivo en doce meses sobre hernia incisional conocida (tres ingresos previos resueltos con manejo conservador según registro clínico). Episodio actual: ingresó de madrugada en shock (presión arterial media 55 mmHg, frecuencia cardiaca 112 lpm, llene capilar de 3 a 4 segundos documentado por enfermería en urgencias, lactato arterial de 3,9 mmol/L a las 04:15 h); recibió 2.000 ml de Ringer lactato en tres horas y, en paralelo, noradrenalina iniciada por vía periférica hasta 0,2 mcg/kg/min, que se mantuvo 36 horas, además de ceftriaxona y metronidazol desde el ingreso. Lactato de control, 2,3 mmol/L. Hemocultivos periféricos 2/2 positivos a las 12 h; luego, Escherichia coli multisensible. TAC de abdomen de ingreso con asas dilatadas en saco herniario, sin signos de isquemia, neumatosis ni perforación. Actualmente en su tercer día: afebril, sin vasoactivos desde la tarde de ayer y con débito por sonda en descenso. Relato de ingreso textual: «esta vez la hernia no se dejó acomodar, el dolor era otro». Su hija, que la trajo, agrega lo que ninguna nota recogió: «las otras veces se le pasaba en el día; esta vez aguantó dos días en la casa y no quería venir».</w:t>
       </w:r>
     </w:p>
     <w:p>
@@ -6976,7 +6976,7 @@
         <w:pStyle w:val="BodyJ"/>
       </w:pPr>
       <w:r>
-        <w:t xml:space="preserve">La internista de la mañana desaceleró, y vale la pena notar por qué. No porque «pensara despacio» en general, sino porque se activaron dos disparadores concretos: la discordancia entre la gravedad fisiológica (shock, lactato 6) y la etiqueta («suboclusión habitual»), y un dato incompatible con la serie previa (nunca había requerido vasoactivos). Su primera acción no fue pedir más exámenes: fue reformular el caso sin la etiqueta. «Mujer con obstrucción mecánica recurrente que hoy está en shock» abre un espacio de hipótesis que «cuadro habitual» cerraba.</w:t>
+        <w:t xml:space="preserve">La internista de la mañana desaceleró, y vale la pena notar por qué. No porque «pensara despacio» en general, sino porque se activaron dos disparadores concretos: la discordancia entre la gravedad fisiológica (shock, lactato 3,9) y la etiqueta («suboclusión habitual»), y un dato incompatible con la serie previa (nunca había requerido vasoactivos). Su primera acción no fue pedir más exámenes: fue reformular el caso sin la etiqueta. «Mujer con obstrucción mecánica recurrente que hoy está en shock» abre un espacio de hipótesis que «cuadro habitual» cerraba.</w:t>
       </w:r>
     </w:p>
     <w:p>
@@ -6992,7 +6992,7 @@
         <w:pStyle w:val="BodyJ"/>
       </w:pPr>
       <w:r>
-        <w:t xml:space="preserve">Y está Marcela, la enfermera de urgencias, que midió el llene capilar de cinco segundos y anotó las rodillas moteadas en su hoja. Durante las primeras horas, esa hoja fue el único lugar de la ficha donde la gravedad existía. Nadie le preguntó qué pensaba hasta que la internista lo hizo en la mañana, y la respuesta no cabía en ninguna casilla: «A mí no me pareció la de siempre; no quiso ni el agua». Fue la primera versión de «esta vez es distinto» que el equipo escuchó, y venía de quien había mirado a Carmen más tiempo que nadie.</w:t>
+        <w:t xml:space="preserve">Y está Marcela, la enfermera de urgencias, que midió el llene capilar de tres a cuatro segundos y anotó las rodillas moteadas en su hoja. Durante las primeras horas, esa hoja fue el único lugar de la ficha donde la gravedad existía. Nadie le preguntó qué pensaba hasta que la internista lo hizo en la mañana, y la respuesta no cabía en ninguna casilla: «A mí no me pareció la de siempre; no quiso ni el agua». Fue la primera versión de «esta vez es distinto» que el equipo escuchó, y venía de quien había mirado a Carmen más tiempo que nadie.</w:t>
       </w:r>
     </w:p>
     <w:p>
@@ -7585,7 +7585,7 @@
         <w:pStyle w:val="BodyJ"/>
       </w:pPr>
       <w:r>
-        <w:t xml:space="preserve">Los dos momentos de Carmen ilustran esta asimetría de costos. En la madrugada del ingreso, con la paciente en shock pero con una tomografía sin necrosis ni perforación libre, entrar a pabellón en plena inestabilidad hemodinámica conllevaba una mortalidad perioperatoria altísima. Como el cuadro cedió rápido con descompresión nasogástrica y antibióticos, el umbral para una cirugía de rescate inmediato era muy alto, y fue prudente no cruzarlo. Días después, con Carmen recuperada en sala, la matriz de consecuencias se invierte. El error más costoso ya no es operar a una paciente inestable, sino enviarla de alta con el anillo herniario intacto. Un quinto atascamiento reproduciría entonces el shock séptico en su casa, lejos de una cama crítica. La anatomía radiológica es la misma; lo que desplazó el umbral terapéutico hacia la reparación electiva fue el nuevo peso pronóstico del error de omisión. La Figura 11 pone los dos momentos uno junto al otro.</w:t>
+        <w:t xml:space="preserve">Los dos momentos de Carmen ilustran esta asimetría de costos. En la madrugada del ingreso, la pregunta era si había indicación de cirugía de urgencia: isquemia, perforación o un abdomen que no respondiera. La reanimación respondió en pocas horas —con 2.000 ml de Ringer lactato y noradrenalina, el llene capilar mejoró, la taquicardia bajó y el dolor abdominal cedió—, el abdomen no tenía signos peritoneales y la tomografía no mostraba isquemia: el umbral para operar de urgencia no se cruzó, y la decisión quedó vigilada, con el abdomen reexaminado y un lactato de control que bajó a 2,3 mmol/L. Días después, con Carmen recuperada en sala, la matriz de consecuencias se invierte. El error más costoso ya no es operar sin indicación, sino enviarla de alta con el anillo herniario intacto. Un quinto atascamiento reproduciría entonces el shock séptico en su casa, lejos de una cama crítica. La anatomía radiológica es la misma; lo que desplazó el umbral terapéutico hacia la reparación electiva fue el nuevo peso pronóstico del error de omisión. La Figura 11 pone los dos momentos uno junto al otro.</w:t>
       </w:r>
     </w:p>
     <w:tbl>
@@ -7668,7 +7668,7 @@
               <w:pStyle w:val="Caption"/>
             </w:pPr>
             <w:r>
-              <w:t xml:space="preserve">Figura 11. La línea de tiempo de Carmen y el umbral que se mueve: en la madrugada, el daño esperado de operar en shock supera al de esperar; al día 7, el daño esperado de un alta sin operar supera al de una cirugía programada. Los hechos anatómicos no cambiaron; cambió el costo del error de omisión.</w:t>
+              <w:t xml:space="preserve">Figura 11. La línea de tiempo de Carmen y el umbral que se mueve: en la madrugada, sin isquemia ni signos peritoneales y con respuesta a la reanimación, el daño esperado de operar de urgencia supera al de reanimar y vigilar; al día 7, el daño esperado de un alta sin operar supera al de una cirugía programada. Los hechos anatómicos no cambiaron; cambió el costo del error de omisión.</w:t>
             </w:r>
           </w:p>
         </w:tc>
@@ -11425,7 +11425,7 @@
         <w:pStyle w:val="BodyJ"/>
       </w:pPr>
       <w:r>
-        <w:t xml:space="preserve">Una técnica útil es escribir primero sin diagnósticos: edad y contexto; temporalidad; fisiología; examen; microbiología; imagen; respuesta; antecedentes que modifican prior. Esta suspensión breve impide que la etiqueta ordene retroactivamente los datos. Los hechos decisivos de Carmen caben en una línea cada uno, con su fuente: cuarto episodio en doce meses; lactato de 6,0 mmol/L a las 04:15; llene capilar de cinco segundos medido por Marcela; hemocultivos positivos a las 14 horas; tomografía sin isquemia; y la frase textual «esta vez la hernia no se dejó acomodar».</w:t>
+        <w:t xml:space="preserve">Una técnica útil es escribir primero sin diagnósticos: edad y contexto; temporalidad; fisiología; examen; microbiología; imagen; respuesta; antecedentes que modifican prior. Esta suspensión breve impide que la etiqueta ordene retroactivamente los datos. Los hechos decisivos de Carmen caben en una línea cada uno, con su fuente: cuarto episodio en doce meses; presión arterial media de 55 mmHg y 112 latidos por minuto; lactato de 3,9 mmol/L a las 04:15 y de 2,3 en el control; llene capilar de tres a cuatro segundos medido por Marcela; hemocultivos positivos a las 12 horas; tomografía sin isquemia; y la frase textual «esta vez la hernia no se dejó acomodar».</w:t>
       </w:r>
     </w:p>
     <w:p>
@@ -11945,7 +11945,7 @@
         <w:pStyle w:val="BodyJ"/>
       </w:pPr>
       <w:r>
-        <w:t xml:space="preserve">Mujer de 61 años con hernia incisional de la línea media y tres hospitalizaciones en el último año por suboclusión intestinal, todas resueltas con manejo médico conservador. Ingresa por un cuarto episodio obstructivo, esta vez asociado a shock séptico, hiperlactatemia (6,0 mmol/L), hipoperfusión periférica (llene capilar de 5 segundos) y bacteriemia por bacilos gramnegativos (2/2 hemocultivos). Evoluciona favorablemente con reposo digestivo, descompresión por sonda nasogástrica, noradrenalina y antibioterapia. La tomografía de abdomen no muestra perforación, isquemia mesentérica ni estrangulación actual.</w:t>
+        <w:t xml:space="preserve">Mujer de 61 años con hernia incisional de la línea media y tres hospitalizaciones en el último año por suboclusión intestinal, todas resueltas con manejo médico conservador. Ingresa por un cuarto episodio obstructivo, esta vez asociado a shock séptico (presión arterial media de 55 mmHg y 112 lpm), hiperlactatemia (3,9 mmol/L), hipoperfusión periférica (llene capilar de 3 a 4 segundos) y bacteriemia por bacilos gramnegativos (2/2 hemocultivos, positivos a las 12 horas). Recibe 2.000 ml de Ringer lactato en tres horas, noradrenalina por vía periférica hasta 0,2 mcg/kg/min, ceftriaxona con metronidazol, reposo digestivo y descompresión por sonda nasogástrica: el llene capilar mejora, la taquicardia cede, el dolor abdominal se resuelve y el lactato de control baja a 2,3 mmol/L. La tomografía de abdomen no muestra perforación, isquemia mesentérica ni estrangulación actual, y el abdomen no tiene signos peritoneales.</w:t>
       </w:r>
     </w:p>
     <w:p>
@@ -11975,7 +11975,7 @@
         <w:t xml:space="preserve">Inferencia:</w:t>
       </w:r>
       <w:r>
-        <w:t xml:space="preserve"> el foco abdominal de la bacteriemia, secundario al evento obstructivo, es altamente probable por secuencia temporal y microbiología compatible, aunque el mecanismo íntimo (translocación bacteriana o microisquemia transitoria) no esté demostrado. La ausencia de estrangulación tomográfica desactiva la urgencia quirúrgica inmediata, pero no mitiga el riesgo acumulado de recurrencia.</w:t>
+        <w:t xml:space="preserve"> el foco abdominal de la bacteriemia, secundario al evento obstructivo, es altamente probable por secuencia temporal y microbiología compatible, aunque el mecanismo íntimo (translocación bacteriana o microisquemia transitoria) no esté demostrado. La tomografía sin isquemia, el abdomen sin signos peritoneales y la respuesta a la reanimación hacen improbable una estrangulación y no indican cirugía de urgencia; no mitigan el riesgo acumulado de recurrencia.</w:t>
       </w:r>
     </w:p>
     <w:p>

--- a/Hechos_inferencias_incertidumbre_edicion_revisada.docx
+++ b/Hechos_inferencias_incertidumbre_edicion_revisada.docx
@@ -750,7 +750,7 @@
         <w:rPr>
           <w:color w:val="8A8A8A"/>
         </w:rPr>
-        <w:t xml:space="preserve">106</w:t>
+        <w:t xml:space="preserve">105</w:t>
       </w:r>
     </w:p>
     <w:p>
@@ -771,7 +771,7 @@
         <w:rPr>
           <w:color w:val="8A8A8A"/>
         </w:rPr>
-        <w:t xml:space="preserve">110</w:t>
+        <w:t xml:space="preserve">109</w:t>
       </w:r>
     </w:p>
     <w:p>
@@ -792,7 +792,7 @@
         <w:rPr>
           <w:color w:val="8A8A8A"/>
         </w:rPr>
-        <w:t xml:space="preserve">118</w:t>
+        <w:t xml:space="preserve">117</w:t>
       </w:r>
     </w:p>
     <w:p>
@@ -813,7 +813,7 @@
         <w:rPr>
           <w:color w:val="8A8A8A"/>
         </w:rPr>
-        <w:t xml:space="preserve">121</w:t>
+        <w:t xml:space="preserve">120</w:t>
       </w:r>
     </w:p>
     <w:p>
@@ -834,7 +834,7 @@
         <w:rPr>
           <w:color w:val="8A8A8A"/>
         </w:rPr>
-        <w:t xml:space="preserve">123</w:t>
+        <w:t xml:space="preserve">122</w:t>
       </w:r>
     </w:p>
     <w:p>
@@ -855,7 +855,7 @@
         <w:rPr>
           <w:color w:val="8A8A8A"/>
         </w:rPr>
-        <w:t xml:space="preserve">125</w:t>
+        <w:t xml:space="preserve">124</w:t>
       </w:r>
     </w:p>
     <w:p>
@@ -876,7 +876,7 @@
         <w:rPr>
           <w:color w:val="8A8A8A"/>
         </w:rPr>
-        <w:t xml:space="preserve">127</w:t>
+        <w:t xml:space="preserve">126</w:t>
       </w:r>
     </w:p>
     <w:p>
@@ -897,7 +897,7 @@
         <w:rPr>
           <w:color w:val="8A8A8A"/>
         </w:rPr>
-        <w:t xml:space="preserve">130</w:t>
+        <w:t xml:space="preserve">129</w:t>
       </w:r>
     </w:p>
     <w:p>
@@ -918,7 +918,7 @@
         <w:rPr>
           <w:color w:val="8A8A8A"/>
         </w:rPr>
-        <w:t xml:space="preserve">140</w:t>
+        <w:t xml:space="preserve">139</w:t>
       </w:r>
     </w:p>
     <w:p>
@@ -939,7 +939,7 @@
         <w:rPr>
           <w:color w:val="8A8A8A"/>
         </w:rPr>
-        <w:t xml:space="preserve">144</w:t>
+        <w:t xml:space="preserve">143</w:t>
       </w:r>
     </w:p>
     <w:p>
@@ -960,7 +960,7 @@
         <w:rPr>
           <w:color w:val="8A8A8A"/>
         </w:rPr>
-        <w:t xml:space="preserve">150</w:t>
+        <w:t xml:space="preserve">149</w:t>
       </w:r>
     </w:p>
     <w:p>
@@ -981,7 +981,7 @@
         <w:rPr>
           <w:color w:val="8A8A8A"/>
         </w:rPr>
-        <w:t xml:space="preserve">154</w:t>
+        <w:t xml:space="preserve">153</w:t>
       </w:r>
     </w:p>
     <w:p>
@@ -1002,7 +1002,7 @@
         <w:rPr>
           <w:color w:val="8A8A8A"/>
         </w:rPr>
-        <w:t xml:space="preserve">155</w:t>
+        <w:t xml:space="preserve">154</w:t>
       </w:r>
     </w:p>
     <w:p>
@@ -1023,7 +1023,7 @@
         <w:rPr>
           <w:color w:val="8A8A8A"/>
         </w:rPr>
-        <w:t xml:space="preserve">157</w:t>
+        <w:t xml:space="preserve">156</w:t>
       </w:r>
     </w:p>
     <w:p>
@@ -1044,7 +1044,7 @@
         <w:rPr>
           <w:color w:val="8A8A8A"/>
         </w:rPr>
-        <w:t xml:space="preserve">167</w:t>
+        <w:t xml:space="preserve">166</w:t>
       </w:r>
     </w:p>
     <w:p>
@@ -11939,7 +11939,7 @@
         <w:keepNext w:val="false"/>
       </w:pPr>
       <w:r>
-        <w:t xml:space="preserve">Las viñetas siguientes son composiciones docentes. Cada una se presenta con la estructura HII-D y una frase medular. No son casos «resueltos»: son casos representados. La invitación es leer cada uno dos veces —primero como clínico, buscando la conducta; después como lector metacognitivo, observando qué hace cada capa—.</w:t>
+        <w:t xml:space="preserve">Las viñetas siguientes son composiciones docentes. Cada una se presenta con la estructura HII-D y una frase medular, salvo las dos primeras: vuelven a casos que el libro ya escribió en capas (el Interludio I y el capítulo 12) y guardan sólo lo que esas versiones no tienen. No son casos «resueltos»: son casos representados. La invitación es leer cada uno dos veces —primero como clínico, buscando la conducta; después como lector metacognitivo, observando qué hace cada capa—.</w:t>
       </w:r>
     </w:p>
     <w:p>
@@ -11967,80 +11967,16 @@
         <w:keepNext w:val="false"/>
       </w:pPr>
       <w:r>
-        <w:t xml:space="preserve">La historia de Carmen atraviesa todo este libro; aquí se presenta en su versión condensada, tal como se sintetizaría en una entrega de turno o en una discusión clínica.</w:t>
-      </w:r>
-    </w:p>
-    <w:p>
-      <w:pPr>
-        <w:pStyle w:val="BodyJ"/>
-        <w:keepNext w:val="false"/>
-      </w:pPr>
-      <w:r>
-        <w:t xml:space="preserve">Mujer de 61 años con hernia incisional de la línea media y tres hospitalizaciones en el último año por suboclusión intestinal, todas resueltas con manejo médico conservador. Ingresa por un cuarto episodio obstructivo, esta vez asociado a shock séptico (presión arterial media de 55 mmHg y 112 lpm), hiperlactatemia (3,9 mmol/L), hipoperfusión periférica (llene capilar de 3 a 4 segundos) y bacteriemia por bacilos gramnegativos (2/2 hemocultivos, positivos a las 12 horas). Recibe 2.000 ml de Ringer lactato en tres horas, noradrenalina por vía periférica hasta 0,2 mcg/kg/min, ceftriaxona con metronidazol, reposo digestivo y descompresión por sonda nasogástrica: el llene capilar mejora, la taquicardia cede, el dolor abdominal se resuelve y el lactato de control baja a 2,3 mmol/L. La tomografía de abdomen no muestra perforación, isquemia mesentérica ni estrangulación actual, y el abdomen no tiene signos peritoneales.</w:t>
-      </w:r>
-    </w:p>
-    <w:p>
-      <w:pPr>
-        <w:pStyle w:val="BodyJ"/>
-        <w:keepNext w:val="false"/>
-      </w:pPr>
-      <w:r>
-        <w:rPr>
-          <w:i/>
-          <w:iCs/>
-        </w:rPr>
-        <w:t xml:space="preserve">Hechos:</w:t>
-      </w:r>
-      <w:r>
-        <w:t xml:space="preserve"> recurrencia obstructiva documentada y con intervalos cada vez más cortos; episodio actual con compromiso hemodinámico vital y bacteriemia demostrada; respuesta clínica favorable al soporte intensivo; ausencia de complicación quirúrgica aguda en la tomografía inicial.</w:t>
-      </w:r>
-    </w:p>
-    <w:p>
-      <w:pPr>
-        <w:pStyle w:val="BodyJ"/>
-        <w:keepNext w:val="false"/>
-      </w:pPr>
-      <w:r>
-        <w:rPr>
-          <w:i/>
-          <w:iCs/>
-        </w:rPr>
-        <w:t xml:space="preserve">Inferencia:</w:t>
-      </w:r>
-      <w:r>
-        <w:t xml:space="preserve"> el foco abdominal de la bacteriemia, secundario al evento obstructivo, es altamente probable por secuencia temporal y microbiología compatible, aunque el mecanismo íntimo (translocación bacteriana o microisquemia transitoria) no esté demostrado. La tomografía sin isquemia, el abdomen sin signos peritoneales y la respuesta a la reanimación hacen improbable una estrangulación y no indican cirugía de urgencia; no mitigan el riesgo acumulado de recurrencia.</w:t>
-      </w:r>
-    </w:p>
-    <w:p>
-      <w:pPr>
-        <w:pStyle w:val="BodyJ"/>
-        <w:keepNext w:val="false"/>
-      </w:pPr>
-      <w:r>
-        <w:rPr>
-          <w:i/>
-          <w:iCs/>
-        </w:rPr>
-        <w:t xml:space="preserve">Incertidumbre:</w:t>
-      </w:r>
-      <w:r>
-        <w:t xml:space="preserve"> son inciertos el plazo hasta una quinta obstrucción, la magnitud del daño si ésta ocurre fuera del hospital y la reserva funcional efectiva de la paciente para enfrentar el estrés quirúrgico una vez recuperada.</w:t>
-      </w:r>
-    </w:p>
-    <w:p>
-      <w:pPr>
-        <w:pStyle w:val="BodyJ"/>
-        <w:keepNext w:val="false"/>
-      </w:pPr>
-      <w:r>
-        <w:rPr>
-          <w:i/>
-          <w:iCs/>
-        </w:rPr>
-        <w:t xml:space="preserve">Decisión:</w:t>
-      </w:r>
-      <w:r>
-        <w:t xml:space="preserve"> solicitar evaluación quirúrgica precoz para planificar reparación electiva tras optimización médica y kinésica, documentando una decisión compartida. El fundamento para operar no es que «fracasó el manejo médico» (resolvió el cuadro agudo cuatro veces), sino que la gravedad vital alcanzada en este episodio vuelve inaceptable el riesgo de mantener una conducta expectante.</w:t>
+        <w:t xml:space="preserve">La historia de Carmen atraviesa todo este libro. Sus datos y sus cuatro capas están escritos en el Interludio I, y no se repiten aquí; esta viñeta guarda lo que cabe en una entrega de turno y el final que el libro le debía.</w:t>
+      </w:r>
+    </w:p>
+    <w:p>
+      <w:pPr>
+        <w:pStyle w:val="BodyJ"/>
+        <w:keepNext w:val="false"/>
+      </w:pPr>
+      <w:r>
+        <w:t xml:space="preserve">Mujer de 61 años con hernia incisional de la línea media y tres suboclusiones en el último año, resueltas con manejo médico. Ingresa por un cuarto episodio, esta vez con shock séptico y bacteriemia por gramnegativos, que responde en pocas horas a la reanimación y a los antibióticos; la tomografía no muestra isquemia ni perforación, y el abdomen no tiene signos peritoneales. La cirugía de urgencia no está indicada; la pregunta es otra: qué pasa si vuelve a ocurrir.</w:t>
       </w:r>
     </w:p>
     <w:p>
@@ -12100,7 +12036,7 @@
         <w:keepNext w:val="false"/>
       </w:pPr>
       <w:r>
-        <w:t xml:space="preserve">Es el paciente de la cama 12 del capítulo 8, el mismo cuya ficha el capítulo 12 ordenó en la matriz HII-D; aquí, en la versión que cabe en una entrega de turno. Hombre con lesión medular completa, vejiga neurogénica, sonda Foley permanente y un cáncer renal metastásico en progresión. Tras un recambio traumático de sonda presenta orina turbia, piuria y urocultivo positivo; está afebril, estable y sin cambios respecto de su basal. Los marcadores inflamatorios están elevados, sin valores previos y con el tumor como causa concomitante, y tiene antecedente de colonización por enterobacteria productora de BLEE.</w:t>
+        <w:t xml:space="preserve">Es el paciente de la cama 12 del capítulo 8, cuya ficha el capítulo 12 ordenó entera en la matriz HII-D: hombre con lesión medular completa, sonda Foley permanente y un cáncer renal metastásico en progresión, con orina turbia, piuria y urocultivo positivo tras un recambio traumático de sonda, afebril y estable, y con antecedente de colonización por enterobacteria productora de BLEE. Las cuatro capas no se repiten; esta viñeta guarda lo que cabe en una entrega de turno y una lectura del antecedente que suele hacerse al revés.</w:t>
       </w:r>
     </w:p>
     <w:p>
@@ -12113,10 +12049,10 @@
           <w:i/>
           <w:iCs/>
         </w:rPr>
-        <w:t xml:space="preserve">Hechos:</w:t>
-      </w:r>
-      <w:r>
-        <w:t xml:space="preserve"> recambio reciente de sonda; piuria y urocultivo positivo; tercer día de antibiótico indicado como pielonefritis; afebril y estable; síntomas urinarios bajos no evaluables por el nivel lesional; reactantes elevados sin basal, con cáncer renal metastásico activo; colonización documentada por BLEE.</w:t>
+        <w:t xml:space="preserve">Frase medular:</w:t>
+      </w:r>
+      <w:r>
+        <w:t xml:space="preserve"> «Urocultivo positivo y piuria tras recambio de sonda Foley en paciente con lesión medular y antecedente de colonización por BLEE, sin respuesta sistémica ni signos autonómicos que configuren infección activa. Se interpreta como bacteriuria asociada a catéter; se suspende el antibiótico, con vigilancia clínica estricta y criterios explícitos de reapertura.»</w:t>
       </w:r>
     </w:p>
     <w:p>
@@ -12129,10 +12065,10 @@
           <w:i/>
           <w:iCs/>
         </w:rPr>
-        <w:t xml:space="preserve">Inferencia:</w:t>
-      </w:r>
-      <w:r>
-        <w:t xml:space="preserve"> el cuadro es altamente compatible con una bacteriuria asociada a catéter por colonización crónica (favorecida por el arrastre del recambio) más que con una infección urinaria sintomática asociada a sonda. Por sí solas, ni la turbidez ni la piuria discriminan entre colonización e infección invasiva en pacientes sondados, y la elevación inflamatoria sistémica es explicable por su neoplasia de base.</w:t>
+        <w:t xml:space="preserve">Qué se vigila, por escrito:</w:t>
+      </w:r>
+      <w:r>
+        <w:t xml:space="preserve"> fiebre nueva, inestabilidad hemodinámica, aumento súbito de espasticidad, sudoración o malestar general inexplicable. Son los equivalentes de una respuesta sistémica o autonómica en quien no puede sentir la disuria ni el dolor lumbar.</w:t>
       </w:r>
     </w:p>
     <w:p>
@@ -12145,42 +12081,10 @@
           <w:i/>
           <w:iCs/>
         </w:rPr>
-        <w:t xml:space="preserve">Incertidumbre:</w:t>
-      </w:r>
-      <w:r>
-        <w:t xml:space="preserve"> la denervación medular enmascara la disuria y el dolor lumbar, por lo que persiste la duda de una infección incipiente con expresión clínica atípica.</w:t>
-      </w:r>
-    </w:p>
-    <w:p>
-      <w:pPr>
-        <w:pStyle w:val="BodyJ"/>
-        <w:keepNext w:val="false"/>
-      </w:pPr>
-      <w:r>
-        <w:rPr>
-          <w:i/>
-          <w:iCs/>
-        </w:rPr>
-        <w:t xml:space="preserve">Decisión:</w:t>
-      </w:r>
-      <w:r>
-        <w:t xml:space="preserve"> suspender el antibiótico empírico. Instaurar vigilancia clínica dirigida a signos equivalentes de respuesta sistémica o autonómica (fiebre nueva, inestabilidad hemodinámica, aumento súbito de espasticidad, sudoración o malestar general inexplicable). Aquí, el antecedente de germen BLEE no es un gatillo para prescribir antes, sino al revés. Como un tratamiento dirigido probablemente exigiría carbapenémicos, de alto impacto ecológico y toxicidad potencial, el umbral clínico para reiniciar antibióticos debe ser más exigente.</w:t>
-      </w:r>
-    </w:p>
-    <w:p>
-      <w:pPr>
-        <w:pStyle w:val="BodyJ"/>
-        <w:keepNext w:val="false"/>
-      </w:pPr>
-      <w:r>
-        <w:rPr>
-          <w:i/>
-          <w:iCs/>
-        </w:rPr>
-        <w:t xml:space="preserve">Frase medular:</w:t>
-      </w:r>
-      <w:r>
-        <w:t xml:space="preserve"> «Urocultivo positivo y piuria tras recambio de sonda Foley en paciente con lesión medular y antecedente de colonización por BLEE, sin respuesta sistémica ni signos autonómicos que configuren infección activa. Se interpreta como bacteriuria asociada a catéter; se suspende el antibiótico, con vigilancia clínica estricta y criterios explícitos de reapertura.»</w:t>
+        <w:t xml:space="preserve">Lectura metacognitiva.</w:t>
+      </w:r>
+      <w:r>
+        <w:t xml:space="preserve"> El antecedente de BLEE suele leerse como un gatillo para prescribir antes, y es al revés: como un tratamiento dirigido probablemente exigiría carbapenémicos, de alto impacto ecológico y toxicidad potencial, el umbral para reiniciar antibióticos debe ser más exigente, no menos. Y ni la turbidez ni la piuria discriminan, por sí solas, entre colonización e infección en un paciente sondado.</w:t>
       </w:r>
     </w:p>
     <w:p>

--- a/Hechos_inferencias_incertidumbre_edicion_revisada.docx
+++ b/Hechos_inferencias_incertidumbre_edicion_revisada.docx
@@ -1044,7 +1044,7 @@
         <w:rPr>
           <w:color w:val="8A8A8A"/>
         </w:rPr>
-        <w:t xml:space="preserve">166</w:t>
+        <w:t xml:space="preserve">167</w:t>
       </w:r>
     </w:p>
     <w:p>
@@ -1136,7 +1136,7 @@
         <w:keepNext w:val="false"/>
       </w:pPr>
       <w:r>
-        <w:t xml:space="preserve">Hay que decir desde el inicio en qué conversación entra este libro. Jerome Groopman mostró al gran público cómo piensan los médicos y dónde se tuercen sus atajos (Groopman, 2007); Pat Croskerry catalogó esos desvíos y propuso estrategias para contenerlos (Croskerry, 2003); Kathryn Montgomery sostuvo que el juicio clínico es un razonamiento práctico irreductible a la aplicación de reglas (Montgomery, 2006). Este ensayo se sitúa después de esas tres operaciones y propone la que falta: cómo escribir y decidir para que las capas del conocimiento clínico —lo observado, lo inferido, lo incierto, lo decidido— permanezcan visibles y auditables en el trabajo de cada día. No va de la teoría hacia la clínica, sino de la ficha, la entrega de turno, la visita médica y la nota de evolución hacia la epistemología. Y está escrito en español a propósito: la reflexión sistemática sobre el razonamiento clínico apenas circula en nuestra lengua fuera de traducciones, y las palabras con que un equipo hispanohablante fija sus certezas merecen un examen hecho desde dentro.</w:t>
+        <w:t xml:space="preserve">Hay que decir desde el inicio en qué conversación entra este libro. Jerome Groopman mostró al gran público cómo piensan los médicos y dónde se tuercen sus atajos (Groopman, 2007); Pat Croskerry catalogó esos desvíos y propuso estrategias para contenerlos (Croskerry, 2003); Kathryn Montgomery sostuvo que el juicio clínico es un razonamiento práctico irreductible a la aplicación de reglas (Montgomery, 2006). Este ensayo se sitúa después de esas tres operaciones y propone la que falta: cómo escribir y decidir para que las capas del conocimiento clínico —lo observado, lo inferido, lo incierto, lo decidido— permanezcan visibles y auditables en el trabajo de cada día. Que las palabras de certeza deban tener un peso fijo no es una idea nueva —la inteligencia estadounidense y la radiología lo intentaron antes, y el capítulo 15 lo reconoce—; lo que falta es llevar esa disciplina a la nota entera, capa por capa. No va de la teoría hacia la clínica, sino de la ficha, la entrega de turno, la visita médica y la nota de evolución hacia la epistemología. Y está escrito en español a propósito: la reflexión sistemática sobre el razonamiento clínico apenas circula en nuestra lengua fuera de traducciones, y las palabras con que un equipo hispanohablante fija sus certezas merecen un examen hecho desde dentro.</w:t>
       </w:r>
     </w:p>
     <w:p>
@@ -6060,16 +6060,16 @@
         <w:keepNext w:val="false"/>
       </w:pPr>
       <w:r>
-        <w:t xml:space="preserve">El vocabulario es útil porque permite reconocer patrones. Pero también puede producir una explicación retrospectiva demasiado fácil. Después de un error, casi siempre es posible encontrar un sesgo que parezca describirlo. Etiquetar «anclaje» no demuestra el mecanismo ni explica por qué el anclaje ocurrió en ese momento, con ese equipo y bajo esas condiciones. «Cuadro habitual, manejo habitual», la frase con que ingresó Carmen, es anclaje de manual, y nombrarlo así no explica lo que importa: por qué una frase que había sido verdadera tres veces pudo viajar intacta hasta la madrugada en que dejó de serlo.</w:t>
-      </w:r>
-    </w:p>
-    <w:p>
-      <w:pPr>
-        <w:pStyle w:val="BodyJ"/>
-        <w:keepNext w:val="false"/>
-      </w:pPr>
-      <w:r>
-        <w:t xml:space="preserve">Los estudios de errores diagnósticos muestran combinaciones de fallas en historia, examen, interpretación, seguimiento y comunicación (Graber et al., 2005; Schiff et al., 2009). Las National Academies definieron el diagnóstico como un proceso iterativo y de equipo, no como un acto mental instantáneo (National Academies of Sciences, Engineering, and Medicine, 2015). El error debe reconstruirse como trayectoria: qué información existía, quién la recibió, cómo fue representada, qué decisiones se tomaron, qué feedback faltó y cuándo habría sido posible corregir.</w:t>
+        <w:t xml:space="preserve">El vocabulario es útil porque permite reconocer patrones. Pero también puede producir una explicación retrospectiva demasiado fácil. Después de un error, casi siempre es posible encontrar un sesgo que parezca describirlo. Etiquetar «anclaje» no demuestra el mecanismo ni explica por qué el anclaje ocurrió en ese momento, con ese equipo y bajo esas condiciones. Tampoco es un juicio estable: cuando 37 médicos leyeron los mismos casos con desenlaces distintos, encontraron en promedio 3,45 sesgos si el desenlace sugería un error y 1,75 si sugería un acierto, y casi no coincidieron en cuáles (kappa entre 0,000 y 0,044) (Zwaan et al., 2017). El sesgo que se ve depende de saber cómo terminó el caso. «Cuadro habitual, manejo habitual», la frase con que ingresó Carmen, es anclaje de manual, y nombrarlo así no explica lo que importa: por qué una frase que había sido verdadera tres veces pudo viajar intacta hasta la madrugada en que dejó de serlo.</w:t>
+      </w:r>
+    </w:p>
+    <w:p>
+      <w:pPr>
+        <w:pStyle w:val="BodyJ"/>
+        <w:keepNext w:val="false"/>
+      </w:pPr>
+      <w:r>
+        <w:t xml:space="preserve">Los estudios de errores diagnósticos muestran combinaciones de fallas en historia, examen, interpretación, seguimiento y comunicación (Graber et al., 2005; Schiff et al., 2009). Su magnitud ya no es una conjetura de pasillo. En 29 hospitales académicos de Estados Unidos, la revisión de las fichas de adultos que murieron o fueron trasladados a cuidados intensivos encontró un error diagnóstico en el 23% de ellos, y en el 6,6% de los fallecidos los revisores juzgaron que el error contribuyó a la muerte; las fallas que más pesaban eran las de la evaluación del paciente y las de la solicitud e interpretación de exámenes (Auerbach et al., 2024). Una estimación nacional, construida con modelos y no con un recuento, calculó en ese país unas 795.000 personas muertas o con discapacidad permanente cada año por errores diagnósticos en enfermedades graves, con un rango plausible de 598.000 a 1.023.000 (Newman-Toker et al., 2024). Las National Academies definieron el diagnóstico como un proceso iterativo y de equipo, no como un acto mental instantáneo (National Academies of Sciences, Engineering, and Medicine, 2015). El error debe reconstruirse como trayectoria: qué información existía, quién la recibió, cómo fue representada, qué decisiones se tomaron, qué feedback faltó y cuándo habría sido posible corregir.</w:t>
       </w:r>
     </w:p>
     <w:p>
@@ -6261,7 +6261,7 @@
         <w:keepNext w:val="false"/>
       </w:pPr>
       <w:r>
-        <w:t xml:space="preserve">Las estrategias de debiasing incluyen considerar alternativas, usar reglas de forzamiento, listas de verificación, pausas diagnósticas y reflexión estructurada. Sus fundamentos teóricos y sus obstáculos prácticos han sido descritos en detalle (Croskerry et al., 2013a, 2013b), pero la evidencia de eficacia es heterogénea y los efectos dependen del contexto (Graber et al., 2012; Lambe et al., 2016). Una lista aplicada a todos los casos puede generar fatiga y ruido. La intervención más prometedora suele ser selectiva: identificar situaciones de alto riesgo cognitivo y activar una respuesta específica.</w:t>
+        <w:t xml:space="preserve">Las estrategias de debiasing incluyen considerar alternativas, usar reglas de forzamiento, listas de verificación, pausas diagnósticas y reflexión estructurada. Sus fundamentos teóricos y sus obstáculos prácticos han sido descritos en detalle (Croskerry et al., 2013a, 2013b), pero la evidencia de eficacia es heterogénea y los efectos dependen del contexto (Graber et al., 2012; Lambe et al., 2016). El metaanálisis más reciente de herramientas de razonamiento pensadas para el lugar de trabajo —listas, apoyo informático, reflexión guiada— encontró una mejora pequeña de la exactitud diagnóstica (g = 0,20; IC 95%, 0,10 a 0,29), casi siempre en casos escritos o simulados y no con pacientes reales (Staal et al., 2022). Una lista aplicada a todos los casos puede generar fatiga y ruido. La intervención más prometedora suele ser selectiva: identificar situaciones de alto riesgo cognitivo y activar una respuesta específica.</w:t>
       </w:r>
     </w:p>
     <w:p>
@@ -6553,7 +6553,7 @@
         <w:keepNext w:val="false"/>
       </w:pPr>
       <w:r>
-        <w:t xml:space="preserve">La evidencia es más dura de lo que la cultura hospitalaria admite. Un metaanálisis de sesenta estudios estimó que menos de treinta horas sin dormir reducen el desempeño cognitivo general de los médicos en cerca de una desviación estándar, y el desempeño clínico en más de una y media (Philibert, 2005). El médico de las cuatro de la mañana no es el mismo instrumento que el de las nueve. Cuando se asignó al azar a veinticuatro internos de dos unidades de cuidados intensivos a turnos tradicionales con guardias de 24 horas o más, o a turnos acotados a dieciséis horas, los turnos largos produjeron un 36% más de errores graves. Los errores diagnósticos graves se multiplicaron por más de cinco (Landrigan et al., 2004). El dato es de internos y de cuidados intensivos; extenderlo a cualquier guardia es una inferencia, no un hecho. El efecto no exige noches. En más de 21.000 consultas por infección respiratoria, la probabilidad de salir con un antibiótico subió hora a hora dentro de la misma sesión de policlínico, con independencia del paciente y del diagnóstico: unas chances un 26% mayores en la cuarta hora que en la primera (Linder et al., 2014). Nadie decidió prescribir peor a las cuatro de la tarde; el umbral se movió solo, con el cansancio. Y el ánimo tampoco es neutro: en un experimento clásico, los médicos a quienes se indujo un afecto positivo integraron antes la información de un caso y se anclaron menos en su primera hipótesis (Estrada, Isen &amp; Young, 1997). El estado afectivo no acompaña al razonamiento; lo configura. Maturana lo había dicho desde la biología, en una formulación que esta sección adopta: las emociones son disposiciones corporales que especifican el dominio de acciones en que un organismo puede moverse en cada momento (Maturana, 1990). Un ánimo no es ruido sobre el razonamiento; es el repertorio de pensamientos y conductas disponibles, y debe figurar entre los hechos.</w:t>
+        <w:t xml:space="preserve">La evidencia es más dura de lo que la cultura hospitalaria admite. Un metaanálisis de sesenta estudios estimó que menos de treinta horas sin dormir reducen el desempeño cognitivo general de los médicos en cerca de una desviación estándar, y el desempeño clínico en más de una y media (Philibert, 2005). El médico de las cuatro de la mañana no es el mismo instrumento que el de las nueve. Cuando se asignó al azar a veinticuatro internos de dos unidades de cuidados intensivos a turnos tradicionales con guardias de 24 horas o más, o a turnos acotados a dieciséis horas, los turnos largos produjeron un 36% más de errores graves. Los errores diagnósticos graves se multiplicaron por más de cinco (Landrigan et al., 2004). El dato es de internos y de cuidados intensivos; extenderlo a cualquier guardia es una inferencia, no un hecho. Y la relación no es lineal: cuando el mismo grupo repitió la prueba en seis unidades de cuidados intensivos pediátricas, los residentes sin turnos de 24 horas cometieron más errores graves, no menos (97,1 frente a 79,0 por 1.000 días-paciente), en un esquema en que cada uno atendía más pacientes; los autores proponen esa carga como explicación, en un análisis que ellos mismos llaman exploratorio (Landrigan et al., 2020). Las horas pesan; la carga y la entrega de turno, también. El efecto no exige noches. En más de 21.000 consultas por infección respiratoria, la probabilidad de salir con un antibiótico subió hora a hora dentro de la misma sesión de policlínico, con independencia del paciente y del diagnóstico: unas chances un 26% mayores en la cuarta hora que en la primera (Linder et al., 2014). Nadie decidió prescribir peor a las cuatro de la tarde; el umbral se movió solo, con el cansancio. Y el ánimo tampoco es neutro: en un experimento clásico, los médicos a quienes se indujo un afecto positivo integraron antes la información de un caso y se anclaron menos en su primera hipótesis (Estrada, Isen &amp; Young, 1997). El estado afectivo no acompaña al razonamiento; lo configura. Maturana lo había dicho desde la biología, en una formulación que esta sección adopta: las emociones son disposiciones corporales que especifican el dominio de acciones en que un organismo puede moverse en cada momento (Maturana, 1990). Un ánimo no es ruido sobre el razonamiento; es el repertorio de pensamientos y conductas disponibles, y debe figurar entre los hechos.</w:t>
       </w:r>
     </w:p>
     <w:p>
@@ -8578,7 +8578,7 @@
         <w:keepNext w:val="false"/>
       </w:pPr>
       <w:r>
-        <w:t xml:space="preserve">El copiado automático amenaza esta función. Una formulación inicial se reproduce durante días, aun cuando la evidencia cambió. El registro deja de representar el estado actual y se transforma en fósil narrativo. La magnitud del fenómeno ya fue medida. En 23.630 notas de evolución hospitalarias con trazabilidad de cada carácter, sólo el 18% del texto había sido escrito a mano; el 46% venía copiado de notas previas y el 36% importado automáticamente desde otras partes del registro (Wang et al., 2017). Cuatro de cada cinco caracteres de una evolución típica, entonces, no se escribieron el día en que aparecen firmados; cuántos se volvieron a leer y a pensar antes de firmar, el estudio no lo midió. Cada evolución debería responder qué cambió en hechos, interpretación, incertidumbre y plan.</w:t>
+        <w:t xml:space="preserve">El copiado automático amenaza esta función. Una formulación inicial se reproduce durante días, aun cuando la evidencia cambió. El registro deja de representar el estado actual y se transforma en fósil narrativo. La magnitud del fenómeno ya fue medida. En 23.630 notas de evolución hospitalarias con trazabilidad de cada carácter, sólo el 18% del texto había sido escrito a mano; el 46% venía copiado de notas previas y el 36% importado automáticamente desde otras partes del registro (Wang et al., 2017). Cuatro de cada cinco caracteres de una evolución típica, entonces, no se escribieron el día en que aparecen firmados; cuántos se volvieron a leer y a pensar antes de firmar, el estudio no lo midió. La escala es de sistema, no de individuo: en más de cien millones de notas de un mismo sistema universitario, la mitad del texto (50,1%) repetía texto anterior sobre el mismo paciente, y la proporción subió de 33,0% en 2015 a 54,2% en 2020; los autores advierten que prohibir copiar y pegar puede empeorar otro problema, la dispersión de la información (Steinkamp et al., 2022). Cada evolución debería responder qué cambió en hechos, interpretación, incertidumbre y plan.</w:t>
       </w:r>
     </w:p>
     <w:tbl>
@@ -11369,6 +11369,15 @@
     </w:p>
     <w:p>
       <w:pPr>
+        <w:pStyle w:val="BodyJ"/>
+        <w:keepNext w:val="false"/>
+      </w:pPr>
+      <w:r>
+        <w:t xml:space="preserve">El léxico de certeza tampoco nace aquí. En 1964, Sherman Kent propuso a los analistas de inteligencia de su país una escala de palabras con probabilidades asignadas —«casi seguro», alrededor de 93%; «probable», alrededor de 75%— después de comprobar que los miembros de un mismo comité habían leído «una posibilidad seria» como cualquier cosa entre 20% y 80% (Kent, 1964). En radiología, el servicio que creó un léxico así lo incluye en cada informe desde 2009 (Panicek &amp; Hricak, 2016). Cuando se preguntó a 142 radiólogos de un mismo hospital qué frase preferían para cada grado de certeza, el acuerdo fue bajo (alfa de Krippendorff de 0,217) (Shinagare et al., 2019), y una escala con porcentajes adoptada después por doce radiólogos voluntarios aumentó el uso de los términos recomendados de 80,0% a 85,8% (Shinagare et al., 2020). En población general, una revisión sistemática encontró que el valor atribuido a una misma palabra varía tanto que «raro» significó en promedio entre 7% y 21% según el estudio, y que en diez de doce muestras la mayoría prefería cifras, solas o junto a las palabras (Andreadis et al., 2021). Dos diferencias con esas escalas son deliberadas y conviene declararlas: este léxico gradúa inferencias dentro de la nota clínica y todavía no asigna números a sus palabras —esa traducción es parte del piloto pendiente—, y usa «posible» como un peldaño, cuando Kent lo dejaba a propósito fuera de la escala, sin probabilidad asignada.</w:t>
+      </w:r>
+    </w:p>
+    <w:p>
+      <w:pPr>
         <w:pStyle w:val="Heading3"/>
         <w:keepNext/>
         <w:keepLines/>
@@ -11758,7 +11767,7 @@
         <w:keepNext w:val="false"/>
       </w:pPr>
       <w:r>
-        <w:t xml:space="preserve">Segundo: si las notas escritas con esta disciplina no difieren de las convencionales en instrumentos estándar de calidad de registro, ni en la capacidad de otro clínico para reconstruir el razonamiento a partir de ellas, el método es cosmética con nombre propio. La segunda prueba es la que importa: un clínico que no conoce al paciente lee la nota y escribe qué se sabe, qué se cree y con cuánta fuerza, y qué haría cambiar el plan; un evaluador que no sabe con qué formato se escribió compara esas respuestas con las del autor.</w:t>
+        <w:t xml:space="preserve">Segundo: si las notas escritas con esta disciplina no difieren de las convencionales en instrumentos validados de calidad de registro, como el PDQI-9 (Stetson et al., 2012), ni en la capacidad de otro clínico para reconstruir el razonamiento a partir de ellas, el método es cosmética con nombre propio. La segunda prueba es la que importa: un clínico que no conoce al paciente lee la nota y escribe qué se sabe, qué se cree y con cuánta fuerza, y qué haría cambiar el plan; un evaluador que no sabe con qué formato se escribió compara esas respuestas con las del autor.</w:t>
       </w:r>
     </w:p>
     <w:p>
@@ -12424,7 +12433,7 @@
         <w:t xml:space="preserve">Decisión:</w:t>
       </w:r>
       <w:r>
-        <w:t xml:space="preserve"> antibióticos endovenosos y oxigenoterapia no invasiva con un objetivo explícito de alivio sintomático y eventual retorno a su casa (medidas reversibles y proporcionadas). Evaluar su capacidad de decidir en un período de lucidez —si comprende su situación y las opciones, si aprecia que se aplican a él, si razona sobre ellas y si puede expresar una elección— y, si la tiene, preguntarle a él antes que a la familia. La cuarta línea no se cierra en el pasillo ni en la interconsulta: se discute en una reunión familiar estructurada cuyo objeto es conocer y respetar la voluntad del paciente. Reevaluación a las 72 horas según respuesta funcional y confort.</w:t>
+        <w:t xml:space="preserve"> antibióticos endovenosos y oxigenoterapia no invasiva con un objetivo explícito de alivio sintomático y eventual retorno a su casa (medidas reversibles y proporcionadas). Evaluar su capacidad de decidir en un período de lucidez —si comprende su situación y las opciones, si aprecia que se aplican a él, si razona sobre ellas y si puede expresar una elección (Appelbaum, 2007)— y, si la tiene, preguntarle a él antes que a la familia. La cuarta línea no se cierra en el pasillo ni en la interconsulta: se discute en una reunión familiar estructurada cuyo objeto es conocer y respetar la voluntad del paciente. Reevaluación a las 72 horas según respuesta funcional y confort.</w:t>
       </w:r>
     </w:p>
     <w:p>
@@ -13397,7 +13406,7 @@
         <w:keepNext w:val="false"/>
       </w:pPr>
       <w:r>
-        <w:t xml:space="preserve">Pero el dato más instructivo sobre el rol diagnóstico real es otro: un ensayo aleatorizado entregó a médicos de medicina interna, familiar y de urgencias un modelo de lenguaje como apoyo para resolver casos clínicos. El grupo con el modelo no diagnosticó mejor que el grupo sin él —y el modelo solo, sin médico, superó a ambos (Goh et al., 2024)—. La lectura fácil («la máquina ya es mejor») pasa por alto la lección metacognitiva: el eslabón débil no fue el modelo ni el médico, sino la conversación entre ambos. El ensayo no midió cómo la usaron; la lectura más plausible, que es una inferencia, es que la usaron como oráculo de confirmación —pegarle el caso y mirar si coincide con lo que ya pensaban— en vez de usarla para lo que mejor hace: ampliar el espacio de hipótesis, proponer el contraejemplo, señalar el dato que no encaja. La generación de alternativas es el momento creativo del diagnóstico; usada ahí, la IA es un multiplicador. Usada como confirmadora rápida, es un espejo del anclaje.</w:t>
+        <w:t xml:space="preserve">Pero el dato más instructivo sobre el rol diagnóstico real es otro: un ensayo aleatorizado entregó a médicos de medicina interna, familiar y de urgencias un modelo de lenguaje como apoyo para resolver casos clínicos. El grupo con el modelo no diagnosticó mejor que el grupo sin él —y el modelo solo, sin médico, superó a ambos (Goh et al., 2024)—. La lectura fácil («la máquina ya es mejor») pasa por alto la lección metacognitiva: el eslabón débil no fue el modelo ni el médico, sino la conversación entre ambos. El ensayo no midió cómo la usaron; la lectura más plausible, que es una inferencia, es que la usaron como oráculo de confirmación —pegarle el caso y mirar si coincide con lo que ya pensaban— en vez de usarla para lo que mejor hace: ampliar el espacio de hipótesis, proponer el contraejemplo, señalar el dato que no encaja. La generación de alternativas es el momento creativo del diagnóstico; usada ahí, la IA es un multiplicador. Usada como confirmadora rápida, es un espejo del anclaje. El resultado, además, no es uniforme entre tareas. En un ensayo posterior del mismo grupo, sobre decisiones de manejo en cinco viñetas, los médicos con el modelo obtuvieron 6,5 puntos porcentuales más que con recursos convencionales (IC 95%, 2,7 a 10,2) y dedicaron más tiempo a cada caso (Goh et al., 2025). En 302 casos clínico-patológicos difíciles, los internistas asistidos por un modelo optimizado para el diagnóstico diferencial incluyeron el diagnóstico correcto entre sus diez primeros con más frecuencia que los asistidos por buscadores: 51,7% frente a 44,4% (McDuff et al., 2025). Ninguno de los tres trabajó con pacientes reales; muestran lo que la herramienta puede aportar, no lo que aporta en la sala.</w:t>
       </w:r>
     </w:p>
     <w:p>
@@ -13795,7 +13804,7 @@
         <w:keepNext w:val="false"/>
       </w:pPr>
       <w:r>
-        <w:t xml:space="preserve">Hay una aplicación que ya está en las consultas y que toca el nervio de este libro: los escribas ambientales. Un micrófono escucha la conversación y un modelo redacta la nota. La adopción fue rápida: en un sistema integrado de Estados Unidos, cerca de 3.400 médicos usaron la herramienta en unas 300.000 consultas durante las diez semanas posteriores a su despliegue, con menos tiempo de documentación y mayor satisfacción (Tierney et al., 2024). El atractivo es real: devuelve al médico la mirada que la pantalla le robaba. Pero una conversación clínica no viene con capas. El médico dice «esto parece una neumonía, pero no me cierra la saturación», y la nota generada a partir de esa frase puede decir «neumonía». La duda dicha en voz alta se vuelve afirmación impresa; la modalidad epistémica —el «parece», el «no me cierra»— es lo que un resumen tiende a aplanar. Los primeros estudios con encuentros simulados sugieren que el problema no es sólo teórico. Al poner a prueba dos productos comerciales sobre once consultas guionadas, 31 de las 44 notas generadas contenían al menos un error, con una media de casi tres por nota. El tipo dominante fue la omisión, lo dicho en la consulta y ausente en la nota: 83% de los errores de un producto y 54% de los del otro, seguida de contenido agregado o incorrecto (Biro et al., 2025).</w:t>
+        <w:t xml:space="preserve">Hay una aplicación que ya está en las consultas y que toca el nervio de este libro: los escribas ambientales. Un micrófono escucha la conversación y un modelo redacta la nota. La adopción fue rápida: en un sistema integrado de Estados Unidos, cerca de 3.400 médicos usaron la herramienta en unas 300.000 consultas durante las diez semanas posteriores a su despliegue, con menos tiempo de documentación y mayor satisfacción (Tierney et al., 2024). El atractivo es real: devuelve al médico la mirada que la pantalla le robaba. Pero una conversación clínica no viene con capas. El médico dice «esto parece una neumonía, pero no me cierra la saturación», y la nota generada a partir de esa frase puede decir «neumonía». La duda dicha en voz alta se vuelve afirmación impresa; la modalidad epistémica —el «parece», el «no me cierra»— es lo que un resumen tiende a aplanar. Los primeros estudios con encuentros simulados sugieren que el problema no es sólo teórico. Al poner a prueba dos productos comerciales sobre once consultas guionadas, 31 de las 44 notas generadas contenían al menos un error, con una media de casi tres por nota. El tipo dominante fue la omisión, lo dicho en la consulta y ausente en la nota: 83% de los errores de un producto y 54% de los del otro, seguida de contenido agregado o incorrecto (Biro et al., 2025). Los primeros ensayos aleatorizados, publicados en 2025, piden el mismo tono mesurado. En uno, con 238 médicos ambulatorios, uno de los dos escribas probados redujo en 9,5% el tiempo dedicado a escribir la nota y el otro no lo cambió; las encuestas sugirieron menos agotamiento, y los usuarios vieron inexactitudes clínicamente relevantes «ocasionalmente», la más citada de ellas, otra vez, la omisión (Lukac et al., 2025). En otro, con 66 profesionales, bajaron el agotamiento y el tiempo dedicado a las notas (Afshar et al., 2025).</w:t>
       </w:r>
     </w:p>
     <w:p>
@@ -20324,6 +20333,19 @@
         </w:numPr>
       </w:pPr>
       <w:r>
+        <w:t xml:space="preserve">Capacidad de decidir (cuatro criterios; lucidez fluctuante) — CC (viñeta 5)</w:t>
+      </w:r>
+    </w:p>
+    <w:p>
+      <w:pPr>
+        <w:pStyle w:val="BodyJ"/>
+        <w:keepNext w:val="false"/>
+        <w:numPr>
+          <w:ilvl w:val="0"/>
+          <w:numId w:val="5"/>
+        </w:numPr>
+      </w:pPr>
+      <w:r>
         <w:t xml:space="preserve">Captura cognitiva por IA (la respuesta antes que el caso) — 17</w:t>
       </w:r>
     </w:p>
@@ -20623,6 +20645,19 @@
         </w:numPr>
       </w:pPr>
       <w:r>
+        <w:t xml:space="preserve">Error diagnóstico: magnitud medida y estimada — 7</w:t>
+      </w:r>
+    </w:p>
+    <w:p>
+      <w:pPr>
+        <w:pStyle w:val="BodyJ"/>
+        <w:keepNext w:val="false"/>
+        <w:numPr>
+          <w:ilvl w:val="0"/>
+          <w:numId w:val="5"/>
+        </w:numPr>
+      </w:pPr>
+      <w:r>
         <w:t xml:space="preserve">Errores asimétricos — 10, CC (viñeta 3)</w:t>
       </w:r>
     </w:p>
@@ -21013,7 +21048,7 @@
         </w:numPr>
       </w:pPr>
       <w:r>
-        <w:t xml:space="preserve">Léxico de certeza — 4, Ap B</w:t>
+        <w:t xml:space="preserve">Léxico de certeza — 4, Ap B; sus precedentes (Kent, radiología) — 15</w:t>
       </w:r>
     </w:p>
     <w:p>
@@ -22042,394 +22077,394 @@
         <w:keepNext w:val="false"/>
       </w:pPr>
       <w:r>
-        <w:t xml:space="preserve">Akram, A. R., Chalmers, J. D., Taylor, J. K., Rutherford, J., Singanayagam, A., &amp; Hill, A. T. (2013). An evaluation of clinical stability criteria to predict hospital course in community-acquired pneumonia. </w:t>
+        <w:t xml:space="preserve">Afshar, M., Baumann, M. R., Resnik, F., Hintzke, J., Sullivan, A. G., Wills, G., et al. (2025). A pragmatic randomized controlled trial of ambient artificial intelligence to improve health practitioner well-being. </w:t>
       </w:r>
       <w:r>
         <w:rPr>
           <w:i/>
           <w:iCs/>
         </w:rPr>
-        <w:t xml:space="preserve">Clinical Microbiology and Infection, 19</w:t>
-      </w:r>
-      <w:r>
-        <w:t xml:space="preserve">(12), 1174–1180.</w:t>
-      </w:r>
-    </w:p>
-    <w:p>
-      <w:pPr>
-        <w:pStyle w:val="BodyJ"/>
-        <w:keepNext w:val="false"/>
-      </w:pPr>
-      <w:r>
-        <w:t xml:space="preserve">Alves de Lima, A. (2008). Devolución constructiva: Una estrategia para mejorar el aprendizaje. </w:t>
+        <w:t xml:space="preserve">NEJM AI, 2</w:t>
+      </w:r>
+      <w:r>
+        <w:t xml:space="preserve">(12), AIoa2500945.</w:t>
+      </w:r>
+    </w:p>
+    <w:p>
+      <w:pPr>
+        <w:pStyle w:val="BodyJ"/>
+        <w:keepNext w:val="false"/>
+      </w:pPr>
+      <w:r>
+        <w:t xml:space="preserve">Akram, A. R., Chalmers, J. D., Taylor, J. K., Rutherford, J., Singanayagam, A., &amp; Hill, A. T. (2013). An evaluation of clinical stability criteria to predict hospital course in community-acquired pneumonia. </w:t>
       </w:r>
       <w:r>
         <w:rPr>
           <w:i/>
           <w:iCs/>
         </w:rPr>
-        <w:t xml:space="preserve">Medicina (Buenos Aires), 68</w:t>
-      </w:r>
-      <w:r>
-        <w:t xml:space="preserve">(1), 88–92.</w:t>
-      </w:r>
-    </w:p>
-    <w:p>
-      <w:pPr>
-        <w:pStyle w:val="BodyJ"/>
-        <w:keepNext w:val="false"/>
-      </w:pPr>
-      <w:r>
-        <w:t xml:space="preserve">Aristóteles. (1985). </w:t>
+        <w:t xml:space="preserve">Clinical Microbiology and Infection, 19</w:t>
+      </w:r>
+      <w:r>
+        <w:t xml:space="preserve">(12), 1174–1180.</w:t>
+      </w:r>
+    </w:p>
+    <w:p>
+      <w:pPr>
+        <w:pStyle w:val="BodyJ"/>
+        <w:keepNext w:val="false"/>
+      </w:pPr>
+      <w:r>
+        <w:t xml:space="preserve">Alves de Lima, A. (2008). Devolución constructiva: Una estrategia para mejorar el aprendizaje. </w:t>
       </w:r>
       <w:r>
         <w:rPr>
           <w:i/>
           <w:iCs/>
         </w:rPr>
-        <w:t xml:space="preserve">Ética nicomáquea; Ética eudemia</w:t>
-      </w:r>
-      <w:r>
-        <w:t xml:space="preserve"> (J. Pallí Bonet, Trad.; introd. E. Lledó). Gredos.</w:t>
-      </w:r>
-    </w:p>
-    <w:p>
-      <w:pPr>
-        <w:pStyle w:val="BodyJ"/>
-        <w:keepNext w:val="false"/>
-      </w:pPr>
-      <w:r>
-        <w:t xml:space="preserve">Austin, J. L. (1962). </w:t>
+        <w:t xml:space="preserve">Medicina (Buenos Aires), 68</w:t>
+      </w:r>
+      <w:r>
+        <w:t xml:space="preserve">(1), 88–92.</w:t>
+      </w:r>
+    </w:p>
+    <w:p>
+      <w:pPr>
+        <w:pStyle w:val="BodyJ"/>
+        <w:keepNext w:val="false"/>
+      </w:pPr>
+      <w:r>
+        <w:t xml:space="preserve">Andreadis, K., Chan, E., Park, M., Benda, N. C., Sharma, M. M., Demetres, M., et al. (2021). Imprecision and preferences in interpretation of verbal probabilities in health: A systematic review. </w:t>
       </w:r>
       <w:r>
         <w:rPr>
           <w:i/>
           <w:iCs/>
         </w:rPr>
-        <w:t xml:space="preserve">How to Do Things with Words</w:t>
-      </w:r>
-      <w:r>
-        <w:t xml:space="preserve">. Clarendon Press.</w:t>
-      </w:r>
-    </w:p>
-    <w:p>
-      <w:pPr>
-        <w:pStyle w:val="BodyJ"/>
-        <w:keepNext w:val="false"/>
-      </w:pPr>
-      <w:r>
-        <w:t xml:space="preserve">Barrows, H. S., &amp; Feltovich, P. J. (1987). The clinical reasoning process. </w:t>
+        <w:t xml:space="preserve">Journal of General Internal Medicine, 36</w:t>
+      </w:r>
+      <w:r>
+        <w:t xml:space="preserve">(12), 3820–3829.</w:t>
+      </w:r>
+    </w:p>
+    <w:p>
+      <w:pPr>
+        <w:pStyle w:val="BodyJ"/>
+        <w:keepNext w:val="false"/>
+      </w:pPr>
+      <w:r>
+        <w:t xml:space="preserve">Appelbaum, P. S. (2007). Assessment of patients' competence to consent to treatment. </w:t>
       </w:r>
       <w:r>
         <w:rPr>
           <w:i/>
           <w:iCs/>
         </w:rPr>
-        <w:t xml:space="preserve">Medical Education, 21</w:t>
-      </w:r>
-      <w:r>
-        <w:t xml:space="preserve">(2), 86–91.</w:t>
-      </w:r>
-    </w:p>
-    <w:p>
-      <w:pPr>
-        <w:pStyle w:val="BodyJ"/>
-        <w:keepNext w:val="false"/>
-      </w:pPr>
-      <w:r>
-        <w:t xml:space="preserve">Berner, E. S., &amp; Graber, M. L. (2008). Overconfidence as a cause of diagnostic error in medicine. </w:t>
+        <w:t xml:space="preserve">New England Journal of Medicine, 357</w:t>
+      </w:r>
+      <w:r>
+        <w:t xml:space="preserve">(18), 1834–1840.</w:t>
+      </w:r>
+    </w:p>
+    <w:p>
+      <w:pPr>
+        <w:pStyle w:val="BodyJ"/>
+        <w:keepNext w:val="false"/>
+      </w:pPr>
+      <w:r>
+        <w:t xml:space="preserve">Aristóteles. (1985). </w:t>
       </w:r>
       <w:r>
         <w:rPr>
           <w:i/>
           <w:iCs/>
         </w:rPr>
-        <w:t xml:space="preserve">The American Journal of Medicine, 121</w:t>
-      </w:r>
-      <w:r>
-        <w:t xml:space="preserve">(5 Suppl), S2–S23.</w:t>
-      </w:r>
-    </w:p>
-    <w:p>
-      <w:pPr>
-        <w:pStyle w:val="BodyJ"/>
-        <w:keepNext w:val="false"/>
-      </w:pPr>
-      <w:r>
-        <w:t xml:space="preserve">Biro, J., Handley, J. L., Cobb, N. K., Kottamasu, V., Collins, J., Krevat, S., et al. (2025). Accuracy and safety of AI-enabled scribe technology: Instrument validation study. </w:t>
+        <w:t xml:space="preserve">Ética nicomáquea; Ética eudemia</w:t>
+      </w:r>
+      <w:r>
+        <w:t xml:space="preserve"> (J. Pallí Bonet, Trad.; introd. E. Lledó). Gredos.</w:t>
+      </w:r>
+    </w:p>
+    <w:p>
+      <w:pPr>
+        <w:pStyle w:val="BodyJ"/>
+        <w:keepNext w:val="false"/>
+      </w:pPr>
+      <w:r>
+        <w:t xml:space="preserve">Auerbach, A. D., Lee, T. M., Hubbard, C. C., Ranji, S. R., Raffel, K., Valdes, G., et al. (2024). Diagnostic errors in hospitalized adults who died or were transferred to intensive care. </w:t>
       </w:r>
       <w:r>
         <w:rPr>
           <w:i/>
           <w:iCs/>
         </w:rPr>
-        <w:t xml:space="preserve">Journal of Medical Internet Research, 27</w:t>
-      </w:r>
-      <w:r>
-        <w:t xml:space="preserve">, e64993.</w:t>
-      </w:r>
-    </w:p>
-    <w:p>
-      <w:pPr>
-        <w:pStyle w:val="BodyJ"/>
-        <w:keepNext w:val="false"/>
-      </w:pPr>
-      <w:r>
-        <w:t xml:space="preserve">Boden, M. A. (2004). </w:t>
+        <w:t xml:space="preserve">JAMA Internal Medicine, 184</w:t>
+      </w:r>
+      <w:r>
+        <w:t xml:space="preserve">(2), 164–173.</w:t>
+      </w:r>
+    </w:p>
+    <w:p>
+      <w:pPr>
+        <w:pStyle w:val="BodyJ"/>
+        <w:keepNext w:val="false"/>
+      </w:pPr>
+      <w:r>
+        <w:t xml:space="preserve">Austin, J. L. (1962). </w:t>
       </w:r>
       <w:r>
         <w:rPr>
           <w:i/>
           <w:iCs/>
         </w:rPr>
-        <w:t xml:space="preserve">The Creative Mind: Myths and Mechanisms</w:t>
-      </w:r>
-      <w:r>
-        <w:t xml:space="preserve"> (2.ª ed.). Routledge.</w:t>
-      </w:r>
-    </w:p>
-    <w:p>
-      <w:pPr>
-        <w:pStyle w:val="BodyJ"/>
-        <w:keepNext w:val="false"/>
-      </w:pPr>
-      <w:r>
-        <w:t xml:space="preserve">Bohm, D. (1996). </w:t>
+        <w:t xml:space="preserve">How to Do Things with Words</w:t>
+      </w:r>
+      <w:r>
+        <w:t xml:space="preserve">. Clarendon Press.</w:t>
+      </w:r>
+    </w:p>
+    <w:p>
+      <w:pPr>
+        <w:pStyle w:val="BodyJ"/>
+        <w:keepNext w:val="false"/>
+      </w:pPr>
+      <w:r>
+        <w:t xml:space="preserve">Barrows, H. S., &amp; Feltovich, P. J. (1987). The clinical reasoning process. </w:t>
       </w:r>
       <w:r>
         <w:rPr>
           <w:i/>
           <w:iCs/>
         </w:rPr>
-        <w:t xml:space="preserve">On Creativity</w:t>
-      </w:r>
-      <w:r>
-        <w:t xml:space="preserve"> (L. Nichol, Ed.). Routledge.</w:t>
-      </w:r>
-    </w:p>
-    <w:p>
-      <w:pPr>
-        <w:pStyle w:val="BodyJ"/>
-        <w:keepNext w:val="false"/>
-      </w:pPr>
-      <w:r>
-        <w:t xml:space="preserve">Bohm, D., &amp; Peat, F. D. (1987). </w:t>
+        <w:t xml:space="preserve">Medical Education, 21</w:t>
+      </w:r>
+      <w:r>
+        <w:t xml:space="preserve">(2), 86–91.</w:t>
+      </w:r>
+    </w:p>
+    <w:p>
+      <w:pPr>
+        <w:pStyle w:val="BodyJ"/>
+        <w:keepNext w:val="false"/>
+      </w:pPr>
+      <w:r>
+        <w:t xml:space="preserve">Berner, E. S., &amp; Graber, M. L. (2008). Overconfidence as a cause of diagnostic error in medicine. </w:t>
       </w:r>
       <w:r>
         <w:rPr>
           <w:i/>
           <w:iCs/>
         </w:rPr>
-        <w:t xml:space="preserve">Science, Order, and Creativity</w:t>
-      </w:r>
-      <w:r>
-        <w:t xml:space="preserve">. Bantam Books.</w:t>
-      </w:r>
-    </w:p>
-    <w:p>
-      <w:pPr>
-        <w:pStyle w:val="BodyJ"/>
-        <w:keepNext w:val="false"/>
-      </w:pPr>
-      <w:r>
-        <w:t xml:space="preserve">Bordage, G. (1994). Elaborated knowledge: A key to successful diagnostic thinking. </w:t>
+        <w:t xml:space="preserve">The American Journal of Medicine, 121</w:t>
+      </w:r>
+      <w:r>
+        <w:t xml:space="preserve">(5 Suppl), S2–S23.</w:t>
+      </w:r>
+    </w:p>
+    <w:p>
+      <w:pPr>
+        <w:pStyle w:val="BodyJ"/>
+        <w:keepNext w:val="false"/>
+      </w:pPr>
+      <w:r>
+        <w:t xml:space="preserve">Biro, J., Handley, J. L., Cobb, N. K., Kottamasu, V., Collins, J., Krevat, S., et al. (2025). Accuracy and safety of AI-enabled scribe technology: Instrument validation study. </w:t>
       </w:r>
       <w:r>
         <w:rPr>
           <w:i/>
           <w:iCs/>
         </w:rPr>
-        <w:t xml:space="preserve">Academic Medicine, 69</w:t>
-      </w:r>
-      <w:r>
-        <w:t xml:space="preserve">(11), 883–885.</w:t>
-      </w:r>
-    </w:p>
-    <w:p>
-      <w:pPr>
-        <w:pStyle w:val="BodyJ"/>
-        <w:keepNext w:val="false"/>
-      </w:pPr>
-      <w:r>
-        <w:t xml:space="preserve">Bowen, J. L. (2006). Educational strategies to promote clinical diagnostic reasoning. </w:t>
+        <w:t xml:space="preserve">Journal of Medical Internet Research, 27</w:t>
+      </w:r>
+      <w:r>
+        <w:t xml:space="preserve">, e64993.</w:t>
+      </w:r>
+    </w:p>
+    <w:p>
+      <w:pPr>
+        <w:pStyle w:val="BodyJ"/>
+        <w:keepNext w:val="false"/>
+      </w:pPr>
+      <w:r>
+        <w:t xml:space="preserve">Boden, M. A. (2004). </w:t>
       </w:r>
       <w:r>
         <w:rPr>
           <w:i/>
           <w:iCs/>
         </w:rPr>
-        <w:t xml:space="preserve">New England Journal of Medicine, 355</w:t>
-      </w:r>
-      <w:r>
-        <w:t xml:space="preserve">(21), 2217–2225.</w:t>
-      </w:r>
-    </w:p>
-    <w:p>
-      <w:pPr>
-        <w:pStyle w:val="BodyJ"/>
-        <w:keepNext w:val="false"/>
-      </w:pPr>
-      <w:r>
-        <w:t xml:space="preserve">Budzyń, K., Romańczyk, M., Kitala, D., Kołodziej, P., Bugajski, M., Adami, H. O., et al. (2025). Endoscopist deskilling risk after exposure to artificial intelligence in colonoscopy: A multicentre, observational study. </w:t>
+        <w:t xml:space="preserve">The Creative Mind: Myths and Mechanisms</w:t>
+      </w:r>
+      <w:r>
+        <w:t xml:space="preserve"> (2.ª ed.). Routledge.</w:t>
+      </w:r>
+    </w:p>
+    <w:p>
+      <w:pPr>
+        <w:pStyle w:val="BodyJ"/>
+        <w:keepNext w:val="false"/>
+      </w:pPr>
+      <w:r>
+        <w:t xml:space="preserve">Bohm, D. (1996). </w:t>
       </w:r>
       <w:r>
         <w:rPr>
           <w:i/>
           <w:iCs/>
         </w:rPr>
-        <w:t xml:space="preserve">The Lancet Gastroenterology &amp; Hepatology, 10</w:t>
-      </w:r>
-      <w:r>
-        <w:t xml:space="preserve">(10), 896–903.</w:t>
-      </w:r>
-    </w:p>
-    <w:p>
-      <w:pPr>
-        <w:pStyle w:val="BodyJ"/>
-        <w:keepNext w:val="false"/>
-      </w:pPr>
-      <w:r>
-        <w:t xml:space="preserve">Cabitza, F., Rasoini, R., &amp; Gensini, G. F. (2017). Unintended consequences of machine learning in medicine. </w:t>
+        <w:t xml:space="preserve">On Creativity</w:t>
+      </w:r>
+      <w:r>
+        <w:t xml:space="preserve"> (L. Nichol, Ed.). Routledge.</w:t>
+      </w:r>
+    </w:p>
+    <w:p>
+      <w:pPr>
+        <w:pStyle w:val="BodyJ"/>
+        <w:keepNext w:val="false"/>
+      </w:pPr>
+      <w:r>
+        <w:t xml:space="preserve">Bohm, D., &amp; Peat, F. D. (1987). </w:t>
       </w:r>
       <w:r>
         <w:rPr>
           <w:i/>
           <w:iCs/>
         </w:rPr>
-        <w:t xml:space="preserve">JAMA, 318</w:t>
-      </w:r>
-      <w:r>
-        <w:t xml:space="preserve">(6), 517–518.</w:t>
-      </w:r>
-    </w:p>
-    <w:p>
-      <w:pPr>
-        <w:pStyle w:val="BodyJ"/>
-        <w:keepNext w:val="false"/>
-      </w:pPr>
-      <w:r>
-        <w:t xml:space="preserve">Canguilhem, G. (1971). </w:t>
+        <w:t xml:space="preserve">Science, Order, and Creativity</w:t>
+      </w:r>
+      <w:r>
+        <w:t xml:space="preserve">. Bantam Books.</w:t>
+      </w:r>
+    </w:p>
+    <w:p>
+      <w:pPr>
+        <w:pStyle w:val="BodyJ"/>
+        <w:keepNext w:val="false"/>
+      </w:pPr>
+      <w:r>
+        <w:t xml:space="preserve">Bordage, G. (1994). Elaborated knowledge: A key to successful diagnostic thinking. </w:t>
       </w:r>
       <w:r>
         <w:rPr>
           <w:i/>
           <w:iCs/>
         </w:rPr>
-        <w:t xml:space="preserve">Lo normal y lo patológico</w:t>
-      </w:r>
-      <w:r>
-        <w:t xml:space="preserve"> (R. Potschart, Trad.). Siglo XXI. (Obra original publicada en 1966).</w:t>
-      </w:r>
-    </w:p>
-    <w:p>
-      <w:pPr>
-        <w:pStyle w:val="BodyJ"/>
-        <w:keepNext w:val="false"/>
-      </w:pPr>
-      <w:r>
-        <w:t xml:space="preserve">Carel, H., &amp; Kidd, I. J. (2014). Epistemic injustice in healthcare: A philosophical analysis. </w:t>
+        <w:t xml:space="preserve">Academic Medicine, 69</w:t>
+      </w:r>
+      <w:r>
+        <w:t xml:space="preserve">(11), 883–885.</w:t>
+      </w:r>
+    </w:p>
+    <w:p>
+      <w:pPr>
+        <w:pStyle w:val="BodyJ"/>
+        <w:keepNext w:val="false"/>
+      </w:pPr>
+      <w:r>
+        <w:t xml:space="preserve">Bowen, J. L. (2006). Educational strategies to promote clinical diagnostic reasoning. </w:t>
       </w:r>
       <w:r>
         <w:rPr>
           <w:i/>
           <w:iCs/>
         </w:rPr>
-        <w:t xml:space="preserve">Medicine, Health Care and Philosophy, 17</w:t>
-      </w:r>
-      <w:r>
-        <w:t xml:space="preserve">(4), 529–540.</w:t>
-      </w:r>
-    </w:p>
-    <w:p>
-      <w:pPr>
-        <w:pStyle w:val="BodyJ"/>
-        <w:keepNext w:val="false"/>
-      </w:pPr>
-      <w:r>
-        <w:t xml:space="preserve">Cartwright, N., &amp; Hardie, J. (2012). </w:t>
+        <w:t xml:space="preserve">New England Journal of Medicine, 355</w:t>
+      </w:r>
+      <w:r>
+        <w:t xml:space="preserve">(21), 2217–2225.</w:t>
+      </w:r>
+    </w:p>
+    <w:p>
+      <w:pPr>
+        <w:pStyle w:val="BodyJ"/>
+        <w:keepNext w:val="false"/>
+      </w:pPr>
+      <w:r>
+        <w:t xml:space="preserve">Budzyń, K., Romańczyk, M., Kitala, D., Kołodziej, P., Bugajski, M., Adami, H. O., et al. (2025). Endoscopist deskilling risk after exposure to artificial intelligence in colonoscopy: A multicentre, observational study. </w:t>
       </w:r>
       <w:r>
         <w:rPr>
           <w:i/>
           <w:iCs/>
         </w:rPr>
-        <w:t xml:space="preserve">Evidence-Based Policy: A Practical Guide to Doing It Better</w:t>
-      </w:r>
-      <w:r>
-        <w:t xml:space="preserve">. Oxford University Press.</w:t>
-      </w:r>
-    </w:p>
-    <w:p>
-      <w:pPr>
-        <w:pStyle w:val="BodyJ"/>
-        <w:keepNext w:val="false"/>
-      </w:pPr>
-      <w:r>
-        <w:t xml:space="preserve">Casscells, W., Schoenberger, A., &amp; Graboys, T. B. (1978). Interpretation by physicians of clinical laboratory results. </w:t>
+        <w:t xml:space="preserve">The Lancet Gastroenterology &amp; Hepatology, 10</w:t>
+      </w:r>
+      <w:r>
+        <w:t xml:space="preserve">(10), 896–903.</w:t>
+      </w:r>
+    </w:p>
+    <w:p>
+      <w:pPr>
+        <w:pStyle w:val="BodyJ"/>
+        <w:keepNext w:val="false"/>
+      </w:pPr>
+      <w:r>
+        <w:t xml:space="preserve">Cabitza, F., Rasoini, R., &amp; Gensini, G. F. (2017). Unintended consequences of machine learning in medicine. </w:t>
       </w:r>
       <w:r>
         <w:rPr>
           <w:i/>
           <w:iCs/>
         </w:rPr>
-        <w:t xml:space="preserve">New England Journal of Medicine, 299</w:t>
-      </w:r>
-      <w:r>
-        <w:t xml:space="preserve">(18), 999–1001.</w:t>
-      </w:r>
-    </w:p>
-    <w:p>
-      <w:pPr>
-        <w:pStyle w:val="BodyJ"/>
-        <w:keepNext w:val="false"/>
-      </w:pPr>
-      <w:r>
-        <w:t xml:space="preserve">Chalmers, J. D., Singanayagam, A., &amp; Hill, A. T. (2008). C-reactive protein is an independent predictor of severity in community-acquired pneumonia. </w:t>
+        <w:t xml:space="preserve">JAMA, 318</w:t>
+      </w:r>
+      <w:r>
+        <w:t xml:space="preserve">(6), 517–518.</w:t>
+      </w:r>
+    </w:p>
+    <w:p>
+      <w:pPr>
+        <w:pStyle w:val="BodyJ"/>
+        <w:keepNext w:val="false"/>
+      </w:pPr>
+      <w:r>
+        <w:t xml:space="preserve">Canguilhem, G. (1971). </w:t>
       </w:r>
       <w:r>
         <w:rPr>
           <w:i/>
           <w:iCs/>
         </w:rPr>
-        <w:t xml:space="preserve">American Journal of Medicine, 121</w:t>
-      </w:r>
-      <w:r>
-        <w:t xml:space="preserve">(3), 219–225.</w:t>
-      </w:r>
-    </w:p>
-    <w:p>
-      <w:pPr>
-        <w:pStyle w:val="BodyJ"/>
-        <w:keepNext w:val="false"/>
-      </w:pPr>
-      <w:r>
-        <w:t xml:space="preserve">Charlin, B., Boshuizen, H. P. A., Custers, E. J. F. M., &amp; Feltovich, P. J. (2007). Scripts and medical diagnostic knowledge: Theory and applications for clinical reasoning instruction and research. </w:t>
+        <w:t xml:space="preserve">Lo normal y lo patológico</w:t>
+      </w:r>
+      <w:r>
+        <w:t xml:space="preserve"> (R. Potschart, Trad.). Siglo XXI. (Obra original publicada en 1966).</w:t>
+      </w:r>
+    </w:p>
+    <w:p>
+      <w:pPr>
+        <w:pStyle w:val="BodyJ"/>
+        <w:keepNext w:val="false"/>
+      </w:pPr>
+      <w:r>
+        <w:t xml:space="preserve">Carel, H., &amp; Kidd, I. J. (2014). Epistemic injustice in healthcare: A philosophical analysis. </w:t>
       </w:r>
       <w:r>
         <w:rPr>
           <w:i/>
           <w:iCs/>
         </w:rPr>
-        <w:t xml:space="preserve">Academic Medicine, 82</w:t>
-      </w:r>
-      <w:r>
-        <w:t xml:space="preserve">(10), 967–974.</w:t>
-      </w:r>
-    </w:p>
-    <w:p>
-      <w:pPr>
-        <w:pStyle w:val="BodyJ"/>
-        <w:keepNext w:val="false"/>
-      </w:pPr>
-      <w:r>
-        <w:t xml:space="preserve">Charon, R. (2006). </w:t>
+        <w:t xml:space="preserve">Medicine, Health Care and Philosophy, 17</w:t>
+      </w:r>
+      <w:r>
+        <w:t xml:space="preserve">(4), 529–540.</w:t>
+      </w:r>
+    </w:p>
+    <w:p>
+      <w:pPr>
+        <w:pStyle w:val="BodyJ"/>
+        <w:keepNext w:val="false"/>
+      </w:pPr>
+      <w:r>
+        <w:t xml:space="preserve">Cartwright, N., &amp; Hardie, J. (2012). </w:t>
       </w:r>
       <w:r>
         <w:rPr>
           <w:i/>
           <w:iCs/>
         </w:rPr>
-        <w:t xml:space="preserve">Narrative Medicine: Honoring the Stories of Illness</w:t>
+        <w:t xml:space="preserve">Evidence-Based Policy: A Practical Guide to Doing It Better</w:t>
       </w:r>
       <w:r>
         <w:t xml:space="preserve">. Oxford University Press.</w:t>
@@ -22441,2659 +22476,2982 @@
         <w:keepNext w:val="false"/>
       </w:pPr>
       <w:r>
-        <w:t xml:space="preserve">Chaudhuri, D., Nei, A. M., Rochwerg, B., Balk, R. A., Asehnoune, K., Cadena, R., et al. (2024). 2024 focused update: Guidelines on use of corticosteroids in sepsis, acute respiratory distress syndrome, and community-acquired pneumonia. </w:t>
+        <w:t xml:space="preserve">Casscells, W., Schoenberger, A., &amp; Graboys, T. B. (1978). Interpretation by physicians of clinical laboratory results. </w:t>
       </w:r>
       <w:r>
         <w:rPr>
           <w:i/>
           <w:iCs/>
         </w:rPr>
-        <w:t xml:space="preserve">Critical Care Medicine, 52</w:t>
-      </w:r>
-      <w:r>
-        <w:t xml:space="preserve">(5), e219–e233.</w:t>
-      </w:r>
-    </w:p>
-    <w:p>
-      <w:pPr>
-        <w:pStyle w:val="BodyJ"/>
-        <w:keepNext w:val="false"/>
-      </w:pPr>
-      <w:r>
-        <w:t xml:space="preserve">Clifford, W. K. (1877). The ethics of belief. </w:t>
+        <w:t xml:space="preserve">New England Journal of Medicine, 299</w:t>
+      </w:r>
+      <w:r>
+        <w:t xml:space="preserve">(18), 999–1001.</w:t>
+      </w:r>
+    </w:p>
+    <w:p>
+      <w:pPr>
+        <w:pStyle w:val="BodyJ"/>
+        <w:keepNext w:val="false"/>
+      </w:pPr>
+      <w:r>
+        <w:t xml:space="preserve">Chalmers, J. D., Singanayagam, A., &amp; Hill, A. T. (2008). C-reactive protein is an independent predictor of severity in community-acquired pneumonia. </w:t>
       </w:r>
       <w:r>
         <w:rPr>
           <w:i/>
           <w:iCs/>
         </w:rPr>
-        <w:t xml:space="preserve">Contemporary Review, 29</w:t>
-      </w:r>
-      <w:r>
-        <w:t xml:space="preserve">, 289–309.</w:t>
-      </w:r>
-    </w:p>
-    <w:p>
-      <w:pPr>
-        <w:pStyle w:val="BodyJ"/>
-        <w:keepNext w:val="false"/>
-      </w:pPr>
-      <w:r>
-        <w:t xml:space="preserve">Coady, C. A. J. (1992). </w:t>
+        <w:t xml:space="preserve">American Journal of Medicine, 121</w:t>
+      </w:r>
+      <w:r>
+        <w:t xml:space="preserve">(3), 219–225.</w:t>
+      </w:r>
+    </w:p>
+    <w:p>
+      <w:pPr>
+        <w:pStyle w:val="BodyJ"/>
+        <w:keepNext w:val="false"/>
+      </w:pPr>
+      <w:r>
+        <w:t xml:space="preserve">Charlin, B., Boshuizen, H. P. A., Custers, E. J. F. M., &amp; Feltovich, P. J. (2007). Scripts and medical diagnostic knowledge: Theory and applications for clinical reasoning instruction and research. </w:t>
       </w:r>
       <w:r>
         <w:rPr>
           <w:i/>
           <w:iCs/>
         </w:rPr>
-        <w:t xml:space="preserve">Testimony: A Philosophical Study</w:t>
-      </w:r>
-      <w:r>
-        <w:t xml:space="preserve">. Clarendon Press.</w:t>
-      </w:r>
-    </w:p>
-    <w:p>
-      <w:pPr>
-        <w:pStyle w:val="BodyJ"/>
-        <w:keepNext w:val="false"/>
-      </w:pPr>
-      <w:r>
-        <w:t xml:space="preserve">Croskerry, P. (2003). The importance of cognitive errors in diagnosis and strategies to minimize them. </w:t>
+        <w:t xml:space="preserve">Academic Medicine, 82</w:t>
+      </w:r>
+      <w:r>
+        <w:t xml:space="preserve">(10), 967–974.</w:t>
+      </w:r>
+    </w:p>
+    <w:p>
+      <w:pPr>
+        <w:pStyle w:val="BodyJ"/>
+        <w:keepNext w:val="false"/>
+      </w:pPr>
+      <w:r>
+        <w:t xml:space="preserve">Charon, R. (2006). </w:t>
       </w:r>
       <w:r>
         <w:rPr>
           <w:i/>
           <w:iCs/>
         </w:rPr>
-        <w:t xml:space="preserve">Academic Medicine, 78</w:t>
-      </w:r>
-      <w:r>
-        <w:t xml:space="preserve">(8), 775–780.</w:t>
-      </w:r>
-    </w:p>
-    <w:p>
-      <w:pPr>
-        <w:pStyle w:val="BodyJ"/>
-        <w:keepNext w:val="false"/>
-      </w:pPr>
-      <w:r>
-        <w:t xml:space="preserve">Croskerry, P. (2009). A universal model of diagnostic reasoning. </w:t>
+        <w:t xml:space="preserve">Narrative Medicine: Honoring the Stories of Illness</w:t>
+      </w:r>
+      <w:r>
+        <w:t xml:space="preserve">. Oxford University Press.</w:t>
+      </w:r>
+    </w:p>
+    <w:p>
+      <w:pPr>
+        <w:pStyle w:val="BodyJ"/>
+        <w:keepNext w:val="false"/>
+      </w:pPr>
+      <w:r>
+        <w:t xml:space="preserve">Chaudhuri, D., Nei, A. M., Rochwerg, B., Balk, R. A., Asehnoune, K., Cadena, R., et al. (2024). 2024 focused update: Guidelines on use of corticosteroids in sepsis, acute respiratory distress syndrome, and community-acquired pneumonia. </w:t>
       </w:r>
       <w:r>
         <w:rPr>
           <w:i/>
           <w:iCs/>
         </w:rPr>
-        <w:t xml:space="preserve">Academic Medicine, 84</w:t>
-      </w:r>
-      <w:r>
-        <w:t xml:space="preserve">(8), 1022–1028.</w:t>
-      </w:r>
-    </w:p>
-    <w:p>
-      <w:pPr>
-        <w:pStyle w:val="BodyJ"/>
-        <w:keepNext w:val="false"/>
-      </w:pPr>
-      <w:r>
-        <w:t xml:space="preserve">Croskerry, P., Singhal, G., &amp; Mamede, S. (2013a). Cognitive debiasing 1: Origins of bias and theory of debiasing. </w:t>
+        <w:t xml:space="preserve">Critical Care Medicine, 52</w:t>
+      </w:r>
+      <w:r>
+        <w:t xml:space="preserve">(5), e219–e233.</w:t>
+      </w:r>
+    </w:p>
+    <w:p>
+      <w:pPr>
+        <w:pStyle w:val="BodyJ"/>
+        <w:keepNext w:val="false"/>
+      </w:pPr>
+      <w:r>
+        <w:t xml:space="preserve">Clifford, W. K. (1877). The ethics of belief. </w:t>
       </w:r>
       <w:r>
         <w:rPr>
           <w:i/>
           <w:iCs/>
         </w:rPr>
-        <w:t xml:space="preserve">BMJ Quality &amp; Safety, 22</w:t>
-      </w:r>
-      <w:r>
-        <w:t xml:space="preserve">(Suppl 2), ii58–ii64.</w:t>
-      </w:r>
-    </w:p>
-    <w:p>
-      <w:pPr>
-        <w:pStyle w:val="BodyJ"/>
-        <w:keepNext w:val="false"/>
-      </w:pPr>
-      <w:r>
-        <w:t xml:space="preserve">Croskerry, P., Singhal, G., &amp; Mamede, S. (2013b). Cognitive debiasing 2: Impediments to and strategies for change. </w:t>
+        <w:t xml:space="preserve">Contemporary Review, 29</w:t>
+      </w:r>
+      <w:r>
+        <w:t xml:space="preserve">, 289–309.</w:t>
+      </w:r>
+    </w:p>
+    <w:p>
+      <w:pPr>
+        <w:pStyle w:val="BodyJ"/>
+        <w:keepNext w:val="false"/>
+      </w:pPr>
+      <w:r>
+        <w:t xml:space="preserve">Coady, C. A. J. (1992). </w:t>
       </w:r>
       <w:r>
         <w:rPr>
           <w:i/>
           <w:iCs/>
         </w:rPr>
-        <w:t xml:space="preserve">BMJ Quality &amp; Safety, 22</w:t>
-      </w:r>
-      <w:r>
-        <w:t xml:space="preserve">(Suppl 2), ii65–ii72.</w:t>
-      </w:r>
-    </w:p>
-    <w:p>
-      <w:pPr>
-        <w:pStyle w:val="BodyJ"/>
-        <w:keepNext w:val="false"/>
-      </w:pPr>
-      <w:r>
-        <w:t xml:space="preserve">Custers, E. J. F. M. (2015). Thirty years of illness scripts: Theoretical origins and practical applications. </w:t>
+        <w:t xml:space="preserve">Testimony: A Philosophical Study</w:t>
+      </w:r>
+      <w:r>
+        <w:t xml:space="preserve">. Clarendon Press.</w:t>
+      </w:r>
+    </w:p>
+    <w:p>
+      <w:pPr>
+        <w:pStyle w:val="BodyJ"/>
+        <w:keepNext w:val="false"/>
+      </w:pPr>
+      <w:r>
+        <w:t xml:space="preserve">Croskerry, P. (2003). The importance of cognitive errors in diagnosis and strategies to minimize them. </w:t>
       </w:r>
       <w:r>
         <w:rPr>
           <w:i/>
           <w:iCs/>
         </w:rPr>
-        <w:t xml:space="preserve">Medical Teacher, 37</w:t>
-      </w:r>
-      <w:r>
-        <w:t xml:space="preserve">(5), 457–462.</w:t>
-      </w:r>
-    </w:p>
-    <w:p>
-      <w:pPr>
-        <w:pStyle w:val="BodyJ"/>
-        <w:keepNext w:val="false"/>
-      </w:pPr>
-      <w:r>
-        <w:t xml:space="preserve">Dequin, P.-F., Meziani, F., Quenot, J.-P., Kamel, T., Ricard, J.-D., Badie, J., et al. (2023). Hydrocortisone in severe community-acquired pneumonia. </w:t>
+        <w:t xml:space="preserve">Academic Medicine, 78</w:t>
+      </w:r>
+      <w:r>
+        <w:t xml:space="preserve">(8), 775–780.</w:t>
+      </w:r>
+    </w:p>
+    <w:p>
+      <w:pPr>
+        <w:pStyle w:val="BodyJ"/>
+        <w:keepNext w:val="false"/>
+      </w:pPr>
+      <w:r>
+        <w:t xml:space="preserve">Croskerry, P. (2009). A universal model of diagnostic reasoning. </w:t>
       </w:r>
       <w:r>
         <w:rPr>
           <w:i/>
           <w:iCs/>
         </w:rPr>
-        <w:t xml:space="preserve">New England Journal of Medicine, 388</w:t>
-      </w:r>
-      <w:r>
-        <w:t xml:space="preserve">(21), 1931–1941.</w:t>
-      </w:r>
-    </w:p>
-    <w:p>
-      <w:pPr>
-        <w:pStyle w:val="BodyJ"/>
-        <w:keepNext w:val="false"/>
-      </w:pPr>
-      <w:r>
-        <w:t xml:space="preserve">Djulbegovic, B., &amp; Guyatt, G. H. (2017). Progress in evidence-based medicine: A quarter century on. </w:t>
+        <w:t xml:space="preserve">Academic Medicine, 84</w:t>
+      </w:r>
+      <w:r>
+        <w:t xml:space="preserve">(8), 1022–1028.</w:t>
+      </w:r>
+    </w:p>
+    <w:p>
+      <w:pPr>
+        <w:pStyle w:val="BodyJ"/>
+        <w:keepNext w:val="false"/>
+      </w:pPr>
+      <w:r>
+        <w:t xml:space="preserve">Croskerry, P., Singhal, G., &amp; Mamede, S. (2013a). Cognitive debiasing 1: Origins of bias and theory of debiasing. </w:t>
       </w:r>
       <w:r>
         <w:rPr>
           <w:i/>
           <w:iCs/>
         </w:rPr>
-        <w:t xml:space="preserve">The Lancet, 390</w:t>
-      </w:r>
-      <w:r>
-        <w:t xml:space="preserve">(10092), 415–423.</w:t>
-      </w:r>
-    </w:p>
-    <w:p>
-      <w:pPr>
-        <w:pStyle w:val="BodyJ"/>
-        <w:keepNext w:val="false"/>
-      </w:pPr>
-      <w:r>
-        <w:t xml:space="preserve">Douglas, H. (2000). Inductive risk and values in science. </w:t>
+        <w:t xml:space="preserve">BMJ Quality &amp; Safety, 22</w:t>
+      </w:r>
+      <w:r>
+        <w:t xml:space="preserve">(Suppl 2), ii58–ii64.</w:t>
+      </w:r>
+    </w:p>
+    <w:p>
+      <w:pPr>
+        <w:pStyle w:val="BodyJ"/>
+        <w:keepNext w:val="false"/>
+      </w:pPr>
+      <w:r>
+        <w:t xml:space="preserve">Croskerry, P., Singhal, G., &amp; Mamede, S. (2013b). Cognitive debiasing 2: Impediments to and strategies for change. </w:t>
       </w:r>
       <w:r>
         <w:rPr>
           <w:i/>
           <w:iCs/>
         </w:rPr>
-        <w:t xml:space="preserve">Philosophy of Science, 67</w:t>
-      </w:r>
-      <w:r>
-        <w:t xml:space="preserve">(4), 559–579.</w:t>
-      </w:r>
-    </w:p>
-    <w:p>
-      <w:pPr>
-        <w:pStyle w:val="BodyJ"/>
-        <w:keepNext w:val="false"/>
-      </w:pPr>
-      <w:r>
-        <w:t xml:space="preserve">Dunlosky, J., &amp; Metcalfe, J. (2009). </w:t>
+        <w:t xml:space="preserve">BMJ Quality &amp; Safety, 22</w:t>
+      </w:r>
+      <w:r>
+        <w:t xml:space="preserve">(Suppl 2), ii65–ii72.</w:t>
+      </w:r>
+    </w:p>
+    <w:p>
+      <w:pPr>
+        <w:pStyle w:val="BodyJ"/>
+        <w:keepNext w:val="false"/>
+      </w:pPr>
+      <w:r>
+        <w:t xml:space="preserve">Custers, E. J. F. M. (2015). Thirty years of illness scripts: Theoretical origins and practical applications. </w:t>
       </w:r>
       <w:r>
         <w:rPr>
           <w:i/>
           <w:iCs/>
         </w:rPr>
-        <w:t xml:space="preserve">Metacognition</w:t>
-      </w:r>
-      <w:r>
-        <w:t xml:space="preserve">. SAGE.</w:t>
-      </w:r>
-    </w:p>
-    <w:p>
-      <w:pPr>
-        <w:pStyle w:val="BodyJ"/>
-        <w:keepNext w:val="false"/>
-      </w:pPr>
-      <w:r>
-        <w:t xml:space="preserve">Elstein, A. S., Shulman, L. S., &amp; Sprafka, S. A. (1978). </w:t>
+        <w:t xml:space="preserve">Medical Teacher, 37</w:t>
+      </w:r>
+      <w:r>
+        <w:t xml:space="preserve">(5), 457–462.</w:t>
+      </w:r>
+    </w:p>
+    <w:p>
+      <w:pPr>
+        <w:pStyle w:val="BodyJ"/>
+        <w:keepNext w:val="false"/>
+      </w:pPr>
+      <w:r>
+        <w:t xml:space="preserve">Dequin, P.-F., Meziani, F., Quenot, J.-P., Kamel, T., Ricard, J.-D., Badie, J., et al. (2023). Hydrocortisone in severe community-acquired pneumonia. </w:t>
       </w:r>
       <w:r>
         <w:rPr>
           <w:i/>
           <w:iCs/>
         </w:rPr>
-        <w:t xml:space="preserve">Medical Problem Solving: An Analysis of Clinical Reasoning</w:t>
-      </w:r>
-      <w:r>
-        <w:t xml:space="preserve">. Harvard University Press.</w:t>
-      </w:r>
-    </w:p>
-    <w:p>
-      <w:pPr>
-        <w:pStyle w:val="BodyJ"/>
-        <w:keepNext w:val="false"/>
-      </w:pPr>
-      <w:r>
-        <w:t xml:space="preserve">Elwyn, G., Frosch, D., Thomson, R., Joseph-Williams, N., Lloyd, A., Kinnersley, P., et al. (2012). Shared decision making: A model for clinical practice. </w:t>
+        <w:t xml:space="preserve">New England Journal of Medicine, 388</w:t>
+      </w:r>
+      <w:r>
+        <w:t xml:space="preserve">(21), 1931–1941.</w:t>
+      </w:r>
+    </w:p>
+    <w:p>
+      <w:pPr>
+        <w:pStyle w:val="BodyJ"/>
+        <w:keepNext w:val="false"/>
+      </w:pPr>
+      <w:r>
+        <w:t xml:space="preserve">Djulbegovic, B., &amp; Guyatt, G. H. (2017). Progress in evidence-based medicine: A quarter century on. </w:t>
       </w:r>
       <w:r>
         <w:rPr>
           <w:i/>
           <w:iCs/>
         </w:rPr>
-        <w:t xml:space="preserve">Journal of General Internal Medicine, 27</w:t>
-      </w:r>
-      <w:r>
-        <w:t xml:space="preserve">(10), 1361–1367.</w:t>
-      </w:r>
-    </w:p>
-    <w:p>
-      <w:pPr>
-        <w:pStyle w:val="BodyJ"/>
-        <w:keepNext w:val="false"/>
-      </w:pPr>
-      <w:r>
-        <w:t xml:space="preserve">Epstein, R. M. (1999). Mindful practice. </w:t>
+        <w:t xml:space="preserve">The Lancet, 390</w:t>
+      </w:r>
+      <w:r>
+        <w:t xml:space="preserve">(10092), 415–423.</w:t>
+      </w:r>
+    </w:p>
+    <w:p>
+      <w:pPr>
+        <w:pStyle w:val="BodyJ"/>
+        <w:keepNext w:val="false"/>
+      </w:pPr>
+      <w:r>
+        <w:t xml:space="preserve">Douglas, H. (2000). Inductive risk and values in science. </w:t>
       </w:r>
       <w:r>
         <w:rPr>
           <w:i/>
           <w:iCs/>
         </w:rPr>
-        <w:t xml:space="preserve">JAMA, 282</w:t>
-      </w:r>
-      <w:r>
-        <w:t xml:space="preserve">(9), 833–839.</w:t>
-      </w:r>
-    </w:p>
-    <w:p>
-      <w:pPr>
-        <w:pStyle w:val="BodyJ"/>
-        <w:keepNext w:val="false"/>
-      </w:pPr>
-      <w:r>
-        <w:t xml:space="preserve">Ericsson, K. A., Krampe, R. T., &amp; Tesch-Römer, C. (1993). The role of deliberate practice in the acquisition of expert performance. </w:t>
+        <w:t xml:space="preserve">Philosophy of Science, 67</w:t>
+      </w:r>
+      <w:r>
+        <w:t xml:space="preserve">(4), 559–579.</w:t>
+      </w:r>
+    </w:p>
+    <w:p>
+      <w:pPr>
+        <w:pStyle w:val="BodyJ"/>
+        <w:keepNext w:val="false"/>
+      </w:pPr>
+      <w:r>
+        <w:t xml:space="preserve">Dunlosky, J., &amp; Metcalfe, J. (2009). </w:t>
       </w:r>
       <w:r>
         <w:rPr>
           <w:i/>
           <w:iCs/>
         </w:rPr>
-        <w:t xml:space="preserve">Psychological Review, 100</w:t>
-      </w:r>
-      <w:r>
-        <w:t xml:space="preserve">(3), 363–406.</w:t>
-      </w:r>
-    </w:p>
-    <w:p>
-      <w:pPr>
-        <w:pStyle w:val="BodyJ"/>
-        <w:keepNext w:val="false"/>
-      </w:pPr>
-      <w:r>
-        <w:t xml:space="preserve">Estrada, C. A., Isen, A. M., &amp; Young, M. J. (1997). Positive affect facilitates integration of information and decreases anchoring in reasoning among physicians. </w:t>
+        <w:t xml:space="preserve">Metacognition</w:t>
+      </w:r>
+      <w:r>
+        <w:t xml:space="preserve">. SAGE.</w:t>
+      </w:r>
+    </w:p>
+    <w:p>
+      <w:pPr>
+        <w:pStyle w:val="BodyJ"/>
+        <w:keepNext w:val="false"/>
+      </w:pPr>
+      <w:r>
+        <w:t xml:space="preserve">Elstein, A. S., Shulman, L. S., &amp; Sprafka, S. A. (1978). </w:t>
       </w:r>
       <w:r>
         <w:rPr>
           <w:i/>
           <w:iCs/>
         </w:rPr>
-        <w:t xml:space="preserve">Organizational Behavior and Human Decision Processes, 72</w:t>
-      </w:r>
-      <w:r>
-        <w:t xml:space="preserve">(1), 117–135.</w:t>
-      </w:r>
-    </w:p>
-    <w:p>
-      <w:pPr>
-        <w:pStyle w:val="BodyJ"/>
-        <w:keepNext w:val="false"/>
-      </w:pPr>
-      <w:r>
-        <w:t xml:space="preserve">Eva, K. W. (2005). What every teacher needs to know about clinical reasoning. </w:t>
+        <w:t xml:space="preserve">Medical Problem Solving: An Analysis of Clinical Reasoning</w:t>
+      </w:r>
+      <w:r>
+        <w:t xml:space="preserve">. Harvard University Press.</w:t>
+      </w:r>
+    </w:p>
+    <w:p>
+      <w:pPr>
+        <w:pStyle w:val="BodyJ"/>
+        <w:keepNext w:val="false"/>
+      </w:pPr>
+      <w:r>
+        <w:t xml:space="preserve">Elwyn, G., Frosch, D., Thomson, R., Joseph-Williams, N., Lloyd, A., Kinnersley, P., et al. (2012). Shared decision making: A model for clinical practice. </w:t>
       </w:r>
       <w:r>
         <w:rPr>
           <w:i/>
           <w:iCs/>
         </w:rPr>
-        <w:t xml:space="preserve">Medical Education, 39</w:t>
-      </w:r>
-      <w:r>
-        <w:t xml:space="preserve">(1), 98–106.</w:t>
-      </w:r>
-    </w:p>
-    <w:p>
-      <w:pPr>
-        <w:pStyle w:val="BodyJ"/>
-        <w:keepNext w:val="false"/>
-      </w:pPr>
-      <w:r>
-        <w:t xml:space="preserve">Eva, K. W., &amp; Regehr, G. (2005). Self-assessment in the health professions: A reformulation and research agenda. </w:t>
+        <w:t xml:space="preserve">Journal of General Internal Medicine, 27</w:t>
+      </w:r>
+      <w:r>
+        <w:t xml:space="preserve">(10), 1361–1367.</w:t>
+      </w:r>
+    </w:p>
+    <w:p>
+      <w:pPr>
+        <w:pStyle w:val="BodyJ"/>
+        <w:keepNext w:val="false"/>
+      </w:pPr>
+      <w:r>
+        <w:t xml:space="preserve">Epstein, R. M. (1999). Mindful practice. </w:t>
       </w:r>
       <w:r>
         <w:rPr>
           <w:i/>
           <w:iCs/>
         </w:rPr>
-        <w:t xml:space="preserve">Academic Medicine, 80</w:t>
-      </w:r>
-      <w:r>
-        <w:t xml:space="preserve">(10 Suppl), S46–S54.</w:t>
-      </w:r>
-    </w:p>
-    <w:p>
-      <w:pPr>
-        <w:pStyle w:val="BodyJ"/>
-        <w:keepNext w:val="false"/>
-      </w:pPr>
-      <w:r>
-        <w:t xml:space="preserve">Evans, J. St. B. T., &amp; Stanovich, K. E. (2013). Dual-process theories of higher cognition: Advancing the debate. </w:t>
+        <w:t xml:space="preserve">JAMA, 282</w:t>
+      </w:r>
+      <w:r>
+        <w:t xml:space="preserve">(9), 833–839.</w:t>
+      </w:r>
+    </w:p>
+    <w:p>
+      <w:pPr>
+        <w:pStyle w:val="BodyJ"/>
+        <w:keepNext w:val="false"/>
+      </w:pPr>
+      <w:r>
+        <w:t xml:space="preserve">Ericsson, K. A., Krampe, R. T., &amp; Tesch-Römer, C. (1993). The role of deliberate practice in the acquisition of expert performance. </w:t>
       </w:r>
       <w:r>
         <w:rPr>
           <w:i/>
           <w:iCs/>
         </w:rPr>
-        <w:t xml:space="preserve">Perspectives on Psychological Science, 8</w:t>
-      </w:r>
-      <w:r>
-        <w:t xml:space="preserve">(3), 223–241.</w:t>
-      </w:r>
-    </w:p>
-    <w:p>
-      <w:pPr>
-        <w:pStyle w:val="BodyJ"/>
-        <w:keepNext w:val="false"/>
-      </w:pPr>
-      <w:r>
-        <w:t xml:space="preserve">Feinstein, A. R. (1967). </w:t>
+        <w:t xml:space="preserve">Psychological Review, 100</w:t>
+      </w:r>
+      <w:r>
+        <w:t xml:space="preserve">(3), 363–406.</w:t>
+      </w:r>
+    </w:p>
+    <w:p>
+      <w:pPr>
+        <w:pStyle w:val="BodyJ"/>
+        <w:keepNext w:val="false"/>
+      </w:pPr>
+      <w:r>
+        <w:t xml:space="preserve">Estrada, C. A., Isen, A. M., &amp; Young, M. J. (1997). Positive affect facilitates integration of information and decreases anchoring in reasoning among physicians. </w:t>
       </w:r>
       <w:r>
         <w:rPr>
           <w:i/>
           <w:iCs/>
         </w:rPr>
-        <w:t xml:space="preserve">Clinical Judgment</w:t>
-      </w:r>
-      <w:r>
-        <w:t xml:space="preserve">. Williams &amp; Wilkins.</w:t>
-      </w:r>
-    </w:p>
-    <w:p>
-      <w:pPr>
-        <w:pStyle w:val="BodyJ"/>
-        <w:keepNext w:val="false"/>
-      </w:pPr>
-      <w:r>
-        <w:t xml:space="preserve">Flavell, J. H. (1979). Metacognition and cognitive monitoring: A new area of cognitive-developmental inquiry. </w:t>
+        <w:t xml:space="preserve">Organizational Behavior and Human Decision Processes, 72</w:t>
+      </w:r>
+      <w:r>
+        <w:t xml:space="preserve">(1), 117–135.</w:t>
+      </w:r>
+    </w:p>
+    <w:p>
+      <w:pPr>
+        <w:pStyle w:val="BodyJ"/>
+        <w:keepNext w:val="false"/>
+      </w:pPr>
+      <w:r>
+        <w:t xml:space="preserve">Eva, K. W. (2005). What every teacher needs to know about clinical reasoning. </w:t>
       </w:r>
       <w:r>
         <w:rPr>
           <w:i/>
           <w:iCs/>
         </w:rPr>
-        <w:t xml:space="preserve">American Psychologist, 34</w:t>
-      </w:r>
-      <w:r>
-        <w:t xml:space="preserve">(10), 906–911.</w:t>
-      </w:r>
-    </w:p>
-    <w:p>
-      <w:pPr>
-        <w:pStyle w:val="BodyJ"/>
-        <w:keepNext w:val="false"/>
-      </w:pPr>
-      <w:r>
-        <w:t xml:space="preserve">Fleming, S. M. (2021). </w:t>
+        <w:t xml:space="preserve">Medical Education, 39</w:t>
+      </w:r>
+      <w:r>
+        <w:t xml:space="preserve">(1), 98–106.</w:t>
+      </w:r>
+    </w:p>
+    <w:p>
+      <w:pPr>
+        <w:pStyle w:val="BodyJ"/>
+        <w:keepNext w:val="false"/>
+      </w:pPr>
+      <w:r>
+        <w:t xml:space="preserve">Eva, K. W., &amp; Regehr, G. (2005). Self-assessment in the health professions: A reformulation and research agenda. </w:t>
       </w:r>
       <w:r>
         <w:rPr>
           <w:i/>
           <w:iCs/>
         </w:rPr>
-        <w:t xml:space="preserve">Know Thyself: The Science of Self-Awareness</w:t>
-      </w:r>
-      <w:r>
-        <w:t xml:space="preserve">. Basic Books.</w:t>
-      </w:r>
-    </w:p>
-    <w:p>
-      <w:pPr>
-        <w:pStyle w:val="BodyJ"/>
-        <w:keepNext w:val="false"/>
-      </w:pPr>
-      <w:r>
-        <w:t xml:space="preserve">Fleming, S. M., &amp; Dolan, R. J. (2012). The neural basis of metacognitive ability. </w:t>
+        <w:t xml:space="preserve">Academic Medicine, 80</w:t>
+      </w:r>
+      <w:r>
+        <w:t xml:space="preserve">(10 Suppl), S46–S54.</w:t>
+      </w:r>
+    </w:p>
+    <w:p>
+      <w:pPr>
+        <w:pStyle w:val="BodyJ"/>
+        <w:keepNext w:val="false"/>
+      </w:pPr>
+      <w:r>
+        <w:t xml:space="preserve">Evans, J. St. B. T., &amp; Stanovich, K. E. (2013). Dual-process theories of higher cognition: Advancing the debate. </w:t>
       </w:r>
       <w:r>
         <w:rPr>
           <w:i/>
           <w:iCs/>
         </w:rPr>
-        <w:t xml:space="preserve">Philosophical Transactions of the Royal Society B, 367</w:t>
-      </w:r>
-      <w:r>
-        <w:t xml:space="preserve">(1594), 1338–1349.</w:t>
-      </w:r>
-    </w:p>
-    <w:p>
-      <w:pPr>
-        <w:pStyle w:val="BodyJ"/>
-        <w:keepNext w:val="false"/>
-      </w:pPr>
-      <w:r>
-        <w:t xml:space="preserve">Fleming, S. M., &amp; Lau, H. C. (2014). How to measure metacognition. </w:t>
+        <w:t xml:space="preserve">Perspectives on Psychological Science, 8</w:t>
+      </w:r>
+      <w:r>
+        <w:t xml:space="preserve">(3), 223–241.</w:t>
+      </w:r>
+    </w:p>
+    <w:p>
+      <w:pPr>
+        <w:pStyle w:val="BodyJ"/>
+        <w:keepNext w:val="false"/>
+      </w:pPr>
+      <w:r>
+        <w:t xml:space="preserve">Feinstein, A. R. (1967). </w:t>
       </w:r>
       <w:r>
         <w:rPr>
           <w:i/>
           <w:iCs/>
         </w:rPr>
-        <w:t xml:space="preserve">Frontiers in Human Neuroscience, 8</w:t>
-      </w:r>
-      <w:r>
-        <w:t xml:space="preserve">, 443.</w:t>
-      </w:r>
-    </w:p>
-    <w:p>
-      <w:pPr>
-        <w:pStyle w:val="BodyJ"/>
-        <w:keepNext w:val="false"/>
-      </w:pPr>
-      <w:r>
-        <w:t xml:space="preserve">Foucault, M. (1966). </w:t>
+        <w:t xml:space="preserve">Clinical Judgment</w:t>
+      </w:r>
+      <w:r>
+        <w:t xml:space="preserve">. Williams &amp; Wilkins.</w:t>
+      </w:r>
+    </w:p>
+    <w:p>
+      <w:pPr>
+        <w:pStyle w:val="BodyJ"/>
+        <w:keepNext w:val="false"/>
+      </w:pPr>
+      <w:r>
+        <w:t xml:space="preserve">Flavell, J. H. (1979). Metacognition and cognitive monitoring: A new area of cognitive-developmental inquiry. </w:t>
       </w:r>
       <w:r>
         <w:rPr>
           <w:i/>
           <w:iCs/>
         </w:rPr>
-        <w:t xml:space="preserve">El nacimiento de la clínica: Una arqueología de la mirada médica</w:t>
-      </w:r>
-      <w:r>
-        <w:t xml:space="preserve"> (F. Perujo, Trad.). Siglo XXI. (Obra original publicada en 1963).</w:t>
-      </w:r>
-    </w:p>
-    <w:p>
-      <w:pPr>
-        <w:pStyle w:val="BodyJ"/>
-        <w:keepNext w:val="false"/>
-      </w:pPr>
-      <w:r>
-        <w:t xml:space="preserve">Fox, R. C. (1980). The evolution of medical uncertainty. </w:t>
+        <w:t xml:space="preserve">American Psychologist, 34</w:t>
+      </w:r>
+      <w:r>
+        <w:t xml:space="preserve">(10), 906–911.</w:t>
+      </w:r>
+    </w:p>
+    <w:p>
+      <w:pPr>
+        <w:pStyle w:val="BodyJ"/>
+        <w:keepNext w:val="false"/>
+      </w:pPr>
+      <w:r>
+        <w:t xml:space="preserve">Fleming, S. M. (2021). </w:t>
       </w:r>
       <w:r>
         <w:rPr>
           <w:i/>
           <w:iCs/>
         </w:rPr>
-        <w:t xml:space="preserve">Milbank Memorial Fund Quarterly: Health and Society, 58</w:t>
-      </w:r>
-      <w:r>
-        <w:t xml:space="preserve">(1), 1–49.</w:t>
-      </w:r>
-    </w:p>
-    <w:p>
-      <w:pPr>
-        <w:pStyle w:val="BodyJ"/>
-        <w:keepNext w:val="false"/>
-      </w:pPr>
-      <w:r>
-        <w:t xml:space="preserve">Fricker, M. (2007). </w:t>
+        <w:t xml:space="preserve">Know Thyself: The Science of Self-Awareness</w:t>
+      </w:r>
+      <w:r>
+        <w:t xml:space="preserve">. Basic Books.</w:t>
+      </w:r>
+    </w:p>
+    <w:p>
+      <w:pPr>
+        <w:pStyle w:val="BodyJ"/>
+        <w:keepNext w:val="false"/>
+      </w:pPr>
+      <w:r>
+        <w:t xml:space="preserve">Fleming, S. M., &amp; Dolan, R. J. (2012). The neural basis of metacognitive ability. </w:t>
       </w:r>
       <w:r>
         <w:rPr>
           <w:i/>
           <w:iCs/>
         </w:rPr>
-        <w:t xml:space="preserve">Epistemic Injustice: Power and the Ethics of Knowing</w:t>
-      </w:r>
-      <w:r>
-        <w:t xml:space="preserve">. Oxford University Press.</w:t>
-      </w:r>
-    </w:p>
-    <w:p>
-      <w:pPr>
-        <w:pStyle w:val="BodyJ"/>
-        <w:keepNext w:val="false"/>
-      </w:pPr>
-      <w:r>
-        <w:t xml:space="preserve">Gadamer, H.-G. (1996). </w:t>
+        <w:t xml:space="preserve">Philosophical Transactions of the Royal Society B, 367</w:t>
+      </w:r>
+      <w:r>
+        <w:t xml:space="preserve">(1594), 1338–1349.</w:t>
+      </w:r>
+    </w:p>
+    <w:p>
+      <w:pPr>
+        <w:pStyle w:val="BodyJ"/>
+        <w:keepNext w:val="false"/>
+      </w:pPr>
+      <w:r>
+        <w:t xml:space="preserve">Fleming, S. M., &amp; Lau, H. C. (2014). How to measure metacognition. </w:t>
       </w:r>
       <w:r>
         <w:rPr>
           <w:i/>
           <w:iCs/>
         </w:rPr>
-        <w:t xml:space="preserve">El estado oculto de la salud</w:t>
-      </w:r>
-      <w:r>
-        <w:t xml:space="preserve"> (N. Machaín, Trad.). Gedisa.</w:t>
-      </w:r>
-    </w:p>
-    <w:p>
-      <w:pPr>
-        <w:pStyle w:val="BodyJ"/>
-        <w:keepNext w:val="false"/>
-      </w:pPr>
-      <w:r>
-        <w:t xml:space="preserve">Gérvas, J., &amp; Pérez Fernández, M. (2013). </w:t>
+        <w:t xml:space="preserve">Frontiers in Human Neuroscience, 8</w:t>
+      </w:r>
+      <w:r>
+        <w:t xml:space="preserve">, 443.</w:t>
+      </w:r>
+    </w:p>
+    <w:p>
+      <w:pPr>
+        <w:pStyle w:val="BodyJ"/>
+        <w:keepNext w:val="false"/>
+      </w:pPr>
+      <w:r>
+        <w:t xml:space="preserve">Foucault, M. (1966). </w:t>
       </w:r>
       <w:r>
         <w:rPr>
           <w:i/>
           <w:iCs/>
         </w:rPr>
-        <w:t xml:space="preserve">Sano y salvo (y libre de intervenciones médicas innecesarias)</w:t>
-      </w:r>
-      <w:r>
-        <w:t xml:space="preserve">. Los Libros del Lince.</w:t>
-      </w:r>
-    </w:p>
-    <w:p>
-      <w:pPr>
-        <w:pStyle w:val="BodyJ"/>
-        <w:keepNext w:val="false"/>
-      </w:pPr>
-      <w:r>
-        <w:t xml:space="preserve">Gigerenzer, G., &amp; Gaissmaier, W. (2011). Heuristic decision making. </w:t>
+        <w:t xml:space="preserve">El nacimiento de la clínica: Una arqueología de la mirada médica</w:t>
+      </w:r>
+      <w:r>
+        <w:t xml:space="preserve"> (F. Perujo, Trad.). Siglo XXI. (Obra original publicada en 1963).</w:t>
+      </w:r>
+    </w:p>
+    <w:p>
+      <w:pPr>
+        <w:pStyle w:val="BodyJ"/>
+        <w:keepNext w:val="false"/>
+      </w:pPr>
+      <w:r>
+        <w:t xml:space="preserve">Fox, R. C. (1980). The evolution of medical uncertainty. </w:t>
       </w:r>
       <w:r>
         <w:rPr>
           <w:i/>
           <w:iCs/>
         </w:rPr>
-        <w:t xml:space="preserve">Annual Review of Psychology, 62</w:t>
-      </w:r>
-      <w:r>
-        <w:t xml:space="preserve">, 451–482.</w:t>
-      </w:r>
-    </w:p>
-    <w:p>
-      <w:pPr>
-        <w:pStyle w:val="BodyJ"/>
-        <w:keepNext w:val="false"/>
-      </w:pPr>
-      <w:r>
-        <w:t xml:space="preserve">Gigerenzer, G., Gaissmaier, W., Kurz-Milcke, E., Schwartz, L. M., &amp; Woloshin, S. (2007). Helping doctors and patients make sense of health statistics. </w:t>
+        <w:t xml:space="preserve">Milbank Memorial Fund Quarterly: Health and Society, 58</w:t>
+      </w:r>
+      <w:r>
+        <w:t xml:space="preserve">(1), 1–49.</w:t>
+      </w:r>
+    </w:p>
+    <w:p>
+      <w:pPr>
+        <w:pStyle w:val="BodyJ"/>
+        <w:keepNext w:val="false"/>
+      </w:pPr>
+      <w:r>
+        <w:t xml:space="preserve">Fricker, M. (2007). </w:t>
       </w:r>
       <w:r>
         <w:rPr>
           <w:i/>
           <w:iCs/>
         </w:rPr>
-        <w:t xml:space="preserve">Psychological Science in the Public Interest, 8</w:t>
-      </w:r>
-      <w:r>
-        <w:t xml:space="preserve">(2), 53–96.</w:t>
-      </w:r>
-    </w:p>
-    <w:p>
-      <w:pPr>
-        <w:pStyle w:val="BodyJ"/>
-        <w:keepNext w:val="false"/>
-      </w:pPr>
-      <w:r>
-        <w:t xml:space="preserve">Goddard, K., Roudsari, A., &amp; Wyatt, J. C. (2012). Automation bias: A systematic review of frequency, effect mediators, and mitigators. </w:t>
+        <w:t xml:space="preserve">Epistemic Injustice: Power and the Ethics of Knowing</w:t>
+      </w:r>
+      <w:r>
+        <w:t xml:space="preserve">. Oxford University Press.</w:t>
+      </w:r>
+    </w:p>
+    <w:p>
+      <w:pPr>
+        <w:pStyle w:val="BodyJ"/>
+        <w:keepNext w:val="false"/>
+      </w:pPr>
+      <w:r>
+        <w:t xml:space="preserve">Gadamer, H.-G. (1996). </w:t>
       </w:r>
       <w:r>
         <w:rPr>
           <w:i/>
           <w:iCs/>
         </w:rPr>
-        <w:t xml:space="preserve">Journal of the American Medical Informatics Association, 19</w:t>
-      </w:r>
-      <w:r>
-        <w:t xml:space="preserve">(1), 121–127.</w:t>
-      </w:r>
-    </w:p>
-    <w:p>
-      <w:pPr>
-        <w:pStyle w:val="BodyJ"/>
-        <w:keepNext w:val="false"/>
-      </w:pPr>
-      <w:r>
-        <w:t xml:space="preserve">Goh, E., Gallo, R., Hom, J., Strong, E., Weng, Y., Kerman, H., et al. (2024). Large language model influence on diagnostic reasoning: A randomized clinical trial. </w:t>
+        <w:t xml:space="preserve">El estado oculto de la salud</w:t>
+      </w:r>
+      <w:r>
+        <w:t xml:space="preserve"> (N. Machaín, Trad.). Gedisa.</w:t>
+      </w:r>
+    </w:p>
+    <w:p>
+      <w:pPr>
+        <w:pStyle w:val="BodyJ"/>
+        <w:keepNext w:val="false"/>
+      </w:pPr>
+      <w:r>
+        <w:t xml:space="preserve">Gérvas, J., &amp; Pérez Fernández, M. (2013). </w:t>
       </w:r>
       <w:r>
         <w:rPr>
           <w:i/>
           <w:iCs/>
         </w:rPr>
-        <w:t xml:space="preserve">JAMA Network Open, 7</w:t>
-      </w:r>
-      <w:r>
-        <w:t xml:space="preserve">(10), e2440969.</w:t>
-      </w:r>
-    </w:p>
-    <w:p>
-      <w:pPr>
-        <w:pStyle w:val="BodyJ"/>
-        <w:keepNext w:val="false"/>
-      </w:pPr>
-      <w:r>
-        <w:t xml:space="preserve">Graber, M. L., Franklin, N., &amp; Gordon, R. (2005). Diagnostic error in internal medicine. </w:t>
+        <w:t xml:space="preserve">Sano y salvo (y libre de intervenciones médicas innecesarias)</w:t>
+      </w:r>
+      <w:r>
+        <w:t xml:space="preserve">. Los Libros del Lince.</w:t>
+      </w:r>
+    </w:p>
+    <w:p>
+      <w:pPr>
+        <w:pStyle w:val="BodyJ"/>
+        <w:keepNext w:val="false"/>
+      </w:pPr>
+      <w:r>
+        <w:t xml:space="preserve">Gigerenzer, G., &amp; Gaissmaier, W. (2011). Heuristic decision making. </w:t>
       </w:r>
       <w:r>
         <w:rPr>
           <w:i/>
           <w:iCs/>
         </w:rPr>
-        <w:t xml:space="preserve">Archives of Internal Medicine, 165</w:t>
-      </w:r>
-      <w:r>
-        <w:t xml:space="preserve">(13), 1493–1499.</w:t>
-      </w:r>
-    </w:p>
-    <w:p>
-      <w:pPr>
-        <w:pStyle w:val="BodyJ"/>
-        <w:keepNext w:val="false"/>
-      </w:pPr>
-      <w:r>
-        <w:t xml:space="preserve">Graber, M. L., Kissam, S., Payne, V. L., Meyer, A. N. D., Sorensen, A., Lenfestey, N., et al. (2012). Cognitive interventions to reduce diagnostic error: A narrative review. </w:t>
+        <w:t xml:space="preserve">Annual Review of Psychology, 62</w:t>
+      </w:r>
+      <w:r>
+        <w:t xml:space="preserve">, 451–482.</w:t>
+      </w:r>
+    </w:p>
+    <w:p>
+      <w:pPr>
+        <w:pStyle w:val="BodyJ"/>
+        <w:keepNext w:val="false"/>
+      </w:pPr>
+      <w:r>
+        <w:t xml:space="preserve">Gigerenzer, G., Gaissmaier, W., Kurz-Milcke, E., Schwartz, L. M., &amp; Woloshin, S. (2007). Helping doctors and patients make sense of health statistics. </w:t>
       </w:r>
       <w:r>
         <w:rPr>
           <w:i/>
           <w:iCs/>
         </w:rPr>
-        <w:t xml:space="preserve">BMJ Quality &amp; Safety, 21</w:t>
-      </w:r>
-      <w:r>
-        <w:t xml:space="preserve">(7), 535–557.</w:t>
-      </w:r>
-    </w:p>
-    <w:p>
-      <w:pPr>
-        <w:pStyle w:val="BodyJ"/>
-        <w:keepNext w:val="false"/>
-      </w:pPr>
-      <w:r>
-        <w:t xml:space="preserve">Gracia, D. (2001). La deliberación moral: El método de la ética clínica. </w:t>
+        <w:t xml:space="preserve">Psychological Science in the Public Interest, 8</w:t>
+      </w:r>
+      <w:r>
+        <w:t xml:space="preserve">(2), 53–96.</w:t>
+      </w:r>
+    </w:p>
+    <w:p>
+      <w:pPr>
+        <w:pStyle w:val="BodyJ"/>
+        <w:keepNext w:val="false"/>
+      </w:pPr>
+      <w:r>
+        <w:t xml:space="preserve">Goddard, K., Roudsari, A., &amp; Wyatt, J. C. (2012). Automation bias: A systematic review of frequency, effect mediators, and mitigators. </w:t>
       </w:r>
       <w:r>
         <w:rPr>
           <w:i/>
           <w:iCs/>
         </w:rPr>
-        <w:t xml:space="preserve">Medicina Clínica, 117</w:t>
-      </w:r>
-      <w:r>
-        <w:t xml:space="preserve">(1), 18–23.</w:t>
-      </w:r>
-    </w:p>
-    <w:p>
-      <w:pPr>
-        <w:pStyle w:val="BodyJ"/>
-        <w:keepNext w:val="false"/>
-      </w:pPr>
-      <w:r>
-        <w:t xml:space="preserve">Greenhalgh, T., Howick, J., &amp; Maskrey, N. (2014). Evidence based medicine: A movement in crisis? </w:t>
+        <w:t xml:space="preserve">Journal of the American Medical Informatics Association, 19</w:t>
+      </w:r>
+      <w:r>
+        <w:t xml:space="preserve">(1), 121–127.</w:t>
+      </w:r>
+    </w:p>
+    <w:p>
+      <w:pPr>
+        <w:pStyle w:val="BodyJ"/>
+        <w:keepNext w:val="false"/>
+      </w:pPr>
+      <w:r>
+        <w:t xml:space="preserve">Goh, E., Gallo, R., Hom, J., Strong, E., Weng, Y., Kerman, H., et al. (2024). Large language model influence on diagnostic reasoning: A randomized clinical trial. </w:t>
       </w:r>
       <w:r>
         <w:rPr>
           <w:i/>
           <w:iCs/>
         </w:rPr>
-        <w:t xml:space="preserve">BMJ, 348</w:t>
-      </w:r>
-      <w:r>
-        <w:t xml:space="preserve">, g3725.</w:t>
-      </w:r>
-    </w:p>
-    <w:p>
-      <w:pPr>
-        <w:pStyle w:val="BodyJ"/>
-        <w:keepNext w:val="false"/>
-      </w:pPr>
-      <w:r>
-        <w:t xml:space="preserve">Greenhalgh, T., &amp; Hurwitz, B. (Eds.). (1998). </w:t>
+        <w:t xml:space="preserve">JAMA Network Open, 7</w:t>
+      </w:r>
+      <w:r>
+        <w:t xml:space="preserve">(10), e2440969.</w:t>
+      </w:r>
+    </w:p>
+    <w:p>
+      <w:pPr>
+        <w:pStyle w:val="BodyJ"/>
+        <w:keepNext w:val="false"/>
+      </w:pPr>
+      <w:r>
+        <w:t xml:space="preserve">Goh, E., Gallo, R. J., Strong, E., Weng, Y., Kerman, H., Freed, J. A., et al. (2025). GPT-4 assistance for improvement of physician performance on patient care tasks: A randomized controlled trial. </w:t>
       </w:r>
       <w:r>
         <w:rPr>
           <w:i/>
           <w:iCs/>
         </w:rPr>
-        <w:t xml:space="preserve">Narrative Based Medicine: Dialogue and Discourse in Clinical Practice</w:t>
-      </w:r>
-      <w:r>
-        <w:t xml:space="preserve">. BMJ Books.</w:t>
-      </w:r>
-    </w:p>
-    <w:p>
-      <w:pPr>
-        <w:pStyle w:val="BodyJ"/>
-        <w:keepNext w:val="false"/>
-      </w:pPr>
-      <w:r>
-        <w:t xml:space="preserve">Groopman, J. (2007). </w:t>
+        <w:t xml:space="preserve">Nature Medicine, 31</w:t>
+      </w:r>
+      <w:r>
+        <w:t xml:space="preserve">(4), 1233–1238.</w:t>
+      </w:r>
+    </w:p>
+    <w:p>
+      <w:pPr>
+        <w:pStyle w:val="BodyJ"/>
+        <w:keepNext w:val="false"/>
+      </w:pPr>
+      <w:r>
+        <w:t xml:space="preserve">Graber, M. L., Franklin, N., &amp; Gordon, R. (2005). Diagnostic error in internal medicine. </w:t>
       </w:r>
       <w:r>
         <w:rPr>
           <w:i/>
           <w:iCs/>
         </w:rPr>
-        <w:t xml:space="preserve">How Doctors Think</w:t>
-      </w:r>
-      <w:r>
-        <w:t xml:space="preserve">. Houghton Mifflin.</w:t>
-      </w:r>
-    </w:p>
-    <w:p>
-      <w:pPr>
-        <w:pStyle w:val="BodyJ"/>
-        <w:keepNext w:val="false"/>
-      </w:pPr>
-      <w:r>
-        <w:t xml:space="preserve">Han, P. K. J., Klein, W. M. P., &amp; Arora, N. K. (2011). Varieties of uncertainty in health care: A conceptual taxonomy. </w:t>
+        <w:t xml:space="preserve">Archives of Internal Medicine, 165</w:t>
+      </w:r>
+      <w:r>
+        <w:t xml:space="preserve">(13), 1493–1499.</w:t>
+      </w:r>
+    </w:p>
+    <w:p>
+      <w:pPr>
+        <w:pStyle w:val="BodyJ"/>
+        <w:keepNext w:val="false"/>
+      </w:pPr>
+      <w:r>
+        <w:t xml:space="preserve">Graber, M. L., Kissam, S., Payne, V. L., Meyer, A. N. D., Sorensen, A., Lenfestey, N., et al. (2012). Cognitive interventions to reduce diagnostic error: A narrative review. </w:t>
       </w:r>
       <w:r>
         <w:rPr>
           <w:i/>
           <w:iCs/>
         </w:rPr>
-        <w:t xml:space="preserve">Medical Decision Making, 31</w:t>
-      </w:r>
-      <w:r>
-        <w:t xml:space="preserve">(6), 828–838.</w:t>
-      </w:r>
-    </w:p>
-    <w:p>
-      <w:pPr>
-        <w:pStyle w:val="BodyJ"/>
-        <w:keepNext w:val="false"/>
-      </w:pPr>
-      <w:r>
-        <w:t xml:space="preserve">Hempel, C. G. (1965). Science and human values. In </w:t>
+        <w:t xml:space="preserve">BMJ Quality &amp; Safety, 21</w:t>
+      </w:r>
+      <w:r>
+        <w:t xml:space="preserve">(7), 535–557.</w:t>
+      </w:r>
+    </w:p>
+    <w:p>
+      <w:pPr>
+        <w:pStyle w:val="BodyJ"/>
+        <w:keepNext w:val="false"/>
+      </w:pPr>
+      <w:r>
+        <w:t xml:space="preserve">Gracia, D. (2001). La deliberación moral: El método de la ética clínica. </w:t>
       </w:r>
       <w:r>
         <w:rPr>
           <w:i/>
           <w:iCs/>
         </w:rPr>
-        <w:t xml:space="preserve">Aspects of Scientific Explanation and Other Essays in the Philosophy of Science</w:t>
-      </w:r>
-      <w:r>
-        <w:t xml:space="preserve"> (pp. 81–96). Free Press.</w:t>
-      </w:r>
-    </w:p>
-    <w:p>
-      <w:pPr>
-        <w:pStyle w:val="BodyJ"/>
-        <w:keepNext w:val="false"/>
-      </w:pPr>
-      <w:r>
-        <w:t xml:space="preserve">Hernán, M. A., &amp; Robins, J. M. (2020). </w:t>
+        <w:t xml:space="preserve">Medicina Clínica, 117</w:t>
+      </w:r>
+      <w:r>
+        <w:t xml:space="preserve">(1), 18–23.</w:t>
+      </w:r>
+    </w:p>
+    <w:p>
+      <w:pPr>
+        <w:pStyle w:val="BodyJ"/>
+        <w:keepNext w:val="false"/>
+      </w:pPr>
+      <w:r>
+        <w:t xml:space="preserve">Greenhalgh, T., Howick, J., &amp; Maskrey, N. (2014). Evidence based medicine: A movement in crisis? </w:t>
       </w:r>
       <w:r>
         <w:rPr>
           <w:i/>
           <w:iCs/>
         </w:rPr>
-        <w:t xml:space="preserve">Causal Inference: What If</w:t>
-      </w:r>
-      <w:r>
-        <w:t xml:space="preserve">. Chapman &amp; Hall/CRC.</w:t>
-      </w:r>
-    </w:p>
-    <w:p>
-      <w:pPr>
-        <w:pStyle w:val="BodyJ"/>
-        <w:keepNext w:val="false"/>
-      </w:pPr>
-      <w:r>
-        <w:t xml:space="preserve">Hernández, G., Bellomo, R., &amp; Bakker, J. (2019). The ten pitfalls of lactate clearance in sepsis. </w:t>
+        <w:t xml:space="preserve">BMJ, 348</w:t>
+      </w:r>
+      <w:r>
+        <w:t xml:space="preserve">, g3725.</w:t>
+      </w:r>
+    </w:p>
+    <w:p>
+      <w:pPr>
+        <w:pStyle w:val="BodyJ"/>
+        <w:keepNext w:val="false"/>
+      </w:pPr>
+      <w:r>
+        <w:t xml:space="preserve">Greenhalgh, T., &amp; Hurwitz, B. (Eds.). (1998). </w:t>
       </w:r>
       <w:r>
         <w:rPr>
           <w:i/>
           <w:iCs/>
         </w:rPr>
-        <w:t xml:space="preserve">Intensive Care Medicine, 45</w:t>
-      </w:r>
-      <w:r>
-        <w:t xml:space="preserve">(1), 82–85.</w:t>
-      </w:r>
-    </w:p>
-    <w:p>
-      <w:pPr>
-        <w:pStyle w:val="BodyJ"/>
-        <w:keepNext w:val="false"/>
-      </w:pPr>
-      <w:r>
-        <w:t xml:space="preserve">Hernández, G., Ospina-Tascón, G. A., Damiani, L. P., Estenssoro, E., Dubin, A., Hurtado, J., et al. (2019). Effect of a resuscitation strategy targeting peripheral perfusion status vs serum lactate levels on 28-day mortality among patients with septic shock: The ANDROMEDA-SHOCK randomized clinical trial. </w:t>
+        <w:t xml:space="preserve">Narrative Based Medicine: Dialogue and Discourse in Clinical Practice</w:t>
+      </w:r>
+      <w:r>
+        <w:t xml:space="preserve">. BMJ Books.</w:t>
+      </w:r>
+    </w:p>
+    <w:p>
+      <w:pPr>
+        <w:pStyle w:val="BodyJ"/>
+        <w:keepNext w:val="false"/>
+      </w:pPr>
+      <w:r>
+        <w:t xml:space="preserve">Groopman, J. (2007). </w:t>
       </w:r>
       <w:r>
         <w:rPr>
           <w:i/>
           <w:iCs/>
         </w:rPr>
-        <w:t xml:space="preserve">JAMA, 321</w:t>
-      </w:r>
-      <w:r>
-        <w:t xml:space="preserve">(7), 654–664.</w:t>
-      </w:r>
-    </w:p>
-    <w:p>
-      <w:pPr>
-        <w:pStyle w:val="BodyJ"/>
-        <w:keepNext w:val="false"/>
-      </w:pPr>
-      <w:r>
-        <w:t xml:space="preserve">Hernández, G., Ospina-Tascón, G. A., Kattan, E., Ibarra-Estrada, M., Ramasco, F., Orozco, N., et al., por los investigadores de ANDROMEDA-SHOCK-2. (2025). Personalized hemodynamic resuscitation targeting capillary refill time in early septic shock: The ANDROMEDA-SHOCK-2 randomized clinical trial. </w:t>
+        <w:t xml:space="preserve">How Doctors Think</w:t>
+      </w:r>
+      <w:r>
+        <w:t xml:space="preserve">. Houghton Mifflin.</w:t>
+      </w:r>
+    </w:p>
+    <w:p>
+      <w:pPr>
+        <w:pStyle w:val="BodyJ"/>
+        <w:keepNext w:val="false"/>
+      </w:pPr>
+      <w:r>
+        <w:t xml:space="preserve">Han, P. K. J., Klein, W. M. P., &amp; Arora, N. K. (2011). Varieties of uncertainty in health care: A conceptual taxonomy. </w:t>
       </w:r>
       <w:r>
         <w:rPr>
           <w:i/>
           <w:iCs/>
         </w:rPr>
-        <w:t xml:space="preserve">JAMA, 334</w:t>
-      </w:r>
-      <w:r>
-        <w:t xml:space="preserve">(22), 1988–1999.</w:t>
-      </w:r>
-    </w:p>
-    <w:p>
-      <w:pPr>
-        <w:pStyle w:val="BodyJ"/>
-        <w:keepNext w:val="false"/>
-      </w:pPr>
-      <w:r>
-        <w:t xml:space="preserve">Hoffrage, U., &amp; Gigerenzer, G. (1998). Using natural frequencies to improve diagnostic inferences. </w:t>
+        <w:t xml:space="preserve">Medical Decision Making, 31</w:t>
+      </w:r>
+      <w:r>
+        <w:t xml:space="preserve">(6), 828–838.</w:t>
+      </w:r>
+    </w:p>
+    <w:p>
+      <w:pPr>
+        <w:pStyle w:val="BodyJ"/>
+        <w:keepNext w:val="false"/>
+      </w:pPr>
+      <w:r>
+        <w:t xml:space="preserve">Hempel, C. G. (1965). Science and human values. In </w:t>
       </w:r>
       <w:r>
         <w:rPr>
           <w:i/>
           <w:iCs/>
         </w:rPr>
-        <w:t xml:space="preserve">Academic Medicine, 73</w:t>
-      </w:r>
-      <w:r>
-        <w:t xml:space="preserve">(5), 538–540.</w:t>
-      </w:r>
-    </w:p>
-    <w:p>
-      <w:pPr>
-        <w:pStyle w:val="BodyJ"/>
-        <w:keepNext w:val="false"/>
-      </w:pPr>
-      <w:r>
-        <w:t xml:space="preserve">Huidobro, V. (1916). </w:t>
+        <w:t xml:space="preserve">Aspects of Scientific Explanation and Other Essays in the Philosophy of Science</w:t>
+      </w:r>
+      <w:r>
+        <w:t xml:space="preserve"> (pp. 81–96). Free Press.</w:t>
+      </w:r>
+    </w:p>
+    <w:p>
+      <w:pPr>
+        <w:pStyle w:val="BodyJ"/>
+        <w:keepNext w:val="false"/>
+      </w:pPr>
+      <w:r>
+        <w:t xml:space="preserve">Hernán, M. A., &amp; Robins, J. M. (2020). </w:t>
       </w:r>
       <w:r>
         <w:rPr>
           <w:i/>
           <w:iCs/>
         </w:rPr>
-        <w:t xml:space="preserve">El espejo de agua</w:t>
-      </w:r>
-      <w:r>
-        <w:t xml:space="preserve">. Orión.</w:t>
-      </w:r>
-    </w:p>
-    <w:p>
-      <w:pPr>
-        <w:pStyle w:val="BodyJ"/>
-        <w:keepNext w:val="false"/>
-      </w:pPr>
-      <w:r>
-        <w:t xml:space="preserve">Hunter, K. M. (1991). </w:t>
+        <w:t xml:space="preserve">Causal Inference: What If</w:t>
+      </w:r>
+      <w:r>
+        <w:t xml:space="preserve">. Chapman &amp; Hall/CRC.</w:t>
+      </w:r>
+    </w:p>
+    <w:p>
+      <w:pPr>
+        <w:pStyle w:val="BodyJ"/>
+        <w:keepNext w:val="false"/>
+      </w:pPr>
+      <w:r>
+        <w:t xml:space="preserve">Hernández, G., Bellomo, R., &amp; Bakker, J. (2019). The ten pitfalls of lactate clearance in sepsis. </w:t>
       </w:r>
       <w:r>
         <w:rPr>
           <w:i/>
           <w:iCs/>
         </w:rPr>
-        <w:t xml:space="preserve">Doctors' Stories: The Narrative Structure of Medical Knowledge</w:t>
-      </w:r>
-      <w:r>
-        <w:t xml:space="preserve">. Princeton University Press.</w:t>
-      </w:r>
-    </w:p>
-    <w:p>
-      <w:pPr>
-        <w:pStyle w:val="BodyJ"/>
-        <w:keepNext w:val="false"/>
-      </w:pPr>
-      <w:r>
-        <w:t xml:space="preserve">Hutchins, E. (1995). </w:t>
+        <w:t xml:space="preserve">Intensive Care Medicine, 45</w:t>
+      </w:r>
+      <w:r>
+        <w:t xml:space="preserve">(1), 82–85.</w:t>
+      </w:r>
+    </w:p>
+    <w:p>
+      <w:pPr>
+        <w:pStyle w:val="BodyJ"/>
+        <w:keepNext w:val="false"/>
+      </w:pPr>
+      <w:r>
+        <w:t xml:space="preserve">Hernández, G., Ospina-Tascón, G. A., Damiani, L. P., Estenssoro, E., Dubin, A., Hurtado, J., et al. (2019). Effect of a resuscitation strategy targeting peripheral perfusion status vs serum lactate levels on 28-day mortality among patients with septic shock: The ANDROMEDA-SHOCK randomized clinical trial. </w:t>
       </w:r>
       <w:r>
         <w:rPr>
           <w:i/>
           <w:iCs/>
         </w:rPr>
-        <w:t xml:space="preserve">Cognition in the Wild</w:t>
-      </w:r>
-      <w:r>
-        <w:t xml:space="preserve">. MIT Press.</w:t>
-      </w:r>
-    </w:p>
-    <w:p>
-      <w:pPr>
-        <w:pStyle w:val="BodyJ"/>
-        <w:keepNext w:val="false"/>
-      </w:pPr>
-      <w:r>
-        <w:t xml:space="preserve">Hyland, K. (1998). </w:t>
+        <w:t xml:space="preserve">JAMA, 321</w:t>
+      </w:r>
+      <w:r>
+        <w:t xml:space="preserve">(7), 654–664.</w:t>
+      </w:r>
+    </w:p>
+    <w:p>
+      <w:pPr>
+        <w:pStyle w:val="BodyJ"/>
+        <w:keepNext w:val="false"/>
+      </w:pPr>
+      <w:r>
+        <w:t xml:space="preserve">Hernández, G., Ospina-Tascón, G. A., Kattan, E., Ibarra-Estrada, M., Ramasco, F., Orozco, N., et al., por los investigadores de ANDROMEDA-SHOCK-2. (2025). Personalized hemodynamic resuscitation targeting capillary refill time in early septic shock: The ANDROMEDA-SHOCK-2 randomized clinical trial. </w:t>
       </w:r>
       <w:r>
         <w:rPr>
           <w:i/>
           <w:iCs/>
         </w:rPr>
-        <w:t xml:space="preserve">Hedging in Scientific Research Articles</w:t>
-      </w:r>
-      <w:r>
-        <w:t xml:space="preserve">. John Benjamins.</w:t>
-      </w:r>
-    </w:p>
-    <w:p>
-      <w:pPr>
-        <w:pStyle w:val="BodyJ"/>
-        <w:keepNext w:val="false"/>
-      </w:pPr>
-      <w:r>
-        <w:t xml:space="preserve">Ji, Z., Lee, N., Frieske, R., Yu, T., Su, D., Xu, Y., et al. (2023). Survey of hallucination in natural language generation. </w:t>
+        <w:t xml:space="preserve">JAMA, 334</w:t>
+      </w:r>
+      <w:r>
+        <w:t xml:space="preserve">(22), 1988–1999.</w:t>
+      </w:r>
+    </w:p>
+    <w:p>
+      <w:pPr>
+        <w:pStyle w:val="BodyJ"/>
+        <w:keepNext w:val="false"/>
+      </w:pPr>
+      <w:r>
+        <w:t xml:space="preserve">Hoffrage, U., &amp; Gigerenzer, G. (1998). Using natural frequencies to improve diagnostic inferences. </w:t>
       </w:r>
       <w:r>
         <w:rPr>
           <w:i/>
           <w:iCs/>
         </w:rPr>
-        <w:t xml:space="preserve">ACM Computing Surveys, 55</w:t>
-      </w:r>
-      <w:r>
-        <w:t xml:space="preserve">(12), Article 248.</w:t>
-      </w:r>
-    </w:p>
-    <w:p>
-      <w:pPr>
-        <w:pStyle w:val="BodyJ"/>
-        <w:keepNext w:val="false"/>
-      </w:pPr>
-      <w:r>
-        <w:t xml:space="preserve">Jonsen, A. R., Siegler, M., &amp; Winslade, W. J. (2022). </w:t>
+        <w:t xml:space="preserve">Academic Medicine, 73</w:t>
+      </w:r>
+      <w:r>
+        <w:t xml:space="preserve">(5), 538–540.</w:t>
+      </w:r>
+    </w:p>
+    <w:p>
+      <w:pPr>
+        <w:pStyle w:val="BodyJ"/>
+        <w:keepNext w:val="false"/>
+      </w:pPr>
+      <w:r>
+        <w:t xml:space="preserve">Huidobro, V. (1916). </w:t>
       </w:r>
       <w:r>
         <w:rPr>
           <w:i/>
           <w:iCs/>
         </w:rPr>
-        <w:t xml:space="preserve">Clinical Ethics: A Practical Approach to Ethical Decisions in Clinical Medicine</w:t>
-      </w:r>
-      <w:r>
-        <w:t xml:space="preserve"> (9.ª ed.). McGraw-Hill. (1.ª ed., 1982).</w:t>
-      </w:r>
-    </w:p>
-    <w:p>
-      <w:pPr>
-        <w:pStyle w:val="BodyJ"/>
-        <w:keepNext w:val="false"/>
-      </w:pPr>
-      <w:r>
-        <w:t xml:space="preserve">Jonsen, A. R., &amp; Toulmin, S. (1988). </w:t>
+        <w:t xml:space="preserve">El espejo de agua</w:t>
+      </w:r>
+      <w:r>
+        <w:t xml:space="preserve">. Orión.</w:t>
+      </w:r>
+    </w:p>
+    <w:p>
+      <w:pPr>
+        <w:pStyle w:val="BodyJ"/>
+        <w:keepNext w:val="false"/>
+      </w:pPr>
+      <w:r>
+        <w:t xml:space="preserve">Hunter, K. M. (1991). </w:t>
       </w:r>
       <w:r>
         <w:rPr>
           <w:i/>
           <w:iCs/>
         </w:rPr>
-        <w:t xml:space="preserve">The Abuse of Casuistry: A History of Moral Reasoning</w:t>
-      </w:r>
-      <w:r>
-        <w:t xml:space="preserve">. University of California Press.</w:t>
-      </w:r>
-    </w:p>
-    <w:p>
-      <w:pPr>
-        <w:pStyle w:val="BodyJ"/>
-        <w:keepNext w:val="false"/>
-      </w:pPr>
-      <w:r>
-        <w:t xml:space="preserve">Kadavath, S., Conerly, T., Askell, A., Henighan, T., Drain, D., Perez, E., et al. (2022). Language models (mostly) know what they know. </w:t>
+        <w:t xml:space="preserve">Doctors' Stories: The Narrative Structure of Medical Knowledge</w:t>
+      </w:r>
+      <w:r>
+        <w:t xml:space="preserve">. Princeton University Press.</w:t>
+      </w:r>
+    </w:p>
+    <w:p>
+      <w:pPr>
+        <w:pStyle w:val="BodyJ"/>
+        <w:keepNext w:val="false"/>
+      </w:pPr>
+      <w:r>
+        <w:t xml:space="preserve">Hutchins, E. (1995). </w:t>
       </w:r>
       <w:r>
         <w:rPr>
           <w:i/>
           <w:iCs/>
         </w:rPr>
-        <w:t xml:space="preserve">arXiv preprint</w:t>
-      </w:r>
-      <w:r>
-        <w:t xml:space="preserve">, arXiv:2207.05221.</w:t>
-      </w:r>
-    </w:p>
-    <w:p>
-      <w:pPr>
-        <w:pStyle w:val="BodyJ"/>
-        <w:keepNext w:val="false"/>
-      </w:pPr>
-      <w:r>
-        <w:t xml:space="preserve">Kahneman, D. (2011). </w:t>
+        <w:t xml:space="preserve">Cognition in the Wild</w:t>
+      </w:r>
+      <w:r>
+        <w:t xml:space="preserve">. MIT Press.</w:t>
+      </w:r>
+    </w:p>
+    <w:p>
+      <w:pPr>
+        <w:pStyle w:val="BodyJ"/>
+        <w:keepNext w:val="false"/>
+      </w:pPr>
+      <w:r>
+        <w:t xml:space="preserve">Hyland, K. (1998). </w:t>
       </w:r>
       <w:r>
         <w:rPr>
           <w:i/>
           <w:iCs/>
         </w:rPr>
-        <w:t xml:space="preserve">Thinking, Fast and Slow</w:t>
-      </w:r>
-      <w:r>
-        <w:t xml:space="preserve">. Farrar, Straus and Giroux.</w:t>
-      </w:r>
-    </w:p>
-    <w:p>
-      <w:pPr>
-        <w:pStyle w:val="BodyJ"/>
-        <w:keepNext w:val="false"/>
-      </w:pPr>
-      <w:r>
-        <w:t xml:space="preserve">Kahneman, D., &amp; Klein, G. (2009). Conditions for intuitive expertise: A failure to disagree. </w:t>
+        <w:t xml:space="preserve">Hedging in Scientific Research Articles</w:t>
+      </w:r>
+      <w:r>
+        <w:t xml:space="preserve">. John Benjamins.</w:t>
+      </w:r>
+    </w:p>
+    <w:p>
+      <w:pPr>
+        <w:pStyle w:val="BodyJ"/>
+        <w:keepNext w:val="false"/>
+      </w:pPr>
+      <w:r>
+        <w:t xml:space="preserve">Ji, Z., Lee, N., Frieske, R., Yu, T., Su, D., Xu, Y., et al. (2023). Survey of hallucination in natural language generation. </w:t>
       </w:r>
       <w:r>
         <w:rPr>
           <w:i/>
           <w:iCs/>
         </w:rPr>
-        <w:t xml:space="preserve">American Psychologist, 64</w:t>
-      </w:r>
-      <w:r>
-        <w:t xml:space="preserve">(6), 515–526.</w:t>
-      </w:r>
-    </w:p>
-    <w:p>
-      <w:pPr>
-        <w:pStyle w:val="BodyJ"/>
-        <w:keepNext w:val="false"/>
-      </w:pPr>
-      <w:r>
-        <w:t xml:space="preserve">Kassirer, J. P. (1989). Our stubborn quest for diagnostic certainty. </w:t>
+        <w:t xml:space="preserve">ACM Computing Surveys, 55</w:t>
+      </w:r>
+      <w:r>
+        <w:t xml:space="preserve">(12), Article 248.</w:t>
+      </w:r>
+    </w:p>
+    <w:p>
+      <w:pPr>
+        <w:pStyle w:val="BodyJ"/>
+        <w:keepNext w:val="false"/>
+      </w:pPr>
+      <w:r>
+        <w:t xml:space="preserve">Jonsen, A. R., Siegler, M., &amp; Winslade, W. J. (2022). </w:t>
       </w:r>
       <w:r>
         <w:rPr>
           <w:i/>
           <w:iCs/>
         </w:rPr>
-        <w:t xml:space="preserve">New England Journal of Medicine, 320</w:t>
-      </w:r>
-      <w:r>
-        <w:t xml:space="preserve">(22), 1489–1491.</w:t>
-      </w:r>
-    </w:p>
-    <w:p>
-      <w:pPr>
-        <w:pStyle w:val="BodyJ"/>
-        <w:keepNext w:val="false"/>
-      </w:pPr>
-      <w:r>
-        <w:t xml:space="preserve">Kidd, I. J., &amp; Carel, H. (2017). Epistemic injustice and illness. </w:t>
+        <w:t xml:space="preserve">Clinical Ethics: A Practical Approach to Ethical Decisions in Clinical Medicine</w:t>
+      </w:r>
+      <w:r>
+        <w:t xml:space="preserve"> (9.ª ed.). McGraw-Hill. (1.ª ed., 1982).</w:t>
+      </w:r>
+    </w:p>
+    <w:p>
+      <w:pPr>
+        <w:pStyle w:val="BodyJ"/>
+        <w:keepNext w:val="false"/>
+      </w:pPr>
+      <w:r>
+        <w:t xml:space="preserve">Jonsen, A. R., &amp; Toulmin, S. (1988). </w:t>
       </w:r>
       <w:r>
         <w:rPr>
           <w:i/>
           <w:iCs/>
         </w:rPr>
-        <w:t xml:space="preserve">Journal of Applied Philosophy, 34</w:t>
-      </w:r>
-      <w:r>
-        <w:t xml:space="preserve">(2), 172–190.</w:t>
-      </w:r>
-    </w:p>
-    <w:p>
-      <w:pPr>
-        <w:pStyle w:val="BodyJ"/>
-        <w:keepNext w:val="false"/>
-      </w:pPr>
-      <w:r>
-        <w:t xml:space="preserve">Kline, J. A., Mitchell, A. M., Kabrhel, C., Richman, P. B., &amp; Courtney, D. M. (2004). Clinical criteria to prevent unnecessary diagnostic testing in emergency department patients with suspected pulmonary embolism. </w:t>
+        <w:t xml:space="preserve">The Abuse of Casuistry: A History of Moral Reasoning</w:t>
+      </w:r>
+      <w:r>
+        <w:t xml:space="preserve">. University of California Press.</w:t>
+      </w:r>
+    </w:p>
+    <w:p>
+      <w:pPr>
+        <w:pStyle w:val="BodyJ"/>
+        <w:keepNext w:val="false"/>
+      </w:pPr>
+      <w:r>
+        <w:t xml:space="preserve">Kadavath, S., Conerly, T., Askell, A., Henighan, T., Drain, D., Perez, E., et al. (2022). Language models (mostly) know what they know. </w:t>
       </w:r>
       <w:r>
         <w:rPr>
           <w:i/>
           <w:iCs/>
         </w:rPr>
-        <w:t xml:space="preserve">Journal of Thrombosis and Haemostasis, 2</w:t>
-      </w:r>
-      <w:r>
-        <w:t xml:space="preserve">(8), 1247–1255.</w:t>
-      </w:r>
-    </w:p>
-    <w:p>
-      <w:pPr>
-        <w:pStyle w:val="BodyJ"/>
-        <w:keepNext w:val="false"/>
-      </w:pPr>
-      <w:r>
-        <w:t xml:space="preserve">Knight, F. H. (1921). </w:t>
+        <w:t xml:space="preserve">arXiv preprint</w:t>
+      </w:r>
+      <w:r>
+        <w:t xml:space="preserve">, arXiv:2207.05221.</w:t>
+      </w:r>
+    </w:p>
+    <w:p>
+      <w:pPr>
+        <w:pStyle w:val="BodyJ"/>
+        <w:keepNext w:val="false"/>
+      </w:pPr>
+      <w:r>
+        <w:t xml:space="preserve">Kahneman, D. (2011). </w:t>
       </w:r>
       <w:r>
         <w:rPr>
           <w:i/>
           <w:iCs/>
         </w:rPr>
-        <w:t xml:space="preserve">Risk, Uncertainty and Profit</w:t>
-      </w:r>
-      <w:r>
-        <w:t xml:space="preserve">. Houghton Mifflin.</w:t>
-      </w:r>
-    </w:p>
-    <w:p>
-      <w:pPr>
-        <w:pStyle w:val="BodyJ"/>
-        <w:keepNext w:val="false"/>
-      </w:pPr>
-      <w:r>
-        <w:t xml:space="preserve">Koriat, A. (1997). Monitoring one's own knowledge during study: A cue-utilization approach to judgments of learning. </w:t>
+        <w:t xml:space="preserve">Thinking, Fast and Slow</w:t>
+      </w:r>
+      <w:r>
+        <w:t xml:space="preserve">. Farrar, Straus and Giroux.</w:t>
+      </w:r>
+    </w:p>
+    <w:p>
+      <w:pPr>
+        <w:pStyle w:val="BodyJ"/>
+        <w:keepNext w:val="false"/>
+      </w:pPr>
+      <w:r>
+        <w:t xml:space="preserve">Kahneman, D., &amp; Klein, G. (2009). Conditions for intuitive expertise: A failure to disagree. </w:t>
       </w:r>
       <w:r>
         <w:rPr>
           <w:i/>
           <w:iCs/>
         </w:rPr>
-        <w:t xml:space="preserve">Journal of Experimental Psychology: General, 126</w:t>
-      </w:r>
-      <w:r>
-        <w:t xml:space="preserve">(4), 349–370.</w:t>
-      </w:r>
-    </w:p>
-    <w:p>
-      <w:pPr>
-        <w:pStyle w:val="BodyJ"/>
-        <w:keepNext w:val="false"/>
-      </w:pPr>
-      <w:r>
-        <w:t xml:space="preserve">Krasner, M. S., Epstein, R. M., Beckman, H., Suchman, A. L., Chapman, B., Mooney, C. J., et al. (2009). Association of an educational program in mindful communication with burnout, empathy, and attitudes among primary care physicians. </w:t>
+        <w:t xml:space="preserve">American Psychologist, 64</w:t>
+      </w:r>
+      <w:r>
+        <w:t xml:space="preserve">(6), 515–526.</w:t>
+      </w:r>
+    </w:p>
+    <w:p>
+      <w:pPr>
+        <w:pStyle w:val="BodyJ"/>
+        <w:keepNext w:val="false"/>
+      </w:pPr>
+      <w:r>
+        <w:t xml:space="preserve">Kassirer, J. P. (1989). Our stubborn quest for diagnostic certainty. </w:t>
       </w:r>
       <w:r>
         <w:rPr>
           <w:i/>
           <w:iCs/>
         </w:rPr>
-        <w:t xml:space="preserve">JAMA, 302</w:t>
-      </w:r>
-      <w:r>
-        <w:t xml:space="preserve">(12), 1284–1293.</w:t>
-      </w:r>
-    </w:p>
-    <w:p>
-      <w:pPr>
-        <w:pStyle w:val="BodyJ"/>
-        <w:keepNext w:val="false"/>
-      </w:pPr>
-      <w:r>
-        <w:t xml:space="preserve">Lackey, J. (2008). </w:t>
+        <w:t xml:space="preserve">New England Journal of Medicine, 320</w:t>
+      </w:r>
+      <w:r>
+        <w:t xml:space="preserve">(22), 1489–1491.</w:t>
+      </w:r>
+    </w:p>
+    <w:p>
+      <w:pPr>
+        <w:pStyle w:val="BodyJ"/>
+        <w:keepNext w:val="false"/>
+      </w:pPr>
+      <w:r>
+        <w:t xml:space="preserve">Kent, S. (1964). Words of estimative probability. </w:t>
       </w:r>
       <w:r>
         <w:rPr>
           <w:i/>
           <w:iCs/>
         </w:rPr>
-        <w:t xml:space="preserve">Learning from Words: Testimony as a Source of Knowledge</w:t>
-      </w:r>
-      <w:r>
-        <w:t xml:space="preserve">. Oxford University Press.</w:t>
-      </w:r>
-    </w:p>
-    <w:p>
-      <w:pPr>
-        <w:pStyle w:val="BodyJ"/>
-        <w:keepNext w:val="false"/>
-      </w:pPr>
-      <w:r>
-        <w:t xml:space="preserve">Lambe, K. A., O'Reilly, G., Kelly, B. D., &amp; Curristan, S. (2016). Dual-process cognitive interventions to enhance diagnostic reasoning: A systematic review. </w:t>
+        <w:t xml:space="preserve">Studies in Intelligence, 8</w:t>
+      </w:r>
+      <w:r>
+        <w:t xml:space="preserve">(4).</w:t>
+      </w:r>
+    </w:p>
+    <w:p>
+      <w:pPr>
+        <w:pStyle w:val="BodyJ"/>
+        <w:keepNext w:val="false"/>
+      </w:pPr>
+      <w:r>
+        <w:t xml:space="preserve">Kidd, I. J., &amp; Carel, H. (2017). Epistemic injustice and illness. </w:t>
       </w:r>
       <w:r>
         <w:rPr>
           <w:i/>
           <w:iCs/>
         </w:rPr>
-        <w:t xml:space="preserve">BMJ Quality &amp; Safety, 25</w:t>
-      </w:r>
-      <w:r>
-        <w:t xml:space="preserve">(10), 808–820.</w:t>
-      </w:r>
-    </w:p>
-    <w:p>
-      <w:pPr>
-        <w:pStyle w:val="BodyJ"/>
-        <w:keepNext w:val="false"/>
-      </w:pPr>
-      <w:r>
-        <w:t xml:space="preserve">Landrigan, C. P., Rothschild, J. M., Cronin, J. W., Kaushal, R., Burdick, E., Katz, J. T., et al. (2004). Effect of reducing interns' work hours on serious medical errors in intensive care units. </w:t>
+        <w:t xml:space="preserve">Journal of Applied Philosophy, 34</w:t>
+      </w:r>
+      <w:r>
+        <w:t xml:space="preserve">(2), 172–190.</w:t>
+      </w:r>
+    </w:p>
+    <w:p>
+      <w:pPr>
+        <w:pStyle w:val="BodyJ"/>
+        <w:keepNext w:val="false"/>
+      </w:pPr>
+      <w:r>
+        <w:t xml:space="preserve">Kline, J. A., Mitchell, A. M., Kabrhel, C., Richman, P. B., &amp; Courtney, D. M. (2004). Clinical criteria to prevent unnecessary diagnostic testing in emergency department patients with suspected pulmonary embolism. </w:t>
       </w:r>
       <w:r>
         <w:rPr>
           <w:i/>
           <w:iCs/>
         </w:rPr>
-        <w:t xml:space="preserve">New England Journal of Medicine, 351</w:t>
-      </w:r>
-      <w:r>
-        <w:t xml:space="preserve">(18), 1838–1848.</w:t>
-      </w:r>
-    </w:p>
-    <w:p>
-      <w:pPr>
-        <w:pStyle w:val="BodyJ"/>
-        <w:keepNext w:val="false"/>
-      </w:pPr>
-      <w:r>
-        <w:t xml:space="preserve">Lee, P., Bubeck, S., &amp; Petro, J. (2023). Benefits, limits, and risks of GPT-4 as an AI chatbot for medicine. </w:t>
+        <w:t xml:space="preserve">Journal of Thrombosis and Haemostasis, 2</w:t>
+      </w:r>
+      <w:r>
+        <w:t xml:space="preserve">(8), 1247–1255.</w:t>
+      </w:r>
+    </w:p>
+    <w:p>
+      <w:pPr>
+        <w:pStyle w:val="BodyJ"/>
+        <w:keepNext w:val="false"/>
+      </w:pPr>
+      <w:r>
+        <w:t xml:space="preserve">Knight, F. H. (1921). </w:t>
       </w:r>
       <w:r>
         <w:rPr>
           <w:i/>
           <w:iCs/>
         </w:rPr>
-        <w:t xml:space="preserve">New England Journal of Medicine, 388</w:t>
-      </w:r>
-      <w:r>
-        <w:t xml:space="preserve">, 1233–1239.</w:t>
-      </w:r>
-    </w:p>
-    <w:p>
-      <w:pPr>
-        <w:pStyle w:val="BodyJ"/>
-        <w:keepNext w:val="false"/>
-      </w:pPr>
-      <w:r>
-        <w:t xml:space="preserve">Lifshitz, A. (2014). </w:t>
+        <w:t xml:space="preserve">Risk, Uncertainty and Profit</w:t>
+      </w:r>
+      <w:r>
+        <w:t xml:space="preserve">. Houghton Mifflin.</w:t>
+      </w:r>
+    </w:p>
+    <w:p>
+      <w:pPr>
+        <w:pStyle w:val="BodyJ"/>
+        <w:keepNext w:val="false"/>
+      </w:pPr>
+      <w:r>
+        <w:t xml:space="preserve">Koriat, A. (1997). Monitoring one's own knowledge during study: A cue-utilization approach to judgments of learning. </w:t>
       </w:r>
       <w:r>
         <w:rPr>
           <w:i/>
           <w:iCs/>
         </w:rPr>
-        <w:t xml:space="preserve">La nueva clínica</w:t>
-      </w:r>
-      <w:r>
-        <w:t xml:space="preserve">. Academia Nacional de Medicina de México.</w:t>
-      </w:r>
-    </w:p>
-    <w:p>
-      <w:pPr>
-        <w:pStyle w:val="BodyJ"/>
-        <w:keepNext w:val="false"/>
-      </w:pPr>
-      <w:r>
-        <w:t xml:space="preserve">Limb, C. J., &amp; Braun, A. R. (2008). Neural substrates of spontaneous musical performance: An fMRI study of jazz improvisation. </w:t>
+        <w:t xml:space="preserve">Journal of Experimental Psychology: General, 126</w:t>
+      </w:r>
+      <w:r>
+        <w:t xml:space="preserve">(4), 349–370.</w:t>
+      </w:r>
+    </w:p>
+    <w:p>
+      <w:pPr>
+        <w:pStyle w:val="BodyJ"/>
+        <w:keepNext w:val="false"/>
+      </w:pPr>
+      <w:r>
+        <w:t xml:space="preserve">Krasner, M. S., Epstein, R. M., Beckman, H., Suchman, A. L., Chapman, B., Mooney, C. J., et al. (2009). Association of an educational program in mindful communication with burnout, empathy, and attitudes among primary care physicians. </w:t>
       </w:r>
       <w:r>
         <w:rPr>
           <w:i/>
           <w:iCs/>
         </w:rPr>
-        <w:t xml:space="preserve">PLoS ONE, 3</w:t>
-      </w:r>
-      <w:r>
-        <w:t xml:space="preserve">(2), e1679.</w:t>
-      </w:r>
-    </w:p>
-    <w:p>
-      <w:pPr>
-        <w:pStyle w:val="BodyJ"/>
-        <w:keepNext w:val="false"/>
-      </w:pPr>
-      <w:r>
-        <w:t xml:space="preserve">Linder, J. A., Doctor, J. N., Friedberg, M. W., Reyes Nieva, H., Birks, C., Meeker, D., et al. (2014). Time of day and the decision to prescribe antibiotics. </w:t>
+        <w:t xml:space="preserve">JAMA, 302</w:t>
+      </w:r>
+      <w:r>
+        <w:t xml:space="preserve">(12), 1284–1293.</w:t>
+      </w:r>
+    </w:p>
+    <w:p>
+      <w:pPr>
+        <w:pStyle w:val="BodyJ"/>
+        <w:keepNext w:val="false"/>
+      </w:pPr>
+      <w:r>
+        <w:t xml:space="preserve">Lackey, J. (2008). </w:t>
       </w:r>
       <w:r>
         <w:rPr>
           <w:i/>
           <w:iCs/>
         </w:rPr>
-        <w:t xml:space="preserve">JAMA Internal Medicine, 174</w:t>
-      </w:r>
-      <w:r>
-        <w:t xml:space="preserve">(12), 2029–2031.</w:t>
-      </w:r>
-    </w:p>
-    <w:p>
-      <w:pPr>
-        <w:pStyle w:val="BodyJ"/>
-        <w:keepNext w:val="false"/>
-      </w:pPr>
-      <w:r>
-        <w:t xml:space="preserve">Mamede, S., Schmidt, H. G., &amp; Penaforte, J. C. (2008). Effects of reflective practice on the accuracy of medical diagnoses. </w:t>
+        <w:t xml:space="preserve">Learning from Words: Testimony as a Source of Knowledge</w:t>
+      </w:r>
+      <w:r>
+        <w:t xml:space="preserve">. Oxford University Press.</w:t>
+      </w:r>
+    </w:p>
+    <w:p>
+      <w:pPr>
+        <w:pStyle w:val="BodyJ"/>
+        <w:keepNext w:val="false"/>
+      </w:pPr>
+      <w:r>
+        <w:t xml:space="preserve">Lambe, K. A., O'Reilly, G., Kelly, B. D., &amp; Curristan, S. (2016). Dual-process cognitive interventions to enhance diagnostic reasoning: A systematic review. </w:t>
       </w:r>
       <w:r>
         <w:rPr>
           <w:i/>
           <w:iCs/>
         </w:rPr>
-        <w:t xml:space="preserve">Medical Education, 42</w:t>
-      </w:r>
-      <w:r>
-        <w:t xml:space="preserve">(5), 468–475.</w:t>
-      </w:r>
-    </w:p>
-    <w:p>
-      <w:pPr>
-        <w:pStyle w:val="BodyJ"/>
-        <w:keepNext w:val="false"/>
-      </w:pPr>
-      <w:r>
-        <w:t xml:space="preserve">Mamede, S., van Gog, T., van den Berge, K., Rikers, R. M. J. P., van Saase, J. L. C. M., van Guldener, C., et al. (2010). Effect of availability bias and reflective reasoning on diagnostic accuracy among internal medicine residents. </w:t>
+        <w:t xml:space="preserve">BMJ Quality &amp; Safety, 25</w:t>
+      </w:r>
+      <w:r>
+        <w:t xml:space="preserve">(10), 808–820.</w:t>
+      </w:r>
+    </w:p>
+    <w:p>
+      <w:pPr>
+        <w:pStyle w:val="BodyJ"/>
+        <w:keepNext w:val="false"/>
+      </w:pPr>
+      <w:r>
+        <w:t xml:space="preserve">Landrigan, C. P., Rothschild, J. M., Cronin, J. W., Kaushal, R., Burdick, E., Katz, J. T., et al. (2004). Effect of reducing interns' work hours on serious medical errors in intensive care units. </w:t>
       </w:r>
       <w:r>
         <w:rPr>
           <w:i/>
           <w:iCs/>
         </w:rPr>
-        <w:t xml:space="preserve">JAMA, 304</w:t>
-      </w:r>
-      <w:r>
-        <w:t xml:space="preserve">(11), 1198–1203.</w:t>
-      </w:r>
-    </w:p>
-    <w:p>
-      <w:pPr>
-        <w:pStyle w:val="BodyJ"/>
-        <w:keepNext w:val="false"/>
-      </w:pPr>
-      <w:r>
-        <w:t xml:space="preserve">Maniscalco, B., &amp; Lau, H. (2012). A signal detection theoretic approach for estimating metacognitive sensitivity from confidence ratings. </w:t>
+        <w:t xml:space="preserve">New England Journal of Medicine, 351</w:t>
+      </w:r>
+      <w:r>
+        <w:t xml:space="preserve">(18), 1838–1848.</w:t>
+      </w:r>
+    </w:p>
+    <w:p>
+      <w:pPr>
+        <w:pStyle w:val="BodyJ"/>
+        <w:keepNext w:val="false"/>
+      </w:pPr>
+      <w:r>
+        <w:t xml:space="preserve">Landrigan, C. P., Rahman, S. A., Sullivan, J. P., Vittinghoff, E., Barger, L. K., Sanderson, A. L., et al. (2020). Effect on patient safety of a resident physician schedule without 24-hour shifts. </w:t>
       </w:r>
       <w:r>
         <w:rPr>
           <w:i/>
           <w:iCs/>
         </w:rPr>
-        <w:t xml:space="preserve">Consciousness and Cognition, 21</w:t>
-      </w:r>
-      <w:r>
-        <w:t xml:space="preserve">(1), 422–430.</w:t>
-      </w:r>
-    </w:p>
-    <w:p>
-      <w:pPr>
-        <w:pStyle w:val="BodyJ"/>
-        <w:keepNext w:val="false"/>
-      </w:pPr>
-      <w:r>
-        <w:t xml:space="preserve">Mann, K., Gordon, J., &amp; MacLeod, A. (2009). Reflection and reflective practice in health professions education: A systematic review. </w:t>
+        <w:t xml:space="preserve">New England Journal of Medicine, 382</w:t>
+      </w:r>
+      <w:r>
+        <w:t xml:space="preserve">(26), 2514–2523.</w:t>
+      </w:r>
+    </w:p>
+    <w:p>
+      <w:pPr>
+        <w:pStyle w:val="BodyJ"/>
+        <w:keepNext w:val="false"/>
+      </w:pPr>
+      <w:r>
+        <w:t xml:space="preserve">Lee, P., Bubeck, S., &amp; Petro, J. (2023). Benefits, limits, and risks of GPT-4 as an AI chatbot for medicine. </w:t>
       </w:r>
       <w:r>
         <w:rPr>
           <w:i/>
           <w:iCs/>
         </w:rPr>
-        <w:t xml:space="preserve">Advances in Health Sciences Education, 14</w:t>
-      </w:r>
-      <w:r>
-        <w:t xml:space="preserve">(4), 595–621.</w:t>
-      </w:r>
-    </w:p>
-    <w:p>
-      <w:pPr>
-        <w:pStyle w:val="BodyJ"/>
-        <w:keepNext w:val="false"/>
-      </w:pPr>
-      <w:r>
-        <w:t xml:space="preserve">Maturana, H. R. (1970). </w:t>
+        <w:t xml:space="preserve">New England Journal of Medicine, 388</w:t>
+      </w:r>
+      <w:r>
+        <w:t xml:space="preserve">, 1233–1239.</w:t>
+      </w:r>
+    </w:p>
+    <w:p>
+      <w:pPr>
+        <w:pStyle w:val="BodyJ"/>
+        <w:keepNext w:val="false"/>
+      </w:pPr>
+      <w:r>
+        <w:t xml:space="preserve">Lifshitz, A. (2014). </w:t>
       </w:r>
       <w:r>
         <w:rPr>
           <w:i/>
           <w:iCs/>
         </w:rPr>
-        <w:t xml:space="preserve">Biology of cognition</w:t>
-      </w:r>
-      <w:r>
-        <w:t xml:space="preserve"> (BCL Report 9.0). Biological Computer Laboratory, University of Illinois. Reimpreso en H. R. Maturana &amp; F. J. Varela (1980), </w:t>
+        <w:t xml:space="preserve">La nueva clínica</w:t>
+      </w:r>
+      <w:r>
+        <w:t xml:space="preserve">. Academia Nacional de Medicina de México.</w:t>
+      </w:r>
+    </w:p>
+    <w:p>
+      <w:pPr>
+        <w:pStyle w:val="BodyJ"/>
+        <w:keepNext w:val="false"/>
+      </w:pPr>
+      <w:r>
+        <w:t xml:space="preserve">Limb, C. J., &amp; Braun, A. R. (2008). Neural substrates of spontaneous musical performance: An fMRI study of jazz improvisation. </w:t>
       </w:r>
       <w:r>
         <w:rPr>
           <w:i/>
           <w:iCs/>
         </w:rPr>
-        <w:t xml:space="preserve">Autopoiesis and Cognition: The Realization of the Living</w:t>
-      </w:r>
-      <w:r>
-        <w:t xml:space="preserve"> (pp. 5–58). Reidel.</w:t>
-      </w:r>
-    </w:p>
-    <w:p>
-      <w:pPr>
-        <w:pStyle w:val="BodyJ"/>
-        <w:keepNext w:val="false"/>
-      </w:pPr>
-      <w:r>
-        <w:t xml:space="preserve">Maturana, H. (1990). </w:t>
+        <w:t xml:space="preserve">PLoS ONE, 3</w:t>
+      </w:r>
+      <w:r>
+        <w:t xml:space="preserve">(2), e1679.</w:t>
+      </w:r>
+    </w:p>
+    <w:p>
+      <w:pPr>
+        <w:pStyle w:val="BodyJ"/>
+        <w:keepNext w:val="false"/>
+      </w:pPr>
+      <w:r>
+        <w:t xml:space="preserve">Linder, J. A., Doctor, J. N., Friedberg, M. W., Reyes Nieva, H., Birks, C., Meeker, D., et al. (2014). Time of day and the decision to prescribe antibiotics. </w:t>
       </w:r>
       <w:r>
         <w:rPr>
           <w:i/>
           <w:iCs/>
         </w:rPr>
-        <w:t xml:space="preserve">Emociones y lenguaje en educación y política</w:t>
-      </w:r>
-      <w:r>
-        <w:t xml:space="preserve">. Hachette / CED.</w:t>
-      </w:r>
-    </w:p>
-    <w:p>
-      <w:pPr>
-        <w:pStyle w:val="BodyJ"/>
-        <w:keepNext w:val="false"/>
-      </w:pPr>
-      <w:r>
-        <w:t xml:space="preserve">Maturana, H., &amp; Varela, F. (1984). </w:t>
+        <w:t xml:space="preserve">JAMA Internal Medicine, 174</w:t>
+      </w:r>
+      <w:r>
+        <w:t xml:space="preserve">(12), 2029–2031.</w:t>
+      </w:r>
+    </w:p>
+    <w:p>
+      <w:pPr>
+        <w:pStyle w:val="BodyJ"/>
+        <w:keepNext w:val="false"/>
+      </w:pPr>
+      <w:r>
+        <w:t xml:space="preserve">Lukac, P. J., Turner, W., Vangala, S., Chin, A. T., Khalili, J., Shih, Y.-C. T., et al. (2025). Ambient AI scribes in clinical practice: A randomized trial. </w:t>
       </w:r>
       <w:r>
         <w:rPr>
           <w:i/>
           <w:iCs/>
         </w:rPr>
-        <w:t xml:space="preserve">El árbol del conocimiento: Las bases biológicas del entendimiento humano</w:t>
-      </w:r>
-      <w:r>
-        <w:t xml:space="preserve">. Editorial Universitaria.</w:t>
-      </w:r>
-    </w:p>
-    <w:p>
-      <w:pPr>
-        <w:pStyle w:val="BodyJ"/>
-        <w:keepNext w:val="false"/>
-      </w:pPr>
-      <w:r>
-        <w:t xml:space="preserve">McCoy, L. G., Manrai, A. K., &amp; Rodman, A. (2024). Large language models and the degradation of the medical record. </w:t>
+        <w:t xml:space="preserve">NEJM AI, 2</w:t>
+      </w:r>
+      <w:r>
+        <w:t xml:space="preserve">(12), AIoa2501000.</w:t>
+      </w:r>
+    </w:p>
+    <w:p>
+      <w:pPr>
+        <w:pStyle w:val="BodyJ"/>
+        <w:keepNext w:val="false"/>
+      </w:pPr>
+      <w:r>
+        <w:t xml:space="preserve">Mamede, S., Schmidt, H. G., &amp; Penaforte, J. C. (2008). Effects of reflective practice on the accuracy of medical diagnoses. </w:t>
       </w:r>
       <w:r>
         <w:rPr>
           <w:i/>
           <w:iCs/>
         </w:rPr>
-        <w:t xml:space="preserve">New England Journal of Medicine, 391</w:t>
-      </w:r>
-      <w:r>
-        <w:t xml:space="preserve">(17), 1561–1564.</w:t>
-      </w:r>
-    </w:p>
-    <w:p>
-      <w:pPr>
-        <w:pStyle w:val="BodyJ"/>
-        <w:keepNext w:val="false"/>
-      </w:pPr>
-      <w:r>
-        <w:t xml:space="preserve">Metlay, J. P., Waterer, G. W., Long, A. C., Anzueto, A., Brozek, J., Crothers, K., et al. (2019). Diagnosis and treatment of adults with community-acquired pneumonia: An official clinical practice guideline of the American Thoracic Society and Infectious Diseases Society of America. </w:t>
+        <w:t xml:space="preserve">Medical Education, 42</w:t>
+      </w:r>
+      <w:r>
+        <w:t xml:space="preserve">(5), 468–475.</w:t>
+      </w:r>
+    </w:p>
+    <w:p>
+      <w:pPr>
+        <w:pStyle w:val="BodyJ"/>
+        <w:keepNext w:val="false"/>
+      </w:pPr>
+      <w:r>
+        <w:t xml:space="preserve">Mamede, S., van Gog, T., van den Berge, K., Rikers, R. M. J. P., van Saase, J. L. C. M., van Guldener, C., et al. (2010). Effect of availability bias and reflective reasoning on diagnostic accuracy among internal medicine residents. </w:t>
       </w:r>
       <w:r>
         <w:rPr>
           <w:i/>
           <w:iCs/>
         </w:rPr>
-        <w:t xml:space="preserve">American Journal of Respiratory and Critical Care Medicine, 200</w:t>
-      </w:r>
-      <w:r>
-        <w:t xml:space="preserve">(7), e45–e67.</w:t>
-      </w:r>
-    </w:p>
-    <w:p>
-      <w:pPr>
-        <w:pStyle w:val="BodyJ"/>
-        <w:keepNext w:val="false"/>
-      </w:pPr>
-      <w:r>
-        <w:t xml:space="preserve">Meyer, A. N. D., Payne, V. L., Meeks, D. W., Rao, R., &amp; Singh, H. (2013). Physicians' diagnostic accuracy, confidence, and resource requests: A vignette study. </w:t>
+        <w:t xml:space="preserve">JAMA, 304</w:t>
+      </w:r>
+      <w:r>
+        <w:t xml:space="preserve">(11), 1198–1203.</w:t>
+      </w:r>
+    </w:p>
+    <w:p>
+      <w:pPr>
+        <w:pStyle w:val="BodyJ"/>
+        <w:keepNext w:val="false"/>
+      </w:pPr>
+      <w:r>
+        <w:t xml:space="preserve">Maniscalco, B., &amp; Lau, H. (2012). A signal detection theoretic approach for estimating metacognitive sensitivity from confidence ratings. </w:t>
       </w:r>
       <w:r>
         <w:rPr>
           <w:i/>
           <w:iCs/>
         </w:rPr>
-        <w:t xml:space="preserve">JAMA Internal Medicine, 173</w:t>
-      </w:r>
-      <w:r>
-        <w:t xml:space="preserve">(21), 1952–1958.</w:t>
-      </w:r>
-    </w:p>
-    <w:p>
-      <w:pPr>
-        <w:pStyle w:val="BodyJ"/>
-        <w:keepNext w:val="false"/>
-      </w:pPr>
-      <w:r>
-        <w:t xml:space="preserve">Monteiro, S., &amp; Norman, G. (2013). Diagnostic reasoning: Where we've been, where we're going. </w:t>
+        <w:t xml:space="preserve">Consciousness and Cognition, 21</w:t>
+      </w:r>
+      <w:r>
+        <w:t xml:space="preserve">(1), 422–430.</w:t>
+      </w:r>
+    </w:p>
+    <w:p>
+      <w:pPr>
+        <w:pStyle w:val="BodyJ"/>
+        <w:keepNext w:val="false"/>
+      </w:pPr>
+      <w:r>
+        <w:t xml:space="preserve">Mann, K., Gordon, J., &amp; MacLeod, A. (2009). Reflection and reflective practice in health professions education: A systematic review. </w:t>
       </w:r>
       <w:r>
         <w:rPr>
           <w:i/>
           <w:iCs/>
         </w:rPr>
-        <w:t xml:space="preserve">Teaching and Learning in Medicine, 25</w:t>
-      </w:r>
-      <w:r>
-        <w:t xml:space="preserve">(Suppl 1), S26–S32.</w:t>
-      </w:r>
-    </w:p>
-    <w:p>
-      <w:pPr>
-        <w:pStyle w:val="BodyJ"/>
-        <w:keepNext w:val="false"/>
-      </w:pPr>
-      <w:r>
-        <w:t xml:space="preserve">Monteiro, S., Sherbino, J., Sibbald, M., &amp; Norman, G. (2020). Critical thinking, biases and dual processing: The enduring myth of generalisable skills. </w:t>
+        <w:t xml:space="preserve">Advances in Health Sciences Education, 14</w:t>
+      </w:r>
+      <w:r>
+        <w:t xml:space="preserve">(4), 595–621.</w:t>
+      </w:r>
+    </w:p>
+    <w:p>
+      <w:pPr>
+        <w:pStyle w:val="BodyJ"/>
+        <w:keepNext w:val="false"/>
+      </w:pPr>
+      <w:r>
+        <w:t xml:space="preserve">Maturana, H. R. (1970). </w:t>
       </w:r>
       <w:r>
         <w:rPr>
           <w:i/>
           <w:iCs/>
         </w:rPr>
-        <w:t xml:space="preserve">Medical Education, 54</w:t>
-      </w:r>
-      <w:r>
-        <w:t xml:space="preserve">(1), 66–73.</w:t>
-      </w:r>
-    </w:p>
-    <w:p>
-      <w:pPr>
-        <w:pStyle w:val="BodyJ"/>
-        <w:keepNext w:val="false"/>
-      </w:pPr>
-      <w:r>
-        <w:t xml:space="preserve">Montgomery, K. (2006). </w:t>
+        <w:t xml:space="preserve">Biology of cognition</w:t>
+      </w:r>
+      <w:r>
+        <w:t xml:space="preserve"> (BCL Report 9.0). Biological Computer Laboratory, University of Illinois. Reimpreso en H. R. Maturana &amp; F. J. Varela (1980), </w:t>
       </w:r>
       <w:r>
         <w:rPr>
           <w:i/>
           <w:iCs/>
         </w:rPr>
-        <w:t xml:space="preserve">How Doctors Think: Clinical Judgment and the Practice of Medicine</w:t>
-      </w:r>
-      <w:r>
-        <w:t xml:space="preserve">. Oxford University Press.</w:t>
-      </w:r>
-    </w:p>
-    <w:p>
-      <w:pPr>
-        <w:pStyle w:val="BodyJ"/>
-        <w:keepNext w:val="false"/>
-      </w:pPr>
-      <w:r>
-        <w:t xml:space="preserve">Moulton, C.-A. E., Regehr, G., Mylopoulos, M., &amp; MacRae, H. M. (2007). Slowing down when you should: A new model of expert judgment. </w:t>
+        <w:t xml:space="preserve">Autopoiesis and Cognition: The Realization of the Living</w:t>
+      </w:r>
+      <w:r>
+        <w:t xml:space="preserve"> (pp. 5–58). Reidel.</w:t>
+      </w:r>
+    </w:p>
+    <w:p>
+      <w:pPr>
+        <w:pStyle w:val="BodyJ"/>
+        <w:keepNext w:val="false"/>
+      </w:pPr>
+      <w:r>
+        <w:t xml:space="preserve">Maturana, H. (1990). </w:t>
       </w:r>
       <w:r>
         <w:rPr>
           <w:i/>
           <w:iCs/>
         </w:rPr>
-        <w:t xml:space="preserve">Academic Medicine, 82</w:t>
-      </w:r>
-      <w:r>
-        <w:t xml:space="preserve">(10 Suppl), S109–S116.</w:t>
-      </w:r>
-    </w:p>
-    <w:p>
-      <w:pPr>
-        <w:pStyle w:val="BodyJ"/>
-        <w:keepNext w:val="false"/>
-      </w:pPr>
-      <w:r>
-        <w:t xml:space="preserve">National Academies of Sciences, Engineering, and Medicine. (2015). </w:t>
+        <w:t xml:space="preserve">Emociones y lenguaje en educación y política</w:t>
+      </w:r>
+      <w:r>
+        <w:t xml:space="preserve">. Hachette / CED.</w:t>
+      </w:r>
+    </w:p>
+    <w:p>
+      <w:pPr>
+        <w:pStyle w:val="BodyJ"/>
+        <w:keepNext w:val="false"/>
+      </w:pPr>
+      <w:r>
+        <w:t xml:space="preserve">Maturana, H., &amp; Varela, F. (1984). </w:t>
       </w:r>
       <w:r>
         <w:rPr>
           <w:i/>
           <w:iCs/>
         </w:rPr>
-        <w:t xml:space="preserve">Improving Diagnosis in Health Care</w:t>
-      </w:r>
-      <w:r>
-        <w:t xml:space="preserve">. The National Academies Press.</w:t>
-      </w:r>
-    </w:p>
-    <w:p>
-      <w:pPr>
-        <w:pStyle w:val="BodyJ"/>
-        <w:keepNext w:val="false"/>
-      </w:pPr>
-      <w:r>
-        <w:t xml:space="preserve">Nelson, T. O., &amp; Narens, L. (1990). Metamemory: A theoretical framework and new findings. In G. H. Bower (Ed.), </w:t>
+        <w:t xml:space="preserve">El árbol del conocimiento: Las bases biológicas del entendimiento humano</w:t>
+      </w:r>
+      <w:r>
+        <w:t xml:space="preserve">. Editorial Universitaria.</w:t>
+      </w:r>
+    </w:p>
+    <w:p>
+      <w:pPr>
+        <w:pStyle w:val="BodyJ"/>
+        <w:keepNext w:val="false"/>
+      </w:pPr>
+      <w:r>
+        <w:t xml:space="preserve">McCoy, L. G., Manrai, A. K., &amp; Rodman, A. (2024). Large language models and the degradation of the medical record. </w:t>
       </w:r>
       <w:r>
         <w:rPr>
           <w:i/>
           <w:iCs/>
         </w:rPr>
-        <w:t xml:space="preserve">The Psychology of Learning and Motivation</w:t>
-      </w:r>
-      <w:r>
-        <w:t xml:space="preserve"> (Vol. 26, pp. 125–173). Academic Press.</w:t>
-      </w:r>
-    </w:p>
-    <w:p>
-      <w:pPr>
-        <w:pStyle w:val="BodyJ"/>
-        <w:keepNext w:val="false"/>
-      </w:pPr>
-      <w:r>
-        <w:t xml:space="preserve">Nicolle, L. E., Gupta, K., Bradley, S. F., Colgan, R., DeMuri, G. P., Drekonja, D., et al. (2019). Clinical practice guideline for the management of asymptomatic bacteriuria: 2019 update by the Infectious Diseases Society of America. </w:t>
+        <w:t xml:space="preserve">New England Journal of Medicine, 391</w:t>
+      </w:r>
+      <w:r>
+        <w:t xml:space="preserve">(17), 1561–1564.</w:t>
+      </w:r>
+    </w:p>
+    <w:p>
+      <w:pPr>
+        <w:pStyle w:val="BodyJ"/>
+        <w:keepNext w:val="false"/>
+      </w:pPr>
+      <w:r>
+        <w:t xml:space="preserve">McDuff, D., Schaekermann, M., Tu, T., Palepu, A., Wang, A., Garrison, J., et al. (2025). Towards accurate differential diagnosis with large language models. </w:t>
       </w:r>
       <w:r>
         <w:rPr>
           <w:i/>
           <w:iCs/>
         </w:rPr>
-        <w:t xml:space="preserve">Clinical Infectious Diseases, 68</w:t>
-      </w:r>
-      <w:r>
-        <w:t xml:space="preserve">(10), e83–e110.</w:t>
-      </w:r>
-    </w:p>
-    <w:p>
-      <w:pPr>
-        <w:pStyle w:val="BodyJ"/>
-        <w:keepNext w:val="false"/>
-      </w:pPr>
-      <w:r>
-        <w:t xml:space="preserve">Norman, G. (2005). Research in clinical reasoning: Past history and current trends. </w:t>
+        <w:t xml:space="preserve">Nature, 642</w:t>
+      </w:r>
+      <w:r>
+        <w:t xml:space="preserve">(8067), 451–457.</w:t>
+      </w:r>
+    </w:p>
+    <w:p>
+      <w:pPr>
+        <w:pStyle w:val="BodyJ"/>
+        <w:keepNext w:val="false"/>
+      </w:pPr>
+      <w:r>
+        <w:t xml:space="preserve">Metlay, J. P., Waterer, G. W., Long, A. C., Anzueto, A., Brozek, J., Crothers, K., et al. (2019). Diagnosis and treatment of adults with community-acquired pneumonia: An official clinical practice guideline of the American Thoracic Society and Infectious Diseases Society of America. </w:t>
       </w:r>
       <w:r>
         <w:rPr>
           <w:i/>
           <w:iCs/>
         </w:rPr>
-        <w:t xml:space="preserve">Medical Education, 39</w:t>
-      </w:r>
-      <w:r>
-        <w:t xml:space="preserve">(4), 418–427.</w:t>
-      </w:r>
-    </w:p>
-    <w:p>
-      <w:pPr>
-        <w:pStyle w:val="BodyJ"/>
-        <w:keepNext w:val="false"/>
-      </w:pPr>
-      <w:r>
-        <w:t xml:space="preserve">Norman, G. (2009). Dual processing and diagnostic errors. </w:t>
+        <w:t xml:space="preserve">American Journal of Respiratory and Critical Care Medicine, 200</w:t>
+      </w:r>
+      <w:r>
+        <w:t xml:space="preserve">(7), e45–e67.</w:t>
+      </w:r>
+    </w:p>
+    <w:p>
+      <w:pPr>
+        <w:pStyle w:val="BodyJ"/>
+        <w:keepNext w:val="false"/>
+      </w:pPr>
+      <w:r>
+        <w:t xml:space="preserve">Meyer, A. N. D., Payne, V. L., Meeks, D. W., Rao, R., &amp; Singh, H. (2013). Physicians' diagnostic accuracy, confidence, and resource requests: A vignette study. </w:t>
       </w:r>
       <w:r>
         <w:rPr>
           <w:i/>
           <w:iCs/>
         </w:rPr>
-        <w:t xml:space="preserve">Advances in Health Sciences Education, 14</w:t>
-      </w:r>
-      <w:r>
-        <w:t xml:space="preserve">(Suppl 1), 37–49.</w:t>
-      </w:r>
-    </w:p>
-    <w:p>
-      <w:pPr>
-        <w:pStyle w:val="BodyJ"/>
-        <w:keepNext w:val="false"/>
-      </w:pPr>
-      <w:r>
-        <w:t xml:space="preserve">Norman, G. R., Monteiro, S. D., Sherbino, J., Ilgen, J. S., Schmidt, H. G., &amp; Mamede, S. (2017). The causes of errors in clinical reasoning: Cognitive biases, knowledge deficits, and dual process thinking. </w:t>
+        <w:t xml:space="preserve">JAMA Internal Medicine, 173</w:t>
+      </w:r>
+      <w:r>
+        <w:t xml:space="preserve">(21), 1952–1958.</w:t>
+      </w:r>
+    </w:p>
+    <w:p>
+      <w:pPr>
+        <w:pStyle w:val="BodyJ"/>
+        <w:keepNext w:val="false"/>
+      </w:pPr>
+      <w:r>
+        <w:t xml:space="preserve">Monteiro, S., &amp; Norman, G. (2013). Diagnostic reasoning: Where we've been, where we're going. </w:t>
       </w:r>
       <w:r>
         <w:rPr>
           <w:i/>
           <w:iCs/>
         </w:rPr>
-        <w:t xml:space="preserve">Academic Medicine, 92</w:t>
-      </w:r>
-      <w:r>
-        <w:t xml:space="preserve">(1), 23–30.</w:t>
-      </w:r>
-    </w:p>
-    <w:p>
-      <w:pPr>
-        <w:pStyle w:val="BodyJ"/>
-        <w:keepNext w:val="false"/>
-      </w:pPr>
-      <w:r>
-        <w:t xml:space="preserve">Novoa Jurado, A. J. (2025). Terapia epistémica del conocimiento clínico. </w:t>
+        <w:t xml:space="preserve">Teaching and Learning in Medicine, 25</w:t>
+      </w:r>
+      <w:r>
+        <w:t xml:space="preserve">(Suppl 1), S26–S32.</w:t>
+      </w:r>
+    </w:p>
+    <w:p>
+      <w:pPr>
+        <w:pStyle w:val="BodyJ"/>
+        <w:keepNext w:val="false"/>
+      </w:pPr>
+      <w:r>
+        <w:t xml:space="preserve">Monteiro, S., Sherbino, J., Sibbald, M., &amp; Norman, G. (2020). Critical thinking, biases and dual processing: The enduring myth of generalisable skills. </w:t>
       </w:r>
       <w:r>
         <w:rPr>
           <w:i/>
           <w:iCs/>
         </w:rPr>
-        <w:t xml:space="preserve">Revista Clínica de Medicina de Familia, 18</w:t>
-      </w:r>
-      <w:r>
-        <w:t xml:space="preserve">(3), 274–282.</w:t>
-      </w:r>
-    </w:p>
-    <w:p>
-      <w:pPr>
-        <w:pStyle w:val="BodyJ"/>
-        <w:keepNext w:val="false"/>
-      </w:pPr>
-      <w:r>
-        <w:t xml:space="preserve">Obermeyer, Z., Powers, B., Vogeli, C., &amp; Mullainathan, S. (2019). Dissecting racial bias in an algorithm used to manage the health of populations. </w:t>
+        <w:t xml:space="preserve">Medical Education, 54</w:t>
+      </w:r>
+      <w:r>
+        <w:t xml:space="preserve">(1), 66–73.</w:t>
+      </w:r>
+    </w:p>
+    <w:p>
+      <w:pPr>
+        <w:pStyle w:val="BodyJ"/>
+        <w:keepNext w:val="false"/>
+      </w:pPr>
+      <w:r>
+        <w:t xml:space="preserve">Montgomery, K. (2006). </w:t>
       </w:r>
       <w:r>
         <w:rPr>
           <w:i/>
           <w:iCs/>
         </w:rPr>
-        <w:t xml:space="preserve">Science, 366</w:t>
-      </w:r>
-      <w:r>
-        <w:t xml:space="preserve">(6464), 447–453.</w:t>
-      </w:r>
-    </w:p>
-    <w:p>
-      <w:pPr>
-        <w:pStyle w:val="BodyJ"/>
-        <w:keepNext w:val="false"/>
-      </w:pPr>
-      <w:r>
-        <w:t xml:space="preserve">Parra, N. (1954). </w:t>
+        <w:t xml:space="preserve">How Doctors Think: Clinical Judgment and the Practice of Medicine</w:t>
+      </w:r>
+      <w:r>
+        <w:t xml:space="preserve">. Oxford University Press.</w:t>
+      </w:r>
+    </w:p>
+    <w:p>
+      <w:pPr>
+        <w:pStyle w:val="BodyJ"/>
+        <w:keepNext w:val="false"/>
+      </w:pPr>
+      <w:r>
+        <w:t xml:space="preserve">Moulton, C.-A. E., Regehr, G., Mylopoulos, M., &amp; MacRae, H. M. (2007). Slowing down when you should: A new model of expert judgment. </w:t>
       </w:r>
       <w:r>
         <w:rPr>
           <w:i/>
           <w:iCs/>
         </w:rPr>
-        <w:t xml:space="preserve">Poemas y antipoemas</w:t>
-      </w:r>
-      <w:r>
-        <w:t xml:space="preserve">. Nascimento.</w:t>
-      </w:r>
-    </w:p>
-    <w:p>
-      <w:pPr>
-        <w:pStyle w:val="BodyJ"/>
-        <w:keepNext w:val="false"/>
-      </w:pPr>
-      <w:r>
-        <w:t xml:space="preserve">Parra, N. (1969). </w:t>
+        <w:t xml:space="preserve">Academic Medicine, 82</w:t>
+      </w:r>
+      <w:r>
+        <w:t xml:space="preserve">(10 Suppl), S109–S116.</w:t>
+      </w:r>
+    </w:p>
+    <w:p>
+      <w:pPr>
+        <w:pStyle w:val="BodyJ"/>
+        <w:keepNext w:val="false"/>
+      </w:pPr>
+      <w:r>
+        <w:t xml:space="preserve">National Academies of Sciences, Engineering, and Medicine. (2015). </w:t>
       </w:r>
       <w:r>
         <w:rPr>
           <w:i/>
           <w:iCs/>
         </w:rPr>
-        <w:t xml:space="preserve">Obra gruesa</w:t>
-      </w:r>
-      <w:r>
-        <w:t xml:space="preserve">. Editorial Universitaria.</w:t>
-      </w:r>
-    </w:p>
-    <w:p>
-      <w:pPr>
-        <w:pStyle w:val="BodyJ"/>
-        <w:keepNext w:val="false"/>
-      </w:pPr>
-      <w:r>
-        <w:t xml:space="preserve">Pauker, S. G., &amp; Kassirer, J. P. (1980). The threshold approach to clinical decision making. </w:t>
+        <w:t xml:space="preserve">Improving Diagnosis in Health Care</w:t>
+      </w:r>
+      <w:r>
+        <w:t xml:space="preserve">. The National Academies Press.</w:t>
+      </w:r>
+    </w:p>
+    <w:p>
+      <w:pPr>
+        <w:pStyle w:val="BodyJ"/>
+        <w:keepNext w:val="false"/>
+      </w:pPr>
+      <w:r>
+        <w:t xml:space="preserve">Nelson, T. O., &amp; Narens, L. (1990). Metamemory: A theoretical framework and new findings. In G. H. Bower (Ed.), </w:t>
       </w:r>
       <w:r>
         <w:rPr>
           <w:i/>
           <w:iCs/>
         </w:rPr>
-        <w:t xml:space="preserve">New England Journal of Medicine, 302</w:t>
-      </w:r>
-      <w:r>
-        <w:t xml:space="preserve">(20), 1109–1117.</w:t>
-      </w:r>
-    </w:p>
-    <w:p>
-      <w:pPr>
-        <w:pStyle w:val="BodyJ"/>
-        <w:keepNext w:val="false"/>
-      </w:pPr>
-      <w:r>
-        <w:t xml:space="preserve">Pearl, J., &amp; Mackenzie, D. (2018). </w:t>
+        <w:t xml:space="preserve">The Psychology of Learning and Motivation</w:t>
+      </w:r>
+      <w:r>
+        <w:t xml:space="preserve"> (Vol. 26, pp. 125–173). Academic Press.</w:t>
+      </w:r>
+    </w:p>
+    <w:p>
+      <w:pPr>
+        <w:pStyle w:val="BodyJ"/>
+        <w:keepNext w:val="false"/>
+      </w:pPr>
+      <w:r>
+        <w:t xml:space="preserve">Newman-Toker, D. E., Nassery, N., Schaffer, A. C., Yu-Moe, C. W., Clemens, G. D., Wang, Z., et al. (2024). Burden of serious harms from diagnostic error in the USA. </w:t>
       </w:r>
       <w:r>
         <w:rPr>
           <w:i/>
           <w:iCs/>
         </w:rPr>
-        <w:t xml:space="preserve">The Book of Why: The New Science of Cause and Effect</w:t>
-      </w:r>
-      <w:r>
-        <w:t xml:space="preserve">. Basic Books.</w:t>
-      </w:r>
-    </w:p>
-    <w:p>
-      <w:pPr>
-        <w:pStyle w:val="BodyJ"/>
-        <w:keepNext w:val="false"/>
-      </w:pPr>
-      <w:r>
-        <w:t xml:space="preserve">Peirce, C. S. (1878). Deduction, induction, and hypothesis. </w:t>
+        <w:t xml:space="preserve">BMJ Quality &amp; Safety, 33</w:t>
+      </w:r>
+      <w:r>
+        <w:t xml:space="preserve">(2), 109–120.</w:t>
+      </w:r>
+    </w:p>
+    <w:p>
+      <w:pPr>
+        <w:pStyle w:val="BodyJ"/>
+        <w:keepNext w:val="false"/>
+      </w:pPr>
+      <w:r>
+        <w:t xml:space="preserve">Nicolle, L. E., Gupta, K., Bradley, S. F., Colgan, R., DeMuri, G. P., Drekonja, D., et al. (2019). Clinical practice guideline for the management of asymptomatic bacteriuria: 2019 update by the Infectious Diseases Society of America. </w:t>
       </w:r>
       <w:r>
         <w:rPr>
           <w:i/>
           <w:iCs/>
         </w:rPr>
-        <w:t xml:space="preserve">Popular Science Monthly, 13</w:t>
-      </w:r>
-      <w:r>
-        <w:t xml:space="preserve">, 470–482.</w:t>
-      </w:r>
-    </w:p>
-    <w:p>
-      <w:pPr>
-        <w:pStyle w:val="BodyJ"/>
-        <w:keepNext w:val="false"/>
-      </w:pPr>
-      <w:r>
-        <w:t xml:space="preserve">Peirce, C. S. (1934). </w:t>
+        <w:t xml:space="preserve">Clinical Infectious Diseases, 68</w:t>
+      </w:r>
+      <w:r>
+        <w:t xml:space="preserve">(10), e83–e110.</w:t>
+      </w:r>
+    </w:p>
+    <w:p>
+      <w:pPr>
+        <w:pStyle w:val="BodyJ"/>
+        <w:keepNext w:val="false"/>
+      </w:pPr>
+      <w:r>
+        <w:t xml:space="preserve">Norman, G. (2005). Research in clinical reasoning: Past history and current trends. </w:t>
       </w:r>
       <w:r>
         <w:rPr>
           <w:i/>
           <w:iCs/>
         </w:rPr>
-        <w:t xml:space="preserve">Collected Papers of Charles Sanders Peirce: Vol. 5. Pragmatism and Pragmaticism</w:t>
-      </w:r>
-      <w:r>
-        <w:t xml:space="preserve"> (C. Hartshorne &amp; P. Weiss, Eds.). Harvard University Press.</w:t>
-      </w:r>
-    </w:p>
-    <w:p>
-      <w:pPr>
-        <w:pStyle w:val="BodyJ"/>
-        <w:keepNext w:val="false"/>
-      </w:pPr>
-      <w:r>
-        <w:t xml:space="preserve">Pellegrino, E. D., &amp; Thomasma, D. C. (1981). </w:t>
+        <w:t xml:space="preserve">Medical Education, 39</w:t>
+      </w:r>
+      <w:r>
+        <w:t xml:space="preserve">(4), 418–427.</w:t>
+      </w:r>
+    </w:p>
+    <w:p>
+      <w:pPr>
+        <w:pStyle w:val="BodyJ"/>
+        <w:keepNext w:val="false"/>
+      </w:pPr>
+      <w:r>
+        <w:t xml:space="preserve">Norman, G. (2009). Dual processing and diagnostic errors. </w:t>
       </w:r>
       <w:r>
         <w:rPr>
           <w:i/>
           <w:iCs/>
         </w:rPr>
-        <w:t xml:space="preserve">A Philosophical Basis of Medical Practice: Toward a Philosophy and Ethic of the Healing Professions</w:t>
-      </w:r>
-      <w:r>
-        <w:t xml:space="preserve">. Oxford University Press.</w:t>
-      </w:r>
-    </w:p>
-    <w:p>
-      <w:pPr>
-        <w:pStyle w:val="BodyJ"/>
-        <w:keepNext w:val="false"/>
-      </w:pPr>
-      <w:r>
-        <w:t xml:space="preserve">Pepys, M. B., &amp; Hirschfield, G. M. (2003). C-reactive protein: A critical update. </w:t>
+        <w:t xml:space="preserve">Advances in Health Sciences Education, 14</w:t>
+      </w:r>
+      <w:r>
+        <w:t xml:space="preserve">(Suppl 1), 37–49.</w:t>
+      </w:r>
+    </w:p>
+    <w:p>
+      <w:pPr>
+        <w:pStyle w:val="BodyJ"/>
+        <w:keepNext w:val="false"/>
+      </w:pPr>
+      <w:r>
+        <w:t xml:space="preserve">Norman, G. R., Monteiro, S. D., Sherbino, J., Ilgen, J. S., Schmidt, H. G., &amp; Mamede, S. (2017). The causes of errors in clinical reasoning: Cognitive biases, knowledge deficits, and dual process thinking. </w:t>
       </w:r>
       <w:r>
         <w:rPr>
           <w:i/>
           <w:iCs/>
         </w:rPr>
-        <w:t xml:space="preserve">Journal of Clinical Investigation, 111</w:t>
-      </w:r>
-      <w:r>
-        <w:t xml:space="preserve">(12), 1805–1812.</w:t>
-      </w:r>
-    </w:p>
-    <w:p>
-      <w:pPr>
-        <w:pStyle w:val="BodyJ"/>
-        <w:keepNext w:val="false"/>
-      </w:pPr>
-      <w:r>
-        <w:t xml:space="preserve">Philibert, I. (2005). Sleep loss and performance in residents and nonphysicians: A meta-analytic examination. </w:t>
+        <w:t xml:space="preserve">Academic Medicine, 92</w:t>
+      </w:r>
+      <w:r>
+        <w:t xml:space="preserve">(1), 23–30.</w:t>
+      </w:r>
+    </w:p>
+    <w:p>
+      <w:pPr>
+        <w:pStyle w:val="BodyJ"/>
+        <w:keepNext w:val="false"/>
+      </w:pPr>
+      <w:r>
+        <w:t xml:space="preserve">Novoa Jurado, A. J. (2025). Terapia epistémica del conocimiento clínico. </w:t>
       </w:r>
       <w:r>
         <w:rPr>
           <w:i/>
           <w:iCs/>
         </w:rPr>
-        <w:t xml:space="preserve">Sleep, 28</w:t>
-      </w:r>
-      <w:r>
-        <w:t xml:space="preserve">(11), 1392–1402.</w:t>
-      </w:r>
-    </w:p>
-    <w:p>
-      <w:pPr>
-        <w:pStyle w:val="BodyJ"/>
-        <w:keepNext w:val="false"/>
-      </w:pPr>
-      <w:r>
-        <w:t xml:space="preserve">Polanyi, M. (1966). </w:t>
+        <w:t xml:space="preserve">Revista Clínica de Medicina de Familia, 18</w:t>
+      </w:r>
+      <w:r>
+        <w:t xml:space="preserve">(3), 274–282.</w:t>
+      </w:r>
+    </w:p>
+    <w:p>
+      <w:pPr>
+        <w:pStyle w:val="BodyJ"/>
+        <w:keepNext w:val="false"/>
+      </w:pPr>
+      <w:r>
+        <w:t xml:space="preserve">Obermeyer, Z., Powers, B., Vogeli, C., &amp; Mullainathan, S. (2019). Dissecting racial bias in an algorithm used to manage the health of populations. </w:t>
       </w:r>
       <w:r>
         <w:rPr>
           <w:i/>
           <w:iCs/>
         </w:rPr>
-        <w:t xml:space="preserve">The Tacit Dimension</w:t>
-      </w:r>
-      <w:r>
-        <w:t xml:space="preserve">. University of Chicago Press.</w:t>
-      </w:r>
-    </w:p>
-    <w:p>
-      <w:pPr>
-        <w:pStyle w:val="BodyJ"/>
-        <w:keepNext w:val="false"/>
-      </w:pPr>
-      <w:r>
-        <w:t xml:space="preserve">Popper, K. R. (1959). </w:t>
+        <w:t xml:space="preserve">Science, 366</w:t>
+      </w:r>
+      <w:r>
+        <w:t xml:space="preserve">(6464), 447–453.</w:t>
+      </w:r>
+    </w:p>
+    <w:p>
+      <w:pPr>
+        <w:pStyle w:val="BodyJ"/>
+        <w:keepNext w:val="false"/>
+      </w:pPr>
+      <w:r>
+        <w:t xml:space="preserve">Panicek, D. M., &amp; Hricak, H. (2016). How sure are you, doctor? A standardized lexicon to describe the radiologist's level of certainty. </w:t>
       </w:r>
       <w:r>
         <w:rPr>
           <w:i/>
           <w:iCs/>
         </w:rPr>
-        <w:t xml:space="preserve">The Logic of Scientific Discovery</w:t>
-      </w:r>
-      <w:r>
-        <w:t xml:space="preserve">. Hutchinson.</w:t>
-      </w:r>
-    </w:p>
-    <w:p>
-      <w:pPr>
-        <w:pStyle w:val="BodyJ"/>
-        <w:keepNext w:val="false"/>
-      </w:pPr>
-      <w:r>
-        <w:t xml:space="preserve">Qazi, I. A., Ali, A., Khawaja, A. U., Akhtar, M. J., Sheikh, A. Z., &amp; Alizai, M. H. (2026). Automation bias in large language model–assisted diagnostic reasoning among physicians trained in AI literacy: A randomized clinical trial. </w:t>
+        <w:t xml:space="preserve">American Journal of Roentgenology, 207</w:t>
+      </w:r>
+      <w:r>
+        <w:t xml:space="preserve">(1), 2–3.</w:t>
+      </w:r>
+    </w:p>
+    <w:p>
+      <w:pPr>
+        <w:pStyle w:val="BodyJ"/>
+        <w:keepNext w:val="false"/>
+      </w:pPr>
+      <w:r>
+        <w:t xml:space="preserve">Parra, N. (1954). </w:t>
       </w:r>
       <w:r>
         <w:rPr>
           <w:i/>
           <w:iCs/>
         </w:rPr>
-        <w:t xml:space="preserve">NEJM AI, 3</w:t>
-      </w:r>
-      <w:r>
-        <w:t xml:space="preserve">(5), AIoa2501001.</w:t>
-      </w:r>
-    </w:p>
-    <w:p>
-      <w:pPr>
-        <w:pStyle w:val="BodyJ"/>
-        <w:keepNext w:val="false"/>
-      </w:pPr>
-      <w:r>
-        <w:t xml:space="preserve">Rajkomar, A., &amp; Blandford, A. (2012). Understanding infusion administration in the ICU through distributed cognition. </w:t>
+        <w:t xml:space="preserve">Poemas y antipoemas</w:t>
+      </w:r>
+      <w:r>
+        <w:t xml:space="preserve">. Nascimento.</w:t>
+      </w:r>
+    </w:p>
+    <w:p>
+      <w:pPr>
+        <w:pStyle w:val="BodyJ"/>
+        <w:keepNext w:val="false"/>
+      </w:pPr>
+      <w:r>
+        <w:t xml:space="preserve">Parra, N. (1969). </w:t>
       </w:r>
       <w:r>
         <w:rPr>
           <w:i/>
           <w:iCs/>
         </w:rPr>
-        <w:t xml:space="preserve">Journal of Biomedical Informatics, 45</w:t>
-      </w:r>
-      <w:r>
-        <w:t xml:space="preserve">(3), 580–590.</w:t>
-      </w:r>
-    </w:p>
-    <w:p>
-      <w:pPr>
-        <w:pStyle w:val="BodyJ"/>
-        <w:keepNext w:val="false"/>
-      </w:pPr>
-      <w:r>
-        <w:t xml:space="preserve">Riquelme, A., Méndez, B., de la Fuente, P., Padilla, O., Benaglio, C., Sirhan, M., et al. (2011). Desarrollo y validación de encuesta de percepción del portafolio en estudiantes de medicina de pregrado. </w:t>
+        <w:t xml:space="preserve">Obra gruesa</w:t>
+      </w:r>
+      <w:r>
+        <w:t xml:space="preserve">. Editorial Universitaria.</w:t>
+      </w:r>
+    </w:p>
+    <w:p>
+      <w:pPr>
+        <w:pStyle w:val="BodyJ"/>
+        <w:keepNext w:val="false"/>
+      </w:pPr>
+      <w:r>
+        <w:t xml:space="preserve">Pauker, S. G., &amp; Kassirer, J. P. (1980). The threshold approach to clinical decision making. </w:t>
       </w:r>
       <w:r>
         <w:rPr>
           <w:i/>
           <w:iCs/>
         </w:rPr>
-        <w:t xml:space="preserve">Revista Médica de Chile, 139</w:t>
-      </w:r>
-      <w:r>
-        <w:t xml:space="preserve">(1), 45–53.</w:t>
-      </w:r>
-    </w:p>
-    <w:p>
-      <w:pPr>
-        <w:pStyle w:val="BodyJ"/>
-        <w:keepNext w:val="false"/>
-      </w:pPr>
-      <w:r>
-        <w:t xml:space="preserve">Rockwood, K., Song, X., MacKnight, C., Bergman, H., Hogan, D. B., McDowell, I., et al. (2005). A global clinical measure of fitness and frailty in elderly people. </w:t>
+        <w:t xml:space="preserve">New England Journal of Medicine, 302</w:t>
+      </w:r>
+      <w:r>
+        <w:t xml:space="preserve">(20), 1109–1117.</w:t>
+      </w:r>
+    </w:p>
+    <w:p>
+      <w:pPr>
+        <w:pStyle w:val="BodyJ"/>
+        <w:keepNext w:val="false"/>
+      </w:pPr>
+      <w:r>
+        <w:t xml:space="preserve">Pearl, J., &amp; Mackenzie, D. (2018). </w:t>
       </w:r>
       <w:r>
         <w:rPr>
           <w:i/>
           <w:iCs/>
         </w:rPr>
-        <w:t xml:space="preserve">CMAJ, 173</w:t>
-      </w:r>
-      <w:r>
-        <w:t xml:space="preserve">(5), 489–495.</w:t>
-      </w:r>
-    </w:p>
-    <w:p>
-      <w:pPr>
-        <w:pStyle w:val="BodyJ"/>
-        <w:keepNext w:val="false"/>
-      </w:pPr>
-      <w:r>
-        <w:t xml:space="preserve">Rouault, M., McWilliams, A., Allen, M., &amp; Fleming, S. M. (2018). Human metacognition across domains: Insights from individual differences and neuroimaging. </w:t>
+        <w:t xml:space="preserve">The Book of Why: The New Science of Cause and Effect</w:t>
+      </w:r>
+      <w:r>
+        <w:t xml:space="preserve">. Basic Books.</w:t>
+      </w:r>
+    </w:p>
+    <w:p>
+      <w:pPr>
+        <w:pStyle w:val="BodyJ"/>
+        <w:keepNext w:val="false"/>
+      </w:pPr>
+      <w:r>
+        <w:t xml:space="preserve">Peirce, C. S. (1878). Deduction, induction, and hypothesis. </w:t>
       </w:r>
       <w:r>
         <w:rPr>
           <w:i/>
           <w:iCs/>
         </w:rPr>
-        <w:t xml:space="preserve">Personality Neuroscience, 1</w:t>
-      </w:r>
-      <w:r>
-        <w:t xml:space="preserve">, e17.</w:t>
-      </w:r>
-    </w:p>
-    <w:p>
-      <w:pPr>
-        <w:pStyle w:val="BodyJ"/>
-        <w:keepNext w:val="false"/>
-      </w:pPr>
-      <w:r>
-        <w:t xml:space="preserve">Rudner, R. (1953). The scientist qua scientist makes value judgments. </w:t>
+        <w:t xml:space="preserve">Popular Science Monthly, 13</w:t>
+      </w:r>
+      <w:r>
+        <w:t xml:space="preserve">, 470–482.</w:t>
+      </w:r>
+    </w:p>
+    <w:p>
+      <w:pPr>
+        <w:pStyle w:val="BodyJ"/>
+        <w:keepNext w:val="false"/>
+      </w:pPr>
+      <w:r>
+        <w:t xml:space="preserve">Peirce, C. S. (1934). </w:t>
       </w:r>
       <w:r>
         <w:rPr>
           <w:i/>
           <w:iCs/>
         </w:rPr>
-        <w:t xml:space="preserve">Philosophy of Science, 20</w:t>
-      </w:r>
-      <w:r>
-        <w:t xml:space="preserve">(1), 1–6.</w:t>
-      </w:r>
-    </w:p>
-    <w:p>
-      <w:pPr>
-        <w:pStyle w:val="BodyJ"/>
-        <w:keepNext w:val="false"/>
-      </w:pPr>
-      <w:r>
-        <w:t xml:space="preserve">Sackett, D. L., Rosenberg, W. M. C., Gray, J. A. M., Haynes, R. B., &amp; Richardson, W. S. (1996). Evidence based medicine: What it is and what it isn't. </w:t>
+        <w:t xml:space="preserve">Collected Papers of Charles Sanders Peirce: Vol. 5. Pragmatism and Pragmaticism</w:t>
+      </w:r>
+      <w:r>
+        <w:t xml:space="preserve"> (C. Hartshorne &amp; P. Weiss, Eds.). Harvard University Press.</w:t>
+      </w:r>
+    </w:p>
+    <w:p>
+      <w:pPr>
+        <w:pStyle w:val="BodyJ"/>
+        <w:keepNext w:val="false"/>
+      </w:pPr>
+      <w:r>
+        <w:t xml:space="preserve">Pellegrino, E. D., &amp; Thomasma, D. C. (1981). </w:t>
       </w:r>
       <w:r>
         <w:rPr>
           <w:i/>
           <w:iCs/>
         </w:rPr>
-        <w:t xml:space="preserve">BMJ, 312</w:t>
-      </w:r>
-      <w:r>
-        <w:t xml:space="preserve">, 71–72.</w:t>
-      </w:r>
-    </w:p>
-    <w:p>
-      <w:pPr>
-        <w:pStyle w:val="BodyJ"/>
-        <w:keepNext w:val="false"/>
-      </w:pPr>
-      <w:r>
-        <w:t xml:space="preserve">Salager-Meyer, F. (1994). Hedges and textual communicative function in medical English written discourse. </w:t>
+        <w:t xml:space="preserve">A Philosophical Basis of Medical Practice: Toward a Philosophy and Ethic of the Healing Professions</w:t>
+      </w:r>
+      <w:r>
+        <w:t xml:space="preserve">. Oxford University Press.</w:t>
+      </w:r>
+    </w:p>
+    <w:p>
+      <w:pPr>
+        <w:pStyle w:val="BodyJ"/>
+        <w:keepNext w:val="false"/>
+      </w:pPr>
+      <w:r>
+        <w:t xml:space="preserve">Pepys, M. B., &amp; Hirschfield, G. M. (2003). C-reactive protein: A critical update. </w:t>
       </w:r>
       <w:r>
         <w:rPr>
           <w:i/>
           <w:iCs/>
         </w:rPr>
-        <w:t xml:space="preserve">English for Specific Purposes, 13</w:t>
-      </w:r>
-      <w:r>
-        <w:t xml:space="preserve">(2), 149–170.</w:t>
-      </w:r>
-    </w:p>
-    <w:p>
-      <w:pPr>
-        <w:pStyle w:val="BodyJ"/>
-        <w:keepNext w:val="false"/>
-      </w:pPr>
-      <w:r>
-        <w:t xml:space="preserve">Sandars, J. (2009). The use of reflection in medical education: AMEE Guide No. 44. </w:t>
+        <w:t xml:space="preserve">Journal of Clinical Investigation, 111</w:t>
+      </w:r>
+      <w:r>
+        <w:t xml:space="preserve">(12), 1805–1812.</w:t>
+      </w:r>
+    </w:p>
+    <w:p>
+      <w:pPr>
+        <w:pStyle w:val="BodyJ"/>
+        <w:keepNext w:val="false"/>
+      </w:pPr>
+      <w:r>
+        <w:t xml:space="preserve">Philibert, I. (2005). Sleep loss and performance in residents and nonphysicians: A meta-analytic examination. </w:t>
       </w:r>
       <w:r>
         <w:rPr>
           <w:i/>
           <w:iCs/>
         </w:rPr>
-        <w:t xml:space="preserve">Medical Teacher, 31</w:t>
-      </w:r>
-      <w:r>
-        <w:t xml:space="preserve">(8), 685–695.</w:t>
-      </w:r>
-    </w:p>
-    <w:p>
-      <w:pPr>
-        <w:pStyle w:val="BodyJ"/>
-        <w:keepNext w:val="false"/>
-      </w:pPr>
-      <w:r>
-        <w:t xml:space="preserve">Schiff, G. D., Hasan, O., Kim, S., Abrams, R., Cosby, K., Lambert, B. L., et al. (2009). Diagnostic error in medicine: Analysis of 583 physician-reported errors. </w:t>
+        <w:t xml:space="preserve">Sleep, 28</w:t>
+      </w:r>
+      <w:r>
+        <w:t xml:space="preserve">(11), 1392–1402.</w:t>
+      </w:r>
+    </w:p>
+    <w:p>
+      <w:pPr>
+        <w:pStyle w:val="BodyJ"/>
+        <w:keepNext w:val="false"/>
+      </w:pPr>
+      <w:r>
+        <w:t xml:space="preserve">Polanyi, M. (1966). </w:t>
       </w:r>
       <w:r>
         <w:rPr>
           <w:i/>
           <w:iCs/>
         </w:rPr>
-        <w:t xml:space="preserve">Archives of Internal Medicine, 169</w:t>
-      </w:r>
-      <w:r>
-        <w:t xml:space="preserve">(20), 1881–1887.</w:t>
-      </w:r>
-    </w:p>
-    <w:p>
-      <w:pPr>
-        <w:pStyle w:val="BodyJ"/>
-        <w:keepNext w:val="false"/>
-      </w:pPr>
-      <w:r>
-        <w:t xml:space="preserve">Schmidt, H. G., &amp; Mamede, S. (2015). How to improve the teaching of clinical reasoning: A narrative review and a proposal. </w:t>
+        <w:t xml:space="preserve">The Tacit Dimension</w:t>
+      </w:r>
+      <w:r>
+        <w:t xml:space="preserve">. University of Chicago Press.</w:t>
+      </w:r>
+    </w:p>
+    <w:p>
+      <w:pPr>
+        <w:pStyle w:val="BodyJ"/>
+        <w:keepNext w:val="false"/>
+      </w:pPr>
+      <w:r>
+        <w:t xml:space="preserve">Popper, K. R. (1959). </w:t>
       </w:r>
       <w:r>
         <w:rPr>
           <w:i/>
           <w:iCs/>
         </w:rPr>
-        <w:t xml:space="preserve">Medical Education, 49</w:t>
-      </w:r>
-      <w:r>
-        <w:t xml:space="preserve">(10), 961–973.</w:t>
-      </w:r>
-    </w:p>
-    <w:p>
-      <w:pPr>
-        <w:pStyle w:val="BodyJ"/>
-        <w:keepNext w:val="false"/>
-      </w:pPr>
-      <w:r>
-        <w:t xml:space="preserve">Schmidt, H. G., &amp; Rikers, R. M. J. P. (2007). How expertise develops in medicine: Knowledge encapsulation and illness script formation. </w:t>
+        <w:t xml:space="preserve">The Logic of Scientific Discovery</w:t>
+      </w:r>
+      <w:r>
+        <w:t xml:space="preserve">. Hutchinson.</w:t>
+      </w:r>
+    </w:p>
+    <w:p>
+      <w:pPr>
+        <w:pStyle w:val="BodyJ"/>
+        <w:keepNext w:val="false"/>
+      </w:pPr>
+      <w:r>
+        <w:t xml:space="preserve">Qazi, I. A., Ali, A., Khawaja, A. U., Akhtar, M. J., Sheikh, A. Z., &amp; Alizai, M. H. (2026). Automation bias in large language model–assisted diagnostic reasoning among physicians trained in AI literacy: A randomized clinical trial. </w:t>
       </w:r>
       <w:r>
         <w:rPr>
           <w:i/>
           <w:iCs/>
         </w:rPr>
-        <w:t xml:space="preserve">Medical Education, 41</w:t>
-      </w:r>
-      <w:r>
-        <w:t xml:space="preserve">(12), 1133–1139.</w:t>
-      </w:r>
-    </w:p>
-    <w:p>
-      <w:pPr>
-        <w:pStyle w:val="BodyJ"/>
-        <w:keepNext w:val="false"/>
-      </w:pPr>
-      <w:r>
-        <w:t xml:space="preserve">Schön, D. A. (1983). </w:t>
+        <w:t xml:space="preserve">NEJM AI, 3</w:t>
+      </w:r>
+      <w:r>
+        <w:t xml:space="preserve">(5), AIoa2501001.</w:t>
+      </w:r>
+    </w:p>
+    <w:p>
+      <w:pPr>
+        <w:pStyle w:val="BodyJ"/>
+        <w:keepNext w:val="false"/>
+      </w:pPr>
+      <w:r>
+        <w:t xml:space="preserve">Rajkomar, A., &amp; Blandford, A. (2012). Understanding infusion administration in the ICU through distributed cognition. </w:t>
       </w:r>
       <w:r>
         <w:rPr>
           <w:i/>
           <w:iCs/>
         </w:rPr>
-        <w:t xml:space="preserve">The Reflective Practitioner: How Professionals Think in Action</w:t>
-      </w:r>
-      <w:r>
-        <w:t xml:space="preserve">. Basic Books.</w:t>
-      </w:r>
-    </w:p>
-    <w:p>
-      <w:pPr>
-        <w:pStyle w:val="BodyJ"/>
-        <w:keepNext w:val="false"/>
-      </w:pPr>
-      <w:r>
-        <w:t xml:space="preserve">Simpkin, A. L., &amp; Schwartzstein, R. M. (2016). Tolerating uncertainty — The next medical revolution? </w:t>
+        <w:t xml:space="preserve">Journal of Biomedical Informatics, 45</w:t>
+      </w:r>
+      <w:r>
+        <w:t xml:space="preserve">(3), 580–590.</w:t>
+      </w:r>
+    </w:p>
+    <w:p>
+      <w:pPr>
+        <w:pStyle w:val="BodyJ"/>
+        <w:keepNext w:val="false"/>
+      </w:pPr>
+      <w:r>
+        <w:t xml:space="preserve">Riquelme, A., Méndez, B., de la Fuente, P., Padilla, O., Benaglio, C., Sirhan, M., et al. (2011). Desarrollo y validación de encuesta de percepción del portafolio en estudiantes de medicina de pregrado. </w:t>
       </w:r>
       <w:r>
         <w:rPr>
           <w:i/>
           <w:iCs/>
         </w:rPr>
-        <w:t xml:space="preserve">New England Journal of Medicine, 375</w:t>
-      </w:r>
-      <w:r>
-        <w:t xml:space="preserve">, 1713–1715.</w:t>
-      </w:r>
-    </w:p>
-    <w:p>
-      <w:pPr>
-        <w:pStyle w:val="BodyJ"/>
-        <w:keepNext w:val="false"/>
-      </w:pPr>
-      <w:r>
-        <w:t xml:space="preserve">Singhal, K., Azizi, S., Tu, T., Mahdavi, S. S., Wei, J., Chung, H. W., et al. (2023). Large language models encode clinical knowledge. </w:t>
+        <w:t xml:space="preserve">Revista Médica de Chile, 139</w:t>
+      </w:r>
+      <w:r>
+        <w:t xml:space="preserve">(1), 45–53.</w:t>
+      </w:r>
+    </w:p>
+    <w:p>
+      <w:pPr>
+        <w:pStyle w:val="BodyJ"/>
+        <w:keepNext w:val="false"/>
+      </w:pPr>
+      <w:r>
+        <w:t xml:space="preserve">Rockwood, K., Song, X., MacKnight, C., Bergman, H., Hogan, D. B., McDowell, I., et al. (2005). A global clinical measure of fitness and frailty in elderly people. </w:t>
       </w:r>
       <w:r>
         <w:rPr>
           <w:i/>
           <w:iCs/>
         </w:rPr>
-        <w:t xml:space="preserve">Nature, 620</w:t>
-      </w:r>
-      <w:r>
-        <w:t xml:space="preserve">, 172–180.</w:t>
-      </w:r>
-    </w:p>
-    <w:p>
-      <w:pPr>
-        <w:pStyle w:val="BodyJ"/>
-        <w:keepNext w:val="false"/>
-      </w:pPr>
-      <w:r>
-        <w:t xml:space="preserve">Suzuki, S. (1970). </w:t>
+        <w:t xml:space="preserve">CMAJ, 173</w:t>
+      </w:r>
+      <w:r>
+        <w:t xml:space="preserve">(5), 489–495.</w:t>
+      </w:r>
+    </w:p>
+    <w:p>
+      <w:pPr>
+        <w:pStyle w:val="BodyJ"/>
+        <w:keepNext w:val="false"/>
+      </w:pPr>
+      <w:r>
+        <w:t xml:space="preserve">Rouault, M., McWilliams, A., Allen, M., &amp; Fleming, S. M. (2018). Human metacognition across domains: Insights from individual differences and neuroimaging. </w:t>
       </w:r>
       <w:r>
         <w:rPr>
           <w:i/>
           <w:iCs/>
         </w:rPr>
-        <w:t xml:space="preserve">Zen Mind, Beginner's Mind</w:t>
-      </w:r>
-      <w:r>
-        <w:t xml:space="preserve">. Weatherhill. [Trad. esp.: </w:t>
+        <w:t xml:space="preserve">Personality Neuroscience, 1</w:t>
+      </w:r>
+      <w:r>
+        <w:t xml:space="preserve">, e17.</w:t>
+      </w:r>
+    </w:p>
+    <w:p>
+      <w:pPr>
+        <w:pStyle w:val="BodyJ"/>
+        <w:keepNext w:val="false"/>
+      </w:pPr>
+      <w:r>
+        <w:t xml:space="preserve">Rudner, R. (1953). The scientist qua scientist makes value judgments. </w:t>
       </w:r>
       <w:r>
         <w:rPr>
           <w:i/>
           <w:iCs/>
         </w:rPr>
-        <w:t xml:space="preserve">Mente zen, mente de principiante</w:t>
-      </w:r>
-      <w:r>
-        <w:t xml:space="preserve">.]</w:t>
-      </w:r>
-    </w:p>
-    <w:p>
-      <w:pPr>
-        <w:pStyle w:val="BodyJ"/>
-        <w:keepNext w:val="false"/>
-      </w:pPr>
-      <w:r>
-        <w:t xml:space="preserve">Taboada, P. (2000). El derecho a morir con dignidad. </w:t>
+        <w:t xml:space="preserve">Philosophy of Science, 20</w:t>
+      </w:r>
+      <w:r>
+        <w:t xml:space="preserve">(1), 1–6.</w:t>
+      </w:r>
+    </w:p>
+    <w:p>
+      <w:pPr>
+        <w:pStyle w:val="BodyJ"/>
+        <w:keepNext w:val="false"/>
+      </w:pPr>
+      <w:r>
+        <w:t xml:space="preserve">Sackett, D. L., Rosenberg, W. M. C., Gray, J. A. M., Haynes, R. B., &amp; Richardson, W. S. (1996). Evidence based medicine: What it is and what it isn't. </w:t>
       </w:r>
       <w:r>
         <w:rPr>
           <w:i/>
           <w:iCs/>
         </w:rPr>
-        <w:t xml:space="preserve">Acta Bioethica, 6</w:t>
-      </w:r>
-      <w:r>
-        <w:t xml:space="preserve">(1), 89–101.</w:t>
-      </w:r>
-    </w:p>
-    <w:p>
-      <w:pPr>
-        <w:pStyle w:val="BodyJ"/>
-        <w:keepNext w:val="false"/>
-      </w:pPr>
-      <w:r>
-        <w:t xml:space="preserve">Tajer, C. (2008). </w:t>
+        <w:t xml:space="preserve">BMJ, 312</w:t>
+      </w:r>
+      <w:r>
+        <w:t xml:space="preserve">, 71–72.</w:t>
+      </w:r>
+    </w:p>
+    <w:p>
+      <w:pPr>
+        <w:pStyle w:val="BodyJ"/>
+        <w:keepNext w:val="false"/>
+      </w:pPr>
+      <w:r>
+        <w:t xml:space="preserve">Salager-Meyer, F. (1994). Hedges and textual communicative function in medical English written discourse. </w:t>
       </w:r>
       <w:r>
         <w:rPr>
           <w:i/>
           <w:iCs/>
         </w:rPr>
-        <w:t xml:space="preserve">El corazón enfermo: Puentes entre las emociones y el infarto</w:t>
-      </w:r>
-      <w:r>
-        <w:t xml:space="preserve">. Libros del Zorzal.</w:t>
-      </w:r>
-    </w:p>
-    <w:p>
-      <w:pPr>
-        <w:pStyle w:val="BodyJ"/>
-        <w:keepNext w:val="false"/>
-      </w:pPr>
-      <w:r>
-        <w:t xml:space="preserve">Thornicroft, G. (2011). Physical health disparities and mental illness: The scandal of premature mortality. </w:t>
+        <w:t xml:space="preserve">English for Specific Purposes, 13</w:t>
+      </w:r>
+      <w:r>
+        <w:t xml:space="preserve">(2), 149–170.</w:t>
+      </w:r>
+    </w:p>
+    <w:p>
+      <w:pPr>
+        <w:pStyle w:val="BodyJ"/>
+        <w:keepNext w:val="false"/>
+      </w:pPr>
+      <w:r>
+        <w:t xml:space="preserve">Sandars, J. (2009). The use of reflection in medical education: AMEE Guide No. 44. </w:t>
       </w:r>
       <w:r>
         <w:rPr>
           <w:i/>
           <w:iCs/>
         </w:rPr>
-        <w:t xml:space="preserve">British Journal of Psychiatry, 199</w:t>
-      </w:r>
-      <w:r>
-        <w:t xml:space="preserve">(6), 441–442.</w:t>
-      </w:r>
-    </w:p>
-    <w:p>
-      <w:pPr>
-        <w:pStyle w:val="BodyJ"/>
-        <w:keepNext w:val="false"/>
-      </w:pPr>
-      <w:r>
-        <w:t xml:space="preserve">Tierney, A. A., Gayre, G., Hoberman, B., Mattern, B., Ballesca, M., Kipnis, P., et al. (2024). Ambient artificial intelligence scribes to alleviate the burden of clinical documentation. </w:t>
+        <w:t xml:space="preserve">Medical Teacher, 31</w:t>
+      </w:r>
+      <w:r>
+        <w:t xml:space="preserve">(8), 685–695.</w:t>
+      </w:r>
+    </w:p>
+    <w:p>
+      <w:pPr>
+        <w:pStyle w:val="BodyJ"/>
+        <w:keepNext w:val="false"/>
+      </w:pPr>
+      <w:r>
+        <w:t xml:space="preserve">Schiff, G. D., Hasan, O., Kim, S., Abrams, R., Cosby, K., Lambert, B. L., et al. (2009). Diagnostic error in medicine: Analysis of 583 physician-reported errors. </w:t>
       </w:r>
       <w:r>
         <w:rPr>
           <w:i/>
           <w:iCs/>
         </w:rPr>
-        <w:t xml:space="preserve">NEJM Catalyst Innovations in Care Delivery, 5</w:t>
-      </w:r>
-      <w:r>
-        <w:t xml:space="preserve">(3), CAT.23.0404.</w:t>
-      </w:r>
-    </w:p>
-    <w:p>
-      <w:pPr>
-        <w:pStyle w:val="BodyJ"/>
-        <w:keepNext w:val="false"/>
-      </w:pPr>
-      <w:r>
-        <w:t xml:space="preserve">Tonelli, M. R. (1998). The philosophical limits of evidence-based medicine. </w:t>
+        <w:t xml:space="preserve">Archives of Internal Medicine, 169</w:t>
+      </w:r>
+      <w:r>
+        <w:t xml:space="preserve">(20), 1881–1887.</w:t>
+      </w:r>
+    </w:p>
+    <w:p>
+      <w:pPr>
+        <w:pStyle w:val="BodyJ"/>
+        <w:keepNext w:val="false"/>
+      </w:pPr>
+      <w:r>
+        <w:t xml:space="preserve">Schmidt, H. G., &amp; Mamede, S. (2015). How to improve the teaching of clinical reasoning: A narrative review and a proposal. </w:t>
       </w:r>
       <w:r>
         <w:rPr>
           <w:i/>
           <w:iCs/>
         </w:rPr>
-        <w:t xml:space="preserve">Academic Medicine, 73</w:t>
-      </w:r>
-      <w:r>
-        <w:t xml:space="preserve">(12), 1234–1240.</w:t>
-      </w:r>
-    </w:p>
-    <w:p>
-      <w:pPr>
-        <w:pStyle w:val="BodyJ"/>
-        <w:keepNext w:val="false"/>
-      </w:pPr>
-      <w:r>
-        <w:t xml:space="preserve">Toulmin, S. (1958). </w:t>
+        <w:t xml:space="preserve">Medical Education, 49</w:t>
+      </w:r>
+      <w:r>
+        <w:t xml:space="preserve">(10), 961–973.</w:t>
+      </w:r>
+    </w:p>
+    <w:p>
+      <w:pPr>
+        <w:pStyle w:val="BodyJ"/>
+        <w:keepNext w:val="false"/>
+      </w:pPr>
+      <w:r>
+        <w:t xml:space="preserve">Schmidt, H. G., &amp; Rikers, R. M. J. P. (2007). How expertise develops in medicine: Knowledge encapsulation and illness script formation. </w:t>
       </w:r>
       <w:r>
         <w:rPr>
           <w:i/>
           <w:iCs/>
         </w:rPr>
-        <w:t xml:space="preserve">The Uses of Argument</w:t>
-      </w:r>
-      <w:r>
-        <w:t xml:space="preserve">. Cambridge University Press.</w:t>
-      </w:r>
-    </w:p>
-    <w:p>
-      <w:pPr>
-        <w:pStyle w:val="BodyJ"/>
-        <w:keepNext w:val="false"/>
-      </w:pPr>
-      <w:r>
-        <w:t xml:space="preserve">Tversky, A., &amp; Kahneman, D. (1974). Judgment under uncertainty: Heuristics and biases. </w:t>
+        <w:t xml:space="preserve">Medical Education, 41</w:t>
+      </w:r>
+      <w:r>
+        <w:t xml:space="preserve">(12), 1133–1139.</w:t>
+      </w:r>
+    </w:p>
+    <w:p>
+      <w:pPr>
+        <w:pStyle w:val="BodyJ"/>
+        <w:keepNext w:val="false"/>
+      </w:pPr>
+      <w:r>
+        <w:t xml:space="preserve">Schön, D. A. (1983). </w:t>
       </w:r>
       <w:r>
         <w:rPr>
           <w:i/>
           <w:iCs/>
         </w:rPr>
-        <w:t xml:space="preserve">Science, 185</w:t>
-      </w:r>
-      <w:r>
-        <w:t xml:space="preserve">(4157), 1124–1131.</w:t>
-      </w:r>
-    </w:p>
-    <w:p>
-      <w:pPr>
-        <w:pStyle w:val="BodyJ"/>
-        <w:keepNext w:val="false"/>
-      </w:pPr>
-      <w:r>
-        <w:t xml:space="preserve">Van den Bruel, A., Thompson, M., Buntinx, F., &amp; Mant, D. (2012). Clinicians' gut feeling about serious infections in children: Observational study. </w:t>
+        <w:t xml:space="preserve">The Reflective Practitioner: How Professionals Think in Action</w:t>
+      </w:r>
+      <w:r>
+        <w:t xml:space="preserve">. Basic Books.</w:t>
+      </w:r>
+    </w:p>
+    <w:p>
+      <w:pPr>
+        <w:pStyle w:val="BodyJ"/>
+        <w:keepNext w:val="false"/>
+      </w:pPr>
+      <w:r>
+        <w:t xml:space="preserve">Shinagare, A. B., Lacson, R., Boland, G. W., Wang, A., Silverman, S. G., Mayo-Smith, W. W., et al. (2019). Radiologist preferences, agreement, and variability in phrases used to convey diagnostic certainty in radiology reports. </w:t>
       </w:r>
       <w:r>
         <w:rPr>
           <w:i/>
           <w:iCs/>
         </w:rPr>
-        <w:t xml:space="preserve">BMJ, 345</w:t>
-      </w:r>
-      <w:r>
-        <w:t xml:space="preserve">, e6144.</w:t>
-      </w:r>
-    </w:p>
-    <w:p>
-      <w:pPr>
-        <w:pStyle w:val="BodyJ"/>
-        <w:keepNext w:val="false"/>
-      </w:pPr>
-      <w:r>
-        <w:t xml:space="preserve">Varela, F. J. (1996). </w:t>
+        <w:t xml:space="preserve">Journal of the American College of Radiology, 16</w:t>
+      </w:r>
+      <w:r>
+        <w:t xml:space="preserve">(4), 458–464.</w:t>
+      </w:r>
+    </w:p>
+    <w:p>
+      <w:pPr>
+        <w:pStyle w:val="BodyJ"/>
+        <w:keepNext w:val="false"/>
+      </w:pPr>
+      <w:r>
+        <w:t xml:space="preserve">Shinagare, A. B., Alper, D. P., Hashemi, S. R., Chai, J. L., Hammer, M. M., Boland, G. W., et al. (2020). Early adoption of a certainty scale to improve diagnostic certainty communication. </w:t>
       </w:r>
       <w:r>
         <w:rPr>
           <w:i/>
           <w:iCs/>
         </w:rPr>
-        <w:t xml:space="preserve">Ética y acción</w:t>
-      </w:r>
-      <w:r>
-        <w:t xml:space="preserve">. Dolmen.</w:t>
-      </w:r>
-    </w:p>
-    <w:p>
-      <w:pPr>
-        <w:pStyle w:val="BodyJ"/>
-        <w:keepNext w:val="false"/>
-      </w:pPr>
-      <w:r>
-        <w:t xml:space="preserve">Wang, M. D., Khanna, R., &amp; Najafi, N. (2017). Characterizing the source of text in electronic health record progress notes. </w:t>
+        <w:t xml:space="preserve">Journal of the American College of Radiology, 17</w:t>
+      </w:r>
+      <w:r>
+        <w:t xml:space="preserve">(10), 1276–1284.</w:t>
+      </w:r>
+    </w:p>
+    <w:p>
+      <w:pPr>
+        <w:pStyle w:val="BodyJ"/>
+        <w:keepNext w:val="false"/>
+      </w:pPr>
+      <w:r>
+        <w:t xml:space="preserve">Simpkin, A. L., &amp; Schwartzstein, R. M. (2016). Tolerating uncertainty — The next medical revolution? </w:t>
       </w:r>
       <w:r>
         <w:rPr>
           <w:i/>
           <w:iCs/>
         </w:rPr>
-        <w:t xml:space="preserve">JAMA Internal Medicine, 177</w:t>
-      </w:r>
-      <w:r>
-        <w:t xml:space="preserve">(8), 1212–1213.</w:t>
-      </w:r>
-    </w:p>
-    <w:p>
-      <w:pPr>
-        <w:pStyle w:val="BodyJ"/>
-        <w:keepNext w:val="false"/>
-      </w:pPr>
-      <w:r>
-        <w:t xml:space="preserve">Weed, L. L. (1968a). Medical records that guide and teach. </w:t>
+        <w:t xml:space="preserve">New England Journal of Medicine, 375</w:t>
+      </w:r>
+      <w:r>
+        <w:t xml:space="preserve">, 1713–1715.</w:t>
+      </w:r>
+    </w:p>
+    <w:p>
+      <w:pPr>
+        <w:pStyle w:val="BodyJ"/>
+        <w:keepNext w:val="false"/>
+      </w:pPr>
+      <w:r>
+        <w:t xml:space="preserve">Singhal, K., Azizi, S., Tu, T., Mahdavi, S. S., Wei, J., Chung, H. W., et al. (2023). Large language models encode clinical knowledge. </w:t>
       </w:r>
       <w:r>
         <w:rPr>
           <w:i/>
           <w:iCs/>
         </w:rPr>
-        <w:t xml:space="preserve">New England Journal of Medicine, 278</w:t>
-      </w:r>
-      <w:r>
-        <w:t xml:space="preserve">(11), 593–600.</w:t>
-      </w:r>
-    </w:p>
-    <w:p>
-      <w:pPr>
-        <w:pStyle w:val="BodyJ"/>
-        <w:keepNext w:val="false"/>
-      </w:pPr>
-      <w:r>
-        <w:t xml:space="preserve">Weed, L. L. (1968b). Medical records that guide and teach. </w:t>
+        <w:t xml:space="preserve">Nature, 620</w:t>
+      </w:r>
+      <w:r>
+        <w:t xml:space="preserve">, 172–180.</w:t>
+      </w:r>
+    </w:p>
+    <w:p>
+      <w:pPr>
+        <w:pStyle w:val="BodyJ"/>
+        <w:keepNext w:val="false"/>
+      </w:pPr>
+      <w:r>
+        <w:t xml:space="preserve">Staal, J., Hooftman, J., Gunput, S. T. G., Mamede, S., Frens, M. A., Van den Broek, W. W., et al. (2022). Effect on diagnostic accuracy of cognitive reasoning tools for the workplace setting: Systematic review and meta-analysis. </w:t>
       </w:r>
       <w:r>
         <w:rPr>
           <w:i/>
           <w:iCs/>
         </w:rPr>
-        <w:t xml:space="preserve">New England Journal of Medicine, 278</w:t>
-      </w:r>
-      <w:r>
-        <w:t xml:space="preserve">(12), 652–657.</w:t>
-      </w:r>
-    </w:p>
-    <w:p>
-      <w:pPr>
-        <w:pStyle w:val="BodyJ"/>
-        <w:keepNext w:val="false"/>
-      </w:pPr>
-      <w:r>
-        <w:t xml:space="preserve">Whitcomb, D., Battaly, H., Baehr, J., &amp; Howard-Snyder, D. (2017). Intellectual humility: Owning our limitations. </w:t>
+        <w:t xml:space="preserve">BMJ Quality &amp; Safety, 31</w:t>
+      </w:r>
+      <w:r>
+        <w:t xml:space="preserve">(12), 899–910.</w:t>
+      </w:r>
+    </w:p>
+    <w:p>
+      <w:pPr>
+        <w:pStyle w:val="BodyJ"/>
+        <w:keepNext w:val="false"/>
+      </w:pPr>
+      <w:r>
+        <w:t xml:space="preserve">Steinkamp, J., Kantrowitz, J. J., &amp; Airan-Javia, S. (2022). Prevalence and sources of duplicate information in the electronic medical record. </w:t>
       </w:r>
       <w:r>
         <w:rPr>
           <w:i/>
           <w:iCs/>
         </w:rPr>
-        <w:t xml:space="preserve">Philosophy and Phenomenological Research, 94</w:t>
-      </w:r>
-      <w:r>
-        <w:t xml:space="preserve">(3), 509–539.</w:t>
-      </w:r>
-    </w:p>
-    <w:p>
-      <w:pPr>
-        <w:pStyle w:val="BodyJ"/>
-        <w:keepNext w:val="false"/>
-      </w:pPr>
-      <w:r>
-        <w:t xml:space="preserve">Winograd, T., &amp; Flores, F. (1986). </w:t>
+        <w:t xml:space="preserve">JAMA Network Open, 5</w:t>
+      </w:r>
+      <w:r>
+        <w:t xml:space="preserve">(9), e2233348.</w:t>
+      </w:r>
+    </w:p>
+    <w:p>
+      <w:pPr>
+        <w:pStyle w:val="BodyJ"/>
+        <w:keepNext w:val="false"/>
+      </w:pPr>
+      <w:r>
+        <w:t xml:space="preserve">Stetson, P. D., Bakken, S., Wrenn, J. O., &amp; Siegler, E. L. (2012). Assessing electronic note quality using the Physician Documentation Quality Instrument (PDQI-9). </w:t>
       </w:r>
       <w:r>
         <w:rPr>
           <w:i/>
           <w:iCs/>
         </w:rPr>
-        <w:t xml:space="preserve">Understanding Computers and Cognition: A New Foundation for Design</w:t>
-      </w:r>
-      <w:r>
-        <w:t xml:space="preserve">. Ablex.</w:t>
-      </w:r>
-    </w:p>
-    <w:p>
-      <w:pPr>
-        <w:pStyle w:val="BodyJ"/>
-        <w:keepNext w:val="false"/>
-      </w:pPr>
-      <w:r>
-        <w:t xml:space="preserve">Wittgenstein, L. (2009). </w:t>
+        <w:t xml:space="preserve">Applied Clinical Informatics, 3</w:t>
+      </w:r>
+      <w:r>
+        <w:t xml:space="preserve">(2), 164–174.</w:t>
+      </w:r>
+    </w:p>
+    <w:p>
+      <w:pPr>
+        <w:pStyle w:val="BodyJ"/>
+        <w:keepNext w:val="false"/>
+      </w:pPr>
+      <w:r>
+        <w:t xml:space="preserve">Suzuki, S. (1970). </w:t>
       </w:r>
       <w:r>
         <w:rPr>
           <w:i/>
           <w:iCs/>
         </w:rPr>
-        <w:t xml:space="preserve">Philosophical Investigations</w:t>
-      </w:r>
-      <w:r>
-        <w:t xml:space="preserve"> (G. E. M. Anscombe, P. M. S. Hacker, &amp; J. Schulte, Trans.; 4th ed.). Wiley-Blackwell. (Obra original publicada en 1953).</w:t>
-      </w:r>
-    </w:p>
-    <w:p>
-      <w:pPr>
-        <w:pStyle w:val="BodyJ"/>
-        <w:keepNext w:val="false"/>
-      </w:pPr>
-      <w:r>
-        <w:t xml:space="preserve">Wong, A., Otles, E., Donnelly, J. P., Krumm, A., McCullough, J., DeTroyer-Cooley, O., et al. (2021). External validation of a widely implemented proprietary sepsis prediction model in hospitalized patients. </w:t>
+        <w:t xml:space="preserve">Zen Mind, Beginner's Mind</w:t>
+      </w:r>
+      <w:r>
+        <w:t xml:space="preserve">. Weatherhill. [Trad. esp.: </w:t>
       </w:r>
       <w:r>
         <w:rPr>
           <w:i/>
           <w:iCs/>
         </w:rPr>
-        <w:t xml:space="preserve">JAMA Internal Medicine, 181</w:t>
-      </w:r>
-      <w:r>
-        <w:t xml:space="preserve">(8), 1065–1070.</w:t>
-      </w:r>
-    </w:p>
-    <w:p>
-      <w:pPr>
-        <w:pStyle w:val="BodyJ"/>
-        <w:keepNext w:val="false"/>
-      </w:pPr>
-      <w:r>
-        <w:t xml:space="preserve">World Health Organization. (2024). </w:t>
+        <w:t xml:space="preserve">Mente zen, mente de principiante</w:t>
+      </w:r>
+      <w:r>
+        <w:t xml:space="preserve">.]</w:t>
+      </w:r>
+    </w:p>
+    <w:p>
+      <w:pPr>
+        <w:pStyle w:val="BodyJ"/>
+        <w:keepNext w:val="false"/>
+      </w:pPr>
+      <w:r>
+        <w:t xml:space="preserve">Taboada, P. (2000). El derecho a morir con dignidad. </w:t>
       </w:r>
       <w:r>
         <w:rPr>
           <w:i/>
           <w:iCs/>
         </w:rPr>
-        <w:t xml:space="preserve">Ethics and Governance of Artificial Intelligence for Health: Guidance on Large Multi-Modal Models</w:t>
-      </w:r>
-      <w:r>
-        <w:t xml:space="preserve">. World Health Organization.</w:t>
-      </w:r>
-    </w:p>
-    <w:p>
-      <w:pPr>
-        <w:pStyle w:val="BodyJ"/>
-        <w:keepNext w:val="false"/>
-      </w:pPr>
-      <w:r>
-        <w:t xml:space="preserve">Wu, A. W. (2000). Medical error: The second victim. The doctor who makes the mistake needs help too. </w:t>
+        <w:t xml:space="preserve">Acta Bioethica, 6</w:t>
+      </w:r>
+      <w:r>
+        <w:t xml:space="preserve">(1), 89–101.</w:t>
+      </w:r>
+    </w:p>
+    <w:p>
+      <w:pPr>
+        <w:pStyle w:val="BodyJ"/>
+        <w:keepNext w:val="false"/>
+      </w:pPr>
+      <w:r>
+        <w:t xml:space="preserve">Tajer, C. (2008). </w:t>
       </w:r>
       <w:r>
         <w:rPr>
           <w:i/>
           <w:iCs/>
         </w:rPr>
-        <w:t xml:space="preserve">BMJ, 320</w:t>
-      </w:r>
-      <w:r>
-        <w:t xml:space="preserve">(7237), 726–727.</w:t>
-      </w:r>
-    </w:p>
-    <w:p>
-      <w:pPr>
-        <w:pStyle w:val="BodyJ"/>
-        <w:keepNext w:val="false"/>
-      </w:pPr>
-      <w:r>
-        <w:t xml:space="preserve">Xiong, M., Hu, Z., Lu, X., Li, Y., Fu, J., He, J., et al. (2024). Can LLMs express their uncertainty? An empirical evaluation of confidence elicitation in LLMs. </w:t>
+        <w:t xml:space="preserve">El corazón enfermo: Puentes entre las emociones y el infarto</w:t>
+      </w:r>
+      <w:r>
+        <w:t xml:space="preserve">. Libros del Zorzal.</w:t>
+      </w:r>
+    </w:p>
+    <w:p>
+      <w:pPr>
+        <w:pStyle w:val="BodyJ"/>
+        <w:keepNext w:val="false"/>
+      </w:pPr>
+      <w:r>
+        <w:t xml:space="preserve">Thornicroft, G. (2011). Physical health disparities and mental illness: The scandal of premature mortality. </w:t>
       </w:r>
       <w:r>
         <w:rPr>
           <w:i/>
           <w:iCs/>
         </w:rPr>
-        <w:t xml:space="preserve">Proceedings of ICLR 2024</w:t>
-      </w:r>
-      <w:r>
-        <w:t xml:space="preserve">.</w:t>
-      </w:r>
-    </w:p>
-    <w:p>
-      <w:pPr>
-        <w:pStyle w:val="BodyJ"/>
-        <w:keepNext w:val="false"/>
-      </w:pPr>
-      <w:r>
-        <w:t xml:space="preserve">Zampieri, F. G., Damiani, L. P., Bakker, J., Ospina-Tascón, G. A., Castro, R., Cavalcanti, A. B., et al. (2020). Effects of a resuscitation strategy targeting peripheral perfusion status versus serum lactate levels among patients with septic shock: A Bayesian reanalysis of the ANDROMEDA-SHOCK trial. </w:t>
+        <w:t xml:space="preserve">British Journal of Psychiatry, 199</w:t>
+      </w:r>
+      <w:r>
+        <w:t xml:space="preserve">(6), 441–442.</w:t>
+      </w:r>
+    </w:p>
+    <w:p>
+      <w:pPr>
+        <w:pStyle w:val="BodyJ"/>
+        <w:keepNext w:val="false"/>
+      </w:pPr>
+      <w:r>
+        <w:t xml:space="preserve">Tierney, A. A., Gayre, G., Hoberman, B., Mattern, B., Ballesca, M., Kipnis, P., et al. (2024). Ambient artificial intelligence scribes to alleviate the burden of clinical documentation. </w:t>
       </w:r>
       <w:r>
         <w:rPr>
           <w:i/>
           <w:iCs/>
         </w:rPr>
+        <w:t xml:space="preserve">NEJM Catalyst Innovations in Care Delivery, 5</w:t>
+      </w:r>
+      <w:r>
+        <w:t xml:space="preserve">(3), CAT.23.0404.</w:t>
+      </w:r>
+    </w:p>
+    <w:p>
+      <w:pPr>
+        <w:pStyle w:val="BodyJ"/>
+        <w:keepNext w:val="false"/>
+      </w:pPr>
+      <w:r>
+        <w:t xml:space="preserve">Tonelli, M. R. (1998). The philosophical limits of evidence-based medicine. </w:t>
+      </w:r>
+      <w:r>
+        <w:rPr>
+          <w:i/>
+          <w:iCs/>
+        </w:rPr>
+        <w:t xml:space="preserve">Academic Medicine, 73</w:t>
+      </w:r>
+      <w:r>
+        <w:t xml:space="preserve">(12), 1234–1240.</w:t>
+      </w:r>
+    </w:p>
+    <w:p>
+      <w:pPr>
+        <w:pStyle w:val="BodyJ"/>
+        <w:keepNext w:val="false"/>
+      </w:pPr>
+      <w:r>
+        <w:t xml:space="preserve">Toulmin, S. (1958). </w:t>
+      </w:r>
+      <w:r>
+        <w:rPr>
+          <w:i/>
+          <w:iCs/>
+        </w:rPr>
+        <w:t xml:space="preserve">The Uses of Argument</w:t>
+      </w:r>
+      <w:r>
+        <w:t xml:space="preserve">. Cambridge University Press.</w:t>
+      </w:r>
+    </w:p>
+    <w:p>
+      <w:pPr>
+        <w:pStyle w:val="BodyJ"/>
+        <w:keepNext w:val="false"/>
+      </w:pPr>
+      <w:r>
+        <w:t xml:space="preserve">Tversky, A., &amp; Kahneman, D. (1974). Judgment under uncertainty: Heuristics and biases. </w:t>
+      </w:r>
+      <w:r>
+        <w:rPr>
+          <w:i/>
+          <w:iCs/>
+        </w:rPr>
+        <w:t xml:space="preserve">Science, 185</w:t>
+      </w:r>
+      <w:r>
+        <w:t xml:space="preserve">(4157), 1124–1131.</w:t>
+      </w:r>
+    </w:p>
+    <w:p>
+      <w:pPr>
+        <w:pStyle w:val="BodyJ"/>
+        <w:keepNext w:val="false"/>
+      </w:pPr>
+      <w:r>
+        <w:t xml:space="preserve">Van den Bruel, A., Thompson, M., Buntinx, F., &amp; Mant, D. (2012). Clinicians' gut feeling about serious infections in children: Observational study. </w:t>
+      </w:r>
+      <w:r>
+        <w:rPr>
+          <w:i/>
+          <w:iCs/>
+        </w:rPr>
+        <w:t xml:space="preserve">BMJ, 345</w:t>
+      </w:r>
+      <w:r>
+        <w:t xml:space="preserve">, e6144.</w:t>
+      </w:r>
+    </w:p>
+    <w:p>
+      <w:pPr>
+        <w:pStyle w:val="BodyJ"/>
+        <w:keepNext w:val="false"/>
+      </w:pPr>
+      <w:r>
+        <w:t xml:space="preserve">Varela, F. J. (1996). </w:t>
+      </w:r>
+      <w:r>
+        <w:rPr>
+          <w:i/>
+          <w:iCs/>
+        </w:rPr>
+        <w:t xml:space="preserve">Ética y acción</w:t>
+      </w:r>
+      <w:r>
+        <w:t xml:space="preserve">. Dolmen.</w:t>
+      </w:r>
+    </w:p>
+    <w:p>
+      <w:pPr>
+        <w:pStyle w:val="BodyJ"/>
+        <w:keepNext w:val="false"/>
+      </w:pPr>
+      <w:r>
+        <w:t xml:space="preserve">Wang, M. D., Khanna, R., &amp; Najafi, N. (2017). Characterizing the source of text in electronic health record progress notes. </w:t>
+      </w:r>
+      <w:r>
+        <w:rPr>
+          <w:i/>
+          <w:iCs/>
+        </w:rPr>
+        <w:t xml:space="preserve">JAMA Internal Medicine, 177</w:t>
+      </w:r>
+      <w:r>
+        <w:t xml:space="preserve">(8), 1212–1213.</w:t>
+      </w:r>
+    </w:p>
+    <w:p>
+      <w:pPr>
+        <w:pStyle w:val="BodyJ"/>
+        <w:keepNext w:val="false"/>
+      </w:pPr>
+      <w:r>
+        <w:t xml:space="preserve">Weed, L. L. (1968a). Medical records that guide and teach. </w:t>
+      </w:r>
+      <w:r>
+        <w:rPr>
+          <w:i/>
+          <w:iCs/>
+        </w:rPr>
+        <w:t xml:space="preserve">New England Journal of Medicine, 278</w:t>
+      </w:r>
+      <w:r>
+        <w:t xml:space="preserve">(11), 593–600.</w:t>
+      </w:r>
+    </w:p>
+    <w:p>
+      <w:pPr>
+        <w:pStyle w:val="BodyJ"/>
+        <w:keepNext w:val="false"/>
+      </w:pPr>
+      <w:r>
+        <w:t xml:space="preserve">Weed, L. L. (1968b). Medical records that guide and teach. </w:t>
+      </w:r>
+      <w:r>
+        <w:rPr>
+          <w:i/>
+          <w:iCs/>
+        </w:rPr>
+        <w:t xml:space="preserve">New England Journal of Medicine, 278</w:t>
+      </w:r>
+      <w:r>
+        <w:t xml:space="preserve">(12), 652–657.</w:t>
+      </w:r>
+    </w:p>
+    <w:p>
+      <w:pPr>
+        <w:pStyle w:val="BodyJ"/>
+        <w:keepNext w:val="false"/>
+      </w:pPr>
+      <w:r>
+        <w:t xml:space="preserve">Whitcomb, D., Battaly, H., Baehr, J., &amp; Howard-Snyder, D. (2017). Intellectual humility: Owning our limitations. </w:t>
+      </w:r>
+      <w:r>
+        <w:rPr>
+          <w:i/>
+          <w:iCs/>
+        </w:rPr>
+        <w:t xml:space="preserve">Philosophy and Phenomenological Research, 94</w:t>
+      </w:r>
+      <w:r>
+        <w:t xml:space="preserve">(3), 509–539.</w:t>
+      </w:r>
+    </w:p>
+    <w:p>
+      <w:pPr>
+        <w:pStyle w:val="BodyJ"/>
+        <w:keepNext w:val="false"/>
+      </w:pPr>
+      <w:r>
+        <w:t xml:space="preserve">Winograd, T., &amp; Flores, F. (1986). </w:t>
+      </w:r>
+      <w:r>
+        <w:rPr>
+          <w:i/>
+          <w:iCs/>
+        </w:rPr>
+        <w:t xml:space="preserve">Understanding Computers and Cognition: A New Foundation for Design</w:t>
+      </w:r>
+      <w:r>
+        <w:t xml:space="preserve">. Ablex.</w:t>
+      </w:r>
+    </w:p>
+    <w:p>
+      <w:pPr>
+        <w:pStyle w:val="BodyJ"/>
+        <w:keepNext w:val="false"/>
+      </w:pPr>
+      <w:r>
+        <w:t xml:space="preserve">Wittgenstein, L. (2009). </w:t>
+      </w:r>
+      <w:r>
+        <w:rPr>
+          <w:i/>
+          <w:iCs/>
+        </w:rPr>
+        <w:t xml:space="preserve">Philosophical Investigations</w:t>
+      </w:r>
+      <w:r>
+        <w:t xml:space="preserve"> (G. E. M. Anscombe, P. M. S. Hacker, &amp; J. Schulte, Trans.; 4th ed.). Wiley-Blackwell. (Obra original publicada en 1953).</w:t>
+      </w:r>
+    </w:p>
+    <w:p>
+      <w:pPr>
+        <w:pStyle w:val="BodyJ"/>
+        <w:keepNext w:val="false"/>
+      </w:pPr>
+      <w:r>
+        <w:t xml:space="preserve">Wong, A., Otles, E., Donnelly, J. P., Krumm, A., McCullough, J., DeTroyer-Cooley, O., et al. (2021). External validation of a widely implemented proprietary sepsis prediction model in hospitalized patients. </w:t>
+      </w:r>
+      <w:r>
+        <w:rPr>
+          <w:i/>
+          <w:iCs/>
+        </w:rPr>
+        <w:t xml:space="preserve">JAMA Internal Medicine, 181</w:t>
+      </w:r>
+      <w:r>
+        <w:t xml:space="preserve">(8), 1065–1070.</w:t>
+      </w:r>
+    </w:p>
+    <w:p>
+      <w:pPr>
+        <w:pStyle w:val="BodyJ"/>
+        <w:keepNext w:val="false"/>
+      </w:pPr>
+      <w:r>
+        <w:t xml:space="preserve">World Health Organization. (2024). </w:t>
+      </w:r>
+      <w:r>
+        <w:rPr>
+          <w:i/>
+          <w:iCs/>
+        </w:rPr>
+        <w:t xml:space="preserve">Ethics and Governance of Artificial Intelligence for Health: Guidance on Large Multi-Modal Models</w:t>
+      </w:r>
+      <w:r>
+        <w:t xml:space="preserve">. World Health Organization.</w:t>
+      </w:r>
+    </w:p>
+    <w:p>
+      <w:pPr>
+        <w:pStyle w:val="BodyJ"/>
+        <w:keepNext w:val="false"/>
+      </w:pPr>
+      <w:r>
+        <w:t xml:space="preserve">Wu, A. W. (2000). Medical error: The second victim. The doctor who makes the mistake needs help too. </w:t>
+      </w:r>
+      <w:r>
+        <w:rPr>
+          <w:i/>
+          <w:iCs/>
+        </w:rPr>
+        <w:t xml:space="preserve">BMJ, 320</w:t>
+      </w:r>
+      <w:r>
+        <w:t xml:space="preserve">(7237), 726–727.</w:t>
+      </w:r>
+    </w:p>
+    <w:p>
+      <w:pPr>
+        <w:pStyle w:val="BodyJ"/>
+        <w:keepNext w:val="false"/>
+      </w:pPr>
+      <w:r>
+        <w:t xml:space="preserve">Xiong, M., Hu, Z., Lu, X., Li, Y., Fu, J., He, J., et al. (2024). Can LLMs express their uncertainty? An empirical evaluation of confidence elicitation in LLMs. </w:t>
+      </w:r>
+      <w:r>
+        <w:rPr>
+          <w:i/>
+          <w:iCs/>
+        </w:rPr>
+        <w:t xml:space="preserve">Proceedings of ICLR 2024</w:t>
+      </w:r>
+      <w:r>
+        <w:t xml:space="preserve">.</w:t>
+      </w:r>
+    </w:p>
+    <w:p>
+      <w:pPr>
+        <w:pStyle w:val="BodyJ"/>
+        <w:keepNext w:val="false"/>
+      </w:pPr>
+      <w:r>
+        <w:t xml:space="preserve">Zampieri, F. G., Damiani, L. P., Bakker, J., Ospina-Tascón, G. A., Castro, R., Cavalcanti, A. B., et al. (2020). Effects of a resuscitation strategy targeting peripheral perfusion status versus serum lactate levels among patients with septic shock: A Bayesian reanalysis of the ANDROMEDA-SHOCK trial. </w:t>
+      </w:r>
+      <w:r>
+        <w:rPr>
+          <w:i/>
+          <w:iCs/>
+        </w:rPr>
         <w:t xml:space="preserve">American Journal of Respiratory and Critical Care Medicine, 201</w:t>
       </w:r>
       <w:r>
         <w:t xml:space="preserve">(4), 423–429.</w:t>
+      </w:r>
+    </w:p>
+    <w:p>
+      <w:pPr>
+        <w:pStyle w:val="BodyJ"/>
+        <w:keepNext w:val="false"/>
+      </w:pPr>
+      <w:r>
+        <w:t xml:space="preserve">Zwaan, L., Monteiro, S., Sherbino, J., Ilgen, J., Howey, B., &amp; Norman, G. (2017). Is bias in the eye of the beholder? A vignette study to assess recognition of cognitive biases in clinical case workups. </w:t>
+      </w:r>
+      <w:r>
+        <w:rPr>
+          <w:i/>
+          <w:iCs/>
+        </w:rPr>
+        <w:t xml:space="preserve">BMJ Quality &amp; Safety, 26</w:t>
+      </w:r>
+      <w:r>
+        <w:t xml:space="preserve">(2), 104–110.</w:t>
       </w:r>
     </w:p>
     <w:p>

--- a/Hechos_inferencias_incertidumbre_edicion_revisada.docx
+++ b/Hechos_inferencias_incertidumbre_edicion_revisada.docx
@@ -10,7 +10,7 @@
       </w:pPr>
       <w:r>
         <w:rPr>
-          <w:rFonts w:ascii="Georgia" w:cs="Georgia" w:eastAsia="Georgia" w:hAnsi="Georgia"/>
+          <w:rFonts w:ascii="Gelasio" w:cs="Gelasio" w:eastAsia="Gelasio" w:hAnsi="Gelasio"/>
           <w:b/>
           <w:bCs/>
           <w:color w:val="2B2B2B"/>
@@ -28,7 +28,7 @@
       </w:pPr>
       <w:r>
         <w:rPr>
-          <w:rFonts w:ascii="Georgia" w:cs="Georgia" w:eastAsia="Georgia" w:hAnsi="Georgia"/>
+          <w:rFonts w:ascii="Gelasio" w:cs="Gelasio" w:eastAsia="Gelasio" w:hAnsi="Gelasio"/>
           <w:b/>
           <w:bCs/>
           <w:color w:val="2B2B2B"/>
@@ -46,7 +46,7 @@
       </w:pPr>
       <w:r>
         <w:rPr>
-          <w:rFonts w:ascii="Georgia" w:cs="Georgia" w:eastAsia="Georgia" w:hAnsi="Georgia"/>
+          <w:rFonts w:ascii="Gelasio" w:cs="Gelasio" w:eastAsia="Gelasio" w:hAnsi="Gelasio"/>
           <w:i/>
           <w:iCs/>
           <w:color w:val="3D5A6C"/>
@@ -64,7 +64,7 @@
       </w:pPr>
       <w:r>
         <w:rPr>
-          <w:rFonts w:ascii="Georgia" w:cs="Georgia" w:eastAsia="Georgia" w:hAnsi="Georgia"/>
+          <w:rFonts w:ascii="Gelasio" w:cs="Gelasio" w:eastAsia="Gelasio" w:hAnsi="Gelasio"/>
           <w:color w:val="8A8A8A"/>
           <w:sz w:val="24"/>
           <w:szCs w:val="24"/>
@@ -80,7 +80,7 @@
       </w:pPr>
       <w:r>
         <w:rPr>
-          <w:rFonts w:ascii="Georgia" w:cs="Georgia" w:eastAsia="Georgia" w:hAnsi="Georgia"/>
+          <w:rFonts w:ascii="Gelasio" w:cs="Gelasio" w:eastAsia="Gelasio" w:hAnsi="Gelasio"/>
           <w:b/>
           <w:bCs/>
           <w:color w:val="2B2B2B"/>
@@ -98,7 +98,7 @@
       </w:pPr>
       <w:r>
         <w:rPr>
-          <w:rFonts w:ascii="Georgia" w:cs="Georgia" w:eastAsia="Georgia" w:hAnsi="Georgia"/>
+          <w:rFonts w:ascii="Gelasio" w:cs="Gelasio" w:eastAsia="Gelasio" w:hAnsi="Gelasio"/>
           <w:color w:val="8A8A8A"/>
           <w:sz w:val="22"/>
           <w:szCs w:val="22"/>
@@ -121,7 +121,7 @@
       </w:pPr>
       <w:r>
         <w:rPr>
-          <w:rFonts w:ascii="Georgia" w:cs="Georgia" w:eastAsia="Georgia" w:hAnsi="Georgia"/>
+          <w:rFonts w:ascii="Gelasio" w:cs="Gelasio" w:eastAsia="Gelasio" w:hAnsi="Gelasio"/>
           <w:b/>
           <w:bCs/>
           <w:color w:val="2B2B2B"/>
@@ -138,7 +138,7 @@
       </w:pPr>
       <w:r>
         <w:rPr>
-          <w:rFonts w:ascii="Georgia" w:cs="Georgia" w:eastAsia="Georgia" w:hAnsi="Georgia"/>
+          <w:rFonts w:ascii="Gelasio" w:cs="Gelasio" w:eastAsia="Gelasio" w:hAnsi="Gelasio"/>
           <w:color w:val="2B2B2B"/>
           <w:sz w:val="20"/>
           <w:szCs w:val="20"/>
@@ -176,7 +176,7 @@
       </w:pPr>
       <w:r>
         <w:rPr>
-          <w:rFonts w:ascii="Georgia" w:cs="Georgia" w:eastAsia="Georgia" w:hAnsi="Georgia"/>
+          <w:rFonts w:ascii="Gelasio" w:cs="Gelasio" w:eastAsia="Gelasio" w:hAnsi="Gelasio"/>
           <w:b/>
           <w:bCs/>
           <w:color w:val="2B2B2B"/>
@@ -267,7 +267,7 @@
         <w:rPr>
           <w:color w:val="8A8A8A"/>
         </w:rPr>
-        <w:t xml:space="preserve">9</w:t>
+        <w:t xml:space="preserve">8</w:t>
       </w:r>
     </w:p>
     <w:p>
@@ -288,7 +288,7 @@
         <w:rPr>
           <w:color w:val="8A8A8A"/>
         </w:rPr>
-        <w:t xml:space="preserve">10</w:t>
+        <w:t xml:space="preserve">9</w:t>
       </w:r>
     </w:p>
     <w:p>
@@ -309,7 +309,7 @@
         <w:rPr>
           <w:color w:val="8A8A8A"/>
         </w:rPr>
-        <w:t xml:space="preserve">16</w:t>
+        <w:t xml:space="preserve">14</w:t>
       </w:r>
     </w:p>
     <w:p>
@@ -330,7 +330,7 @@
         <w:rPr>
           <w:color w:val="8A8A8A"/>
         </w:rPr>
-        <w:t xml:space="preserve">21</w:t>
+        <w:t xml:space="preserve">18</w:t>
       </w:r>
     </w:p>
     <w:p>
@@ -351,7 +351,7 @@
         <w:rPr>
           <w:color w:val="8A8A8A"/>
         </w:rPr>
-        <w:t xml:space="preserve">25</w:t>
+        <w:t xml:space="preserve">22</w:t>
       </w:r>
     </w:p>
     <w:p>
@@ -372,7 +372,7 @@
         <w:rPr>
           <w:color w:val="8A8A8A"/>
         </w:rPr>
-        <w:t xml:space="preserve">30</w:t>
+        <w:t xml:space="preserve">27</w:t>
       </w:r>
     </w:p>
     <w:p>
@@ -393,7 +393,7 @@
         <w:rPr>
           <w:color w:val="8A8A8A"/>
         </w:rPr>
-        <w:t xml:space="preserve">32</w:t>
+        <w:t xml:space="preserve">29</w:t>
       </w:r>
     </w:p>
     <w:p>
@@ -414,7 +414,7 @@
         <w:rPr>
           <w:color w:val="8A8A8A"/>
         </w:rPr>
-        <w:t xml:space="preserve">33</w:t>
+        <w:t xml:space="preserve">30</w:t>
       </w:r>
     </w:p>
     <w:p>
@@ -435,7 +435,7 @@
         <w:rPr>
           <w:color w:val="8A8A8A"/>
         </w:rPr>
-        <w:t xml:space="preserve">39</w:t>
+        <w:t xml:space="preserve">36</w:t>
       </w:r>
     </w:p>
     <w:p>
@@ -456,7 +456,7 @@
         <w:rPr>
           <w:color w:val="8A8A8A"/>
         </w:rPr>
-        <w:t xml:space="preserve">43</w:t>
+        <w:t xml:space="preserve">40</w:t>
       </w:r>
     </w:p>
     <w:p>
@@ -477,7 +477,7 @@
         <w:rPr>
           <w:color w:val="8A8A8A"/>
         </w:rPr>
-        <w:t xml:space="preserve">47</w:t>
+        <w:t xml:space="preserve">44</w:t>
       </w:r>
     </w:p>
     <w:p>
@@ -498,7 +498,7 @@
         <w:rPr>
           <w:color w:val="8A8A8A"/>
         </w:rPr>
-        <w:t xml:space="preserve">52</w:t>
+        <w:t xml:space="preserve">49</w:t>
       </w:r>
     </w:p>
     <w:p>
@@ -519,7 +519,7 @@
         <w:rPr>
           <w:color w:val="8A8A8A"/>
         </w:rPr>
-        <w:t xml:space="preserve">54</w:t>
+        <w:t xml:space="preserve">51</w:t>
       </w:r>
     </w:p>
     <w:p>
@@ -540,7 +540,7 @@
         <w:rPr>
           <w:color w:val="8A8A8A"/>
         </w:rPr>
-        <w:t xml:space="preserve">55</w:t>
+        <w:t xml:space="preserve">52</w:t>
       </w:r>
     </w:p>
     <w:p>
@@ -561,7 +561,7 @@
         <w:rPr>
           <w:color w:val="8A8A8A"/>
         </w:rPr>
-        <w:t xml:space="preserve">59</w:t>
+        <w:t xml:space="preserve">56</w:t>
       </w:r>
     </w:p>
     <w:p>
@@ -582,7 +582,7 @@
         <w:rPr>
           <w:color w:val="8A8A8A"/>
         </w:rPr>
-        <w:t xml:space="preserve">65</w:t>
+        <w:t xml:space="preserve">62</w:t>
       </w:r>
     </w:p>
     <w:p>
@@ -603,7 +603,7 @@
         <w:rPr>
           <w:color w:val="8A8A8A"/>
         </w:rPr>
-        <w:t xml:space="preserve">69</w:t>
+        <w:t xml:space="preserve">66</w:t>
       </w:r>
     </w:p>
     <w:p>
@@ -624,7 +624,7 @@
         <w:rPr>
           <w:color w:val="8A8A8A"/>
         </w:rPr>
-        <w:t xml:space="preserve">75</w:t>
+        <w:t xml:space="preserve">72</w:t>
       </w:r>
     </w:p>
     <w:p>
@@ -645,7 +645,7 @@
         <w:rPr>
           <w:color w:val="8A8A8A"/>
         </w:rPr>
-        <w:t xml:space="preserve">80</w:t>
+        <w:t xml:space="preserve">76</w:t>
       </w:r>
     </w:p>
     <w:p>
@@ -666,7 +666,7 @@
         <w:rPr>
           <w:color w:val="8A8A8A"/>
         </w:rPr>
-        <w:t xml:space="preserve">82</w:t>
+        <w:t xml:space="preserve">78</w:t>
       </w:r>
     </w:p>
     <w:p>
@@ -687,7 +687,7 @@
         <w:rPr>
           <w:color w:val="8A8A8A"/>
         </w:rPr>
-        <w:t xml:space="preserve">83</w:t>
+        <w:t xml:space="preserve">79</w:t>
       </w:r>
     </w:p>
     <w:p>
@@ -708,7 +708,7 @@
         <w:rPr>
           <w:color w:val="8A8A8A"/>
         </w:rPr>
-        <w:t xml:space="preserve">89</w:t>
+        <w:t xml:space="preserve">85</w:t>
       </w:r>
     </w:p>
     <w:p>
@@ -729,7 +729,7 @@
         <w:rPr>
           <w:color w:val="8A8A8A"/>
         </w:rPr>
-        <w:t xml:space="preserve">96</w:t>
+        <w:t xml:space="preserve">92</w:t>
       </w:r>
     </w:p>
     <w:p>
@@ -750,7 +750,7 @@
         <w:rPr>
           <w:color w:val="8A8A8A"/>
         </w:rPr>
-        <w:t xml:space="preserve">105</w:t>
+        <w:t xml:space="preserve">101</w:t>
       </w:r>
     </w:p>
     <w:p>
@@ -771,7 +771,7 @@
         <w:rPr>
           <w:color w:val="8A8A8A"/>
         </w:rPr>
-        <w:t xml:space="preserve">109</w:t>
+        <w:t xml:space="preserve">105</w:t>
       </w:r>
     </w:p>
     <w:p>
@@ -792,7 +792,7 @@
         <w:rPr>
           <w:color w:val="8A8A8A"/>
         </w:rPr>
-        <w:t xml:space="preserve">117</w:t>
+        <w:t xml:space="preserve">113</w:t>
       </w:r>
     </w:p>
     <w:p>
@@ -813,7 +813,7 @@
         <w:rPr>
           <w:color w:val="8A8A8A"/>
         </w:rPr>
-        <w:t xml:space="preserve">120</w:t>
+        <w:t xml:space="preserve">116</w:t>
       </w:r>
     </w:p>
     <w:p>
@@ -834,7 +834,7 @@
         <w:rPr>
           <w:color w:val="8A8A8A"/>
         </w:rPr>
-        <w:t xml:space="preserve">122</w:t>
+        <w:t xml:space="preserve">118</w:t>
       </w:r>
     </w:p>
     <w:p>
@@ -855,7 +855,7 @@
         <w:rPr>
           <w:color w:val="8A8A8A"/>
         </w:rPr>
-        <w:t xml:space="preserve">124</w:t>
+        <w:t xml:space="preserve">120</w:t>
       </w:r>
     </w:p>
     <w:p>
@@ -876,7 +876,7 @@
         <w:rPr>
           <w:color w:val="8A8A8A"/>
         </w:rPr>
-        <w:t xml:space="preserve">126</w:t>
+        <w:t xml:space="preserve">122</w:t>
       </w:r>
     </w:p>
     <w:p>
@@ -897,7 +897,7 @@
         <w:rPr>
           <w:color w:val="8A8A8A"/>
         </w:rPr>
-        <w:t xml:space="preserve">129</w:t>
+        <w:t xml:space="preserve">125</w:t>
       </w:r>
     </w:p>
     <w:p>
@@ -918,7 +918,7 @@
         <w:rPr>
           <w:color w:val="8A8A8A"/>
         </w:rPr>
-        <w:t xml:space="preserve">139</w:t>
+        <w:t xml:space="preserve">135</w:t>
       </w:r>
     </w:p>
     <w:p>
@@ -939,7 +939,7 @@
         <w:rPr>
           <w:color w:val="8A8A8A"/>
         </w:rPr>
-        <w:t xml:space="preserve">143</w:t>
+        <w:t xml:space="preserve">139</w:t>
       </w:r>
     </w:p>
     <w:p>
@@ -960,7 +960,7 @@
         <w:rPr>
           <w:color w:val="8A8A8A"/>
         </w:rPr>
-        <w:t xml:space="preserve">149</w:t>
+        <w:t xml:space="preserve">145</w:t>
       </w:r>
     </w:p>
     <w:p>
@@ -981,7 +981,7 @@
         <w:rPr>
           <w:color w:val="8A8A8A"/>
         </w:rPr>
-        <w:t xml:space="preserve">153</w:t>
+        <w:t xml:space="preserve">149</w:t>
       </w:r>
     </w:p>
     <w:p>
@@ -1002,7 +1002,7 @@
         <w:rPr>
           <w:color w:val="8A8A8A"/>
         </w:rPr>
-        <w:t xml:space="preserve">154</w:t>
+        <w:t xml:space="preserve">150</w:t>
       </w:r>
     </w:p>
     <w:p>
@@ -1023,7 +1023,7 @@
         <w:rPr>
           <w:color w:val="8A8A8A"/>
         </w:rPr>
-        <w:t xml:space="preserve">156</w:t>
+        <w:t xml:space="preserve">152</w:t>
       </w:r>
     </w:p>
     <w:p>
@@ -1044,7 +1044,7 @@
         <w:rPr>
           <w:color w:val="8A8A8A"/>
         </w:rPr>
-        <w:t xml:space="preserve">167</w:t>
+        <w:t xml:space="preserve">163</w:t>
       </w:r>
     </w:p>
     <w:p>
@@ -1067,7 +1067,7 @@
       </w:pPr>
       <w:r>
         <w:rPr>
-          <w:rFonts w:ascii="Georgia" w:cs="Georgia" w:eastAsia="Georgia" w:hAnsi="Georgia"/>
+          <w:rFonts w:ascii="Gelasio" w:cs="Gelasio" w:eastAsia="Gelasio" w:hAnsi="Gelasio"/>
           <w:b/>
           <w:bCs/>
           <w:color w:val="2B2B2B"/>
@@ -1185,7 +1185,7 @@
       </w:pPr>
       <w:r>
         <w:rPr>
-          <w:rFonts w:ascii="Georgia" w:cs="Georgia" w:eastAsia="Georgia" w:hAnsi="Georgia"/>
+          <w:rFonts w:ascii="Gelasio" w:cs="Gelasio" w:eastAsia="Gelasio" w:hAnsi="Gelasio"/>
           <w:b/>
           <w:bCs/>
           <w:color w:val="2B2B2B"/>
@@ -1420,7 +1420,7 @@
       </w:pPr>
       <w:r>
         <w:rPr>
-          <w:rFonts w:ascii="Georgia" w:cs="Georgia" w:eastAsia="Georgia" w:hAnsi="Georgia"/>
+          <w:rFonts w:ascii="Gelasio" w:cs="Gelasio" w:eastAsia="Gelasio" w:hAnsi="Gelasio"/>
           <w:b/>
           <w:bCs/>
           <w:color w:val="2B2B2B"/>
@@ -1742,7 +1742,7 @@
       </w:pPr>
       <w:r>
         <w:rPr>
-          <w:rFonts w:ascii="Georgia" w:cs="Georgia" w:eastAsia="Georgia" w:hAnsi="Georgia"/>
+          <w:rFonts w:ascii="Gelasio" w:cs="Gelasio" w:eastAsia="Gelasio" w:hAnsi="Gelasio"/>
           <w:b/>
           <w:bCs/>
           <w:color w:val="8C2F2F"/>
@@ -1753,7 +1753,7 @@
       </w:r>
       <w:r>
         <w:rPr>
-          <w:rFonts w:ascii="Georgia" w:cs="Georgia" w:eastAsia="Georgia" w:hAnsi="Georgia"/>
+          <w:rFonts w:ascii="Gelasio" w:cs="Gelasio" w:eastAsia="Gelasio" w:hAnsi="Gelasio"/>
           <w:b/>
           <w:bCs/>
           <w:color w:val="3D5A6C"/>
@@ -1782,7 +1782,7 @@
       </w:pPr>
       <w:r>
         <w:rPr>
-          <w:rFonts w:ascii="Georgia" w:cs="Georgia" w:eastAsia="Georgia" w:hAnsi="Georgia"/>
+          <w:rFonts w:ascii="Gelasio" w:cs="Gelasio" w:eastAsia="Gelasio" w:hAnsi="Gelasio"/>
           <w:b/>
           <w:bCs/>
           <w:color w:val="2B2B2B"/>
@@ -1846,7 +1846,7 @@
       </w:pPr>
       <w:r>
         <w:rPr>
-          <w:rFonts w:ascii="Georgia" w:cs="Georgia" w:eastAsia="Georgia" w:hAnsi="Georgia"/>
+          <w:rFonts w:ascii="Gelasio" w:cs="Gelasio" w:eastAsia="Gelasio" w:hAnsi="Gelasio"/>
           <w:b/>
           <w:bCs/>
           <w:color w:val="2B2B2B"/>
@@ -1910,7 +1910,7 @@
       </w:pPr>
       <w:r>
         <w:rPr>
-          <w:rFonts w:ascii="Georgia" w:cs="Georgia" w:eastAsia="Georgia" w:hAnsi="Georgia"/>
+          <w:rFonts w:ascii="Gelasio" w:cs="Gelasio" w:eastAsia="Gelasio" w:hAnsi="Gelasio"/>
           <w:b/>
           <w:bCs/>
           <w:color w:val="2B2B2B"/>
@@ -1956,7 +1956,7 @@
       </w:pPr>
       <w:r>
         <w:rPr>
-          <w:rFonts w:ascii="Georgia" w:cs="Georgia" w:eastAsia="Georgia" w:hAnsi="Georgia"/>
+          <w:rFonts w:ascii="Gelasio" w:cs="Gelasio" w:eastAsia="Gelasio" w:hAnsi="Gelasio"/>
           <w:b/>
           <w:bCs/>
           <w:color w:val="2B2B2B"/>
@@ -2010,7 +2010,7 @@
       </w:pPr>
       <w:r>
         <w:rPr>
-          <w:rFonts w:ascii="Georgia" w:cs="Georgia" w:eastAsia="Georgia" w:hAnsi="Georgia"/>
+          <w:rFonts w:ascii="Gelasio" w:cs="Gelasio" w:eastAsia="Gelasio" w:hAnsi="Gelasio"/>
           <w:b/>
           <w:bCs/>
           <w:color w:val="2B2B2B"/>
@@ -2907,7 +2907,7 @@
       </w:pPr>
       <w:r>
         <w:rPr>
-          <w:rFonts w:ascii="Georgia" w:cs="Georgia" w:eastAsia="Georgia" w:hAnsi="Georgia"/>
+          <w:rFonts w:ascii="Gelasio" w:cs="Gelasio" w:eastAsia="Gelasio" w:hAnsi="Gelasio"/>
           <w:b/>
           <w:bCs/>
           <w:color w:val="8C2F2F"/>
@@ -2918,7 +2918,7 @@
       </w:r>
       <w:r>
         <w:rPr>
-          <w:rFonts w:ascii="Georgia" w:cs="Georgia" w:eastAsia="Georgia" w:hAnsi="Georgia"/>
+          <w:rFonts w:ascii="Gelasio" w:cs="Gelasio" w:eastAsia="Gelasio" w:hAnsi="Gelasio"/>
           <w:b/>
           <w:bCs/>
           <w:color w:val="3D5A6C"/>
@@ -2947,7 +2947,7 @@
       </w:pPr>
       <w:r>
         <w:rPr>
-          <w:rFonts w:ascii="Georgia" w:cs="Georgia" w:eastAsia="Georgia" w:hAnsi="Georgia"/>
+          <w:rFonts w:ascii="Gelasio" w:cs="Gelasio" w:eastAsia="Gelasio" w:hAnsi="Gelasio"/>
           <w:b/>
           <w:bCs/>
           <w:color w:val="2B2B2B"/>
@@ -2984,7 +2984,7 @@
       </w:pPr>
       <w:r>
         <w:rPr>
-          <w:rFonts w:ascii="Georgia" w:cs="Georgia" w:eastAsia="Georgia" w:hAnsi="Georgia"/>
+          <w:rFonts w:ascii="Gelasio" w:cs="Gelasio" w:eastAsia="Gelasio" w:hAnsi="Gelasio"/>
           <w:b/>
           <w:bCs/>
           <w:color w:val="2B2B2B"/>
@@ -3030,7 +3030,7 @@
       </w:pPr>
       <w:r>
         <w:rPr>
-          <w:rFonts w:ascii="Georgia" w:cs="Georgia" w:eastAsia="Georgia" w:hAnsi="Georgia"/>
+          <w:rFonts w:ascii="Gelasio" w:cs="Gelasio" w:eastAsia="Gelasio" w:hAnsi="Gelasio"/>
           <w:b/>
           <w:bCs/>
           <w:color w:val="2B2B2B"/>
@@ -3076,7 +3076,7 @@
       </w:pPr>
       <w:r>
         <w:rPr>
-          <w:rFonts w:ascii="Georgia" w:cs="Georgia" w:eastAsia="Georgia" w:hAnsi="Georgia"/>
+          <w:rFonts w:ascii="Gelasio" w:cs="Gelasio" w:eastAsia="Gelasio" w:hAnsi="Gelasio"/>
           <w:b/>
           <w:bCs/>
           <w:color w:val="2B2B2B"/>
@@ -3148,7 +3148,7 @@
       </w:pPr>
       <w:r>
         <w:rPr>
-          <w:rFonts w:ascii="Georgia" w:cs="Georgia" w:eastAsia="Georgia" w:hAnsi="Georgia"/>
+          <w:rFonts w:ascii="Gelasio" w:cs="Gelasio" w:eastAsia="Gelasio" w:hAnsi="Gelasio"/>
           <w:b/>
           <w:bCs/>
           <w:color w:val="2B2B2B"/>
@@ -3211,7 +3211,7 @@
       </w:pPr>
       <w:r>
         <w:rPr>
-          <w:rFonts w:ascii="Georgia" w:cs="Georgia" w:eastAsia="Georgia" w:hAnsi="Georgia"/>
+          <w:rFonts w:ascii="Gelasio" w:cs="Gelasio" w:eastAsia="Gelasio" w:hAnsi="Gelasio"/>
           <w:b/>
           <w:bCs/>
           <w:color w:val="2B2B2B"/>
@@ -3326,7 +3326,7 @@
       </w:pPr>
       <w:r>
         <w:rPr>
-          <w:rFonts w:ascii="Georgia" w:cs="Georgia" w:eastAsia="Georgia" w:hAnsi="Georgia"/>
+          <w:rFonts w:ascii="Gelasio" w:cs="Gelasio" w:eastAsia="Gelasio" w:hAnsi="Gelasio"/>
           <w:b/>
           <w:bCs/>
           <w:color w:val="8C2F2F"/>
@@ -3337,7 +3337,7 @@
       </w:r>
       <w:r>
         <w:rPr>
-          <w:rFonts w:ascii="Georgia" w:cs="Georgia" w:eastAsia="Georgia" w:hAnsi="Georgia"/>
+          <w:rFonts w:ascii="Gelasio" w:cs="Gelasio" w:eastAsia="Gelasio" w:hAnsi="Gelasio"/>
           <w:b/>
           <w:bCs/>
           <w:color w:val="3D5A6C"/>
@@ -3366,7 +3366,7 @@
       </w:pPr>
       <w:r>
         <w:rPr>
-          <w:rFonts w:ascii="Georgia" w:cs="Georgia" w:eastAsia="Georgia" w:hAnsi="Georgia"/>
+          <w:rFonts w:ascii="Gelasio" w:cs="Gelasio" w:eastAsia="Gelasio" w:hAnsi="Gelasio"/>
           <w:b/>
           <w:bCs/>
           <w:color w:val="2B2B2B"/>
@@ -3503,7 +3503,7 @@
       </w:pPr>
       <w:r>
         <w:rPr>
-          <w:rFonts w:ascii="Georgia" w:cs="Georgia" w:eastAsia="Georgia" w:hAnsi="Georgia"/>
+          <w:rFonts w:ascii="Gelasio" w:cs="Gelasio" w:eastAsia="Gelasio" w:hAnsi="Gelasio"/>
           <w:b/>
           <w:bCs/>
           <w:color w:val="2B2B2B"/>
@@ -3549,7 +3549,7 @@
       </w:pPr>
       <w:r>
         <w:rPr>
-          <w:rFonts w:ascii="Georgia" w:cs="Georgia" w:eastAsia="Georgia" w:hAnsi="Georgia"/>
+          <w:rFonts w:ascii="Gelasio" w:cs="Gelasio" w:eastAsia="Gelasio" w:hAnsi="Gelasio"/>
           <w:b/>
           <w:bCs/>
           <w:color w:val="2B2B2B"/>
@@ -3660,7 +3660,7 @@
       </w:pPr>
       <w:r>
         <w:rPr>
-          <w:rFonts w:ascii="Georgia" w:cs="Georgia" w:eastAsia="Georgia" w:hAnsi="Georgia"/>
+          <w:rFonts w:ascii="Gelasio" w:cs="Gelasio" w:eastAsia="Gelasio" w:hAnsi="Gelasio"/>
           <w:b/>
           <w:bCs/>
           <w:color w:val="2B2B2B"/>
@@ -3792,7 +3792,7 @@
       </w:pPr>
       <w:r>
         <w:rPr>
-          <w:rFonts w:ascii="Georgia" w:cs="Georgia" w:eastAsia="Georgia" w:hAnsi="Georgia"/>
+          <w:rFonts w:ascii="Gelasio" w:cs="Gelasio" w:eastAsia="Gelasio" w:hAnsi="Gelasio"/>
           <w:b/>
           <w:bCs/>
           <w:color w:val="8C2F2F"/>
@@ -3803,7 +3803,7 @@
       </w:r>
       <w:r>
         <w:rPr>
-          <w:rFonts w:ascii="Georgia" w:cs="Georgia" w:eastAsia="Georgia" w:hAnsi="Georgia"/>
+          <w:rFonts w:ascii="Gelasio" w:cs="Gelasio" w:eastAsia="Gelasio" w:hAnsi="Gelasio"/>
           <w:b/>
           <w:bCs/>
           <w:color w:val="3D5A6C"/>
@@ -3832,7 +3832,7 @@
       </w:pPr>
       <w:r>
         <w:rPr>
-          <w:rFonts w:ascii="Georgia" w:cs="Georgia" w:eastAsia="Georgia" w:hAnsi="Georgia"/>
+          <w:rFonts w:ascii="Gelasio" w:cs="Gelasio" w:eastAsia="Gelasio" w:hAnsi="Gelasio"/>
           <w:b/>
           <w:bCs/>
           <w:color w:val="2B2B2B"/>
@@ -3869,7 +3869,7 @@
       </w:pPr>
       <w:r>
         <w:rPr>
-          <w:rFonts w:ascii="Georgia" w:cs="Georgia" w:eastAsia="Georgia" w:hAnsi="Georgia"/>
+          <w:rFonts w:ascii="Gelasio" w:cs="Gelasio" w:eastAsia="Gelasio" w:hAnsi="Gelasio"/>
           <w:b/>
           <w:bCs/>
           <w:color w:val="2B2B2B"/>
@@ -4496,7 +4496,7 @@
       </w:pPr>
       <w:r>
         <w:rPr>
-          <w:rFonts w:ascii="Georgia" w:cs="Georgia" w:eastAsia="Georgia" w:hAnsi="Georgia"/>
+          <w:rFonts w:ascii="Gelasio" w:cs="Gelasio" w:eastAsia="Gelasio" w:hAnsi="Gelasio"/>
           <w:b/>
           <w:bCs/>
           <w:color w:val="2B2B2B"/>
@@ -4781,7 +4781,7 @@
       </w:pPr>
       <w:r>
         <w:rPr>
-          <w:rFonts w:ascii="Georgia" w:cs="Georgia" w:eastAsia="Georgia" w:hAnsi="Georgia"/>
+          <w:rFonts w:ascii="Gelasio" w:cs="Gelasio" w:eastAsia="Gelasio" w:hAnsi="Gelasio"/>
           <w:b/>
           <w:bCs/>
           <w:color w:val="2B2B2B"/>
@@ -4844,7 +4844,7 @@
       </w:pPr>
       <w:r>
         <w:rPr>
-          <w:rFonts w:ascii="Georgia" w:cs="Georgia" w:eastAsia="Georgia" w:hAnsi="Georgia"/>
+          <w:rFonts w:ascii="Gelasio" w:cs="Gelasio" w:eastAsia="Gelasio" w:hAnsi="Gelasio"/>
           <w:b/>
           <w:bCs/>
           <w:color w:val="2B2B2B"/>
@@ -4959,7 +4959,7 @@
       </w:pPr>
       <w:r>
         <w:rPr>
-          <w:rFonts w:ascii="Georgia" w:cs="Georgia" w:eastAsia="Georgia" w:hAnsi="Georgia"/>
+          <w:rFonts w:ascii="Gelasio" w:cs="Gelasio" w:eastAsia="Gelasio" w:hAnsi="Gelasio"/>
           <w:b/>
           <w:bCs/>
           <w:color w:val="8C2F2F"/>
@@ -4970,7 +4970,7 @@
       </w:r>
       <w:r>
         <w:rPr>
-          <w:rFonts w:ascii="Georgia" w:cs="Georgia" w:eastAsia="Georgia" w:hAnsi="Georgia"/>
+          <w:rFonts w:ascii="Gelasio" w:cs="Gelasio" w:eastAsia="Gelasio" w:hAnsi="Gelasio"/>
           <w:b/>
           <w:bCs/>
           <w:color w:val="3D5A6C"/>
@@ -5099,7 +5099,7 @@
       </w:pPr>
       <w:r>
         <w:rPr>
-          <w:rFonts w:ascii="Georgia" w:cs="Georgia" w:eastAsia="Georgia" w:hAnsi="Georgia"/>
+          <w:rFonts w:ascii="Gelasio" w:cs="Gelasio" w:eastAsia="Gelasio" w:hAnsi="Gelasio"/>
           <w:b/>
           <w:bCs/>
           <w:color w:val="8C2F2F"/>
@@ -5110,7 +5110,7 @@
       </w:r>
       <w:r>
         <w:rPr>
-          <w:rFonts w:ascii="Georgia" w:cs="Georgia" w:eastAsia="Georgia" w:hAnsi="Georgia"/>
+          <w:rFonts w:ascii="Gelasio" w:cs="Gelasio" w:eastAsia="Gelasio" w:hAnsi="Gelasio"/>
           <w:b/>
           <w:bCs/>
           <w:color w:val="3D5A6C"/>
@@ -5139,7 +5139,7 @@
       </w:pPr>
       <w:r>
         <w:rPr>
-          <w:rFonts w:ascii="Georgia" w:cs="Georgia" w:eastAsia="Georgia" w:hAnsi="Georgia"/>
+          <w:rFonts w:ascii="Gelasio" w:cs="Gelasio" w:eastAsia="Gelasio" w:hAnsi="Gelasio"/>
           <w:b/>
           <w:bCs/>
           <w:color w:val="2B2B2B"/>
@@ -5267,7 +5267,7 @@
       </w:pPr>
       <w:r>
         <w:rPr>
-          <w:rFonts w:ascii="Georgia" w:cs="Georgia" w:eastAsia="Georgia" w:hAnsi="Georgia"/>
+          <w:rFonts w:ascii="Gelasio" w:cs="Gelasio" w:eastAsia="Gelasio" w:hAnsi="Gelasio"/>
           <w:b/>
           <w:bCs/>
           <w:color w:val="2B2B2B"/>
@@ -5432,7 +5432,7 @@
       </w:pPr>
       <w:r>
         <w:rPr>
-          <w:rFonts w:ascii="Georgia" w:cs="Georgia" w:eastAsia="Georgia" w:hAnsi="Georgia"/>
+          <w:rFonts w:ascii="Gelasio" w:cs="Gelasio" w:eastAsia="Gelasio" w:hAnsi="Gelasio"/>
           <w:b/>
           <w:bCs/>
           <w:color w:val="2B2B2B"/>
@@ -5469,7 +5469,7 @@
       </w:pPr>
       <w:r>
         <w:rPr>
-          <w:rFonts w:ascii="Georgia" w:cs="Georgia" w:eastAsia="Georgia" w:hAnsi="Georgia"/>
+          <w:rFonts w:ascii="Gelasio" w:cs="Gelasio" w:eastAsia="Gelasio" w:hAnsi="Gelasio"/>
           <w:b/>
           <w:bCs/>
           <w:color w:val="2B2B2B"/>
@@ -5506,7 +5506,7 @@
       </w:pPr>
       <w:r>
         <w:rPr>
-          <w:rFonts w:ascii="Georgia" w:cs="Georgia" w:eastAsia="Georgia" w:hAnsi="Georgia"/>
+          <w:rFonts w:ascii="Gelasio" w:cs="Gelasio" w:eastAsia="Gelasio" w:hAnsi="Gelasio"/>
           <w:b/>
           <w:bCs/>
           <w:color w:val="2B2B2B"/>
@@ -5629,7 +5629,7 @@
       </w:pPr>
       <w:r>
         <w:rPr>
-          <w:rFonts w:ascii="Georgia" w:cs="Georgia" w:eastAsia="Georgia" w:hAnsi="Georgia"/>
+          <w:rFonts w:ascii="Gelasio" w:cs="Gelasio" w:eastAsia="Gelasio" w:hAnsi="Gelasio"/>
           <w:b/>
           <w:bCs/>
           <w:color w:val="8C2F2F"/>
@@ -5640,7 +5640,7 @@
       </w:r>
       <w:r>
         <w:rPr>
-          <w:rFonts w:ascii="Georgia" w:cs="Georgia" w:eastAsia="Georgia" w:hAnsi="Georgia"/>
+          <w:rFonts w:ascii="Gelasio" w:cs="Gelasio" w:eastAsia="Gelasio" w:hAnsi="Gelasio"/>
           <w:b/>
           <w:bCs/>
           <w:color w:val="3D5A6C"/>
@@ -5669,7 +5669,7 @@
       </w:pPr>
       <w:r>
         <w:rPr>
-          <w:rFonts w:ascii="Georgia" w:cs="Georgia" w:eastAsia="Georgia" w:hAnsi="Georgia"/>
+          <w:rFonts w:ascii="Gelasio" w:cs="Gelasio" w:eastAsia="Gelasio" w:hAnsi="Gelasio"/>
           <w:b/>
           <w:bCs/>
           <w:color w:val="2B2B2B"/>
@@ -5715,7 +5715,7 @@
       </w:pPr>
       <w:r>
         <w:rPr>
-          <w:rFonts w:ascii="Georgia" w:cs="Georgia" w:eastAsia="Georgia" w:hAnsi="Georgia"/>
+          <w:rFonts w:ascii="Gelasio" w:cs="Gelasio" w:eastAsia="Gelasio" w:hAnsi="Gelasio"/>
           <w:b/>
           <w:bCs/>
           <w:color w:val="2B2B2B"/>
@@ -5761,7 +5761,7 @@
       </w:pPr>
       <w:r>
         <w:rPr>
-          <w:rFonts w:ascii="Georgia" w:cs="Georgia" w:eastAsia="Georgia" w:hAnsi="Georgia"/>
+          <w:rFonts w:ascii="Gelasio" w:cs="Gelasio" w:eastAsia="Gelasio" w:hAnsi="Gelasio"/>
           <w:b/>
           <w:bCs/>
           <w:color w:val="2B2B2B"/>
@@ -5816,7 +5816,7 @@
       </w:pPr>
       <w:r>
         <w:rPr>
-          <w:rFonts w:ascii="Georgia" w:cs="Georgia" w:eastAsia="Georgia" w:hAnsi="Georgia"/>
+          <w:rFonts w:ascii="Gelasio" w:cs="Gelasio" w:eastAsia="Gelasio" w:hAnsi="Gelasio"/>
           <w:b/>
           <w:bCs/>
           <w:color w:val="2B2B2B"/>
@@ -5862,7 +5862,7 @@
       </w:pPr>
       <w:r>
         <w:rPr>
-          <w:rFonts w:ascii="Georgia" w:cs="Georgia" w:eastAsia="Georgia" w:hAnsi="Georgia"/>
+          <w:rFonts w:ascii="Gelasio" w:cs="Gelasio" w:eastAsia="Gelasio" w:hAnsi="Gelasio"/>
           <w:b/>
           <w:bCs/>
           <w:color w:val="2B2B2B"/>
@@ -5995,7 +5995,7 @@
       </w:pPr>
       <w:r>
         <w:rPr>
-          <w:rFonts w:ascii="Georgia" w:cs="Georgia" w:eastAsia="Georgia" w:hAnsi="Georgia"/>
+          <w:rFonts w:ascii="Gelasio" w:cs="Gelasio" w:eastAsia="Gelasio" w:hAnsi="Gelasio"/>
           <w:b/>
           <w:bCs/>
           <w:color w:val="8C2F2F"/>
@@ -6006,7 +6006,7 @@
       </w:r>
       <w:r>
         <w:rPr>
-          <w:rFonts w:ascii="Georgia" w:cs="Georgia" w:eastAsia="Georgia" w:hAnsi="Georgia"/>
+          <w:rFonts w:ascii="Gelasio" w:cs="Gelasio" w:eastAsia="Gelasio" w:hAnsi="Gelasio"/>
           <w:b/>
           <w:bCs/>
           <w:color w:val="3D5A6C"/>
@@ -6035,7 +6035,7 @@
       </w:pPr>
       <w:r>
         <w:rPr>
-          <w:rFonts w:ascii="Georgia" w:cs="Georgia" w:eastAsia="Georgia" w:hAnsi="Georgia"/>
+          <w:rFonts w:ascii="Gelasio" w:cs="Gelasio" w:eastAsia="Gelasio" w:hAnsi="Gelasio"/>
           <w:b/>
           <w:bCs/>
           <w:color w:val="2B2B2B"/>
@@ -6190,7 +6190,7 @@
       </w:pPr>
       <w:r>
         <w:rPr>
-          <w:rFonts w:ascii="Georgia" w:cs="Georgia" w:eastAsia="Georgia" w:hAnsi="Georgia"/>
+          <w:rFonts w:ascii="Gelasio" w:cs="Gelasio" w:eastAsia="Gelasio" w:hAnsi="Gelasio"/>
           <w:b/>
           <w:bCs/>
           <w:color w:val="2B2B2B"/>
@@ -6245,7 +6245,7 @@
       </w:pPr>
       <w:r>
         <w:rPr>
-          <w:rFonts w:ascii="Georgia" w:cs="Georgia" w:eastAsia="Georgia" w:hAnsi="Georgia"/>
+          <w:rFonts w:ascii="Gelasio" w:cs="Gelasio" w:eastAsia="Gelasio" w:hAnsi="Gelasio"/>
           <w:b/>
           <w:bCs/>
           <w:color w:val="2B2B2B"/>
@@ -6433,7 +6433,7 @@
       </w:pPr>
       <w:r>
         <w:rPr>
-          <w:rFonts w:ascii="Georgia" w:cs="Georgia" w:eastAsia="Georgia" w:hAnsi="Georgia"/>
+          <w:rFonts w:ascii="Gelasio" w:cs="Gelasio" w:eastAsia="Gelasio" w:hAnsi="Gelasio"/>
           <w:b/>
           <w:bCs/>
           <w:color w:val="8C2F2F"/>
@@ -6444,7 +6444,7 @@
       </w:r>
       <w:r>
         <w:rPr>
-          <w:rFonts w:ascii="Georgia" w:cs="Georgia" w:eastAsia="Georgia" w:hAnsi="Georgia"/>
+          <w:rFonts w:ascii="Gelasio" w:cs="Gelasio" w:eastAsia="Gelasio" w:hAnsi="Gelasio"/>
           <w:b/>
           <w:bCs/>
           <w:color w:val="3D5A6C"/>
@@ -6473,7 +6473,7 @@
       </w:pPr>
       <w:r>
         <w:rPr>
-          <w:rFonts w:ascii="Georgia" w:cs="Georgia" w:eastAsia="Georgia" w:hAnsi="Georgia"/>
+          <w:rFonts w:ascii="Gelasio" w:cs="Gelasio" w:eastAsia="Gelasio" w:hAnsi="Gelasio"/>
           <w:b/>
           <w:bCs/>
           <w:color w:val="2B2B2B"/>
@@ -6528,7 +6528,7 @@
       </w:pPr>
       <w:r>
         <w:rPr>
-          <w:rFonts w:ascii="Georgia" w:cs="Georgia" w:eastAsia="Georgia" w:hAnsi="Georgia"/>
+          <w:rFonts w:ascii="Gelasio" w:cs="Gelasio" w:eastAsia="Gelasio" w:hAnsi="Gelasio"/>
           <w:b/>
           <w:bCs/>
           <w:color w:val="2B2B2B"/>
@@ -6565,7 +6565,7 @@
       </w:pPr>
       <w:r>
         <w:rPr>
-          <w:rFonts w:ascii="Georgia" w:cs="Georgia" w:eastAsia="Georgia" w:hAnsi="Georgia"/>
+          <w:rFonts w:ascii="Gelasio" w:cs="Gelasio" w:eastAsia="Gelasio" w:hAnsi="Gelasio"/>
           <w:b/>
           <w:bCs/>
           <w:color w:val="2B2B2B"/>
@@ -6629,7 +6629,7 @@
       </w:pPr>
       <w:r>
         <w:rPr>
-          <w:rFonts w:ascii="Georgia" w:cs="Georgia" w:eastAsia="Georgia" w:hAnsi="Georgia"/>
+          <w:rFonts w:ascii="Gelasio" w:cs="Gelasio" w:eastAsia="Gelasio" w:hAnsi="Gelasio"/>
           <w:b/>
           <w:bCs/>
           <w:color w:val="2B2B2B"/>
@@ -6740,7 +6740,7 @@
       </w:pPr>
       <w:r>
         <w:rPr>
-          <w:rFonts w:ascii="Georgia" w:cs="Georgia" w:eastAsia="Georgia" w:hAnsi="Georgia"/>
+          <w:rFonts w:ascii="Gelasio" w:cs="Gelasio" w:eastAsia="Gelasio" w:hAnsi="Gelasio"/>
           <w:b/>
           <w:bCs/>
           <w:color w:val="2B2B2B"/>
@@ -6816,7 +6816,7 @@
       </w:pPr>
       <w:r>
         <w:rPr>
-          <w:rFonts w:ascii="Georgia" w:cs="Georgia" w:eastAsia="Georgia" w:hAnsi="Georgia"/>
+          <w:rFonts w:ascii="Gelasio" w:cs="Gelasio" w:eastAsia="Gelasio" w:hAnsi="Gelasio"/>
           <w:b/>
           <w:bCs/>
           <w:color w:val="2B2B2B"/>
@@ -6853,7 +6853,7 @@
       </w:pPr>
       <w:r>
         <w:rPr>
-          <w:rFonts w:ascii="Georgia" w:cs="Georgia" w:eastAsia="Georgia" w:hAnsi="Georgia"/>
+          <w:rFonts w:ascii="Gelasio" w:cs="Gelasio" w:eastAsia="Gelasio" w:hAnsi="Gelasio"/>
           <w:b/>
           <w:bCs/>
           <w:color w:val="2B2B2B"/>
@@ -6976,7 +6976,7 @@
       </w:pPr>
       <w:r>
         <w:rPr>
-          <w:rFonts w:ascii="Georgia" w:cs="Georgia" w:eastAsia="Georgia" w:hAnsi="Georgia"/>
+          <w:rFonts w:ascii="Gelasio" w:cs="Gelasio" w:eastAsia="Gelasio" w:hAnsi="Gelasio"/>
           <w:b/>
           <w:bCs/>
           <w:color w:val="8C2F2F"/>
@@ -6987,7 +6987,7 @@
       </w:r>
       <w:r>
         <w:rPr>
-          <w:rFonts w:ascii="Georgia" w:cs="Georgia" w:eastAsia="Georgia" w:hAnsi="Georgia"/>
+          <w:rFonts w:ascii="Gelasio" w:cs="Gelasio" w:eastAsia="Gelasio" w:hAnsi="Gelasio"/>
           <w:b/>
           <w:bCs/>
           <w:color w:val="3D5A6C"/>
@@ -7097,7 +7097,7 @@
       </w:pPr>
       <w:r>
         <w:rPr>
-          <w:rFonts w:ascii="Georgia" w:cs="Georgia" w:eastAsia="Georgia" w:hAnsi="Georgia"/>
+          <w:rFonts w:ascii="Gelasio" w:cs="Gelasio" w:eastAsia="Gelasio" w:hAnsi="Gelasio"/>
           <w:b/>
           <w:bCs/>
           <w:color w:val="8C2F2F"/>
@@ -7108,7 +7108,7 @@
       </w:r>
       <w:r>
         <w:rPr>
-          <w:rFonts w:ascii="Georgia" w:cs="Georgia" w:eastAsia="Georgia" w:hAnsi="Georgia"/>
+          <w:rFonts w:ascii="Gelasio" w:cs="Gelasio" w:eastAsia="Gelasio" w:hAnsi="Gelasio"/>
           <w:b/>
           <w:bCs/>
           <w:color w:val="3D5A6C"/>
@@ -7137,7 +7137,7 @@
       </w:pPr>
       <w:r>
         <w:rPr>
-          <w:rFonts w:ascii="Georgia" w:cs="Georgia" w:eastAsia="Georgia" w:hAnsi="Georgia"/>
+          <w:rFonts w:ascii="Gelasio" w:cs="Gelasio" w:eastAsia="Gelasio" w:hAnsi="Gelasio"/>
           <w:b/>
           <w:bCs/>
           <w:color w:val="2B2B2B"/>
@@ -7174,7 +7174,7 @@
       </w:pPr>
       <w:r>
         <w:rPr>
-          <w:rFonts w:ascii="Georgia" w:cs="Georgia" w:eastAsia="Georgia" w:hAnsi="Georgia"/>
+          <w:rFonts w:ascii="Gelasio" w:cs="Gelasio" w:eastAsia="Gelasio" w:hAnsi="Gelasio"/>
           <w:b/>
           <w:bCs/>
           <w:color w:val="2B2B2B"/>
@@ -7229,7 +7229,7 @@
       </w:pPr>
       <w:r>
         <w:rPr>
-          <w:rFonts w:ascii="Georgia" w:cs="Georgia" w:eastAsia="Georgia" w:hAnsi="Georgia"/>
+          <w:rFonts w:ascii="Gelasio" w:cs="Gelasio" w:eastAsia="Gelasio" w:hAnsi="Gelasio"/>
           <w:b/>
           <w:bCs/>
           <w:color w:val="2B2B2B"/>
@@ -7357,7 +7357,7 @@
       </w:pPr>
       <w:r>
         <w:rPr>
-          <w:rFonts w:ascii="Georgia" w:cs="Georgia" w:eastAsia="Georgia" w:hAnsi="Georgia"/>
+          <w:rFonts w:ascii="Gelasio" w:cs="Gelasio" w:eastAsia="Gelasio" w:hAnsi="Gelasio"/>
           <w:b/>
           <w:bCs/>
           <w:color w:val="2B2B2B"/>
@@ -7480,7 +7480,7 @@
       </w:pPr>
       <w:r>
         <w:rPr>
-          <w:rFonts w:ascii="Georgia" w:cs="Georgia" w:eastAsia="Georgia" w:hAnsi="Georgia"/>
+          <w:rFonts w:ascii="Gelasio" w:cs="Gelasio" w:eastAsia="Gelasio" w:hAnsi="Gelasio"/>
           <w:b/>
           <w:bCs/>
           <w:color w:val="8C2F2F"/>
@@ -7491,7 +7491,7 @@
       </w:r>
       <w:r>
         <w:rPr>
-          <w:rFonts w:ascii="Georgia" w:cs="Georgia" w:eastAsia="Georgia" w:hAnsi="Georgia"/>
+          <w:rFonts w:ascii="Gelasio" w:cs="Gelasio" w:eastAsia="Gelasio" w:hAnsi="Gelasio"/>
           <w:b/>
           <w:bCs/>
           <w:color w:val="3D5A6C"/>
@@ -7520,7 +7520,7 @@
       </w:pPr>
       <w:r>
         <w:rPr>
-          <w:rFonts w:ascii="Georgia" w:cs="Georgia" w:eastAsia="Georgia" w:hAnsi="Georgia"/>
+          <w:rFonts w:ascii="Gelasio" w:cs="Gelasio" w:eastAsia="Gelasio" w:hAnsi="Gelasio"/>
           <w:b/>
           <w:bCs/>
           <w:color w:val="2B2B2B"/>
@@ -7648,7 +7648,7 @@
       </w:pPr>
       <w:r>
         <w:rPr>
-          <w:rFonts w:ascii="Georgia" w:cs="Georgia" w:eastAsia="Georgia" w:hAnsi="Georgia"/>
+          <w:rFonts w:ascii="Gelasio" w:cs="Gelasio" w:eastAsia="Gelasio" w:hAnsi="Gelasio"/>
           <w:b/>
           <w:bCs/>
           <w:color w:val="2B2B2B"/>
@@ -7886,7 +7886,7 @@
       </w:pPr>
       <w:r>
         <w:rPr>
-          <w:rFonts w:ascii="Georgia" w:cs="Georgia" w:eastAsia="Georgia" w:hAnsi="Georgia"/>
+          <w:rFonts w:ascii="Gelasio" w:cs="Gelasio" w:eastAsia="Gelasio" w:hAnsi="Gelasio"/>
           <w:b/>
           <w:bCs/>
           <w:color w:val="2B2B2B"/>
@@ -7942,7 +7942,7 @@
       </w:pPr>
       <w:r>
         <w:rPr>
-          <w:rFonts w:ascii="Georgia" w:cs="Georgia" w:eastAsia="Georgia" w:hAnsi="Georgia"/>
+          <w:rFonts w:ascii="Gelasio" w:cs="Gelasio" w:eastAsia="Gelasio" w:hAnsi="Gelasio"/>
           <w:b/>
           <w:bCs/>
           <w:color w:val="2B2B2B"/>
@@ -7988,7 +7988,7 @@
       </w:pPr>
       <w:r>
         <w:rPr>
-          <w:rFonts w:ascii="Georgia" w:cs="Georgia" w:eastAsia="Georgia" w:hAnsi="Georgia"/>
+          <w:rFonts w:ascii="Gelasio" w:cs="Gelasio" w:eastAsia="Gelasio" w:hAnsi="Gelasio"/>
           <w:b/>
           <w:bCs/>
           <w:color w:val="2B2B2B"/>
@@ -8111,7 +8111,7 @@
       </w:pPr>
       <w:r>
         <w:rPr>
-          <w:rFonts w:ascii="Georgia" w:cs="Georgia" w:eastAsia="Georgia" w:hAnsi="Georgia"/>
+          <w:rFonts w:ascii="Gelasio" w:cs="Gelasio" w:eastAsia="Gelasio" w:hAnsi="Gelasio"/>
           <w:b/>
           <w:bCs/>
           <w:color w:val="8C2F2F"/>
@@ -8122,7 +8122,7 @@
       </w:r>
       <w:r>
         <w:rPr>
-          <w:rFonts w:ascii="Georgia" w:cs="Georgia" w:eastAsia="Georgia" w:hAnsi="Georgia"/>
+          <w:rFonts w:ascii="Gelasio" w:cs="Gelasio" w:eastAsia="Gelasio" w:hAnsi="Gelasio"/>
           <w:b/>
           <w:bCs/>
           <w:color w:val="3D5A6C"/>
@@ -8151,7 +8151,7 @@
       </w:pPr>
       <w:r>
         <w:rPr>
-          <w:rFonts w:ascii="Georgia" w:cs="Georgia" w:eastAsia="Georgia" w:hAnsi="Georgia"/>
+          <w:rFonts w:ascii="Gelasio" w:cs="Gelasio" w:eastAsia="Gelasio" w:hAnsi="Gelasio"/>
           <w:b/>
           <w:bCs/>
           <w:color w:val="2B2B2B"/>
@@ -8188,7 +8188,7 @@
       </w:pPr>
       <w:r>
         <w:rPr>
-          <w:rFonts w:ascii="Georgia" w:cs="Georgia" w:eastAsia="Georgia" w:hAnsi="Georgia"/>
+          <w:rFonts w:ascii="Gelasio" w:cs="Gelasio" w:eastAsia="Gelasio" w:hAnsi="Gelasio"/>
           <w:b/>
           <w:bCs/>
           <w:color w:val="2B2B2B"/>
@@ -8243,7 +8243,7 @@
       </w:pPr>
       <w:r>
         <w:rPr>
-          <w:rFonts w:ascii="Georgia" w:cs="Georgia" w:eastAsia="Georgia" w:hAnsi="Georgia"/>
+          <w:rFonts w:ascii="Gelasio" w:cs="Gelasio" w:eastAsia="Gelasio" w:hAnsi="Gelasio"/>
           <w:b/>
           <w:bCs/>
           <w:color w:val="2B2B2B"/>
@@ -8289,7 +8289,7 @@
       </w:pPr>
       <w:r>
         <w:rPr>
-          <w:rFonts w:ascii="Georgia" w:cs="Georgia" w:eastAsia="Georgia" w:hAnsi="Georgia"/>
+          <w:rFonts w:ascii="Gelasio" w:cs="Gelasio" w:eastAsia="Gelasio" w:hAnsi="Gelasio"/>
           <w:b/>
           <w:bCs/>
           <w:color w:val="2B2B2B"/>
@@ -8326,7 +8326,7 @@
       </w:pPr>
       <w:r>
         <w:rPr>
-          <w:rFonts w:ascii="Georgia" w:cs="Georgia" w:eastAsia="Georgia" w:hAnsi="Georgia"/>
+          <w:rFonts w:ascii="Gelasio" w:cs="Gelasio" w:eastAsia="Gelasio" w:hAnsi="Gelasio"/>
           <w:b/>
           <w:bCs/>
           <w:color w:val="2B2B2B"/>
@@ -8449,7 +8449,7 @@
       </w:pPr>
       <w:r>
         <w:rPr>
-          <w:rFonts w:ascii="Georgia" w:cs="Georgia" w:eastAsia="Georgia" w:hAnsi="Georgia"/>
+          <w:rFonts w:ascii="Gelasio" w:cs="Gelasio" w:eastAsia="Gelasio" w:hAnsi="Gelasio"/>
           <w:b/>
           <w:bCs/>
           <w:color w:val="8C2F2F"/>
@@ -8460,7 +8460,7 @@
       </w:r>
       <w:r>
         <w:rPr>
-          <w:rFonts w:ascii="Georgia" w:cs="Georgia" w:eastAsia="Georgia" w:hAnsi="Georgia"/>
+          <w:rFonts w:ascii="Gelasio" w:cs="Gelasio" w:eastAsia="Gelasio" w:hAnsi="Gelasio"/>
           <w:b/>
           <w:bCs/>
           <w:color w:val="3D5A6C"/>
@@ -8489,7 +8489,7 @@
       </w:pPr>
       <w:r>
         <w:rPr>
-          <w:rFonts w:ascii="Georgia" w:cs="Georgia" w:eastAsia="Georgia" w:hAnsi="Georgia"/>
+          <w:rFonts w:ascii="Gelasio" w:cs="Gelasio" w:eastAsia="Gelasio" w:hAnsi="Gelasio"/>
           <w:b/>
           <w:bCs/>
           <w:color w:val="2B2B2B"/>
@@ -8553,7 +8553,7 @@
       </w:pPr>
       <w:r>
         <w:rPr>
-          <w:rFonts w:ascii="Georgia" w:cs="Georgia" w:eastAsia="Georgia" w:hAnsi="Georgia"/>
+          <w:rFonts w:ascii="Gelasio" w:cs="Gelasio" w:eastAsia="Gelasio" w:hAnsi="Gelasio"/>
           <w:b/>
           <w:bCs/>
           <w:color w:val="2B2B2B"/>
@@ -8681,7 +8681,7 @@
       </w:pPr>
       <w:r>
         <w:rPr>
-          <w:rFonts w:ascii="Georgia" w:cs="Georgia" w:eastAsia="Georgia" w:hAnsi="Georgia"/>
+          <w:rFonts w:ascii="Gelasio" w:cs="Gelasio" w:eastAsia="Gelasio" w:hAnsi="Gelasio"/>
           <w:b/>
           <w:bCs/>
           <w:color w:val="2B2B2B"/>
@@ -8898,7 +8898,7 @@
       </w:pPr>
       <w:r>
         <w:rPr>
-          <w:rFonts w:ascii="Georgia" w:cs="Georgia" w:eastAsia="Georgia" w:hAnsi="Georgia"/>
+          <w:rFonts w:ascii="Gelasio" w:cs="Gelasio" w:eastAsia="Gelasio" w:hAnsi="Gelasio"/>
           <w:b/>
           <w:bCs/>
           <w:color w:val="2B2B2B"/>
@@ -8935,7 +8935,7 @@
       </w:pPr>
       <w:r>
         <w:rPr>
-          <w:rFonts w:ascii="Georgia" w:cs="Georgia" w:eastAsia="Georgia" w:hAnsi="Georgia"/>
+          <w:rFonts w:ascii="Gelasio" w:cs="Gelasio" w:eastAsia="Gelasio" w:hAnsi="Gelasio"/>
           <w:b/>
           <w:bCs/>
           <w:color w:val="2B2B2B"/>
@@ -8989,7 +8989,7 @@
       </w:pPr>
       <w:r>
         <w:rPr>
-          <w:rFonts w:ascii="Georgia" w:cs="Georgia" w:eastAsia="Georgia" w:hAnsi="Georgia"/>
+          <w:rFonts w:ascii="Gelasio" w:cs="Gelasio" w:eastAsia="Gelasio" w:hAnsi="Gelasio"/>
           <w:b/>
           <w:bCs/>
           <w:color w:val="2B2B2B"/>
@@ -9103,7 +9103,7 @@
       </w:pPr>
       <w:r>
         <w:rPr>
-          <w:rFonts w:ascii="Georgia" w:cs="Georgia" w:eastAsia="Georgia" w:hAnsi="Georgia"/>
+          <w:rFonts w:ascii="Gelasio" w:cs="Gelasio" w:eastAsia="Gelasio" w:hAnsi="Gelasio"/>
           <w:b/>
           <w:bCs/>
           <w:color w:val="8C2F2F"/>
@@ -9114,7 +9114,7 @@
       </w:r>
       <w:r>
         <w:rPr>
-          <w:rFonts w:ascii="Georgia" w:cs="Georgia" w:eastAsia="Georgia" w:hAnsi="Georgia"/>
+          <w:rFonts w:ascii="Gelasio" w:cs="Gelasio" w:eastAsia="Gelasio" w:hAnsi="Gelasio"/>
           <w:b/>
           <w:bCs/>
           <w:color w:val="3D5A6C"/>
@@ -9143,7 +9143,7 @@
       </w:pPr>
       <w:r>
         <w:rPr>
-          <w:rFonts w:ascii="Georgia" w:cs="Georgia" w:eastAsia="Georgia" w:hAnsi="Georgia"/>
+          <w:rFonts w:ascii="Gelasio" w:cs="Gelasio" w:eastAsia="Gelasio" w:hAnsi="Gelasio"/>
           <w:b/>
           <w:bCs/>
           <w:color w:val="2B2B2B"/>
@@ -9189,7 +9189,7 @@
       </w:pPr>
       <w:r>
         <w:rPr>
-          <w:rFonts w:ascii="Georgia" w:cs="Georgia" w:eastAsia="Georgia" w:hAnsi="Georgia"/>
+          <w:rFonts w:ascii="Gelasio" w:cs="Gelasio" w:eastAsia="Gelasio" w:hAnsi="Gelasio"/>
           <w:b/>
           <w:bCs/>
           <w:color w:val="2B2B2B"/>
@@ -9235,7 +9235,7 @@
       </w:pPr>
       <w:r>
         <w:rPr>
-          <w:rFonts w:ascii="Georgia" w:cs="Georgia" w:eastAsia="Georgia" w:hAnsi="Georgia"/>
+          <w:rFonts w:ascii="Gelasio" w:cs="Gelasio" w:eastAsia="Gelasio" w:hAnsi="Gelasio"/>
           <w:b/>
           <w:bCs/>
           <w:color w:val="2B2B2B"/>
@@ -9299,7 +9299,7 @@
       </w:pPr>
       <w:r>
         <w:rPr>
-          <w:rFonts w:ascii="Georgia" w:cs="Georgia" w:eastAsia="Georgia" w:hAnsi="Georgia"/>
+          <w:rFonts w:ascii="Gelasio" w:cs="Gelasio" w:eastAsia="Gelasio" w:hAnsi="Gelasio"/>
           <w:b/>
           <w:bCs/>
           <w:color w:val="2B2B2B"/>
@@ -9443,7 +9443,7 @@
       </w:pPr>
       <w:r>
         <w:rPr>
-          <w:rFonts w:ascii="Georgia" w:cs="Georgia" w:eastAsia="Georgia" w:hAnsi="Georgia"/>
+          <w:rFonts w:ascii="Gelasio" w:cs="Gelasio" w:eastAsia="Gelasio" w:hAnsi="Gelasio"/>
           <w:b/>
           <w:bCs/>
           <w:color w:val="2B2B2B"/>
@@ -9489,7 +9489,7 @@
       </w:pPr>
       <w:r>
         <w:rPr>
-          <w:rFonts w:ascii="Georgia" w:cs="Georgia" w:eastAsia="Georgia" w:hAnsi="Georgia"/>
+          <w:rFonts w:ascii="Gelasio" w:cs="Gelasio" w:eastAsia="Gelasio" w:hAnsi="Gelasio"/>
           <w:b/>
           <w:bCs/>
           <w:color w:val="2B2B2B"/>
@@ -9603,7 +9603,7 @@
       </w:pPr>
       <w:r>
         <w:rPr>
-          <w:rFonts w:ascii="Georgia" w:cs="Georgia" w:eastAsia="Georgia" w:hAnsi="Georgia"/>
+          <w:rFonts w:ascii="Gelasio" w:cs="Gelasio" w:eastAsia="Gelasio" w:hAnsi="Gelasio"/>
           <w:b/>
           <w:bCs/>
           <w:color w:val="8C2F2F"/>
@@ -9614,7 +9614,7 @@
       </w:r>
       <w:r>
         <w:rPr>
-          <w:rFonts w:ascii="Georgia" w:cs="Georgia" w:eastAsia="Georgia" w:hAnsi="Georgia"/>
+          <w:rFonts w:ascii="Gelasio" w:cs="Gelasio" w:eastAsia="Gelasio" w:hAnsi="Gelasio"/>
           <w:b/>
           <w:bCs/>
           <w:color w:val="3D5A6C"/>
@@ -9741,7 +9741,7 @@
       </w:pPr>
       <w:r>
         <w:rPr>
-          <w:rFonts w:ascii="Georgia" w:cs="Georgia" w:eastAsia="Georgia" w:hAnsi="Georgia"/>
+          <w:rFonts w:ascii="Gelasio" w:cs="Gelasio" w:eastAsia="Gelasio" w:hAnsi="Gelasio"/>
           <w:b/>
           <w:bCs/>
           <w:color w:val="8C2F2F"/>
@@ -9752,7 +9752,7 @@
       </w:r>
       <w:r>
         <w:rPr>
-          <w:rFonts w:ascii="Georgia" w:cs="Georgia" w:eastAsia="Georgia" w:hAnsi="Georgia"/>
+          <w:rFonts w:ascii="Gelasio" w:cs="Gelasio" w:eastAsia="Gelasio" w:hAnsi="Gelasio"/>
           <w:b/>
           <w:bCs/>
           <w:color w:val="3D5A6C"/>
@@ -9781,7 +9781,7 @@
       </w:pPr>
       <w:r>
         <w:rPr>
-          <w:rFonts w:ascii="Georgia" w:cs="Georgia" w:eastAsia="Georgia" w:hAnsi="Georgia"/>
+          <w:rFonts w:ascii="Gelasio" w:cs="Gelasio" w:eastAsia="Gelasio" w:hAnsi="Gelasio"/>
           <w:b/>
           <w:bCs/>
           <w:color w:val="2B2B2B"/>
@@ -9837,7 +9837,7 @@
       </w:pPr>
       <w:r>
         <w:rPr>
-          <w:rFonts w:ascii="Georgia" w:cs="Georgia" w:eastAsia="Georgia" w:hAnsi="Georgia"/>
+          <w:rFonts w:ascii="Gelasio" w:cs="Gelasio" w:eastAsia="Gelasio" w:hAnsi="Gelasio"/>
           <w:b/>
           <w:bCs/>
           <w:color w:val="2B2B2B"/>
@@ -9874,7 +9874,7 @@
       </w:pPr>
       <w:r>
         <w:rPr>
-          <w:rFonts w:ascii="Georgia" w:cs="Georgia" w:eastAsia="Georgia" w:hAnsi="Georgia"/>
+          <w:rFonts w:ascii="Gelasio" w:cs="Gelasio" w:eastAsia="Gelasio" w:hAnsi="Gelasio"/>
           <w:b/>
           <w:bCs/>
           <w:color w:val="2B2B2B"/>
@@ -9947,7 +9947,7 @@
       </w:pPr>
       <w:r>
         <w:rPr>
-          <w:rFonts w:ascii="Georgia" w:cs="Georgia" w:eastAsia="Georgia" w:hAnsi="Georgia"/>
+          <w:rFonts w:ascii="Gelasio" w:cs="Gelasio" w:eastAsia="Gelasio" w:hAnsi="Gelasio"/>
           <w:b/>
           <w:bCs/>
           <w:color w:val="2B2B2B"/>
@@ -10002,7 +10002,7 @@
       </w:pPr>
       <w:r>
         <w:rPr>
-          <w:rFonts w:ascii="Georgia" w:cs="Georgia" w:eastAsia="Georgia" w:hAnsi="Georgia"/>
+          <w:rFonts w:ascii="Gelasio" w:cs="Gelasio" w:eastAsia="Gelasio" w:hAnsi="Gelasio"/>
           <w:b/>
           <w:bCs/>
           <w:color w:val="2B2B2B"/>
@@ -10048,7 +10048,7 @@
       </w:pPr>
       <w:r>
         <w:rPr>
-          <w:rFonts w:ascii="Georgia" w:cs="Georgia" w:eastAsia="Georgia" w:hAnsi="Georgia"/>
+          <w:rFonts w:ascii="Gelasio" w:cs="Gelasio" w:eastAsia="Gelasio" w:hAnsi="Gelasio"/>
           <w:b/>
           <w:bCs/>
           <w:color w:val="2B2B2B"/>
@@ -10085,7 +10085,7 @@
       </w:pPr>
       <w:r>
         <w:rPr>
-          <w:rFonts w:ascii="Georgia" w:cs="Georgia" w:eastAsia="Georgia" w:hAnsi="Georgia"/>
+          <w:rFonts w:ascii="Gelasio" w:cs="Gelasio" w:eastAsia="Gelasio" w:hAnsi="Gelasio"/>
           <w:b/>
           <w:bCs/>
           <w:color w:val="2B2B2B"/>
@@ -10226,7 +10226,7 @@
       </w:pPr>
       <w:r>
         <w:rPr>
-          <w:rFonts w:ascii="Georgia" w:cs="Georgia" w:eastAsia="Georgia" w:hAnsi="Georgia"/>
+          <w:rFonts w:ascii="Gelasio" w:cs="Gelasio" w:eastAsia="Gelasio" w:hAnsi="Gelasio"/>
           <w:b/>
           <w:bCs/>
           <w:color w:val="8C2F2F"/>
@@ -10237,7 +10237,7 @@
       </w:r>
       <w:r>
         <w:rPr>
-          <w:rFonts w:ascii="Georgia" w:cs="Georgia" w:eastAsia="Georgia" w:hAnsi="Georgia"/>
+          <w:rFonts w:ascii="Gelasio" w:cs="Gelasio" w:eastAsia="Gelasio" w:hAnsi="Gelasio"/>
           <w:b/>
           <w:bCs/>
           <w:color w:val="3D5A6C"/>
@@ -10266,7 +10266,7 @@
       </w:pPr>
       <w:r>
         <w:rPr>
-          <w:rFonts w:ascii="Georgia" w:cs="Georgia" w:eastAsia="Georgia" w:hAnsi="Georgia"/>
+          <w:rFonts w:ascii="Gelasio" w:cs="Gelasio" w:eastAsia="Gelasio" w:hAnsi="Gelasio"/>
           <w:b/>
           <w:bCs/>
           <w:color w:val="2B2B2B"/>
@@ -10394,7 +10394,7 @@
       </w:pPr>
       <w:r>
         <w:rPr>
-          <w:rFonts w:ascii="Georgia" w:cs="Georgia" w:eastAsia="Georgia" w:hAnsi="Georgia"/>
+          <w:rFonts w:ascii="Gelasio" w:cs="Gelasio" w:eastAsia="Gelasio" w:hAnsi="Gelasio"/>
           <w:b/>
           <w:bCs/>
           <w:color w:val="2B2B2B"/>
@@ -11385,7 +11385,7 @@
       </w:pPr>
       <w:r>
         <w:rPr>
-          <w:rFonts w:ascii="Georgia" w:cs="Georgia" w:eastAsia="Georgia" w:hAnsi="Georgia"/>
+          <w:rFonts w:ascii="Gelasio" w:cs="Gelasio" w:eastAsia="Gelasio" w:hAnsi="Gelasio"/>
           <w:b/>
           <w:bCs/>
           <w:color w:val="2B2B2B"/>
@@ -11422,7 +11422,7 @@
       </w:pPr>
       <w:r>
         <w:rPr>
-          <w:rFonts w:ascii="Georgia" w:cs="Georgia" w:eastAsia="Georgia" w:hAnsi="Georgia"/>
+          <w:rFonts w:ascii="Gelasio" w:cs="Gelasio" w:eastAsia="Gelasio" w:hAnsi="Gelasio"/>
           <w:b/>
           <w:bCs/>
           <w:color w:val="2B2B2B"/>
@@ -11459,7 +11459,7 @@
       </w:pPr>
       <w:r>
         <w:rPr>
-          <w:rFonts w:ascii="Georgia" w:cs="Georgia" w:eastAsia="Georgia" w:hAnsi="Georgia"/>
+          <w:rFonts w:ascii="Gelasio" w:cs="Gelasio" w:eastAsia="Gelasio" w:hAnsi="Gelasio"/>
           <w:b/>
           <w:bCs/>
           <w:color w:val="2B2B2B"/>
@@ -11496,7 +11496,7 @@
       </w:pPr>
       <w:r>
         <w:rPr>
-          <w:rFonts w:ascii="Georgia" w:cs="Georgia" w:eastAsia="Georgia" w:hAnsi="Georgia"/>
+          <w:rFonts w:ascii="Gelasio" w:cs="Gelasio" w:eastAsia="Gelasio" w:hAnsi="Gelasio"/>
           <w:b/>
           <w:bCs/>
           <w:color w:val="2B2B2B"/>
@@ -11533,7 +11533,7 @@
       </w:pPr>
       <w:r>
         <w:rPr>
-          <w:rFonts w:ascii="Georgia" w:cs="Georgia" w:eastAsia="Georgia" w:hAnsi="Georgia"/>
+          <w:rFonts w:ascii="Gelasio" w:cs="Gelasio" w:eastAsia="Gelasio" w:hAnsi="Gelasio"/>
           <w:b/>
           <w:bCs/>
           <w:color w:val="2B2B2B"/>
@@ -11678,7 +11678,7 @@
       </w:pPr>
       <w:r>
         <w:rPr>
-          <w:rFonts w:ascii="Georgia" w:cs="Georgia" w:eastAsia="Georgia" w:hAnsi="Georgia"/>
+          <w:rFonts w:ascii="Gelasio" w:cs="Gelasio" w:eastAsia="Gelasio" w:hAnsi="Gelasio"/>
           <w:b/>
           <w:bCs/>
           <w:color w:val="2B2B2B"/>
@@ -11733,7 +11733,7 @@
       </w:pPr>
       <w:r>
         <w:rPr>
-          <w:rFonts w:ascii="Georgia" w:cs="Georgia" w:eastAsia="Georgia" w:hAnsi="Georgia"/>
+          <w:rFonts w:ascii="Gelasio" w:cs="Gelasio" w:eastAsia="Gelasio" w:hAnsi="Gelasio"/>
           <w:b/>
           <w:bCs/>
           <w:color w:val="2B2B2B"/>
@@ -11806,7 +11806,7 @@
       </w:pPr>
       <w:r>
         <w:rPr>
-          <w:rFonts w:ascii="Georgia" w:cs="Georgia" w:eastAsia="Georgia" w:hAnsi="Georgia"/>
+          <w:rFonts w:ascii="Gelasio" w:cs="Gelasio" w:eastAsia="Gelasio" w:hAnsi="Gelasio"/>
           <w:b/>
           <w:bCs/>
           <w:color w:val="2B2B2B"/>
@@ -11920,7 +11920,7 @@
       </w:pPr>
       <w:r>
         <w:rPr>
-          <w:rFonts w:ascii="Georgia" w:cs="Georgia" w:eastAsia="Georgia" w:hAnsi="Georgia"/>
+          <w:rFonts w:ascii="Gelasio" w:cs="Gelasio" w:eastAsia="Gelasio" w:hAnsi="Gelasio"/>
           <w:b/>
           <w:bCs/>
           <w:color w:val="8C2F2F"/>
@@ -11931,7 +11931,7 @@
       </w:r>
       <w:r>
         <w:rPr>
-          <w:rFonts w:ascii="Georgia" w:cs="Georgia" w:eastAsia="Georgia" w:hAnsi="Georgia"/>
+          <w:rFonts w:ascii="Gelasio" w:cs="Gelasio" w:eastAsia="Gelasio" w:hAnsi="Gelasio"/>
           <w:b/>
           <w:bCs/>
           <w:color w:val="3D5A6C"/>
@@ -11960,7 +11960,7 @@
       </w:pPr>
       <w:r>
         <w:rPr>
-          <w:rFonts w:ascii="Georgia" w:cs="Georgia" w:eastAsia="Georgia" w:hAnsi="Georgia"/>
+          <w:rFonts w:ascii="Gelasio" w:cs="Gelasio" w:eastAsia="Gelasio" w:hAnsi="Gelasio"/>
           <w:b/>
           <w:bCs/>
           <w:color w:val="2B2B2B"/>
@@ -12029,7 +12029,7 @@
       </w:pPr>
       <w:r>
         <w:rPr>
-          <w:rFonts w:ascii="Georgia" w:cs="Georgia" w:eastAsia="Georgia" w:hAnsi="Georgia"/>
+          <w:rFonts w:ascii="Gelasio" w:cs="Gelasio" w:eastAsia="Gelasio" w:hAnsi="Gelasio"/>
           <w:b/>
           <w:bCs/>
           <w:color w:val="2B2B2B"/>
@@ -12105,7 +12105,7 @@
       </w:pPr>
       <w:r>
         <w:rPr>
-          <w:rFonts w:ascii="Georgia" w:cs="Georgia" w:eastAsia="Georgia" w:hAnsi="Georgia"/>
+          <w:rFonts w:ascii="Gelasio" w:cs="Gelasio" w:eastAsia="Gelasio" w:hAnsi="Gelasio"/>
           <w:b/>
           <w:bCs/>
           <w:color w:val="2B2B2B"/>
@@ -12229,7 +12229,7 @@
       </w:pPr>
       <w:r>
         <w:rPr>
-          <w:rFonts w:ascii="Georgia" w:cs="Georgia" w:eastAsia="Georgia" w:hAnsi="Georgia"/>
+          <w:rFonts w:ascii="Gelasio" w:cs="Gelasio" w:eastAsia="Gelasio" w:hAnsi="Gelasio"/>
           <w:b/>
           <w:bCs/>
           <w:color w:val="2B2B2B"/>
@@ -12353,7 +12353,7 @@
       </w:pPr>
       <w:r>
         <w:rPr>
-          <w:rFonts w:ascii="Georgia" w:cs="Georgia" w:eastAsia="Georgia" w:hAnsi="Georgia"/>
+          <w:rFonts w:ascii="Gelasio" w:cs="Gelasio" w:eastAsia="Gelasio" w:hAnsi="Gelasio"/>
           <w:b/>
           <w:bCs/>
           <w:color w:val="2B2B2B"/>
@@ -12477,7 +12477,7 @@
       </w:pPr>
       <w:r>
         <w:rPr>
-          <w:rFonts w:ascii="Georgia" w:cs="Georgia" w:eastAsia="Georgia" w:hAnsi="Georgia"/>
+          <w:rFonts w:ascii="Gelasio" w:cs="Gelasio" w:eastAsia="Gelasio" w:hAnsi="Gelasio"/>
           <w:b/>
           <w:bCs/>
           <w:color w:val="2B2B2B"/>
@@ -12662,7 +12662,7 @@
       </w:pPr>
       <w:r>
         <w:rPr>
-          <w:rFonts w:ascii="Georgia" w:cs="Georgia" w:eastAsia="Georgia" w:hAnsi="Georgia"/>
+          <w:rFonts w:ascii="Gelasio" w:cs="Gelasio" w:eastAsia="Gelasio" w:hAnsi="Gelasio"/>
           <w:b/>
           <w:bCs/>
           <w:color w:val="2B2B2B"/>
@@ -12786,7 +12786,7 @@
       </w:pPr>
       <w:r>
         <w:rPr>
-          <w:rFonts w:ascii="Georgia" w:cs="Georgia" w:eastAsia="Georgia" w:hAnsi="Georgia"/>
+          <w:rFonts w:ascii="Gelasio" w:cs="Gelasio" w:eastAsia="Gelasio" w:hAnsi="Gelasio"/>
           <w:b/>
           <w:bCs/>
           <w:color w:val="2B2B2B"/>
@@ -12910,7 +12910,7 @@
       </w:pPr>
       <w:r>
         <w:rPr>
-          <w:rFonts w:ascii="Georgia" w:cs="Georgia" w:eastAsia="Georgia" w:hAnsi="Georgia"/>
+          <w:rFonts w:ascii="Gelasio" w:cs="Gelasio" w:eastAsia="Gelasio" w:hAnsi="Gelasio"/>
           <w:b/>
           <w:bCs/>
           <w:color w:val="2B2B2B"/>
@@ -12939,7 +12939,7 @@
       </w:pPr>
       <w:r>
         <w:rPr>
-          <w:rFonts w:ascii="Georgia" w:cs="Georgia" w:eastAsia="Georgia" w:hAnsi="Georgia"/>
+          <w:rFonts w:ascii="Gelasio" w:cs="Gelasio" w:eastAsia="Gelasio" w:hAnsi="Gelasio"/>
           <w:b/>
           <w:bCs/>
           <w:color w:val="8C2F2F"/>
@@ -12950,7 +12950,7 @@
       </w:r>
       <w:r>
         <w:rPr>
-          <w:rFonts w:ascii="Georgia" w:cs="Georgia" w:eastAsia="Georgia" w:hAnsi="Georgia"/>
+          <w:rFonts w:ascii="Gelasio" w:cs="Gelasio" w:eastAsia="Gelasio" w:hAnsi="Gelasio"/>
           <w:b/>
           <w:bCs/>
           <w:color w:val="3D5A6C"/>
@@ -12979,7 +12979,7 @@
       </w:pPr>
       <w:r>
         <w:rPr>
-          <w:rFonts w:ascii="Georgia" w:cs="Georgia" w:eastAsia="Georgia" w:hAnsi="Georgia"/>
+          <w:rFonts w:ascii="Gelasio" w:cs="Gelasio" w:eastAsia="Gelasio" w:hAnsi="Gelasio"/>
           <w:b/>
           <w:bCs/>
           <w:color w:val="2B2B2B"/>
@@ -13016,7 +13016,7 @@
       </w:pPr>
       <w:r>
         <w:rPr>
-          <w:rFonts w:ascii="Georgia" w:cs="Georgia" w:eastAsia="Georgia" w:hAnsi="Georgia"/>
+          <w:rFonts w:ascii="Gelasio" w:cs="Gelasio" w:eastAsia="Gelasio" w:hAnsi="Gelasio"/>
           <w:b/>
           <w:bCs/>
           <w:color w:val="2B2B2B"/>
@@ -13053,7 +13053,7 @@
       </w:pPr>
       <w:r>
         <w:rPr>
-          <w:rFonts w:ascii="Georgia" w:cs="Georgia" w:eastAsia="Georgia" w:hAnsi="Georgia"/>
+          <w:rFonts w:ascii="Gelasio" w:cs="Gelasio" w:eastAsia="Gelasio" w:hAnsi="Gelasio"/>
           <w:b/>
           <w:bCs/>
           <w:color w:val="2B2B2B"/>
@@ -13090,7 +13090,7 @@
       </w:pPr>
       <w:r>
         <w:rPr>
-          <w:rFonts w:ascii="Georgia" w:cs="Georgia" w:eastAsia="Georgia" w:hAnsi="Georgia"/>
+          <w:rFonts w:ascii="Gelasio" w:cs="Gelasio" w:eastAsia="Gelasio" w:hAnsi="Gelasio"/>
           <w:b/>
           <w:bCs/>
           <w:color w:val="2B2B2B"/>
@@ -13181,7 +13181,7 @@
       </w:pPr>
       <w:r>
         <w:rPr>
-          <w:rFonts w:ascii="Georgia" w:cs="Georgia" w:eastAsia="Georgia" w:hAnsi="Georgia"/>
+          <w:rFonts w:ascii="Gelasio" w:cs="Gelasio" w:eastAsia="Gelasio" w:hAnsi="Gelasio"/>
           <w:b/>
           <w:bCs/>
           <w:color w:val="2B2B2B"/>
@@ -13304,7 +13304,7 @@
       </w:pPr>
       <w:r>
         <w:rPr>
-          <w:rFonts w:ascii="Georgia" w:cs="Georgia" w:eastAsia="Georgia" w:hAnsi="Georgia"/>
+          <w:rFonts w:ascii="Gelasio" w:cs="Gelasio" w:eastAsia="Gelasio" w:hAnsi="Gelasio"/>
           <w:b/>
           <w:bCs/>
           <w:color w:val="8C2F2F"/>
@@ -13315,7 +13315,7 @@
       </w:r>
       <w:r>
         <w:rPr>
-          <w:rFonts w:ascii="Georgia" w:cs="Georgia" w:eastAsia="Georgia" w:hAnsi="Georgia"/>
+          <w:rFonts w:ascii="Gelasio" w:cs="Gelasio" w:eastAsia="Gelasio" w:hAnsi="Gelasio"/>
           <w:b/>
           <w:bCs/>
           <w:color w:val="3D5A6C"/>
@@ -13344,7 +13344,7 @@
       </w:pPr>
       <w:r>
         <w:rPr>
-          <w:rFonts w:ascii="Georgia" w:cs="Georgia" w:eastAsia="Georgia" w:hAnsi="Georgia"/>
+          <w:rFonts w:ascii="Gelasio" w:cs="Gelasio" w:eastAsia="Gelasio" w:hAnsi="Gelasio"/>
           <w:b/>
           <w:bCs/>
           <w:color w:val="2B2B2B"/>
@@ -13381,7 +13381,7 @@
       </w:pPr>
       <w:r>
         <w:rPr>
-          <w:rFonts w:ascii="Georgia" w:cs="Georgia" w:eastAsia="Georgia" w:hAnsi="Georgia"/>
+          <w:rFonts w:ascii="Gelasio" w:cs="Gelasio" w:eastAsia="Gelasio" w:hAnsi="Gelasio"/>
           <w:b/>
           <w:bCs/>
           <w:color w:val="2B2B2B"/>
@@ -13418,7 +13418,7 @@
       </w:pPr>
       <w:r>
         <w:rPr>
-          <w:rFonts w:ascii="Georgia" w:cs="Georgia" w:eastAsia="Georgia" w:hAnsi="Georgia"/>
+          <w:rFonts w:ascii="Gelasio" w:cs="Gelasio" w:eastAsia="Gelasio" w:hAnsi="Gelasio"/>
           <w:b/>
           <w:bCs/>
           <w:color w:val="2B2B2B"/>
@@ -13455,7 +13455,7 @@
       </w:pPr>
       <w:r>
         <w:rPr>
-          <w:rFonts w:ascii="Georgia" w:cs="Georgia" w:eastAsia="Georgia" w:hAnsi="Georgia"/>
+          <w:rFonts w:ascii="Gelasio" w:cs="Gelasio" w:eastAsia="Gelasio" w:hAnsi="Gelasio"/>
           <w:b/>
           <w:bCs/>
           <w:color w:val="2B2B2B"/>
@@ -13703,7 +13703,7 @@
       </w:pPr>
       <w:r>
         <w:rPr>
-          <w:rFonts w:ascii="Georgia" w:cs="Georgia" w:eastAsia="Georgia" w:hAnsi="Georgia"/>
+          <w:rFonts w:ascii="Gelasio" w:cs="Gelasio" w:eastAsia="Gelasio" w:hAnsi="Gelasio"/>
           <w:b/>
           <w:bCs/>
           <w:color w:val="2B2B2B"/>
@@ -13788,7 +13788,7 @@
       </w:pPr>
       <w:r>
         <w:rPr>
-          <w:rFonts w:ascii="Georgia" w:cs="Georgia" w:eastAsia="Georgia" w:hAnsi="Georgia"/>
+          <w:rFonts w:ascii="Gelasio" w:cs="Gelasio" w:eastAsia="Gelasio" w:hAnsi="Gelasio"/>
           <w:b/>
           <w:bCs/>
           <w:color w:val="2B2B2B"/>
@@ -13825,7 +13825,7 @@
       </w:pPr>
       <w:r>
         <w:rPr>
-          <w:rFonts w:ascii="Georgia" w:cs="Georgia" w:eastAsia="Georgia" w:hAnsi="Georgia"/>
+          <w:rFonts w:ascii="Gelasio" w:cs="Gelasio" w:eastAsia="Gelasio" w:hAnsi="Gelasio"/>
           <w:b/>
           <w:bCs/>
           <w:color w:val="2B2B2B"/>
@@ -14069,7 +14069,7 @@
       </w:pPr>
       <w:r>
         <w:rPr>
-          <w:rFonts w:ascii="Georgia" w:cs="Georgia" w:eastAsia="Georgia" w:hAnsi="Georgia"/>
+          <w:rFonts w:ascii="Gelasio" w:cs="Gelasio" w:eastAsia="Gelasio" w:hAnsi="Gelasio"/>
           <w:b/>
           <w:bCs/>
           <w:color w:val="2B2B2B"/>
@@ -14294,7 +14294,7 @@
       </w:pPr>
       <w:r>
         <w:rPr>
-          <w:rFonts w:ascii="Georgia" w:cs="Georgia" w:eastAsia="Georgia" w:hAnsi="Georgia"/>
+          <w:rFonts w:ascii="Gelasio" w:cs="Gelasio" w:eastAsia="Gelasio" w:hAnsi="Gelasio"/>
           <w:b/>
           <w:bCs/>
           <w:color w:val="8C2F2F"/>
@@ -14305,7 +14305,7 @@
       </w:r>
       <w:r>
         <w:rPr>
-          <w:rFonts w:ascii="Georgia" w:cs="Georgia" w:eastAsia="Georgia" w:hAnsi="Georgia"/>
+          <w:rFonts w:ascii="Gelasio" w:cs="Gelasio" w:eastAsia="Gelasio" w:hAnsi="Gelasio"/>
           <w:b/>
           <w:bCs/>
           <w:color w:val="3D5A6C"/>
@@ -14334,7 +14334,7 @@
       </w:pPr>
       <w:r>
         <w:rPr>
-          <w:rFonts w:ascii="Georgia" w:cs="Georgia" w:eastAsia="Georgia" w:hAnsi="Georgia"/>
+          <w:rFonts w:ascii="Gelasio" w:cs="Gelasio" w:eastAsia="Gelasio" w:hAnsi="Gelasio"/>
           <w:b/>
           <w:bCs/>
           <w:color w:val="2B2B2B"/>
@@ -14371,7 +14371,7 @@
       </w:pPr>
       <w:r>
         <w:rPr>
-          <w:rFonts w:ascii="Georgia" w:cs="Georgia" w:eastAsia="Georgia" w:hAnsi="Georgia"/>
+          <w:rFonts w:ascii="Gelasio" w:cs="Gelasio" w:eastAsia="Gelasio" w:hAnsi="Gelasio"/>
           <w:b/>
           <w:bCs/>
           <w:color w:val="2B2B2B"/>
@@ -14408,7 +14408,7 @@
       </w:pPr>
       <w:r>
         <w:rPr>
-          <w:rFonts w:ascii="Georgia" w:cs="Georgia" w:eastAsia="Georgia" w:hAnsi="Georgia"/>
+          <w:rFonts w:ascii="Gelasio" w:cs="Gelasio" w:eastAsia="Gelasio" w:hAnsi="Gelasio"/>
           <w:b/>
           <w:bCs/>
           <w:color w:val="2B2B2B"/>
@@ -14445,7 +14445,7 @@
       </w:pPr>
       <w:r>
         <w:rPr>
-          <w:rFonts w:ascii="Georgia" w:cs="Georgia" w:eastAsia="Georgia" w:hAnsi="Georgia"/>
+          <w:rFonts w:ascii="Gelasio" w:cs="Gelasio" w:eastAsia="Gelasio" w:hAnsi="Gelasio"/>
           <w:b/>
           <w:bCs/>
           <w:color w:val="2B2B2B"/>
@@ -14491,7 +14491,7 @@
       </w:pPr>
       <w:r>
         <w:rPr>
-          <w:rFonts w:ascii="Georgia" w:cs="Georgia" w:eastAsia="Georgia" w:hAnsi="Georgia"/>
+          <w:rFonts w:ascii="Gelasio" w:cs="Gelasio" w:eastAsia="Gelasio" w:hAnsi="Gelasio"/>
           <w:b/>
           <w:bCs/>
           <w:color w:val="2B2B2B"/>
@@ -14605,7 +14605,7 @@
       </w:pPr>
       <w:r>
         <w:rPr>
-          <w:rFonts w:ascii="Georgia" w:cs="Georgia" w:eastAsia="Georgia" w:hAnsi="Georgia"/>
+          <w:rFonts w:ascii="Gelasio" w:cs="Gelasio" w:eastAsia="Gelasio" w:hAnsi="Gelasio"/>
           <w:b/>
           <w:bCs/>
           <w:color w:val="2B2B2B"/>
@@ -14804,7 +14804,7 @@
       </w:pPr>
       <w:r>
         <w:rPr>
-          <w:rFonts w:ascii="Georgia" w:cs="Georgia" w:eastAsia="Georgia" w:hAnsi="Georgia"/>
+          <w:rFonts w:ascii="Gelasio" w:cs="Gelasio" w:eastAsia="Gelasio" w:hAnsi="Gelasio"/>
           <w:b/>
           <w:bCs/>
           <w:color w:val="2B2B2B"/>
@@ -14851,7 +14851,7 @@
       </w:pPr>
       <w:r>
         <w:rPr>
-          <w:rFonts w:ascii="Georgia" w:cs="Georgia" w:eastAsia="Georgia" w:hAnsi="Georgia"/>
+          <w:rFonts w:ascii="Gelasio" w:cs="Gelasio" w:eastAsia="Gelasio" w:hAnsi="Gelasio"/>
           <w:b/>
           <w:bCs/>
           <w:color w:val="2B2B2B"/>
@@ -15337,7 +15337,7 @@
       </w:pPr>
       <w:r>
         <w:rPr>
-          <w:rFonts w:ascii="Georgia" w:cs="Georgia" w:eastAsia="Georgia" w:hAnsi="Georgia"/>
+          <w:rFonts w:ascii="Gelasio" w:cs="Gelasio" w:eastAsia="Gelasio" w:hAnsi="Gelasio"/>
           <w:b/>
           <w:bCs/>
           <w:color w:val="2B2B2B"/>
@@ -15356,7 +15356,7 @@
       </w:pPr>
       <w:r>
         <w:rPr>
-          <w:rFonts w:ascii="Georgia" w:cs="Georgia" w:eastAsia="Georgia" w:hAnsi="Georgia"/>
+          <w:rFonts w:ascii="Gelasio" w:cs="Gelasio" w:eastAsia="Gelasio" w:hAnsi="Gelasio"/>
           <w:b/>
           <w:bCs/>
           <w:color w:val="2B2B2B"/>
@@ -16478,7 +16478,7 @@
                 <w:sz w:val="17"/>
                 <w:szCs w:val="17"/>
               </w:rPr>
-              <w:t xml:space="preserve">«Se descarta embarazo (β-hCG negativa)»</w:t>
+              <w:t xml:space="preserve">«Se descarta embarazo (beta-hCG negativa)»</w:t>
             </w:r>
           </w:p>
         </w:tc>
@@ -16623,7 +16623,7 @@
       </w:pPr>
       <w:r>
         <w:rPr>
-          <w:rFonts w:ascii="Georgia" w:cs="Georgia" w:eastAsia="Georgia" w:hAnsi="Georgia"/>
+          <w:rFonts w:ascii="Gelasio" w:cs="Gelasio" w:eastAsia="Gelasio" w:hAnsi="Gelasio"/>
           <w:b/>
           <w:bCs/>
           <w:color w:val="2B2B2B"/>
@@ -16799,7 +16799,7 @@
       </w:pPr>
       <w:r>
         <w:rPr>
-          <w:rFonts w:ascii="Georgia" w:cs="Georgia" w:eastAsia="Georgia" w:hAnsi="Georgia"/>
+          <w:rFonts w:ascii="Gelasio" w:cs="Gelasio" w:eastAsia="Gelasio" w:hAnsi="Gelasio"/>
           <w:b/>
           <w:bCs/>
           <w:color w:val="2B2B2B"/>
@@ -16827,7 +16827,7 @@
       </w:pPr>
       <w:r>
         <w:rPr>
-          <w:rFonts w:ascii="Georgia" w:cs="Georgia" w:eastAsia="Georgia" w:hAnsi="Georgia"/>
+          <w:rFonts w:ascii="Gelasio" w:cs="Gelasio" w:eastAsia="Gelasio" w:hAnsi="Gelasio"/>
           <w:b/>
           <w:bCs/>
           <w:color w:val="2B2B2B"/>
@@ -16885,7 +16885,7 @@
       </w:pPr>
       <w:r>
         <w:rPr>
-          <w:rFonts w:ascii="Georgia" w:cs="Georgia" w:eastAsia="Georgia" w:hAnsi="Georgia"/>
+          <w:rFonts w:ascii="Gelasio" w:cs="Gelasio" w:eastAsia="Gelasio" w:hAnsi="Gelasio"/>
           <w:b/>
           <w:bCs/>
           <w:color w:val="2B2B2B"/>
@@ -16943,7 +16943,7 @@
       </w:pPr>
       <w:r>
         <w:rPr>
-          <w:rFonts w:ascii="Georgia" w:cs="Georgia" w:eastAsia="Georgia" w:hAnsi="Georgia"/>
+          <w:rFonts w:ascii="Gelasio" w:cs="Gelasio" w:eastAsia="Gelasio" w:hAnsi="Gelasio"/>
           <w:b/>
           <w:bCs/>
           <w:color w:val="2B2B2B"/>
@@ -17001,7 +17001,7 @@
       </w:pPr>
       <w:r>
         <w:rPr>
-          <w:rFonts w:ascii="Georgia" w:cs="Georgia" w:eastAsia="Georgia" w:hAnsi="Georgia"/>
+          <w:rFonts w:ascii="Gelasio" w:cs="Gelasio" w:eastAsia="Gelasio" w:hAnsi="Gelasio"/>
           <w:b/>
           <w:bCs/>
           <w:color w:val="2B2B2B"/>
@@ -17059,7 +17059,7 @@
       </w:pPr>
       <w:r>
         <w:rPr>
-          <w:rFonts w:ascii="Georgia" w:cs="Georgia" w:eastAsia="Georgia" w:hAnsi="Georgia"/>
+          <w:rFonts w:ascii="Gelasio" w:cs="Gelasio" w:eastAsia="Gelasio" w:hAnsi="Gelasio"/>
           <w:b/>
           <w:bCs/>
           <w:color w:val="2B2B2B"/>
@@ -17087,7 +17087,7 @@
       </w:pPr>
       <w:r>
         <w:rPr>
-          <w:rFonts w:ascii="Georgia" w:cs="Georgia" w:eastAsia="Georgia" w:hAnsi="Georgia"/>
+          <w:rFonts w:ascii="Gelasio" w:cs="Gelasio" w:eastAsia="Gelasio" w:hAnsi="Gelasio"/>
           <w:b/>
           <w:bCs/>
           <w:color w:val="2B2B2B"/>
@@ -17205,7 +17205,7 @@
       </w:pPr>
       <w:r>
         <w:rPr>
-          <w:rFonts w:ascii="Georgia" w:cs="Georgia" w:eastAsia="Georgia" w:hAnsi="Georgia"/>
+          <w:rFonts w:ascii="Gelasio" w:cs="Gelasio" w:eastAsia="Gelasio" w:hAnsi="Gelasio"/>
           <w:b/>
           <w:bCs/>
           <w:color w:val="2B2B2B"/>
@@ -18197,7 +18197,7 @@
       </w:pPr>
       <w:r>
         <w:rPr>
-          <w:rFonts w:ascii="Georgia" w:cs="Georgia" w:eastAsia="Georgia" w:hAnsi="Georgia"/>
+          <w:rFonts w:ascii="Gelasio" w:cs="Gelasio" w:eastAsia="Gelasio" w:hAnsi="Gelasio"/>
           <w:b/>
           <w:bCs/>
           <w:color w:val="2B2B2B"/>
@@ -19214,7 +19214,7 @@
       </w:pPr>
       <w:r>
         <w:rPr>
-          <w:rFonts w:ascii="Georgia" w:cs="Georgia" w:eastAsia="Georgia" w:hAnsi="Georgia"/>
+          <w:rFonts w:ascii="Gelasio" w:cs="Gelasio" w:eastAsia="Gelasio" w:hAnsi="Gelasio"/>
           <w:b/>
           <w:bCs/>
           <w:color w:val="2B2B2B"/>
@@ -19230,7 +19230,7 @@
         <w:keepNext w:val="false"/>
       </w:pPr>
       <w:r>
-        <w:t xml:space="preserve">Los términos marcados con ∗ son propuestas de este libro; los demás se toman de la literatura, con su autor entre paréntesis cuando corresponde. Cuando el concepto tiene un nombre establecido en inglés, va entre paréntesis para que pueda buscarse en la literatura.</w:t>
+        <w:t xml:space="preserve">Los términos marcados con * son propuestas de este libro; los demás se toman de la literatura, con su autor entre paréntesis cuando corresponde. Cuando el concepto tiene un nombre establecido en inglés, va entre paréntesis para que pueda buscarse en la literatura.</w:t>
       </w:r>
     </w:p>
     <w:p>
@@ -19291,7 +19291,7 @@
           <w:b/>
           <w:bCs/>
         </w:rPr>
-        <w:t xml:space="preserve">Captura cognitiva∗.</w:t>
+        <w:t xml:space="preserve">Captura cognitiva*.</w:t>
       </w:r>
       <w:r>
         <w:t xml:space="preserve"> Condicionamiento de la búsqueda de hipótesis, la lectura de los datos y la ponderación por una respuesta vista antes de razonar —típicamente la de un asistente de IA—. No exige que la respuesta sea errónea: una hipótesis correcta entregada demasiado pronto también sustituye las operaciones que forman el juicio.</w:t>
@@ -19387,7 +19387,7 @@
           <w:b/>
           <w:bCs/>
         </w:rPr>
-        <w:t xml:space="preserve">Creatividad clínica∗.</w:t>
+        <w:t xml:space="preserve">Creatividad clínica*.</w:t>
       </w:r>
       <w:r>
         <w:t xml:space="preserve"> Momento generativo del juicio: conjeturar hipótesis (abducción), re-plantear el problema y crear opciones de manejo. Casi siempre es creatividad psicológica y exploratoria (Boden): nueva para el caso, no para la humanidad. Se ejerce en la generación y se corrige en la selección.</w:t>
@@ -19403,7 +19403,7 @@
           <w:b/>
           <w:bCs/>
         </w:rPr>
-        <w:t xml:space="preserve">Criterio de reapertura∗.</w:t>
+        <w:t xml:space="preserve">Criterio de reapertura*.</w:t>
       </w:r>
       <w:r>
         <w:t xml:space="preserve"> Cambio clínico, resultado pendiente, plazo o evento que, escrito antes de cerrar el caso y con un responsable, obliga a reabrirlo («reevaluar si…; responsable: …; plazo: …»). Es la reevaluación de HII-D vuelta cláusula concreta y el compromiso del equipo, distinto de la red de seguridad, que es lo que el paciente vigila en su casa. Sin él, la decisión queda sin fecha de vencimiento.</w:t>
@@ -19467,7 +19467,7 @@
           <w:b/>
           <w:bCs/>
         </w:rPr>
-        <w:t xml:space="preserve">Densidad epistémica∗.</w:t>
+        <w:t xml:space="preserve">Densidad epistémica*.</w:t>
       </w:r>
       <w:r>
         <w:t xml:space="preserve"> Propiedad de una formulación clínica que conserva lo que una frase pierde con más frecuencia —procedencia, temporalidad, transparencia inferencial, calibración modal, relevancia decisional y revisabilidad: las seis dimensiones de auditoría del capítulo 4— en lugar de sólo abreviar.</w:t>
@@ -19579,7 +19579,7 @@
           <w:b/>
           <w:bCs/>
         </w:rPr>
-        <w:t xml:space="preserve">Estado del razonador∗.</w:t>
+        <w:t xml:space="preserve">Estado del razonador*.</w:t>
       </w:r>
       <w:r>
         <w:t xml:space="preserve"> Condiciones en que se produce un juicio clínico —hora del día, horas de turno, sueño, ánimo, preocupación ajena al caso—, tratadas como un hecho de la capa H sobre la confiabilidad del instrumento que infiere y como disparador de pausa o de segundo lector. Pensar cuesta, y el costo no es constante.</w:t>
@@ -19611,7 +19611,7 @@
           <w:b/>
           <w:bCs/>
         </w:rPr>
-        <w:t xml:space="preserve">Ficha de proceso∗.</w:t>
+        <w:t xml:space="preserve">Ficha de proceso*.</w:t>
       </w:r>
       <w:r>
         <w:t xml:space="preserve"> Registro que, además de conclusiones y acciones (ficha de resultados), conjuga los verbos del razonamiento: sospechado, dudado, descartado, priorizado, inferido, realizado, repetido, comprobado, aprendido. Cada verbo cae en una capa de HII-D; «Neumonía. Ceftriaxona» no conjuga ninguno.</w:t>
@@ -19643,7 +19643,7 @@
           <w:b/>
           <w:bCs/>
         </w:rPr>
-        <w:t xml:space="preserve">Frase medular∗.</w:t>
+        <w:t xml:space="preserve">Frase medular*.</w:t>
       </w:r>
       <w:r>
         <w:t xml:space="preserve"> Formulación breve que condensa la naturaleza del evento, la inferencia con su grado, la incertidumbre crítica y el efecto sobre la conducta: las cuatro capas de HII-D en una o dos frases.</w:t>
@@ -19675,7 +19675,7 @@
           <w:b/>
           <w:bCs/>
         </w:rPr>
-        <w:t xml:space="preserve">HII-D∗.</w:t>
+        <w:t xml:space="preserve">HII-D*.</w:t>
       </w:r>
       <w:r>
         <w:t xml:space="preserve"> Heurística de escritura y deliberación que, a partir de una pregunta operativa, ordena el razonamiento en Hechos, Inferencias, Incertidumbre y Decisión, más un movimiento transversal de reevaluación. No validada como instrumento.</w:t>
@@ -19787,7 +19787,7 @@
           <w:b/>
           <w:bCs/>
         </w:rPr>
-        <w:t xml:space="preserve">Léxico de certeza∗.</w:t>
+        <w:t xml:space="preserve">Léxico de certeza*.</w:t>
       </w:r>
       <w:r>
         <w:t xml:space="preserve"> Escala verbal con la que toda inferencia escrita declara cuánto derecho tiene a afirmarse —demostrado, altamente probable, probable, posible, no demostrado—, junto a las expresiones de ausencia y de exclusión que no deben confundirse con ella (sin evidencia actual de, no evaluable, se descarta), definidas en el Apéndice B. Es un caso particular de la modalidad epistémica, fijado para que el equipo use las mismas palabras con el mismo significado.</w:t>
@@ -20059,7 +20059,7 @@
           <w:b/>
           <w:bCs/>
         </w:rPr>
-        <w:t xml:space="preserve">Segundo lector∗.</w:t>
+        <w:t xml:space="preserve">Segundo lector*.</w:t>
       </w:r>
       <w:r>
         <w:t xml:space="preserve"> Otro médico, un especialista, un equipo interdisciplinario o una herramienta de apoyo que revisa el juicio antes de que se fije y aporta una representación distinta del mismo caso. Lo activan disparadores clínicos (reconsulta, evolución discordante, transferencia) y también el estado del razonador: turno largo, madrugada, ánimo alterado. No sustituye a la segunda opinión formal; la precede y cuesta menos.</w:t>
@@ -20187,7 +20187,7 @@
       </w:pPr>
       <w:r>
         <w:rPr>
-          <w:rFonts w:ascii="Georgia" w:cs="Georgia" w:eastAsia="Georgia" w:hAnsi="Georgia"/>
+          <w:rFonts w:ascii="Gelasio" w:cs="Gelasio" w:eastAsia="Gelasio" w:hAnsi="Gelasio"/>
           <w:b/>
           <w:bCs/>
           <w:color w:val="2B2B2B"/>
@@ -21646,7 +21646,7 @@
       </w:pPr>
       <w:r>
         <w:rPr>
-          <w:rFonts w:ascii="Georgia" w:cs="Georgia" w:eastAsia="Georgia" w:hAnsi="Georgia"/>
+          <w:rFonts w:ascii="Gelasio" w:cs="Gelasio" w:eastAsia="Gelasio" w:hAnsi="Gelasio"/>
           <w:b/>
           <w:bCs/>
           <w:color w:val="2B2B2B"/>
@@ -21861,7 +21861,7 @@
       </w:pPr>
       <w:r>
         <w:rPr>
-          <w:rFonts w:ascii="Georgia" w:cs="Georgia" w:eastAsia="Georgia" w:hAnsi="Georgia"/>
+          <w:rFonts w:ascii="Gelasio" w:cs="Gelasio" w:eastAsia="Gelasio" w:hAnsi="Gelasio"/>
           <w:b/>
           <w:bCs/>
           <w:color w:val="2B2B2B"/>
@@ -22023,7 +22023,7 @@
       </w:pPr>
       <w:r>
         <w:rPr>
-          <w:rFonts w:ascii="Georgia" w:cs="Georgia" w:eastAsia="Georgia" w:hAnsi="Georgia"/>
+          <w:rFonts w:ascii="Gelasio" w:cs="Gelasio" w:eastAsia="Gelasio" w:hAnsi="Gelasio"/>
           <w:b/>
           <w:bCs/>
           <w:color w:val="2B2B2B"/>
@@ -25464,7 +25464,7 @@
       </w:pPr>
       <w:r>
         <w:rPr>
-          <w:rFonts w:ascii="Georgia" w:cs="Georgia" w:eastAsia="Georgia" w:hAnsi="Georgia"/>
+          <w:rFonts w:ascii="Gelasio" w:cs="Gelasio" w:eastAsia="Gelasio" w:hAnsi="Gelasio"/>
           <w:b/>
           <w:bCs/>
           <w:color w:val="2B2B2B"/>
@@ -25789,7 +25789,7 @@
     </w:pPr>
     <w:r>
       <w:rPr>
-        <w:rFonts w:ascii="Georgia" w:cs="Georgia" w:eastAsia="Georgia" w:hAnsi="Georgia"/>
+        <w:rFonts w:ascii="Gelasio" w:cs="Gelasio" w:eastAsia="Gelasio" w:hAnsi="Gelasio"/>
         <w:color w:val="8A8A8A"/>
         <w:sz w:val="18"/>
         <w:szCs w:val="18"/>
@@ -25849,7 +25849,7 @@
     </w:pPr>
     <w:r>
       <w:rPr>
-        <w:rFonts w:ascii="Georgia" w:cs="Georgia" w:eastAsia="Georgia" w:hAnsi="Georgia"/>
+        <w:rFonts w:ascii="Gelasio" w:cs="Gelasio" w:eastAsia="Gelasio" w:hAnsi="Gelasio"/>
         <w:color w:val="8A8A8A"/>
         <w:spacing w:val="30"/>
         <w:sz w:val="15"/>
@@ -26447,7 +26447,7 @@
   <w:docDefaults>
     <w:rPrDefault>
       <w:rPr>
-        <w:rFonts w:ascii="Georgia" w:cs="Georgia" w:eastAsia="Georgia" w:hAnsi="Georgia"/>
+        <w:rFonts w:ascii="Gelasio" w:cs="Gelasio" w:eastAsia="Gelasio" w:hAnsi="Gelasio"/>
         <w:color w:val="2B2B2B"/>
         <w:sz w:val="22"/>
         <w:szCs w:val="22"/>
@@ -26648,7 +26648,7 @@
       <w:jc w:val="both"/>
     </w:pPr>
     <w:rPr>
-      <w:rFonts w:ascii="Georgia" w:cs="Georgia" w:eastAsia="Georgia" w:hAnsi="Georgia"/>
+      <w:rFonts w:ascii="Gelasio" w:cs="Gelasio" w:eastAsia="Gelasio" w:hAnsi="Gelasio"/>
       <w:color w:val="2B2B2B"/>
       <w:sz w:val="22"/>
       <w:szCs w:val="22"/>
@@ -26663,7 +26663,7 @@
       <w:jc w:val="center"/>
     </w:pPr>
     <w:rPr>
-      <w:rFonts w:ascii="Georgia" w:cs="Georgia" w:eastAsia="Georgia" w:hAnsi="Georgia"/>
+      <w:rFonts w:ascii="Gelasio" w:cs="Gelasio" w:eastAsia="Gelasio" w:hAnsi="Gelasio"/>
       <w:b/>
       <w:bCs/>
       <w:color w:val="8C2F2F"/>
@@ -26681,7 +26681,7 @@
       <w:jc w:val="center"/>
     </w:pPr>
     <w:rPr>
-      <w:rFonts w:ascii="Georgia" w:cs="Georgia" w:eastAsia="Georgia" w:hAnsi="Georgia"/>
+      <w:rFonts w:ascii="Gelasio" w:cs="Gelasio" w:eastAsia="Gelasio" w:hAnsi="Gelasio"/>
       <w:b/>
       <w:bCs/>
       <w:color w:val="2B2B2B"/>
@@ -26698,7 +26698,7 @@
       <w:jc w:val="both"/>
     </w:pPr>
     <w:rPr>
-      <w:rFonts w:ascii="Georgia" w:cs="Georgia" w:eastAsia="Georgia" w:hAnsi="Georgia"/>
+      <w:rFonts w:ascii="Gelasio" w:cs="Gelasio" w:eastAsia="Gelasio" w:hAnsi="Gelasio"/>
       <w:i/>
       <w:iCs/>
       <w:color w:val="5A5A5A"/>
@@ -26718,7 +26718,7 @@
       <w:jc w:val="both"/>
     </w:pPr>
     <w:rPr>
-      <w:rFonts w:ascii="Georgia" w:cs="Georgia" w:eastAsia="Georgia" w:hAnsi="Georgia"/>
+      <w:rFonts w:ascii="Gelasio" w:cs="Gelasio" w:eastAsia="Gelasio" w:hAnsi="Gelasio"/>
       <w:i/>
       <w:iCs/>
       <w:color w:val="2B2B2B"/>
@@ -26736,7 +26736,7 @@
       <w:jc w:val="center"/>
     </w:pPr>
     <w:rPr>
-      <w:rFonts w:ascii="Georgia" w:cs="Georgia" w:eastAsia="Georgia" w:hAnsi="Georgia"/>
+      <w:rFonts w:ascii="Gelasio" w:cs="Gelasio" w:eastAsia="Gelasio" w:hAnsi="Gelasio"/>
       <w:i/>
       <w:iCs/>
       <w:color w:val="8A8A8A"/>
@@ -26757,7 +26757,7 @@
       <w:jc w:val="both"/>
     </w:pPr>
     <w:rPr>
-      <w:rFonts w:ascii="Georgia" w:cs="Georgia" w:eastAsia="Georgia" w:hAnsi="Georgia"/>
+      <w:rFonts w:ascii="Gelasio" w:cs="Gelasio" w:eastAsia="Gelasio" w:hAnsi="Gelasio"/>
       <w:color w:val="2B2B2B"/>
       <w:sz w:val="22"/>
       <w:szCs w:val="22"/>
@@ -26776,7 +26776,7 @@
       <w:spacing w:after="100" w:before="260"/>
     </w:pPr>
     <w:rPr>
-      <w:rFonts w:ascii="Georgia" w:cs="Georgia" w:eastAsia="Georgia" w:hAnsi="Georgia"/>
+      <w:rFonts w:ascii="Gelasio" w:cs="Gelasio" w:eastAsia="Gelasio" w:hAnsi="Gelasio"/>
       <w:b/>
       <w:bCs/>
       <w:color w:val="3D5A6C"/>
@@ -26793,7 +26793,7 @@
       <w:ind w:right="700"/>
     </w:pPr>
     <w:rPr>
-      <w:rFonts w:ascii="Georgia" w:cs="Georgia" w:eastAsia="Georgia" w:hAnsi="Georgia"/>
+      <w:rFonts w:ascii="Gelasio" w:cs="Gelasio" w:eastAsia="Gelasio" w:hAnsi="Gelasio"/>
       <w:b/>
       <w:bCs/>
       <w:color w:val="2B2B2B"/>
@@ -26810,7 +26810,7 @@
       <w:ind w:left="280" w:right="700"/>
     </w:pPr>
     <w:rPr>
-      <w:rFonts w:ascii="Georgia" w:cs="Georgia" w:eastAsia="Georgia" w:hAnsi="Georgia"/>
+      <w:rFonts w:ascii="Gelasio" w:cs="Gelasio" w:eastAsia="Gelasio" w:hAnsi="Gelasio"/>
       <w:color w:val="2B2B2B"/>
       <w:sz w:val="21"/>
       <w:szCs w:val="21"/>

--- a/Hechos_inferencias_incertidumbre_edicion_revisada.docx
+++ b/Hechos_inferencias_incertidumbre_edicion_revisada.docx
@@ -573,7 +573,7 @@
         <w:suppressAutoHyphens/>
       </w:pPr>
       <w:r>
-        <w:t xml:space="preserve">Capítulo 11. Temporalidad, trayectoria y razonamiento contrafactual</w:t>
+        <w:t xml:space="preserve">Capítulo 11. Cuando saber más no cambia nada: el valor de un examen</w:t>
       </w:r>
       <w:r>
         <w:tab/>
@@ -594,7 +594,7 @@
         <w:suppressAutoHyphens/>
       </w:pPr>
       <w:r>
-        <w:t xml:space="preserve">Capítulo 12. La ficha clínica como instrumento de pensamiento</w:t>
+        <w:t xml:space="preserve">Capítulo 12. Temporalidad, trayectoria y razonamiento contrafactual</w:t>
       </w:r>
       <w:r>
         <w:tab/>
@@ -603,7 +603,7 @@
         <w:rPr>
           <w:color w:val="8A8A8A"/>
         </w:rPr>
-        <w:t xml:space="preserve">66</w:t>
+        <w:t xml:space="preserve">67</w:t>
       </w:r>
     </w:p>
     <w:p>
@@ -615,7 +615,7 @@
         <w:suppressAutoHyphens/>
       </w:pPr>
       <w:r>
-        <w:t xml:space="preserve">Capítulo 13. Pensar con otros: equipos, desacuerdo y comunicación de la incertidumbre</w:t>
+        <w:t xml:space="preserve">Capítulo 13. La ficha clínica como instrumento de pensamiento</w:t>
       </w:r>
       <w:r>
         <w:tab/>
@@ -624,7 +624,7 @@
         <w:rPr>
           <w:color w:val="8A8A8A"/>
         </w:rPr>
-        <w:t xml:space="preserve">72</w:t>
+        <w:t xml:space="preserve">71</w:t>
       </w:r>
     </w:p>
     <w:p>
@@ -636,6 +636,27 @@
         <w:suppressAutoHyphens/>
       </w:pPr>
       <w:r>
+        <w:t xml:space="preserve">Capítulo 14. Pensar con otros: equipos, desacuerdo y comunicación de la incertidumbre</w:t>
+      </w:r>
+      <w:r>
+        <w:tab/>
+      </w:r>
+      <w:r>
+        <w:rPr>
+          <w:color w:val="8A8A8A"/>
+        </w:rPr>
+        <w:t xml:space="preserve">77</w:t>
+      </w:r>
+    </w:p>
+    <w:p>
+      <w:pPr>
+        <w:pStyle w:val="TocEntry"/>
+        <w:tabs>
+          <w:tab w:val="right" w:pos="9026" w:leader="dot"/>
+        </w:tabs>
+        <w:suppressAutoHyphens/>
+      </w:pPr>
+      <w:r>
         <w:t xml:space="preserve">Interludio III. La decisión de Carmen</w:t>
       </w:r>
       <w:r>
@@ -645,7 +666,7 @@
         <w:rPr>
           <w:color w:val="8A8A8A"/>
         </w:rPr>
-        <w:t xml:space="preserve">76</w:t>
+        <w:t xml:space="preserve">81</w:t>
       </w:r>
     </w:p>
     <w:p>
@@ -666,7 +687,7 @@
         <w:rPr>
           <w:color w:val="8A8A8A"/>
         </w:rPr>
-        <w:t xml:space="preserve">78</w:t>
+        <w:t xml:space="preserve">83</w:t>
       </w:r>
     </w:p>
     <w:p>
@@ -678,7 +699,7 @@
         <w:suppressAutoHyphens/>
       </w:pPr>
       <w:r>
-        <w:t xml:space="preserve">Capítulo 14. Humildad epistémica y responsabilidad clínica</w:t>
+        <w:t xml:space="preserve">Capítulo 15. Humildad epistémica y responsabilidad clínica</w:t>
       </w:r>
       <w:r>
         <w:tab/>
@@ -687,7 +708,7 @@
         <w:rPr>
           <w:color w:val="8A8A8A"/>
         </w:rPr>
-        <w:t xml:space="preserve">79</w:t>
+        <w:t xml:space="preserve">84</w:t>
       </w:r>
     </w:p>
     <w:p>
@@ -699,7 +720,7 @@
         <w:suppressAutoHyphens/>
       </w:pPr>
       <w:r>
-        <w:t xml:space="preserve">Capítulo 15. El método HII-D: una epistemología operativa</w:t>
+        <w:t xml:space="preserve">Capítulo 16. El método HII-D: una epistemología operativa</w:t>
       </w:r>
       <w:r>
         <w:tab/>
@@ -708,7 +729,7 @@
         <w:rPr>
           <w:color w:val="8A8A8A"/>
         </w:rPr>
-        <w:t xml:space="preserve">85</w:t>
+        <w:t xml:space="preserve">90</w:t>
       </w:r>
     </w:p>
     <w:p>
@@ -729,7 +750,7 @@
         <w:rPr>
           <w:color w:val="8A8A8A"/>
         </w:rPr>
-        <w:t xml:space="preserve">92</w:t>
+        <w:t xml:space="preserve">97</w:t>
       </w:r>
     </w:p>
     <w:p>
@@ -741,7 +762,7 @@
         <w:suppressAutoHyphens/>
       </w:pPr>
       <w:r>
-        <w:t xml:space="preserve">Capítulo 16. Enseñar y organizar la metacognición clínica</w:t>
+        <w:t xml:space="preserve">Capítulo 17. Enseñar y organizar la metacognición clínica</w:t>
       </w:r>
       <w:r>
         <w:tab/>
@@ -750,7 +771,7 @@
         <w:rPr>
           <w:color w:val="8A8A8A"/>
         </w:rPr>
-        <w:t xml:space="preserve">101</w:t>
+        <w:t xml:space="preserve">106</w:t>
       </w:r>
     </w:p>
     <w:p>
@@ -762,7 +783,7 @@
         <w:suppressAutoHyphens/>
       </w:pPr>
       <w:r>
-        <w:t xml:space="preserve">Capítulo 17. La inteligencia artificial en el proceso clínico: roles, riesgos y defensas</w:t>
+        <w:t xml:space="preserve">Capítulo 18. La inteligencia artificial en el proceso clínico: roles, riesgos y defensas</w:t>
       </w:r>
       <w:r>
         <w:tab/>
@@ -771,7 +792,7 @@
         <w:rPr>
           <w:color w:val="8A8A8A"/>
         </w:rPr>
-        <w:t xml:space="preserve">105</w:t>
+        <w:t xml:space="preserve">110</w:t>
       </w:r>
     </w:p>
     <w:p>
@@ -783,7 +804,7 @@
         <w:suppressAutoHyphens/>
       </w:pPr>
       <w:r>
-        <w:t xml:space="preserve">Capítulo 18. La palabra exacta: lo que la poesía sabe del juicio clínico</w:t>
+        <w:t xml:space="preserve">Capítulo 19. La palabra exacta: lo que la poesía sabe del juicio clínico</w:t>
       </w:r>
       <w:r>
         <w:tab/>
@@ -792,7 +813,7 @@
         <w:rPr>
           <w:color w:val="8A8A8A"/>
         </w:rPr>
-        <w:t xml:space="preserve">113</w:t>
+        <w:t xml:space="preserve">118</w:t>
       </w:r>
     </w:p>
     <w:p>
@@ -813,7 +834,7 @@
         <w:rPr>
           <w:color w:val="8A8A8A"/>
         </w:rPr>
-        <w:t xml:space="preserve">116</w:t>
+        <w:t xml:space="preserve">121</w:t>
       </w:r>
     </w:p>
     <w:p>
@@ -834,7 +855,7 @@
         <w:rPr>
           <w:color w:val="8A8A8A"/>
         </w:rPr>
-        <w:t xml:space="preserve">118</w:t>
+        <w:t xml:space="preserve">123</w:t>
       </w:r>
     </w:p>
     <w:p>
@@ -855,7 +876,7 @@
         <w:rPr>
           <w:color w:val="8A8A8A"/>
         </w:rPr>
-        <w:t xml:space="preserve">120</w:t>
+        <w:t xml:space="preserve">125</w:t>
       </w:r>
     </w:p>
     <w:p>
@@ -876,7 +897,7 @@
         <w:rPr>
           <w:color w:val="8A8A8A"/>
         </w:rPr>
-        <w:t xml:space="preserve">122</w:t>
+        <w:t xml:space="preserve">127</w:t>
       </w:r>
     </w:p>
     <w:p>
@@ -897,7 +918,7 @@
         <w:rPr>
           <w:color w:val="8A8A8A"/>
         </w:rPr>
-        <w:t xml:space="preserve">125</w:t>
+        <w:t xml:space="preserve">130</w:t>
       </w:r>
     </w:p>
     <w:p>
@@ -918,7 +939,7 @@
         <w:rPr>
           <w:color w:val="8A8A8A"/>
         </w:rPr>
-        <w:t xml:space="preserve">135</w:t>
+        <w:t xml:space="preserve">140</w:t>
       </w:r>
     </w:p>
     <w:p>
@@ -939,7 +960,7 @@
         <w:rPr>
           <w:color w:val="8A8A8A"/>
         </w:rPr>
-        <w:t xml:space="preserve">139</w:t>
+        <w:t xml:space="preserve">144</w:t>
       </w:r>
     </w:p>
     <w:p>
@@ -960,7 +981,7 @@
         <w:rPr>
           <w:color w:val="8A8A8A"/>
         </w:rPr>
-        <w:t xml:space="preserve">145</w:t>
+        <w:t xml:space="preserve">150</w:t>
       </w:r>
     </w:p>
     <w:p>
@@ -981,7 +1002,7 @@
         <w:rPr>
           <w:color w:val="8A8A8A"/>
         </w:rPr>
-        <w:t xml:space="preserve">149</w:t>
+        <w:t xml:space="preserve">155</w:t>
       </w:r>
     </w:p>
     <w:p>
@@ -1002,7 +1023,7 @@
         <w:rPr>
           <w:color w:val="8A8A8A"/>
         </w:rPr>
-        <w:t xml:space="preserve">150</w:t>
+        <w:t xml:space="preserve">156</w:t>
       </w:r>
     </w:p>
     <w:p>
@@ -1023,7 +1044,7 @@
         <w:rPr>
           <w:color w:val="8A8A8A"/>
         </w:rPr>
-        <w:t xml:space="preserve">152</w:t>
+        <w:t xml:space="preserve">158</w:t>
       </w:r>
     </w:p>
     <w:p>
@@ -1044,7 +1065,7 @@
         <w:rPr>
           <w:color w:val="8A8A8A"/>
         </w:rPr>
-        <w:t xml:space="preserve">163</w:t>
+        <w:t xml:space="preserve">170</w:t>
       </w:r>
     </w:p>
     <w:p>
@@ -1136,7 +1157,7 @@
         <w:keepNext w:val="false"/>
       </w:pPr>
       <w:r>
-        <w:t xml:space="preserve">Hay que decir desde el inicio en qué conversación entra este libro. Jerome Groopman mostró al gran público cómo piensan los médicos y dónde se tuercen sus atajos (Groopman, 2007); Pat Croskerry catalogó esos desvíos y propuso estrategias para contenerlos (Croskerry, 2003); Kathryn Montgomery sostuvo que el juicio clínico es un razonamiento práctico irreductible a la aplicación de reglas (Montgomery, 2006). Este ensayo se sitúa después de esas tres operaciones y propone la que falta: cómo escribir y decidir para que las capas del conocimiento clínico —lo observado, lo inferido, lo incierto, lo decidido— permanezcan visibles y auditables en el trabajo de cada día. Que las palabras de certeza deban tener un peso fijo no es una idea nueva —la inteligencia estadounidense y la radiología lo intentaron antes, y el capítulo 15 lo reconoce—; lo que falta es llevar esa disciplina a la nota entera, capa por capa. No va de la teoría hacia la clínica, sino de la ficha, la entrega de turno, la visita médica y la nota de evolución hacia la epistemología. Y está escrito en español a propósito: la reflexión sistemática sobre el razonamiento clínico apenas circula en nuestra lengua fuera de traducciones, y las palabras con que un equipo hispanohablante fija sus certezas merecen un examen hecho desde dentro.</w:t>
+        <w:t xml:space="preserve">Hay que decir desde el inicio en qué conversación entra este libro. Jerome Groopman mostró al gran público cómo piensan los médicos y dónde se tuercen sus atajos (Groopman, 2007); Pat Croskerry catalogó esos desvíos y propuso estrategias para contenerlos (Croskerry, 2003); Kathryn Montgomery sostuvo que el juicio clínico es un razonamiento práctico irreductible a la aplicación de reglas (Montgomery, 2006). Este ensayo se sitúa después de esas tres operaciones y propone la que falta: cómo escribir y decidir para que las capas del conocimiento clínico —lo observado, lo inferido, lo incierto, lo decidido— permanezcan visibles y auditables en el trabajo de cada día. Que las palabras de certeza deban tener un peso fijo no es una idea nueva —la inteligencia estadounidense y la radiología lo intentaron antes, y el capítulo 16 lo reconoce—; lo que falta es llevar esa disciplina a la nota entera, capa por capa. No va de la teoría hacia la clínica, sino de la ficha, la entrega de turno, la visita médica y la nota de evolución hacia la epistemología. Y está escrito en español a propósito: la reflexión sistemática sobre el razonamiento clínico apenas circula en nuestra lengua fuera de traducciones, y las palabras con que un equipo hispanohablante fija sus certezas merecen un examen hecho desde dentro.</w:t>
       </w:r>
     </w:p>
     <w:p>
@@ -1231,7 +1252,7 @@
         <w:t xml:space="preserve">Parte III</w:t>
       </w:r>
       <w:r>
-        <w:t xml:space="preserve"> amplía el foco hacia la decisión en el tiempo y con otros. La evidencia poblacional y su traducción al caso singular; las decisiones por umbral, donde el precio del error decide cuánta evidencia basta, y su cruce con la bioética; la trayectoria temporal; la ficha clínica; los equipos y la comunicación de la incertidumbre. La </w:t>
+        <w:t xml:space="preserve"> amplía el foco hacia la decisión en el tiempo y con otros. La evidencia poblacional y su traducción al caso singular; las decisiones por umbral, donde el precio del error decide cuánta evidencia basta, y su cruce con la bioética; el valor de un examen, que es lo que su resultado puede cambiar; la trayectoria temporal; la ficha clínica; los equipos y la comunicación de la incertidumbre. La </w:t>
       </w:r>
       <w:r>
         <w:rPr>
@@ -2026,7 +2047,7 @@
         <w:keepNext w:val="false"/>
       </w:pPr>
       <w:r>
-        <w:t xml:space="preserve">No todos los hechos clínicos ofrecen la misma verificabilidad externa. Puede distinguirse un ordenamiento: dato directamente medido y verificable; observación profesional reproducible; relato consistente del paciente o tercero; dato heredado de una nota anterior; y ausencia inferida porque algo no fue registrado. Este ordenamiento no jerarquiza el valor de las fuentes ni desacredita el relato —para el dolor, el cambio respecto del basal y las preferencias del paciente, el testimonio es la fuente primaria y la más pertinente (el capítulo 14 vuelve sobre esto)—. Busca que la procedencia viaje junto con la afirmación. «Paciente niega fiebre», «afebril durante observación» y «sin fiebre» no son equivalentes.</w:t>
+        <w:t xml:space="preserve">No todos los hechos clínicos ofrecen la misma verificabilidad externa. Puede distinguirse un ordenamiento: dato directamente medido y verificable; observación profesional reproducible; relato consistente del paciente o tercero; dato heredado de una nota anterior; y ausencia inferida porque algo no fue registrado. Este ordenamiento no jerarquiza el valor de las fuentes ni desacredita el relato —para el dolor, el cambio respecto del basal y las preferencias del paciente, el testimonio es la fuente primaria y la más pertinente (el capítulo 15 vuelve sobre esto)—. Busca que la procedencia viaje junto con la afirmación. «Paciente niega fiebre», «afebril durante observación» y «sin fiebre» no son equivalentes.</w:t>
       </w:r>
     </w:p>
     <w:tbl>
@@ -5548,7 +5569,7 @@
         <w:keepNext w:val="false"/>
       </w:pPr>
       <w:r>
-        <w:t xml:space="preserve">Hay algo más que la palabra «metacognición» puede ocultar si se la toma al pie de la letra: la vigilancia del propio juicio es sólo en parte introspectiva. Muchas de sus mejores señales vienen de afuera. La ceja de la enfermera que conoce al paciente hace años; la pregunta del interno que no logró entender la síntesis (y quizá no había nada coherente que entender); la madre que insiste; el kinesiólogo que encuentra «distinto» al señor de la cama 12. Monitorear el propio pensamiento incluye leer esas señales como datos sobre el razonamiento, no como interferencias en él. La metacognición clínica es, en ese sentido, parcialmente social; el capítulo 13 la despliega a escala de equipo.</w:t>
+        <w:t xml:space="preserve">Hay algo más que la palabra «metacognición» puede ocultar si se la toma al pie de la letra: la vigilancia del propio juicio es sólo en parte introspectiva. Muchas de sus mejores señales vienen de afuera. La ceja de la enfermera que conoce al paciente hace años; la pregunta del interno que no logró entender la síntesis (y quizá no había nada coherente que entender); la madre que insiste; el kinesiólogo que encuentra «distinto» al señor de la cama 12. Monitorear el propio pensamiento incluye leer esas señales como datos sobre el razonamiento, no como interferencias en él. La metacognición clínica es, en ese sentido, parcialmente social; el capítulo 14 la despliega a escala de equipo.</w:t>
       </w:r>
     </w:p>
     <w:p>
@@ -5888,7 +5909,7 @@
         <w:t xml:space="preserve">Ética y acción</w:t>
       </w:r>
       <w:r>
-        <w:t xml:space="preserve"> sostuvo que la pericia ética —y la pericia en general— no es deliberación sino un saber hacer inmediato, encarnado, que responde a la situación sin pasar por reglas ni por juicios explícitos (Varela, 1996). La deliberación aparece sólo en el quiebre (breakdown), cuando la respuesta espontánea falla o la situación no calza con lo aprendido. La cirujana que abre este capítulo no calló un razonamiento en ese minuto: no lo había. Esto parece contradecir un libro que pide explicitar en cada página, y no lo contradice si se lee bien. Las pausas del capítulo 8 son los quiebres de Varela puestos por diseño donde la experiencia enseña que la respuesta inmediata se equivoca. La explicitación de la cirujana en el pasillo no fue parte de su juicio sino de su transmisión. Y la ficha no fotografía la cognición del que escribe: le presta al siguiente lector lo que necesita para revisarla. Lo que Varela corrige es la descripción: la buena práctica no consiste en pensar explícitamente, consiste en responder bien y en reconocer el quiebre. Y lo que advierte es un costo: la explicitación sin disparador no protege al experto, lo degrada a principiante. Por eso la versión completa de HII-D se reserva para los casos difíciles, y la humildad que el capítulo 14 defenderá no es la del que duda de todo, sino la del que sabe cuándo su saber hacer dejó de bastar.</w:t>
+        <w:t xml:space="preserve"> sostuvo que la pericia ética —y la pericia en general— no es deliberación sino un saber hacer inmediato, encarnado, que responde a la situación sin pasar por reglas ni por juicios explícitos (Varela, 1996). La deliberación aparece sólo en el quiebre (breakdown), cuando la respuesta espontánea falla o la situación no calza con lo aprendido. La cirujana que abre este capítulo no calló un razonamiento en ese minuto: no lo había. Esto parece contradecir un libro que pide explicitar en cada página, y no lo contradice si se lee bien. Las pausas del capítulo 8 son los quiebres de Varela puestos por diseño donde la experiencia enseña que la respuesta inmediata se equivoca. La explicitación de la cirujana en el pasillo no fue parte de su juicio sino de su transmisión. Y la ficha no fotografía la cognición del que escribe: le presta al siguiente lector lo que necesita para revisarla. Lo que Varela corrige es la descripción: la buena práctica no consiste en pensar explícitamente, consiste en responder bien y en reconocer el quiebre. Y lo que advierte es un costo: la explicitación sin disparador no protege al experto, lo degrada a principiante. Por eso la versión completa de HII-D se reserva para los casos difíciles, y la humildad que el capítulo 15 defenderá no es la del que duda de todo, sino la del que sabe cuándo su saber hacer dejó de bastar.</w:t>
       </w:r>
     </w:p>
     <w:p>
@@ -6161,7 +6182,7 @@
               <w:pStyle w:val="Caption"/>
             </w:pPr>
             <w:r>
-              <w:t xml:space="preserve">Figura 8. El error como trayectoria: las cinco estaciones del caso de la colecistitis y las dos barreras de bajo costo que lo habrían interceptado. Reconstruir así es el formato que el capítulo 16 propone para la morbimortalidad.</w:t>
+              <w:t xml:space="preserve">Figura 8. El error como trayectoria: las cinco estaciones del caso de la colecistitis y las dos barreras de bajo costo que lo habrían interceptado. Reconstruir así es el formato que el capítulo 17 propone para la morbimortalidad.</w:t>
             </w:r>
           </w:p>
         </w:tc>
@@ -6608,7 +6629,7 @@
         <w:keepNext w:val="false"/>
       </w:pPr>
       <w:r>
-        <w:t xml:space="preserve">Tercero, usar el relevo. La entrega de turno, además de transferir información, es el momento en que un cerebro descansado revisa lo que decidió uno cansado, y eso cambia qué se entrega. «Lo vi a las cinco, con doce horas encima; la hipótesis es X y no alcancé a pensar en Y» es una frase que un equipo maduro puede decir sin vergüenza, y vale más que «sin novedades». El capítulo 13 desarrolla la mitad colectiva de esta idea; el capítulo 16, su mitad institucional, porque los turnos y el descanso son condiciones epistémicas antes que laborales.</w:t>
+        <w:t xml:space="preserve">Tercero, usar el relevo. La entrega de turno, además de transferir información, es el momento en que un cerebro descansado revisa lo que decidió uno cansado, y eso cambia qué se entrega. «Lo vi a las cinco, con doce horas encima; la hipótesis es X y no alcancé a pensar en Y» es una frase que un equipo maduro puede decir sin vergüenza, y vale más que «sin novedades». El capítulo 14 desarrolla la mitad colectiva de esta idea; el capítulo 17, su mitad institucional, porque los turnos y el descanso son condiciones epistémicas antes que laborales.</w:t>
       </w:r>
     </w:p>
     <w:p>
@@ -6785,7 +6806,7 @@
         <w:keepNext w:val="false"/>
       </w:pPr>
       <w:r>
-        <w:t xml:space="preserve">Lo segundo que el Zen aporta es el «no saber» como disciplina y no como derrota: sostener la pregunta abierta sin precipitarse a cerrarla, que es el «no lo sé» del capítulo 14 y la cartografía del capítulo 3. Y lo tercero es la atención misma como práctica que se entrena. Epstein, cuyo concepto de práctica atenta ya apareció páginas atrás, lo trajo explícitamente de esa tradición (Epstein, 1999), y con Krasner observó en setenta médicos de atención primaria que un programa de comunicación atenta se asoció con menos agotamiento y más empatía, aunque sin grupo control (Krasner et al., 2009). El estado del que piensa, tratado páginas atrás, tiene aquí su contraparte: si el ánimo y el cansancio son hechos, la atención es una habilidad, y las habilidades se practican.</w:t>
+        <w:t xml:space="preserve">Lo segundo que el Zen aporta es el «no saber» como disciplina y no como derrota: sostener la pregunta abierta sin precipitarse a cerrarla, que es el «no lo sé» del capítulo 15 y la cartografía del capítulo 3. Y lo tercero es la atención misma como práctica que se entrena. Epstein, cuyo concepto de práctica atenta ya apareció páginas atrás, lo trajo explícitamente de esa tradición (Epstein, 1999), y con Krasner observó en setenta médicos de atención primaria que un programa de comunicación atenta se asoció con menos agotamiento y más empatía, aunque sin grupo control (Krasner et al., 2009). El estado del que piensa, tratado páginas atrás, tiene aquí su contraparte: si el ánimo y el cansancio son hechos, la atención es una habilidad, y las habilidades se practican.</w:t>
       </w:r>
     </w:p>
     <w:p>
@@ -7084,7 +7105,7 @@
         <w:pStyle w:val="PartIntro"/>
       </w:pPr>
       <w:r>
-        <w:t xml:space="preserve">Las dos primeras partes examinaron el conocimiento y la mente que lo maneja. Esta parte los pone en movimiento. La evidencia poblacional que debe leerse con su marco a la vista y traducirse a una persona (capítulo 9); la decisión por umbrales, donde los valores entran al cálculo y la bioética entra en la premisa (capítulo 10); el tiempo que transforma el significado de los hechos (capítulo 11); la ficha que piensa o que fosiliza (capítulo 12); y el equipo donde el conocimiento circula, se degrada o se corrige, incluida la conversación con el paciente (capítulo 13). El interludio final encuentra a Carmen frente a una decisión de verdad.</w:t>
+        <w:t xml:space="preserve">Las dos primeras partes examinaron el conocimiento y la mente que lo maneja. Esta parte los pone en movimiento. La evidencia poblacional que debe leerse con su marco a la vista y traducirse a una persona (capítulo 9); la decisión por umbrales, donde los valores entran al cálculo y la bioética entra en la premisa (capítulo 10); el examen que vale por lo que su resultado puede cambiar, y la duda que conviene dejar (capítulo 11); el tiempo que transforma el significado de los hechos (capítulo 12); la ficha que piensa o que fosiliza (capítulo 13); y el equipo donde el conocimiento circula, se degrada o se corrige, incluida la conversación con el paciente (capítulo 14). El interludio final encuentra a Carmen frente a una decisión de verdad.</w:t>
       </w:r>
     </w:p>
     <w:p>
@@ -7976,7 +7997,7 @@
         <w:keepNext w:val="false"/>
       </w:pPr>
       <w:r>
-        <w:t xml:space="preserve">Hay que decirlo con todas sus letras: la funcionalidad, el pronóstico de fondo y el soporte sociofamiliar son hechos clínicos de pleno derecho, no ornamentos «psicosociales» de la anamnesis. La funcionalidad se puede evaluar y graduar en minutos, y predice mortalidad y desenlaces con independencia del diagnóstico que motivó el ingreso (Rockwood et al., 2005). La trayectoria de fondo decide el significado de la enfermedad aguda. La neumonía es la misma bacteria en una curva ascendente que en una descendente, pero no es el mismo problema: la lección del capítulo siguiente, aplicada a los fines del tratamiento. Y la red de apoyo convierte una misma orden de alta en dos intervenciones distintas: «alta a domicilio» con alguien en el domicilio es un plan; sin nadie, es un abandono con firma. Cuando estos datos faltan en la ficha no suele ser porque cuesten mucho: es porque el formato no los pide. Son hechos que la capa H debe registrar para que la capa D pueda usarlos.</w:t>
+        <w:t xml:space="preserve">Hay que decirlo con todas sus letras: la funcionalidad, el pronóstico de fondo y el soporte sociofamiliar son hechos clínicos de pleno derecho, no ornamentos «psicosociales» de la anamnesis. La funcionalidad se puede evaluar y graduar en minutos, y predice mortalidad y desenlaces con independencia del diagnóstico que motivó el ingreso (Rockwood et al., 2005). La trayectoria de fondo decide el significado de la enfermedad aguda. La neumonía es la misma bacteria en una curva ascendente que en una descendente, pero no es el mismo problema: la lección del capítulo 12, aplicada a los fines del tratamiento. Y la red de apoyo convierte una misma orden de alta en dos intervenciones distintas: «alta a domicilio» con alguien en el domicilio es un plan; sin nadie, es un abandono con firma. Cuando estos datos faltan en la ficha no suele ser porque cuesten mucho: es porque el formato no los pide. Son hechos que la capa H debe registrar para que la capa D pueda usarlos.</w:t>
       </w:r>
     </w:p>
     <w:p>
@@ -8130,16 +8151,25 @@
           <w:szCs w:val="32"/>
         </w:rPr>
         <w:br/>
-        <w:t xml:space="preserve">Temporalidad, trayectoria y razonamiento contrafactual</w:t>
-      </w:r>
-    </w:p>
-    <w:p>
-      <w:pPr>
-        <w:pStyle w:val="BodyJ"/>
-        <w:keepNext w:val="false"/>
-      </w:pPr>
-      <w:r>
-        <w:t xml:space="preserve">«Está mejor.» La frase se repite en cada entrega de turno y casi nunca alguien detiene la presentación para preguntar: ¿mejor en comparación con qué momento?, ¿mejor en qué variable fisiológica?, ¿mejor a qué velocidad? Un lactato arterial de 3 mmol/L puede ser una excelente noticia si desciende desde 6 mmol/L tras la reanimación inicial, o una señal ominosa si asciende desde 1,5 mmol/L. Este capítulo trata del tiempo: la dimensión clínica donde los datos cambian radicalmente de significado sin cambiar de valor numérico.</w:t>
+        <w:t xml:space="preserve">Cuando saber más no cambia nada: el valor de un examen</w:t>
+      </w:r>
+    </w:p>
+    <w:p>
+      <w:pPr>
+        <w:pStyle w:val="BodyJ"/>
+        <w:keepNext w:val="false"/>
+      </w:pPr>
+      <w:r>
+        <w:t xml:space="preserve">Policlínico, once de la mañana. Una mujer de 52 años con hipotiroidismo por tiroiditis de Hashimoto, en tratamiento con levotiroxina y con la TSH en rango, trae la ecografía tiroidea que alguien pidió en un control anterior. El cuello es normal al examen: no hay bocio ni nódulos palpables. El informe describe una glándula de ecoestructura heterogénea, compatible con tiroiditis, y un nódulo sólido de 6 milímetros «a controlar». Ella llega asustada; la palabra nódulo le sonó a cáncer. Nada de lo que dice el informe cambia lo que se iba a hacer, que es seguir con la misma dosis de levotiroxina. Pero la última línea ya cambió otras cosas: ahora hay un nódulo en la ficha, una paciente con miedo y un control ecográfico que nadie indicó por una razón clínica.</w:t>
+      </w:r>
+    </w:p>
+    <w:p>
+      <w:pPr>
+        <w:pStyle w:val="BodyJ"/>
+        <w:keepNext w:val="false"/>
+      </w:pPr>
+      <w:r>
+        <w:t xml:space="preserve">El capítulo anterior preguntó cuánta evidencia basta para actuar. Éste pregunta lo inverso: cuándo buscar más evidencia no sirve para actuar. Hasta aquí el libro ha empujado en una sola dirección —precisar el hecho, graduar la inferencia, nombrar la incertidumbre—, y ese empuje necesita su límite. No toda duda merece resolverse, y no todo examen informa.</w:t>
       </w:r>
     </w:p>
     <w:p>
@@ -8158,25 +8188,25 @@
           <w:sz w:val="25"/>
           <w:szCs w:val="25"/>
         </w:rPr>
-        <w:t xml:space="preserve">El caso clínico es una trayectoria</w:t>
-      </w:r>
-    </w:p>
-    <w:p>
-      <w:pPr>
-        <w:pStyle w:val="BodyJ"/>
-        <w:keepNext w:val="false"/>
-      </w:pPr>
-      <w:r>
-        <w:t xml:space="preserve">La ficha suele presentar al paciente como una serie de fotografías: signos vitales, laboratorio, imagen, examen físico. La enfermedad, sin embargo, existe en el tiempo. El orden de los acontecimientos, su velocidad, recurrencia y respuesta a intervenciones puede ser más informativo que cualquier valor aislado. Un mismo lactato tiene significado distinto si asciende pese a reanimación, desciende en paralelo a la perfusión o aparece después de una crisis convulsiva. La temporalidad no acompaña al dato; forma parte de él.</w:t>
-      </w:r>
-    </w:p>
-    <w:p>
-      <w:pPr>
-        <w:pStyle w:val="BodyJ"/>
-        <w:keepNext w:val="false"/>
-      </w:pPr>
-      <w:r>
-        <w:t xml:space="preserve">Pensar en trayectorias obliga a preguntar por el punto de comparación. «Mejor» carece de sentido sin un estado previo y un intervalo. «Recurrente» requiere definir episodios y recuperaciones. «Fracaso terapéutico» exige un objetivo, una dosis, un tiempo suficiente y un desenlace observado. La precisión temporal protege contra diagnósticos retrospectivos construidos con información que no estaba disponible al decidir.</w:t>
+        <w:t xml:space="preserve">El valor de un dato es lo que cambia</w:t>
+      </w:r>
+    </w:p>
+    <w:p>
+      <w:pPr>
+        <w:pStyle w:val="BodyJ"/>
+        <w:keepNext w:val="false"/>
+      </w:pPr>
+      <w:r>
+        <w:t xml:space="preserve">El enfoque de umbrales del capítulo 10 tiene una consecuencia que rara vez se dice en voz alta. Si la probabilidad de una enfermedad cae en la zona de «testear», un examen tiene sentido porque alguno de sus resultados puede sacarla de esa zona: un positivo que la empuja sobre el umbral de tratamiento, o un negativo que la baja del umbral de prueba (Pauker &amp; Kassirer, 1980). Pero si el resultado positivo y el negativo dejan al paciente en la misma zona, o conducen a la misma conducta, el examen no informa la decisión. Puede ser exacto, barato y seguro, y aun así no valer nada para lo que hay que decidir. La teoría de la decisión lo llama valor de la información: un dato vale en la medida en que puede cambiar la acción. En la sala, la pregunta es más corta: ¿qué voy a hacer distinto con cada resultado?</w:t>
+      </w:r>
+    </w:p>
+    <w:p>
+      <w:pPr>
+        <w:pStyle w:val="BodyJ"/>
+        <w:keepNext w:val="false"/>
+      </w:pPr>
+      <w:r>
+        <w:t xml:space="preserve">La ecografía de esa paciente lo muestra con claridad. Si muestra tiroiditis, se sigue con levotiroxina; si es normal, también; si muestra un nódulo pequeño, también, y además empieza un problema nuevo. Las tres ramas terminan en la misma conducta. Y el hallazgo de la tercera no es una rareza: con un ecógrafo de alta frecuencia se encontraron nódulos tiroideos en 432 de 635 personas que acudían a un chequeo preventivo —dos de cada tres—, y el mismo trabajo recuerda que un estudio poblacional alemán, con equipos menos sensibles, los había encontrado en un tercio (Guth et al., 2009). Un examen que encuentra algo en casi todos no distingue a nadie. El grupo de trabajo de tiroides de la Sociedad Brasileña de Endocrinología puso entre las diez recomendaciones que priorizó no pedir ecografía para buscar nódulos en pacientes sin alteraciones anatómicas al examen, y su lista final pide no repetir los anticuerpos antitiroideos en el seguimiento de un Hashimoto que ya los tuvo positivos: una vez positivos, la causa del hipotiroidismo está definida (Dora et al., 2021). A escala de población, el patrón tiene nombre. En Estados Unidos, la detección de cáncer de tiroides aumentó 4,5% por año durante una década sin un cambio correspondiente en la mortalidad, y el grupo que fija allí las recomendaciones de tamizaje recomendó no buscarlo en adultos sin síntomas, porque el sobrediagnóstico y el sobretratamiento probablemente son sustanciales (US Preventive Services Task Force, 2017).</w:t>
       </w:r>
     </w:p>
     <w:p>
@@ -8195,43 +8225,43 @@
           <w:sz w:val="25"/>
           <w:szCs w:val="25"/>
         </w:rPr>
-        <w:t xml:space="preserve">El tiempo como fuente de evidencia</w:t>
-      </w:r>
-    </w:p>
-    <w:p>
-      <w:pPr>
-        <w:pStyle w:val="BodyJ"/>
-        <w:keepNext w:val="false"/>
-      </w:pPr>
-      <w:r>
-        <w:t xml:space="preserve">La evolución puede funcionar como prueba diagnóstica. La aparición de un signo esperado, la ausencia persistente de una complicación o la respuesta a una intervención modifican probabilidades. Pero la prueba temporal rara vez es específica. Mejorar con antibióticos no demuestra por sí solo una etiología bacteriana; también pudieron actuar el soporte, el drenaje, la historia natural o tratamientos simultáneos. La respuesta terapéutica es un hecho; atribuirle un mecanismo es una inferencia.</w:t>
-      </w:r>
-    </w:p>
-    <w:p>
-      <w:pPr>
-        <w:pStyle w:val="BodyJ"/>
-        <w:keepNext w:val="false"/>
-      </w:pPr>
-      <w:r>
-        <w:t xml:space="preserve">Los marcadores tienen, además, su propio tiempo, y leerlos sin él fabrica falsos fracasos. La proteína C reactiva empieza a subir unas seis horas después del estímulo, alcanza su máximo alrededor de las 48 y tiene una vida media de unas 19 horas (Pepys &amp; Hirschfield, 2003). Una PCR de las 48 horas más alta que la del ingreso, en una neumonía cuyo paciente ya está afebril, comiendo y sin oxígeno, no es un fracaso del antibiótico sino la cinética esperada de un estímulo reciente. Escalar el tratamiento por ella es tratar al número. Lo que informa es el cuarto día. En la cohorte de Edimburgo, una PCR de ingreso bajo 100 mg/L se asoció con menos complicaciones y menos mortalidad (Chalmers et al., 2008). La caída de al menos la mitad al cuarto día se ha usado como marcador de estabilidad, aunque agrega poco a los criterios clínicos salvo para detectar la neumonía complicada (Akram et al., 2013). Es la lección del lactato del capítulo 1 con otro marcador: el estado del paciente manda sobre el número y la trayectoria manda sobre el valor aislado. Una predicción útil lleva, entonces, su plazo escrito: no «PCR en descenso», sino «PCR en descenso al cuarto día».</w:t>
-      </w:r>
-    </w:p>
-    <w:p>
-      <w:pPr>
-        <w:pStyle w:val="BodyJ"/>
-        <w:keepNext w:val="false"/>
-      </w:pPr>
-      <w:r>
-        <w:t xml:space="preserve">El tiempo también selecciona qué incertidumbres pueden tolerarse. En un paciente estable, observar puede producir información con bajo costo. En una amenaza tiempo-dependiente, esperar puede destruir la oportunidad terapéutica. «Esperar y observar» no es ausencia de conducta, sino una intervención diagnóstica con condiciones de seguridad, variables de vigilancia y criterios de salida. Debe formularse qué se espera aprender, durante cuánto tiempo y qué cambio obligará a actuar.</w:t>
-      </w:r>
-    </w:p>
-    <w:p>
-      <w:pPr>
-        <w:pStyle w:val="BodyJ"/>
-        <w:keepNext w:val="false"/>
-      </w:pPr>
-      <w:r>
-        <w:t xml:space="preserve">La temporalidad modifica además la probabilidad previa. Una enfermedad puede ser plausible al inicio y mucho menos plausible tras una evolución discordante. El anclaje aparece cuando la hipótesis inicial conserva autoridad aun después de perder capacidad explicativa. Una revisión temporal útil pregunta: ¿qué hechos nuevos surgieron desde la formulación anterior?, ¿qué predijo correctamente?, ¿qué no explicó?, ¿la conducta sigue siendo razonable con la información actual?</w:t>
+        <w:t xml:space="preserve">Un positivo que no informa</w:t>
+      </w:r>
+    </w:p>
+    <w:p>
+      <w:pPr>
+        <w:pStyle w:val="BodyJ"/>
+        <w:keepNext w:val="false"/>
+      </w:pPr>
+      <w:r>
+        <w:t xml:space="preserve">Otra consulta, otra semana. Una mujer de 34 años con dolor difuso y cansancio de meses, sin artritis, sin lesiones en la piel ni úlceras orales, con un examen físico normal y un hemograma y una función renal normales. Le pidieron anticuerpos antinucleares «para descartar lupus». Resultado: positivos, 1/80, patrón moteado. Con ese papel llega a la interconsulta con reumatología, y con él llega también la palabra lupus, que nadie le dijo pero que ella encontró sola.</w:t>
+      </w:r>
+    </w:p>
+    <w:p>
+      <w:pPr>
+        <w:pStyle w:val="BodyJ"/>
+        <w:keepNext w:val="false"/>
+      </w:pPr>
+      <w:r>
+        <w:t xml:space="preserve">El resultado era previsible sin pedirlo. En personas sanas, los anticuerpos antinucleares por inmunofluorescencia salen positivos en el 31,7% a una dilución de 1/40, en el 13,3% a 1/80 y en el 5,0% a 1/160 (Tan et al., 1997); en una muestra representativa de la población estadounidense de 12 años o más, en el 13,8%, y en el 17,8% de las mujeres (Satoh et al., 2012). Cuando se revisaron 232 pacientes derivados a un centro de reumatología por un ANA positivo pedido fuera de la especialidad, el valor predictivo positivo fue de 2,1% para lupus y de 9,1% para cualquier enfermedad asociada a anticuerpos antinucleares; ningún paciente con un título menor de 1/160 la tenía, y el motivo más frecuente para haber pedido el examen fue el dolor generalizado (Abeles &amp; Abeles, 2013). En las frecuencias naturales del capítulo 10: de cada cien pacientes que llegan así, más de noventa traen un positivo que no corresponde a ninguna de esas enfermedades.</w:t>
+      </w:r>
+    </w:p>
+    <w:p>
+      <w:pPr>
+        <w:pStyle w:val="BodyJ"/>
+        <w:keepNext w:val="false"/>
+      </w:pPr>
+      <w:r>
+        <w:t xml:space="preserve">Escrito antes de pedirlo, el examen se habría desarmado solo. Si sale negativo, el dolor sigue sin explicación y el plan es el mismo: buscar su causa por donde la clínica indique. Si sale positivo a título bajo, el plan es el mismo, pero ahora con un rótulo, una interconsulta y, a menudo, el paso siguiente de la cascada: las subserologías, que el Colegio Americano de Reumatología pide no solicitar sin un ANA positivo y una sospecha clínica de enfermedad inmunológica (Yazdany et al., 2013). El rótulo, además, viaja: «ANA (+)» escrito una vez puede volverse, tres notas después, «antecedente autoinmune», con la autoridad de un hecho que nadie verificó; es el fósil narrativo del capítulo 13.</w:t>
+      </w:r>
+    </w:p>
+    <w:p>
+      <w:pPr>
+        <w:pStyle w:val="BodyJ"/>
+        <w:keepNext w:val="false"/>
+      </w:pPr>
+      <w:r>
+        <w:t xml:space="preserve">Lo mismo, invertido. Cuando la sospecha es real —artritis, fotosensibilidad, citopenias, compromiso renal o serositis—, el ANA es el examen correcto, y su sensibilidad a títulos bajos hace que un negativo sirva para descartar (Tan et al., 1997). No es el examen el que sobra; es la pregunta la que falta.</w:t>
       </w:r>
     </w:p>
     <w:p>
@@ -8250,34 +8280,25 @@
           <w:sz w:val="25"/>
           <w:szCs w:val="25"/>
         </w:rPr>
-        <w:t xml:space="preserve">Tiempo, reversibilidad y umbral</w:t>
-      </w:r>
-    </w:p>
-    <w:p>
-      <w:pPr>
-        <w:pStyle w:val="BodyJ"/>
-        <w:keepNext w:val="false"/>
-      </w:pPr>
-      <w:r>
-        <w:t xml:space="preserve">La misma probabilidad conduce a decisiones distintas según el tiempo: el umbral del capítulo anterior no está fijo en el eje temporal. Cuando el daño progresa rápidamente, el valor de esperar información disminuye. Cuando la conducta es reversible, puede iniciarse con un umbral menor y reevaluarse. Cuando es irreversible, la deliberación debe ser más exigente —y el tiempo que se compra con una medida reversible es, a menudo, la mejor inversión diagnóstica disponible—.</w:t>
-      </w:r>
-    </w:p>
-    <w:p>
-      <w:pPr>
-        <w:pStyle w:val="BodyJ"/>
-        <w:keepNext w:val="false"/>
-      </w:pPr>
-      <w:r>
-        <w:t xml:space="preserve">Una forma práctica de pensar incluye cinco dimensiones: probabilidad, magnitud del daño, velocidad de evolución, reversibilidad de la intervención y capacidad de vigilancia. Iniciar un tratamiento empírico no declara certeza etiológica; declara que, con esta velocidad y esta reversibilidad, actuar supera a esperar. El taller de este capítulo (Apéndice D) pone la alternativa —esperar con diseño— por escrito.</w:t>
-      </w:r>
-    </w:p>
-    <w:p>
-      <w:pPr>
-        <w:pStyle w:val="BodyJ"/>
-        <w:keepNext w:val="false"/>
-      </w:pPr>
-      <w:r>
-        <w:t xml:space="preserve">La geografía desplaza el umbral tanto como la velocidad. En un hospital insular, a cinco horas de vuelo del escáner y del cirujano más cercanos, una mujer de 40 años consulta a las 16:00 por dolor en la fosa iliaca derecha de doce horas, con fiebre baja y leucocitosis moderada; la ecografía no logra ver el apéndice. En la ciudad, el plan sería observación activa y tomografía si el dolor localiza. En la isla no hay tomografía, el avión ambulancia tarda horas en llegar y, pasada cierta hora, no despega hasta el día siguiente. La probabilidad de apendicitis es la misma en los dos lugares; lo que cambia es el costo de esperar. El «control a las 4 horas» que en la ciudad ordena una observación se convierte aquí en «decidir antes de que cierre la ventana de evacuación», y por eso el umbral para trasladar es más bajo que el umbral para operar. La decisión defendible se escribe con la geografía dentro: «apendicitis probable, no demostrada; se solicita evacuación aeromédica ahora, porque la ventana de traslado vence antes que la ventana de observación». Esperar la certeza que el escáner daría es, aquí, elegir el error más caro.</w:t>
+        <w:t xml:space="preserve">La incertidumbre que conviene dejar</w:t>
+      </w:r>
+    </w:p>
+    <w:p>
+      <w:pPr>
+        <w:pStyle w:val="BodyJ"/>
+        <w:keepNext w:val="false"/>
+      </w:pPr>
+      <w:r>
+        <w:t xml:space="preserve">Hay dudas que ningún resultado disponible convertiría en un cambio de conducta, de vigilancia o de información que el paciente necesite. Este libro las llama incertidumbre que conviene dejar: se declara por escrito y no se persigue. La cartografía del capítulo 3 ya la incluía —«lo que no cambiaría la conducta inmediata»—, junto a la duda que, si estuviera equivocada, produciría daño grave, y que por eso obliga a buscar; allí se nombró, y aquí se desarrolla. Kassirer lo había advertido: la búsqueda obstinada de certeza genera pruebas innecesarias sin eliminar el residuo de duda (Kassirer, 1989).</w:t>
+      </w:r>
+    </w:p>
+    <w:p>
+      <w:pPr>
+        <w:pStyle w:val="BodyJ"/>
+        <w:keepNext w:val="false"/>
+      </w:pPr>
+      <w:r>
+        <w:t xml:space="preserve">Carmen tiene varias. Por qué este cuarto episodio fue tanto más grave que los tres anteriores; si la bacteriemia vino de una translocación o de una isquemia transitoria ya resuelta, un mecanismo que el Interludio I dejó como posible y no demostrado. Ninguna respuesta cambia el antibiótico, que ya cubre el foco abdominal, ni la indicación de reparar la hernia, que descansa en la gravedad alcanzada y no en el mecanismo. Escribirlo así —«mecanismo no demostrado; no cambia la conducta»— no es negligencia: es la manera de que la duda no se convierta, al día siguiente, en una tomografía más.</w:t>
       </w:r>
     </w:p>
     <w:p>
@@ -8296,25 +8317,25 @@
           <w:sz w:val="25"/>
           <w:szCs w:val="25"/>
         </w:rPr>
-        <w:t xml:space="preserve">Causalidad y contrafactuales</w:t>
-      </w:r>
-    </w:p>
-    <w:p>
-      <w:pPr>
-        <w:pStyle w:val="BodyJ"/>
-        <w:keepNext w:val="false"/>
-      </w:pPr>
-      <w:r>
-        <w:t xml:space="preserve">Decidir antes de la certeza obliga a razonar sobre lo que habría pasado sin la decisión, y ahí entra la causalidad. Las afirmaciones causales contienen una comparación implícita: qué habría ocurrido sin la exposición, sin la enfermedad o sin la intervención. Ese escenario contrafactual no puede observarse simultáneamente en el mismo paciente. La inferencia causal utiliza comparadores, mecanismos, secuencia y diseños de estudio para aproximarse a él (Hernán &amp; Robins, 2020; Pearl &amp; Mackenzie, 2018). En clínica, los contrafactuales también sirven como disciplina mental: «si esta hipótesis fuera falsa, ¿qué patrón alternativo esperaría?»; «si no intervengo hoy, ¿qué desenlace evitable se vuelve plausible?»; «si operamos y el mecanismo supuesto no existe, ¿qué daño habremos causado?».</w:t>
-      </w:r>
-    </w:p>
-    <w:p>
-      <w:pPr>
-        <w:pStyle w:val="BodyJ"/>
-        <w:keepNext w:val="false"/>
-      </w:pPr>
-      <w:r>
-        <w:t xml:space="preserve">El razonamiento contrafactual puede esclarecer, pero también fabricar certezas retrospectivas. Tras un desenlace adverso es fácil imaginar que otra decisión lo habría evitado. Para que el contrafactual sea serio debe respetar la información, opciones y recursos disponibles en el momento. La evaluación de una decisión no debe contaminarse por el conocimiento posterior del desenlace.</w:t>
+        <w:t xml:space="preserve">Por qué igual se pide</w:t>
+      </w:r>
+    </w:p>
+    <w:p>
+      <w:pPr>
+        <w:pStyle w:val="BodyJ"/>
+        <w:keepNext w:val="false"/>
+      </w:pPr>
+      <w:r>
+        <w:t xml:space="preserve">Si tantas veces el resultado no cambia nada, ¿por qué se pide? Las razones son reconocibles. Para quedarse tranquilo el médico, que duerme mejor con el informe en la ficha. Para tranquilizar al paciente, aunque la evidencia no ayuda: en una revisión de catorce ensayos aleatorizados con pacientes de baja probabilidad de enfermedad grave, los exámenes no redujeron la preocupación por la enfermedad, la ansiedad ni la persistencia de los síntomas, y sólo se sugirió una reducción pequeña de las consultas posteriores (Rolfe &amp; Burton, 2013). Por miedo al reclamo, que es la documentación defensiva del capítulo 15. Por completar la ficha o el protocolo, que piden el examen aunque el caso no lo necesite. Por inercia: el control «de rutina» que nadie revisa, como la ecografía de la paciente con Hashimoto. Y por curiosidad, que es una virtud del clínico pero no una indicación para el paciente.</w:t>
+      </w:r>
+    </w:p>
+    <w:p>
+      <w:pPr>
+        <w:pStyle w:val="BodyJ"/>
+        <w:keepNext w:val="false"/>
+      </w:pPr>
+      <w:r>
+        <w:t xml:space="preserve">Ninguno de esos motivos es una indicación. Algunos son necesidades legítimas —la del paciente que quiere una respuesta, la del médico que teme— que piden otra cosa: una conversación, una explicación del plan, un criterio de reconsulta escrito.</w:t>
       </w:r>
     </w:p>
     <w:p>
@@ -8333,25 +8354,81 @@
           <w:sz w:val="25"/>
           <w:szCs w:val="25"/>
         </w:rPr>
-        <w:t xml:space="preserve">Puntos de inflexión</w:t>
-      </w:r>
-    </w:p>
-    <w:p>
-      <w:pPr>
-        <w:pStyle w:val="BodyJ"/>
-        <w:keepNext w:val="false"/>
-      </w:pPr>
-      <w:r>
-        <w:t xml:space="preserve">Algunas evoluciones cambian cualitativamente el caso. Una recurrencia menor puede convertirse en un episodio con shock; una enfermedad estable puede adquirir disfunción orgánica; una respuesta inicial puede dar paso a deterioro. El cuarto episodio de Carmen es el ejemplo de este libro: no fue uno más de la serie, sino el que cambió de categoría, y la trayectoria —intervalos cada vez más cortos, primer shock— pesó más que cualquier dato aislado. El punto de inflexión no es sólo otro dato: redefine el riesgo de estrategias futuras. La frase medular debe hacerlo visible.</w:t>
-      </w:r>
-    </w:p>
-    <w:p>
-      <w:pPr>
-        <w:pStyle w:val="BodyJ"/>
-        <w:keepNext w:val="false"/>
-      </w:pPr>
-      <w:r>
-        <w:t xml:space="preserve">Considere cómo se condensa un punto de inflexión en la ficha: «Cuarto episodio obstructivo en doce meses, por primera vez complicado con bacteriemia y shock séptico, lo que invalida la seguridad del manejo expectante previo.» La frase no predice con certeza absoluta que una quinta obstrucción será letal. Expresa algo más riguroso: que la aceleración de las recurrencias y el salto cualitativo en gravedad han modificado la inferencia pronóstica. Al elevar el costo esperado de un nuevo evento, han desplazado el umbral a favor de una intervención electiva.</w:t>
+        <w:t xml:space="preserve">¿Nada para quién?</w:t>
+      </w:r>
+    </w:p>
+    <w:p>
+      <w:pPr>
+        <w:pStyle w:val="BodyJ"/>
+        <w:keepNext w:val="false"/>
+      </w:pPr>
+      <w:r>
+        <w:t xml:space="preserve">«No cambia nada» es una afirmación fuerte, y hay que preguntar para quién. Un resultado que no cambia el tratamiento puede cambiar algo para el paciente: ponerle nombre a lo que tiene, un pronóstico para ordenar sus asuntos, un dato que importa a su familia, el fin de una búsqueda que lo tiene en vilo. Ese valor existe y es suyo; es la pregunta del capítulo 10 —consecuencias para quién, medidas en qué moneda— aplicada a la información. Lo que no corresponde es disfrazarlo de indicación médica. Si se pide por eso, se escribe por eso: «se solicita a petición de la paciente, que quiere saber si su hija debe estudiarse, sabiendo que el resultado no cambia su tratamiento». Esa línea deja la decisión en quien corresponde y le advierte al próximo lector que el examen no respondía a una pregunta clínica.</w:t>
+      </w:r>
+    </w:p>
+    <w:p>
+      <w:pPr>
+        <w:pStyle w:val="BodyJ"/>
+        <w:keepNext w:val="false"/>
+      </w:pPr>
+      <w:r>
+        <w:t xml:space="preserve">Hay también exámenes que no cambian nada hoy pero fijan la línea de base de una vigilancia. Ésos tienen propósito, y el propósito se escribe: «basal, para comparar si aparece…».</w:t>
+      </w:r>
+    </w:p>
+    <w:p>
+      <w:pPr>
+        <w:pStyle w:val="Heading3"/>
+        <w:keepNext/>
+        <w:keepLines/>
+        <w:spacing w:after="120" w:before="280"/>
+      </w:pPr>
+      <w:r>
+        <w:rPr>
+          <w:rFonts w:ascii="Gelasio" w:cs="Gelasio" w:eastAsia="Gelasio" w:hAnsi="Gelasio"/>
+          <w:b/>
+          <w:bCs/>
+          <w:color w:val="2B2B2B"/>
+          <w:sz w:val="25"/>
+          <w:szCs w:val="25"/>
+        </w:rPr>
+        <w:t xml:space="preserve">Cuando saber más, además, daña</w:t>
+      </w:r>
+    </w:p>
+    <w:p>
+      <w:pPr>
+        <w:pStyle w:val="BodyJ"/>
+        <w:keepNext w:val="false"/>
+      </w:pPr>
+      <w:r>
+        <w:t xml:space="preserve">A veces el examen que no cambia nada hace algo peor que no informar: crea un problema. En una revisión de revisiones sistemáticas, los hallazgos incidentales aparecieron en más de un tercio de las resonancias cardiacas, de las tomografías de tórax y de las colonografías por tomografía (O'Sullivan et al., 2018). Cada hallazgo abre una pregunta que antes no existía, y la pregunta pide otro examen. En una encuesta nacional a internistas estadounidenses, el 99,4% había vivido cascadas de atención tras un hallazgo incidental, y relataron daño psicológico para sus pacientes en el 68,4%, daño físico en el 15,6% y una carga económica en el 57,5% (Ganguli et al., 2019). El nódulo de 6 milímetros de la primera escena ya empezó la suya. Y el hallazgo, como toda frase, viaja: «nódulo tiroideo en estudio» puede seguir en la ficha años después, sin que nadie recuerde por qué se buscó.</w:t>
+      </w:r>
+    </w:p>
+    <w:p>
+      <w:pPr>
+        <w:pStyle w:val="Heading3"/>
+        <w:keepNext/>
+        <w:keepLines/>
+        <w:spacing w:after="120" w:before="280"/>
+      </w:pPr>
+      <w:r>
+        <w:rPr>
+          <w:rFonts w:ascii="Gelasio" w:cs="Gelasio" w:eastAsia="Gelasio" w:hAnsi="Gelasio"/>
+          <w:b/>
+          <w:bCs/>
+          <w:color w:val="2B2B2B"/>
+          <w:sz w:val="25"/>
+          <w:szCs w:val="25"/>
+        </w:rPr>
+        <w:t xml:space="preserve">La herramienta: «si sale…, haré…»</w:t>
+      </w:r>
+    </w:p>
+    <w:p>
+      <w:pPr>
+        <w:pStyle w:val="BodyJ"/>
+        <w:keepNext/>
+      </w:pPr>
+      <w:r>
+        <w:t xml:space="preserve">Antes de pedir un examen, una línea por resultado posible: «si sale X, haré A; si sale Y, haré B». Si A y B son iguales, el examen no se pide, salvo que el paciente lo quiera por razones propias, y entonces se escribe así. La regla cabe en la capa D de HII-D: cada examen pendiente lleva su propósito y lo que se hará con cada resultado, junto al plazo y al responsable que ya pide el bloque de reevaluación del Apéndice A. En los dos casos del capítulo, las líneas se escriben solas:</w:t>
       </w:r>
     </w:p>
     <w:p>
@@ -8359,16 +8436,43 @@
         <w:pStyle w:val="Quote1"/>
       </w:pPr>
       <w:r>
-        <w:t xml:space="preserve">El tiempo no sólo revela la enfermedad; transforma el significado de los hechos y puede convertir una estrategia antes razonable en una decisión ya insuficiente.</w:t>
-      </w:r>
-    </w:p>
-    <w:p>
-      <w:pPr>
-        <w:pStyle w:val="BodyJ"/>
-        <w:keepNext w:val="false"/>
-      </w:pPr>
-      <w:r>
-        <w:t xml:space="preserve">Una escritura temporalmente lúcida distingue fecha y secuencia, estado basal y actual, tendencia y variabilidad, intervención y respuesta, predicción y desenlace. Además, deja un horizonte prospectivo: qué se espera que ocurra, cuándo se reevaluará y qué hallazgo contará como fracaso. De este modo, la nota clínica no sólo documenta el pasado; organiza la próxima oportunidad de corregir el juicio.</w:t>
+        <w:t xml:space="preserve">Ecografía tiroidea: si muestra tiroiditis, levotiroxina; si es normal, levotiroxina; si muestra un nódulo pequeño, levotiroxina y un estudio que nadie buscaba. No se pide.</w:t>
+      </w:r>
+    </w:p>
+    <w:p>
+      <w:pPr>
+        <w:pStyle w:val="Quote1"/>
+      </w:pPr>
+      <w:r>
+        <w:t xml:space="preserve">ANA en dolor difuso sin signos de autoinmunidad: si es negativo, seguir estudiando el dolor; si es positivo a título bajo, seguir estudiando el dolor, con un rótulo y una interconsulta. No se pide; se pedirá si aparecen artritis, fotosensibilidad, citopenias o compromiso renal.</w:t>
+      </w:r>
+    </w:p>
+    <w:p>
+      <w:pPr>
+        <w:pStyle w:val="Heading3"/>
+        <w:keepNext/>
+        <w:keepLines/>
+        <w:spacing w:after="120" w:before="280"/>
+      </w:pPr>
+      <w:r>
+        <w:rPr>
+          <w:rFonts w:ascii="Gelasio" w:cs="Gelasio" w:eastAsia="Gelasio" w:hAnsi="Gelasio"/>
+          <w:b/>
+          <w:bCs/>
+          <w:color w:val="2B2B2B"/>
+          <w:sz w:val="25"/>
+          <w:szCs w:val="25"/>
+        </w:rPr>
+        <w:t xml:space="preserve">Lo que no debe concluirse</w:t>
+      </w:r>
+    </w:p>
+    <w:p>
+      <w:pPr>
+        <w:pStyle w:val="BodyJ"/>
+        <w:keepNext w:val="false"/>
+      </w:pPr>
+      <w:r>
+        <w:t xml:space="preserve">Esto no es un alegato contra los exámenes. El que puede cambiar la conducta hay que pedirlo, y pedirlo a tiempo; la omisión también mata, y el capítulo 7 midió cuánto. La simetría es la del capítulo 10: hay errores por exceso y por defecto, y ninguno es inocente por ser el contrario del otro. La pregunta no es «¿pido o no pido?», sino «¿qué haré con cada resultado?». Cuando la respuesta distingue, se pide; cuando no distingue, la duda se deja escrita y se vuelve a mirar si el cuadro cambia.</w:t>
       </w:r>
     </w:p>
     <w:p>
@@ -8383,7 +8487,7 @@
         <w:t xml:space="preserve">En una frase.</w:t>
       </w:r>
       <w:r>
-        <w:t xml:space="preserve"> Los hechos clínicos tienen fecha: la trayectoria —secuencia, velocidad, respuesta, recurrencia— es un dato mayor que cualquier valor aislado, y decidir es siempre apostar sobre un futuro contrafactual.</w:t>
+        <w:t xml:space="preserve"> Un examen vale lo que su resultado puede cambiar —una conducta, una vigilancia o algo que el paciente necesita saber—; si no cambia nada para nadie, no es prudencia sino ruido con costo, y la duda que no cambia la conducta se declara y se deja.</w:t>
       </w:r>
     </w:p>
     <w:p>
@@ -8410,7 +8514,7 @@
         </w:numPr>
       </w:pPr>
       <w:r>
-        <w:t xml:space="preserve">«Está mejor»: ¿mejor que cuándo, en qué variable y a qué velocidad?</w:t>
+        <w:t xml:space="preserve">De los exámenes que pedí esta semana, ¿cuál habría pedido igual si antes hubiera escrito qué haría con cada resultado?</w:t>
       </w:r>
     </w:p>
     <w:p>
@@ -8423,7 +8527,7 @@
         </w:numPr>
       </w:pPr>
       <w:r>
-        <w:t xml:space="preserve">¿Qué predijo mi diagnóstico hace 48 horas, y la evolución lo confirmó o lo desmintió?</w:t>
+        <w:t xml:space="preserve">¿Qué duda de mi paciente más complejo conviene declarar y dejar, en vez de perseguir?</w:t>
       </w:r>
     </w:p>
     <w:p>
@@ -8436,7 +8540,7 @@
         </w:numPr>
       </w:pPr>
       <w:r>
-        <w:t xml:space="preserve">Mi «observación» de hoy, ¿tiene plazo, variables y criterio de salida, o es una espera sin diseño?</w:t>
+        <w:t xml:space="preserve">El último examen que pedí para tranquilizar, ¿a quién tranquilizaba: al paciente o a mí?</w:t>
       </w:r>
     </w:p>
     <w:p>
@@ -8457,6 +8561,344 @@
           <w:szCs w:val="22"/>
         </w:rPr>
         <w:t xml:space="preserve">Capítulo 12</w:t>
+      </w:r>
+      <w:r>
+        <w:rPr>
+          <w:rFonts w:ascii="Gelasio" w:cs="Gelasio" w:eastAsia="Gelasio" w:hAnsi="Gelasio"/>
+          <w:b/>
+          <w:bCs/>
+          <w:color w:val="3D5A6C"/>
+          <w:sz w:val="32"/>
+          <w:szCs w:val="32"/>
+        </w:rPr>
+        <w:br/>
+        <w:t xml:space="preserve">Temporalidad, trayectoria y razonamiento contrafactual</w:t>
+      </w:r>
+    </w:p>
+    <w:p>
+      <w:pPr>
+        <w:pStyle w:val="BodyJ"/>
+        <w:keepNext w:val="false"/>
+      </w:pPr>
+      <w:r>
+        <w:t xml:space="preserve">«Está mejor.» La frase se repite en cada entrega de turno y casi nunca alguien detiene la presentación para preguntar: ¿mejor en comparación con qué momento?, ¿mejor en qué variable fisiológica?, ¿mejor a qué velocidad? Un lactato arterial de 3 mmol/L puede ser una excelente noticia si desciende desde 6 mmol/L tras la reanimación inicial, o una señal ominosa si asciende desde 1,5 mmol/L. Este capítulo trata del tiempo: la dimensión clínica donde los datos cambian radicalmente de significado sin cambiar de valor numérico.</w:t>
+      </w:r>
+    </w:p>
+    <w:p>
+      <w:pPr>
+        <w:pStyle w:val="Heading3"/>
+        <w:keepNext/>
+        <w:keepLines/>
+        <w:spacing w:after="120" w:before="280"/>
+      </w:pPr>
+      <w:r>
+        <w:rPr>
+          <w:rFonts w:ascii="Gelasio" w:cs="Gelasio" w:eastAsia="Gelasio" w:hAnsi="Gelasio"/>
+          <w:b/>
+          <w:bCs/>
+          <w:color w:val="2B2B2B"/>
+          <w:sz w:val="25"/>
+          <w:szCs w:val="25"/>
+        </w:rPr>
+        <w:t xml:space="preserve">El caso clínico es una trayectoria</w:t>
+      </w:r>
+    </w:p>
+    <w:p>
+      <w:pPr>
+        <w:pStyle w:val="BodyJ"/>
+        <w:keepNext w:val="false"/>
+      </w:pPr>
+      <w:r>
+        <w:t xml:space="preserve">La ficha suele presentar al paciente como una serie de fotografías: signos vitales, laboratorio, imagen, examen físico. La enfermedad, sin embargo, existe en el tiempo. El orden de los acontecimientos, su velocidad, recurrencia y respuesta a intervenciones puede ser más informativo que cualquier valor aislado. Un mismo lactato tiene significado distinto si asciende pese a reanimación, desciende en paralelo a la perfusión o aparece después de una crisis convulsiva. La temporalidad no acompaña al dato; forma parte de él.</w:t>
+      </w:r>
+    </w:p>
+    <w:p>
+      <w:pPr>
+        <w:pStyle w:val="BodyJ"/>
+        <w:keepNext w:val="false"/>
+      </w:pPr>
+      <w:r>
+        <w:t xml:space="preserve">Pensar en trayectorias obliga a preguntar por el punto de comparación. «Mejor» carece de sentido sin un estado previo y un intervalo. «Recurrente» requiere definir episodios y recuperaciones. «Fracaso terapéutico» exige un objetivo, una dosis, un tiempo suficiente y un desenlace observado. La precisión temporal protege contra diagnósticos retrospectivos construidos con información que no estaba disponible al decidir.</w:t>
+      </w:r>
+    </w:p>
+    <w:p>
+      <w:pPr>
+        <w:pStyle w:val="Heading3"/>
+        <w:keepNext/>
+        <w:keepLines/>
+        <w:spacing w:after="120" w:before="280"/>
+      </w:pPr>
+      <w:r>
+        <w:rPr>
+          <w:rFonts w:ascii="Gelasio" w:cs="Gelasio" w:eastAsia="Gelasio" w:hAnsi="Gelasio"/>
+          <w:b/>
+          <w:bCs/>
+          <w:color w:val="2B2B2B"/>
+          <w:sz w:val="25"/>
+          <w:szCs w:val="25"/>
+        </w:rPr>
+        <w:t xml:space="preserve">El tiempo como fuente de evidencia</w:t>
+      </w:r>
+    </w:p>
+    <w:p>
+      <w:pPr>
+        <w:pStyle w:val="BodyJ"/>
+        <w:keepNext w:val="false"/>
+      </w:pPr>
+      <w:r>
+        <w:t xml:space="preserve">La evolución puede funcionar como prueba diagnóstica. La aparición de un signo esperado, la ausencia persistente de una complicación o la respuesta a una intervención modifican probabilidades. Pero la prueba temporal rara vez es específica. Mejorar con antibióticos no demuestra por sí solo una etiología bacteriana; también pudieron actuar el soporte, el drenaje, la historia natural o tratamientos simultáneos. La respuesta terapéutica es un hecho; atribuirle un mecanismo es una inferencia.</w:t>
+      </w:r>
+    </w:p>
+    <w:p>
+      <w:pPr>
+        <w:pStyle w:val="BodyJ"/>
+        <w:keepNext w:val="false"/>
+      </w:pPr>
+      <w:r>
+        <w:t xml:space="preserve">Los marcadores tienen, además, su propio tiempo, y leerlos sin él fabrica falsos fracasos. La proteína C reactiva empieza a subir unas seis horas después del estímulo, alcanza su máximo alrededor de las 48 y tiene una vida media de unas 19 horas (Pepys &amp; Hirschfield, 2003). Una PCR de las 48 horas más alta que la del ingreso, en una neumonía cuyo paciente ya está afebril, comiendo y sin oxígeno, no es un fracaso del antibiótico sino la cinética esperada de un estímulo reciente. Escalar el tratamiento por ella es tratar al número. Lo que informa es el cuarto día. En la cohorte de Edimburgo, una PCR de ingreso bajo 100 mg/L se asoció con menos complicaciones y menos mortalidad (Chalmers et al., 2008). La caída de al menos la mitad al cuarto día se ha usado como marcador de estabilidad, aunque agrega poco a los criterios clínicos salvo para detectar la neumonía complicada (Akram et al., 2013). Es la lección del lactato del capítulo 1 con otro marcador: el estado del paciente manda sobre el número y la trayectoria manda sobre el valor aislado. Una predicción útil lleva, entonces, su plazo escrito: no «PCR en descenso», sino «PCR en descenso al cuarto día».</w:t>
+      </w:r>
+    </w:p>
+    <w:p>
+      <w:pPr>
+        <w:pStyle w:val="BodyJ"/>
+        <w:keepNext w:val="false"/>
+      </w:pPr>
+      <w:r>
+        <w:t xml:space="preserve">El tiempo también selecciona qué incertidumbres pueden tolerarse. En un paciente estable, observar puede producir información con bajo costo. En una amenaza tiempo-dependiente, esperar puede destruir la oportunidad terapéutica. «Esperar y observar» no es ausencia de conducta, sino una intervención diagnóstica con condiciones de seguridad, variables de vigilancia y criterios de salida. Debe formularse qué se espera aprender, durante cuánto tiempo y qué cambio obligará a actuar.</w:t>
+      </w:r>
+    </w:p>
+    <w:p>
+      <w:pPr>
+        <w:pStyle w:val="BodyJ"/>
+        <w:keepNext w:val="false"/>
+      </w:pPr>
+      <w:r>
+        <w:t xml:space="preserve">La temporalidad modifica además la probabilidad previa. Una enfermedad puede ser plausible al inicio y mucho menos plausible tras una evolución discordante. El anclaje aparece cuando la hipótesis inicial conserva autoridad aun después de perder capacidad explicativa. Una revisión temporal útil pregunta: ¿qué hechos nuevos surgieron desde la formulación anterior?, ¿qué predijo correctamente?, ¿qué no explicó?, ¿la conducta sigue siendo razonable con la información actual?</w:t>
+      </w:r>
+    </w:p>
+    <w:p>
+      <w:pPr>
+        <w:pStyle w:val="Heading3"/>
+        <w:keepNext/>
+        <w:keepLines/>
+        <w:spacing w:after="120" w:before="280"/>
+      </w:pPr>
+      <w:r>
+        <w:rPr>
+          <w:rFonts w:ascii="Gelasio" w:cs="Gelasio" w:eastAsia="Gelasio" w:hAnsi="Gelasio"/>
+          <w:b/>
+          <w:bCs/>
+          <w:color w:val="2B2B2B"/>
+          <w:sz w:val="25"/>
+          <w:szCs w:val="25"/>
+        </w:rPr>
+        <w:t xml:space="preserve">Tiempo, reversibilidad y umbral</w:t>
+      </w:r>
+    </w:p>
+    <w:p>
+      <w:pPr>
+        <w:pStyle w:val="BodyJ"/>
+        <w:keepNext w:val="false"/>
+      </w:pPr>
+      <w:r>
+        <w:t xml:space="preserve">La misma probabilidad conduce a decisiones distintas según el tiempo: el umbral del capítulo 10 no está fijo en el eje temporal. Cuando el daño progresa rápidamente, el valor de esperar información disminuye. Cuando la conducta es reversible, puede iniciarse con un umbral menor y reevaluarse. Cuando es irreversible, la deliberación debe ser más exigente —y el tiempo que se compra con una medida reversible es, a menudo, la mejor inversión diagnóstica disponible—.</w:t>
+      </w:r>
+    </w:p>
+    <w:p>
+      <w:pPr>
+        <w:pStyle w:val="BodyJ"/>
+        <w:keepNext w:val="false"/>
+      </w:pPr>
+      <w:r>
+        <w:t xml:space="preserve">Una forma práctica de pensar incluye cinco dimensiones: probabilidad, magnitud del daño, velocidad de evolución, reversibilidad de la intervención y capacidad de vigilancia. Iniciar un tratamiento empírico no declara certeza etiológica; declara que, con esta velocidad y esta reversibilidad, actuar supera a esperar. El taller de este capítulo (Apéndice D) pone la alternativa —esperar con diseño— por escrito.</w:t>
+      </w:r>
+    </w:p>
+    <w:p>
+      <w:pPr>
+        <w:pStyle w:val="BodyJ"/>
+        <w:keepNext w:val="false"/>
+      </w:pPr>
+      <w:r>
+        <w:t xml:space="preserve">La geografía desplaza el umbral tanto como la velocidad. En un hospital insular, a cinco horas de vuelo del escáner y del cirujano más cercanos, una mujer de 40 años consulta a las 16:00 por dolor en la fosa iliaca derecha de doce horas, con fiebre baja y leucocitosis moderada; la ecografía no logra ver el apéndice. En la ciudad, el plan sería observación activa y tomografía si el dolor localiza. En la isla no hay tomografía, el avión ambulancia tarda horas en llegar y, pasada cierta hora, no despega hasta el día siguiente. La probabilidad de apendicitis es la misma en los dos lugares; lo que cambia es el costo de esperar. El «control a las 4 horas» que en la ciudad ordena una observación se convierte aquí en «decidir antes de que cierre la ventana de evacuación», y por eso el umbral para trasladar es más bajo que el umbral para operar. La decisión defendible se escribe con la geografía dentro: «apendicitis probable, no demostrada; se solicita evacuación aeromédica ahora, porque la ventana de traslado vence antes que la ventana de observación». Esperar la certeza que el escáner daría es, aquí, elegir el error más caro.</w:t>
+      </w:r>
+    </w:p>
+    <w:p>
+      <w:pPr>
+        <w:pStyle w:val="Heading3"/>
+        <w:keepNext/>
+        <w:keepLines/>
+        <w:spacing w:after="120" w:before="280"/>
+      </w:pPr>
+      <w:r>
+        <w:rPr>
+          <w:rFonts w:ascii="Gelasio" w:cs="Gelasio" w:eastAsia="Gelasio" w:hAnsi="Gelasio"/>
+          <w:b/>
+          <w:bCs/>
+          <w:color w:val="2B2B2B"/>
+          <w:sz w:val="25"/>
+          <w:szCs w:val="25"/>
+        </w:rPr>
+        <w:t xml:space="preserve">Causalidad y contrafactuales</w:t>
+      </w:r>
+    </w:p>
+    <w:p>
+      <w:pPr>
+        <w:pStyle w:val="BodyJ"/>
+        <w:keepNext w:val="false"/>
+      </w:pPr>
+      <w:r>
+        <w:t xml:space="preserve">Decidir antes de la certeza obliga a razonar sobre lo que habría pasado sin la decisión, y ahí entra la causalidad. Las afirmaciones causales contienen una comparación implícita: qué habría ocurrido sin la exposición, sin la enfermedad o sin la intervención. Ese escenario contrafactual no puede observarse simultáneamente en el mismo paciente. La inferencia causal utiliza comparadores, mecanismos, secuencia y diseños de estudio para aproximarse a él (Hernán &amp; Robins, 2020; Pearl &amp; Mackenzie, 2018). En clínica, los contrafactuales también sirven como disciplina mental: «si esta hipótesis fuera falsa, ¿qué patrón alternativo esperaría?»; «si no intervengo hoy, ¿qué desenlace evitable se vuelve plausible?»; «si operamos y el mecanismo supuesto no existe, ¿qué daño habremos causado?».</w:t>
+      </w:r>
+    </w:p>
+    <w:p>
+      <w:pPr>
+        <w:pStyle w:val="BodyJ"/>
+        <w:keepNext w:val="false"/>
+      </w:pPr>
+      <w:r>
+        <w:t xml:space="preserve">El razonamiento contrafactual puede esclarecer, pero también fabricar certezas retrospectivas. Tras un desenlace adverso es fácil imaginar que otra decisión lo habría evitado. Para que el contrafactual sea serio debe respetar la información, opciones y recursos disponibles en el momento. La evaluación de una decisión no debe contaminarse por el conocimiento posterior del desenlace.</w:t>
+      </w:r>
+    </w:p>
+    <w:p>
+      <w:pPr>
+        <w:pStyle w:val="Heading3"/>
+        <w:keepNext/>
+        <w:keepLines/>
+        <w:spacing w:after="120" w:before="280"/>
+      </w:pPr>
+      <w:r>
+        <w:rPr>
+          <w:rFonts w:ascii="Gelasio" w:cs="Gelasio" w:eastAsia="Gelasio" w:hAnsi="Gelasio"/>
+          <w:b/>
+          <w:bCs/>
+          <w:color w:val="2B2B2B"/>
+          <w:sz w:val="25"/>
+          <w:szCs w:val="25"/>
+        </w:rPr>
+        <w:t xml:space="preserve">Puntos de inflexión</w:t>
+      </w:r>
+    </w:p>
+    <w:p>
+      <w:pPr>
+        <w:pStyle w:val="BodyJ"/>
+        <w:keepNext w:val="false"/>
+      </w:pPr>
+      <w:r>
+        <w:t xml:space="preserve">Algunas evoluciones cambian cualitativamente el caso. Una recurrencia menor puede convertirse en un episodio con shock; una enfermedad estable puede adquirir disfunción orgánica; una respuesta inicial puede dar paso a deterioro. El cuarto episodio de Carmen es el ejemplo de este libro: no fue uno más de la serie, sino el que cambió de categoría, y la trayectoria —intervalos cada vez más cortos, primer shock— pesó más que cualquier dato aislado. El punto de inflexión no es sólo otro dato: redefine el riesgo de estrategias futuras. La frase medular debe hacerlo visible.</w:t>
+      </w:r>
+    </w:p>
+    <w:p>
+      <w:pPr>
+        <w:pStyle w:val="BodyJ"/>
+        <w:keepNext w:val="false"/>
+      </w:pPr>
+      <w:r>
+        <w:t xml:space="preserve">Considere cómo se condensa un punto de inflexión en la ficha: «Cuarto episodio obstructivo en doce meses, por primera vez complicado con bacteriemia y shock séptico, lo que invalida la seguridad del manejo expectante previo.» La frase no predice con certeza absoluta que una quinta obstrucción será letal. Expresa algo más riguroso: que la aceleración de las recurrencias y el salto cualitativo en gravedad han modificado la inferencia pronóstica. Al elevar el costo esperado de un nuevo evento, han desplazado el umbral a favor de una intervención electiva.</w:t>
+      </w:r>
+    </w:p>
+    <w:p>
+      <w:pPr>
+        <w:pStyle w:val="Quote1"/>
+      </w:pPr>
+      <w:r>
+        <w:t xml:space="preserve">El tiempo no sólo revela la enfermedad; transforma el significado de los hechos y puede convertir una estrategia antes razonable en una decisión ya insuficiente.</w:t>
+      </w:r>
+    </w:p>
+    <w:p>
+      <w:pPr>
+        <w:pStyle w:val="BodyJ"/>
+        <w:keepNext w:val="false"/>
+      </w:pPr>
+      <w:r>
+        <w:t xml:space="preserve">Una escritura temporalmente lúcida distingue fecha y secuencia, estado basal y actual, tendencia y variabilidad, intervención y respuesta, predicción y desenlace. Además, deja un horizonte prospectivo: qué se espera que ocurra, cuándo se reevaluará y qué hallazgo contará como fracaso. De este modo, la nota clínica no sólo documenta el pasado; organiza la próxima oportunidad de corregir el juicio.</w:t>
+      </w:r>
+    </w:p>
+    <w:p>
+      <w:pPr>
+        <w:pStyle w:val="EnUnaFrase"/>
+      </w:pPr>
+      <w:r>
+        <w:rPr>
+          <w:b/>
+          <w:bCs/>
+        </w:rPr>
+        <w:t xml:space="preserve">En una frase.</w:t>
+      </w:r>
+      <w:r>
+        <w:t xml:space="preserve"> Los hechos clínicos tienen fecha: la trayectoria —secuencia, velocidad, respuesta, recurrencia— es un dato mayor que cualquier valor aislado, y decidir es siempre apostar sobre un futuro contrafactual.</w:t>
+      </w:r>
+    </w:p>
+    <w:p>
+      <w:pPr>
+        <w:pStyle w:val="BodyJ"/>
+        <w:keepNext/>
+        <w:spacing w:after="80" w:before="160"/>
+      </w:pPr>
+      <w:r>
+        <w:rPr>
+          <w:b/>
+          <w:bCs/>
+        </w:rPr>
+        <w:t xml:space="preserve">Tres preguntas para la próxima visita.</w:t>
+      </w:r>
+    </w:p>
+    <w:p>
+      <w:pPr>
+        <w:pStyle w:val="BodyJ"/>
+        <w:keepNext/>
+        <w:numPr>
+          <w:ilvl w:val="0"/>
+          <w:numId w:val="16"/>
+        </w:numPr>
+      </w:pPr>
+      <w:r>
+        <w:t xml:space="preserve">«Está mejor»: ¿mejor que cuándo, en qué variable y a qué velocidad?</w:t>
+      </w:r>
+    </w:p>
+    <w:p>
+      <w:pPr>
+        <w:pStyle w:val="BodyJ"/>
+        <w:keepNext/>
+        <w:numPr>
+          <w:ilvl w:val="0"/>
+          <w:numId w:val="16"/>
+        </w:numPr>
+      </w:pPr>
+      <w:r>
+        <w:t xml:space="preserve">¿Qué predijo mi diagnóstico hace 48 horas, y la evolución lo confirmó o lo desmintió?</w:t>
+      </w:r>
+    </w:p>
+    <w:p>
+      <w:pPr>
+        <w:pStyle w:val="BodyJ"/>
+        <w:keepNext w:val="false"/>
+        <w:numPr>
+          <w:ilvl w:val="0"/>
+          <w:numId w:val="16"/>
+        </w:numPr>
+      </w:pPr>
+      <w:r>
+        <w:t xml:space="preserve">Mi «observación» de hoy, ¿tiene plazo, variables y criterio de salida, o es una espera sin diseño?</w:t>
+      </w:r>
+    </w:p>
+    <w:p>
+      <w:pPr>
+        <w:pStyle w:val="Heading2"/>
+        <w:keepNext/>
+        <w:keepLines/>
+        <w:pageBreakBefore/>
+        <w:spacing w:after="300" w:before="600"/>
+      </w:pPr>
+      <w:r>
+        <w:rPr>
+          <w:rFonts w:ascii="Gelasio" w:cs="Gelasio" w:eastAsia="Gelasio" w:hAnsi="Gelasio"/>
+          <w:b/>
+          <w:bCs/>
+          <w:color w:val="8C2F2F"/>
+          <w:sz w:val="22"/>
+          <w:szCs w:val="22"/>
+        </w:rPr>
+        <w:t xml:space="preserve">Capítulo 13</w:t>
       </w:r>
       <w:r>
         <w:rPr>
@@ -8977,7 +9419,7 @@
         <w:keepNext w:val="false"/>
       </w:pPr>
       <w:r>
-        <w:t xml:space="preserve">El último verbo pide párrafo propio, porque es donde la ficha de resultados falla con más silencio: comprobar. «Neumonía. Ceftriaxona» no dice cuándo ni con qué se sabrá si funcionó, y así la respuesta se juzga con lo que llegue primero, que casi siempre es la PCR de las 48 horas. Si viene más alta que al ingreso, con el paciente afebril, comiendo y sin oxígeno, la nota de resultados no tiene con qué leerla y el reflejo es escalar el antibiótico. La ficha de proceso sí tiene con qué, porque escribió la predicción con su tiempo, la cinética del marcador que el capítulo 11 describió. Y la dejó anotada antes de que llegara el resultado: «una PCR alta a las 48 horas con paciente bien no reabre el caso; una PCR que no cae al cuarto día, sí».</w:t>
+        <w:t xml:space="preserve">El último verbo pide párrafo propio, porque es donde la ficha de resultados falla con más silencio: comprobar. «Neumonía. Ceftriaxona» no dice cuándo ni con qué se sabrá si funcionó, y así la respuesta se juzga con lo que llegue primero, que casi siempre es la PCR de las 48 horas. Si viene más alta que al ingreso, con el paciente afebril, comiendo y sin oxígeno, la nota de resultados no tiene con qué leerla y el reflejo es escalar el antibiótico. La ficha de proceso sí tiene con qué, porque escribió la predicción con su tiempo, la cinética del marcador que el capítulo 12 describió. Y la dejó anotada antes de que llegara el resultado: «una PCR alta a las 48 horas con paciente bien no reabre el caso; una PCR que no cae al cuarto día, sí».</w:t>
       </w:r>
     </w:p>
     <w:p>
@@ -9060,7 +9502,7 @@
         <w:keepNext/>
         <w:numPr>
           <w:ilvl w:val="0"/>
-          <w:numId w:val="16"/>
+          <w:numId w:val="17"/>
         </w:numPr>
       </w:pPr>
       <w:r>
@@ -9073,7 +9515,7 @@
         <w:keepNext/>
         <w:numPr>
           <w:ilvl w:val="0"/>
-          <w:numId w:val="16"/>
+          <w:numId w:val="17"/>
         </w:numPr>
       </w:pPr>
       <w:r>
@@ -9086,7 +9528,7 @@
         <w:keepNext w:val="false"/>
         <w:numPr>
           <w:ilvl w:val="0"/>
-          <w:numId w:val="16"/>
+          <w:numId w:val="17"/>
         </w:numPr>
       </w:pPr>
       <w:r>
@@ -9110,7 +9552,7 @@
           <w:sz w:val="22"/>
           <w:szCs w:val="22"/>
         </w:rPr>
-        <w:t xml:space="preserve">Capítulo 13</w:t>
+        <w:t xml:space="preserve">Capítulo 14</w:t>
       </w:r>
       <w:r>
         <w:rPr>
@@ -9342,7 +9784,7 @@
         <w:keepNext/>
         <w:numPr>
           <w:ilvl w:val="0"/>
-          <w:numId w:val="17"/>
+          <w:numId w:val="18"/>
         </w:numPr>
       </w:pPr>
       <w:r>
@@ -9362,7 +9804,7 @@
         <w:keepNext/>
         <w:numPr>
           <w:ilvl w:val="0"/>
-          <w:numId w:val="17"/>
+          <w:numId w:val="18"/>
         </w:numPr>
       </w:pPr>
       <w:r>
@@ -9382,7 +9824,7 @@
         <w:keepNext/>
         <w:numPr>
           <w:ilvl w:val="0"/>
-          <w:numId w:val="17"/>
+          <w:numId w:val="18"/>
         </w:numPr>
       </w:pPr>
       <w:r>
@@ -9402,7 +9844,7 @@
         <w:keepNext w:val="false"/>
         <w:numPr>
           <w:ilvl w:val="0"/>
-          <w:numId w:val="17"/>
+          <w:numId w:val="18"/>
         </w:numPr>
       </w:pPr>
       <w:r>
@@ -9560,7 +10002,7 @@
         <w:keepNext/>
         <w:numPr>
           <w:ilvl w:val="0"/>
-          <w:numId w:val="18"/>
+          <w:numId w:val="19"/>
         </w:numPr>
       </w:pPr>
       <w:r>
@@ -9573,7 +10015,7 @@
         <w:keepNext/>
         <w:numPr>
           <w:ilvl w:val="0"/>
-          <w:numId w:val="18"/>
+          <w:numId w:val="19"/>
         </w:numPr>
       </w:pPr>
       <w:r>
@@ -9586,7 +10028,7 @@
         <w:keepNext w:val="false"/>
         <w:numPr>
           <w:ilvl w:val="0"/>
-          <w:numId w:val="18"/>
+          <w:numId w:val="19"/>
         </w:numPr>
       </w:pPr>
       <w:r>
@@ -9728,7 +10170,7 @@
         <w:pStyle w:val="PartIntro"/>
       </w:pPr>
       <w:r>
-        <w:t xml:space="preserve">Las tres primeras partes construyeron las herramientas; esta las pone a trabajar. Primero frente a la responsabilidad —y el miedo— que ninguna herramienta puede delegar (capítulo 14). Luego, el método HII-D en forma completa y en versión de sesenta segundos (capítulo 15), un cuaderno de ocho casos para leer metacognitivamente —incluida la resolución de la historia de Carmen— y el problema de enseñar y organizar todo esto (capítulo 16). Cierran el libro dos espejos: la inteligencia artificial en el proceso diagnóstico y terapéutico —qué hace, qué arriesga, cómo se la enfrenta— (capítulo 17), y la poesía —porque el debate sobre lo que la palabra tiene derecho a hacer también se libró en verso, y en Chile (capítulo 18)—.</w:t>
+        <w:t xml:space="preserve">Las tres primeras partes construyeron las herramientas; esta las pone a trabajar. Primero frente a la responsabilidad —y el miedo— que ninguna herramienta puede delegar (capítulo 15). Luego, el método HII-D en forma completa y en versión de sesenta segundos (capítulo 16), un cuaderno de ocho casos para leer metacognitivamente —incluida la resolución de la historia de Carmen— y el problema de enseñar y organizar todo esto (capítulo 17). Cierran el libro dos espejos: la inteligencia artificial en el proceso diagnóstico y terapéutico —qué hace, qué arriesga, cómo se la enfrenta— (capítulo 18), y la poesía —porque el debate sobre lo que la palabra tiene derecho a hacer también se libró en verso, y en Chile (capítulo 19)—.</w:t>
       </w:r>
     </w:p>
     <w:p>
@@ -9748,7 +10190,7 @@
           <w:sz w:val="22"/>
           <w:szCs w:val="22"/>
         </w:rPr>
-        <w:t xml:space="preserve">Capítulo 14</w:t>
+        <w:t xml:space="preserve">Capítulo 15</w:t>
       </w:r>
       <w:r>
         <w:rPr>
@@ -10183,7 +10625,7 @@
         <w:keepNext/>
         <w:numPr>
           <w:ilvl w:val="0"/>
-          <w:numId w:val="19"/>
+          <w:numId w:val="20"/>
         </w:numPr>
       </w:pPr>
       <w:r>
@@ -10196,7 +10638,7 @@
         <w:keepNext/>
         <w:numPr>
           <w:ilvl w:val="0"/>
-          <w:numId w:val="19"/>
+          <w:numId w:val="20"/>
         </w:numPr>
       </w:pPr>
       <w:r>
@@ -10209,7 +10651,7 @@
         <w:keepNext w:val="false"/>
         <w:numPr>
           <w:ilvl w:val="0"/>
-          <w:numId w:val="19"/>
+          <w:numId w:val="20"/>
         </w:numPr>
       </w:pPr>
       <w:r>
@@ -10233,7 +10675,7 @@
           <w:sz w:val="22"/>
           <w:szCs w:val="22"/>
         </w:rPr>
-        <w:t xml:space="preserve">Capítulo 15</w:t>
+        <w:t xml:space="preserve">Capítulo 16</w:t>
       </w:r>
       <w:r>
         <w:rPr>
@@ -11586,7 +12028,7 @@
         <w:keepNext/>
         <w:numPr>
           <w:ilvl w:val="0"/>
-          <w:numId w:val="20"/>
+          <w:numId w:val="21"/>
         </w:numPr>
       </w:pPr>
       <w:r>
@@ -11606,7 +12048,7 @@
         <w:keepNext/>
         <w:numPr>
           <w:ilvl w:val="0"/>
-          <w:numId w:val="20"/>
+          <w:numId w:val="21"/>
         </w:numPr>
       </w:pPr>
       <w:r>
@@ -11626,7 +12068,7 @@
         <w:keepNext/>
         <w:numPr>
           <w:ilvl w:val="0"/>
-          <w:numId w:val="20"/>
+          <w:numId w:val="21"/>
         </w:numPr>
       </w:pPr>
       <w:r>
@@ -11646,7 +12088,7 @@
         <w:keepNext w:val="false"/>
         <w:numPr>
           <w:ilvl w:val="0"/>
-          <w:numId w:val="20"/>
+          <w:numId w:val="21"/>
         </w:numPr>
       </w:pPr>
       <w:r>
@@ -11877,7 +12319,7 @@
         <w:keepNext/>
         <w:numPr>
           <w:ilvl w:val="0"/>
-          <w:numId w:val="21"/>
+          <w:numId w:val="22"/>
         </w:numPr>
       </w:pPr>
       <w:r>
@@ -11890,7 +12332,7 @@
         <w:keepNext/>
         <w:numPr>
           <w:ilvl w:val="0"/>
-          <w:numId w:val="21"/>
+          <w:numId w:val="22"/>
         </w:numPr>
       </w:pPr>
       <w:r>
@@ -11903,7 +12345,7 @@
         <w:keepNext w:val="false"/>
         <w:numPr>
           <w:ilvl w:val="0"/>
-          <w:numId w:val="21"/>
+          <w:numId w:val="22"/>
         </w:numPr>
       </w:pPr>
       <w:r>
@@ -11948,7 +12390,7 @@
         <w:keepNext w:val="false"/>
       </w:pPr>
       <w:r>
-        <w:t xml:space="preserve">Las viñetas siguientes son composiciones docentes. Cada una se presenta con la estructura HII-D y una frase medular, salvo las dos primeras: vuelven a casos que el libro ya escribió en capas (el Interludio I y el capítulo 12) y guardan sólo lo que esas versiones no tienen. No son casos «resueltos»: son casos representados. La invitación es leer cada uno dos veces —primero como clínico, buscando la conducta; después como lector metacognitivo, observando qué hace cada capa—.</w:t>
+        <w:t xml:space="preserve">Las viñetas siguientes son composiciones docentes. Cada una se presenta con la estructura HII-D y una frase medular, salvo las dos primeras: vuelven a casos que el libro ya escribió en capas (el Interludio I y el capítulo 13) y guardan sólo lo que esas versiones no tienen. No son casos «resueltos»: son casos representados. La invitación es leer cada uno dos veces —primero como clínico, buscando la conducta; después como lector metacognitivo, observando qué hace cada capa—.</w:t>
       </w:r>
     </w:p>
     <w:p>
@@ -12045,7 +12487,7 @@
         <w:keepNext w:val="false"/>
       </w:pPr>
       <w:r>
-        <w:t xml:space="preserve">Es el paciente de la cama 12 del capítulo 8, cuya ficha el capítulo 12 ordenó entera en la matriz HII-D: hombre con lesión medular completa, sonda Foley permanente y un cáncer renal metastásico en progresión, con orina turbia, piuria y urocultivo positivo tras un recambio traumático de sonda, afebril y estable, y con antecedente de colonización por enterobacteria productora de BLEE. Las cuatro capas no se repiten; esta viñeta guarda lo que cabe en una entrega de turno y una lectura del antecedente que suele hacerse al revés.</w:t>
+        <w:t xml:space="preserve">Es el paciente de la cama 12 del capítulo 8, cuya ficha el capítulo 13 ordenó entera en la matriz HII-D: hombre con lesión medular completa, sonda Foley permanente y un cáncer renal metastásico en progresión, con orina turbia, piuria y urocultivo positivo tras un recambio traumático de sonda, afebril y estable, y con antecedente de colonización por enterobacteria productora de BLEE. Las cuatro capas no se repiten; esta viñeta guarda lo que cabe en una entrega de turno y una lectura del antecedente que suele hacerse al revés.</w:t>
       </w:r>
     </w:p>
     <w:p>
@@ -12650,7 +13092,7 @@
         <w:t xml:space="preserve">Lectura metacognitiva.</w:t>
       </w:r>
       <w:r>
-        <w:t xml:space="preserve"> La frase que faltó no requería más conocimiento del que cualquier médico de urgencias ya tiene: requería que el antecedente psiquiátrico no descontara el valor de dos signos medidos. Esta viñeta es el capítulo 14 en su forma más silenciosa: la injusticia testimonial no le dijo a la paciente que no le creía; simplemente dejó de preguntar. Y es también el capítulo 10: la regla PERC es un umbral explícito, y los umbrales explícitos sólo protegen a quien recuerda que hay una hipótesis que someterles. La disciplina de escritura habría bastado: separar el hecho (taquicardia persistente no explicada) de la etiqueta (pánico), conservar la incertidumbre y programar la reapertura.</w:t>
+        <w:t xml:space="preserve"> La frase que faltó no requería más conocimiento del que cualquier médico de urgencias ya tiene: requería que el antecedente psiquiátrico no descontara el valor de dos signos medidos. Esta viñeta es el capítulo 15 en su forma más silenciosa: la injusticia testimonial no le dijo a la paciente que no le creía; simplemente dejó de preguntar. Y es también el capítulo 10: la regla PERC es un umbral explícito, y los umbrales explícitos sólo protegen a quien recuerda que hay una hipótesis que someterles. La disciplina de escritura habría bastado: separar el hecho (taquicardia persistente no explicada) de la etiqueta (pánico), conservar la incertidumbre y programar la reapertura.</w:t>
       </w:r>
     </w:p>
     <w:p>
@@ -12946,7 +13388,7 @@
           <w:sz w:val="22"/>
           <w:szCs w:val="22"/>
         </w:rPr>
-        <w:t xml:space="preserve">Capítulo 16</w:t>
+        <w:t xml:space="preserve">Capítulo 17</w:t>
       </w:r>
       <w:r>
         <w:rPr>
@@ -13078,7 +13520,7 @@
         <w:keepNext w:val="false"/>
       </w:pPr>
       <w:r>
-        <w:t xml:space="preserve">La posición es intermedia, pero no equidistante. Con los escépticos: no existe una habilidad general de «pensar bien» que flote por encima del conocimiento; la representación rica del problema —illness scripts, experiencia con feedback— es la condición de todo lo demás, y ningún método, HII-D incluido, compensa no saber medicina. Contra el escepticismo total: de esa evidencia no se sigue que la única intervención posible sea enseñar más contenido. Lo que se propone aquí no es vigilancia interna permanente ni listas universales, las versiones que la evidencia ha desinflado, sino artefactos externos y selectivos. Un lenguaje que obliga a graduar afirmaciones; una estructura de nota que conserva las capas; pausas activadas por disparadores definidos; circuitos de feedback que conviertan experiencia en calibración. Es una apuesta con compromisos observables (véase el capítulo 15): si estas herramientas no cambian conductas medibles, deben abandonarse como cualquier hipótesis mimada. Entre tanto, la controversia se enseña mejor de lo que se oculta: un residente que conoce el debate sabrá desconfiar por igual del catálogo de sesgos como solución universal y del nihilismo pedagógico como coartada.</w:t>
+        <w:t xml:space="preserve">La posición es intermedia, pero no equidistante. Con los escépticos: no existe una habilidad general de «pensar bien» que flote por encima del conocimiento; la representación rica del problema —illness scripts, experiencia con feedback— es la condición de todo lo demás, y ningún método, HII-D incluido, compensa no saber medicina. Contra el escepticismo total: de esa evidencia no se sigue que la única intervención posible sea enseñar más contenido. Lo que se propone aquí no es vigilancia interna permanente ni listas universales, las versiones que la evidencia ha desinflado, sino artefactos externos y selectivos. Un lenguaje que obliga a graduar afirmaciones; una estructura de nota que conserva las capas; pausas activadas por disparadores definidos; circuitos de feedback que conviertan experiencia en calibración. Es una apuesta con compromisos observables (véase el capítulo 16): si estas herramientas no cambian conductas medibles, deben abandonarse como cualquier hipótesis mimada. Entre tanto, la controversia se enseña mejor de lo que se oculta: un residente que conoce el debate sabrá desconfiar por igual del catálogo de sesgos como solución universal y del nihilismo pedagógico como coartada.</w:t>
       </w:r>
     </w:p>
     <w:p>
@@ -13106,7 +13548,7 @@
         <w:keepNext w:val="false"/>
       </w:pPr>
       <w:r>
-        <w:t xml:space="preserve">Las tres palancas prometidas al inicio son, por orden de costo, la visita, la revisión de errores y la ficha. Una visita de sala puede incorporar una pausa breve en casos seleccionados, y no hace falta inventarle preguntas: las cuatro de la versión de sesenta segundos (capítulo 15) bastan, y el Apéndice C dice con qué disparadores instalarlas, en cuántas semanas y qué medir. Lo que este capítulo aporta es el porqué: la pausa en voz alta es el único momento en que el equipo entero mira la misma representación del problema, y quien dirige la visita la enseña modelándola, no interrogando.</w:t>
+        <w:t xml:space="preserve">Las tres palancas prometidas al inicio son, por orden de costo, la visita, la revisión de errores y la ficha. Una visita de sala puede incorporar una pausa breve en casos seleccionados, y no hace falta inventarle preguntas: las cuatro de la versión de sesenta segundos (capítulo 16) bastan, y el Apéndice C dice con qué disparadores instalarlas, en cuántas semanas y qué medir. Lo que este capítulo aporta es el porqué: la pausa en voz alta es el único momento en que el equipo entero mira la misma representación del problema, y quien dirige la visita la enseña modelándola, no interrogando.</w:t>
       </w:r>
     </w:p>
     <w:p>
@@ -13261,7 +13703,7 @@
         <w:keepNext/>
         <w:numPr>
           <w:ilvl w:val="0"/>
-          <w:numId w:val="22"/>
+          <w:numId w:val="23"/>
         </w:numPr>
       </w:pPr>
       <w:r>
@@ -13274,7 +13716,7 @@
         <w:keepNext/>
         <w:numPr>
           <w:ilvl w:val="0"/>
-          <w:numId w:val="22"/>
+          <w:numId w:val="23"/>
         </w:numPr>
       </w:pPr>
       <w:r>
@@ -13287,7 +13729,7 @@
         <w:keepNext w:val="false"/>
         <w:numPr>
           <w:ilvl w:val="0"/>
-          <w:numId w:val="22"/>
+          <w:numId w:val="23"/>
         </w:numPr>
       </w:pPr>
       <w:r>
@@ -13311,7 +13753,7 @@
           <w:sz w:val="22"/>
           <w:szCs w:val="22"/>
         </w:rPr>
-        <w:t xml:space="preserve">Capítulo 17</w:t>
+        <w:t xml:space="preserve">Capítulo 18</w:t>
       </w:r>
       <w:r>
         <w:rPr>
@@ -13937,7 +14379,7 @@
         <w:keepNext w:val="false"/>
         <w:numPr>
           <w:ilvl w:val="0"/>
-          <w:numId w:val="23"/>
+          <w:numId w:val="24"/>
         </w:numPr>
       </w:pPr>
       <w:r>
@@ -13957,7 +14399,7 @@
         <w:keepNext w:val="false"/>
         <w:numPr>
           <w:ilvl w:val="0"/>
-          <w:numId w:val="23"/>
+          <w:numId w:val="24"/>
         </w:numPr>
       </w:pPr>
       <w:r>
@@ -13977,7 +14419,7 @@
         <w:keepNext w:val="false"/>
         <w:numPr>
           <w:ilvl w:val="0"/>
-          <w:numId w:val="23"/>
+          <w:numId w:val="24"/>
         </w:numPr>
       </w:pPr>
       <w:r>
@@ -13997,7 +14439,7 @@
         <w:keepNext w:val="false"/>
         <w:numPr>
           <w:ilvl w:val="0"/>
-          <w:numId w:val="23"/>
+          <w:numId w:val="24"/>
         </w:numPr>
       </w:pPr>
       <w:r>
@@ -14017,7 +14459,7 @@
         <w:keepNext w:val="false"/>
         <w:numPr>
           <w:ilvl w:val="0"/>
-          <w:numId w:val="23"/>
+          <w:numId w:val="24"/>
         </w:numPr>
       </w:pPr>
       <w:r>
@@ -14037,7 +14479,7 @@
         <w:keepNext w:val="false"/>
         <w:numPr>
           <w:ilvl w:val="0"/>
-          <w:numId w:val="23"/>
+          <w:numId w:val="24"/>
         </w:numPr>
       </w:pPr>
       <w:r>
@@ -14125,7 +14567,7 @@
         <w:t xml:space="preserve">Monitoreo continuo con umbrales de retirada.</w:t>
       </w:r>
       <w:r>
-        <w:t xml:space="preserve"> Definir antes del despliegue qué degradación obliga a recalibrar o apagar: la falsabilidad del capítulo 15, aplicada al software.</w:t>
+        <w:t xml:space="preserve"> Definir antes del despliegue qué degradación obliga a recalibrar o apagar: la falsabilidad del capítulo 16, aplicada al software.</w:t>
       </w:r>
     </w:p>
     <w:p>
@@ -14251,7 +14693,7 @@
         <w:keepNext/>
         <w:numPr>
           <w:ilvl w:val="0"/>
-          <w:numId w:val="24"/>
+          <w:numId w:val="25"/>
         </w:numPr>
       </w:pPr>
       <w:r>
@@ -14264,7 +14706,7 @@
         <w:keepNext/>
         <w:numPr>
           <w:ilvl w:val="0"/>
-          <w:numId w:val="24"/>
+          <w:numId w:val="25"/>
         </w:numPr>
       </w:pPr>
       <w:r>
@@ -14277,7 +14719,7 @@
         <w:keepNext w:val="false"/>
         <w:numPr>
           <w:ilvl w:val="0"/>
-          <w:numId w:val="24"/>
+          <w:numId w:val="25"/>
         </w:numPr>
       </w:pPr>
       <w:r>
@@ -14301,7 +14743,7 @@
           <w:sz w:val="22"/>
           <w:szCs w:val="22"/>
         </w:rPr>
-        <w:t xml:space="preserve">Capítulo 18</w:t>
+        <w:t xml:space="preserve">Capítulo 19</w:t>
       </w:r>
       <w:r>
         <w:rPr>
@@ -14359,7 +14801,7 @@
         <w:keepNext w:val="false"/>
       </w:pPr>
       <w:r>
-        <w:t xml:space="preserve">El parentesco es lógico antes que sentimental. Una metáfora es la hipótesis de que dos cosas lejanas comparten estructura; un diagnóstico es una metáfora que acepta ser puesta a prueba —«este cuadro es una colecistitis» apuesta a que lo que ocurre en este cuerpo comparte estructura con un patrón aprendido—. Ambos movimientos son la abducción del capítulo 2, y ambos requieren el estado que el capítulo 14 llamó humildad en funciones: sostener la conjetura con fuerza suficiente para trabajarla y soltura suficiente para dejarla caer. Bohm lo dijo desde la física: el acto creativo central —percibir un orden nuevo en lo que ya estaba a la vista— es el mismo en el arte y en la ciencia; cambian los materiales y el tribunal (Bohm, 1996).</w:t>
+        <w:t xml:space="preserve">El parentesco es lógico antes que sentimental. Una metáfora es la hipótesis de que dos cosas lejanas comparten estructura; un diagnóstico es una metáfora que acepta ser puesta a prueba —«este cuadro es una colecistitis» apuesta a que lo que ocurre en este cuerpo comparte estructura con un patrón aprendido—. Ambos movimientos son la abducción del capítulo 2, y ambos requieren el estado que el capítulo 15 llamó humildad en funciones: sostener la conjetura con fuerza suficiente para trabajarla y soltura suficiente para dejarla caer. Bohm lo dijo desde la física: el acto creativo central —percibir un orden nuevo en lo que ya estaba a la vista— es el mismo en el arte y en la ciencia; cambian los materiales y el tribunal (Bohm, 1996).</w:t>
       </w:r>
     </w:p>
     <w:p>
@@ -14562,7 +15004,7 @@
         <w:keepNext/>
         <w:numPr>
           <w:ilvl w:val="0"/>
-          <w:numId w:val="25"/>
+          <w:numId w:val="26"/>
         </w:numPr>
       </w:pPr>
       <w:r>
@@ -14575,7 +15017,7 @@
         <w:keepNext/>
         <w:numPr>
           <w:ilvl w:val="0"/>
-          <w:numId w:val="25"/>
+          <w:numId w:val="26"/>
         </w:numPr>
       </w:pPr>
       <w:r>
@@ -14588,7 +15030,7 @@
         <w:keepNext w:val="false"/>
         <w:numPr>
           <w:ilvl w:val="0"/>
-          <w:numId w:val="25"/>
+          <w:numId w:val="26"/>
         </w:numPr>
       </w:pPr>
       <w:r>
@@ -14657,7 +15099,7 @@
         <w:keepNext w:val="false"/>
       </w:pPr>
       <w:r>
-        <w:t xml:space="preserve">El mapa del comienzo (Figura 1) prometió tres hilos: las capas del conocimiento, el camino de la conjetura a la humildad y la lengua que conserva o borra las capas. Tres nudos de ese tejido quedan a la vista. El primero va de la abducción a la humildad. Conjeturar, vigilar la conjetura y no cerrarla antes de tiempo son tres momentos de un mismo gesto, y el capítulo 14 le dio su nombre antiguo, phronesis. Lo que puede agregarse aquí es el orden de los fracasos: sin conjetura no hay diagnóstico; sin vigilancia, el diagnóstico se vuelve certeza; sin humildad, la certeza se vuelve ficha. El segundo va del dato al contexto: la funcionalidad, el pronóstico de fondo y la red de apoyo son hechos clínicos, y una decisión que los omitió no es más objetiva sino más incompleta. El tercero va de la ficha al razonador: escribir la nota es parte de pensar. Por eso la inteligencia artificial, que produce la prosa fluida contra la que entrena cada capítulo —hechos, inferencias e invenciones con la misma sintaxis—, no cambia la disciplina: la vuelve urgente, sobre todo para quien todavía está formando el juicio que la herramienta ofrece reemplazar. Ante una respuesta automática como ante la propia narrativa, la pregunta es la misma: qué proviene del caso, qué fue inferido, qué permanece incierto y qué responsabilidad implica actuar.</w:t>
+        <w:t xml:space="preserve">El mapa del comienzo (Figura 1) prometió tres hilos: las capas del conocimiento, el camino de la conjetura a la humildad y la lengua que conserva o borra las capas. Tres nudos de ese tejido quedan a la vista. El primero va de la abducción a la humildad. Conjeturar, vigilar la conjetura y no cerrarla antes de tiempo son tres momentos de un mismo gesto, y el capítulo 15 le dio su nombre antiguo, phronesis. Lo que puede agregarse aquí es el orden de los fracasos: sin conjetura no hay diagnóstico; sin vigilancia, el diagnóstico se vuelve certeza; sin humildad, la certeza se vuelve ficha. El segundo va del dato al contexto: la funcionalidad, el pronóstico de fondo y la red de apoyo son hechos clínicos, y una decisión que los omitió no es más objetiva sino más incompleta. El tercero va de la ficha al razonador: escribir la nota es parte de pensar. Por eso la inteligencia artificial, que produce la prosa fluida contra la que entrena cada capítulo —hechos, inferencias e invenciones con la misma sintaxis—, no cambia la disciplina: la vuelve urgente, sobre todo para quien todavía está formando el juicio que la herramienta ofrece reemplazar. Ante una respuesta automática como ante la propia narrativa, la pregunta es la misma: qué proviene del caso, qué fue inferido, qué permanece incierto y qué responsabilidad implica actuar.</w:t>
       </w:r>
     </w:p>
     <w:p>
@@ -15231,7 +15673,7 @@
         </w:numPr>
       </w:pPr>
       <w:r>
-        <w:t xml:space="preserve">Resultado pendiente.</w:t>
+        <w:t xml:space="preserve">Resultado pendiente y qué se hará con cada resultado posible («si sale…, haré…»).</w:t>
       </w:r>
     </w:p>
     <w:p>
@@ -15324,7 +15766,7 @@
         <w:t xml:space="preserve">Versión de sesenta segundos</w:t>
       </w:r>
       <w:r>
-        <w:t xml:space="preserve"> (para casos de rutina o alta presión de tiempo): las cuatro preguntas de la caja del capítulo 15, reproducidas en la tarjeta de la última página.</w:t>
+        <w:t xml:space="preserve"> (para casos de rutina o alta presión de tiempo): las cuatro preguntas de la caja del capítulo 16, reproducidas en la tarjeta de la última página.</w:t>
       </w:r>
     </w:p>
     <w:p>
@@ -16639,7 +17081,7 @@
         <w:keepNext w:val="false"/>
         <w:numPr>
           <w:ilvl w:val="0"/>
-          <w:numId w:val="26"/>
+          <w:numId w:val="27"/>
         </w:numPr>
       </w:pPr>
       <w:r>
@@ -16652,7 +17094,7 @@
         <w:keepNext w:val="false"/>
         <w:numPr>
           <w:ilvl w:val="0"/>
-          <w:numId w:val="26"/>
+          <w:numId w:val="27"/>
         </w:numPr>
       </w:pPr>
       <w:r>
@@ -16665,7 +17107,7 @@
         <w:keepNext w:val="false"/>
         <w:numPr>
           <w:ilvl w:val="0"/>
-          <w:numId w:val="26"/>
+          <w:numId w:val="27"/>
         </w:numPr>
       </w:pPr>
       <w:r>
@@ -16678,7 +17120,7 @@
         <w:keepNext w:val="false"/>
         <w:numPr>
           <w:ilvl w:val="0"/>
-          <w:numId w:val="26"/>
+          <w:numId w:val="27"/>
         </w:numPr>
       </w:pPr>
       <w:r>
@@ -16691,7 +17133,7 @@
         <w:keepNext w:val="false"/>
         <w:numPr>
           <w:ilvl w:val="0"/>
-          <w:numId w:val="26"/>
+          <w:numId w:val="27"/>
         </w:numPr>
       </w:pPr>
       <w:r>
@@ -16704,7 +17146,7 @@
         <w:keepNext w:val="false"/>
         <w:numPr>
           <w:ilvl w:val="0"/>
-          <w:numId w:val="26"/>
+          <w:numId w:val="27"/>
         </w:numPr>
       </w:pPr>
       <w:r>
@@ -16717,7 +17159,7 @@
         <w:keepNext w:val="false"/>
         <w:numPr>
           <w:ilvl w:val="0"/>
-          <w:numId w:val="26"/>
+          <w:numId w:val="27"/>
         </w:numPr>
       </w:pPr>
       <w:r>
@@ -16730,7 +17172,7 @@
         <w:keepNext w:val="false"/>
         <w:numPr>
           <w:ilvl w:val="0"/>
-          <w:numId w:val="26"/>
+          <w:numId w:val="27"/>
         </w:numPr>
       </w:pPr>
       <w:r>
@@ -16743,7 +17185,7 @@
         <w:keepNext w:val="false"/>
         <w:numPr>
           <w:ilvl w:val="0"/>
-          <w:numId w:val="26"/>
+          <w:numId w:val="27"/>
         </w:numPr>
       </w:pPr>
       <w:r>
@@ -16756,7 +17198,7 @@
         <w:keepNext w:val="false"/>
         <w:numPr>
           <w:ilvl w:val="0"/>
-          <w:numId w:val="26"/>
+          <w:numId w:val="27"/>
         </w:numPr>
       </w:pPr>
       <w:r>
@@ -16769,7 +17211,7 @@
         <w:keepNext w:val="false"/>
         <w:numPr>
           <w:ilvl w:val="0"/>
-          <w:numId w:val="26"/>
+          <w:numId w:val="27"/>
         </w:numPr>
       </w:pPr>
       <w:r>
@@ -16782,7 +17224,7 @@
         <w:keepNext w:val="false"/>
         <w:numPr>
           <w:ilvl w:val="0"/>
-          <w:numId w:val="26"/>
+          <w:numId w:val="27"/>
         </w:numPr>
       </w:pPr>
       <w:r>
@@ -16815,7 +17257,7 @@
         <w:keepNext w:val="false"/>
       </w:pPr>
       <w:r>
-        <w:t xml:space="preserve">Esta guía condensa el capítulo 16 en un plan concreto para un servicio que quiera adoptar el lenguaje y las prácticas del libro. Está pensada para un jefe de servicio, un programa de residencia o un grupo de clínicos con voluntad y poco tiempo. Tres advertencias previas: nada de esto está validado como tecnología (véase el capítulo 15, «Límites»); todo debe adaptarse al contexto local; y la palanca más barata —cómo se habla en la visita de sala— es también la más poderosa.</w:t>
+        <w:t xml:space="preserve">Esta guía condensa el capítulo 17 en un plan concreto para un servicio que quiera adoptar el lenguaje y las prácticas del libro. Está pensada para un jefe de servicio, un programa de residencia o un grupo de clínicos con voluntad y poco tiempo. Tres advertencias previas: nada de esto está validado como tecnología (véase el capítulo 16, «Límites»); todo debe adaptarse al contexto local; y la palanca más barata —cómo se habla en la visita de sala— es también la más poderosa.</w:t>
       </w:r>
     </w:p>
     <w:p>
@@ -16982,6 +17424,19 @@
     <w:p>
       <w:pPr>
         <w:pStyle w:val="BodyJ"/>
+        <w:keepNext/>
+        <w:numPr>
+          <w:ilvl w:val="0"/>
+          <w:numId w:val="5"/>
+        </w:numPr>
+      </w:pPr>
+      <w:r>
+        <w:t xml:space="preserve">Cada examen pendiente con su propósito escrito: «si sale…, haré…» (capítulo 11). Si las ramas son iguales, no se pide, o se anota como pedido por el paciente.</w:t>
+      </w:r>
+    </w:p>
+    <w:p>
+      <w:pPr>
+        <w:pStyle w:val="BodyJ"/>
         <w:keepNext w:val="false"/>
         <w:numPr>
           <w:ilvl w:val="0"/>
@@ -17103,7 +17558,7 @@
         <w:keepNext w:val="false"/>
       </w:pPr>
       <w:r>
-        <w:t xml:space="preserve">Qué talleres del Apéndice D usar con quién, en el orden en que rinden más; cada uno se nombra por su capítulo. Salvo los que se sostienen en el tiempo (los de los capítulos 5, 15 y 16), cada uno cabe en una reunión de treinta minutos.</w:t>
+        <w:t xml:space="preserve">Qué talleres del Apéndice D usar con quién, en el orden en que rinden más; cada uno se nombra por su capítulo. Salvo los que se sostienen en el tiempo (los de los capítulos 5, 16 y 17), cada uno cabe en una reunión de treinta minutos.</w:t>
       </w:r>
     </w:p>
     <w:p>
@@ -17123,7 +17578,7 @@
         <w:t xml:space="preserve">Interno y residente de primer año</w:t>
       </w:r>
       <w:r>
-        <w:t xml:space="preserve">: los talleres de los capítulos 1 (qué tan hecho es este hecho), 2 (la sentencia del TAC), 4 (cinco frases para reescribir), 10 (frecuencias naturales), 11 (la observación activa, por escrito) y 12 (conjugar los verbos). Enseñan el léxico y las capas antes que el juicio.</w:t>
+        <w:t xml:space="preserve">: los talleres de los capítulos 1 (qué tan hecho es este hecho), 2 (la sentencia del TAC), 4 (cinco frases para reescribir), 10 (frecuencias naturales), 11 (si sale…, haré…), 12 (la observación activa, por escrito) y 13 (conjugar los verbos). Enseñan el léxico y las capas antes que el juicio.</w:t>
       </w:r>
     </w:p>
     <w:p>
@@ -17143,7 +17598,7 @@
         <w:t xml:space="preserve">Residente de segundo año en adelante</w:t>
       </w:r>
       <w:r>
-        <w:t xml:space="preserve">: los de los capítulos 3 (el mapa de lo que no sabemos), 5 (calibración personal, sostenido tres meses), 7 (reconstruir una trayectoria), 8 (presentar sin la etiqueta), 12 (desfosilizar una evolución), 13 (traducir un desacuerdo) y 15 (su paciente, esta semana). Trabajan sobre el propio razonamiento y sobre pacientes reales.</w:t>
+        <w:t xml:space="preserve">: los de los capítulos 3 (el mapa de lo que no sabemos), 5 (calibración personal, sostenido tres meses), 7 (reconstruir una trayectoria), 8 (presentar sin la etiqueta), 13 (desfosilizar una evolución), 14 (traducir un desacuerdo) y 16 (su paciente, esta semana). Trabajan sobre el propio razonamiento y sobre pacientes reales.</w:t>
       </w:r>
     </w:p>
     <w:p>
@@ -17163,7 +17618,7 @@
         <w:t xml:space="preserve">Jefe de servicio, docente y comité</w:t>
       </w:r>
       <w:r>
-        <w:t xml:space="preserve">: los de los capítulos 10 (las cuatro casillas), 16 (rediseñar la visita de sala) y 17 (la autopsia de una respuesta de IA), y la reunión de morbimortalidad en el formato de la viñeta 6. Cambian el sistema, no sólo al que razona.</w:t>
+        <w:t xml:space="preserve">: los de los capítulos 10 (las cuatro casillas), 17 (rediseñar la visita de sala) y 18 (la autopsia de una respuesta de IA), y la reunión de morbimortalidad en el formato de la viñeta 6. Cambian el sistema, no sólo al que razona.</w:t>
       </w:r>
     </w:p>
     <w:p>
@@ -17183,16 +17638,16 @@
         <w:t xml:space="preserve">Para todos, al cierre de un ciclo</w:t>
       </w:r>
       <w:r>
-        <w:t xml:space="preserve">: los de los capítulos 2 (cinco hipótesis en tres minutos) y 18 (la prueba de Parra), que entrenan la generación y el oído.</w:t>
-      </w:r>
-    </w:p>
-    <w:p>
-      <w:pPr>
-        <w:pStyle w:val="BodyJ"/>
-        <w:keepNext w:val="false"/>
-      </w:pPr>
-      <w:r>
-        <w:t xml:space="preserve">Secuencia mínima para un servicio que empieza, alineada con las fases de esta guía: el taller del capítulo 4 en las semanas 1–2 (el lenguaje), los de los capítulos 8 y 11 en las semanas 3–4 (la pausa en la visita de sala), los dos del capítulo 12 en el mes 2 (la ficha) y el del capítulo 7 desde el mes 3, junto a la reunión de morbimortalidad; el resto, a demanda. Los «errores típicos» anotados en los talleres de los capítulos 7, 8, 10 (frecuencias naturales) y 12 (conjugar los verbos) son lo que los grupos suelen responder primero; mostrarlos antes de la versión posible enseña por contraste.</w:t>
+        <w:t xml:space="preserve">: los de los capítulos 2 (cinco hipótesis en tres minutos) y 19 (la prueba de Parra), que entrenan la generación y el oído.</w:t>
+      </w:r>
+    </w:p>
+    <w:p>
+      <w:pPr>
+        <w:pStyle w:val="BodyJ"/>
+        <w:keepNext w:val="false"/>
+      </w:pPr>
+      <w:r>
+        <w:t xml:space="preserve">Secuencia mínima para un servicio que empieza, alineada con las fases de esta guía: el taller del capítulo 4 en las semanas 1–2 (el lenguaje), los de los capítulos 8 y 12 en las semanas 3–4 (la pausa en la visita de sala), los dos del capítulo 13 en el mes 2 (la ficha) y el del capítulo 7 desde el mes 3, junto a la reunión de morbimortalidad; el resto, a demanda. Los «errores típicos» anotados en los talleres de los capítulos 7, 8, 10 (frecuencias naturales) y 13 (conjugar los verbos) son lo que los grupos suelen responder primero; mostrarlos antes de la versión posible enseña por contraste.</w:t>
       </w:r>
     </w:p>
     <w:p>
@@ -17221,7 +17676,7 @@
         <w:keepNext w:val="false"/>
       </w:pPr>
       <w:r>
-        <w:t xml:space="preserve">Los ejercicios de este apéndice son para quien quiera practicar. Hay uno por capítulo, salvo en los capítulos 6, 9 y 14, que no tienen, y en los capítulos 2, 10 y 12, que tienen dos; cada uno lleva el número del capítulo cuyo concepto ejercita y rinde más después de leerlo. Casi todos se hacen por escrito, y muchos piden reescribir una frase clínica real. Ninguno tiene una respuesta única: la versión posible o el comentario que acompaña a cada uno muestra un camino, no el camino, y algunos anotan antes el error típico, lo que los grupos suelen responder primero. La hoja de ruta para el docente, al final del Apéndice C, propone cuáles usar con quién y en qué orden.</w:t>
+        <w:t xml:space="preserve">Los ejercicios de este apéndice son para quien quiera practicar. Hay uno por capítulo, salvo en los capítulos 6, 9 y 15, que no tienen, y en los capítulos 2, 10 y 13, que tienen dos; cada uno lleva el número del capítulo cuyo concepto ejercita y rinde más después de leerlo. Casi todos se hacen por escrito, y muchos piden reescribir una frase clínica real. Ninguno tiene una respuesta única: la versión posible o el comentario que acompaña a cada uno muestra un camino, no el camino, y algunos anotan antes el error típico, lo que los grupos suelen responder primero. La hoja de ruta para el docente, al final del Apéndice C, propone cuáles usar con quién y en qué orden.</w:t>
       </w:r>
     </w:p>
     <w:p>
@@ -17249,7 +17704,7 @@
         <w:keepNext/>
         <w:numPr>
           <w:ilvl w:val="0"/>
-          <w:numId w:val="27"/>
+          <w:numId w:val="28"/>
         </w:numPr>
       </w:pPr>
       <w:r>
@@ -17262,7 +17717,7 @@
         <w:keepNext/>
         <w:numPr>
           <w:ilvl w:val="0"/>
-          <w:numId w:val="27"/>
+          <w:numId w:val="28"/>
         </w:numPr>
       </w:pPr>
       <w:r>
@@ -17275,7 +17730,7 @@
         <w:keepNext/>
         <w:numPr>
           <w:ilvl w:val="0"/>
-          <w:numId w:val="27"/>
+          <w:numId w:val="28"/>
         </w:numPr>
       </w:pPr>
       <w:r>
@@ -17288,7 +17743,7 @@
         <w:keepNext/>
         <w:numPr>
           <w:ilvl w:val="0"/>
-          <w:numId w:val="27"/>
+          <w:numId w:val="28"/>
         </w:numPr>
       </w:pPr>
       <w:r>
@@ -17301,7 +17756,7 @@
         <w:keepNext w:val="false"/>
         <w:numPr>
           <w:ilvl w:val="0"/>
-          <w:numId w:val="27"/>
+          <w:numId w:val="28"/>
         </w:numPr>
       </w:pPr>
       <w:r>
@@ -17478,7 +17933,7 @@
         <w:keepNext/>
         <w:numPr>
           <w:ilvl w:val="0"/>
-          <w:numId w:val="28"/>
+          <w:numId w:val="29"/>
         </w:numPr>
       </w:pPr>
       <w:r>
@@ -17491,7 +17946,7 @@
         <w:keepNext/>
         <w:numPr>
           <w:ilvl w:val="0"/>
-          <w:numId w:val="28"/>
+          <w:numId w:val="29"/>
         </w:numPr>
       </w:pPr>
       <w:r>
@@ -17504,7 +17959,7 @@
         <w:keepNext/>
         <w:numPr>
           <w:ilvl w:val="0"/>
-          <w:numId w:val="28"/>
+          <w:numId w:val="29"/>
         </w:numPr>
       </w:pPr>
       <w:r>
@@ -17517,7 +17972,7 @@
         <w:keepNext/>
         <w:numPr>
           <w:ilvl w:val="0"/>
-          <w:numId w:val="28"/>
+          <w:numId w:val="29"/>
         </w:numPr>
       </w:pPr>
       <w:r>
@@ -17530,7 +17985,7 @@
         <w:keepNext w:val="false"/>
         <w:numPr>
           <w:ilvl w:val="0"/>
-          <w:numId w:val="28"/>
+          <w:numId w:val="29"/>
         </w:numPr>
       </w:pPr>
       <w:r>
@@ -17687,7 +18142,7 @@
         <w:t xml:space="preserve">Comentario.</w:t>
       </w:r>
       <w:r>
-        <w:t xml:space="preserve"> El ejercicio funciona por sustracción: la etiqueta organiza la percepción, y quitarla obliga a re-observar. En el caso de la cama 12, la reformulación hizo visible que (a) los «síntomas urinarios» eran inevaluables —dato clave que la palabra «pielonefritis» ocultaba—, (b) los marcadores inflamatorios tenían una explicación alternativa activa (neoplasia), y (c) la «buena respuesta» era atribuible al menos a dos causas. En la cama 12 eso cambió el plan: era una bacteriuria asociada a sonda, el antibiótico se suspendió y quedó una vigilancia con criterios de reapertura (capítulo 12). Otras veces el ejercicio no exige cambiar el tratamiento hoy; exige saber qué se vigila y qué reabriría el caso. Si al hacer el ejercicio con su propio paciente no reaparece ningún dato, enhorabuena: la etiqueta probablemente está bien puesta. El costo fueron cinco minutos; el beneficio, saberlo.</w:t>
+        <w:t xml:space="preserve"> El ejercicio funciona por sustracción: la etiqueta organiza la percepción, y quitarla obliga a re-observar. En el caso de la cama 12, la reformulación hizo visible que (a) los «síntomas urinarios» eran inevaluables —dato clave que la palabra «pielonefritis» ocultaba—, (b) los marcadores inflamatorios tenían una explicación alternativa activa (neoplasia), y (c) la «buena respuesta» era atribuible al menos a dos causas. En la cama 12 eso cambió el plan: era una bacteriuria asociada a sonda, el antibiótico se suspendió y quedó una vigilancia con criterios de reapertura (capítulo 13). Otras veces el ejercicio no exige cambiar el tratamiento hoy; exige saber qué se vigila y qué reabriría el caso. Si al hacer el ejercicio con su propio paciente no reaparece ningún dato, enhorabuena: la etiqueta probablemente está bien puesta. El costo fueron cinco minutos; el beneficio, saberlo.</w:t>
       </w:r>
     </w:p>
     <w:p>
@@ -17783,7 +18238,42 @@
         <w:keepLines/>
       </w:pPr>
       <w:r>
-        <w:t xml:space="preserve">Taller del capítulo 11. La observación activa, por escrito</w:t>
+        <w:t xml:space="preserve">Taller del capítulo 11. Si sale…, haré…</w:t>
+      </w:r>
+    </w:p>
+    <w:p>
+      <w:pPr>
+        <w:pStyle w:val="BodyJ"/>
+        <w:keepNext w:val="false"/>
+      </w:pPr>
+      <w:r>
+        <w:t xml:space="preserve">Tomar los exámenes pendientes de tres pacientes de la lista propia y escribir, para cada uno, una línea por resultado posible: «si sale…, haré…». Después, contar: ¿cuántos tienen todas las ramas iguales?, ¿cuántos se pidieron para alguien que no es el paciente: el médico que teme, el protocolo, el turno anterior?</w:t>
+      </w:r>
+    </w:p>
+    <w:p>
+      <w:pPr>
+        <w:pStyle w:val="BodyJ"/>
+        <w:keepNext w:val="false"/>
+      </w:pPr>
+      <w:r>
+        <w:rPr>
+          <w:i/>
+          <w:iCs/>
+        </w:rPr>
+        <w:t xml:space="preserve">Comentario.</w:t>
+      </w:r>
+      <w:r>
+        <w:t xml:space="preserve"> Una rama igual a la otra no acusa a quien pidió el examen: señala que respondía a otra pregunta, y que esa pregunta merece escribirse. Si era del paciente, se anota como suya; si era del médico, suele resolverse mejor con un criterio de reconsulta que con un informe. Lo que el ejercicio deja a la vista es cuántos exámenes viajan en la ficha sin propósito, y cuántas decisiones esperan resultados que no las van a mover.</w:t>
+      </w:r>
+    </w:p>
+    <w:p>
+      <w:pPr>
+        <w:pStyle w:val="TallerHead"/>
+        <w:keepNext/>
+        <w:keepLines/>
+      </w:pPr>
+      <w:r>
+        <w:t xml:space="preserve">Taller del capítulo 12. La observación activa, por escrito</w:t>
       </w:r>
     </w:p>
     <w:p>
@@ -17832,7 +18322,7 @@
         <w:keepLines/>
       </w:pPr>
       <w:r>
-        <w:t xml:space="preserve">Taller del capítulo 12. Desfosilizar una evolución</w:t>
+        <w:t xml:space="preserve">Taller del capítulo 13. Desfosilizar una evolución</w:t>
       </w:r>
     </w:p>
     <w:p>
@@ -17918,7 +18408,7 @@
         <w:keepLines/>
       </w:pPr>
       <w:r>
-        <w:t xml:space="preserve">Taller del capítulo 12. Conjugar los verbos</w:t>
+        <w:t xml:space="preserve">Taller del capítulo 13. Conjugar los verbos</w:t>
       </w:r>
     </w:p>
     <w:p>
@@ -17969,7 +18459,7 @@
         <w:keepLines/>
       </w:pPr>
       <w:r>
-        <w:t xml:space="preserve">Taller del capítulo 13. Traducir un desacuerdo</w:t>
+        <w:t xml:space="preserve">Taller del capítulo 14. Traducir un desacuerdo</w:t>
       </w:r>
     </w:p>
     <w:p>
@@ -18054,7 +18544,7 @@
         <w:keepLines/>
       </w:pPr>
       <w:r>
-        <w:t xml:space="preserve">Taller del capítulo 15. Su paciente, esta semana</w:t>
+        <w:t xml:space="preserve">Taller del capítulo 16. Su paciente, esta semana</w:t>
       </w:r>
     </w:p>
     <w:p>
@@ -18089,7 +18579,7 @@
         <w:keepLines/>
       </w:pPr>
       <w:r>
-        <w:t xml:space="preserve">Taller del capítulo 16. Rediseñar la visita de sala</w:t>
+        <w:t xml:space="preserve">Taller del capítulo 17. Rediseñar la visita de sala</w:t>
       </w:r>
     </w:p>
     <w:p>
@@ -18124,7 +18614,7 @@
         <w:keepLines/>
       </w:pPr>
       <w:r>
-        <w:t xml:space="preserve">Taller del capítulo 17. La autopsia de una respuesta</w:t>
+        <w:t xml:space="preserve">Taller del capítulo 18. La autopsia de una respuesta</w:t>
       </w:r>
     </w:p>
     <w:p>
@@ -18159,7 +18649,7 @@
         <w:keepLines/>
       </w:pPr>
       <w:r>
-        <w:t xml:space="preserve">Taller del capítulo 18. La prueba de Parra</w:t>
+        <w:t xml:space="preserve">Taller del capítulo 19. La prueba de Parra</w:t>
       </w:r>
     </w:p>
     <w:p>
@@ -18213,7 +18703,7 @@
         <w:keepNext w:val="false"/>
       </w:pPr>
       <w:r>
-        <w:t xml:space="preserve">Las 57 preguntas con que cierran la Introducción y los dieciocho capítulos, reunidas para la visita de sala, la entrega de turno o el portafolio de calibración del capítulo 5. Tres por capítulo; una por semana basta. Ninguna pide más de dos minutos y todas se responden con un paciente concreto.</w:t>
+        <w:t xml:space="preserve">Las 60 preguntas con que cierran la Introducción y los diecinueve capítulos, reunidas para la visita de sala, la entrega de turno o el portafolio de calibración del capítulo 5. Tres por capítulo; una por semana basta. Ninguna pide más de dos minutos y todas se responden con un paciente concreto.</w:t>
       </w:r>
     </w:p>
     <w:p>
@@ -18798,7 +19288,7 @@
           <w:b/>
           <w:bCs/>
         </w:rPr>
-        <w:t xml:space="preserve">Capítulo 11. Temporalidad, trayectoria y razonamiento contrafactual</w:t>
+        <w:t xml:space="preserve">Capítulo 11. Cuando saber más no cambia nada: el valor de un examen</w:t>
       </w:r>
     </w:p>
     <w:p>
@@ -18811,6 +19301,58 @@
         </w:numPr>
       </w:pPr>
       <w:r>
+        <w:t xml:space="preserve">De los exámenes que pedí esta semana, ¿cuál habría pedido igual si antes hubiera escrito qué haría con cada resultado?</w:t>
+      </w:r>
+    </w:p>
+    <w:p>
+      <w:pPr>
+        <w:pStyle w:val="BodyJ"/>
+        <w:keepNext/>
+        <w:numPr>
+          <w:ilvl w:val="0"/>
+          <w:numId w:val="5"/>
+        </w:numPr>
+      </w:pPr>
+      <w:r>
+        <w:t xml:space="preserve">¿Qué duda de mi paciente más complejo conviene declarar y dejar, en vez de perseguir?</w:t>
+      </w:r>
+    </w:p>
+    <w:p>
+      <w:pPr>
+        <w:pStyle w:val="BodyJ"/>
+        <w:keepNext w:val="false"/>
+        <w:numPr>
+          <w:ilvl w:val="0"/>
+          <w:numId w:val="5"/>
+        </w:numPr>
+      </w:pPr>
+      <w:r>
+        <w:t xml:space="preserve">El último examen que pedí para tranquilizar, ¿a quién tranquilizaba: al paciente o a mí?</w:t>
+      </w:r>
+    </w:p>
+    <w:p>
+      <w:pPr>
+        <w:pStyle w:val="BodyJ"/>
+        <w:keepNext/>
+      </w:pPr>
+      <w:r>
+        <w:rPr>
+          <w:b/>
+          <w:bCs/>
+        </w:rPr>
+        <w:t xml:space="preserve">Capítulo 12. Temporalidad, trayectoria y razonamiento contrafactual</w:t>
+      </w:r>
+    </w:p>
+    <w:p>
+      <w:pPr>
+        <w:pStyle w:val="BodyJ"/>
+        <w:keepNext/>
+        <w:numPr>
+          <w:ilvl w:val="0"/>
+          <w:numId w:val="5"/>
+        </w:numPr>
+      </w:pPr>
+      <w:r>
         <w:t xml:space="preserve">«Está mejor»: ¿mejor que cuándo, en qué variable y a qué velocidad?</w:t>
       </w:r>
     </w:p>
@@ -18850,7 +19392,7 @@
           <w:b/>
           <w:bCs/>
         </w:rPr>
-        <w:t xml:space="preserve">Capítulo 12. La ficha clínica como instrumento de pensamiento</w:t>
+        <w:t xml:space="preserve">Capítulo 13. La ficha clínica como instrumento de pensamiento</w:t>
       </w:r>
     </w:p>
     <w:p>
@@ -18902,7 +19444,7 @@
           <w:b/>
           <w:bCs/>
         </w:rPr>
-        <w:t xml:space="preserve">Capítulo 13. Pensar con otros: equipos, desacuerdo y comunicación de la incertidumbre</w:t>
+        <w:t xml:space="preserve">Capítulo 14. Pensar con otros: equipos, desacuerdo y comunicación de la incertidumbre</w:t>
       </w:r>
     </w:p>
     <w:p>
@@ -18954,7 +19496,7 @@
           <w:b/>
           <w:bCs/>
         </w:rPr>
-        <w:t xml:space="preserve">Capítulo 14. Humildad epistémica y responsabilidad clínica</w:t>
+        <w:t xml:space="preserve">Capítulo 15. Humildad epistémica y responsabilidad clínica</w:t>
       </w:r>
     </w:p>
     <w:p>
@@ -19006,7 +19548,7 @@
           <w:b/>
           <w:bCs/>
         </w:rPr>
-        <w:t xml:space="preserve">Capítulo 15. El método HII-D: una epistemología operativa</w:t>
+        <w:t xml:space="preserve">Capítulo 16. El método HII-D: una epistemología operativa</w:t>
       </w:r>
     </w:p>
     <w:p>
@@ -19058,7 +19600,7 @@
           <w:b/>
           <w:bCs/>
         </w:rPr>
-        <w:t xml:space="preserve">Capítulo 16. Enseñar y organizar la metacognición clínica</w:t>
+        <w:t xml:space="preserve">Capítulo 17. Enseñar y organizar la metacognición clínica</w:t>
       </w:r>
     </w:p>
     <w:p>
@@ -19110,7 +19652,7 @@
           <w:b/>
           <w:bCs/>
         </w:rPr>
-        <w:t xml:space="preserve">Capítulo 17. La inteligencia artificial en el proceso clínico: roles, riesgos y defensas</w:t>
+        <w:t xml:space="preserve">Capítulo 18. La inteligencia artificial en el proceso clínico: roles, riesgos y defensas</w:t>
       </w:r>
     </w:p>
     <w:p>
@@ -19162,7 +19704,7 @@
           <w:b/>
           <w:bCs/>
         </w:rPr>
-        <w:t xml:space="preserve">Capítulo 18. La palabra exacta: lo que la poesía sabe del juicio clínico</w:t>
+        <w:t xml:space="preserve">Capítulo 19. La palabra exacta: lo que la poesía sabe del juicio clínico</w:t>
       </w:r>
     </w:p>
     <w:p>
@@ -19307,6 +19849,22 @@
           <w:b/>
           <w:bCs/>
         </w:rPr>
+        <w:t xml:space="preserve">Cascada de atención (cascade of care).</w:t>
+      </w:r>
+      <w:r>
+        <w:t xml:space="preserve"> Secuencia de exámenes, interconsultas y procedimientos que desencadena un resultado o un hallazgo incidental, cuyo valor para el paciente es incierto.</w:t>
+      </w:r>
+    </w:p>
+    <w:p>
+      <w:pPr>
+        <w:pStyle w:val="BodyJ"/>
+        <w:keepNext w:val="false"/>
+      </w:pPr>
+      <w:r>
+        <w:rPr>
+          <w:b/>
+          <w:bCs/>
+        </w:rPr>
         <w:t xml:space="preserve">Cierre prematuro (premature closure).</w:t>
       </w:r>
       <w:r>
@@ -19675,6 +20233,22 @@
           <w:b/>
           <w:bCs/>
         </w:rPr>
+        <w:t xml:space="preserve">Hallazgo incidental (incidentaloma).</w:t>
+      </w:r>
+      <w:r>
+        <w:t xml:space="preserve"> Anomalía encontrada en un examen pedido por otra razón y no relacionada con los síntomas del paciente.</w:t>
+      </w:r>
+    </w:p>
+    <w:p>
+      <w:pPr>
+        <w:pStyle w:val="BodyJ"/>
+        <w:keepNext w:val="false"/>
+      </w:pPr>
+      <w:r>
+        <w:rPr>
+          <w:b/>
+          <w:bCs/>
+        </w:rPr>
         <w:t xml:space="preserve">HII-D*.</w:t>
       </w:r>
       <w:r>
@@ -19771,6 +20345,22 @@
           <w:b/>
           <w:bCs/>
         </w:rPr>
+        <w:t xml:space="preserve">Incertidumbre que conviene dejar*.</w:t>
+      </w:r>
+      <w:r>
+        <w:t xml:space="preserve"> Duda clínica que ningún resultado disponible convertiría en un cambio de conducta, de vigilancia o de información que el paciente necesite. Se declara por escrito y no se persigue; no debe confundirse con la duda que, si estuviera equivocada, produciría daño grave, que obliga a buscar.</w:t>
+      </w:r>
+    </w:p>
+    <w:p>
+      <w:pPr>
+        <w:pStyle w:val="BodyJ"/>
+        <w:keepNext w:val="false"/>
+      </w:pPr>
+      <w:r>
+        <w:rPr>
+          <w:b/>
+          <w:bCs/>
+        </w:rPr>
         <w:t xml:space="preserve">Injusticia epistémica (epistemic injustice).</w:t>
       </w:r>
       <w:r>
@@ -20123,6 +20713,22 @@
           <w:b/>
           <w:bCs/>
         </w:rPr>
+        <w:t xml:space="preserve">Sobrediagnóstico (overdiagnosis).</w:t>
+      </w:r>
+      <w:r>
+        <w:t xml:space="preserve"> Diagnóstico de una condición que, de no haberse detectado, no habría causado síntomas ni daño en la vida del paciente.</w:t>
+      </w:r>
+    </w:p>
+    <w:p>
+      <w:pPr>
+        <w:pStyle w:val="BodyJ"/>
+        <w:keepNext w:val="false"/>
+      </w:pPr>
+      <w:r>
+        <w:rPr>
+          <w:b/>
+          <w:bCs/>
+        </w:rPr>
         <w:t xml:space="preserve">Testimonio (epistemología del; epistemology of testimony).</w:t>
       </w:r>
       <w:r>
@@ -20174,7 +20780,17 @@
         <w:t xml:space="preserve">Validez externa / transportabilidad (external validity / transportability).</w:t>
       </w:r>
       <w:r>
-        <w:t xml:space="preserve"> Grado en que un resultado de investigación puede aplicarse fuera del contexto en que fue producido; no es propiedad binaria del estudio sino relación entre evidencia y uso propuesto.</w:t>
+        <w:t xml:space="preserve"> Grado en que un resultado de investigación puede aplicarse fuera del contexto en que fue producido; no es propiedad binaria del estudio sino relación entre evidencia y uso propuesto. </w:t>
+      </w:r>
+      <w:r>
+        <w:rPr>
+          <w:b/>
+          <w:bCs/>
+        </w:rPr>
+        <w:t xml:space="preserve">Valor de un examen (value of information).</w:t>
+      </w:r>
+      <w:r>
+        <w:t xml:space="preserve"> Lo que su resultado puede cambiar: una conducta, una vigilancia o algo que el paciente necesita saber. Si ningún resultado posible cambia nada, el examen no informa la decisión.</w:t>
       </w:r>
     </w:p>
     <w:p>
@@ -20216,7 +20832,7 @@
         </w:numPr>
       </w:pPr>
       <w:r>
-        <w:t xml:space="preserve">Abducción — 2; vigilada por la metacognición — 5; mantenida abierta por la humildad — 14</w:t>
+        <w:t xml:space="preserve">Abducción — 2; vigilada por la metacognición — 5; mantenida abierta por la humildad — 15</w:t>
       </w:r>
     </w:p>
     <w:p>
@@ -20242,7 +20858,7 @@
         </w:numPr>
       </w:pPr>
       <w:r>
-        <w:t xml:space="preserve">Anclaje — 7, 11, CC (viñeta 6)</w:t>
+        <w:t xml:space="preserve">Anclaje — 7, 12, CC (viñeta 6)</w:t>
       </w:r>
     </w:p>
     <w:p>
@@ -20255,7 +20871,7 @@
         </w:numPr>
       </w:pPr>
       <w:r>
-        <w:t xml:space="preserve">Antipoesía como léxico de certeza (Parra) — 18</w:t>
+        <w:t xml:space="preserve">Anticuerpos antinucleares sin sospecha clínica — 11</w:t>
       </w:r>
     </w:p>
     <w:p>
@@ -20268,7 +20884,7 @@
         </w:numPr>
       </w:pPr>
       <w:r>
-        <w:t xml:space="preserve">Atrofia de la pericia por asistencia de IA (deskilling) — 17</w:t>
+        <w:t xml:space="preserve">Antipoesía como léxico de certeza (Parra) — 19</w:t>
       </w:r>
     </w:p>
     <w:p>
@@ -20281,6 +20897,19 @@
         </w:numPr>
       </w:pPr>
       <w:r>
+        <w:t xml:space="preserve">Atrofia de la pericia por asistencia de IA (deskilling) — 18</w:t>
+      </w:r>
+    </w:p>
+    <w:p>
+      <w:pPr>
+        <w:pStyle w:val="BodyJ"/>
+        <w:keepNext w:val="false"/>
+        <w:numPr>
+          <w:ilvl w:val="0"/>
+          <w:numId w:val="5"/>
+        </w:numPr>
+      </w:pPr>
+      <w:r>
         <w:t xml:space="preserve">Ausencia de evidencia / evidencia de ausencia — 1, 4, Ap B</w:t>
       </w:r>
     </w:p>
@@ -20294,7 +20923,7 @@
         </w:numPr>
       </w:pPr>
       <w:r>
-        <w:t xml:space="preserve">Autoridad revisable — 7, 13, 14</w:t>
+        <w:t xml:space="preserve">Autoridad revisable — 7, 14, 15</w:t>
       </w:r>
     </w:p>
     <w:p>
@@ -20307,7 +20936,7 @@
         </w:numPr>
       </w:pPr>
       <w:r>
-        <w:t xml:space="preserve">Bioética y razonamiento clínico (cuatro tópicos, proporcionalidad, deliberación) — 10, 15, CC (viñeta 5), Ap A</w:t>
+        <w:t xml:space="preserve">Bioética y razonamiento clínico (cuatro tópicos, proporcionalidad, deliberación) — 10, 16, CC (viñeta 5), Ap A</w:t>
       </w:r>
     </w:p>
     <w:p>
@@ -20320,7 +20949,7 @@
         </w:numPr>
       </w:pPr>
       <w:r>
-        <w:t xml:space="preserve">Calibración — 5, 15, 16, Ap C</w:t>
+        <w:t xml:space="preserve">Calibración — 5, 16, 17, Ap C</w:t>
       </w:r>
     </w:p>
     <w:p>
@@ -20346,7 +20975,7 @@
         </w:numPr>
       </w:pPr>
       <w:r>
-        <w:t xml:space="preserve">Captura cognitiva por IA (la respuesta antes que el caso) — 17</w:t>
+        <w:t xml:space="preserve">Captura cognitiva por IA (la respuesta antes que el caso) — 18</w:t>
       </w:r>
     </w:p>
     <w:p>
@@ -20372,6 +21001,19 @@
         </w:numPr>
       </w:pPr>
       <w:r>
+        <w:t xml:space="preserve">Cascadas de atención y hallazgos incidentales — 11</w:t>
+      </w:r>
+    </w:p>
+    <w:p>
+      <w:pPr>
+        <w:pStyle w:val="BodyJ"/>
+        <w:keepNext w:val="false"/>
+        <w:numPr>
+          <w:ilvl w:val="0"/>
+          <w:numId w:val="5"/>
+        </w:numPr>
+      </w:pPr>
+      <w:r>
         <w:t xml:space="preserve">Cierre prematuro — 2, 7, CC (viñeta 6)</w:t>
       </w:r>
     </w:p>
@@ -20385,7 +21027,7 @@
         </w:numPr>
       </w:pPr>
       <w:r>
-        <w:t xml:space="preserve">Cognición distribuida — 13</w:t>
+        <w:t xml:space="preserve">Cognición distribuida — 14</w:t>
       </w:r>
     </w:p>
     <w:p>
@@ -20398,7 +21040,7 @@
         </w:numPr>
       </w:pPr>
       <w:r>
-        <w:t xml:space="preserve">Comparación de HII-D con otros modelos (SOAP, scripts, reflexión deliberada) — 15</w:t>
+        <w:t xml:space="preserve">Comparación de HII-D con otros modelos (SOAP, scripts, reflexión deliberada) — 16</w:t>
       </w:r>
     </w:p>
     <w:p>
@@ -20411,7 +21053,7 @@
         </w:numPr>
       </w:pPr>
       <w:r>
-        <w:t xml:space="preserve">Comunicación de incertidumbre — 13, 14, CC (viñeta 5)</w:t>
+        <w:t xml:space="preserve">Comunicación de incertidumbre — 14, 15, CC (viñeta 5)</w:t>
       </w:r>
     </w:p>
     <w:p>
@@ -20437,7 +21079,7 @@
         </w:numPr>
       </w:pPr>
       <w:r>
-        <w:t xml:space="preserve">Contexto global del paciente (funcionalidad, pronóstico de fondo, red de apoyo) — 10, 15, Ap A</w:t>
+        <w:t xml:space="preserve">Contexto global del paciente (funcionalidad, pronóstico de fondo, red de apoyo) — 10, 16, Ap A</w:t>
       </w:r>
     </w:p>
     <w:p>
@@ -20450,7 +21092,7 @@
         </w:numPr>
       </w:pPr>
       <w:r>
-        <w:t xml:space="preserve">Contrafactuales — 11</w:t>
+        <w:t xml:space="preserve">Contrafactuales — 12</w:t>
       </w:r>
     </w:p>
     <w:p>
@@ -20463,7 +21105,7 @@
         </w:numPr>
       </w:pPr>
       <w:r>
-        <w:t xml:space="preserve">Conversaciones para la acción (Flores y Winograd) — 13</w:t>
+        <w:t xml:space="preserve">Conversaciones para la acción (Flores y Winograd) — 14</w:t>
       </w:r>
     </w:p>
     <w:p>
@@ -20476,7 +21118,7 @@
         </w:numPr>
       </w:pPr>
       <w:r>
-        <w:t xml:space="preserve">Copiado de notas (fósil narrativo; magnitud medida) — 12, Ap C</w:t>
+        <w:t xml:space="preserve">Copiado de notas (fósil narrativo; magnitud medida) — 13, Ap C</w:t>
       </w:r>
     </w:p>
     <w:p>
@@ -20489,7 +21131,7 @@
         </w:numPr>
       </w:pPr>
       <w:r>
-        <w:t xml:space="preserve">Creatividad en el juicio clínico (abducción, problem setting, tercera opción) — 2, 18</w:t>
+        <w:t xml:space="preserve">Creatividad en el juicio clínico (abducción, problem setting, tercera opción) — 2, 19</w:t>
       </w:r>
     </w:p>
     <w:p>
@@ -20502,7 +21144,7 @@
         </w:numPr>
       </w:pPr>
       <w:r>
-        <w:t xml:space="preserve">Criterio de reapertura — 8, 12, 15, Interludio III, CC (viñeta 6), Ap A, Ap C</w:t>
+        <w:t xml:space="preserve">Criterio de reapertura — 8, 13, 16, Interludio III, CC (viñeta 6), Ap A, Ap C</w:t>
       </w:r>
     </w:p>
     <w:p>
@@ -20528,7 +21170,7 @@
         </w:numPr>
       </w:pPr>
       <w:r>
-        <w:t xml:space="preserve">Debate sobre la enseñanza del razonamiento (Croskerry vs. Norman/Monteiro) — 16</w:t>
+        <w:t xml:space="preserve">Debate sobre la enseñanza del razonamiento (Croskerry vs. Norman/Monteiro) — 17</w:t>
       </w:r>
     </w:p>
     <w:p>
@@ -20541,7 +21183,7 @@
         </w:numPr>
       </w:pPr>
       <w:r>
-        <w:t xml:space="preserve">Decisión compartida — 14, Interludio III</w:t>
+        <w:t xml:space="preserve">Decisión compartida — 15, Interludio III</w:t>
       </w:r>
     </w:p>
     <w:p>
@@ -20593,7 +21235,7 @@
         </w:numPr>
       </w:pPr>
       <w:r>
-        <w:t xml:space="preserve">Desacuerdo clínico — 13, Interludio III</w:t>
+        <w:t xml:space="preserve">Desacuerdo clínico — 14, Interludio III</w:t>
       </w:r>
     </w:p>
     <w:p>
@@ -20619,7 +21261,7 @@
         </w:numPr>
       </w:pPr>
       <w:r>
-        <w:t xml:space="preserve">Documentación defensiva — 14</w:t>
+        <w:t xml:space="preserve">Documentación defensiva — 15</w:t>
       </w:r>
     </w:p>
     <w:p>
@@ -20632,6 +21274,19 @@
         </w:numPr>
       </w:pPr>
       <w:r>
+        <w:t xml:space="preserve">Ecografía tiroidea con examen normal — 11</w:t>
+      </w:r>
+    </w:p>
+    <w:p>
+      <w:pPr>
+        <w:pStyle w:val="BodyJ"/>
+        <w:keepNext w:val="false"/>
+        <w:numPr>
+          <w:ilvl w:val="0"/>
+          <w:numId w:val="5"/>
+        </w:numPr>
+      </w:pPr>
+      <w:r>
         <w:t xml:space="preserve">Ensombrecimiento diagnóstico — CC (viñeta 8)</w:t>
       </w:r>
     </w:p>
@@ -20684,7 +21339,7 @@
         </w:numPr>
       </w:pPr>
       <w:r>
-        <w:t xml:space="preserve">Escribas ambientales (regla «la capa H, verificada; la capa D, no») — 17</w:t>
+        <w:t xml:space="preserve">Escribas ambientales (regla «la capa H, verificada; la capa D, no») — 18</w:t>
       </w:r>
     </w:p>
     <w:p>
@@ -20697,7 +21352,7 @@
         </w:numPr>
       </w:pPr>
       <w:r>
-        <w:t xml:space="preserve">Estado de verificación de un diagnóstico en la ficha electrónica — 12</w:t>
+        <w:t xml:space="preserve">Estado de verificación de un diagnóstico en la ficha electrónica — 13</w:t>
       </w:r>
     </w:p>
     <w:p>
@@ -20710,7 +21365,7 @@
         </w:numPr>
       </w:pPr>
       <w:r>
-        <w:t xml:space="preserve">Estado del razonador (esfuerzo, sueño, ánimo; turnos como condición epistémica) — 8, 16, Ap A</w:t>
+        <w:t xml:space="preserve">Estado del razonador (esfuerzo, sueño, ánimo; turnos como condición epistémica) — 8, 17, Ap A</w:t>
       </w:r>
     </w:p>
     <w:p>
@@ -20723,7 +21378,7 @@
         </w:numPr>
       </w:pPr>
       <w:r>
-        <w:t xml:space="preserve">Ética de la creencia (Clifford); pensar bien como deber primordial — 14, C</w:t>
+        <w:t xml:space="preserve">Ética de la creencia (Clifford); pensar bien como deber primordial — 15, C</w:t>
       </w:r>
     </w:p>
     <w:p>
@@ -20749,7 +21404,7 @@
         </w:numPr>
       </w:pPr>
       <w:r>
-        <w:t xml:space="preserve">Falsabilidad del método HII-D — 15</w:t>
+        <w:t xml:space="preserve">Exámenes para tranquilizar — 11</w:t>
       </w:r>
     </w:p>
     <w:p>
@@ -20762,7 +21417,7 @@
         </w:numPr>
       </w:pPr>
       <w:r>
-        <w:t xml:space="preserve">Feedback diagnóstico — 5, 16, Ap C</w:t>
+        <w:t xml:space="preserve">Falsabilidad del método HII-D — 16</w:t>
       </w:r>
     </w:p>
     <w:p>
@@ -20775,7 +21430,7 @@
         </w:numPr>
       </w:pPr>
       <w:r>
-        <w:t xml:space="preserve">Ficha como dispositivo que produce lo visible (Foucault) — 12</w:t>
+        <w:t xml:space="preserve">Feedback diagnóstico — 5, 17, Ap C</w:t>
       </w:r>
     </w:p>
     <w:p>
@@ -20788,7 +21443,7 @@
         </w:numPr>
       </w:pPr>
       <w:r>
-        <w:t xml:space="preserve">Ficha de proceso vs. ficha de resultados (los verbos del razonamiento) — 12, Ap D</w:t>
+        <w:t xml:space="preserve">Ficha como dispositivo que produce lo visible (Foucault) — 13</w:t>
       </w:r>
     </w:p>
     <w:p>
@@ -20801,7 +21456,7 @@
         </w:numPr>
       </w:pPr>
       <w:r>
-        <w:t xml:space="preserve">Fichas clínicas y plantillas — 12, 16, Ap C; ficha electrónica pensada desde HII-D — 12</w:t>
+        <w:t xml:space="preserve">Ficha de proceso vs. ficha de resultados (los verbos del razonamiento) — 13, Ap D</w:t>
       </w:r>
     </w:p>
     <w:p>
@@ -20814,7 +21469,7 @@
         </w:numPr>
       </w:pPr>
       <w:r>
-        <w:t xml:space="preserve">Formación clínica en la era de la IA (deskilling, never-skilling, mis-skilling) — 17</w:t>
+        <w:t xml:space="preserve">Fichas clínicas y plantillas — 13, 17, Ap C; ficha electrónica pensada desde HII-D — 13</w:t>
       </w:r>
     </w:p>
     <w:p>
@@ -20827,7 +21482,7 @@
         </w:numPr>
       </w:pPr>
       <w:r>
-        <w:t xml:space="preserve">Fragilidad y funcionalidad como hechos clínicos — 10, 15, Ap A</w:t>
+        <w:t xml:space="preserve">Formación clínica en la era de la IA (deskilling, never-skilling, mis-skilling) — 18</w:t>
       </w:r>
     </w:p>
     <w:p>
@@ -20840,7 +21495,7 @@
         </w:numPr>
       </w:pPr>
       <w:r>
-        <w:t xml:space="preserve">Frase medular — 4, 12, C, CC (todas las viñetas); como argumento de Toulmin — 4</w:t>
+        <w:t xml:space="preserve">Fragilidad y funcionalidad como hechos clínicos — 10, 16, Ap A</w:t>
       </w:r>
     </w:p>
     <w:p>
@@ -20853,6 +21508,19 @@
         </w:numPr>
       </w:pPr>
       <w:r>
+        <w:t xml:space="preserve">Frase medular — 4, 13, C, CC (todas las viñetas); como argumento de Toulmin — 4</w:t>
+      </w:r>
+    </w:p>
+    <w:p>
+      <w:pPr>
+        <w:pStyle w:val="BodyJ"/>
+        <w:keepNext w:val="false"/>
+        <w:numPr>
+          <w:ilvl w:val="0"/>
+          <w:numId w:val="5"/>
+        </w:numPr>
+      </w:pPr>
+      <w:r>
         <w:t xml:space="preserve">Frecuencias naturales — 2, 10</w:t>
       </w:r>
     </w:p>
@@ -20905,7 +21573,7 @@
         </w:numPr>
       </w:pPr>
       <w:r>
-        <w:t xml:space="preserve">HII-D (método) — 12, 15, Ap A; auditoría de IA con — 17</w:t>
+        <w:t xml:space="preserve">HII-D (método) — 13, 16, Ap A; auditoría de IA con — 18</w:t>
       </w:r>
     </w:p>
     <w:p>
@@ -20918,7 +21586,7 @@
         </w:numPr>
       </w:pPr>
       <w:r>
-        <w:t xml:space="preserve">Hindsight bias — 8, 11, 16, CC (viñeta 6)</w:t>
+        <w:t xml:space="preserve">Hindsight bias — 8, 12, 17, CC (viñeta 6)</w:t>
       </w:r>
     </w:p>
     <w:p>
@@ -20944,7 +21612,7 @@
         </w:numPr>
       </w:pPr>
       <w:r>
-        <w:t xml:space="preserve">Humildad epistémica como motor (explorar, aprender, reenfocar) — 14</w:t>
+        <w:t xml:space="preserve">Humildad epistémica como motor (explorar, aprender, reenfocar) — 15</w:t>
       </w:r>
     </w:p>
     <w:p>
@@ -20957,7 +21625,7 @@
         </w:numPr>
       </w:pPr>
       <w:r>
-        <w:t xml:space="preserve">Illness scripts — 2, 6, 16</w:t>
+        <w:t xml:space="preserve">Illness scripts — 2, 6, 17</w:t>
       </w:r>
     </w:p>
     <w:p>
@@ -20983,6 +21651,19 @@
         </w:numPr>
       </w:pPr>
       <w:r>
+        <w:t xml:space="preserve">Incertidumbre que conviene dejar — 3, 11</w:t>
+      </w:r>
+    </w:p>
+    <w:p>
+      <w:pPr>
+        <w:pStyle w:val="BodyJ"/>
+        <w:keepNext w:val="false"/>
+        <w:numPr>
+          <w:ilvl w:val="0"/>
+          <w:numId w:val="5"/>
+        </w:numPr>
+      </w:pPr>
+      <w:r>
         <w:t xml:space="preserve">Incertidumbre: taxonomía y cartografía — 3; epistémica y aleatoria — 3; knightiana — 3</w:t>
       </w:r>
     </w:p>
@@ -20996,7 +21677,7 @@
         </w:numPr>
       </w:pPr>
       <w:r>
-        <w:t xml:space="preserve">Injusticia epistémica — 14, CC (viñetas 6 y 8)</w:t>
+        <w:t xml:space="preserve">Injusticia epistémica — 15, CC (viñetas 6 y 8)</w:t>
       </w:r>
     </w:p>
     <w:p>
@@ -21009,7 +21690,7 @@
         </w:numPr>
       </w:pPr>
       <w:r>
-        <w:t xml:space="preserve">Inteligencia artificial: rol diagnóstico y terapéutico, catálogo de riesgos, defensas — 17</w:t>
+        <w:t xml:space="preserve">Inteligencia artificial: rol diagnóstico y terapéutico, catálogo de riesgos, defensas — 18</w:t>
       </w:r>
     </w:p>
     <w:p>
@@ -21048,7 +21729,7 @@
         </w:numPr>
       </w:pPr>
       <w:r>
-        <w:t xml:space="preserve">Léxico de certeza — 4, Ap B; sus precedentes (Kent, radiología) — 15</w:t>
+        <w:t xml:space="preserve">Léxico de certeza — 4, Ap B; sus precedentes (Kent, radiología) — 16</w:t>
       </w:r>
     </w:p>
     <w:p>
@@ -21113,7 +21794,7 @@
         </w:numPr>
       </w:pPr>
       <w:r>
-        <w:t xml:space="preserve">Metacognición: definición y niveles — Int, 5; monitoreo y control — 5; social (señales del equipo y del paciente) — 5, 13; sensibilidad vs. sesgo — Int, 5; auditoría de salidas de IA — 17</w:t>
+        <w:t xml:space="preserve">Metacognición: definición y niveles — Int, 5; monitoreo y control — 5; social (señales del equipo y del paciente) — 5, 14; sensibilidad vs. sesgo — Int, 5; auditoría de salidas de IA — 18</w:t>
       </w:r>
     </w:p>
     <w:p>
@@ -21126,7 +21807,7 @@
         </w:numPr>
       </w:pPr>
       <w:r>
-        <w:t xml:space="preserve">Miedo y decisión (documentación defensiva, sobreestudio) — 3, 14</w:t>
+        <w:t xml:space="preserve">Miedo y decisión (documentación defensiva, sobreestudio) — 3, 15</w:t>
       </w:r>
     </w:p>
     <w:p>
@@ -21152,7 +21833,7 @@
         </w:numPr>
       </w:pPr>
       <w:r>
-        <w:t xml:space="preserve">Nota clínica generada por IA (degradación del registro) — 17</w:t>
+        <w:t xml:space="preserve">Nota clínica generada por IA (degradación del registro) — 18</w:t>
       </w:r>
     </w:p>
     <w:p>
@@ -21165,7 +21846,7 @@
         </w:numPr>
       </w:pPr>
       <w:r>
-        <w:t xml:space="preserve">Nota de enfermería como hecho clínico — 13</w:t>
+        <w:t xml:space="preserve">Nota de enfermería como hecho clínico — 14</w:t>
       </w:r>
     </w:p>
     <w:p>
@@ -21191,7 +21872,7 @@
         </w:numPr>
       </w:pPr>
       <w:r>
-        <w:t xml:space="preserve">Observación activa — 11, Ap D</w:t>
+        <w:t xml:space="preserve">Observación activa — 12, Ap D</w:t>
       </w:r>
     </w:p>
     <w:p>
@@ -21204,7 +21885,7 @@
         </w:numPr>
       </w:pPr>
       <w:r>
-        <w:t xml:space="preserve">Paradoja de la automatización — 17</w:t>
+        <w:t xml:space="preserve">Paradoja de la automatización — 18</w:t>
       </w:r>
     </w:p>
     <w:p>
@@ -21217,7 +21898,7 @@
         </w:numPr>
       </w:pPr>
       <w:r>
-        <w:t xml:space="preserve">Pausa diagnóstica — 8, 16, Ap B, Ap C</w:t>
+        <w:t xml:space="preserve">Pausa diagnóstica — 8, 17, Ap B, Ap C</w:t>
       </w:r>
     </w:p>
     <w:p>
@@ -21243,7 +21924,7 @@
         </w:numPr>
       </w:pPr>
       <w:r>
-        <w:t xml:space="preserve">Phronesis — 6, 14</w:t>
+        <w:t xml:space="preserve">Phronesis — 6, 15</w:t>
       </w:r>
     </w:p>
     <w:p>
@@ -21256,7 +21937,7 @@
         </w:numPr>
       </w:pPr>
       <w:r>
-        <w:t xml:space="preserve">Poesía y juicio clínico (Huidobro, Parra; belleza como señal y trampa) — 18</w:t>
+        <w:t xml:space="preserve">Poesía y juicio clínico (Huidobro, Parra; belleza como señal y trampa) — 19</w:t>
       </w:r>
     </w:p>
     <w:p>
@@ -21269,7 +21950,7 @@
         </w:numPr>
       </w:pPr>
       <w:r>
-        <w:t xml:space="preserve">Portafolio de calibración — 5, 8, 14, 16, Ap C, Ap D</w:t>
+        <w:t xml:space="preserve">Portafolio de calibración — 5, 8, 15, 17, Ap C, Ap D</w:t>
       </w:r>
     </w:p>
     <w:p>
@@ -21308,7 +21989,7 @@
         </w:numPr>
       </w:pPr>
       <w:r>
-        <w:t xml:space="preserve">Proporcionalidad terapéutica (Taboada) — 10, 15, CC (viñeta 5)</w:t>
+        <w:t xml:space="preserve">Proporcionalidad terapéutica (Taboada) — 10, 16, CC (viñeta 5)</w:t>
       </w:r>
     </w:p>
     <w:p>
@@ -21321,7 +22002,7 @@
         </w:numPr>
       </w:pPr>
       <w:r>
-        <w:t xml:space="preserve">Proteína C reactiva: cinética y lectura temporal — 11, 12</w:t>
+        <w:t xml:space="preserve">Proteína C reactiva: cinética y lectura temporal — 12, 13</w:t>
       </w:r>
     </w:p>
     <w:p>
@@ -21334,7 +22015,7 @@
         </w:numPr>
       </w:pPr>
       <w:r>
-        <w:t xml:space="preserve">Prueba de Parra (taller del capítulo 18) — Ap D</w:t>
+        <w:t xml:space="preserve">Prueba de Parra (taller del capítulo 19) — Ap D</w:t>
       </w:r>
     </w:p>
     <w:p>
@@ -21360,7 +22041,7 @@
         </w:numPr>
       </w:pPr>
       <w:r>
-        <w:t xml:space="preserve">Puntos de inflexión — 11, Interludio III</w:t>
+        <w:t xml:space="preserve">Puntos de inflexión — 12, Interludio III</w:t>
       </w:r>
     </w:p>
     <w:p>
@@ -21373,7 +22054,7 @@
         </w:numPr>
       </w:pPr>
       <w:r>
-        <w:t xml:space="preserve">Red de seguridad (safety-netting) — 11, CC (viñetas 3, 4 y 7)</w:t>
+        <w:t xml:space="preserve">Red de seguridad (safety-netting) — 12, CC (viñetas 3, 4 y 7)</w:t>
       </w:r>
     </w:p>
     <w:p>
@@ -21399,7 +22080,7 @@
         </w:numPr>
       </w:pPr>
       <w:r>
-        <w:t xml:space="preserve">Representación del problema — Int, 2, 8, 16</w:t>
+        <w:t xml:space="preserve">Representación del problema — Int, 2, 8, 17</w:t>
       </w:r>
     </w:p>
     <w:p>
@@ -21425,7 +22106,7 @@
         </w:numPr>
       </w:pPr>
       <w:r>
-        <w:t xml:space="preserve">Segunda víctima — 14</w:t>
+        <w:t xml:space="preserve">Segunda víctima — 15</w:t>
       </w:r>
     </w:p>
     <w:p>
@@ -21438,7 +22119,7 @@
         </w:numPr>
       </w:pPr>
       <w:r>
-        <w:t xml:space="preserve">Segundo lector — 5, 8, 17</w:t>
+        <w:t xml:space="preserve">Segundo lector — 5, 8, 18</w:t>
       </w:r>
     </w:p>
     <w:p>
@@ -21451,7 +22132,7 @@
         </w:numPr>
       </w:pPr>
       <w:r>
-        <w:t xml:space="preserve">Sesgo algorítmico (Obermeyer) — 17</w:t>
+        <w:t xml:space="preserve">Sesgo algorítmico (Obermeyer) — 18</w:t>
       </w:r>
     </w:p>
     <w:p>
@@ -21464,7 +22145,7 @@
         </w:numPr>
       </w:pPr>
       <w:r>
-        <w:t xml:space="preserve">Sesgo de automatización (Goddard) — 17</w:t>
+        <w:t xml:space="preserve">Sesgo de automatización (Goddard) — 18</w:t>
       </w:r>
     </w:p>
     <w:p>
@@ -21503,6 +22184,19 @@
         </w:numPr>
       </w:pPr>
       <w:r>
+        <w:t xml:space="preserve">Sobrediagnóstico — 11</w:t>
+      </w:r>
+    </w:p>
+    <w:p>
+      <w:pPr>
+        <w:pStyle w:val="BodyJ"/>
+        <w:keepNext w:val="false"/>
+        <w:numPr>
+          <w:ilvl w:val="0"/>
+          <w:numId w:val="5"/>
+        </w:numPr>
+      </w:pPr>
+      <w:r>
         <w:t xml:space="preserve">Sobreestudio e intervenciones innecesarias — 3</w:t>
       </w:r>
     </w:p>
@@ -21542,7 +22236,7 @@
         </w:numPr>
       </w:pPr>
       <w:r>
-        <w:t xml:space="preserve">Testimonio del paciente — 1, 14; epistemología del testimonio (Coady, Lackey) — 14; testimonio de terceros y cuidadores — CC (viñeta 7)</w:t>
+        <w:t xml:space="preserve">Testimonio del paciente — 1, 15; epistemología del testimonio (Coady, Lackey) — 15; testimonio de terceros y cuidadores — CC (viñeta 7)</w:t>
       </w:r>
     </w:p>
     <w:p>
@@ -21568,7 +22262,7 @@
         </w:numPr>
       </w:pPr>
       <w:r>
-        <w:t xml:space="preserve">Trayectoria y temporalidad — 11, Interludio I</w:t>
+        <w:t xml:space="preserve">Trayectoria y temporalidad — 12, Interludio I</w:t>
       </w:r>
     </w:p>
     <w:p>
@@ -21581,7 +22275,7 @@
         </w:numPr>
       </w:pPr>
       <w:r>
-        <w:t xml:space="preserve">Umbral y geografía (hospital insular, evacuación aeromédica) — 11</w:t>
+        <w:t xml:space="preserve">Umbral y geografía (hospital insular, evacuación aeromédica) — 12</w:t>
       </w:r>
     </w:p>
     <w:p>
@@ -21607,7 +22301,7 @@
         </w:numPr>
       </w:pPr>
       <w:r>
-        <w:t xml:space="preserve">Validación local y monitoreo de herramientas de IA — 17</w:t>
+        <w:t xml:space="preserve">Validación local y monitoreo de herramientas de IA — 18</w:t>
       </w:r>
     </w:p>
     <w:p>
@@ -21621,6 +22315,19 @@
       </w:pPr>
       <w:r>
         <w:t xml:space="preserve">Validez del entorno e intuición (Kahneman y Klein) — 6</w:t>
+      </w:r>
+    </w:p>
+    <w:p>
+      <w:pPr>
+        <w:pStyle w:val="BodyJ"/>
+        <w:keepNext w:val="false"/>
+        <w:numPr>
+          <w:ilvl w:val="0"/>
+          <w:numId w:val="5"/>
+        </w:numPr>
+      </w:pPr>
+      <w:r>
+        <w:t xml:space="preserve">Valor de un examen («si sale…, haré…») — 11, Ap A, Ap D</w:t>
       </w:r>
     </w:p>
     <w:p>
@@ -21822,7 +22529,7 @@
         </w:numPr>
       </w:pPr>
       <w:r>
-        <w:t xml:space="preserve">Figura 13. El viaje de una frase (Capítulo 12).</w:t>
+        <w:t xml:space="preserve">Figura 13. El viaje de una frase (Capítulo 13).</w:t>
       </w:r>
     </w:p>
     <w:p>
@@ -21835,7 +22542,7 @@
         </w:numPr>
       </w:pPr>
       <w:r>
-        <w:t xml:space="preserve">Figura 14. El método HII-D en una página (Capítulo 15).</w:t>
+        <w:t xml:space="preserve">Figura 14. El método HII-D en una página (Capítulo 16).</w:t>
       </w:r>
     </w:p>
     <w:p>
@@ -21848,7 +22555,7 @@
         </w:numPr>
       </w:pPr>
       <w:r>
-        <w:t xml:space="preserve">Figura 15. Parentescos: cada riesgo de la IA clínica junto al sesgo ya descrito (Capítulo 17).</w:t>
+        <w:t xml:space="preserve">Figura 15. Parentescos: cada riesgo de la IA clínica junto al sesgo ya descrito (Capítulo 18).</w:t>
       </w:r>
     </w:p>
     <w:p>
@@ -21948,7 +22655,7 @@
         <w:t xml:space="preserve">Uso de inteligencia artificial.</w:t>
       </w:r>
       <w:r>
-        <w:t xml:space="preserve"> Este manuscrito se desarrolló a partir de ideas y formulaciones del autor, con asistencia de inteligencia artificial en búsqueda inicial, organización, comparación bibliográfica, apoyo en redacción y edición. La IA no sustituyó la verificación de fuentes, el juicio clínico, la autoría ni la responsabilidad: las tesis, las decisiones de contenido y los errores pertenecen al autor. El libro intenta aplicar a su propia escritura la disciplina que su capítulo 17 recomienda.</w:t>
+        <w:t xml:space="preserve"> Este manuscrito se desarrolló a partir de ideas y formulaciones del autor, con asistencia de inteligencia artificial en búsqueda inicial, organización, comparación bibliográfica, apoyo en redacción y edición. La IA no sustituyó la verificación de fuentes, el juicio clínico, la autoría ni la responsabilidad: las tesis, las decisiones de contenido y los errores pertenecen al autor. El libro intenta aplicar a su propia escritura la disciplina que su capítulo 18 recomienda.</w:t>
       </w:r>
     </w:p>
     <w:p>
@@ -22010,7 +22717,7 @@
         <w:t xml:space="preserve">HII-D.</w:t>
       </w:r>
       <w:r>
-        <w:t xml:space="preserve"> Es una heurística conceptual no validada. Sus compromisos de falsabilidad están en el capítulo 15 («Qué evidencia me haría abandonar este método»); su evaluación empírica —concordancia entre lectores, efecto sobre la reconstrucción del razonamiento y sobre conductas medibles, y costo en tiempo— es un programa pendiente, no un resultado.</w:t>
+        <w:t xml:space="preserve"> Es una heurística conceptual no validada. Sus compromisos de falsabilidad están en el capítulo 16 («Qué evidencia me haría abandonar este método»); su evaluación empírica —concordancia entre lectores, efecto sobre la reconstrucción del razonamiento y sobre conductas medibles, y costo en tiempo— es un programa pendiente, no un resultado.</w:t>
       </w:r>
     </w:p>
     <w:p>
@@ -22077,6 +22784,25 @@
         <w:keepNext w:val="false"/>
       </w:pPr>
       <w:r>
+        <w:t xml:space="preserve">Abeles, A. M., &amp; Abeles, M. (2013). The clinical utility of a positive antinuclear antibody test result. </w:t>
+      </w:r>
+      <w:r>
+        <w:rPr>
+          <w:i/>
+          <w:iCs/>
+        </w:rPr>
+        <w:t xml:space="preserve">American Journal of Medicine, 126</w:t>
+      </w:r>
+      <w:r>
+        <w:t xml:space="preserve">(4), 342–348.</w:t>
+      </w:r>
+    </w:p>
+    <w:p>
+      <w:pPr>
+        <w:pStyle w:val="BodyJ"/>
+        <w:keepNext w:val="false"/>
+      </w:pPr>
+      <w:r>
         <w:t xml:space="preserve">Afshar, M., Baumann, M. R., Resnik, F., Hintzke, J., Sullivan, A. G., Wills, G., et al. (2025). A pragmatic randomized controlled trial of ambient artificial intelligence to improve health practitioner well-being. </w:t>
       </w:r>
       <w:r>
@@ -22742,6 +23468,25 @@
         <w:keepNext w:val="false"/>
       </w:pPr>
       <w:r>
+        <w:t xml:space="preserve">Dora, J. M., Biscolla, R. P. M., Caldas, G., Cerutti, J., Graf, H., Hoff, A. O., et al. (2021). Choosing Wisely for thyroid conditions: Recommendations of the Thyroid Department of the Brazilian Society of Endocrinology and Metabolism. </w:t>
+      </w:r>
+      <w:r>
+        <w:rPr>
+          <w:i/>
+          <w:iCs/>
+        </w:rPr>
+        <w:t xml:space="preserve">Archives of Endocrinology and Metabolism, 65</w:t>
+      </w:r>
+      <w:r>
+        <w:t xml:space="preserve">(2), 248–252.</w:t>
+      </w:r>
+    </w:p>
+    <w:p>
+      <w:pPr>
+        <w:pStyle w:val="BodyJ"/>
+        <w:keepNext w:val="false"/>
+      </w:pPr>
+      <w:r>
         <w:t xml:space="preserve">Douglas, H. (2000). Inductive risk and values in science. </w:t>
       </w:r>
       <w:r>
@@ -23103,6 +23848,25 @@
         <w:keepNext w:val="false"/>
       </w:pPr>
       <w:r>
+        <w:t xml:space="preserve">Ganguli, I., Simpkin, A. L., Lupo, C., Weissman, A., Mainor, A. J., Orav, E. J., et al. (2019). Cascades of care after incidental findings in a US national survey of physicians. </w:t>
+      </w:r>
+      <w:r>
+        <w:rPr>
+          <w:i/>
+          <w:iCs/>
+        </w:rPr>
+        <w:t xml:space="preserve">JAMA Network Open, 2</w:t>
+      </w:r>
+      <w:r>
+        <w:t xml:space="preserve">(10), e1913325.</w:t>
+      </w:r>
+    </w:p>
+    <w:p>
+      <w:pPr>
+        <w:pStyle w:val="BodyJ"/>
+        <w:keepNext w:val="false"/>
+      </w:pPr>
+      <w:r>
         <w:t xml:space="preserve">Gérvas, J., &amp; Pérez Fernández, M. (2013). </w:t>
       </w:r>
       <w:r>
@@ -23331,6 +24095,25 @@
         <w:keepNext w:val="false"/>
       </w:pPr>
       <w:r>
+        <w:t xml:space="preserve">Guth, S., Theune, U., Aberle, J., Galach, A., &amp; Bamberger, C. M. (2009). Very high prevalence of thyroid nodules detected by high frequency (13 MHz) ultrasound examination. </w:t>
+      </w:r>
+      <w:r>
+        <w:rPr>
+          <w:i/>
+          <w:iCs/>
+        </w:rPr>
+        <w:t xml:space="preserve">European Journal of Clinical Investigation, 39</w:t>
+      </w:r>
+      <w:r>
+        <w:t xml:space="preserve">(8), 699–706.</w:t>
+      </w:r>
+    </w:p>
+    <w:p>
+      <w:pPr>
+        <w:pStyle w:val="BodyJ"/>
+        <w:keepNext w:val="false"/>
+      </w:pPr>
+      <w:r>
         <w:t xml:space="preserve">Han, P. K. J., Klein, W. M. P., &amp; Arora, N. K. (2011). Varieties of uncertainty in health care: A conceptual taxonomy. </w:t>
       </w:r>
       <w:r>
@@ -24405,6 +25188,25 @@
         <w:keepNext w:val="false"/>
       </w:pPr>
       <w:r>
+        <w:t xml:space="preserve">O'Sullivan, J. W., Muntinga, T., Grigg, S., &amp; Ioannidis, J. P. A. (2018). Prevalence and outcomes of incidental imaging findings: Umbrella review. </w:t>
+      </w:r>
+      <w:r>
+        <w:rPr>
+          <w:i/>
+          <w:iCs/>
+        </w:rPr>
+        <w:t xml:space="preserve">BMJ, 361</w:t>
+      </w:r>
+      <w:r>
+        <w:t xml:space="preserve">, k2387.</w:t>
+      </w:r>
+    </w:p>
+    <w:p>
+      <w:pPr>
+        <w:pStyle w:val="BodyJ"/>
+        <w:keepNext w:val="false"/>
+      </w:pPr>
+      <w:r>
         <w:t xml:space="preserve">Obermeyer, Z., Powers, B., Vogeli, C., &amp; Mullainathan, S. (2019). Dissecting racial bias in an algorithm used to manage the health of populations. </w:t>
       </w:r>
       <w:r>
@@ -24728,6 +25530,25 @@
         <w:keepNext w:val="false"/>
       </w:pPr>
       <w:r>
+        <w:t xml:space="preserve">Rolfe, A., &amp; Burton, C. (2013). Reassurance after diagnostic testing with a low pretest probability of serious disease: Systematic review and meta-analysis. </w:t>
+      </w:r>
+      <w:r>
+        <w:rPr>
+          <w:i/>
+          <w:iCs/>
+        </w:rPr>
+        <w:t xml:space="preserve">JAMA Internal Medicine, 173</w:t>
+      </w:r>
+      <w:r>
+        <w:t xml:space="preserve">(6), 407–416.</w:t>
+      </w:r>
+    </w:p>
+    <w:p>
+      <w:pPr>
+        <w:pStyle w:val="BodyJ"/>
+        <w:keepNext w:val="false"/>
+      </w:pPr>
+      <w:r>
         <w:t xml:space="preserve">Rouault, M., McWilliams, A., Allen, M., &amp; Fleming, S. M. (2018). Human metacognition across domains: Insights from individual differences and neuroimaging. </w:t>
       </w:r>
       <w:r>
@@ -24823,6 +25644,25 @@
         <w:keepNext w:val="false"/>
       </w:pPr>
       <w:r>
+        <w:t xml:space="preserve">Satoh, M., Chan, E. K., Ho, L. A., Rose, K. M., Parks, C. G., Cohn, R. D., et al. (2012). Prevalence and sociodemographic correlates of antinuclear antibodies in the United States. </w:t>
+      </w:r>
+      <w:r>
+        <w:rPr>
+          <w:i/>
+          <w:iCs/>
+        </w:rPr>
+        <w:t xml:space="preserve">Arthritis &amp; Rheumatism, 64</w:t>
+      </w:r>
+      <w:r>
+        <w:t xml:space="preserve">(7), 2319–2327.</w:t>
+      </w:r>
+    </w:p>
+    <w:p>
+      <w:pPr>
+        <w:pStyle w:val="BodyJ"/>
+        <w:keepNext w:val="false"/>
+      </w:pPr>
+      <w:r>
         <w:t xml:space="preserve">Schiff, G. D., Hasan, O., Kim, S., Abrams, R., Cosby, K., Lambert, B. L., et al. (2009). Diagnostic error in medicine: Analysis of 583 physician-reported errors. </w:t>
       </w:r>
       <w:r>
@@ -25099,6 +25939,25 @@
         <w:keepNext w:val="false"/>
       </w:pPr>
       <w:r>
+        <w:t xml:space="preserve">Tan, E. M., Feltkamp, T. E., Smolen, J. S., Butcher, B., Dawkins, R., Fritzler, M. J., et al. (1997). Range of antinuclear antibodies in «healthy» individuals. </w:t>
+      </w:r>
+      <w:r>
+        <w:rPr>
+          <w:i/>
+          <w:iCs/>
+        </w:rPr>
+        <w:t xml:space="preserve">Arthritis &amp; Rheumatism, 40</w:t>
+      </w:r>
+      <w:r>
+        <w:t xml:space="preserve">(9), 1601–1611.</w:t>
+      </w:r>
+    </w:p>
+    <w:p>
+      <w:pPr>
+        <w:pStyle w:val="BodyJ"/>
+        <w:keepNext w:val="false"/>
+      </w:pPr>
+      <w:r>
         <w:t xml:space="preserve">Thornicroft, G. (2011). Physical health disparities and mental illness: The scandal of premature mortality. </w:t>
       </w:r>
       <w:r>
@@ -25194,6 +26053,25 @@
         <w:keepNext w:val="false"/>
       </w:pPr>
       <w:r>
+        <w:t xml:space="preserve">US Preventive Services Task Force, Bibbins-Domingo, K., Grossman, D. C., Curry, S. J., Barry, M. J., Davidson, K. W., et al. (2017). Screening for thyroid cancer: US Preventive Services Task Force recommendation statement. </w:t>
+      </w:r>
+      <w:r>
+        <w:rPr>
+          <w:i/>
+          <w:iCs/>
+        </w:rPr>
+        <w:t xml:space="preserve">JAMA, 317</w:t>
+      </w:r>
+      <w:r>
+        <w:t xml:space="preserve">(18), 1882–1887.</w:t>
+      </w:r>
+    </w:p>
+    <w:p>
+      <w:pPr>
+        <w:pStyle w:val="BodyJ"/>
+        <w:keepNext w:val="false"/>
+      </w:pPr>
+      <w:r>
         <w:t xml:space="preserve">Van den Bruel, A., Thompson, M., Buntinx, F., &amp; Mant, D. (2012). Clinicians' gut feeling about serious infections in children: Observational study. </w:t>
       </w:r>
       <w:r>
@@ -25414,6 +26292,25 @@
       </w:r>
       <w:r>
         <w:t xml:space="preserve">.</w:t>
+      </w:r>
+    </w:p>
+    <w:p>
+      <w:pPr>
+        <w:pStyle w:val="BodyJ"/>
+        <w:keepNext w:val="false"/>
+      </w:pPr>
+      <w:r>
+        <w:t xml:space="preserve">Yazdany, J., Schmajuk, G., Robbins, M., Daikh, D., Beall, A., Yelin, E., et al. (2013). Choosing wisely: The American College of Rheumatology's Top 5 list of things physicians and patients should question. </w:t>
+      </w:r>
+      <w:r>
+        <w:rPr>
+          <w:i/>
+          <w:iCs/>
+        </w:rPr>
+        <w:t xml:space="preserve">Arthritis Care &amp; Research, 65</w:t>
+      </w:r>
+      <w:r>
+        <w:t xml:space="preserve">(3), 329–339.</w:t>
       </w:r>
     </w:p>
     <w:p>
@@ -25480,7 +26377,7 @@
         <w:keepNext w:val="false"/>
       </w:pPr>
       <w:r>
-        <w:t xml:space="preserve">Para recortar y llevar en el bolsillo del delantal. Cuatro preguntas y un criterio de reapertura; en voz alta en la visita de sala o por escrito antes de firmar un alta. La versión completa está en el capítulo 15 y en el Apéndice A.</w:t>
+        <w:t xml:space="preserve">Para recortar y llevar en el bolsillo del delantal. Cuatro preguntas y un criterio de reapertura; en voz alta en la visita de sala o por escrito antes de firmar un alta. La versión completa está en el capítulo 16 y en el Apéndice A.</w:t>
       </w:r>
     </w:p>
     <w:tbl>
@@ -26271,6 +27168,18 @@
       </w:pPr>
     </w:lvl>
   </w:abstractNum>
+  <w:abstractNum w:abstractNumId="29" w15:restartNumberingAfterBreak="0">
+    <w:multiLevelType w:val="hybridMultilevel"/>
+    <w:lvl w:ilvl="0" w15:tentative="1">
+      <w:start w:val="1"/>
+      <w:numFmt w:val="decimal"/>
+      <w:lvlText w:val="%1."/>
+      <w:lvlJc w:val="left"/>
+      <w:pPr>
+        <w:ind w:left="560" w:hanging="280"/>
+      </w:pPr>
+    </w:lvl>
+  </w:abstractNum>
   <w:num w:numId="1">
     <w:abstractNumId w:val="1"/>
     <w:lvlOverride w:ilvl="0">
@@ -26435,6 +27344,12 @@
   </w:num>
   <w:num w:numId="28">
     <w:abstractNumId w:val="28"/>
+    <w:lvlOverride w:ilvl="0">
+      <w:startOverride w:val="1"/>
+    </w:lvlOverride>
+  </w:num>
+  <w:num w:numId="29">
+    <w:abstractNumId w:val="29"/>
     <w:lvlOverride w:ilvl="0">
       <w:startOverride w:val="1"/>
     </w:lvlOverride>

--- a/Hechos_inferencias_incertidumbre_edicion_revisada.docx
+++ b/Hechos_inferencias_incertidumbre_edicion_revisada.docx
@@ -720,7 +720,7 @@
         <w:suppressAutoHyphens/>
       </w:pPr>
       <w:r>
-        <w:t xml:space="preserve">Capítulo 16. El método HII-D: una epistemología operativa</w:t>
+        <w:t xml:space="preserve">Capítulo 16. Una genealogía de las capas: de Hipócrates a Balint</w:t>
       </w:r>
       <w:r>
         <w:tab/>
@@ -741,7 +741,7 @@
         <w:suppressAutoHyphens/>
       </w:pPr>
       <w:r>
-        <w:t xml:space="preserve">Cuaderno de casos. Ocho viñetas para una lectura metacognitiva</w:t>
+        <w:t xml:space="preserve">Capítulo 17. El método HII-D: una epistemología operativa</w:t>
       </w:r>
       <w:r>
         <w:tab/>
@@ -750,7 +750,7 @@
         <w:rPr>
           <w:color w:val="8A8A8A"/>
         </w:rPr>
-        <w:t xml:space="preserve">97</w:t>
+        <w:t xml:space="preserve">99</w:t>
       </w:r>
     </w:p>
     <w:p>
@@ -762,7 +762,7 @@
         <w:suppressAutoHyphens/>
       </w:pPr>
       <w:r>
-        <w:t xml:space="preserve">Capítulo 17. Enseñar y organizar la metacognición clínica</w:t>
+        <w:t xml:space="preserve">Cuaderno de casos. Ocho viñetas para una lectura metacognitiva</w:t>
       </w:r>
       <w:r>
         <w:tab/>
@@ -783,7 +783,7 @@
         <w:suppressAutoHyphens/>
       </w:pPr>
       <w:r>
-        <w:t xml:space="preserve">Capítulo 18. La inteligencia artificial en el proceso clínico: roles, riesgos y defensas</w:t>
+        <w:t xml:space="preserve">Capítulo 18. Enseñar y organizar la metacognición clínica</w:t>
       </w:r>
       <w:r>
         <w:tab/>
@@ -792,7 +792,7 @@
         <w:rPr>
           <w:color w:val="8A8A8A"/>
         </w:rPr>
-        <w:t xml:space="preserve">110</w:t>
+        <w:t xml:space="preserve">115</w:t>
       </w:r>
     </w:p>
     <w:p>
@@ -804,7 +804,7 @@
         <w:suppressAutoHyphens/>
       </w:pPr>
       <w:r>
-        <w:t xml:space="preserve">Capítulo 19. La palabra exacta: lo que la poesía sabe del juicio clínico</w:t>
+        <w:t xml:space="preserve">Capítulo 19. La inteligencia artificial en el proceso clínico: roles, riesgos y defensas</w:t>
       </w:r>
       <w:r>
         <w:tab/>
@@ -813,7 +813,28 @@
         <w:rPr>
           <w:color w:val="8A8A8A"/>
         </w:rPr>
-        <w:t xml:space="preserve">118</w:t>
+        <w:t xml:space="preserve">119</w:t>
+      </w:r>
+    </w:p>
+    <w:p>
+      <w:pPr>
+        <w:pStyle w:val="TocEntry"/>
+        <w:tabs>
+          <w:tab w:val="right" w:pos="9026" w:leader="dot"/>
+        </w:tabs>
+        <w:suppressAutoHyphens/>
+      </w:pPr>
+      <w:r>
+        <w:t xml:space="preserve">Capítulo 20. La palabra exacta: lo que la poesía sabe del juicio clínico</w:t>
+      </w:r>
+      <w:r>
+        <w:tab/>
+      </w:r>
+      <w:r>
+        <w:rPr>
+          <w:color w:val="8A8A8A"/>
+        </w:rPr>
+        <w:t xml:space="preserve">127</w:t>
       </w:r>
     </w:p>
     <w:p>
@@ -834,7 +855,7 @@
         <w:rPr>
           <w:color w:val="8A8A8A"/>
         </w:rPr>
-        <w:t xml:space="preserve">121</w:t>
+        <w:t xml:space="preserve">130</w:t>
       </w:r>
     </w:p>
     <w:p>
@@ -855,7 +876,7 @@
         <w:rPr>
           <w:color w:val="8A8A8A"/>
         </w:rPr>
-        <w:t xml:space="preserve">123</w:t>
+        <w:t xml:space="preserve">132</w:t>
       </w:r>
     </w:p>
     <w:p>
@@ -876,7 +897,7 @@
         <w:rPr>
           <w:color w:val="8A8A8A"/>
         </w:rPr>
-        <w:t xml:space="preserve">125</w:t>
+        <w:t xml:space="preserve">134</w:t>
       </w:r>
     </w:p>
     <w:p>
@@ -897,7 +918,7 @@
         <w:rPr>
           <w:color w:val="8A8A8A"/>
         </w:rPr>
-        <w:t xml:space="preserve">127</w:t>
+        <w:t xml:space="preserve">136</w:t>
       </w:r>
     </w:p>
     <w:p>
@@ -918,7 +939,7 @@
         <w:rPr>
           <w:color w:val="8A8A8A"/>
         </w:rPr>
-        <w:t xml:space="preserve">130</w:t>
+        <w:t xml:space="preserve">139</w:t>
       </w:r>
     </w:p>
     <w:p>
@@ -939,7 +960,7 @@
         <w:rPr>
           <w:color w:val="8A8A8A"/>
         </w:rPr>
-        <w:t xml:space="preserve">140</w:t>
+        <w:t xml:space="preserve">150</w:t>
       </w:r>
     </w:p>
     <w:p>
@@ -960,7 +981,7 @@
         <w:rPr>
           <w:color w:val="8A8A8A"/>
         </w:rPr>
-        <w:t xml:space="preserve">144</w:t>
+        <w:t xml:space="preserve">155</w:t>
       </w:r>
     </w:p>
     <w:p>
@@ -981,7 +1002,7 @@
         <w:rPr>
           <w:color w:val="8A8A8A"/>
         </w:rPr>
-        <w:t xml:space="preserve">150</w:t>
+        <w:t xml:space="preserve">162</w:t>
       </w:r>
     </w:p>
     <w:p>
@@ -1002,7 +1023,7 @@
         <w:rPr>
           <w:color w:val="8A8A8A"/>
         </w:rPr>
-        <w:t xml:space="preserve">155</w:t>
+        <w:t xml:space="preserve">167</w:t>
       </w:r>
     </w:p>
     <w:p>
@@ -1023,7 +1044,7 @@
         <w:rPr>
           <w:color w:val="8A8A8A"/>
         </w:rPr>
-        <w:t xml:space="preserve">156</w:t>
+        <w:t xml:space="preserve">168</w:t>
       </w:r>
     </w:p>
     <w:p>
@@ -1044,7 +1065,7 @@
         <w:rPr>
           <w:color w:val="8A8A8A"/>
         </w:rPr>
-        <w:t xml:space="preserve">158</w:t>
+        <w:t xml:space="preserve">170</w:t>
       </w:r>
     </w:p>
     <w:p>
@@ -1065,7 +1086,7 @@
         <w:rPr>
           <w:color w:val="8A8A8A"/>
         </w:rPr>
-        <w:t xml:space="preserve">170</w:t>
+        <w:t xml:space="preserve">184</w:t>
       </w:r>
     </w:p>
     <w:p>
@@ -1157,7 +1178,7 @@
         <w:keepNext w:val="false"/>
       </w:pPr>
       <w:r>
-        <w:t xml:space="preserve">Hay que decir desde el inicio en qué conversación entra este libro. Jerome Groopman mostró al gran público cómo piensan los médicos y dónde se tuercen sus atajos (Groopman, 2007); Pat Croskerry catalogó esos desvíos y propuso estrategias para contenerlos (Croskerry, 2003); Kathryn Montgomery sostuvo que el juicio clínico es un razonamiento práctico irreductible a la aplicación de reglas (Montgomery, 2006). Este ensayo se sitúa después de esas tres operaciones y propone la que falta: cómo escribir y decidir para que las capas del conocimiento clínico —lo observado, lo inferido, lo incierto, lo decidido— permanezcan visibles y auditables en el trabajo de cada día. Que las palabras de certeza deban tener un peso fijo no es una idea nueva —la inteligencia estadounidense y la radiología lo intentaron antes, y el capítulo 16 lo reconoce—; lo que falta es llevar esa disciplina a la nota entera, capa por capa. No va de la teoría hacia la clínica, sino de la ficha, la entrega de turno, la visita médica y la nota de evolución hacia la epistemología. Y está escrito en español a propósito: la reflexión sistemática sobre el razonamiento clínico apenas circula en nuestra lengua fuera de traducciones, y las palabras con que un equipo hispanohablante fija sus certezas merecen un examen hecho desde dentro.</w:t>
+        <w:t xml:space="preserve">Hay que decir desde el inicio en qué conversación entra este libro. Jerome Groopman mostró al gran público cómo piensan los médicos y dónde se tuercen sus atajos (Groopman, 2007); Pat Croskerry catalogó esos desvíos y propuso estrategias para contenerlos (Croskerry, 2003); Kathryn Montgomery sostuvo que el juicio clínico es un razonamiento práctico irreductible a la aplicación de reglas (Montgomery, 2006). Este ensayo se sitúa después de esas tres operaciones y propone la que falta: cómo escribir y decidir para que las capas del conocimiento clínico —lo observado, lo inferido, lo incierto, lo decidido— permanezcan visibles y auditables en el trabajo de cada día. Que las palabras de certeza deban tener un peso fijo no es una idea nueva —la inteligencia estadounidense y la radiología lo intentaron antes, y el capítulo 17 lo reconoce—; lo que falta es llevar esa disciplina a la nota entera, capa por capa. No va de la teoría hacia la clínica, sino de la ficha, la entrega de turno, la visita médica y la nota de evolución hacia la epistemología. Y está escrito en español a propósito: la reflexión sistemática sobre el razonamiento clínico apenas circula en nuestra lengua fuera de traducciones, y las palabras con que un equipo hispanohablante fija sus certezas merecen un examen hecho desde dentro.</w:t>
       </w:r>
     </w:p>
     <w:p>
@@ -1262,7 +1283,7 @@
         <w:t xml:space="preserve">Parte IV</w:t>
       </w:r>
       <w:r>
-        <w:t xml:space="preserve"> propone una epistemología operativa. La responsabilidad, incluido el miedo que también escribe; el método HII-D; un cuaderno de ocho casos; la enseñanza de la metacognición clínica; la inteligencia artificial en el proceso diagnóstico y terapéutico, con sus roles, sus riesgos y las defensas frente a ellos. Y un cierre desde la poesía chilena: Huidobro y Parra como los dos polos de lo que la palabra clínica puede y no puede permitirse.</w:t>
+        <w:t xml:space="preserve"> propone una epistemología operativa. La responsabilidad, incluido el miedo que también escribe; una genealogía de las capas, de Hipócrates a Balint; el método HII-D; un cuaderno de ocho casos; la enseñanza de la metacognición clínica; la inteligencia artificial en el proceso diagnóstico y terapéutico, con sus roles, sus riesgos y las defensas frente a ellos. Y un cierre desde la poesía chilena: Huidobro y Parra como los dos polos de lo que la palabra clínica puede y no puede permitirse.</w:t>
       </w:r>
     </w:p>
     <w:p>
@@ -6182,7 +6203,7 @@
               <w:pStyle w:val="Caption"/>
             </w:pPr>
             <w:r>
-              <w:t xml:space="preserve">Figura 8. El error como trayectoria: las cinco estaciones del caso de la colecistitis y las dos barreras de bajo costo que lo habrían interceptado. Reconstruir así es el formato que el capítulo 17 propone para la morbimortalidad.</w:t>
+              <w:t xml:space="preserve">Figura 8. El error como trayectoria: las cinco estaciones del caso de la colecistitis y las dos barreras de bajo costo que lo habrían interceptado. Reconstruir así es el formato que el capítulo 18 propone para la morbimortalidad.</w:t>
             </w:r>
           </w:p>
         </w:tc>
@@ -6629,7 +6650,7 @@
         <w:keepNext w:val="false"/>
       </w:pPr>
       <w:r>
-        <w:t xml:space="preserve">Tercero, usar el relevo. La entrega de turno, además de transferir información, es el momento en que un cerebro descansado revisa lo que decidió uno cansado, y eso cambia qué se entrega. «Lo vi a las cinco, con doce horas encima; la hipótesis es X y no alcancé a pensar en Y» es una frase que un equipo maduro puede decir sin vergüenza, y vale más que «sin novedades». El capítulo 14 desarrolla la mitad colectiva de esta idea; el capítulo 17, su mitad institucional, porque los turnos y el descanso son condiciones epistémicas antes que laborales.</w:t>
+        <w:t xml:space="preserve">Tercero, usar el relevo. La entrega de turno, además de transferir información, es el momento en que un cerebro descansado revisa lo que decidió uno cansado, y eso cambia qué se entrega. «Lo vi a las cinco, con doce horas encima; la hipótesis es X y no alcancé a pensar en Y» es una frase que un equipo maduro puede decir sin vergüenza, y vale más que «sin novedades». El capítulo 14 desarrolla la mitad colectiva de esta idea; el capítulo 18, su mitad institucional, porque los turnos y el descanso son condiciones epistémicas antes que laborales.</w:t>
       </w:r>
     </w:p>
     <w:p>
@@ -10170,7 +10191,7 @@
         <w:pStyle w:val="PartIntro"/>
       </w:pPr>
       <w:r>
-        <w:t xml:space="preserve">Las tres primeras partes construyeron las herramientas; esta las pone a trabajar. Primero frente a la responsabilidad —y el miedo— que ninguna herramienta puede delegar (capítulo 15). Luego, el método HII-D en forma completa y en versión de sesenta segundos (capítulo 16), un cuaderno de ocho casos para leer metacognitivamente —incluida la resolución de la historia de Carmen— y el problema de enseñar y organizar todo esto (capítulo 17). Cierran el libro dos espejos: la inteligencia artificial en el proceso diagnóstico y terapéutico —qué hace, qué arriesga, cómo se la enfrenta— (capítulo 18), y la poesía —porque el debate sobre lo que la palabra tiene derecho a hacer también se libró en verso, y en Chile (capítulo 19)—.</w:t>
+        <w:t xml:space="preserve">Las tres primeras partes construyeron las herramientas; esta las pone a trabajar. Primero frente a la responsabilidad —y el miedo— que ninguna herramienta puede delegar (capítulo 15). Luego, de dónde vienen las capas: una genealogía del razonamiento clínico, de Hipócrates a Balint, que pregunta en qué medicina se separó cada una, qué tan originales fueron quienes lo hicieron y en qué se equivocaron (capítulo 16). Después, el método HII-D en forma completa y en versión de sesenta segundos (capítulo 17), un cuaderno de ocho casos para leer metacognitivamente —incluida la resolución de la historia de Carmen— y el problema de enseñar y organizar todo esto (capítulo 18). Cierran el libro dos espejos: la inteligencia artificial en el proceso diagnóstico y terapéutico —qué hace, qué arriesga, cómo se la enfrenta— (capítulo 19), y la poesía —porque el debate sobre lo que la palabra tiene derecho a hacer también se libró en verso, y en Chile (capítulo 20)—.</w:t>
       </w:r>
     </w:p>
     <w:p>
@@ -10676,6 +10697,691 @@
           <w:szCs w:val="22"/>
         </w:rPr>
         <w:t xml:space="preserve">Capítulo 16</w:t>
+      </w:r>
+      <w:r>
+        <w:rPr>
+          <w:rFonts w:ascii="Gelasio" w:cs="Gelasio" w:eastAsia="Gelasio" w:hAnsi="Gelasio"/>
+          <w:b/>
+          <w:bCs/>
+          <w:color w:val="3D5A6C"/>
+          <w:sz w:val="32"/>
+          <w:szCs w:val="32"/>
+        </w:rPr>
+        <w:br/>
+        <w:t xml:space="preserve">Una genealogía de las capas: de Hipócrates a Balint</w:t>
+      </w:r>
+    </w:p>
+    <w:p>
+      <w:pPr>
+        <w:pStyle w:val="BodyJ"/>
+        <w:keepNext/>
+      </w:pPr>
+      <w:r>
+        <w:t xml:space="preserve">Una nota de evolución cualquiera, escrita anoche en cualquier servicio de medicina interna:</w:t>
+      </w:r>
+    </w:p>
+    <w:p>
+      <w:pPr>
+        <w:pStyle w:val="Quote1"/>
+      </w:pPr>
+      <w:r>
+        <w:t xml:space="preserve">Crepitaciones en base derecha. Probable neumonía adquirida en la comunidad; tromboembolismo pulmonar menos probable, no excluido. Si en 48 horas no mejora, angio-TAC. La paciente teme hospitalizarse porque cuida a su marido.</w:t>
+      </w:r>
+    </w:p>
+    <w:p>
+      <w:pPr>
+        <w:pStyle w:val="BodyJ"/>
+        <w:keepNext w:val="false"/>
+      </w:pPr>
+      <w:r>
+        <w:t xml:space="preserve">Cuatro líneas, y cada una tiene antepasados. «Crepitaciones» viene de un médico del hospital Necker de París que enrolló un cuaderno para oír un corazón. «Probable» supone que alguien se atrevió a contar enfermos. «Si en 48 horas no mejora» resume una larga discusión sobre cómo se pone a prueba una hipótesis y cuánta evidencia basta para actuar. Y la última frase, la que muchas notas omiten, entró a la medicina contra la resistencia del modelo que gobernaba todo lo demás. Antes de que el capítulo siguiente condense el libro en un método, éste recorre esa genealogía. No es una historia de la medicina ni un panteón; es una pregunta más estrecha. Quiénes separaron cada una de las capas que HII-D pide distinguir, en qué medicina lo hicieron, qué tan originales fueron y en qué se equivocaron. La respuesta tiene una moraleja que conviene adelantar: ninguna de las capas es nueva, y casi ninguno de los que las separaron fue el primero en verlas. Lo que dejaron fue otra cosa.</w:t>
+      </w:r>
+    </w:p>
+    <w:p>
+      <w:pPr>
+        <w:pStyle w:val="Heading3"/>
+        <w:keepNext/>
+        <w:keepLines/>
+        <w:spacing w:after="120" w:before="280"/>
+      </w:pPr>
+      <w:r>
+        <w:rPr>
+          <w:rFonts w:ascii="Gelasio" w:cs="Gelasio" w:eastAsia="Gelasio" w:hAnsi="Gelasio"/>
+          <w:b/>
+          <w:bCs/>
+          <w:color w:val="2B2B2B"/>
+          <w:sz w:val="25"/>
+          <w:szCs w:val="25"/>
+        </w:rPr>
+        <w:t xml:space="preserve">Antes de las capas: Hipócrates y Galeno</w:t>
+      </w:r>
+    </w:p>
+    <w:p>
+      <w:pPr>
+        <w:pStyle w:val="BodyJ"/>
+        <w:keepNext w:val="false"/>
+      </w:pPr>
+      <w:r>
+        <w:t xml:space="preserve">La medicina hipocrática —un conjunto de escritos griegos de los siglos V y IV antes de nuestra era, de varios autores, reunidos bajo el nombre de un médico de Cos— nació contra un competidor que hoy cuesta imaginar: la explicación divina. El tratado sobre la llamada enfermedad sagrada, la epilepsia, abre con una declaración de método. No le parece más divina ni más sagrada que las otras enfermedades: tiene una causa natural, y su supuesto origen divino se debe a la inexperiencia de los hombres y a su asombro ante lo que no entienden (Hipócrates, 1923b). Es una de las separaciones de capas más antiguas que conserva la medicina escrita. Las convulsiones quedan de un lado; la inferencia que las atribuía a los dioses, del otro, desacreditada por falta de razones.</w:t>
+      </w:r>
+    </w:p>
+    <w:p>
+      <w:pPr>
+        <w:pStyle w:val="BodyJ"/>
+        <w:keepNext w:val="false"/>
+      </w:pPr>
+      <w:r>
+        <w:t xml:space="preserve">El libro I de las </w:t>
+      </w:r>
+      <w:r>
+        <w:rPr>
+          <w:i/>
+          <w:iCs/>
+        </w:rPr>
+        <w:t xml:space="preserve">Epidemias</w:t>
+      </w:r>
+      <w:r>
+        <w:t xml:space="preserve"> contiene una fórmula que podría servir de epígrafe a este libro: declarar el pasado, diagnosticar el presente, predecir el futuro; y frente a las enfermedades, acostumbrarse a dos cosas, ayudar o no dañar (Hipócrates, 1923a, p. 165). Están ahí, en germen, las cuatro capas: lo que ocurrió, lo que se infiere de ello, lo que viene —que siempre es incierto— y lo que se hace. La decisión ya trae su asimetría, y la tradición la endureció en un latín que no escribió ningún griego. </w:t>
+      </w:r>
+      <w:r>
+        <w:rPr>
+          <w:i/>
+          <w:iCs/>
+        </w:rPr>
+        <w:t xml:space="preserve">Primum non nocere</w:t>
+      </w:r>
+      <w:r>
+        <w:t xml:space="preserve"> no es de Hipócrates ni de Galeno; la fórmula latina aparece impresa recién en el siglo XIX (Smith, 2005).</w:t>
+      </w:r>
+    </w:p>
+    <w:p>
+      <w:pPr>
+        <w:pStyle w:val="BodyJ"/>
+        <w:keepNext w:val="false"/>
+      </w:pPr>
+      <w:r>
+        <w:t xml:space="preserve">Los libros I y III de las </w:t>
+      </w:r>
+      <w:r>
+        <w:rPr>
+          <w:i/>
+          <w:iCs/>
+        </w:rPr>
+        <w:t xml:space="preserve">Epidemias</w:t>
+      </w:r>
+      <w:r>
+        <w:t xml:space="preserve"> reúnen además cuarenta y dos historias clínicas escritas día por día, de las que veinticinco terminan en la muerte. El tratamiento casi no aparece: el autor no quería mostrar cómo curar, sino descubrir la secuencia de los síntomas (Hipócrates, 1923a, p. 144). Su traductor inglés llamó a esos dos libros el producto más notable de la ciencia griega (Hipócrates, 1923a, p. 141), y vale la pena mirar lo que no hacen: no seleccionan los éxitos. Una casuística con casi 60% de muertes es lo contrario de la que publica quien quiere demostrar que su tratamiento sirve. La honestidad que el capítulo 13 le pide a la ficha tiene antecedentes más viejos que el papel. Y la incertidumbre también: dos milenios después, Osler abrió su tratado de medicina con el primer aforismo hipocrático, «la experiencia es falaz y el juicio, difícil» (Osler, 1892).</w:t>
+      </w:r>
+    </w:p>
+    <w:p>
+      <w:pPr>
+        <w:pStyle w:val="BodyJ"/>
+        <w:keepNext w:val="false"/>
+      </w:pPr>
+      <w:r>
+        <w:t xml:space="preserve">Galeno, médico griego del siglo II en la Roma imperial y médico de la corte de Marco Aurelio, heredó una disputa que es todavía la nuestra. Los «empíricos» trataban por semejanza con casos anteriores, sin comprometerse con ninguna teoría sobre el interior del cuerpo; los «racionalistas» razonaban desde la fisiología. Galeno concedía a los primeros que la experiencia sola acierta en muchos casos, y que entre ser un empírico puro y adoptar una teoría errónea había que preferir infinitamente lo primero. Pero sostenía que conocer el interior del cuerpo permite distinguir enfermedades de síntomas parecidos allí donde el empírico se equivoca (Singer, 2024). Es la tensión entre reconocimiento de patrones y razonamiento causal del capítulo 6, dieciocho siglos antes.</w:t>
+      </w:r>
+    </w:p>
+    <w:p>
+      <w:pPr>
+        <w:pStyle w:val="BodyJ"/>
+        <w:keepNext w:val="false"/>
+      </w:pPr>
+      <w:r>
+        <w:t xml:space="preserve">Galeno disecaba y experimentaba —ligó la médula espinal de cerdos vivos para mostrar que el cerebro gobierna el habla y el movimiento—, pero en su época sólo se disecaban animales (Singer, 2024). Su anatomía humana fue en parte una anatomía de animales, y el error que importa aquí no fue suyo, sino de quienes vinieron después. Su obra fue la anatomía de Occidente durante más de mil años. Cuando en una disección medieval el cadáver no coincidía con Galeno, se declaraba anormal al cadáver; Vesalio, que en 1543 publicaría la obra que empezó a corregirlo, confesaba años antes que discutir su autoridad le daba casi tanto miedo como dudar de la inmortalidad del alma (Xiang &amp; Venkatesan, 2023). Es la forma extrema de la frase heredada del capítulo 7: una afirmación tan autorizada que el hecho que la contradice se reclasifica como anomalía.</w:t>
+      </w:r>
+    </w:p>
+    <w:p>
+      <w:pPr>
+        <w:pStyle w:val="Heading3"/>
+        <w:keepNext/>
+        <w:keepLines/>
+        <w:spacing w:after="120" w:before="280"/>
+      </w:pPr>
+      <w:r>
+        <w:rPr>
+          <w:rFonts w:ascii="Gelasio" w:cs="Gelasio" w:eastAsia="Gelasio" w:hAnsi="Gelasio"/>
+          <w:b/>
+          <w:bCs/>
+          <w:color w:val="2B2B2B"/>
+          <w:sz w:val="25"/>
+          <w:szCs w:val="25"/>
+        </w:rPr>
+        <w:t xml:space="preserve">Los hechos: el oído de Laennec y el colectivo de Fleck</w:t>
+      </w:r>
+    </w:p>
+    <w:p>
+      <w:pPr>
+        <w:pStyle w:val="BodyJ"/>
+        <w:keepNext w:val="false"/>
+      </w:pPr>
+      <w:r>
+        <w:t xml:space="preserve">En el París que siguió a la Revolución, una generación de médicos —Bichat, Corvisart, Bayle— se propuso correlacionar lo que se observaba junto a la cama con lo que mostraba la mesa de autopsias (Roguin, 2006). Foucault, citado en el capítulo 4, leyó ahí el nacimiento de una mirada. René Laennec cuenta su parte con sencillez. En 1816 lo consultó una joven con síntomas de enfermedad cardiaca, en quien la palpación y la percusión servían de poco por su gordura, y cuya edad y sexo le impedían apoyar la oreja en su pecho. Recordó un fenómeno acústico conocido —el golpe de alfiler que se oye en el otro extremo de una viga—, enrolló un cuaderno de papel y oyó el corazón de una manera mucho más neta y distinta que nunca antes. De inmediato empezó una serie de observaciones en el hospital Necker (Laennec, 1819, pp. 7–8).</w:t>
+      </w:r>
+    </w:p>
+    <w:p>
+      <w:pPr>
+        <w:pStyle w:val="BodyJ"/>
+        <w:keepNext w:val="false"/>
+      </w:pPr>
+      <w:r>
+        <w:t xml:space="preserve">Su originalidad no fue el instrumento. La auscultación directa se conocía desde los hipocráticos, y Corvisart había traducido en 1808 la percusión de Auenbrugger (Roguin, 2006). Fue el método que lo rodeó: cada sonido se describió, se nombró y se confrontó con la lesión que mostraba la autopsia. Para Laennec, la anatomía patológica era «la antorcha más segura que puede guiar al médico» (Laennec, 1819, p. xxi). El signo valía porque existía un patrón de referencia capaz de desmentirlo.</w:t>
+      </w:r>
+    </w:p>
+    <w:p>
+      <w:pPr>
+        <w:pStyle w:val="BodyJ"/>
+        <w:keepNext w:val="false"/>
+      </w:pPr>
+      <w:r>
+        <w:t xml:space="preserve">Así nació un vocabulario que todavía usamos. Al ruido de la neumonía inicial lo comparó con el de la sal que crepita cuando se la calienta en una vasija. Lo llamó </w:t>
+      </w:r>
+      <w:r>
+        <w:rPr>
+          <w:i/>
+          <w:iCs/>
+        </w:rPr>
+        <w:t xml:space="preserve">râle crépitant</w:t>
+      </w:r>
+      <w:r>
+        <w:t xml:space="preserve"> y escribió que era el signo patognomónico del primer grado de la neumonía: «sería difícil describirlo mejor; pero basta haberlo oído una sola vez para no desconocerlo nunca más» (Laennec, 1819, p. 172). La frase contiene, sin proponérselo, dos lecciones de este libro. La segunda mitad es conocimiento tácito en estado puro (capítulo 6): el hecho auscultatorio se aprende oyendo, no leyendo. La primera es un exceso. Las crepitaciones se oyen también en la insuficiencia cardiaca y en la fibrosis pulmonar, y ningún clínico de hoy las llamaría patognomónicas. El fundador del hecho auscultatorio le asignó más fuerza inferencial de la que tenía. Murió a los cuarenta y cinco años, de la tuberculosis que había enseñado a reconocer (Roguin, 2006).</w:t>
+      </w:r>
+    </w:p>
+    <w:p>
+      <w:pPr>
+        <w:pStyle w:val="BodyJ"/>
+        <w:keepNext w:val="false"/>
+      </w:pPr>
+      <w:r>
+        <w:t xml:space="preserve">Lo que sobrevive de Laennec es la idea de que un hecho clínico se produce: hacen falta un instrumento, un oído entrenado y un patrón de referencia contra el cual calibrarlos. Es el gradiente de facticidad del capítulo 1. Un siglo después, un médico de laboratorio llevó la idea más lejos. Ludwik Fleck era bacteriólogo en Lwów, la actual Lviv; sus primeros textos epistemológicos trataban sobre el modo de pensar de la medicina, y en 1935 publicó en Basilea un libro sobre cómo se había llegado a la reacción de Wassermann, la prueba serológica de la sífilis (Sady, 2025). La tesis estaba en el título: un hecho científico tiene génesis y desarrollo. Lo que una comunidad acepta como hecho depende de su «colectivo de pensamiento», la comunidad de personas que intercambian ideas, y de su «estilo de pensamiento», que Fleck definió como una disposición a la percepción dirigida (Fleck, 1979, pp. 39 y 99). «El conocimiento es la actividad más socialmente condicionada del hombre», escribió (Fleck, 1979, p. 42).</w:t>
+      </w:r>
+    </w:p>
+    <w:p>
+      <w:pPr>
+        <w:pStyle w:val="BodyJ"/>
+        <w:keepNext w:val="false"/>
+      </w:pPr>
+      <w:r>
+        <w:t xml:space="preserve">Una de sus observaciones toca directamente la clínica. Percibir de inmediato una forma exige experiencia en el campo; se adquiere sólo después de mucho ver, «y al mismo tiempo, por supuesto, perdemos la capacidad de ver lo que contradice la forma» (Fleck, 1979, p. 92). Es la mitad oscura de la pericia del capítulo 6, escrita en 1935. El libro casi no se leyó: su editorial no vendió un solo ejemplar entre 1962 y 1966 y terminó destruyendo los que quedaban (Sady, 2025). Fleck sobrevivió al gueto, a Auschwitz y a Buchenwald —en el gueto produjo una vacuna contra el tifus— y murió en Israel en 1961. Su originalidad se mide por quién lo leyó: Kuhn reconoció en el prefacio de </w:t>
+      </w:r>
+      <w:r>
+        <w:rPr>
+          <w:i/>
+          <w:iCs/>
+        </w:rPr>
+        <w:t xml:space="preserve">La estructura de las revoluciones científicas</w:t>
+      </w:r>
+      <w:r>
+        <w:t xml:space="preserve"> que aquella monografía «casi desconocida» anticipaba muchas de sus propias ideas (Kuhn, 1996, pp. vii–viii). Lo que dejó para la cama del enfermo es una pregunta que la ficha rara vez se hace: este hecho, ¿lo sería para otro equipo, con otro estilo de pensamiento?</w:t>
+      </w:r>
+    </w:p>
+    <w:p>
+      <w:pPr>
+        <w:pStyle w:val="Heading3"/>
+        <w:keepNext/>
+        <w:keepLines/>
+        <w:spacing w:after="120" w:before="280"/>
+      </w:pPr>
+      <w:r>
+        <w:rPr>
+          <w:rFonts w:ascii="Gelasio" w:cs="Gelasio" w:eastAsia="Gelasio" w:hAnsi="Gelasio"/>
+          <w:b/>
+          <w:bCs/>
+          <w:color w:val="2B2B2B"/>
+          <w:sz w:val="25"/>
+          <w:szCs w:val="25"/>
+        </w:rPr>
+        <w:t xml:space="preserve">Las inferencias: Bernard y Semmelweis</w:t>
+      </w:r>
+    </w:p>
+    <w:p>
+      <w:pPr>
+        <w:pStyle w:val="BodyJ"/>
+        <w:keepNext w:val="false"/>
+      </w:pPr>
+      <w:r>
+        <w:t xml:space="preserve">Claude Bernard escribió su </w:t>
+      </w:r>
+      <w:r>
+        <w:rPr>
+          <w:i/>
+          <w:iCs/>
+        </w:rPr>
+        <w:t xml:space="preserve">Introducción al estudio de la medicina experimental</w:t>
+      </w:r>
+      <w:r>
+        <w:t xml:space="preserve"> en 1865, desde el laboratorio de fisiología y contra quienes fundaban sus opiniones en el «tacto médico» o en la inspiración (Bernard, 1865, p. 96). Su respuesta fue la hipótesis puesta a prueba. La idea experimental es una idea previa, pero se presenta como hipótesis, y sus consecuencias deben someterse al criterio de la experiencia para juzgar su valor (Bernard, 1865, p. 49). Agregó dos exigencias que este libro hace suyas. «La verdadera ciencia enseña a dudar y a abstenerse en la ignorancia» (Bernard, 1865, p. 96). Y como el </w:t>
+      </w:r>
+      <w:r>
+        <w:rPr>
+          <w:i/>
+          <w:iCs/>
+        </w:rPr>
+        <w:t xml:space="preserve">post hoc, ergo propter hoc</w:t>
+      </w:r>
+      <w:r>
+        <w:t xml:space="preserve"> es el error típico de los médicos, las ideas sólo se asientan con solidez si se busca destruir las propias conclusiones mediante contrapruebas (Bernard, 1865, pp. 98–99). Es la falsabilidad que el capítulo 17 le exige a HII-D, setenta años antes de que tuviera ese nombre.</w:t>
+      </w:r>
+    </w:p>
+    <w:p>
+      <w:pPr>
+        <w:pStyle w:val="BodyJ"/>
+        <w:keepNext w:val="false"/>
+      </w:pPr>
+      <w:r>
+        <w:t xml:space="preserve">Bernard fue además el autor del </w:t>
+      </w:r>
+      <w:r>
+        <w:rPr>
+          <w:i/>
+          <w:iCs/>
+        </w:rPr>
+        <w:t xml:space="preserve">medio interior</w:t>
+      </w:r>
+      <w:r>
+        <w:t xml:space="preserve">: los organismos superiores viven en un medio líquido propio —la sangre y los fluidos que bañan los tejidos—, distinto del medio exterior (Bernard, 1865, pp. 108–109). Reclamó la prioridad de esa idea, que creía haber sido el primero en expresar con claridad. Pero sobre la originalidad de su método fue más modesto que sus admiradores: los grandes experimentadores, escribió, existieron antes que los preceptos de la experimentación (Bernard, 1865, p. 90).</w:t>
+      </w:r>
+    </w:p>
+    <w:p>
+      <w:pPr>
+        <w:pStyle w:val="BodyJ"/>
+        <w:keepNext w:val="false"/>
+      </w:pPr>
+      <w:r>
+        <w:t xml:space="preserve">Su error es instructivo, porque nació de una virtud. Desconfiaba de los promedios: el análisis de la orina de veinticuatro horas mezclada era «el análisis de una orina que no existe», y el uso de la estadística conducía en medicina «casi necesariamente al error» (Bernard, 1865, pp. 235–236). Si un cirujano concluía que la mortalidad de una operación era de dos por cada cinco, ese dato «no significa absolutamente nada científicamente» y no da ninguna certeza para la operación siguiente, porque no dice si el próximo paciente estará entre los vivos o entre los muertos (Bernard, 1865, p. 241). Se equivocó en la conclusión y acertó en el problema. Lo que plantea es exactamente la distancia entre el ensayo y el caso singular del capítulo 9, y él mismo matizó: la estadística puede guiar el pronóstico, y no rechazaba su uso, sino que no se buscara ir más allá (Bernard, 1865, p. 243).</w:t>
+      </w:r>
+    </w:p>
+    <w:p>
+      <w:pPr>
+        <w:pStyle w:val="BodyJ"/>
+        <w:keepNext w:val="false"/>
+      </w:pPr>
+      <w:r>
+        <w:t xml:space="preserve">Casi dos décadas antes del libro de Bernard, en la maternidad del Hospital General de Viena se hacía, sin que nadie lo planeara, uno de los experimentos naturales más citados de la historia. Desde 1840 funcionaban allí dos clínicas: en la primera se formaban los estudiantes de medicina; en la segunda, las matronas. Las parturientas se admitían en días alternos (Stang et al., 2022). Entre 1841 y 1846 murieron 1.989 de las 20.042 mujeres que dieron a luz en la primera, casi 10%, y 691 de las 17.791 de la segunda, menos de 4% (Semmelweis, 1861, p. 3). Ignaz Semmelweis, asistente en la primera, tenía una diferencia que nadie explicaba.</w:t>
+      </w:r>
+    </w:p>
+    <w:p>
+      <w:pPr>
+        <w:pStyle w:val="BodyJ"/>
+        <w:keepNext w:val="false"/>
+      </w:pPr>
+      <w:r>
+        <w:t xml:space="preserve">La pista llegó con una muerte. En marzo de 1847, Kolletschka, profesor de medicina legal, fue herido en un dedo con el bisturí de un alumno durante una autopsia docente, y murió de un cuadro igual al de las puérperas: linfangitis, flebitis, pleuritis, peritonitis, meningitis. Semmelweis estaba en Venecia; al volver, escribe, la imagen de esa enfermedad lo persiguió día y noche hasta que tuvo que aceptar que era la misma (Semmelweis, 1861, pp. 53–54). La inferencia fue que los estudiantes llevaban en las manos partículas de los cadáveres desde la sala de autopsias a la de partos, cosa que las matronas no hacían. Desde mediados de mayo de 1847 exigió lavarse las manos con solución de cloro —primero agua clorada; después, por su precio, cal clorada—, y entre junio y diciembre murieron 56 de las 1.841 parturientas de la primera clínica, 3% (Semmelweis, 1861, pp. 55–57). En 1848, la mortalidad de ambas clínicas fue prácticamente la misma.</w:t>
+      </w:r>
+    </w:p>
+    <w:p>
+      <w:pPr>
+        <w:pStyle w:val="BodyJ"/>
+        <w:keepNext w:val="false"/>
+      </w:pPr>
+      <w:r>
+        <w:t xml:space="preserve">El episodio que mejor muestra su razonamiento es posterior y menos citado. En octubre de 1847 ingresó una parturienta con un cáncer uterino supurado; los médicos que la examinaron se lavaron las manos sólo con jabón, y de las doce mujeres que parieron junto a ella murieron once. Semmelweis no defendió su hipótesis contra el dato: la amplió. No eran sólo los cadáveres, sino también la materia pútrida de enfermas vivas, y desde entonces se exigió el lavado con cloro también después de examinarlas (Semmelweis, 1861, pp. 59–60). Hempel hizo de este episodio, en 1966, el ejemplo de manual del método hipotético-deductivo, y la filosofía de la ciencia todavía lo discute (Hepburn &amp; Andersen, 2026).</w:t>
+      </w:r>
+    </w:p>
+    <w:p>
+      <w:pPr>
+        <w:pStyle w:val="BodyJ"/>
+        <w:keepNext w:val="false"/>
+      </w:pPr>
+      <w:r>
+        <w:t xml:space="preserve">Y sin embargo fracasó. La respuesta a sus ideas fue casi uniformemente negativa (Kadar et al., 2018). Publicó su libro recién en 1861, trece años después de los hechos (Stang et al., 2022); trató de asesinos a sus críticos (Schreiner, 2020), y murió en 1865 en un asilo de Viena, de una sepsis causada por las heridas de una golpiza de sus cuidadores (Kadar et al., 2018). Tenía los hechos y una inferencia correcta. ¿Por qué no bastó? Hay razones conocidas: faltaba todavía una teoría microbiana que le diera un mecanismo, y él mismo dificultó que lo escucharan. Fleck ofrece otra, aunque nunca escribió sobre Semmelweis, y la lectura que sigue es nuestra. Para el colectivo de pensamiento de la obstetricia vienesa, sus cifras no eran todavía un hecho. No cabían en un estilo que explicaba la fiebre puerperal por influencias atmosféricas, cósmicas y telúricas —las que el propio Semmelweis se dedicó a refutar en su libro (Semmelweis, 1861)—, y además acusaban a quienes debían aceptarlas. Un hecho que obliga al lector a declararse culpable necesita más que una buena tabla. El capítulo 14 lo dijo de los equipos: tener razón no basta; hay que lograr que el desacuerdo se pueda escuchar.</w:t>
+      </w:r>
+    </w:p>
+    <w:p>
+      <w:pPr>
+        <w:pStyle w:val="Heading3"/>
+        <w:keepNext/>
+        <w:keepLines/>
+        <w:spacing w:after="120" w:before="280"/>
+      </w:pPr>
+      <w:r>
+        <w:rPr>
+          <w:rFonts w:ascii="Gelasio" w:cs="Gelasio" w:eastAsia="Gelasio" w:hAnsi="Gelasio"/>
+          <w:b/>
+          <w:bCs/>
+          <w:color w:val="2B2B2B"/>
+          <w:sz w:val="25"/>
+          <w:szCs w:val="25"/>
+        </w:rPr>
+        <w:t xml:space="preserve">La incertidumbre: Louis cuenta, Osler la nombra</w:t>
+      </w:r>
+    </w:p>
+    <w:p>
+      <w:pPr>
+        <w:pStyle w:val="BodyJ"/>
+        <w:keepNext w:val="false"/>
+      </w:pPr>
+      <w:r>
+        <w:t xml:space="preserve">En el París de la década de 1820 dominaba la medicina de Broussais, para quien casi toda fiebre era la inflamación de un órgano y el tratamiento natural, sacar sangre. Sólo en 1833, Francia importó 42 millones de sanguijuelas para uso médico (Morabia, 2006). Pierre-Charles-Alexandre Louis hizo algo que hoy parece trivial y entonces fue una provocación: contó. En su estudio de 1835 sobre los efectos de la sangría reunió 78 pacientes con neumonía, de los cuales murieron 28. Entre los sangrados en los primeros cuatro días de enfermedad murieron 18 de 41; entre los sangrados del quinto al noveno, 9 de 36. «Resultado espantoso, absurdo en apariencia», escribió (Louis, 1835, pp. 16–17).</w:t>
+      </w:r>
+    </w:p>
+    <w:p>
+      <w:pPr>
+        <w:pStyle w:val="BodyJ"/>
+        <w:keepNext w:val="false"/>
+      </w:pPr>
+      <w:r>
+        <w:t xml:space="preserve">No se apresuró a concluir que sangrar temprano mataba. Advirtió que entre los sangrados el primer día había casi el doble de mayores de cincuenta años, «lo que debió tener una gran influencia sobre la mortalidad» (Louis, 1835, pp. 17–18). Es lo que hoy se llama confusión, nombrado antes de tener nombre: la diferencia entre dos grupos puede deberse a otra diferencia entre ellos. Su método numérico pedía comparar pacientes semejantes en todo lo demás y confiaba en que, con números grandes, los errores se compensarían en ambos grupos (Morabia, 2006). Su conclusión fue modesta: todo indicaba «límites estrechos» para la utilidad de la sangría en la neumonía (Louis, 1835, p. 21). No la abandonó; él mismo recordó que había mostrado la necesidad de recurrir a ella en las inflamaciones graves. Y contó cómo lo recibieron sus críticos: unos lo acusaron de desterrar la sangría, y otros se declararon contra su método y a favor de lo que comúnmente se llama la experiencia (Louis, 1835). La discusión entre el recuento y la experiencia del clínico empezó ahí y no ha terminado. Morabia lo llamó un epidemiólogo preformal (Morabia, 2006).</w:t>
+      </w:r>
+    </w:p>
+    <w:p>
+      <w:pPr>
+        <w:pStyle w:val="BodyJ"/>
+        <w:keepNext w:val="false"/>
+      </w:pPr>
+      <w:r>
+        <w:t xml:space="preserve">Louis no fue el primero en comparar. Hacia el año 900, en una nota agregada a un comentario de las </w:t>
+      </w:r>
+      <w:r>
+        <w:rPr>
+          <w:i/>
+          <w:iCs/>
+        </w:rPr>
+        <w:t xml:space="preserve">Epidemias</w:t>
+      </w:r>
+      <w:r>
+        <w:t xml:space="preserve"> hipocráticas, el médico persa al-Razi escribió que había sangrado a un grupo de pacientes con signos de fiebre cerebral y dejado intencionalmente sin sangrar a otro, «para quitar la duda de mi opinión»; todos los del segundo grupo, anotó, enfermaron (Pormann, 2018). Tenía la forma de un ensayo controlado nueve siglos antes que Louis y llegó a la conclusión contraria: que la sangría servía. La comparación sin números, sin registro de cuántos ni de cómo se eligió a cada grupo, y sin nadie que la repitiera, confirmó lo que el comparador ya creía. Lo que Louis agregó no fue la idea de comparar, sino la obligación de contar, publicar los números y discutir lo que podía distorsionarlos. Con eso, la incertidumbre dejó de ser un estado de ánimo del médico y pasó a ser una propiedad de los datos, algo que se puede estimar y escribir.</w:t>
+      </w:r>
+    </w:p>
+    <w:p>
+      <w:pPr>
+        <w:pStyle w:val="BodyJ"/>
+        <w:keepNext w:val="false"/>
+      </w:pPr>
+      <w:r>
+        <w:t xml:space="preserve">Dos generaciones después, William Osler la nombró sin pudor. Osler organizó la enseñanza junto a la cama en el hospital Johns Hopkins, donde el estudiante, decía, empieza con el paciente, continúa con el paciente y termina sus estudios con el paciente, usando los libros como herramientas (Osler, 1905, p. 331). A sus alumnos les advertía que los errores de juicio son inevitables en un arte que consiste en gran parte en sopesar probabilidades (Osler, 1905, p. 40). Y ante una sociedad médica, en 1903, defendió el axioma del obispo Butler, «la probabilidad es la guía de la vida», como más verdadero para la medicina que para cualquier otra profesión: no hay descrédito, aunque a veces sí mucha incomodidad, en «este eterno quizás» con que hay que encabezar tanto de lo que hacemos (Osler, 1905, pp. 347–348).</w:t>
+      </w:r>
+    </w:p>
+    <w:p>
+      <w:pPr>
+        <w:pStyle w:val="BodyJ"/>
+        <w:keepNext w:val="false"/>
+      </w:pPr>
+      <w:r>
+        <w:t xml:space="preserve">La frase más citada de Osler sobre el tema —la medicina como ciencia de la incertidumbre y arte de la probabilidad— no aparece en ninguno de los escritos suyos que se revisaron para este capítulo. Proviene de una colección póstuma de aforismos de sus visitas, publicada en 1950, y conviene citarla como lo que es: una atribución. El detalle no es pedante. La frase que mejor resume la capa de incertidumbre circula como hecho sin procedencia verificable, que es exactamente el problema del capítulo 1.</w:t>
+      </w:r>
+    </w:p>
+    <w:p>
+      <w:pPr>
+        <w:pStyle w:val="Heading3"/>
+        <w:keepNext/>
+        <w:keepLines/>
+        <w:spacing w:after="120" w:before="280"/>
+      </w:pPr>
+      <w:r>
+        <w:rPr>
+          <w:rFonts w:ascii="Gelasio" w:cs="Gelasio" w:eastAsia="Gelasio" w:hAnsi="Gelasio"/>
+          <w:b/>
+          <w:bCs/>
+          <w:color w:val="2B2B2B"/>
+          <w:sz w:val="25"/>
+          <w:szCs w:val="25"/>
+        </w:rPr>
+        <w:t xml:space="preserve">La decisión: Ledley y Lusted formalizan, Hill se atreve</w:t>
+      </w:r>
+    </w:p>
+    <w:p>
+      <w:pPr>
+        <w:pStyle w:val="BodyJ"/>
+        <w:keepNext w:val="false"/>
+      </w:pPr>
+      <w:r>
+        <w:t xml:space="preserve">En 1959, Robert Ledley y Lee Lusted publicaron en </w:t>
+      </w:r>
+      <w:r>
+        <w:rPr>
+          <w:i/>
+          <w:iCs/>
+        </w:rPr>
+        <w:t xml:space="preserve">Science</w:t>
+      </w:r>
+      <w:r>
+        <w:t xml:space="preserve"> un artículo cuyo subtítulo es un programa: la lógica simbólica, la probabilidad y la teoría del valor ayudan a entender cómo razonan los médicos (Ledley &amp; Lusted, 1959). Había antecedentes —un aparato para asistir las facultades lógicas en el diagnóstico diferencial, la correlación mecánica de datos para diagnosticar enfermedades hematológicas (Nash, 1954; Lipkin &amp; Hardy, 1957)—, pero un contemporáneo lo juzgó con precisión: fue el primer intento de aplicar una estructura formal general al problema de la medicina clínica (Card, 1970, p. 183). Lo nuevo fue la descomposición. El diagnóstico quedaba como un problema lógico, un problema de probabilidad y, por separado, un problema de valores: cuánto cuesta cada error. Es la separación entre inferencia, incertidumbre y decisión de este libro, escrita en símbolos. En esa línea están el umbral de Pauker y Kassirer del capítulo 10, los sistemas de apoyo a la decisión y buena parte de lo que el capítulo 19 discute sobre inteligencia artificial.</w:t>
+      </w:r>
+    </w:p>
+    <w:p>
+      <w:pPr>
+        <w:pStyle w:val="BodyJ"/>
+        <w:keepNext w:val="false"/>
+      </w:pPr>
+      <w:r>
+        <w:t xml:space="preserve">La crítica llegó de un clínico. Feinstein, que en la Introducción aparece reclamando una ciencia del juicio clínico, objetó en 1973 que el procedimiento bayesiano ignora el camino interno de la lógica diagnóstica (Feinstein, 1973). Tenía razón en algo que el capítulo 2 ya dijo: el teorema de Bayes actualiza hipótesis, pero no las genera. La abducción queda fuera de la fórmula.</w:t>
+      </w:r>
+    </w:p>
+    <w:p>
+      <w:pPr>
+        <w:pStyle w:val="BodyJ"/>
+        <w:keepNext w:val="false"/>
+      </w:pPr>
+      <w:r>
+        <w:t xml:space="preserve">Austin Bradford Hill habló en 1965 ante la recién fundada Sección de Medicina del Trabajo de la Real Sociedad de Medicina, un año después del informe del Cirujano General de Estados Unidos sobre el tabaco y con sus propios estudios con Richard Doll sobre el cáncer de pulmón a la vista. La pregunta era la de siempre: ¿cuándo una asociación autoriza a hablar de causa? Su respuesta fueron nueve «puntos de vista»: fuerza, consistencia, especificidad, temporalidad, gradiente biológico, plausibilidad, coherencia, experimento y analogía. La posteridad los convirtió en «criterios», palabra que él nunca usó (Phillips &amp; Goodman, 2004). Él había dicho lo contrario. Ninguno de los nueve puede aportar pruebas indiscutibles a favor o en contra de la causalidad, ni puede exigirse como condición indispensable; lo que hacen es ayudar a responder la pregunta de fondo: ¿hay otra manera de explicar los hechos, otra respuesta igual o más probable que la causa? (Hill, 1965). Es la pregunta que el capítulo 2 pone en el centro de la inferencia clínica: no qué explica lo observado, sino qué más podría explicarlo. Sobre las pruebas de significación fue igual de breve: como el fuego, la prueba de ji cuadrado es un excelente sirviente y un mal amo (Hill, 1965). La saga de un valor p de 0,06 en el capítulo 9 es el comentario más largo de esa frase.</w:t>
+      </w:r>
+    </w:p>
+    <w:p>
+      <w:pPr>
+        <w:pStyle w:val="BodyJ"/>
+        <w:keepNext w:val="false"/>
+      </w:pPr>
+      <w:r>
+        <w:t xml:space="preserve">Pero lo que hace de Hill un antepasado de la capa de decisión es la última sección de su conferencia, titulada «El caso para actuar»: «Todo trabajo científico es incompleto, sea observacional o experimental. Todo trabajo científico puede ser alterado o modificado por el avance del conocimiento. Eso no nos confiere la libertad de ignorar el conocimiento que ya tenemos ni de postergar la acción que parece exigir en un momento dado» (Hill, 1965, p. 300). Agregó enseguida que la evidencia exigida depende de lo que la acción cuesta. Con evidencia razonable se puede cambiar un aceite probablemente cancerígeno por otro en una fábrica, sin demasiada injusticia si uno se equivoca. Para hacer que la gente deje los cigarrillos, las grasas y el azúcar que le gustan, haría falta evidencia muy fuerte (Hill, 1965, p. 300). Es el umbral del capítulo 10 dicho por un epidemiólogo: cuánta evidencia basta depende del precio del error.</w:t>
+      </w:r>
+    </w:p>
+    <w:p>
+      <w:pPr>
+        <w:pStyle w:val="Heading3"/>
+        <w:keepNext/>
+        <w:keepLines/>
+        <w:spacing w:after="120" w:before="280"/>
+      </w:pPr>
+      <w:r>
+        <w:rPr>
+          <w:rFonts w:ascii="Gelasio" w:cs="Gelasio" w:eastAsia="Gelasio" w:hAnsi="Gelasio"/>
+          <w:b/>
+          <w:bCs/>
+          <w:color w:val="2B2B2B"/>
+          <w:sz w:val="25"/>
+          <w:szCs w:val="25"/>
+        </w:rPr>
+        <w:t xml:space="preserve">El paciente: Engel y Balint</w:t>
+      </w:r>
+    </w:p>
+    <w:p>
+      <w:pPr>
+        <w:pStyle w:val="BodyJ"/>
+        <w:keepNext w:val="false"/>
+      </w:pPr>
+      <w:r>
+        <w:t xml:space="preserve">En 1977, la psiquiatría estaba en crisis: unos decían que la enfermedad mental era un mito; otros pedían volver estrictamente al «modelo médico». George Engel, profesor de psiquiatría y de medicina en Rochester, respondió en </w:t>
+      </w:r>
+      <w:r>
+        <w:rPr>
+          <w:i/>
+          <w:iCs/>
+        </w:rPr>
+        <w:t xml:space="preserve">Science</w:t>
+      </w:r>
+      <w:r>
+        <w:t xml:space="preserve"> que la crisis no era de la psiquiatría, sino de toda la medicina, y que ambas venían del mismo defecto: un modelo de enfermedad que ya no alcanzaba para sus tareas científicas ni para sus responsabilidades sociales (Engel, 1977). El modelo biomédico, escribió, supone que la enfermedad queda completamente explicada por desviaciones de variables biológicas medibles, y no deja lugar para las dimensiones sociales, psicológicas y conductuales de enfermar. Agregó una frase que conecta su crítica con los cadáveres «anormales» de los galenistas: el modelo había adquirido el estatus de dogma, y mientras en ciencia un modelo se revisa o se abandona cuando no explica los datos, un dogma exige que los datos discrepantes se fuercen a calzar o se excluyan (Engel, 1977).</w:t>
+      </w:r>
+    </w:p>
+    <w:p>
+      <w:pPr>
+        <w:pStyle w:val="BodyJ"/>
+        <w:keepNext w:val="false"/>
+      </w:pPr>
+      <w:r>
+        <w:t xml:space="preserve">Su propuesta, el modelo biopsicosocial, pedía considerar al paciente, el contexto social en que vive y el sistema que la sociedad organizó para enfrentar la enfermedad, incluido el propio rol del médico (Engel, 1977). La palabra no era suya —Grinker la había usado en 1954—, y la crítica más seria llegó después: el modelo terminó en un eclecticismo que dice qué mirar pero no cómo priorizar (Ghaemi, 2009). La objeción es justa, y este libro intenta una respuesta parcial. «Cuida a su marido» entra a la ficha como un hecho, con su procedencia, y pesa en la decisión como cualquier otro; lo que el modelo biopsicosocial nombró, HII-D intenta ubicarlo en una capa.</w:t>
+      </w:r>
+    </w:p>
+    <w:p>
+      <w:pPr>
+        <w:pStyle w:val="BodyJ"/>
+        <w:keepNext w:val="false"/>
+      </w:pPr>
+      <w:r>
+        <w:t xml:space="preserve">Michael Balint, psiquiatra y psicoanalista de la Clínica Tavistock de Londres, llevaba años reuniendo a médicos generales en seminarios de investigación sobre las implicancias psicológicas de la práctica general cuando publicó, en 1957, el libro que resultó de ellos. Empieza con un hallazgo. El primer tema que discutieron fue el de los medicamentos que solían recetar, y la discusión reveló —«ciertamente no por primera vez en la historia de la medicina»— que el medicamento más usado en la práctica general era el propio médico. No importaba sólo el frasco o la caja de pastillas, sino la manera en que el médico los entregaba. El segundo hallazgo era peor: de ese medicamento no existía farmacología alguna, ninguna guía sobre su dosis, su forma ni su frecuencia (Balint, 1957, p. 1).</w:t>
+      </w:r>
+    </w:p>
+    <w:p>
+      <w:pPr>
+        <w:pStyle w:val="BodyJ"/>
+        <w:keepNext w:val="false"/>
+      </w:pPr>
+      <w:r>
+        <w:t xml:space="preserve">Balint nombró además algo que cualquier internista reconoce. Cuando un paciente desconcertante circula entre su médico y una galaxia de especialistas, se produce la «colusión del anonimato»: se toman decisiones vitales sin que nadie se sienta plenamente responsable de ellas (Balint, 1957, p. 76). El capítulo 14 describió la cognición distribuida como una ventaja; Balint describió su costo. Una ficha en que cada interconsultor anota su parte y nadie firma la síntesis es la colusión del anonimato por escrito. Él mismo admitió que la idea central no era nueva. Lo nuevo fue el método: un grupo de médicos que discute con regularidad sus propios casos, a la vez investigación y formación (Balint, 1957, p. 3). Los grupos que llevan su nombre siguen reuniéndose.</w:t>
+      </w:r>
+    </w:p>
+    <w:p>
+      <w:pPr>
+        <w:pStyle w:val="Heading3"/>
+        <w:keepNext/>
+        <w:keepLines/>
+        <w:spacing w:after="120" w:before="280"/>
+      </w:pPr>
+      <w:r>
+        <w:rPr>
+          <w:rFonts w:ascii="Gelasio" w:cs="Gelasio" w:eastAsia="Gelasio" w:hAnsi="Gelasio"/>
+          <w:b/>
+          <w:bCs/>
+          <w:color w:val="2B2B2B"/>
+          <w:sz w:val="25"/>
+          <w:szCs w:val="25"/>
+        </w:rPr>
+        <w:t xml:space="preserve">Qué tan originales fueron, y en qué se equivocaron</w:t>
+      </w:r>
+    </w:p>
+    <w:p>
+      <w:pPr>
+        <w:pStyle w:val="BodyJ"/>
+        <w:keepNext w:val="false"/>
+      </w:pPr>
+      <w:r>
+        <w:t xml:space="preserve">Puesta en fila, la genealogía muestra un patrón. Casi ninguna de estas ideas era nueva cuando su autor la formuló. La auscultación se conocía desde los hipocráticos. Gordon y Holmes habían sospechado el contagio de la fiebre puerperal antes que Semmelweis (Stang et al., 2022). Al-Razi comparó grupos nueve siglos antes que Louis, y otros habían pensado el diagnóstico con máquinas antes que Ledley y Lusted. Grinker dijo «biopsicosocial» antes que Engel, Kuhn reconoció su deuda con Fleck y Balint escribió en su primera página que su hallazgo no era el primero. Lo que cada uno aportó fue un procedimiento que volvió verificable una intuición vieja: un cilindro de madera y la autopsia; una tabla con dos clínicas; un recuento con la advertencia de la edad; un lenguaje formal; nueve preguntas en lugar de reglas; un grupo que se reúne cada semana. Las ideas que sobreviven son las que se convierten en una práctica que otro puede repetir y que puede desmentir a quien la propuso.</w:t>
+      </w:r>
+    </w:p>
+    <w:p>
+      <w:pPr>
+        <w:pStyle w:val="BodyJ"/>
+        <w:keepNext w:val="false"/>
+      </w:pPr>
+      <w:r>
+        <w:t xml:space="preserve">La misma lista muestra cuánto se equivocaron. Galeno describió como humana una anatomía en parte animal; Laennec llamó patognomónico a un ruido que no lo es; Louis siguió sangrando; Bernard despreció los promedios que hoy sostienen la medicina basada en evidencia; Semmelweis tenía razón y la perdió en parte por insultar a quienes debía convencer; Ledley y Lusted dejaron fuera de la fórmula la generación de hipótesis; el modelo de Engel no dice cómo priorizar. Los fundadores del razonamiento clínico no fueron clínicos infalibles. Fueron clínicos cuyo método permitió, después, corregirlos, y ésa es la única forma de autoridad que este libro defiende (capítulo 15).</w:t>
+      </w:r>
+    </w:p>
+    <w:p>
+      <w:pPr>
+        <w:pStyle w:val="BodyJ"/>
+        <w:keepNext w:val="false"/>
+      </w:pPr>
+      <w:r>
+        <w:t xml:space="preserve">Dos advertencias impiden convertir este capítulo en un panteón. La primera: la genealogía es una selección, casi entera europea y norteamericana, porque de ahí vienen las instituciones que formaron la medicina que se practica en Chile, no porque el razonamiento clínico haya nacido sólo ahí; al-Razi está para recordarlo. La segunda: mirar el pasado buscando antepasados tiene un sesgo propio. Lo que parece anticipación genial suele ser lo que se parece a nosotros, y ninguno de estos médicos escribía para HII-D; leerlos así es útil mientras no se olvide que es una lectura.</w:t>
+      </w:r>
+    </w:p>
+    <w:p>
+      <w:pPr>
+        <w:pStyle w:val="BodyJ"/>
+        <w:keepNext w:val="false"/>
+      </w:pPr>
+      <w:r>
+        <w:t xml:space="preserve">La lección alcanza a este libro. Las cuatro capas de HII-D están en una frase de las </w:t>
+      </w:r>
+      <w:r>
+        <w:rPr>
+          <w:i/>
+          <w:iCs/>
+        </w:rPr>
+        <w:t xml:space="preserve">Epidemias</w:t>
+      </w:r>
+      <w:r>
+        <w:t xml:space="preserve">; la incertidumbre como algo que se estima y se escribe, en Louis; la decisión separada de la inferencia, en Ledley y Lusted y en Hill; el paciente como fuente de hechos, en Engel y Balint. El capítulo siguiente no descubre nada. Intenta lo mismo que hicieron ellos, con menos genio y más modestia: convertir una distinción vieja en un procedimiento escrito —una hoja, una frase medular, una cláusula de reapertura— que otro pueda leer, repetir y refutar. Si el método vale, será por eso; y si no, el propio capítulo dice qué evidencia lo demostraría.</w:t>
+      </w:r>
+    </w:p>
+    <w:p>
+      <w:pPr>
+        <w:pStyle w:val="EnUnaFrase"/>
+      </w:pPr>
+      <w:r>
+        <w:rPr>
+          <w:b/>
+          <w:bCs/>
+        </w:rPr>
+        <w:t xml:space="preserve">En una frase.</w:t>
+      </w:r>
+      <w:r>
+        <w:t xml:space="preserve"> Ninguna de las capas es nueva: todas tienen antepasados, y casi todos se equivocaron en algo; lo que sobrevive de cada uno es el procedimiento que permitió corregirlos, y eso es lo único que HII-D pretende heredar.</w:t>
+      </w:r>
+    </w:p>
+    <w:p>
+      <w:pPr>
+        <w:pStyle w:val="BodyJ"/>
+        <w:keepNext/>
+        <w:spacing w:after="80" w:before="160"/>
+      </w:pPr>
+      <w:r>
+        <w:rPr>
+          <w:b/>
+          <w:bCs/>
+        </w:rPr>
+        <w:t xml:space="preserve">Tres preguntas para la próxima visita.</w:t>
+      </w:r>
+    </w:p>
+    <w:p>
+      <w:pPr>
+        <w:pStyle w:val="BodyJ"/>
+        <w:keepNext/>
+        <w:numPr>
+          <w:ilvl w:val="0"/>
+          <w:numId w:val="21"/>
+        </w:numPr>
+      </w:pPr>
+      <w:r>
+        <w:t xml:space="preserve">¿Qué hecho de mi nota de hoy depende de un instrumento o de un oído entrenado, y contra qué patrón de referencia se validó alguna vez?</w:t>
+      </w:r>
+    </w:p>
+    <w:p>
+      <w:pPr>
+        <w:pStyle w:val="BodyJ"/>
+        <w:keepNext/>
+        <w:numPr>
+          <w:ilvl w:val="0"/>
+          <w:numId w:val="21"/>
+        </w:numPr>
+      </w:pPr>
+      <w:r>
+        <w:t xml:space="preserve">¿Qué costumbre del servicio sostenemos sólo porque nadie la ha contado, como la sangría antes de Louis?</w:t>
+      </w:r>
+    </w:p>
+    <w:p>
+      <w:pPr>
+        <w:pStyle w:val="BodyJ"/>
+        <w:keepNext w:val="false"/>
+        <w:numPr>
+          <w:ilvl w:val="0"/>
+          <w:numId w:val="21"/>
+        </w:numPr>
+      </w:pPr>
+      <w:r>
+        <w:t xml:space="preserve">En mi último paciente que pasó por varios especialistas, ¿quién firmó la síntesis, o hubo colusión del anonimato?</w:t>
+      </w:r>
+    </w:p>
+    <w:p>
+      <w:pPr>
+        <w:pStyle w:val="Heading2"/>
+        <w:keepNext/>
+        <w:keepLines/>
+        <w:pageBreakBefore/>
+        <w:spacing w:after="300" w:before="600"/>
+      </w:pPr>
+      <w:r>
+        <w:rPr>
+          <w:rFonts w:ascii="Gelasio" w:cs="Gelasio" w:eastAsia="Gelasio" w:hAnsi="Gelasio"/>
+          <w:b/>
+          <w:bCs/>
+          <w:color w:val="8C2F2F"/>
+          <w:sz w:val="22"/>
+          <w:szCs w:val="22"/>
+        </w:rPr>
+        <w:t xml:space="preserve">Capítulo 17</w:t>
       </w:r>
       <w:r>
         <w:rPr>
@@ -12028,7 +12734,7 @@
         <w:keepNext/>
         <w:numPr>
           <w:ilvl w:val="0"/>
-          <w:numId w:val="21"/>
+          <w:numId w:val="22"/>
         </w:numPr>
       </w:pPr>
       <w:r>
@@ -12048,7 +12754,7 @@
         <w:keepNext/>
         <w:numPr>
           <w:ilvl w:val="0"/>
-          <w:numId w:val="21"/>
+          <w:numId w:val="22"/>
         </w:numPr>
       </w:pPr>
       <w:r>
@@ -12068,7 +12774,7 @@
         <w:keepNext/>
         <w:numPr>
           <w:ilvl w:val="0"/>
-          <w:numId w:val="21"/>
+          <w:numId w:val="22"/>
         </w:numPr>
       </w:pPr>
       <w:r>
@@ -12088,7 +12794,7 @@
         <w:keepNext w:val="false"/>
         <w:numPr>
           <w:ilvl w:val="0"/>
-          <w:numId w:val="21"/>
+          <w:numId w:val="22"/>
         </w:numPr>
       </w:pPr>
       <w:r>
@@ -12319,7 +13025,7 @@
         <w:keepNext/>
         <w:numPr>
           <w:ilvl w:val="0"/>
-          <w:numId w:val="22"/>
+          <w:numId w:val="23"/>
         </w:numPr>
       </w:pPr>
       <w:r>
@@ -12332,7 +13038,7 @@
         <w:keepNext/>
         <w:numPr>
           <w:ilvl w:val="0"/>
-          <w:numId w:val="22"/>
+          <w:numId w:val="23"/>
         </w:numPr>
       </w:pPr>
       <w:r>
@@ -12345,7 +13051,7 @@
         <w:keepNext w:val="false"/>
         <w:numPr>
           <w:ilvl w:val="0"/>
-          <w:numId w:val="22"/>
+          <w:numId w:val="23"/>
         </w:numPr>
       </w:pPr>
       <w:r>
@@ -13388,7 +14094,7 @@
           <w:sz w:val="22"/>
           <w:szCs w:val="22"/>
         </w:rPr>
-        <w:t xml:space="preserve">Capítulo 17</w:t>
+        <w:t xml:space="preserve">Capítulo 18</w:t>
       </w:r>
       <w:r>
         <w:rPr>
@@ -13520,7 +14226,7 @@
         <w:keepNext w:val="false"/>
       </w:pPr>
       <w:r>
-        <w:t xml:space="preserve">La posición es intermedia, pero no equidistante. Con los escépticos: no existe una habilidad general de «pensar bien» que flote por encima del conocimiento; la representación rica del problema —illness scripts, experiencia con feedback— es la condición de todo lo demás, y ningún método, HII-D incluido, compensa no saber medicina. Contra el escepticismo total: de esa evidencia no se sigue que la única intervención posible sea enseñar más contenido. Lo que se propone aquí no es vigilancia interna permanente ni listas universales, las versiones que la evidencia ha desinflado, sino artefactos externos y selectivos. Un lenguaje que obliga a graduar afirmaciones; una estructura de nota que conserva las capas; pausas activadas por disparadores definidos; circuitos de feedback que conviertan experiencia en calibración. Es una apuesta con compromisos observables (véase el capítulo 16): si estas herramientas no cambian conductas medibles, deben abandonarse como cualquier hipótesis mimada. Entre tanto, la controversia se enseña mejor de lo que se oculta: un residente que conoce el debate sabrá desconfiar por igual del catálogo de sesgos como solución universal y del nihilismo pedagógico como coartada.</w:t>
+        <w:t xml:space="preserve">La posición es intermedia, pero no equidistante. Con los escépticos: no existe una habilidad general de «pensar bien» que flote por encima del conocimiento; la representación rica del problema —illness scripts, experiencia con feedback— es la condición de todo lo demás, y ningún método, HII-D incluido, compensa no saber medicina. Contra el escepticismo total: de esa evidencia no se sigue que la única intervención posible sea enseñar más contenido. Lo que se propone aquí no es vigilancia interna permanente ni listas universales, las versiones que la evidencia ha desinflado, sino artefactos externos y selectivos. Un lenguaje que obliga a graduar afirmaciones; una estructura de nota que conserva las capas; pausas activadas por disparadores definidos; circuitos de feedback que conviertan experiencia en calibración. Es una apuesta con compromisos observables (véase el capítulo 17): si estas herramientas no cambian conductas medibles, deben abandonarse como cualquier hipótesis mimada. Entre tanto, la controversia se enseña mejor de lo que se oculta: un residente que conoce el debate sabrá desconfiar por igual del catálogo de sesgos como solución universal y del nihilismo pedagógico como coartada.</w:t>
       </w:r>
     </w:p>
     <w:p>
@@ -13548,7 +14254,7 @@
         <w:keepNext w:val="false"/>
       </w:pPr>
       <w:r>
-        <w:t xml:space="preserve">Las tres palancas prometidas al inicio son, por orden de costo, la visita, la revisión de errores y la ficha. Una visita de sala puede incorporar una pausa breve en casos seleccionados, y no hace falta inventarle preguntas: las cuatro de la versión de sesenta segundos (capítulo 16) bastan, y el Apéndice C dice con qué disparadores instalarlas, en cuántas semanas y qué medir. Lo que este capítulo aporta es el porqué: la pausa en voz alta es el único momento en que el equipo entero mira la misma representación del problema, y quien dirige la visita la enseña modelándola, no interrogando.</w:t>
+        <w:t xml:space="preserve">Las tres palancas prometidas al inicio son, por orden de costo, la visita, la revisión de errores y la ficha. Una visita de sala puede incorporar una pausa breve en casos seleccionados, y no hace falta inventarle preguntas: las cuatro de la versión de sesenta segundos (capítulo 17) bastan, y el Apéndice C dice con qué disparadores instalarlas, en cuántas semanas y qué medir. Lo que este capítulo aporta es el porqué: la pausa en voz alta es el único momento en que el equipo entero mira la misma representación del problema, y quien dirige la visita la enseña modelándola, no interrogando.</w:t>
       </w:r>
     </w:p>
     <w:p>
@@ -13703,7 +14409,7 @@
         <w:keepNext/>
         <w:numPr>
           <w:ilvl w:val="0"/>
-          <w:numId w:val="23"/>
+          <w:numId w:val="24"/>
         </w:numPr>
       </w:pPr>
       <w:r>
@@ -13716,7 +14422,7 @@
         <w:keepNext/>
         <w:numPr>
           <w:ilvl w:val="0"/>
-          <w:numId w:val="23"/>
+          <w:numId w:val="24"/>
         </w:numPr>
       </w:pPr>
       <w:r>
@@ -13729,7 +14435,7 @@
         <w:keepNext w:val="false"/>
         <w:numPr>
           <w:ilvl w:val="0"/>
-          <w:numId w:val="23"/>
+          <w:numId w:val="24"/>
         </w:numPr>
       </w:pPr>
       <w:r>
@@ -13753,7 +14459,7 @@
           <w:sz w:val="22"/>
           <w:szCs w:val="22"/>
         </w:rPr>
-        <w:t xml:space="preserve">Capítulo 18</w:t>
+        <w:t xml:space="preserve">Capítulo 19</w:t>
       </w:r>
       <w:r>
         <w:rPr>
@@ -14379,7 +15085,7 @@
         <w:keepNext w:val="false"/>
         <w:numPr>
           <w:ilvl w:val="0"/>
-          <w:numId w:val="24"/>
+          <w:numId w:val="25"/>
         </w:numPr>
       </w:pPr>
       <w:r>
@@ -14399,7 +15105,7 @@
         <w:keepNext w:val="false"/>
         <w:numPr>
           <w:ilvl w:val="0"/>
-          <w:numId w:val="24"/>
+          <w:numId w:val="25"/>
         </w:numPr>
       </w:pPr>
       <w:r>
@@ -14419,7 +15125,7 @@
         <w:keepNext w:val="false"/>
         <w:numPr>
           <w:ilvl w:val="0"/>
-          <w:numId w:val="24"/>
+          <w:numId w:val="25"/>
         </w:numPr>
       </w:pPr>
       <w:r>
@@ -14439,7 +15145,7 @@
         <w:keepNext w:val="false"/>
         <w:numPr>
           <w:ilvl w:val="0"/>
-          <w:numId w:val="24"/>
+          <w:numId w:val="25"/>
         </w:numPr>
       </w:pPr>
       <w:r>
@@ -14459,7 +15165,7 @@
         <w:keepNext w:val="false"/>
         <w:numPr>
           <w:ilvl w:val="0"/>
-          <w:numId w:val="24"/>
+          <w:numId w:val="25"/>
         </w:numPr>
       </w:pPr>
       <w:r>
@@ -14479,7 +15185,7 @@
         <w:keepNext w:val="false"/>
         <w:numPr>
           <w:ilvl w:val="0"/>
-          <w:numId w:val="24"/>
+          <w:numId w:val="25"/>
         </w:numPr>
       </w:pPr>
       <w:r>
@@ -14567,7 +15273,7 @@
         <w:t xml:space="preserve">Monitoreo continuo con umbrales de retirada.</w:t>
       </w:r>
       <w:r>
-        <w:t xml:space="preserve"> Definir antes del despliegue qué degradación obliga a recalibrar o apagar: la falsabilidad del capítulo 16, aplicada al software.</w:t>
+        <w:t xml:space="preserve"> Definir antes del despliegue qué degradación obliga a recalibrar o apagar: la falsabilidad del capítulo 17, aplicada al software.</w:t>
       </w:r>
     </w:p>
     <w:p>
@@ -14693,7 +15399,7 @@
         <w:keepNext/>
         <w:numPr>
           <w:ilvl w:val="0"/>
-          <w:numId w:val="25"/>
+          <w:numId w:val="26"/>
         </w:numPr>
       </w:pPr>
       <w:r>
@@ -14706,7 +15412,7 @@
         <w:keepNext/>
         <w:numPr>
           <w:ilvl w:val="0"/>
-          <w:numId w:val="25"/>
+          <w:numId w:val="26"/>
         </w:numPr>
       </w:pPr>
       <w:r>
@@ -14719,7 +15425,7 @@
         <w:keepNext w:val="false"/>
         <w:numPr>
           <w:ilvl w:val="0"/>
-          <w:numId w:val="25"/>
+          <w:numId w:val="26"/>
         </w:numPr>
       </w:pPr>
       <w:r>
@@ -14743,7 +15449,7 @@
           <w:sz w:val="22"/>
           <w:szCs w:val="22"/>
         </w:rPr>
-        <w:t xml:space="preserve">Capítulo 19</w:t>
+        <w:t xml:space="preserve">Capítulo 20</w:t>
       </w:r>
       <w:r>
         <w:rPr>
@@ -15004,7 +15710,7 @@
         <w:keepNext/>
         <w:numPr>
           <w:ilvl w:val="0"/>
-          <w:numId w:val="26"/>
+          <w:numId w:val="27"/>
         </w:numPr>
       </w:pPr>
       <w:r>
@@ -15017,7 +15723,7 @@
         <w:keepNext/>
         <w:numPr>
           <w:ilvl w:val="0"/>
-          <w:numId w:val="26"/>
+          <w:numId w:val="27"/>
         </w:numPr>
       </w:pPr>
       <w:r>
@@ -15030,7 +15736,7 @@
         <w:keepNext w:val="false"/>
         <w:numPr>
           <w:ilvl w:val="0"/>
-          <w:numId w:val="26"/>
+          <w:numId w:val="27"/>
         </w:numPr>
       </w:pPr>
       <w:r>
@@ -15766,7 +16472,7 @@
         <w:t xml:space="preserve">Versión de sesenta segundos</w:t>
       </w:r>
       <w:r>
-        <w:t xml:space="preserve"> (para casos de rutina o alta presión de tiempo): las cuatro preguntas de la caja del capítulo 16, reproducidas en la tarjeta de la última página.</w:t>
+        <w:t xml:space="preserve"> (para casos de rutina o alta presión de tiempo): las cuatro preguntas de la caja del capítulo 17, reproducidas en la tarjeta de la última página.</w:t>
       </w:r>
     </w:p>
     <w:p>
@@ -17081,7 +17787,7 @@
         <w:keepNext w:val="false"/>
         <w:numPr>
           <w:ilvl w:val="0"/>
-          <w:numId w:val="27"/>
+          <w:numId w:val="28"/>
         </w:numPr>
       </w:pPr>
       <w:r>
@@ -17094,7 +17800,7 @@
         <w:keepNext w:val="false"/>
         <w:numPr>
           <w:ilvl w:val="0"/>
-          <w:numId w:val="27"/>
+          <w:numId w:val="28"/>
         </w:numPr>
       </w:pPr>
       <w:r>
@@ -17107,7 +17813,7 @@
         <w:keepNext w:val="false"/>
         <w:numPr>
           <w:ilvl w:val="0"/>
-          <w:numId w:val="27"/>
+          <w:numId w:val="28"/>
         </w:numPr>
       </w:pPr>
       <w:r>
@@ -17120,7 +17826,7 @@
         <w:keepNext w:val="false"/>
         <w:numPr>
           <w:ilvl w:val="0"/>
-          <w:numId w:val="27"/>
+          <w:numId w:val="28"/>
         </w:numPr>
       </w:pPr>
       <w:r>
@@ -17133,7 +17839,7 @@
         <w:keepNext w:val="false"/>
         <w:numPr>
           <w:ilvl w:val="0"/>
-          <w:numId w:val="27"/>
+          <w:numId w:val="28"/>
         </w:numPr>
       </w:pPr>
       <w:r>
@@ -17146,7 +17852,7 @@
         <w:keepNext w:val="false"/>
         <w:numPr>
           <w:ilvl w:val="0"/>
-          <w:numId w:val="27"/>
+          <w:numId w:val="28"/>
         </w:numPr>
       </w:pPr>
       <w:r>
@@ -17159,7 +17865,7 @@
         <w:keepNext w:val="false"/>
         <w:numPr>
           <w:ilvl w:val="0"/>
-          <w:numId w:val="27"/>
+          <w:numId w:val="28"/>
         </w:numPr>
       </w:pPr>
       <w:r>
@@ -17172,7 +17878,7 @@
         <w:keepNext w:val="false"/>
         <w:numPr>
           <w:ilvl w:val="0"/>
-          <w:numId w:val="27"/>
+          <w:numId w:val="28"/>
         </w:numPr>
       </w:pPr>
       <w:r>
@@ -17185,7 +17891,7 @@
         <w:keepNext w:val="false"/>
         <w:numPr>
           <w:ilvl w:val="0"/>
-          <w:numId w:val="27"/>
+          <w:numId w:val="28"/>
         </w:numPr>
       </w:pPr>
       <w:r>
@@ -17198,7 +17904,7 @@
         <w:keepNext w:val="false"/>
         <w:numPr>
           <w:ilvl w:val="0"/>
-          <w:numId w:val="27"/>
+          <w:numId w:val="28"/>
         </w:numPr>
       </w:pPr>
       <w:r>
@@ -17211,7 +17917,7 @@
         <w:keepNext w:val="false"/>
         <w:numPr>
           <w:ilvl w:val="0"/>
-          <w:numId w:val="27"/>
+          <w:numId w:val="28"/>
         </w:numPr>
       </w:pPr>
       <w:r>
@@ -17224,7 +17930,7 @@
         <w:keepNext w:val="false"/>
         <w:numPr>
           <w:ilvl w:val="0"/>
-          <w:numId w:val="27"/>
+          <w:numId w:val="28"/>
         </w:numPr>
       </w:pPr>
       <w:r>
@@ -17257,7 +17963,7 @@
         <w:keepNext w:val="false"/>
       </w:pPr>
       <w:r>
-        <w:t xml:space="preserve">Esta guía condensa el capítulo 17 en un plan concreto para un servicio que quiera adoptar el lenguaje y las prácticas del libro. Está pensada para un jefe de servicio, un programa de residencia o un grupo de clínicos con voluntad y poco tiempo. Tres advertencias previas: nada de esto está validado como tecnología (véase el capítulo 16, «Límites»); todo debe adaptarse al contexto local; y la palanca más barata —cómo se habla en la visita de sala— es también la más poderosa.</w:t>
+        <w:t xml:space="preserve">Esta guía condensa el capítulo 18 en un plan concreto para un servicio que quiera adoptar el lenguaje y las prácticas del libro. Está pensada para un jefe de servicio, un programa de residencia o un grupo de clínicos con voluntad y poco tiempo. Tres advertencias previas: nada de esto está validado como tecnología (véase el capítulo 17, «Límites»); todo debe adaptarse al contexto local; y la palanca más barata —cómo se habla en la visita de sala— es también la más poderosa.</w:t>
       </w:r>
     </w:p>
     <w:p>
@@ -17558,7 +18264,7 @@
         <w:keepNext w:val="false"/>
       </w:pPr>
       <w:r>
-        <w:t xml:space="preserve">Qué talleres del Apéndice D usar con quién, en el orden en que rinden más; cada uno se nombra por su capítulo. Salvo los que se sostienen en el tiempo (los de los capítulos 5, 16 y 17), cada uno cabe en una reunión de treinta minutos.</w:t>
+        <w:t xml:space="preserve">Qué talleres del Apéndice D usar con quién, en el orden en que rinden más; cada uno se nombra por su capítulo. Salvo los que se sostienen en el tiempo (los de los capítulos 5, 17 y 18), cada uno cabe en una reunión de treinta minutos.</w:t>
       </w:r>
     </w:p>
     <w:p>
@@ -17598,7 +18304,7 @@
         <w:t xml:space="preserve">Residente de segundo año en adelante</w:t>
       </w:r>
       <w:r>
-        <w:t xml:space="preserve">: los de los capítulos 3 (el mapa de lo que no sabemos), 5 (calibración personal, sostenido tres meses), 7 (reconstruir una trayectoria), 8 (presentar sin la etiqueta), 13 (desfosilizar una evolución), 14 (traducir un desacuerdo) y 16 (su paciente, esta semana). Trabajan sobre el propio razonamiento y sobre pacientes reales.</w:t>
+        <w:t xml:space="preserve">: los de los capítulos 3 (el mapa de lo que no sabemos), 5 (calibración personal, sostenido tres meses), 7 (reconstruir una trayectoria), 8 (presentar sin la etiqueta), 13 (desfosilizar una evolución), 14 (traducir un desacuerdo) y 17 (su paciente, esta semana). Trabajan sobre el propio razonamiento y sobre pacientes reales.</w:t>
       </w:r>
     </w:p>
     <w:p>
@@ -17618,7 +18324,7 @@
         <w:t xml:space="preserve">Jefe de servicio, docente y comité</w:t>
       </w:r>
       <w:r>
-        <w:t xml:space="preserve">: los de los capítulos 10 (las cuatro casillas), 17 (rediseñar la visita de sala) y 18 (la autopsia de una respuesta de IA), y la reunión de morbimortalidad en el formato de la viñeta 6. Cambian el sistema, no sólo al que razona.</w:t>
+        <w:t xml:space="preserve">: los de los capítulos 10 (las cuatro casillas), 16 (el método de Louis, aplicado a una costumbre del servicio), 18 (rediseñar la visita de sala) y 19 (la autopsia de una respuesta de IA), y la reunión de morbimortalidad en el formato de la viñeta 6. Cambian el sistema, no sólo al que razona.</w:t>
       </w:r>
     </w:p>
     <w:p>
@@ -17638,7 +18344,7 @@
         <w:t xml:space="preserve">Para todos, al cierre de un ciclo</w:t>
       </w:r>
       <w:r>
-        <w:t xml:space="preserve">: los de los capítulos 2 (cinco hipótesis en tres minutos) y 19 (la prueba de Parra), que entrenan la generación y el oído.</w:t>
+        <w:t xml:space="preserve">: los de los capítulos 2 (cinco hipótesis en tres minutos) y 20 (la prueba de Parra), que entrenan la generación y el oído.</w:t>
       </w:r>
     </w:p>
     <w:p>
@@ -17704,7 +18410,7 @@
         <w:keepNext/>
         <w:numPr>
           <w:ilvl w:val="0"/>
-          <w:numId w:val="28"/>
+          <w:numId w:val="29"/>
         </w:numPr>
       </w:pPr>
       <w:r>
@@ -17717,7 +18423,7 @@
         <w:keepNext/>
         <w:numPr>
           <w:ilvl w:val="0"/>
-          <w:numId w:val="28"/>
+          <w:numId w:val="29"/>
         </w:numPr>
       </w:pPr>
       <w:r>
@@ -17730,7 +18436,7 @@
         <w:keepNext/>
         <w:numPr>
           <w:ilvl w:val="0"/>
-          <w:numId w:val="28"/>
+          <w:numId w:val="29"/>
         </w:numPr>
       </w:pPr>
       <w:r>
@@ -17743,7 +18449,7 @@
         <w:keepNext/>
         <w:numPr>
           <w:ilvl w:val="0"/>
-          <w:numId w:val="28"/>
+          <w:numId w:val="29"/>
         </w:numPr>
       </w:pPr>
       <w:r>
@@ -17756,7 +18462,7 @@
         <w:keepNext w:val="false"/>
         <w:numPr>
           <w:ilvl w:val="0"/>
-          <w:numId w:val="28"/>
+          <w:numId w:val="29"/>
         </w:numPr>
       </w:pPr>
       <w:r>
@@ -17933,7 +18639,7 @@
         <w:keepNext/>
         <w:numPr>
           <w:ilvl w:val="0"/>
-          <w:numId w:val="29"/>
+          <w:numId w:val="30"/>
         </w:numPr>
       </w:pPr>
       <w:r>
@@ -17946,7 +18652,7 @@
         <w:keepNext/>
         <w:numPr>
           <w:ilvl w:val="0"/>
-          <w:numId w:val="29"/>
+          <w:numId w:val="30"/>
         </w:numPr>
       </w:pPr>
       <w:r>
@@ -17959,7 +18665,7 @@
         <w:keepNext/>
         <w:numPr>
           <w:ilvl w:val="0"/>
-          <w:numId w:val="29"/>
+          <w:numId w:val="30"/>
         </w:numPr>
       </w:pPr>
       <w:r>
@@ -17972,7 +18678,7 @@
         <w:keepNext/>
         <w:numPr>
           <w:ilvl w:val="0"/>
-          <w:numId w:val="29"/>
+          <w:numId w:val="30"/>
         </w:numPr>
       </w:pPr>
       <w:r>
@@ -17985,7 +18691,7 @@
         <w:keepNext w:val="false"/>
         <w:numPr>
           <w:ilvl w:val="0"/>
-          <w:numId w:val="29"/>
+          <w:numId w:val="30"/>
         </w:numPr>
       </w:pPr>
       <w:r>
@@ -18544,7 +19250,58 @@
         <w:keepLines/>
       </w:pPr>
       <w:r>
-        <w:t xml:space="preserve">Taller del capítulo 16. Su paciente, esta semana</w:t>
+        <w:t xml:space="preserve">Taller del capítulo 16. El método de Louis, aplicado a una costumbre del servicio</w:t>
+      </w:r>
+    </w:p>
+    <w:p>
+      <w:pPr>
+        <w:pStyle w:val="BodyJ"/>
+        <w:keepNext w:val="false"/>
+      </w:pPr>
+      <w:r>
+        <w:t xml:space="preserve">Se elige una costumbre del servicio que nadie ha contado: un examen que se pide a todos los que ingresan, una sonda que se deja «por si acaso», un ayuno que se prolonga hasta la visita. Luego se diseña, como Louis, la comparación que la pondría a prueba con los datos del propio servicio: qué dos grupos, qué desenlace, qué diferencia entre los grupos podría explicar por sí sola el resultado y qué resultado obligaría a abandonar la costumbre.</w:t>
+      </w:r>
+    </w:p>
+    <w:p>
+      <w:pPr>
+        <w:pStyle w:val="BodyJ"/>
+        <w:keepNext w:val="false"/>
+      </w:pPr>
+      <w:r>
+        <w:rPr>
+          <w:i/>
+          <w:iCs/>
+        </w:rPr>
+        <w:t xml:space="preserve">Error típico.</w:t>
+      </w:r>
+      <w:r>
+        <w:t xml:space="preserve"> Comparar a quienes recibieron la costumbre con quienes no la recibieron, sin preguntar por qué unos sí y otros no. Es el error que Louis evitó con la edad: si la sonda se le deja al más grave, el grupo con sonda tendrá peores desenlaces aunque la sonda no haga nada.</w:t>
+      </w:r>
+    </w:p>
+    <w:p>
+      <w:pPr>
+        <w:pStyle w:val="BodyJ"/>
+        <w:keepNext w:val="false"/>
+      </w:pPr>
+      <w:r>
+        <w:rPr>
+          <w:i/>
+          <w:iCs/>
+        </w:rPr>
+        <w:t xml:space="preserve">Una versión posible.</w:t>
+      </w:r>
+      <w:r>
+        <w:t xml:space="preserve"> La costumbre: sonda vesical a permanencia en todo adulto mayor que ingresa con insuficiencia cardiaca descompensada, para medir la diuresis. Los grupos: los pacientes de los últimos seis meses con sonda y sin ella. Los desenlaces: infección urinaria asociada a catéter, delirium y días de hospitalización. Lo que podría explicar la diferencia por sí solo: la gravedad al ingreso, la movilidad previa y la demencia, que vuelven más probables tanto la sonda como el mal desenlace; se comparan, entonces, pacientes semejantes en esas tres variables. El resultado que obligaría a cambiar: si entre pacientes comparables la sonda no mejora el manejo del balance hídrico y sí aumenta las infecciones o el delirium, deja de ser norma y pasa a ser excepción con indicación escrita. Lo que el ejercicio no puede hacer es probar con certeza que la costumbre sirve o daña. Como a Louis, le permite algo más modesto y más útil: mostrar que nadie lo sabía.</w:t>
+      </w:r>
+    </w:p>
+    <w:p>
+      <w:pPr>
+        <w:pStyle w:val="TallerHead"/>
+        <w:keepNext/>
+        <w:keepLines/>
+      </w:pPr>
+      <w:r>
+        <w:t xml:space="preserve">Taller del capítulo 17. Su paciente, esta semana</w:t>
       </w:r>
     </w:p>
     <w:p>
@@ -18579,7 +19336,7 @@
         <w:keepLines/>
       </w:pPr>
       <w:r>
-        <w:t xml:space="preserve">Taller del capítulo 17. Rediseñar la visita de sala</w:t>
+        <w:t xml:space="preserve">Taller del capítulo 18. Rediseñar la visita de sala</w:t>
       </w:r>
     </w:p>
     <w:p>
@@ -18614,7 +19371,7 @@
         <w:keepLines/>
       </w:pPr>
       <w:r>
-        <w:t xml:space="preserve">Taller del capítulo 18. La autopsia de una respuesta</w:t>
+        <w:t xml:space="preserve">Taller del capítulo 19. La autopsia de una respuesta</w:t>
       </w:r>
     </w:p>
     <w:p>
@@ -18649,7 +19406,7 @@
         <w:keepLines/>
       </w:pPr>
       <w:r>
-        <w:t xml:space="preserve">Taller del capítulo 19. La prueba de Parra</w:t>
+        <w:t xml:space="preserve">Taller del capítulo 20. La prueba de Parra</w:t>
       </w:r>
     </w:p>
     <w:p>
@@ -18703,7 +19460,7 @@
         <w:keepNext w:val="false"/>
       </w:pPr>
       <w:r>
-        <w:t xml:space="preserve">Las 60 preguntas con que cierran la Introducción y los diecinueve capítulos, reunidas para la visita de sala, la entrega de turno o el portafolio de calibración del capítulo 5. Tres por capítulo; una por semana basta. Ninguna pide más de dos minutos y todas se responden con un paciente concreto.</w:t>
+        <w:t xml:space="preserve">Las 63 preguntas con que cierran la Introducción y los veinte capítulos, reunidas para la visita de sala, la entrega de turno o el portafolio de calibración del capítulo 5. Tres por capítulo; una por semana basta. Ninguna pide más de dos minutos y todas se responden con un paciente concreto.</w:t>
       </w:r>
     </w:p>
     <w:p>
@@ -19548,7 +20305,59 @@
           <w:b/>
           <w:bCs/>
         </w:rPr>
-        <w:t xml:space="preserve">Capítulo 16. El método HII-D: una epistemología operativa</w:t>
+        <w:t xml:space="preserve">Capítulo 16. Una genealogía de las capas: de Hipócrates a Balint</w:t>
+      </w:r>
+    </w:p>
+    <w:p>
+      <w:pPr>
+        <w:pStyle w:val="BodyJ"/>
+        <w:keepNext/>
+        <w:numPr>
+          <w:ilvl w:val="0"/>
+          <w:numId w:val="5"/>
+        </w:numPr>
+      </w:pPr>
+      <w:r>
+        <w:t xml:space="preserve">¿Qué hecho de mi nota de hoy depende de un instrumento o de un oído entrenado, y contra qué patrón de referencia se validó alguna vez?</w:t>
+      </w:r>
+    </w:p>
+    <w:p>
+      <w:pPr>
+        <w:pStyle w:val="BodyJ"/>
+        <w:keepNext/>
+        <w:numPr>
+          <w:ilvl w:val="0"/>
+          <w:numId w:val="5"/>
+        </w:numPr>
+      </w:pPr>
+      <w:r>
+        <w:t xml:space="preserve">¿Qué costumbre del servicio sostenemos sólo porque nadie la ha contado, como la sangría antes de Louis?</w:t>
+      </w:r>
+    </w:p>
+    <w:p>
+      <w:pPr>
+        <w:pStyle w:val="BodyJ"/>
+        <w:keepNext w:val="false"/>
+        <w:numPr>
+          <w:ilvl w:val="0"/>
+          <w:numId w:val="5"/>
+        </w:numPr>
+      </w:pPr>
+      <w:r>
+        <w:t xml:space="preserve">En mi último paciente que pasó por varios especialistas, ¿quién firmó la síntesis, o hubo colusión del anonimato?</w:t>
+      </w:r>
+    </w:p>
+    <w:p>
+      <w:pPr>
+        <w:pStyle w:val="BodyJ"/>
+        <w:keepNext/>
+      </w:pPr>
+      <w:r>
+        <w:rPr>
+          <w:b/>
+          <w:bCs/>
+        </w:rPr>
+        <w:t xml:space="preserve">Capítulo 17. El método HII-D: una epistemología operativa</w:t>
       </w:r>
     </w:p>
     <w:p>
@@ -19600,7 +20409,7 @@
           <w:b/>
           <w:bCs/>
         </w:rPr>
-        <w:t xml:space="preserve">Capítulo 17. Enseñar y organizar la metacognición clínica</w:t>
+        <w:t xml:space="preserve">Capítulo 18. Enseñar y organizar la metacognición clínica</w:t>
       </w:r>
     </w:p>
     <w:p>
@@ -19652,7 +20461,7 @@
           <w:b/>
           <w:bCs/>
         </w:rPr>
-        <w:t xml:space="preserve">Capítulo 18. La inteligencia artificial en el proceso clínico: roles, riesgos y defensas</w:t>
+        <w:t xml:space="preserve">Capítulo 19. La inteligencia artificial en el proceso clínico: roles, riesgos y defensas</w:t>
       </w:r>
     </w:p>
     <w:p>
@@ -19704,7 +20513,7 @@
           <w:b/>
           <w:bCs/>
         </w:rPr>
-        <w:t xml:space="preserve">Capítulo 19. La palabra exacta: lo que la poesía sabe del juicio clínico</w:t>
+        <w:t xml:space="preserve">Capítulo 20. La palabra exacta: lo que la poesía sabe del juicio clínico</w:t>
       </w:r>
     </w:p>
     <w:p>
@@ -19897,6 +20706,54 @@
           <w:b/>
           <w:bCs/>
         </w:rPr>
+        <w:t xml:space="preserve">Colectivo de pensamiento / estilo de pensamiento (thought collective / thought style).</w:t>
+      </w:r>
+      <w:r>
+        <w:t xml:space="preserve"> Para Fleck, la comunidad de personas que intercambian ideas y la disposición compartida a percibir de cierto modo —qué problemas interesan, qué juicios parecen evidentes, qué métodos valen— que decide qué cuenta como hecho en esa comunidad.</w:t>
+      </w:r>
+    </w:p>
+    <w:p>
+      <w:pPr>
+        <w:pStyle w:val="BodyJ"/>
+        <w:keepNext w:val="false"/>
+      </w:pPr>
+      <w:r>
+        <w:rPr>
+          <w:b/>
+          <w:bCs/>
+        </w:rPr>
+        <w:t xml:space="preserve">Colusión del anonimato (collusion of anonymity).</w:t>
+      </w:r>
+      <w:r>
+        <w:t xml:space="preserve"> Situación en que un paciente circula entre su médico y varios especialistas, y se toman decisiones importantes sin que nadie se sienta plenamente responsable de ellas (Balint).</w:t>
+      </w:r>
+    </w:p>
+    <w:p>
+      <w:pPr>
+        <w:pStyle w:val="BodyJ"/>
+        <w:keepNext w:val="false"/>
+      </w:pPr>
+      <w:r>
+        <w:rPr>
+          <w:b/>
+          <w:bCs/>
+        </w:rPr>
+        <w:t xml:space="preserve">Confusión (confounding).</w:t>
+      </w:r>
+      <w:r>
+        <w:t xml:space="preserve"> Distorsión de una comparación entre grupos cuando éstos difieren en otra característica que también influye en el desenlace. Louis la advirtió en 1835, al notar que los pacientes sangrados más temprano eran también los de más edad.</w:t>
+      </w:r>
+    </w:p>
+    <w:p>
+      <w:pPr>
+        <w:pStyle w:val="BodyJ"/>
+        <w:keepNext w:val="false"/>
+      </w:pPr>
+      <w:r>
+        <w:rPr>
+          <w:b/>
+          <w:bCs/>
+        </w:rPr>
         <w:t xml:space="preserve">Conocimiento tácito (tacit knowledge).</w:t>
       </w:r>
       <w:r>
@@ -20441,6 +21298,22 @@
           <w:b/>
           <w:bCs/>
         </w:rPr>
+        <w:t xml:space="preserve">Método numérico (numerical method).</w:t>
+      </w:r>
+      <w:r>
+        <w:t xml:space="preserve"> Propuesta de Louis de evaluar un tratamiento contando sus desenlaces en grupos de pacientes semejantes en todo lo demás, en lugar de confiar en la impresión de la experiencia.</w:t>
+      </w:r>
+    </w:p>
+    <w:p>
+      <w:pPr>
+        <w:pStyle w:val="BodyJ"/>
+        <w:keepNext w:val="false"/>
+      </w:pPr>
+      <w:r>
+        <w:rPr>
+          <w:b/>
+          <w:bCs/>
+        </w:rPr>
         <w:t xml:space="preserve">Modalidad epistémica (epistemic modality).</w:t>
       </w:r>
       <w:r>
@@ -20457,6 +21330,22 @@
           <w:b/>
           <w:bCs/>
         </w:rPr>
+        <w:t xml:space="preserve">Modelo biopsicosocial (biopsychosocial model).</w:t>
+      </w:r>
+      <w:r>
+        <w:t xml:space="preserve"> Propuesta de Engel de que el modelo de enfermedad incluya, además de las variables biológicas, al paciente, su contexto social y el sistema de atención, incluido el rol del médico.</w:t>
+      </w:r>
+    </w:p>
+    <w:p>
+      <w:pPr>
+        <w:pStyle w:val="BodyJ"/>
+        <w:keepNext w:val="false"/>
+      </w:pPr>
+      <w:r>
+        <w:rPr>
+          <w:b/>
+          <w:bCs/>
+        </w:rPr>
         <w:t xml:space="preserve">Objetividad entre paréntesis.</w:t>
       </w:r>
       <w:r>
@@ -20557,6 +21446,22 @@
       </w:r>
       <w:r>
         <w:t xml:space="preserve"> Obligación moral de implementar sólo las medidas que guarden debida proporción entre los medios empleados y el resultado previsible, juzgada desde el pronóstico, las cargas y los fines del paciente (Taboada). Exige un pronóstico honesto: sin buen juicio epistémico no hay juicio de proporcionalidad.</w:t>
+      </w:r>
+    </w:p>
+    <w:p>
+      <w:pPr>
+        <w:pStyle w:val="BodyJ"/>
+        <w:keepNext w:val="false"/>
+      </w:pPr>
+      <w:r>
+        <w:rPr>
+          <w:b/>
+          <w:bCs/>
+        </w:rPr>
+        <w:t xml:space="preserve">Puntos de vista de Hill (Bradford Hill viewpoints).</w:t>
+      </w:r>
+      <w:r>
+        <w:t xml:space="preserve"> Nueve consideraciones —fuerza, consistencia, especificidad, temporalidad, gradiente biológico, plausibilidad, coherencia, experimento y analogía— para examinar una asociación antes de llamarla causal. Hill advirtió que ninguna es indispensable ni suficiente, y nunca las llamó criterios.</w:t>
       </w:r>
     </w:p>
     <w:p>
@@ -20858,6 +21763,19 @@
         </w:numPr>
       </w:pPr>
       <w:r>
+        <w:t xml:space="preserve">Al-Razi: comparar grupos hacia el año 900 — 16</w:t>
+      </w:r>
+    </w:p>
+    <w:p>
+      <w:pPr>
+        <w:pStyle w:val="BodyJ"/>
+        <w:keepNext w:val="false"/>
+        <w:numPr>
+          <w:ilvl w:val="0"/>
+          <w:numId w:val="5"/>
+        </w:numPr>
+      </w:pPr>
+      <w:r>
         <w:t xml:space="preserve">Anclaje — 7, 12, CC (viñeta 6)</w:t>
       </w:r>
     </w:p>
@@ -20884,20 +21802,33 @@
         </w:numPr>
       </w:pPr>
       <w:r>
-        <w:t xml:space="preserve">Antipoesía como léxico de certeza (Parra) — 19</w:t>
-      </w:r>
-    </w:p>
-    <w:p>
-      <w:pPr>
-        <w:pStyle w:val="BodyJ"/>
-        <w:keepNext w:val="false"/>
-        <w:numPr>
-          <w:ilvl w:val="0"/>
-          <w:numId w:val="5"/>
-        </w:numPr>
-      </w:pPr>
-      <w:r>
-        <w:t xml:space="preserve">Atrofia de la pericia por asistencia de IA (deskilling) — 18</w:t>
+        <w:t xml:space="preserve">Antipoesía como léxico de certeza (Parra) — 20</w:t>
+      </w:r>
+    </w:p>
+    <w:p>
+      <w:pPr>
+        <w:pStyle w:val="BodyJ"/>
+        <w:keepNext w:val="false"/>
+        <w:numPr>
+          <w:ilvl w:val="0"/>
+          <w:numId w:val="5"/>
+        </w:numPr>
+      </w:pPr>
+      <w:r>
+        <w:t xml:space="preserve">Atrofia de la pericia por asistencia de IA (deskilling) — 19</w:t>
+      </w:r>
+    </w:p>
+    <w:p>
+      <w:pPr>
+        <w:pStyle w:val="BodyJ"/>
+        <w:keepNext w:val="false"/>
+        <w:numPr>
+          <w:ilvl w:val="0"/>
+          <w:numId w:val="5"/>
+        </w:numPr>
+      </w:pPr>
+      <w:r>
+        <w:t xml:space="preserve">Auscultación y método anatomoclínico (Laennec) — 16</w:t>
       </w:r>
     </w:p>
     <w:p>
@@ -20923,33 +21854,33 @@
         </w:numPr>
       </w:pPr>
       <w:r>
-        <w:t xml:space="preserve">Autoridad revisable — 7, 14, 15</w:t>
-      </w:r>
-    </w:p>
-    <w:p>
-      <w:pPr>
-        <w:pStyle w:val="BodyJ"/>
-        <w:keepNext w:val="false"/>
-        <w:numPr>
-          <w:ilvl w:val="0"/>
-          <w:numId w:val="5"/>
-        </w:numPr>
-      </w:pPr>
-      <w:r>
-        <w:t xml:space="preserve">Bioética y razonamiento clínico (cuatro tópicos, proporcionalidad, deliberación) — 10, 16, CC (viñeta 5), Ap A</w:t>
-      </w:r>
-    </w:p>
-    <w:p>
-      <w:pPr>
-        <w:pStyle w:val="BodyJ"/>
-        <w:keepNext w:val="false"/>
-        <w:numPr>
-          <w:ilvl w:val="0"/>
-          <w:numId w:val="5"/>
-        </w:numPr>
-      </w:pPr>
-      <w:r>
-        <w:t xml:space="preserve">Calibración — 5, 16, 17, Ap C</w:t>
+        <w:t xml:space="preserve">Autoridad revisable — 7, 14, 15, 16</w:t>
+      </w:r>
+    </w:p>
+    <w:p>
+      <w:pPr>
+        <w:pStyle w:val="BodyJ"/>
+        <w:keepNext w:val="false"/>
+        <w:numPr>
+          <w:ilvl w:val="0"/>
+          <w:numId w:val="5"/>
+        </w:numPr>
+      </w:pPr>
+      <w:r>
+        <w:t xml:space="preserve">Bioética y razonamiento clínico (cuatro tópicos, proporcionalidad, deliberación) — 10, 17, CC (viñeta 5), Ap A</w:t>
+      </w:r>
+    </w:p>
+    <w:p>
+      <w:pPr>
+        <w:pStyle w:val="BodyJ"/>
+        <w:keepNext w:val="false"/>
+        <w:numPr>
+          <w:ilvl w:val="0"/>
+          <w:numId w:val="5"/>
+        </w:numPr>
+      </w:pPr>
+      <w:r>
+        <w:t xml:space="preserve">Calibración — 5, 17, 18, Ap C</w:t>
       </w:r>
     </w:p>
     <w:p>
@@ -20975,7 +21906,7 @@
         </w:numPr>
       </w:pPr>
       <w:r>
-        <w:t xml:space="preserve">Captura cognitiva por IA (la respuesta antes que el caso) — 18</w:t>
+        <w:t xml:space="preserve">Captura cognitiva por IA (la respuesta antes que el caso) — 19</w:t>
       </w:r>
     </w:p>
     <w:p>
@@ -21014,6 +21945,19 @@
         </w:numPr>
       </w:pPr>
       <w:r>
+        <w:t xml:space="preserve">Causalidad: puntos de vista de Hill — 16</w:t>
+      </w:r>
+    </w:p>
+    <w:p>
+      <w:pPr>
+        <w:pStyle w:val="BodyJ"/>
+        <w:keepNext w:val="false"/>
+        <w:numPr>
+          <w:ilvl w:val="0"/>
+          <w:numId w:val="5"/>
+        </w:numPr>
+      </w:pPr>
+      <w:r>
         <w:t xml:space="preserve">Cierre prematuro — 2, 7, CC (viñeta 6)</w:t>
       </w:r>
     </w:p>
@@ -21040,7 +21984,33 @@
         </w:numPr>
       </w:pPr>
       <w:r>
-        <w:t xml:space="preserve">Comparación de HII-D con otros modelos (SOAP, scripts, reflexión deliberada) — 16</w:t>
+        <w:t xml:space="preserve">Colectivo y estilo de pensamiento (Fleck) — 16</w:t>
+      </w:r>
+    </w:p>
+    <w:p>
+      <w:pPr>
+        <w:pStyle w:val="BodyJ"/>
+        <w:keepNext w:val="false"/>
+        <w:numPr>
+          <w:ilvl w:val="0"/>
+          <w:numId w:val="5"/>
+        </w:numPr>
+      </w:pPr>
+      <w:r>
+        <w:t xml:space="preserve">Colusión del anonimato (Balint) — 16</w:t>
+      </w:r>
+    </w:p>
+    <w:p>
+      <w:pPr>
+        <w:pStyle w:val="BodyJ"/>
+        <w:keepNext w:val="false"/>
+        <w:numPr>
+          <w:ilvl w:val="0"/>
+          <w:numId w:val="5"/>
+        </w:numPr>
+      </w:pPr>
+      <w:r>
+        <w:t xml:space="preserve">Comparación de HII-D con otros modelos (SOAP, scripts, reflexión deliberada) — 17</w:t>
       </w:r>
     </w:p>
     <w:p>
@@ -21066,20 +22036,33 @@
         </w:numPr>
       </w:pPr>
       <w:r>
-        <w:t xml:space="preserve">Conocimiento tácito — 6; saber hacer y quiebre (Varela) — 6</w:t>
-      </w:r>
-    </w:p>
-    <w:p>
-      <w:pPr>
-        <w:pStyle w:val="BodyJ"/>
-        <w:keepNext w:val="false"/>
-        <w:numPr>
-          <w:ilvl w:val="0"/>
-          <w:numId w:val="5"/>
-        </w:numPr>
-      </w:pPr>
-      <w:r>
-        <w:t xml:space="preserve">Contexto global del paciente (funcionalidad, pronóstico de fondo, red de apoyo) — 10, 16, Ap A</w:t>
+        <w:t xml:space="preserve">Confusión en la comparación de grupos (Louis) — 16</w:t>
+      </w:r>
+    </w:p>
+    <w:p>
+      <w:pPr>
+        <w:pStyle w:val="BodyJ"/>
+        <w:keepNext w:val="false"/>
+        <w:numPr>
+          <w:ilvl w:val="0"/>
+          <w:numId w:val="5"/>
+        </w:numPr>
+      </w:pPr>
+      <w:r>
+        <w:t xml:space="preserve">Conocimiento tácito — 6, 16; saber hacer y quiebre (Varela) — 6</w:t>
+      </w:r>
+    </w:p>
+    <w:p>
+      <w:pPr>
+        <w:pStyle w:val="BodyJ"/>
+        <w:keepNext w:val="false"/>
+        <w:numPr>
+          <w:ilvl w:val="0"/>
+          <w:numId w:val="5"/>
+        </w:numPr>
+      </w:pPr>
+      <w:r>
+        <w:t xml:space="preserve">Contexto global del paciente (funcionalidad, pronóstico de fondo, red de apoyo) — 10, 17, Ap A</w:t>
       </w:r>
     </w:p>
     <w:p>
@@ -21131,20 +22114,20 @@
         </w:numPr>
       </w:pPr>
       <w:r>
-        <w:t xml:space="preserve">Creatividad en el juicio clínico (abducción, problem setting, tercera opción) — 2, 19</w:t>
-      </w:r>
-    </w:p>
-    <w:p>
-      <w:pPr>
-        <w:pStyle w:val="BodyJ"/>
-        <w:keepNext w:val="false"/>
-        <w:numPr>
-          <w:ilvl w:val="0"/>
-          <w:numId w:val="5"/>
-        </w:numPr>
-      </w:pPr>
-      <w:r>
-        <w:t xml:space="preserve">Criterio de reapertura — 8, 13, 16, Interludio III, CC (viñeta 6), Ap A, Ap C</w:t>
+        <w:t xml:space="preserve">Creatividad en el juicio clínico (abducción, problem setting, tercera opción) — 2, 20</w:t>
+      </w:r>
+    </w:p>
+    <w:p>
+      <w:pPr>
+        <w:pStyle w:val="BodyJ"/>
+        <w:keepNext w:val="false"/>
+        <w:numPr>
+          <w:ilvl w:val="0"/>
+          <w:numId w:val="5"/>
+        </w:numPr>
+      </w:pPr>
+      <w:r>
+        <w:t xml:space="preserve">Criterio de reapertura — 8, 13, 17, Interludio III, CC (viñeta 6), Ap A, Ap C</w:t>
       </w:r>
     </w:p>
     <w:p>
@@ -21170,7 +22153,7 @@
         </w:numPr>
       </w:pPr>
       <w:r>
-        <w:t xml:space="preserve">Debate sobre la enseñanza del razonamiento (Croskerry vs. Norman/Monteiro) — 17</w:t>
+        <w:t xml:space="preserve">Debate sobre la enseñanza del razonamiento (Croskerry vs. Norman/Monteiro) — 18</w:t>
       </w:r>
     </w:p>
     <w:p>
@@ -21287,6 +22270,19 @@
         </w:numPr>
       </w:pPr>
       <w:r>
+        <w:t xml:space="preserve">Empíricos y racionalistas (Galeno) — 16</w:t>
+      </w:r>
+    </w:p>
+    <w:p>
+      <w:pPr>
+        <w:pStyle w:val="BodyJ"/>
+        <w:keepNext w:val="false"/>
+        <w:numPr>
+          <w:ilvl w:val="0"/>
+          <w:numId w:val="5"/>
+        </w:numPr>
+      </w:pPr>
+      <w:r>
         <w:t xml:space="preserve">Ensombrecimiento diagnóstico — CC (viñeta 8)</w:t>
       </w:r>
     </w:p>
@@ -21339,7 +22335,7 @@
         </w:numPr>
       </w:pPr>
       <w:r>
-        <w:t xml:space="preserve">Escribas ambientales (regla «la capa H, verificada; la capa D, no») — 18</w:t>
+        <w:t xml:space="preserve">Escribas ambientales (regla «la capa H, verificada; la capa D, no») — 19</w:t>
       </w:r>
     </w:p>
     <w:p>
@@ -21365,7 +22361,7 @@
         </w:numPr>
       </w:pPr>
       <w:r>
-        <w:t xml:space="preserve">Estado del razonador (esfuerzo, sueño, ánimo; turnos como condición epistémica) — 8, 17, Ap A</w:t>
+        <w:t xml:space="preserve">Estado del razonador (esfuerzo, sueño, ánimo; turnos como condición epistémica) — 8, 18, Ap A</w:t>
       </w:r>
     </w:p>
     <w:p>
@@ -21391,7 +22387,7 @@
         </w:numPr>
       </w:pPr>
       <w:r>
-        <w:t xml:space="preserve">Evidencia poblacional y particularización — 9</w:t>
+        <w:t xml:space="preserve">Evidencia poblacional y particularización — 9; la objeción de Bernard a los promedios — 16</w:t>
       </w:r>
     </w:p>
     <w:p>
@@ -21417,20 +22413,33 @@
         </w:numPr>
       </w:pPr>
       <w:r>
-        <w:t xml:space="preserve">Falsabilidad del método HII-D — 16</w:t>
-      </w:r>
-    </w:p>
-    <w:p>
-      <w:pPr>
-        <w:pStyle w:val="BodyJ"/>
-        <w:keepNext w:val="false"/>
-        <w:numPr>
-          <w:ilvl w:val="0"/>
-          <w:numId w:val="5"/>
-        </w:numPr>
-      </w:pPr>
-      <w:r>
-        <w:t xml:space="preserve">Feedback diagnóstico — 5, 17, Ap C</w:t>
+        <w:t xml:space="preserve">Experimento natural de las dos clínicas de Viena (Semmelweis) — 16</w:t>
+      </w:r>
+    </w:p>
+    <w:p>
+      <w:pPr>
+        <w:pStyle w:val="BodyJ"/>
+        <w:keepNext w:val="false"/>
+        <w:numPr>
+          <w:ilvl w:val="0"/>
+          <w:numId w:val="5"/>
+        </w:numPr>
+      </w:pPr>
+      <w:r>
+        <w:t xml:space="preserve">Falsabilidad del método HII-D — 17</w:t>
+      </w:r>
+    </w:p>
+    <w:p>
+      <w:pPr>
+        <w:pStyle w:val="BodyJ"/>
+        <w:keepNext w:val="false"/>
+        <w:numPr>
+          <w:ilvl w:val="0"/>
+          <w:numId w:val="5"/>
+        </w:numPr>
+      </w:pPr>
+      <w:r>
+        <w:t xml:space="preserve">Feedback diagnóstico — 5, 18, Ap C</w:t>
       </w:r>
     </w:p>
     <w:p>
@@ -21469,33 +22478,33 @@
         </w:numPr>
       </w:pPr>
       <w:r>
-        <w:t xml:space="preserve">Fichas clínicas y plantillas — 13, 17, Ap C; ficha electrónica pensada desde HII-D — 13</w:t>
-      </w:r>
-    </w:p>
-    <w:p>
-      <w:pPr>
-        <w:pStyle w:val="BodyJ"/>
-        <w:keepNext w:val="false"/>
-        <w:numPr>
-          <w:ilvl w:val="0"/>
-          <w:numId w:val="5"/>
-        </w:numPr>
-      </w:pPr>
-      <w:r>
-        <w:t xml:space="preserve">Formación clínica en la era de la IA (deskilling, never-skilling, mis-skilling) — 18</w:t>
-      </w:r>
-    </w:p>
-    <w:p>
-      <w:pPr>
-        <w:pStyle w:val="BodyJ"/>
-        <w:keepNext w:val="false"/>
-        <w:numPr>
-          <w:ilvl w:val="0"/>
-          <w:numId w:val="5"/>
-        </w:numPr>
-      </w:pPr>
-      <w:r>
-        <w:t xml:space="preserve">Fragilidad y funcionalidad como hechos clínicos — 10, 16, Ap A</w:t>
+        <w:t xml:space="preserve">Fichas clínicas y plantillas — 13, 18, Ap C; ficha electrónica pensada desde HII-D — 13</w:t>
+      </w:r>
+    </w:p>
+    <w:p>
+      <w:pPr>
+        <w:pStyle w:val="BodyJ"/>
+        <w:keepNext w:val="false"/>
+        <w:numPr>
+          <w:ilvl w:val="0"/>
+          <w:numId w:val="5"/>
+        </w:numPr>
+      </w:pPr>
+      <w:r>
+        <w:t xml:space="preserve">Formación clínica en la era de la IA (deskilling, never-skilling, mis-skilling) — 19</w:t>
+      </w:r>
+    </w:p>
+    <w:p>
+      <w:pPr>
+        <w:pStyle w:val="BodyJ"/>
+        <w:keepNext w:val="false"/>
+        <w:numPr>
+          <w:ilvl w:val="0"/>
+          <w:numId w:val="5"/>
+        </w:numPr>
+      </w:pPr>
+      <w:r>
+        <w:t xml:space="preserve">Fragilidad y funcionalidad como hechos clínicos — 10, 17, Ap A</w:t>
       </w:r>
     </w:p>
     <w:p>
@@ -21547,6 +22556,19 @@
         </w:numPr>
       </w:pPr>
       <w:r>
+        <w:t xml:space="preserve">Genealogía del razonamiento clínico — 16</w:t>
+      </w:r>
+    </w:p>
+    <w:p>
+      <w:pPr>
+        <w:pStyle w:val="BodyJ"/>
+        <w:keepNext w:val="false"/>
+        <w:numPr>
+          <w:ilvl w:val="0"/>
+          <w:numId w:val="5"/>
+        </w:numPr>
+      </w:pPr>
+      <w:r>
         <w:t xml:space="preserve">Grados de facticidad — 1</w:t>
       </w:r>
     </w:p>
@@ -21573,20 +22595,33 @@
         </w:numPr>
       </w:pPr>
       <w:r>
-        <w:t xml:space="preserve">HII-D (método) — 13, 16, Ap A; auditoría de IA con — 18</w:t>
-      </w:r>
-    </w:p>
-    <w:p>
-      <w:pPr>
-        <w:pStyle w:val="BodyJ"/>
-        <w:keepNext w:val="false"/>
-        <w:numPr>
-          <w:ilvl w:val="0"/>
-          <w:numId w:val="5"/>
-        </w:numPr>
-      </w:pPr>
-      <w:r>
-        <w:t xml:space="preserve">Hindsight bias — 8, 12, 17, CC (viñeta 6)</w:t>
+        <w:t xml:space="preserve">HII-D (método) — 13, 17, Ap A; auditoría de IA con — 19</w:t>
+      </w:r>
+    </w:p>
+    <w:p>
+      <w:pPr>
+        <w:pStyle w:val="BodyJ"/>
+        <w:keepNext w:val="false"/>
+        <w:numPr>
+          <w:ilvl w:val="0"/>
+          <w:numId w:val="5"/>
+        </w:numPr>
+      </w:pPr>
+      <w:r>
+        <w:t xml:space="preserve">Hindsight bias — 8, 12, 18, CC (viñeta 6)</w:t>
+      </w:r>
+    </w:p>
+    <w:p>
+      <w:pPr>
+        <w:pStyle w:val="BodyJ"/>
+        <w:keepNext w:val="false"/>
+        <w:numPr>
+          <w:ilvl w:val="0"/>
+          <w:numId w:val="5"/>
+        </w:numPr>
+      </w:pPr>
+      <w:r>
+        <w:t xml:space="preserve">Hipótesis puesta a prueba y contraprueba (Bernard) — 16</w:t>
       </w:r>
     </w:p>
     <w:p>
@@ -21625,7 +22660,7 @@
         </w:numPr>
       </w:pPr>
       <w:r>
-        <w:t xml:space="preserve">Illness scripts — 2, 6, 17</w:t>
+        <w:t xml:space="preserve">Illness scripts — 2, 6, 18</w:t>
       </w:r>
     </w:p>
     <w:p>
@@ -21690,7 +22725,7 @@
         </w:numPr>
       </w:pPr>
       <w:r>
-        <w:t xml:space="preserve">Inteligencia artificial: rol diagnóstico y terapéutico, catálogo de riesgos, defensas — 18</w:t>
+        <w:t xml:space="preserve">Inteligencia artificial: rol diagnóstico y terapéutico, catálogo de riesgos, defensas — 19</w:t>
       </w:r>
     </w:p>
     <w:p>
@@ -21729,7 +22764,20 @@
         </w:numPr>
       </w:pPr>
       <w:r>
-        <w:t xml:space="preserve">Léxico de certeza — 4, Ap B; sus precedentes (Kent, radiología) — 16</w:t>
+        <w:t xml:space="preserve">Léxico de certeza — 4, Ap B; sus precedentes (Kent, radiología) — 17</w:t>
+      </w:r>
+    </w:p>
+    <w:p>
+      <w:pPr>
+        <w:pStyle w:val="BodyJ"/>
+        <w:keepNext w:val="false"/>
+        <w:numPr>
+          <w:ilvl w:val="0"/>
+          <w:numId w:val="5"/>
+        </w:numPr>
+      </w:pPr>
+      <w:r>
+        <w:t xml:space="preserve">Lógica, probabilidad y valor en el diagnóstico (Ledley y Lusted) — 16</w:t>
       </w:r>
     </w:p>
     <w:p>
@@ -21768,6 +22816,19 @@
         </w:numPr>
       </w:pPr>
       <w:r>
+        <w:t xml:space="preserve">Médico como medicamento (Balint) — 16</w:t>
+      </w:r>
+    </w:p>
+    <w:p>
+      <w:pPr>
+        <w:pStyle w:val="BodyJ"/>
+        <w:keepNext w:val="false"/>
+        <w:numPr>
+          <w:ilvl w:val="0"/>
+          <w:numId w:val="5"/>
+        </w:numPr>
+      </w:pPr>
+      <w:r>
         <w:t xml:space="preserve">Mente del principiante (Zen, shoshin) — 8</w:t>
       </w:r>
     </w:p>
@@ -21794,7 +22855,20 @@
         </w:numPr>
       </w:pPr>
       <w:r>
-        <w:t xml:space="preserve">Metacognición: definición y niveles — Int, 5; monitoreo y control — 5; social (señales del equipo y del paciente) — 5, 14; sensibilidad vs. sesgo — Int, 5; auditoría de salidas de IA — 18</w:t>
+        <w:t xml:space="preserve">Metacognición: definición y niveles — Int, 5; monitoreo y control — 5; social (señales del equipo y del paciente) — 5, 14; sensibilidad vs. sesgo — Int, 5; auditoría de salidas de IA — 19</w:t>
+      </w:r>
+    </w:p>
+    <w:p>
+      <w:pPr>
+        <w:pStyle w:val="BodyJ"/>
+        <w:keepNext w:val="false"/>
+        <w:numPr>
+          <w:ilvl w:val="0"/>
+          <w:numId w:val="5"/>
+        </w:numPr>
+      </w:pPr>
+      <w:r>
+        <w:t xml:space="preserve">Método numérico (Louis) — 16</w:t>
       </w:r>
     </w:p>
     <w:p>
@@ -21820,6 +22894,19 @@
         </w:numPr>
       </w:pPr>
       <w:r>
+        <w:t xml:space="preserve">Modelo biopsicosocial (Engel) — 16</w:t>
+      </w:r>
+    </w:p>
+    <w:p>
+      <w:pPr>
+        <w:pStyle w:val="BodyJ"/>
+        <w:keepNext w:val="false"/>
+        <w:numPr>
+          <w:ilvl w:val="0"/>
+          <w:numId w:val="5"/>
+        </w:numPr>
+      </w:pPr>
+      <w:r>
         <w:t xml:space="preserve">Modelo de Toulmin (dato, garantía, calificador, refutación) — 4</w:t>
       </w:r>
     </w:p>
@@ -21833,7 +22920,7 @@
         </w:numPr>
       </w:pPr>
       <w:r>
-        <w:t xml:space="preserve">Nota clínica generada por IA (degradación del registro) — 18</w:t>
+        <w:t xml:space="preserve">Nota clínica generada por IA (degradación del registro) — 19</w:t>
       </w:r>
     </w:p>
     <w:p>
@@ -21885,20 +22972,33 @@
         </w:numPr>
       </w:pPr>
       <w:r>
-        <w:t xml:space="preserve">Paradoja de la automatización — 18</w:t>
-      </w:r>
-    </w:p>
-    <w:p>
-      <w:pPr>
-        <w:pStyle w:val="BodyJ"/>
-        <w:keepNext w:val="false"/>
-        <w:numPr>
-          <w:ilvl w:val="0"/>
-          <w:numId w:val="5"/>
-        </w:numPr>
-      </w:pPr>
-      <w:r>
-        <w:t xml:space="preserve">Pausa diagnóstica — 8, 17, Ap B, Ap C</w:t>
+        <w:t xml:space="preserve">Originalidad de las ideas clínicas (precedentes y procedimientos) — 16</w:t>
+      </w:r>
+    </w:p>
+    <w:p>
+      <w:pPr>
+        <w:pStyle w:val="BodyJ"/>
+        <w:keepNext w:val="false"/>
+        <w:numPr>
+          <w:ilvl w:val="0"/>
+          <w:numId w:val="5"/>
+        </w:numPr>
+      </w:pPr>
+      <w:r>
+        <w:t xml:space="preserve">Paradoja de la automatización — 19</w:t>
+      </w:r>
+    </w:p>
+    <w:p>
+      <w:pPr>
+        <w:pStyle w:val="BodyJ"/>
+        <w:keepNext w:val="false"/>
+        <w:numPr>
+          <w:ilvl w:val="0"/>
+          <w:numId w:val="5"/>
+        </w:numPr>
+      </w:pPr>
+      <w:r>
+        <w:t xml:space="preserve">Pausa diagnóstica — 8, 18, Ap B, Ap C</w:t>
       </w:r>
     </w:p>
     <w:p>
@@ -21937,20 +23037,20 @@
         </w:numPr>
       </w:pPr>
       <w:r>
-        <w:t xml:space="preserve">Poesía y juicio clínico (Huidobro, Parra; belleza como señal y trampa) — 19</w:t>
-      </w:r>
-    </w:p>
-    <w:p>
-      <w:pPr>
-        <w:pStyle w:val="BodyJ"/>
-        <w:keepNext w:val="false"/>
-        <w:numPr>
-          <w:ilvl w:val="0"/>
-          <w:numId w:val="5"/>
-        </w:numPr>
-      </w:pPr>
-      <w:r>
-        <w:t xml:space="preserve">Portafolio de calibración — 5, 8, 15, 17, Ap C, Ap D</w:t>
+        <w:t xml:space="preserve">Poesía y juicio clínico (Huidobro, Parra; belleza como señal y trampa) — 20</w:t>
+      </w:r>
+    </w:p>
+    <w:p>
+      <w:pPr>
+        <w:pStyle w:val="BodyJ"/>
+        <w:keepNext w:val="false"/>
+        <w:numPr>
+          <w:ilvl w:val="0"/>
+          <w:numId w:val="5"/>
+        </w:numPr>
+      </w:pPr>
+      <w:r>
+        <w:t xml:space="preserve">Portafolio de calibración — 5, 8, 15, 18, Ap C, Ap D</w:t>
       </w:r>
     </w:p>
     <w:p>
@@ -21976,6 +23076,32 @@
         </w:numPr>
       </w:pPr>
       <w:r>
+        <w:t xml:space="preserve">Primum non nocere (origen de la fórmula) — 16</w:t>
+      </w:r>
+    </w:p>
+    <w:p>
+      <w:pPr>
+        <w:pStyle w:val="BodyJ"/>
+        <w:keepNext w:val="false"/>
+        <w:numPr>
+          <w:ilvl w:val="0"/>
+          <w:numId w:val="5"/>
+        </w:numPr>
+      </w:pPr>
+      <w:r>
+        <w:t xml:space="preserve">Probabilidad como guía del juicio («este eterno quizás», Osler) — 16</w:t>
+      </w:r>
+    </w:p>
+    <w:p>
+      <w:pPr>
+        <w:pStyle w:val="BodyJ"/>
+        <w:keepNext w:val="false"/>
+        <w:numPr>
+          <w:ilvl w:val="0"/>
+          <w:numId w:val="5"/>
+        </w:numPr>
+      </w:pPr>
+      <w:r>
         <w:t xml:space="preserve">Pronóstico e incertidumbre de plazo — CC (viñeta 5)</w:t>
       </w:r>
     </w:p>
@@ -21989,7 +23115,7 @@
         </w:numPr>
       </w:pPr>
       <w:r>
-        <w:t xml:space="preserve">Proporcionalidad terapéutica (Taboada) — 10, 16, CC (viñeta 5)</w:t>
+        <w:t xml:space="preserve">Proporcionalidad terapéutica (Taboada) — 10, 17, CC (viñeta 5)</w:t>
       </w:r>
     </w:p>
     <w:p>
@@ -22015,7 +23141,7 @@
         </w:numPr>
       </w:pPr>
       <w:r>
-        <w:t xml:space="preserve">Prueba de Parra (taller del capítulo 19) — Ap D</w:t>
+        <w:t xml:space="preserve">Prueba de Parra (taller del capítulo 20) — Ap D</w:t>
       </w:r>
     </w:p>
     <w:p>
@@ -22080,7 +23206,7 @@
         </w:numPr>
       </w:pPr>
       <w:r>
-        <w:t xml:space="preserve">Representación del problema — Int, 2, 8, 17</w:t>
+        <w:t xml:space="preserve">Representación del problema — Int, 2, 8, 18</w:t>
       </w:r>
     </w:p>
     <w:p>
@@ -22119,33 +23245,33 @@
         </w:numPr>
       </w:pPr>
       <w:r>
-        <w:t xml:space="preserve">Segundo lector — 5, 8, 18</w:t>
-      </w:r>
-    </w:p>
-    <w:p>
-      <w:pPr>
-        <w:pStyle w:val="BodyJ"/>
-        <w:keepNext w:val="false"/>
-        <w:numPr>
-          <w:ilvl w:val="0"/>
-          <w:numId w:val="5"/>
-        </w:numPr>
-      </w:pPr>
-      <w:r>
-        <w:t xml:space="preserve">Sesgo algorítmico (Obermeyer) — 18</w:t>
-      </w:r>
-    </w:p>
-    <w:p>
-      <w:pPr>
-        <w:pStyle w:val="BodyJ"/>
-        <w:keepNext w:val="false"/>
-        <w:numPr>
-          <w:ilvl w:val="0"/>
-          <w:numId w:val="5"/>
-        </w:numPr>
-      </w:pPr>
-      <w:r>
-        <w:t xml:space="preserve">Sesgo de automatización (Goddard) — 18</w:t>
+        <w:t xml:space="preserve">Segundo lector — 5, 8, 19</w:t>
+      </w:r>
+    </w:p>
+    <w:p>
+      <w:pPr>
+        <w:pStyle w:val="BodyJ"/>
+        <w:keepNext w:val="false"/>
+        <w:numPr>
+          <w:ilvl w:val="0"/>
+          <w:numId w:val="5"/>
+        </w:numPr>
+      </w:pPr>
+      <w:r>
+        <w:t xml:space="preserve">Sesgo algorítmico (Obermeyer) — 19</w:t>
+      </w:r>
+    </w:p>
+    <w:p>
+      <w:pPr>
+        <w:pStyle w:val="BodyJ"/>
+        <w:keepNext w:val="false"/>
+        <w:numPr>
+          <w:ilvl w:val="0"/>
+          <w:numId w:val="5"/>
+        </w:numPr>
+      </w:pPr>
+      <w:r>
+        <w:t xml:space="preserve">Sesgo de automatización (Goddard) — 19</w:t>
       </w:r>
     </w:p>
     <w:p>
@@ -22288,20 +23414,20 @@
         </w:numPr>
       </w:pPr>
       <w:r>
-        <w:t xml:space="preserve">Umbrales de decisión — 10, Interludio III, CC (viñeta 3)</w:t>
-      </w:r>
-    </w:p>
-    <w:p>
-      <w:pPr>
-        <w:pStyle w:val="BodyJ"/>
-        <w:keepNext w:val="false"/>
-        <w:numPr>
-          <w:ilvl w:val="0"/>
-          <w:numId w:val="5"/>
-        </w:numPr>
-      </w:pPr>
-      <w:r>
-        <w:t xml:space="preserve">Validación local y monitoreo de herramientas de IA — 18</w:t>
+        <w:t xml:space="preserve">Umbrales de decisión — 10, 16, Interludio III, CC (viñeta 3)</w:t>
+      </w:r>
+    </w:p>
+    <w:p>
+      <w:pPr>
+        <w:pStyle w:val="BodyJ"/>
+        <w:keepNext w:val="false"/>
+        <w:numPr>
+          <w:ilvl w:val="0"/>
+          <w:numId w:val="5"/>
+        </w:numPr>
+      </w:pPr>
+      <w:r>
+        <w:t xml:space="preserve">Validación local y monitoreo de herramientas de IA — 19</w:t>
       </w:r>
     </w:p>
     <w:p>
@@ -22542,20 +23668,20 @@
         </w:numPr>
       </w:pPr>
       <w:r>
-        <w:t xml:space="preserve">Figura 14. El método HII-D en una página (Capítulo 16).</w:t>
-      </w:r>
-    </w:p>
-    <w:p>
-      <w:pPr>
-        <w:pStyle w:val="BodyJ"/>
-        <w:keepNext w:val="false"/>
-        <w:numPr>
-          <w:ilvl w:val="0"/>
-          <w:numId w:val="5"/>
-        </w:numPr>
-      </w:pPr>
-      <w:r>
-        <w:t xml:space="preserve">Figura 15. Parentescos: cada riesgo de la IA clínica junto al sesgo ya descrito (Capítulo 18).</w:t>
+        <w:t xml:space="preserve">Figura 14. El método HII-D en una página (Capítulo 17).</w:t>
+      </w:r>
+    </w:p>
+    <w:p>
+      <w:pPr>
+        <w:pStyle w:val="BodyJ"/>
+        <w:keepNext w:val="false"/>
+        <w:numPr>
+          <w:ilvl w:val="0"/>
+          <w:numId w:val="5"/>
+        </w:numPr>
+      </w:pPr>
+      <w:r>
+        <w:t xml:space="preserve">Figura 15. Parentescos: cada riesgo de la IA clínica junto al sesgo ya descrito (Capítulo 19).</w:t>
       </w:r>
     </w:p>
     <w:p>
@@ -22655,7 +23781,7 @@
         <w:t xml:space="preserve">Uso de inteligencia artificial.</w:t>
       </w:r>
       <w:r>
-        <w:t xml:space="preserve"> Este manuscrito se desarrolló a partir de ideas y formulaciones del autor, con asistencia de inteligencia artificial en búsqueda inicial, organización, comparación bibliográfica, apoyo en redacción y edición. La IA no sustituyó la verificación de fuentes, el juicio clínico, la autoría ni la responsabilidad: las tesis, las decisiones de contenido y los errores pertenecen al autor. El libro intenta aplicar a su propia escritura la disciplina que su capítulo 18 recomienda.</w:t>
+        <w:t xml:space="preserve"> Este manuscrito se desarrolló a partir de ideas y formulaciones del autor, con asistencia de inteligencia artificial en búsqueda inicial, organización, comparación bibliográfica, apoyo en redacción y edición. La IA no sustituyó la verificación de fuentes, el juicio clínico, la autoría ni la responsabilidad: las tesis, las decisiones de contenido y los errores pertenecen al autor. El libro intenta aplicar a su propia escritura la disciplina que su capítulo 19 recomienda.</w:t>
       </w:r>
     </w:p>
     <w:p>
@@ -22671,7 +23797,7 @@
         <w:t xml:space="preserve">Verificación de las referencias.</w:t>
       </w:r>
       <w:r>
-        <w:t xml:space="preserve"> Cada referencia se cotejó contra su fuente primaria antes de citarse, y el registro de ese cotejo —cifra por cifra— acompaña a las fuentes del libro. Cuatro se verificaron sólo por metadatos o por fuentes secundarias, y el lector debe saberlo: Estrada, Isen y Young (1997), cuyo texto completo no estuvo accesible, por lo que el hallazgo se enuncia tal como lo formula el título y sin cifras; la frase de Maturana (1970), tomada de su reimpresión y de </w:t>
+        <w:t xml:space="preserve"> Cada referencia se cotejó contra su fuente primaria antes de citarse, y el registro de ese cotejo —cifra por cifra— acompaña a las fuentes del libro. Cinco se verificaron sólo por metadatos o por fuentes secundarias, y el lector debe saberlo: Estrada, Isen y Young (1997), cuyo texto completo no estuvo accesible, por lo que el hallazgo se enuncia tal como lo formula el título y sin cifras; la frase de Maturana (1970), tomada de su reimpresión y de </w:t>
       </w:r>
       <w:r>
         <w:rPr>
@@ -22701,7 +23827,7 @@
         <w:t xml:space="preserve">Contemporary Review</w:t>
       </w:r>
       <w:r>
-        <w:t xml:space="preserve">. Ninguna de ellas sostiene por sí sola una cifra ni una conducta. La distribución de citas es plana: de las 210 citas del cuerpo, ningún autor supera el 4%, y Croskerry, Norman y Kahneman —las voces dominantes de la literatura sobre razonamiento clínico— suman el 8%. Las referencias con siete o más autores listan los seis primeros seguidos de «et al.»; los ensayos firmados por un grupo conservan el nombre del grupo.</w:t>
+        <w:t xml:space="preserve">; y el artículo de Ledley y Lusted (1959), cuyo texto completo no estuvo accesible, por lo que se describe por su subtítulo y por lo que dicen de él sus contemporáneos. Ninguna de ellas sostiene por sí sola una cifra ni una conducta. La distribución de citas es plana: de las 210 citas del cuerpo, ningún autor supera el 4%, y Croskerry, Norman y Kahneman —las voces dominantes de la literatura sobre razonamiento clínico— suman el 8%. Las referencias con siete o más autores listan los seis primeros seguidos de «et al.»; los ensayos firmados por un grupo conservan el nombre del grupo.</w:t>
       </w:r>
     </w:p>
     <w:p>
@@ -22717,7 +23843,7 @@
         <w:t xml:space="preserve">HII-D.</w:t>
       </w:r>
       <w:r>
-        <w:t xml:space="preserve"> Es una heurística conceptual no validada. Sus compromisos de falsabilidad están en el capítulo 16 («Qué evidencia me haría abandonar este método»); su evaluación empírica —concordancia entre lectores, efecto sobre la reconstrucción del razonamiento y sobre conductas medibles, y costo en tiempo— es un programa pendiente, no un resultado.</w:t>
+        <w:t xml:space="preserve"> Es una heurística conceptual no validada. Sus compromisos de falsabilidad están en el capítulo 17 («Qué evidencia me haría abandonar este método»); su evaluación empírica —concordancia entre lectores, efecto sobre la reconstrucción del razonamiento y sobre conductas medibles, y costo en tiempo— es un programa pendiente, no un resultado.</w:t>
       </w:r>
     </w:p>
     <w:p>
@@ -22955,6 +24081,25 @@
         <w:keepNext w:val="false"/>
       </w:pPr>
       <w:r>
+        <w:t xml:space="preserve">Balint, M. (1957). </w:t>
+      </w:r>
+      <w:r>
+        <w:rPr>
+          <w:i/>
+          <w:iCs/>
+        </w:rPr>
+        <w:t xml:space="preserve">The Doctor, His Patient and the Illness</w:t>
+      </w:r>
+      <w:r>
+        <w:t xml:space="preserve">. International Universities Press.</w:t>
+      </w:r>
+    </w:p>
+    <w:p>
+      <w:pPr>
+        <w:pStyle w:val="BodyJ"/>
+        <w:keepNext w:val="false"/>
+      </w:pPr>
+      <w:r>
         <w:t xml:space="preserve">Barrows, H. S., &amp; Feltovich, P. J. (1987). The clinical reasoning process. </w:t>
       </w:r>
       <w:r>
@@ -22974,6 +24119,25 @@
         <w:keepNext w:val="false"/>
       </w:pPr>
       <w:r>
+        <w:t xml:space="preserve">Bernard, C. (1865). </w:t>
+      </w:r>
+      <w:r>
+        <w:rPr>
+          <w:i/>
+          <w:iCs/>
+        </w:rPr>
+        <w:t xml:space="preserve">Introduction à l'étude de la médecine expérimentale</w:t>
+      </w:r>
+      <w:r>
+        <w:t xml:space="preserve">. J.-B. Baillière et fils.</w:t>
+      </w:r>
+    </w:p>
+    <w:p>
+      <w:pPr>
+        <w:pStyle w:val="BodyJ"/>
+        <w:keepNext w:val="false"/>
+      </w:pPr>
+      <w:r>
         <w:t xml:space="preserve">Berner, E. S., &amp; Graber, M. L. (2008). Overconfidence as a cause of diagnostic error in medicine. </w:t>
       </w:r>
       <w:r>
@@ -23164,6 +24328,25 @@
         <w:keepNext w:val="false"/>
       </w:pPr>
       <w:r>
+        <w:t xml:space="preserve">Card, W. I. (1970). The diagnostic process. </w:t>
+      </w:r>
+      <w:r>
+        <w:rPr>
+          <w:i/>
+          <w:iCs/>
+        </w:rPr>
+        <w:t xml:space="preserve">Journal of the Royal College of Physicians of London, 4</w:t>
+      </w:r>
+      <w:r>
+        <w:t xml:space="preserve">(3), 183–187.</w:t>
+      </w:r>
+    </w:p>
+    <w:p>
+      <w:pPr>
+        <w:pStyle w:val="BodyJ"/>
+        <w:keepNext w:val="false"/>
+      </w:pPr>
+      <w:r>
         <w:t xml:space="preserve">Carel, H., &amp; Kidd, I. J. (2014). Epistemic injustice in healthcare: A philosophical analysis. </w:t>
       </w:r>
       <w:r>
@@ -23563,6 +24746,25 @@
         <w:keepNext w:val="false"/>
       </w:pPr>
       <w:r>
+        <w:t xml:space="preserve">Engel, G. L. (1977). The need for a new medical model: A challenge for biomedicine. </w:t>
+      </w:r>
+      <w:r>
+        <w:rPr>
+          <w:i/>
+          <w:iCs/>
+        </w:rPr>
+        <w:t xml:space="preserve">Science, 196</w:t>
+      </w:r>
+      <w:r>
+        <w:t xml:space="preserve">(4286), 129–136.</w:t>
+      </w:r>
+    </w:p>
+    <w:p>
+      <w:pPr>
+        <w:pStyle w:val="BodyJ"/>
+        <w:keepNext w:val="false"/>
+      </w:pPr>
+      <w:r>
         <w:t xml:space="preserve">Epstein, R. M. (1999). Mindful practice. </w:t>
       </w:r>
       <w:r>
@@ -23696,6 +24898,25 @@
         <w:keepNext w:val="false"/>
       </w:pPr>
       <w:r>
+        <w:t xml:space="preserve">Feinstein, A. R. (1973). An analysis of diagnostic reasoning. I. The domains and disorders of clinical macrobiology. </w:t>
+      </w:r>
+      <w:r>
+        <w:rPr>
+          <w:i/>
+          <w:iCs/>
+        </w:rPr>
+        <w:t xml:space="preserve">Yale Journal of Biology and Medicine, 46</w:t>
+      </w:r>
+      <w:r>
+        <w:t xml:space="preserve">(3), 212–232.</w:t>
+      </w:r>
+    </w:p>
+    <w:p>
+      <w:pPr>
+        <w:pStyle w:val="BodyJ"/>
+        <w:keepNext w:val="false"/>
+      </w:pPr>
+      <w:r>
         <w:t xml:space="preserve">Flavell, J. H. (1979). Metacognition and cognitive monitoring: A new area of cognitive-developmental inquiry. </w:t>
       </w:r>
       <w:r>
@@ -23715,6 +24936,25 @@
         <w:keepNext w:val="false"/>
       </w:pPr>
       <w:r>
+        <w:t xml:space="preserve">Fleck, L. (1979). </w:t>
+      </w:r>
+      <w:r>
+        <w:rPr>
+          <w:i/>
+          <w:iCs/>
+        </w:rPr>
+        <w:t xml:space="preserve">Genesis and Development of a Scientific Fact</w:t>
+      </w:r>
+      <w:r>
+        <w:t xml:space="preserve"> (T. J. Trenn &amp; R. K. Merton, Eds.; F. Bradley &amp; T. J. Trenn, Trans.). University of Chicago Press. (Obra original publicada en 1935).</w:t>
+      </w:r>
+    </w:p>
+    <w:p>
+      <w:pPr>
+        <w:pStyle w:val="BodyJ"/>
+        <w:keepNext w:val="false"/>
+      </w:pPr>
+      <w:r>
         <w:t xml:space="preserve">Fleming, S. M. (2021). </w:t>
       </w:r>
       <w:r>
@@ -23886,6 +25126,25 @@
         <w:keepNext w:val="false"/>
       </w:pPr>
       <w:r>
+        <w:t xml:space="preserve">Ghaemi, S. N. (2009). The rise and fall of the biopsychosocial model. </w:t>
+      </w:r>
+      <w:r>
+        <w:rPr>
+          <w:i/>
+          <w:iCs/>
+        </w:rPr>
+        <w:t xml:space="preserve">British Journal of Psychiatry, 195</w:t>
+      </w:r>
+      <w:r>
+        <w:t xml:space="preserve">(1), 3–4.</w:t>
+      </w:r>
+    </w:p>
+    <w:p>
+      <w:pPr>
+        <w:pStyle w:val="BodyJ"/>
+        <w:keepNext w:val="false"/>
+      </w:pPr>
+      <w:r>
         <w:t xml:space="preserve">Gigerenzer, G., &amp; Gaissmaier, W. (2011). Heuristic decision making. </w:t>
       </w:r>
       <w:r>
@@ -24152,6 +25411,25 @@
         <w:keepNext w:val="false"/>
       </w:pPr>
       <w:r>
+        <w:t xml:space="preserve">Hepburn, B., &amp; Andersen, H. (2026). Scientific method. En E. N. Zalta &amp; U. Nodelman (Eds.), </w:t>
+      </w:r>
+      <w:r>
+        <w:rPr>
+          <w:i/>
+          <w:iCs/>
+        </w:rPr>
+        <w:t xml:space="preserve">The Stanford Encyclopedia of Philosophy</w:t>
+      </w:r>
+      <w:r>
+        <w:t xml:space="preserve"> (Fall 2026 ed.).</w:t>
+      </w:r>
+    </w:p>
+    <w:p>
+      <w:pPr>
+        <w:pStyle w:val="BodyJ"/>
+        <w:keepNext w:val="false"/>
+      </w:pPr>
+      <w:r>
         <w:t xml:space="preserve">Hernán, M. A., &amp; Robins, J. M. (2020). </w:t>
       </w:r>
       <w:r>
@@ -24228,6 +25506,63 @@
         <w:keepNext w:val="false"/>
       </w:pPr>
       <w:r>
+        <w:t xml:space="preserve">Hill, A. B. (1965). The environment and disease: Association or causation? </w:t>
+      </w:r>
+      <w:r>
+        <w:rPr>
+          <w:i/>
+          <w:iCs/>
+        </w:rPr>
+        <w:t xml:space="preserve">Proceedings of the Royal Society of Medicine, 58</w:t>
+      </w:r>
+      <w:r>
+        <w:t xml:space="preserve">(5), 295–300.</w:t>
+      </w:r>
+    </w:p>
+    <w:p>
+      <w:pPr>
+        <w:pStyle w:val="BodyJ"/>
+        <w:keepNext w:val="false"/>
+      </w:pPr>
+      <w:r>
+        <w:t xml:space="preserve">Hipócrates. (1923a). </w:t>
+      </w:r>
+      <w:r>
+        <w:rPr>
+          <w:i/>
+          <w:iCs/>
+        </w:rPr>
+        <w:t xml:space="preserve">Hippocrates, Vol. I</w:t>
+      </w:r>
+      <w:r>
+        <w:t xml:space="preserve"> (W. H. S. Jones, Trad.). William Heinemann; Harvard University Press.</w:t>
+      </w:r>
+    </w:p>
+    <w:p>
+      <w:pPr>
+        <w:pStyle w:val="BodyJ"/>
+        <w:keepNext w:val="false"/>
+      </w:pPr>
+      <w:r>
+        <w:t xml:space="preserve">Hipócrates. (1923b). </w:t>
+      </w:r>
+      <w:r>
+        <w:rPr>
+          <w:i/>
+          <w:iCs/>
+        </w:rPr>
+        <w:t xml:space="preserve">Hippocrates, Vol. II</w:t>
+      </w:r>
+      <w:r>
+        <w:t xml:space="preserve"> (W. H. S. Jones, Trad.). William Heinemann; Harvard University Press.</w:t>
+      </w:r>
+    </w:p>
+    <w:p>
+      <w:pPr>
+        <w:pStyle w:val="BodyJ"/>
+        <w:keepNext w:val="false"/>
+      </w:pPr>
+      <w:r>
         <w:t xml:space="preserve">Hoffrage, U., &amp; Gigerenzer, G. (1998). Using natural frequencies to improve diagnostic inferences. </w:t>
       </w:r>
       <w:r>
@@ -24380,6 +25715,25 @@
         <w:keepNext w:val="false"/>
       </w:pPr>
       <w:r>
+        <w:t xml:space="preserve">Kadar, N., Romero, R., &amp; Papp, Z. (2018). Ignaz Semmelweis: The «Savior of Mothers»: On the 200th anniversary of his birth. </w:t>
+      </w:r>
+      <w:r>
+        <w:rPr>
+          <w:i/>
+          <w:iCs/>
+        </w:rPr>
+        <w:t xml:space="preserve">American Journal of Obstetrics and Gynecology, 219</w:t>
+      </w:r>
+      <w:r>
+        <w:t xml:space="preserve">(6), 519–522.</w:t>
+      </w:r>
+    </w:p>
+    <w:p>
+      <w:pPr>
+        <w:pStyle w:val="BodyJ"/>
+        <w:keepNext w:val="false"/>
+      </w:pPr>
+      <w:r>
         <w:t xml:space="preserve">Kadavath, S., Conerly, T., Askell, A., Henighan, T., Drain, D., Perez, E., et al. (2022). Language models (mostly) know what they know. </w:t>
       </w:r>
       <w:r>
@@ -24570,6 +25924,25 @@
         <w:keepNext w:val="false"/>
       </w:pPr>
       <w:r>
+        <w:t xml:space="preserve">Kuhn, T. S. (1996). </w:t>
+      </w:r>
+      <w:r>
+        <w:rPr>
+          <w:i/>
+          <w:iCs/>
+        </w:rPr>
+        <w:t xml:space="preserve">The Structure of Scientific Revolutions</w:t>
+      </w:r>
+      <w:r>
+        <w:t xml:space="preserve"> (3rd ed.). University of Chicago Press. (Obra original publicada en 1962).</w:t>
+      </w:r>
+    </w:p>
+    <w:p>
+      <w:pPr>
+        <w:pStyle w:val="BodyJ"/>
+        <w:keepNext w:val="false"/>
+      </w:pPr>
+      <w:r>
         <w:t xml:space="preserve">Lackey, J. (2008). </w:t>
       </w:r>
       <w:r>
@@ -24589,6 +25962,25 @@
         <w:keepNext w:val="false"/>
       </w:pPr>
       <w:r>
+        <w:t xml:space="preserve">Laennec, R. T. H. (1819). </w:t>
+      </w:r>
+      <w:r>
+        <w:rPr>
+          <w:i/>
+          <w:iCs/>
+        </w:rPr>
+        <w:t xml:space="preserve">De l'auscultation médiate, ou Traité du diagnostic des maladies des poumons et du cœur</w:t>
+      </w:r>
+      <w:r>
+        <w:t xml:space="preserve"> (Vol. 1). J.-A. Brosson et J.-S. Chaudé.</w:t>
+      </w:r>
+    </w:p>
+    <w:p>
+      <w:pPr>
+        <w:pStyle w:val="BodyJ"/>
+        <w:keepNext w:val="false"/>
+      </w:pPr>
+      <w:r>
         <w:t xml:space="preserve">Lambe, K. A., O'Reilly, G., Kelly, B. D., &amp; Curristan, S. (2016). Dual-process cognitive interventions to enhance diagnostic reasoning: A systematic review. </w:t>
       </w:r>
       <w:r>
@@ -24646,6 +26038,25 @@
         <w:keepNext w:val="false"/>
       </w:pPr>
       <w:r>
+        <w:t xml:space="preserve">Ledley, R. S., &amp; Lusted, L. B. (1959). Reasoning foundations of medical diagnosis: Symbolic logic, probability, and value theory aid our understanding of how physicians reason. </w:t>
+      </w:r>
+      <w:r>
+        <w:rPr>
+          <w:i/>
+          <w:iCs/>
+        </w:rPr>
+        <w:t xml:space="preserve">Science, 130</w:t>
+      </w:r>
+      <w:r>
+        <w:t xml:space="preserve">(3366), 9–21.</w:t>
+      </w:r>
+    </w:p>
+    <w:p>
+      <w:pPr>
+        <w:pStyle w:val="BodyJ"/>
+        <w:keepNext w:val="false"/>
+      </w:pPr>
+      <w:r>
         <w:t xml:space="preserve">Lee, P., Bubeck, S., &amp; Petro, J. (2023). Benefits, limits, and risks of GPT-4 as an AI chatbot for medicine. </w:t>
       </w:r>
       <w:r>
@@ -24722,6 +26133,44 @@
         <w:keepNext w:val="false"/>
       </w:pPr>
       <w:r>
+        <w:t xml:space="preserve">Lipkin, M., &amp; Hardy, J. D. (1957). Differential diagnosis of hematologic diseases aided by mechanical correlation of data. </w:t>
+      </w:r>
+      <w:r>
+        <w:rPr>
+          <w:i/>
+          <w:iCs/>
+        </w:rPr>
+        <w:t xml:space="preserve">Science, 125</w:t>
+      </w:r>
+      <w:r>
+        <w:t xml:space="preserve">(3247), 551–552.</w:t>
+      </w:r>
+    </w:p>
+    <w:p>
+      <w:pPr>
+        <w:pStyle w:val="BodyJ"/>
+        <w:keepNext w:val="false"/>
+      </w:pPr>
+      <w:r>
+        <w:t xml:space="preserve">Louis, P.-C.-A. (1835). </w:t>
+      </w:r>
+      <w:r>
+        <w:rPr>
+          <w:i/>
+          <w:iCs/>
+        </w:rPr>
+        <w:t xml:space="preserve">Recherches sur les effets de la saignée dans quelques maladies inflammatoires, et sur l'action de l'émétique et des vésicatoires dans la pneumonie</w:t>
+      </w:r>
+      <w:r>
+        <w:t xml:space="preserve">. J.-B. Baillière.</w:t>
+      </w:r>
+    </w:p>
+    <w:p>
+      <w:pPr>
+        <w:pStyle w:val="BodyJ"/>
+        <w:keepNext w:val="false"/>
+      </w:pPr>
+      <w:r>
         <w:t xml:space="preserve">Lukac, P. J., Turner, W., Vangala, S., Chin, A. T., Khalili, J., Shih, Y.-C. T., et al. (2025). Ambient AI scribes in clinical practice: A randomized trial. </w:t>
       </w:r>
       <w:r>
@@ -25017,6 +26466,25 @@
         <w:keepNext w:val="false"/>
       </w:pPr>
       <w:r>
+        <w:t xml:space="preserve">Morabia, A. (2006). Pierre-Charles-Alexandre Louis and the evaluation of bloodletting. </w:t>
+      </w:r>
+      <w:r>
+        <w:rPr>
+          <w:i/>
+          <w:iCs/>
+        </w:rPr>
+        <w:t xml:space="preserve">Journal of the Royal Society of Medicine, 99</w:t>
+      </w:r>
+      <w:r>
+        <w:t xml:space="preserve">(3), 158–160.</w:t>
+      </w:r>
+    </w:p>
+    <w:p>
+      <w:pPr>
+        <w:pStyle w:val="BodyJ"/>
+        <w:keepNext w:val="false"/>
+      </w:pPr>
+      <w:r>
         <w:t xml:space="preserve">Moulton, C.-A. E., Regehr, G., Mylopoulos, M., &amp; MacRae, H. M. (2007). Slowing down when you should: A new model of expert judgment. </w:t>
       </w:r>
       <w:r>
@@ -25036,6 +26504,25 @@
         <w:keepNext w:val="false"/>
       </w:pPr>
       <w:r>
+        <w:t xml:space="preserve">Nash, F. A. (1954). Differential diagnosis: An apparatus to assist the logical faculties. </w:t>
+      </w:r>
+      <w:r>
+        <w:rPr>
+          <w:i/>
+          <w:iCs/>
+        </w:rPr>
+        <w:t xml:space="preserve">The Lancet, 266</w:t>
+      </w:r>
+      <w:r>
+        <w:t xml:space="preserve">(6817), 874–875.</w:t>
+      </w:r>
+    </w:p>
+    <w:p>
+      <w:pPr>
+        <w:pStyle w:val="BodyJ"/>
+        <w:keepNext w:val="false"/>
+      </w:pPr>
+      <w:r>
         <w:t xml:space="preserve">National Academies of Sciences, Engineering, and Medicine. (2015). </w:t>
       </w:r>
       <w:r>
@@ -25226,6 +26713,44 @@
         <w:keepNext w:val="false"/>
       </w:pPr>
       <w:r>
+        <w:t xml:space="preserve">Osler, W. (1892). </w:t>
+      </w:r>
+      <w:r>
+        <w:rPr>
+          <w:i/>
+          <w:iCs/>
+        </w:rPr>
+        <w:t xml:space="preserve">The Principles and Practice of Medicine</w:t>
+      </w:r>
+      <w:r>
+        <w:t xml:space="preserve">. D. Appleton.</w:t>
+      </w:r>
+    </w:p>
+    <w:p>
+      <w:pPr>
+        <w:pStyle w:val="BodyJ"/>
+        <w:keepNext w:val="false"/>
+      </w:pPr>
+      <w:r>
+        <w:t xml:space="preserve">Osler, W. (1905). </w:t>
+      </w:r>
+      <w:r>
+        <w:rPr>
+          <w:i/>
+          <w:iCs/>
+        </w:rPr>
+        <w:t xml:space="preserve">Aequanimitas: With Other Addresses to Medical Students, Nurses and Practitioners of Medicine</w:t>
+      </w:r>
+      <w:r>
+        <w:t xml:space="preserve">. P. Blakiston's Son &amp; Co.</w:t>
+      </w:r>
+    </w:p>
+    <w:p>
+      <w:pPr>
+        <w:pStyle w:val="BodyJ"/>
+        <w:keepNext w:val="false"/>
+      </w:pPr>
+      <w:r>
         <w:t xml:space="preserve">Panicek, D. M., &amp; Hricak, H. (2016). How sure are you, doctor? A standardized lexicon to describe the radiologist's level of certainty. </w:t>
       </w:r>
       <w:r>
@@ -25416,6 +26941,25 @@
         <w:keepNext w:val="false"/>
       </w:pPr>
       <w:r>
+        <w:t xml:space="preserve">Phillips, C. V., &amp; Goodman, K. J. (2004). The missed lessons of Sir Austin Bradford Hill. </w:t>
+      </w:r>
+      <w:r>
+        <w:rPr>
+          <w:i/>
+          <w:iCs/>
+        </w:rPr>
+        <w:t xml:space="preserve">Epidemiologic Perspectives &amp; Innovations, 1</w:t>
+      </w:r>
+      <w:r>
+        <w:t xml:space="preserve">(1), 3.</w:t>
+      </w:r>
+    </w:p>
+    <w:p>
+      <w:pPr>
+        <w:pStyle w:val="BodyJ"/>
+        <w:keepNext w:val="false"/>
+      </w:pPr>
+      <w:r>
         <w:t xml:space="preserve">Polanyi, M. (1966). </w:t>
       </w:r>
       <w:r>
@@ -25454,6 +26998,25 @@
         <w:keepNext w:val="false"/>
       </w:pPr>
       <w:r>
+        <w:t xml:space="preserve">Pormann, P. E. (2018). Concepts of patient groups in 10th-century Iraq and Persia. </w:t>
+      </w:r>
+      <w:r>
+        <w:rPr>
+          <w:i/>
+          <w:iCs/>
+        </w:rPr>
+        <w:t xml:space="preserve">JLL Bulletin: Commentaries on the History of Treatment Evaluation</w:t>
+      </w:r>
+      <w:r>
+        <w:t xml:space="preserve">. James Lind Library.</w:t>
+      </w:r>
+    </w:p>
+    <w:p>
+      <w:pPr>
+        <w:pStyle w:val="BodyJ"/>
+        <w:keepNext w:val="false"/>
+      </w:pPr>
+      <w:r>
         <w:t xml:space="preserve">Qazi, I. A., Ali, A., Khawaja, A. U., Akhtar, M. J., Sheikh, A. Z., &amp; Alizai, M. H. (2026). Automation bias in large language model–assisted diagnostic reasoning among physicians trained in AI literacy: A randomized clinical trial. </w:t>
       </w:r>
       <w:r>
@@ -25530,6 +27093,25 @@
         <w:keepNext w:val="false"/>
       </w:pPr>
       <w:r>
+        <w:t xml:space="preserve">Roguin, A. (2006). Rene Theophile Hyacinthe Laënnec (1781–1826): The man behind the stethoscope. </w:t>
+      </w:r>
+      <w:r>
+        <w:rPr>
+          <w:i/>
+          <w:iCs/>
+        </w:rPr>
+        <w:t xml:space="preserve">Clinical Medicine &amp; Research, 4</w:t>
+      </w:r>
+      <w:r>
+        <w:t xml:space="preserve">(3), 230–235.</w:t>
+      </w:r>
+    </w:p>
+    <w:p>
+      <w:pPr>
+        <w:pStyle w:val="BodyJ"/>
+        <w:keepNext w:val="false"/>
+      </w:pPr>
+      <w:r>
         <w:t xml:space="preserve">Rolfe, A., &amp; Burton, C. (2013). Reassurance after diagnostic testing with a low pretest probability of serious disease: Systematic review and meta-analysis. </w:t>
       </w:r>
       <w:r>
@@ -25606,6 +27188,25 @@
         <w:keepNext w:val="false"/>
       </w:pPr>
       <w:r>
+        <w:t xml:space="preserve">Sady, W. (2025). Ludwik Fleck. En E. N. Zalta &amp; U. Nodelman (Eds.), </w:t>
+      </w:r>
+      <w:r>
+        <w:rPr>
+          <w:i/>
+          <w:iCs/>
+        </w:rPr>
+        <w:t xml:space="preserve">The Stanford Encyclopedia of Philosophy</w:t>
+      </w:r>
+      <w:r>
+        <w:t xml:space="preserve"> (Winter 2025 ed.).</w:t>
+      </w:r>
+    </w:p>
+    <w:p>
+      <w:pPr>
+        <w:pStyle w:val="BodyJ"/>
+        <w:keepNext w:val="false"/>
+      </w:pPr>
+      <w:r>
         <w:t xml:space="preserve">Salager-Meyer, F. (1994). Hedges and textual communicative function in medical English written discourse. </w:t>
       </w:r>
       <w:r>
@@ -25739,6 +27340,44 @@
         <w:keepNext w:val="false"/>
       </w:pPr>
       <w:r>
+        <w:t xml:space="preserve">Schreiner, S. (2020). Ignaz Semmelweis: A victim of harassment? </w:t>
+      </w:r>
+      <w:r>
+        <w:rPr>
+          <w:i/>
+          <w:iCs/>
+        </w:rPr>
+        <w:t xml:space="preserve">Wiener Medizinische Wochenschrift, 170</w:t>
+      </w:r>
+      <w:r>
+        <w:t xml:space="preserve">(11–12), 293–302.</w:t>
+      </w:r>
+    </w:p>
+    <w:p>
+      <w:pPr>
+        <w:pStyle w:val="BodyJ"/>
+        <w:keepNext w:val="false"/>
+      </w:pPr>
+      <w:r>
+        <w:t xml:space="preserve">Semmelweis, I. P. (1861). </w:t>
+      </w:r>
+      <w:r>
+        <w:rPr>
+          <w:i/>
+          <w:iCs/>
+        </w:rPr>
+        <w:t xml:space="preserve">Die Aetiologie, der Begriff und die Prophylaxis des Kindbettfiebers</w:t>
+      </w:r>
+      <w:r>
+        <w:t xml:space="preserve">. C. A. Hartleben.</w:t>
+      </w:r>
+    </w:p>
+    <w:p>
+      <w:pPr>
+        <w:pStyle w:val="BodyJ"/>
+        <w:keepNext w:val="false"/>
+      </w:pPr>
+      <w:r>
         <w:t xml:space="preserve">Shinagare, A. B., Lacson, R., Boland, G. W., Wang, A., Silverman, S. G., Mayo-Smith, W. W., et al. (2019). Radiologist preferences, agreement, and variability in phrases used to convey diagnostic certainty in radiology reports. </w:t>
       </w:r>
       <w:r>
@@ -25796,6 +27435,25 @@
         <w:keepNext w:val="false"/>
       </w:pPr>
       <w:r>
+        <w:t xml:space="preserve">Singer, P. N. (2024). Galen. En E. N. Zalta &amp; U. Nodelman (Eds.), </w:t>
+      </w:r>
+      <w:r>
+        <w:rPr>
+          <w:i/>
+          <w:iCs/>
+        </w:rPr>
+        <w:t xml:space="preserve">The Stanford Encyclopedia of Philosophy</w:t>
+      </w:r>
+      <w:r>
+        <w:t xml:space="preserve"> (Fall 2024 ed.).</w:t>
+      </w:r>
+    </w:p>
+    <w:p>
+      <w:pPr>
+        <w:pStyle w:val="BodyJ"/>
+        <w:keepNext w:val="false"/>
+      </w:pPr>
+      <w:r>
         <w:t xml:space="preserve">Singhal, K., Azizi, S., Tu, T., Mahdavi, S. S., Wei, J., Chung, H. W., et al. (2023). Large language models encode clinical knowledge. </w:t>
       </w:r>
       <w:r>
@@ -25815,6 +27473,25 @@
         <w:keepNext w:val="false"/>
       </w:pPr>
       <w:r>
+        <w:t xml:space="preserve">Smith, C. M. (2005). Origin and uses of primum non nocere—above all, do no harm! </w:t>
+      </w:r>
+      <w:r>
+        <w:rPr>
+          <w:i/>
+          <w:iCs/>
+        </w:rPr>
+        <w:t xml:space="preserve">Journal of Clinical Pharmacology, 45</w:t>
+      </w:r>
+      <w:r>
+        <w:t xml:space="preserve">(4), 371–377.</w:t>
+      </w:r>
+    </w:p>
+    <w:p>
+      <w:pPr>
+        <w:pStyle w:val="BodyJ"/>
+        <w:keepNext w:val="false"/>
+      </w:pPr>
+      <w:r>
         <w:t xml:space="preserve">Staal, J., Hooftman, J., Gunput, S. T. G., Mamede, S., Frens, M. A., Van den Broek, W. W., et al. (2022). Effect on diagnostic accuracy of cognitive reasoning tools for the workplace setting: Systematic review and meta-analysis. </w:t>
       </w:r>
       <w:r>
@@ -25834,6 +27511,25 @@
         <w:keepNext w:val="false"/>
       </w:pPr>
       <w:r>
+        <w:t xml:space="preserve">Stang, A., Standl, F., &amp; Poole, C. (2022). A twenty-first century perspective on concepts of modern epidemiology in Ignaz Philipp Semmelweis' work on puerperal sepsis. </w:t>
+      </w:r>
+      <w:r>
+        <w:rPr>
+          <w:i/>
+          <w:iCs/>
+        </w:rPr>
+        <w:t xml:space="preserve">European Journal of Epidemiology, 37</w:t>
+      </w:r>
+      <w:r>
+        <w:t xml:space="preserve">(5), 437–445.</w:t>
+      </w:r>
+    </w:p>
+    <w:p>
+      <w:pPr>
+        <w:pStyle w:val="BodyJ"/>
+        <w:keepNext w:val="false"/>
+      </w:pPr>
+      <w:r>
         <w:t xml:space="preserve">Steinkamp, J., Kantrowitz, J. J., &amp; Airan-Javia, S. (2022). Prevalence and sources of duplicate information in the electronic medical record. </w:t>
       </w:r>
       <w:r>
@@ -26273,6 +27969,25 @@
       </w:r>
       <w:r>
         <w:t xml:space="preserve">(7237), 726–727.</w:t>
+      </w:r>
+    </w:p>
+    <w:p>
+      <w:pPr>
+        <w:pStyle w:val="BodyJ"/>
+        <w:keepNext w:val="false"/>
+      </w:pPr>
+      <w:r>
+        <w:t xml:space="preserve">Xiang, J., &amp; Venkatesan, S. (2023). The role of Vesalius and his contemporaries in the transfiguration of human anatomical science. </w:t>
+      </w:r>
+      <w:r>
+        <w:rPr>
+          <w:i/>
+          <w:iCs/>
+        </w:rPr>
+        <w:t xml:space="preserve">Journal of Anatomy, 242</w:t>
+      </w:r>
+      <w:r>
+        <w:t xml:space="preserve">(2), 124–131.</w:t>
       </w:r>
     </w:p>
     <w:p>
@@ -26377,7 +28092,7 @@
         <w:keepNext w:val="false"/>
       </w:pPr>
       <w:r>
-        <w:t xml:space="preserve">Para recortar y llevar en el bolsillo del delantal. Cuatro preguntas y un criterio de reapertura; en voz alta en la visita de sala o por escrito antes de firmar un alta. La versión completa está en el capítulo 16 y en el Apéndice A.</w:t>
+        <w:t xml:space="preserve">Para recortar y llevar en el bolsillo del delantal. Cuatro preguntas y un criterio de reapertura; en voz alta en la visita de sala o por escrito antes de firmar un alta. La versión completa está en el capítulo 17 y en el Apéndice A.</w:t>
       </w:r>
     </w:p>
     <w:tbl>
@@ -27180,6 +28895,18 @@
       </w:pPr>
     </w:lvl>
   </w:abstractNum>
+  <w:abstractNum w:abstractNumId="30" w15:restartNumberingAfterBreak="0">
+    <w:multiLevelType w:val="hybridMultilevel"/>
+    <w:lvl w:ilvl="0" w15:tentative="1">
+      <w:start w:val="1"/>
+      <w:numFmt w:val="decimal"/>
+      <w:lvlText w:val="%1."/>
+      <w:lvlJc w:val="left"/>
+      <w:pPr>
+        <w:ind w:left="560" w:hanging="280"/>
+      </w:pPr>
+    </w:lvl>
+  </w:abstractNum>
   <w:num w:numId="1">
     <w:abstractNumId w:val="1"/>
     <w:lvlOverride w:ilvl="0">
@@ -27350,6 +29077,12 @@
   </w:num>
   <w:num w:numId="29">
     <w:abstractNumId w:val="29"/>
+    <w:lvlOverride w:ilvl="0">
+      <w:startOverride w:val="1"/>
+    </w:lvlOverride>
+  </w:num>
+  <w:num w:numId="30">
+    <w:abstractNumId w:val="30"/>
     <w:lvlOverride w:ilvl="0">
       <w:startOverride w:val="1"/>
     </w:lvlOverride>

--- a/Hechos_inferencias_incertidumbre_edicion_revisada.docx
+++ b/Hechos_inferencias_incertidumbre_edicion_revisada.docx
@@ -351,7 +351,7 @@
         <w:rPr>
           <w:color w:val="8A8A8A"/>
         </w:rPr>
-        <w:t xml:space="preserve">22</w:t>
+        <w:t xml:space="preserve">23</w:t>
       </w:r>
     </w:p>
     <w:p>
@@ -372,7 +372,7 @@
         <w:rPr>
           <w:color w:val="8A8A8A"/>
         </w:rPr>
-        <w:t xml:space="preserve">27</w:t>
+        <w:t xml:space="preserve">28</w:t>
       </w:r>
     </w:p>
     <w:p>
@@ -393,7 +393,7 @@
         <w:rPr>
           <w:color w:val="8A8A8A"/>
         </w:rPr>
-        <w:t xml:space="preserve">29</w:t>
+        <w:t xml:space="preserve">30</w:t>
       </w:r>
     </w:p>
     <w:p>
@@ -414,7 +414,7 @@
         <w:rPr>
           <w:color w:val="8A8A8A"/>
         </w:rPr>
-        <w:t xml:space="preserve">30</w:t>
+        <w:t xml:space="preserve">31</w:t>
       </w:r>
     </w:p>
     <w:p>
@@ -435,7 +435,7 @@
         <w:rPr>
           <w:color w:val="8A8A8A"/>
         </w:rPr>
-        <w:t xml:space="preserve">36</w:t>
+        <w:t xml:space="preserve">37</w:t>
       </w:r>
     </w:p>
     <w:p>
@@ -456,7 +456,7 @@
         <w:rPr>
           <w:color w:val="8A8A8A"/>
         </w:rPr>
-        <w:t xml:space="preserve">40</w:t>
+        <w:t xml:space="preserve">41</w:t>
       </w:r>
     </w:p>
     <w:p>
@@ -477,7 +477,7 @@
         <w:rPr>
           <w:color w:val="8A8A8A"/>
         </w:rPr>
-        <w:t xml:space="preserve">44</w:t>
+        <w:t xml:space="preserve">45</w:t>
       </w:r>
     </w:p>
     <w:p>
@@ -498,7 +498,7 @@
         <w:rPr>
           <w:color w:val="8A8A8A"/>
         </w:rPr>
-        <w:t xml:space="preserve">49</w:t>
+        <w:t xml:space="preserve">50</w:t>
       </w:r>
     </w:p>
     <w:p>
@@ -519,7 +519,7 @@
         <w:rPr>
           <w:color w:val="8A8A8A"/>
         </w:rPr>
-        <w:t xml:space="preserve">51</w:t>
+        <w:t xml:space="preserve">52</w:t>
       </w:r>
     </w:p>
     <w:p>
@@ -540,7 +540,7 @@
         <w:rPr>
           <w:color w:val="8A8A8A"/>
         </w:rPr>
-        <w:t xml:space="preserve">52</w:t>
+        <w:t xml:space="preserve">53</w:t>
       </w:r>
     </w:p>
     <w:p>
@@ -561,7 +561,7 @@
         <w:rPr>
           <w:color w:val="8A8A8A"/>
         </w:rPr>
-        <w:t xml:space="preserve">56</w:t>
+        <w:t xml:space="preserve">57</w:t>
       </w:r>
     </w:p>
     <w:p>
@@ -582,7 +582,7 @@
         <w:rPr>
           <w:color w:val="8A8A8A"/>
         </w:rPr>
-        <w:t xml:space="preserve">62</w:t>
+        <w:t xml:space="preserve">63</w:t>
       </w:r>
     </w:p>
     <w:p>
@@ -603,7 +603,7 @@
         <w:rPr>
           <w:color w:val="8A8A8A"/>
         </w:rPr>
-        <w:t xml:space="preserve">67</w:t>
+        <w:t xml:space="preserve">68</w:t>
       </w:r>
     </w:p>
     <w:p>
@@ -624,7 +624,7 @@
         <w:rPr>
           <w:color w:val="8A8A8A"/>
         </w:rPr>
-        <w:t xml:space="preserve">71</w:t>
+        <w:t xml:space="preserve">72</w:t>
       </w:r>
     </w:p>
     <w:p>
@@ -645,7 +645,7 @@
         <w:rPr>
           <w:color w:val="8A8A8A"/>
         </w:rPr>
-        <w:t xml:space="preserve">77</w:t>
+        <w:t xml:space="preserve">78</w:t>
       </w:r>
     </w:p>
     <w:p>
@@ -666,7 +666,7 @@
         <w:rPr>
           <w:color w:val="8A8A8A"/>
         </w:rPr>
-        <w:t xml:space="preserve">81</w:t>
+        <w:t xml:space="preserve">82</w:t>
       </w:r>
     </w:p>
     <w:p>
@@ -687,7 +687,7 @@
         <w:rPr>
           <w:color w:val="8A8A8A"/>
         </w:rPr>
-        <w:t xml:space="preserve">83</w:t>
+        <w:t xml:space="preserve">84</w:t>
       </w:r>
     </w:p>
     <w:p>
@@ -708,7 +708,7 @@
         <w:rPr>
           <w:color w:val="8A8A8A"/>
         </w:rPr>
-        <w:t xml:space="preserve">84</w:t>
+        <w:t xml:space="preserve">85</w:t>
       </w:r>
     </w:p>
     <w:p>
@@ -729,7 +729,7 @@
         <w:rPr>
           <w:color w:val="8A8A8A"/>
         </w:rPr>
-        <w:t xml:space="preserve">90</w:t>
+        <w:t xml:space="preserve">91</w:t>
       </w:r>
     </w:p>
     <w:p>
@@ -750,7 +750,7 @@
         <w:rPr>
           <w:color w:val="8A8A8A"/>
         </w:rPr>
-        <w:t xml:space="preserve">99</w:t>
+        <w:t xml:space="preserve">98</w:t>
       </w:r>
     </w:p>
     <w:p>
@@ -771,7 +771,7 @@
         <w:rPr>
           <w:color w:val="8A8A8A"/>
         </w:rPr>
-        <w:t xml:space="preserve">106</w:t>
+        <w:t xml:space="preserve">105</w:t>
       </w:r>
     </w:p>
     <w:p>
@@ -792,7 +792,7 @@
         <w:rPr>
           <w:color w:val="8A8A8A"/>
         </w:rPr>
-        <w:t xml:space="preserve">115</w:t>
+        <w:t xml:space="preserve">114</w:t>
       </w:r>
     </w:p>
     <w:p>
@@ -813,7 +813,7 @@
         <w:rPr>
           <w:color w:val="8A8A8A"/>
         </w:rPr>
-        <w:t xml:space="preserve">119</w:t>
+        <w:t xml:space="preserve">118</w:t>
       </w:r>
     </w:p>
     <w:p>
@@ -834,7 +834,7 @@
         <w:rPr>
           <w:color w:val="8A8A8A"/>
         </w:rPr>
-        <w:t xml:space="preserve">127</w:t>
+        <w:t xml:space="preserve">126</w:t>
       </w:r>
     </w:p>
     <w:p>
@@ -855,7 +855,7 @@
         <w:rPr>
           <w:color w:val="8A8A8A"/>
         </w:rPr>
-        <w:t xml:space="preserve">130</w:t>
+        <w:t xml:space="preserve">129</w:t>
       </w:r>
     </w:p>
     <w:p>
@@ -876,7 +876,7 @@
         <w:rPr>
           <w:color w:val="8A8A8A"/>
         </w:rPr>
-        <w:t xml:space="preserve">132</w:t>
+        <w:t xml:space="preserve">131</w:t>
       </w:r>
     </w:p>
     <w:p>
@@ -897,7 +897,7 @@
         <w:rPr>
           <w:color w:val="8A8A8A"/>
         </w:rPr>
-        <w:t xml:space="preserve">134</w:t>
+        <w:t xml:space="preserve">133</w:t>
       </w:r>
     </w:p>
     <w:p>
@@ -918,7 +918,7 @@
         <w:rPr>
           <w:color w:val="8A8A8A"/>
         </w:rPr>
-        <w:t xml:space="preserve">136</w:t>
+        <w:t xml:space="preserve">135</w:t>
       </w:r>
     </w:p>
     <w:p>
@@ -939,7 +939,7 @@
         <w:rPr>
           <w:color w:val="8A8A8A"/>
         </w:rPr>
-        <w:t xml:space="preserve">139</w:t>
+        <w:t xml:space="preserve">138</w:t>
       </w:r>
     </w:p>
     <w:p>
@@ -960,7 +960,7 @@
         <w:rPr>
           <w:color w:val="8A8A8A"/>
         </w:rPr>
-        <w:t xml:space="preserve">150</w:t>
+        <w:t xml:space="preserve">149</w:t>
       </w:r>
     </w:p>
     <w:p>
@@ -981,7 +981,7 @@
         <w:rPr>
           <w:color w:val="8A8A8A"/>
         </w:rPr>
-        <w:t xml:space="preserve">155</w:t>
+        <w:t xml:space="preserve">154</w:t>
       </w:r>
     </w:p>
     <w:p>
@@ -1002,7 +1002,7 @@
         <w:rPr>
           <w:color w:val="8A8A8A"/>
         </w:rPr>
-        <w:t xml:space="preserve">162</w:t>
+        <w:t xml:space="preserve">161</w:t>
       </w:r>
     </w:p>
     <w:p>
@@ -1023,7 +1023,7 @@
         <w:rPr>
           <w:color w:val="8A8A8A"/>
         </w:rPr>
-        <w:t xml:space="preserve">167</w:t>
+        <w:t xml:space="preserve">166</w:t>
       </w:r>
     </w:p>
     <w:p>
@@ -1044,7 +1044,7 @@
         <w:rPr>
           <w:color w:val="8A8A8A"/>
         </w:rPr>
-        <w:t xml:space="preserve">168</w:t>
+        <w:t xml:space="preserve">167</w:t>
       </w:r>
     </w:p>
     <w:p>
@@ -1065,7 +1065,7 @@
         <w:rPr>
           <w:color w:val="8A8A8A"/>
         </w:rPr>
-        <w:t xml:space="preserve">170</w:t>
+        <w:t xml:space="preserve">169</w:t>
       </w:r>
     </w:p>
     <w:p>
@@ -1086,7 +1086,7 @@
         <w:rPr>
           <w:color w:val="8A8A8A"/>
         </w:rPr>
-        <w:t xml:space="preserve">184</w:t>
+        <w:t xml:space="preserve">183</w:t>
       </w:r>
     </w:p>
     <w:p>
@@ -3584,6 +3584,15 @@
     </w:p>
     <w:p>
       <w:pPr>
+        <w:pStyle w:val="BodyJ"/>
+        <w:keepNext w:val="false"/>
+      </w:pPr>
+      <w:r>
+        <w:t xml:space="preserve">Esa relación puede medirse, aunque todavía con instrumentos toscos. Gerrity y colaboradores construyeron en 1990 una escala de las reacciones de los médicos ante la incertidumbre, con dos dimensiones que cualquier clínico reconoce: el estrés que produce y la renuencia a revelarla a otros (Gerrity et al., 1990). En veinte internistas de una misma clínica, cada desviación estándar más de ansiedad ante la incertidumbre se asoció con un 17% más de gasto facturado en los treinta días siguientes a la consulta, y la renuencia a revelarla, con un 12% más (Allison et al., 1998). Es un estudio pequeño, y las revisiones posteriores describen una literatura heterogénea y de baja calidad metodológica. Lo más constante que encuentran es otra cosa: la asociación entre la baja tolerancia a la incertidumbre y el malestar del propio médico (Strout et al., 2018; Hancock &amp; Mattick, 2020). La lectura prudente es doble. La incertidumbre mal tolerada cuesta exámenes, y también cuesta salud, empezando por la de quien la carga.</w:t>
+      </w:r>
+    </w:p>
+    <w:p>
+      <w:pPr>
         <w:pStyle w:val="Heading3"/>
         <w:keepNext/>
         <w:keepLines/>
@@ -3691,6 +3700,80 @@
       </w:pPr>
       <w:r>
         <w:t xml:space="preserve">La incertidumbre más importante no siempre es la mayor. Una duda pequeña puede dominar la decisión si el error asociado es catastrófico. Por el contrario, una amplia incertidumbre etiológica puede ser tolerable cuando varias explicaciones comparten el mismo manejo inicial.</w:t>
+      </w:r>
+    </w:p>
+    <w:p>
+      <w:pPr>
+        <w:pStyle w:val="Heading3"/>
+        <w:keepNext/>
+        <w:keepLines/>
+        <w:spacing w:after="120" w:before="280"/>
+      </w:pPr>
+      <w:r>
+        <w:rPr>
+          <w:rFonts w:ascii="Gelasio" w:cs="Gelasio" w:eastAsia="Gelasio" w:hAnsi="Gelasio"/>
+          <w:b/>
+          <w:bCs/>
+          <w:color w:val="2B2B2B"/>
+          <w:sz w:val="25"/>
+          <w:szCs w:val="25"/>
+        </w:rPr>
+        <w:t xml:space="preserve">La incertidumbre de la evidencia</w:t>
+      </w:r>
+    </w:p>
+    <w:p>
+      <w:pPr>
+        <w:pStyle w:val="BodyJ"/>
+        <w:keepNext w:val="false"/>
+      </w:pPr>
+      <w:r>
+        <w:t xml:space="preserve">Hay una incertidumbre que el clínico no produce ni puede reducir junto a la cama: la que trae la evidencia misma. Para ella existe un léxico formal. El sistema GRADE califica la certeza de un conjunto de estudios en cuatro niveles —alta, moderada, baja y muy baja—; los ensayos aleatorizados parten en alta y los estudios observacionales en baja, y la calificación baja por riesgo de sesgo, imprecisión, inconsistencia, evidencia indirecta o sesgo de publicación (Balshem et al., 2011). El propio grupo cambió de palabra con los años: empezó hablando de «calidad de la evidencia», pasó a «confianza en las estimaciones» y hoy prefiere «certeza» (Hultcrantz et al., 2017).</w:t>
+      </w:r>
+    </w:p>
+    <w:p>
+      <w:pPr>
+        <w:pStyle w:val="BodyJ"/>
+        <w:keepNext w:val="false"/>
+      </w:pPr>
+      <w:r>
+        <w:t xml:space="preserve">El cambio no es cosmético. GRADE define hoy la certeza como la seguridad de que el efecto verdadero queda a un lado de un umbral elegido, y de eso se sigue algo que sorprende a quien lo oye por primera vez: la misma evidencia puede dar certeza alta en un contexto y baja en otro. En un ejemplo del propio grupo, un fármaco que evita una muerte por cada cien pacientes al año cruza con holgura el umbral de un país rico y puede quedar lejos del de uno pobre, donde el costo de oportunidad exige un efecto mucho mayor (Hultcrantz et al., 2017). La certeza de la evidencia, como la del clínico, se mide contra una decisión: es el umbral del capítulo 10 aplicado a la literatura. Y es, a la vez, un léxico de certeza con definiciones explícitas, que es lo que el Apéndice B propone para la frase clínica. Cuando una guía dice «certeza baja», no dice que el tratamiento no sirva; dice cuánta confianza merece la estimación de su efecto. La ficha debería poder decir lo mismo de una inferencia.</w:t>
+      </w:r>
+    </w:p>
+    <w:p>
+      <w:pPr>
+        <w:pStyle w:val="Heading3"/>
+        <w:keepNext/>
+        <w:keepLines/>
+        <w:spacing w:after="120" w:before="280"/>
+      </w:pPr>
+      <w:r>
+        <w:rPr>
+          <w:rFonts w:ascii="Gelasio" w:cs="Gelasio" w:eastAsia="Gelasio" w:hAnsi="Gelasio"/>
+          <w:b/>
+          <w:bCs/>
+          <w:color w:val="2B2B2B"/>
+          <w:sz w:val="25"/>
+          <w:szCs w:val="25"/>
+        </w:rPr>
+        <w:t xml:space="preserve">La incertidumbre del otro lado de la cama</w:t>
+      </w:r>
+    </w:p>
+    <w:p>
+      <w:pPr>
+        <w:pStyle w:val="BodyJ"/>
+        <w:keepNext w:val="false"/>
+      </w:pPr>
+      <w:r>
+        <w:t xml:space="preserve">La pregunta de la familia de Carmen —«¿ya saben qué tuvo?»— no es la misma que se hace el equipo. La enfermería tiene para esto una teoría propia. Merle Mishel definió la incertidumbre de la enfermedad como la incapacidad de determinar el significado de los hechos relacionados con ella, y la descompuso en percepciones que cualquier paciente reconoce: síntomas ambiguos, tratamientos complejos, información insuficiente y un curso imprevisible. La misma incertidumbre, sostuvo, puede vivirse como amenaza o como oportunidad (Mishel, 1988). Más tarde agregó que en la enfermedad crónica, donde la incertidumbre no termina, la tarea no es resolverla sino aprender a vivir con ella (Mishel, 1990).</w:t>
+      </w:r>
+    </w:p>
+    <w:p>
+      <w:pPr>
+        <w:pStyle w:val="BodyJ"/>
+        <w:keepNext w:val="false"/>
+      </w:pPr>
+      <w:r>
+        <w:t xml:space="preserve">El mapa del paciente y el del médico rara vez coinciden. Para el equipo, la duda decisiva sobre Carmen era la pequeña con consecuencias graves: un asa que volviera a atascarse sin aviso. Para la familia era otra: si volvería a la casa, cuándo y en qué condiciones. Ninguna de las dos es más verdadera, pero una nota que sólo registra la primera cartografía está incompleta, y una conversación que sólo responde la primera deja sin contestar lo que la familia preguntaba. Lo que más alivia, como cuenta el capítulo 15, no es la certeza que no hay, sino convertir lo imprevisible en un plan: qué se vigila, cuándo se sabrá más y qué hará cambiar de rumbo. Eso no elimina la incertidumbre del paciente; le devuelve algo que hacer con ella.</w:t>
       </w:r>
     </w:p>
     <w:p>
@@ -6111,7 +6194,7 @@
         <w:keepNext w:val="false"/>
       </w:pPr>
       <w:r>
-        <w:t xml:space="preserve">Los estudios de errores diagnósticos muestran combinaciones de fallas en historia, examen, interpretación, seguimiento y comunicación (Graber et al., 2005; Schiff et al., 2009). Su magnitud ya no es una conjetura de pasillo. En 29 hospitales académicos de Estados Unidos, la revisión de las fichas de adultos que murieron o fueron trasladados a cuidados intensivos encontró un error diagnóstico en el 23% de ellos, y en el 6,6% de los fallecidos los revisores juzgaron que el error contribuyó a la muerte; las fallas que más pesaban eran las de la evaluación del paciente y las de la solicitud e interpretación de exámenes (Auerbach et al., 2024). Una estimación nacional, construida con modelos y no con un recuento, calculó en ese país unas 795.000 personas muertas o con discapacidad permanente cada año por errores diagnósticos en enfermedades graves, con un rango plausible de 598.000 a 1.023.000 (Newman-Toker et al., 2024). Las National Academies definieron el diagnóstico como un proceso iterativo y de equipo, no como un acto mental instantáneo (National Academies of Sciences, Engineering, and Medicine, 2015). El error debe reconstruirse como trayectoria: qué información existía, quién la recibió, cómo fue representada, qué decisiones se tomaron, qué feedback faltó y cuándo habría sido posible corregir.</w:t>
+        <w:t xml:space="preserve">Los estudios de errores diagnósticos muestran combinaciones de fallas en historia, examen, interpretación, seguimiento y comunicación (Graber et al., 2005; Schiff et al., 2009). Su magnitud ya no es una conjetura de pasillo. En 29 hospitales académicos de Estados Unidos, la revisión de las fichas de adultos que murieron o fueron trasladados a cuidados intensivos encontró un error diagnóstico en el 23% de ellos, y en el 6,6% de los fallecidos los revisores juzgaron que el error contribuyó a la muerte; las fallas que más pesaban eran las de la evaluación del paciente y las de la solicitud e interpretación de exámenes (Auerbach et al., 2024). Una estimación nacional, construida con modelos y no con un recuento, calculó en ese país unas 795.000 personas muertas o con discapacidad permanente cada año por errores diagnósticos en enfermedades graves, con un rango plausible de 598.000 a 1.023.000 (Newman-Toker et al., 2024). Fuera del hospital, una síntesis de tres estudios estimó que al menos uno de cada veinte adultos estadounidenses sufre cada año un error diagnóstico en la atención ambulatoria, y que cerca de la mitad podría ser dañino (Singh et al., 2014). Las National Academies definieron el diagnóstico como un proceso iterativo y de equipo, no como un acto mental instantáneo (National Academies of Sciences, Engineering, and Medicine, 2015). El error debe reconstruirse como trayectoria: qué información existía, quién la recibió, cómo fue representada, qué decisiones se tomaron, qué feedback faltó y cuándo habría sido posible corregir.</w:t>
       </w:r>
     </w:p>
     <w:p>
@@ -6239,6 +6322,43 @@
           <w:sz w:val="25"/>
           <w:szCs w:val="25"/>
         </w:rPr>
+        <w:t xml:space="preserve">Fallas activas y condiciones latentes</w:t>
+      </w:r>
+    </w:p>
+    <w:p>
+      <w:pPr>
+        <w:pStyle w:val="BodyJ"/>
+        <w:keepNext w:val="false"/>
+      </w:pPr>
+      <w:r>
+        <w:t xml:space="preserve">La palabra «trayectoria» no es de este libro. James Reason distinguió dos maneras de mirar el error. El enfoque centrado en la persona se fija en los actos inseguros de quien está en la primera línea y los atribuye a olvido, descuido o falta de atención; el enfoque centrado en el sistema ve los errores como consecuencias más que como causas (Reason, 2000). En el segundo, las fallas activas —los actos inseguros de quien está en contacto directo con el paciente— se combinan con condiciones latentes, «patógenos residentes» que dejaron decisiones de diseño, de gestión o de organización, y que pueden dormir años antes de encontrar su ocasión. Las defensas de un sistema se parecen a lonjas de queso con agujeros que se abren, se cierran y se desplazan, y el accidente ocurre cuando los agujeros de muchas capas se alinean por un momento y dejan pasar una trayectoria (Reason, 2000).</w:t>
+      </w:r>
+    </w:p>
+    <w:p>
+      <w:pPr>
+        <w:pStyle w:val="BodyJ"/>
+        <w:keepNext w:val="false"/>
+      </w:pPr>
+      <w:r>
+        <w:t xml:space="preserve">Leído así, el caso de la colecistitis mezcla las dos cosas. Las fallas activas fueron mías: aceptar la frase heredada, no ponderar la bacteriuria, examinar por trámite, explicar con un lugar común la falta de respuesta. Pero cada una encontró un agujero ya abierto: una hoja de urgencias que transmite diagnósticos como antecedentes, una cultura que tiene frases hechas para justificar la espera y una visita de sala sin criterio de reapertura. Esos agujeros no eran míos en exclusiva, y al día siguiente seguían ahí, esperando al próximo paciente. Por eso la respuesta de Reason no es exhortar a quien se equivocó, sino agregar capas o achicar sus agujeros; el criterio escrito de reevaluación a las 48 horas es una lonja más. La responsabilidad del clínico no desaparece. Lo que cambia es dónde se busca la corrección y quién más tiene que hacerla.</w:t>
+      </w:r>
+    </w:p>
+    <w:p>
+      <w:pPr>
+        <w:pStyle w:val="Heading3"/>
+        <w:keepNext/>
+        <w:keepLines/>
+        <w:spacing w:after="120" w:before="280"/>
+      </w:pPr>
+      <w:r>
+        <w:rPr>
+          <w:rFonts w:ascii="Gelasio" w:cs="Gelasio" w:eastAsia="Gelasio" w:hAnsi="Gelasio"/>
+          <w:b/>
+          <w:bCs/>
+          <w:color w:val="2B2B2B"/>
+          <w:sz w:val="25"/>
+          <w:szCs w:val="25"/>
+        </w:rPr>
         <w:t xml:space="preserve">Sesgo, conocimiento y confianza</w:t>
       </w:r>
     </w:p>
@@ -10734,7 +10854,7 @@
         <w:keepNext w:val="false"/>
       </w:pPr>
       <w:r>
-        <w:t xml:space="preserve">Cuatro líneas, y cada una tiene antepasados. «Crepitaciones» viene de un médico del hospital Necker de París que enrolló un cuaderno para oír un corazón. «Probable» supone que alguien se atrevió a contar enfermos. «Si en 48 horas no mejora» resume una larga discusión sobre cómo se pone a prueba una hipótesis y cuánta evidencia basta para actuar. Y la última frase, la que muchas notas omiten, entró a la medicina contra la resistencia del modelo que gobernaba todo lo demás. Antes de que el capítulo siguiente condense el libro en un método, éste recorre esa genealogía. No es una historia de la medicina ni un panteón; es una pregunta más estrecha. Quiénes separaron cada una de las capas que HII-D pide distinguir, en qué medicina lo hicieron, qué tan originales fueron y en qué se equivocaron. La respuesta tiene una moraleja que conviene adelantar: ninguna de las capas es nueva, y casi ninguno de los que las separaron fue el primero en verlas. Lo que dejaron fue otra cosa.</w:t>
+        <w:t xml:space="preserve">Cada línea tiene antepasados. «Crepitaciones» viene de un médico que enrolló un cuaderno para oír un corazón; «probable», de alguien que se atrevió a contar enfermos; «si en 48 horas no mejora», de una larga discusión sobre cómo se pone a prueba una hipótesis y cuánta evidencia basta para actuar. La última frase, la que muchas notas omiten, entró a la medicina contra el modelo que gobernaba todo lo demás. Antes de que el capítulo siguiente condense el libro en un método, éste pregunta quiénes separaron cada una de sus capas, en qué medicina lo hicieron, qué tan originales fueron y en qué se equivocaron. La respuesta, adelantada: ninguna capa es nueva, y casi nadie fue el primero en verla. Lo que dejaron fue otra cosa.</w:t>
       </w:r>
     </w:p>
     <w:p>
@@ -10762,16 +10882,7 @@
         <w:keepNext w:val="false"/>
       </w:pPr>
       <w:r>
-        <w:t xml:space="preserve">La medicina hipocrática —un conjunto de escritos griegos de los siglos V y IV antes de nuestra era, de varios autores, reunidos bajo el nombre de un médico de Cos— nació contra un competidor que hoy cuesta imaginar: la explicación divina. El tratado sobre la llamada enfermedad sagrada, la epilepsia, abre con una declaración de método. No le parece más divina ni más sagrada que las otras enfermedades: tiene una causa natural, y su supuesto origen divino se debe a la inexperiencia de los hombres y a su asombro ante lo que no entienden (Hipócrates, 1923b). Es una de las separaciones de capas más antiguas que conserva la medicina escrita. Las convulsiones quedan de un lado; la inferencia que las atribuía a los dioses, del otro, desacreditada por falta de razones.</w:t>
-      </w:r>
-    </w:p>
-    <w:p>
-      <w:pPr>
-        <w:pStyle w:val="BodyJ"/>
-        <w:keepNext w:val="false"/>
-      </w:pPr>
-      <w:r>
-        <w:t xml:space="preserve">El libro I de las </w:t>
+        <w:t xml:space="preserve">La medicina hipocrática —escritos griegos de los siglos V y IV antes de nuestra era, de varios autores, reunidos bajo el nombre de un médico de Cos— nació contra la explicación divina. El tratado sobre la llamada enfermedad sagrada, la epilepsia, abre negando que sea más divina que las otras: tiene una causa natural, y su supuesto origen divino se debe a la inexperiencia y al asombro de los hombres (Hipócrates, 1923b). Las convulsiones quedan de un lado; la inferencia que las atribuía a los dioses, del otro, sin razones que la sostengan. Las </w:t>
       </w:r>
       <w:r>
         <w:rPr>
@@ -10781,26 +10892,26 @@
         <w:t xml:space="preserve">Epidemias</w:t>
       </w:r>
       <w:r>
-        <w:t xml:space="preserve"> contiene una fórmula que podría servir de epígrafe a este libro: declarar el pasado, diagnosticar el presente, predecir el futuro; y frente a las enfermedades, acostumbrarse a dos cosas, ayudar o no dañar (Hipócrates, 1923a, p. 165). Están ahí, en germen, las cuatro capas: lo que ocurrió, lo que se infiere de ello, lo que viene —que siempre es incierto— y lo que se hace. La decisión ya trae su asimetría, y la tradición la endureció en un latín que no escribió ningún griego. </w:t>
-      </w:r>
-      <w:r>
-        <w:rPr>
-          <w:i/>
-          <w:iCs/>
-        </w:rPr>
-        <w:t xml:space="preserve">Primum non nocere</w:t>
-      </w:r>
-      <w:r>
-        <w:t xml:space="preserve"> no es de Hipócrates ni de Galeno; la fórmula latina aparece impresa recién en el siglo XIX (Smith, 2005).</w:t>
-      </w:r>
-    </w:p>
-    <w:p>
-      <w:pPr>
-        <w:pStyle w:val="BodyJ"/>
-        <w:keepNext w:val="false"/>
-      </w:pPr>
-      <w:r>
-        <w:t xml:space="preserve">Los libros I y III de las </w:t>
+        <w:t xml:space="preserve"> agregan una fórmula que podría ser el epígrafe de este libro: declarar el pasado, diagnosticar el presente, predecir el futuro y, frente a las enfermedades, ayudar o no dañar (Hipócrates, 1923a, p. 165). Ahí están, en germen, las cuatro capas. El </w:t>
+      </w:r>
+      <w:r>
+        <w:rPr>
+          <w:i/>
+          <w:iCs/>
+        </w:rPr>
+        <w:t xml:space="preserve">primum non nocere</w:t>
+      </w:r>
+      <w:r>
+        <w:t xml:space="preserve"> que suele atribuírseles no es de Hipócrates ni de Galeno: la fórmula latina aparece impresa recién en el siglo XIX (Smith, 2005).</w:t>
+      </w:r>
+    </w:p>
+    <w:p>
+      <w:pPr>
+        <w:pStyle w:val="BodyJ"/>
+        <w:keepNext w:val="false"/>
+      </w:pPr>
+      <w:r>
+        <w:t xml:space="preserve">Las mismas </w:t>
       </w:r>
       <w:r>
         <w:rPr>
@@ -10810,25 +10921,16 @@
         <w:t xml:space="preserve">Epidemias</w:t>
       </w:r>
       <w:r>
-        <w:t xml:space="preserve"> reúnen además cuarenta y dos historias clínicas escritas día por día, de las que veinticinco terminan en la muerte. El tratamiento casi no aparece: el autor no quería mostrar cómo curar, sino descubrir la secuencia de los síntomas (Hipócrates, 1923a, p. 144). Su traductor inglés llamó a esos dos libros el producto más notable de la ciencia griega (Hipócrates, 1923a, p. 141), y vale la pena mirar lo que no hacen: no seleccionan los éxitos. Una casuística con casi 60% de muertes es lo contrario de la que publica quien quiere demostrar que su tratamiento sirve. La honestidad que el capítulo 13 le pide a la ficha tiene antecedentes más viejos que el papel. Y la incertidumbre también: dos milenios después, Osler abrió su tratado de medicina con el primer aforismo hipocrático, «la experiencia es falaz y el juicio, difícil» (Osler, 1892).</w:t>
-      </w:r>
-    </w:p>
-    <w:p>
-      <w:pPr>
-        <w:pStyle w:val="BodyJ"/>
-        <w:keepNext w:val="false"/>
-      </w:pPr>
-      <w:r>
-        <w:t xml:space="preserve">Galeno, médico griego del siglo II en la Roma imperial y médico de la corte de Marco Aurelio, heredó una disputa que es todavía la nuestra. Los «empíricos» trataban por semejanza con casos anteriores, sin comprometerse con ninguna teoría sobre el interior del cuerpo; los «racionalistas» razonaban desde la fisiología. Galeno concedía a los primeros que la experiencia sola acierta en muchos casos, y que entre ser un empírico puro y adoptar una teoría errónea había que preferir infinitamente lo primero. Pero sostenía que conocer el interior del cuerpo permite distinguir enfermedades de síntomas parecidos allí donde el empírico se equivoca (Singer, 2024). Es la tensión entre reconocimiento de patrones y razonamiento causal del capítulo 6, dieciocho siglos antes.</w:t>
-      </w:r>
-    </w:p>
-    <w:p>
-      <w:pPr>
-        <w:pStyle w:val="BodyJ"/>
-        <w:keepNext w:val="false"/>
-      </w:pPr>
-      <w:r>
-        <w:t xml:space="preserve">Galeno disecaba y experimentaba —ligó la médula espinal de cerdos vivos para mostrar que el cerebro gobierna el habla y el movimiento—, pero en su época sólo se disecaban animales (Singer, 2024). Su anatomía humana fue en parte una anatomía de animales, y el error que importa aquí no fue suyo, sino de quienes vinieron después. Su obra fue la anatomía de Occidente durante más de mil años. Cuando en una disección medieval el cadáver no coincidía con Galeno, se declaraba anormal al cadáver; Vesalio, que en 1543 publicaría la obra que empezó a corregirlo, confesaba años antes que discutir su autoridad le daba casi tanto miedo como dudar de la inmortalidad del alma (Xiang &amp; Venkatesan, 2023). Es la forma extrema de la frase heredada del capítulo 7: una afirmación tan autorizada que el hecho que la contradice se reclasifica como anomalía.</w:t>
+        <w:t xml:space="preserve"> reúnen cuarenta y dos historias clínicas escritas día por día, de las que veinticinco terminan en la muerte; el autor no quería mostrar cómo curar, sino descubrir la secuencia de los síntomas (Hipócrates, 1923a, p. 144). Una casuística con casi 60% de muertes es lo contrario de la que publica quien quiere probar que su tratamiento sirve: la honestidad que el capítulo 13 le pide a la ficha es más vieja que el papel. La incertidumbre también lo es. Osler abrió su tratado de medicina con el primer aforismo hipocrático: «la experiencia es falaz y el juicio, difícil» (Osler, 1892).</w:t>
+      </w:r>
+    </w:p>
+    <w:p>
+      <w:pPr>
+        <w:pStyle w:val="BodyJ"/>
+        <w:keepNext w:val="false"/>
+      </w:pPr>
+      <w:r>
+        <w:t xml:space="preserve">Galeno, médico griego del siglo II en la Roma imperial, heredó una disputa que sigue siendo la nuestra. Los «empíricos» trataban por semejanza con casos anteriores, sin ninguna teoría sobre el interior del cuerpo; los «racionalistas» razonaban desde la fisiología. Galeno concedía que la experiencia sola acierta en muchos casos y que es preferible a una teoría errónea, pero sostenía que conocer el interior del cuerpo permite distinguir enfermedades de síntomas parecidos allí donde el empírico se equivoca (Singer, 2024). Es la tensión entre reconocimiento de patrones y razonamiento causal del capítulo 6. En su época sólo se disecaban animales (Singer, 2024), y su anatomía, en parte animal, fue la de Occidente durante más de mil años. El error que importa no fue tanto suyo como de quienes vinieron después: cuando en una disección medieval el cadáver no coincidía con Galeno, se declaraba anormal al cadáver (Xiang &amp; Venkatesan, 2023). Es la forma extrema de la frase heredada del capítulo 7: una afirmación tan autorizada que el hecho que la contradice se reclasifica como anomalía.</w:t>
       </w:r>
     </w:p>
     <w:p>
@@ -10856,25 +10958,16 @@
         <w:keepNext w:val="false"/>
       </w:pPr>
       <w:r>
-        <w:t xml:space="preserve">En el París que siguió a la Revolución, una generación de médicos —Bichat, Corvisart, Bayle— se propuso correlacionar lo que se observaba junto a la cama con lo que mostraba la mesa de autopsias (Roguin, 2006). Foucault, citado en el capítulo 4, leyó ahí el nacimiento de una mirada. René Laennec cuenta su parte con sencillez. En 1816 lo consultó una joven con síntomas de enfermedad cardiaca, en quien la palpación y la percusión servían de poco por su gordura, y cuya edad y sexo le impedían apoyar la oreja en su pecho. Recordó un fenómeno acústico conocido —el golpe de alfiler que se oye en el otro extremo de una viga—, enrolló un cuaderno de papel y oyó el corazón de una manera mucho más neta y distinta que nunca antes. De inmediato empezó una serie de observaciones en el hospital Necker (Laennec, 1819, pp. 7–8).</w:t>
-      </w:r>
-    </w:p>
-    <w:p>
-      <w:pPr>
-        <w:pStyle w:val="BodyJ"/>
-        <w:keepNext w:val="false"/>
-      </w:pPr>
-      <w:r>
-        <w:t xml:space="preserve">Su originalidad no fue el instrumento. La auscultación directa se conocía desde los hipocráticos, y Corvisart había traducido en 1808 la percusión de Auenbrugger (Roguin, 2006). Fue el método que lo rodeó: cada sonido se describió, se nombró y se confrontó con la lesión que mostraba la autopsia. Para Laennec, la anatomía patológica era «la antorcha más segura que puede guiar al médico» (Laennec, 1819, p. xxi). El signo valía porque existía un patrón de referencia capaz de desmentirlo.</w:t>
-      </w:r>
-    </w:p>
-    <w:p>
-      <w:pPr>
-        <w:pStyle w:val="BodyJ"/>
-        <w:keepNext w:val="false"/>
-      </w:pPr>
-      <w:r>
-        <w:t xml:space="preserve">Así nació un vocabulario que todavía usamos. Al ruido de la neumonía inicial lo comparó con el de la sal que crepita cuando se la calienta en una vasija. Lo llamó </w:t>
+        <w:t xml:space="preserve">En el París posterior a la Revolución, una generación de médicos se propuso correlacionar lo que se oía y se veía junto a la cama con lo que mostraba la autopsia (Roguin, 2006). René Laennec cuenta su parte con sencillez. En 1816, ante una joven con síntomas cardiacos, a quien la gordura volvía inútil la percusión y cuya edad y sexo le impedían apoyar la oreja en su pecho, recordó que un golpe de alfiler se oye en el otro extremo de una viga, enrolló un cuaderno de papel y oyó el corazón como nunca antes (Laennec, 1819, pp. 7–8). Lo original no fue el instrumento —la auscultación directa se conocía desde los hipocráticos (Roguin, 2006)—, sino el método: cada sonido se describió, se nombró y se confrontó con la lesión de la autopsia, que para él era «la antorcha más segura que puede guiar al médico» (Laennec, 1819, p. xxi).</w:t>
+      </w:r>
+    </w:p>
+    <w:p>
+      <w:pPr>
+        <w:pStyle w:val="BodyJ"/>
+        <w:keepNext w:val="false"/>
+      </w:pPr>
+      <w:r>
+        <w:t xml:space="preserve">Al ruido de la neumonía inicial lo llamó </w:t>
       </w:r>
       <w:r>
         <w:rPr>
@@ -10884,35 +10977,16 @@
         <w:t xml:space="preserve">râle crépitant</w:t>
       </w:r>
       <w:r>
-        <w:t xml:space="preserve"> y escribió que era el signo patognomónico del primer grado de la neumonía: «sería difícil describirlo mejor; pero basta haberlo oído una sola vez para no desconocerlo nunca más» (Laennec, 1819, p. 172). La frase contiene, sin proponérselo, dos lecciones de este libro. La segunda mitad es conocimiento tácito en estado puro (capítulo 6): el hecho auscultatorio se aprende oyendo, no leyendo. La primera es un exceso. Las crepitaciones se oyen también en la insuficiencia cardiaca y en la fibrosis pulmonar, y ningún clínico de hoy las llamaría patognomónicas. El fundador del hecho auscultatorio le asignó más fuerza inferencial de la que tenía. Murió a los cuarenta y cinco años, de la tuberculosis que había enseñado a reconocer (Roguin, 2006).</w:t>
-      </w:r>
-    </w:p>
-    <w:p>
-      <w:pPr>
-        <w:pStyle w:val="BodyJ"/>
-        <w:keepNext w:val="false"/>
-      </w:pPr>
-      <w:r>
-        <w:t xml:space="preserve">Lo que sobrevive de Laennec es la idea de que un hecho clínico se produce: hacen falta un instrumento, un oído entrenado y un patrón de referencia contra el cual calibrarlos. Es el gradiente de facticidad del capítulo 1. Un siglo después, un médico de laboratorio llevó la idea más lejos. Ludwik Fleck era bacteriólogo en Lwów, la actual Lviv; sus primeros textos epistemológicos trataban sobre el modo de pensar de la medicina, y en 1935 publicó en Basilea un libro sobre cómo se había llegado a la reacción de Wassermann, la prueba serológica de la sífilis (Sady, 2025). La tesis estaba en el título: un hecho científico tiene génesis y desarrollo. Lo que una comunidad acepta como hecho depende de su «colectivo de pensamiento», la comunidad de personas que intercambian ideas, y de su «estilo de pensamiento», que Fleck definió como una disposición a la percepción dirigida (Fleck, 1979, pp. 39 y 99). «El conocimiento es la actividad más socialmente condicionada del hombre», escribió (Fleck, 1979, p. 42).</w:t>
-      </w:r>
-    </w:p>
-    <w:p>
-      <w:pPr>
-        <w:pStyle w:val="BodyJ"/>
-        <w:keepNext w:val="false"/>
-      </w:pPr>
-      <w:r>
-        <w:t xml:space="preserve">Una de sus observaciones toca directamente la clínica. Percibir de inmediato una forma exige experiencia en el campo; se adquiere sólo después de mucho ver, «y al mismo tiempo, por supuesto, perdemos la capacidad de ver lo que contradice la forma» (Fleck, 1979, p. 92). Es la mitad oscura de la pericia del capítulo 6, escrita en 1935. El libro casi no se leyó: su editorial no vendió un solo ejemplar entre 1962 y 1966 y terminó destruyendo los que quedaban (Sady, 2025). Fleck sobrevivió al gueto, a Auschwitz y a Buchenwald —en el gueto produjo una vacuna contra el tifus— y murió en Israel en 1961. Su originalidad se mide por quién lo leyó: Kuhn reconoció en el prefacio de </w:t>
-      </w:r>
-      <w:r>
-        <w:rPr>
-          <w:i/>
-          <w:iCs/>
-        </w:rPr>
-        <w:t xml:space="preserve">La estructura de las revoluciones científicas</w:t>
-      </w:r>
-      <w:r>
-        <w:t xml:space="preserve"> que aquella monografía «casi desconocida» anticipaba muchas de sus propias ideas (Kuhn, 1996, pp. vii–viii). Lo que dejó para la cama del enfermo es una pregunta que la ficha rara vez se hace: este hecho, ¿lo sería para otro equipo, con otro estilo de pensamiento?</w:t>
+        <w:t xml:space="preserve"> y lo declaró patognomónico: «sería difícil describirlo mejor; pero basta haberlo oído una sola vez para no desconocerlo nunca más» (Laennec, 1819, p. 172). La segunda mitad de la frase es conocimiento tácito en estado puro (capítulo 6). La primera es un exceso, porque las crepitaciones se oyen también en la insuficiencia cardiaca y en la fibrosis pulmonar: el fundador del hecho auscultatorio le asignó más fuerza inferencial de la que tenía. Murió a los cuarenta y cinco años, de la tuberculosis que había enseñado a reconocer (Roguin, 2006). Lo que sobrevive de él es la idea de que un hecho clínico se produce, con un instrumento, un oído entrenado y un patrón de referencia contra el cual calibrarlos: el gradiente de facticidad del capítulo 1.</w:t>
+      </w:r>
+    </w:p>
+    <w:p>
+      <w:pPr>
+        <w:pStyle w:val="BodyJ"/>
+        <w:keepNext w:val="false"/>
+      </w:pPr>
+      <w:r>
+        <w:t xml:space="preserve">Un siglo después, Ludwik Fleck, bacteriólogo en Lwów, llevó la idea más lejos. En 1935 publicó un libro sobre cómo se había llegado a la reacción de Wassermann para la sífilis, cuya tesis estaba en el título: un hecho científico tiene génesis y desarrollo (Sady, 2025). Lo que una comunidad acepta como hecho depende de su «colectivo de pensamiento» y de su «estilo de pensamiento», una disposición compartida a percibir de cierta manera (Fleck, 1979, pp. 39 y 99). Una de sus observaciones toca de lleno la clínica: percibir una forma de inmediato exige mucha experiencia, «y al mismo tiempo, por supuesto, perdemos la capacidad de ver lo que contradice la forma» (Fleck, 1979, p. 92). Es la mitad oscura de la pericia, escrita en 1935. El libro casi no se leyó, y Fleck sobrevivió a Auschwitz y a Buchenwald. Su originalidad se mide por quién lo leyó después: Kuhn reconoció que aquella monografía «casi desconocida» anticipaba muchas de sus propias ideas (Kuhn, 1996, pp. vii–viii). La pregunta que le deja a la ficha es incómoda: este hecho, ¿lo sería para otro equipo, con otro estilo de pensamiento?</w:t>
       </w:r>
     </w:p>
     <w:p>
@@ -10940,7 +11014,7 @@
         <w:keepNext w:val="false"/>
       </w:pPr>
       <w:r>
-        <w:t xml:space="preserve">Claude Bernard escribió su </w:t>
+        <w:t xml:space="preserve">Claude Bernard publicó en 1865, desde el laboratorio de fisiología y contra quienes fundaban sus opiniones en el «tacto médico» (Bernard, 1865, p. 96), su </w:t>
       </w:r>
       <w:r>
         <w:rPr>
@@ -10950,81 +11024,25 @@
         <w:t xml:space="preserve">Introducción al estudio de la medicina experimental</w:t>
       </w:r>
       <w:r>
-        <w:t xml:space="preserve"> en 1865, desde el laboratorio de fisiología y contra quienes fundaban sus opiniones en el «tacto médico» o en la inspiración (Bernard, 1865, p. 96). Su respuesta fue la hipótesis puesta a prueba. La idea experimental es una idea previa, pero se presenta como hipótesis, y sus consecuencias deben someterse al criterio de la experiencia para juzgar su valor (Bernard, 1865, p. 49). Agregó dos exigencias que este libro hace suyas. «La verdadera ciencia enseña a dudar y a abstenerse en la ignorancia» (Bernard, 1865, p. 96). Y como el </w:t>
-      </w:r>
-      <w:r>
-        <w:rPr>
-          <w:i/>
-          <w:iCs/>
-        </w:rPr>
-        <w:t xml:space="preserve">post hoc, ergo propter hoc</w:t>
-      </w:r>
-      <w:r>
-        <w:t xml:space="preserve"> es el error típico de los médicos, las ideas sólo se asientan con solidez si se busca destruir las propias conclusiones mediante contrapruebas (Bernard, 1865, pp. 98–99). Es la falsabilidad que el capítulo 17 le exige a HII-D, setenta años antes de que tuviera ese nombre.</w:t>
-      </w:r>
-    </w:p>
-    <w:p>
-      <w:pPr>
-        <w:pStyle w:val="BodyJ"/>
-        <w:keepNext w:val="false"/>
-      </w:pPr>
-      <w:r>
-        <w:t xml:space="preserve">Bernard fue además el autor del </w:t>
-      </w:r>
-      <w:r>
-        <w:rPr>
-          <w:i/>
-          <w:iCs/>
-        </w:rPr>
-        <w:t xml:space="preserve">medio interior</w:t>
-      </w:r>
-      <w:r>
-        <w:t xml:space="preserve">: los organismos superiores viven en un medio líquido propio —la sangre y los fluidos que bañan los tejidos—, distinto del medio exterior (Bernard, 1865, pp. 108–109). Reclamó la prioridad de esa idea, que creía haber sido el primero en expresar con claridad. Pero sobre la originalidad de su método fue más modesto que sus admiradores: los grandes experimentadores, escribió, existieron antes que los preceptos de la experimentación (Bernard, 1865, p. 90).</w:t>
-      </w:r>
-    </w:p>
-    <w:p>
-      <w:pPr>
-        <w:pStyle w:val="BodyJ"/>
-        <w:keepNext w:val="false"/>
-      </w:pPr>
-      <w:r>
-        <w:t xml:space="preserve">Su error es instructivo, porque nació de una virtud. Desconfiaba de los promedios: el análisis de la orina de veinticuatro horas mezclada era «el análisis de una orina que no existe», y el uso de la estadística conducía en medicina «casi necesariamente al error» (Bernard, 1865, pp. 235–236). Si un cirujano concluía que la mortalidad de una operación era de dos por cada cinco, ese dato «no significa absolutamente nada científicamente» y no da ninguna certeza para la operación siguiente, porque no dice si el próximo paciente estará entre los vivos o entre los muertos (Bernard, 1865, p. 241). Se equivocó en la conclusión y acertó en el problema. Lo que plantea es exactamente la distancia entre el ensayo y el caso singular del capítulo 9, y él mismo matizó: la estadística puede guiar el pronóstico, y no rechazaba su uso, sino que no se buscara ir más allá (Bernard, 1865, p. 243).</w:t>
-      </w:r>
-    </w:p>
-    <w:p>
-      <w:pPr>
-        <w:pStyle w:val="BodyJ"/>
-        <w:keepNext w:val="false"/>
-      </w:pPr>
-      <w:r>
-        <w:t xml:space="preserve">Casi dos décadas antes del libro de Bernard, en la maternidad del Hospital General de Viena se hacía, sin que nadie lo planeara, uno de los experimentos naturales más citados de la historia. Desde 1840 funcionaban allí dos clínicas: en la primera se formaban los estudiantes de medicina; en la segunda, las matronas. Las parturientas se admitían en días alternos (Stang et al., 2022). Entre 1841 y 1846 murieron 1.989 de las 20.042 mujeres que dieron a luz en la primera, casi 10%, y 691 de las 17.791 de la segunda, menos de 4% (Semmelweis, 1861, p. 3). Ignaz Semmelweis, asistente en la primera, tenía una diferencia que nadie explicaba.</w:t>
-      </w:r>
-    </w:p>
-    <w:p>
-      <w:pPr>
-        <w:pStyle w:val="BodyJ"/>
-        <w:keepNext w:val="false"/>
-      </w:pPr>
-      <w:r>
-        <w:t xml:space="preserve">La pista llegó con una muerte. En marzo de 1847, Kolletschka, profesor de medicina legal, fue herido en un dedo con el bisturí de un alumno durante una autopsia docente, y murió de un cuadro igual al de las puérperas: linfangitis, flebitis, pleuritis, peritonitis, meningitis. Semmelweis estaba en Venecia; al volver, escribe, la imagen de esa enfermedad lo persiguió día y noche hasta que tuvo que aceptar que era la misma (Semmelweis, 1861, pp. 53–54). La inferencia fue que los estudiantes llevaban en las manos partículas de los cadáveres desde la sala de autopsias a la de partos, cosa que las matronas no hacían. Desde mediados de mayo de 1847 exigió lavarse las manos con solución de cloro —primero agua clorada; después, por su precio, cal clorada—, y entre junio y diciembre murieron 56 de las 1.841 parturientas de la primera clínica, 3% (Semmelweis, 1861, pp. 55–57). En 1848, la mortalidad de ambas clínicas fue prácticamente la misma.</w:t>
-      </w:r>
-    </w:p>
-    <w:p>
-      <w:pPr>
-        <w:pStyle w:val="BodyJ"/>
-        <w:keepNext w:val="false"/>
-      </w:pPr>
-      <w:r>
-        <w:t xml:space="preserve">El episodio que mejor muestra su razonamiento es posterior y menos citado. En octubre de 1847 ingresó una parturienta con un cáncer uterino supurado; los médicos que la examinaron se lavaron las manos sólo con jabón, y de las doce mujeres que parieron junto a ella murieron once. Semmelweis no defendió su hipótesis contra el dato: la amplió. No eran sólo los cadáveres, sino también la materia pútrida de enfermas vivas, y desde entonces se exigió el lavado con cloro también después de examinarlas (Semmelweis, 1861, pp. 59–60). Hempel hizo de este episodio, en 1966, el ejemplo de manual del método hipotético-deductivo, y la filosofía de la ciencia todavía lo discute (Hepburn &amp; Andersen, 2026).</w:t>
-      </w:r>
-    </w:p>
-    <w:p>
-      <w:pPr>
-        <w:pStyle w:val="BodyJ"/>
-        <w:keepNext w:val="false"/>
-      </w:pPr>
-      <w:r>
-        <w:t xml:space="preserve">Y sin embargo fracasó. La respuesta a sus ideas fue casi uniformemente negativa (Kadar et al., 2018). Publicó su libro recién en 1861, trece años después de los hechos (Stang et al., 2022); trató de asesinos a sus críticos (Schreiner, 2020), y murió en 1865 en un asilo de Viena, de una sepsis causada por las heridas de una golpiza de sus cuidadores (Kadar et al., 2018). Tenía los hechos y una inferencia correcta. ¿Por qué no bastó? Hay razones conocidas: faltaba todavía una teoría microbiana que le diera un mecanismo, y él mismo dificultó que lo escucharan. Fleck ofrece otra, aunque nunca escribió sobre Semmelweis, y la lectura que sigue es nuestra. Para el colectivo de pensamiento de la obstetricia vienesa, sus cifras no eran todavía un hecho. No cabían en un estilo que explicaba la fiebre puerperal por influencias atmosféricas, cósmicas y telúricas —las que el propio Semmelweis se dedicó a refutar en su libro (Semmelweis, 1861)—, y además acusaban a quienes debían aceptarlas. Un hecho que obliga al lector a declararse culpable necesita más que una buena tabla. El capítulo 14 lo dijo de los equipos: tener razón no basta; hay que lograr que el desacuerdo se pueda escuchar.</w:t>
+        <w:t xml:space="preserve">. La idea previa es necesaria, pero se presenta como hipótesis, y sus consecuencias se someten al criterio de la experiencia (Bernard, 1865, p. 49). «La verdadera ciencia enseña a dudar y a abstenerse en la ignorancia» (Bernard, 1865, p. 96), y las ideas sólo se asientan si se busca destruir las propias conclusiones con contrapruebas (Bernard, 1865, pp. 98–99): es la falsabilidad que el capítulo 17 le exige a HII-D, setenta años antes de que tuviera nombre. Sobre la originalidad de su método fue modesto; los grandes experimentadores, escribió, existieron antes que los preceptos (Bernard, 1865, p. 90). Su error nació de su misma exigencia. Desconfiaba de los promedios: si la mortalidad de una operación es de dos por cada cinco, el dato «no significa absolutamente nada científicamente», porque no dice si el próximo paciente estará entre los vivos o entre los muertos (Bernard, 1865, p. 241). Se equivocó en la conclusión y acertó en el problema, que es la distancia entre el ensayo y el caso singular del capítulo 9; él mismo admitió que la estadística puede guiar el pronóstico (Bernard, 1865, p. 243).</w:t>
+      </w:r>
+    </w:p>
+    <w:p>
+      <w:pPr>
+        <w:pStyle w:val="BodyJ"/>
+        <w:keepNext w:val="false"/>
+      </w:pPr>
+      <w:r>
+        <w:t xml:space="preserve">Casi dos décadas antes, en la maternidad del Hospital General de Viena funcionaban dos clínicas: en la primera se formaban los estudiantes de medicina; en la segunda, las matronas, y las parturientas se admitían en días alternos (Stang et al., 2022). Entre 1841 y 1846 murieron 1.989 de las 20.042 mujeres que parieron en la primera, casi 10%, y 691 de las 17.791 de la segunda, menos de 4% (Semmelweis, 1861, p. 3). En marzo de 1847, el profesor Kolletschka fue herido con el bisturí de un alumno durante una autopsia y murió de un cuadro igual al de las puérperas. Ignaz Semmelweis, asistente en la primera clínica, infirió que los estudiantes llevaban en las manos materia de los cadáveres a la sala de partos (Semmelweis, 1861, pp. 53–54). Desde mayo exigió lavarlas con cloro, y entre junio y diciembre murieron 56 de 1.841 parturientas, 3% (Semmelweis, 1861, pp. 55–57). En octubre, once de las doce mujeres que parieron junto a una enferma con un cáncer uterino supurado murieron; los médicos se habían lavado sólo con jabón. Semmelweis no defendió su hipótesis contra el dato: la amplió a la materia pútrida de enfermas vivas (Semmelweis, 1861, pp. 59–60). La filosofía de la ciencia hizo de su razonamiento el ejemplo de manual del método hipotético-deductivo (Hepburn &amp; Andersen, 2026).</w:t>
+      </w:r>
+    </w:p>
+    <w:p>
+      <w:pPr>
+        <w:pStyle w:val="BodyJ"/>
+        <w:keepNext w:val="false"/>
+      </w:pPr>
+      <w:r>
+        <w:t xml:space="preserve">Y sin embargo fracasó. La respuesta fue casi uniformemente negativa; publicó su libro trece años después de los hechos (Stang et al., 2022) y murió en 1865 en un asilo de Viena, de una sepsis causada por las heridas de una golpiza (Kadar et al., 2018). Faltaba una teoría microbiana que le diera un mecanismo, y él mismo dificultó que lo escucharan: trató de asesinos a sus críticos (Schreiner, 2020). Fleck, que nunca escribió sobre Semmelweis, ofrece otra razón, y la lectura es nuestra. Para un colectivo que explicaba la fiebre puerperal por influencias atmosféricas y telúricas (Semmelweis, 1861), sus cifras no eran todavía un hecho, y además acusaban a quienes debían aceptarlas. Un hecho que obliga al lector a declararse culpable necesita más que una buena tabla. El capítulo 14 lo dijo de los equipos: tener razón no basta; hay que lograr que el desacuerdo se pueda escuchar.</w:t>
       </w:r>
     </w:p>
     <w:p>
@@ -11052,53 +11070,25 @@
         <w:keepNext w:val="false"/>
       </w:pPr>
       <w:r>
-        <w:t xml:space="preserve">En el París de la década de 1820 dominaba la medicina de Broussais, para quien casi toda fiebre era la inflamación de un órgano y el tratamiento natural, sacar sangre. Sólo en 1833, Francia importó 42 millones de sanguijuelas para uso médico (Morabia, 2006). Pierre-Charles-Alexandre Louis hizo algo que hoy parece trivial y entonces fue una provocación: contó. En su estudio de 1835 sobre los efectos de la sangría reunió 78 pacientes con neumonía, de los cuales murieron 28. Entre los sangrados en los primeros cuatro días de enfermedad murieron 18 de 41; entre los sangrados del quinto al noveno, 9 de 36. «Resultado espantoso, absurdo en apariencia», escribió (Louis, 1835, pp. 16–17).</w:t>
-      </w:r>
-    </w:p>
-    <w:p>
-      <w:pPr>
-        <w:pStyle w:val="BodyJ"/>
-        <w:keepNext w:val="false"/>
-      </w:pPr>
-      <w:r>
-        <w:t xml:space="preserve">No se apresuró a concluir que sangrar temprano mataba. Advirtió que entre los sangrados el primer día había casi el doble de mayores de cincuenta años, «lo que debió tener una gran influencia sobre la mortalidad» (Louis, 1835, pp. 17–18). Es lo que hoy se llama confusión, nombrado antes de tener nombre: la diferencia entre dos grupos puede deberse a otra diferencia entre ellos. Su método numérico pedía comparar pacientes semejantes en todo lo demás y confiaba en que, con números grandes, los errores se compensarían en ambos grupos (Morabia, 2006). Su conclusión fue modesta: todo indicaba «límites estrechos» para la utilidad de la sangría en la neumonía (Louis, 1835, p. 21). No la abandonó; él mismo recordó que había mostrado la necesidad de recurrir a ella en las inflamaciones graves. Y contó cómo lo recibieron sus críticos: unos lo acusaron de desterrar la sangría, y otros se declararon contra su método y a favor de lo que comúnmente se llama la experiencia (Louis, 1835). La discusión entre el recuento y la experiencia del clínico empezó ahí y no ha terminado. Morabia lo llamó un epidemiólogo preformal (Morabia, 2006).</w:t>
-      </w:r>
-    </w:p>
-    <w:p>
-      <w:pPr>
-        <w:pStyle w:val="BodyJ"/>
-        <w:keepNext w:val="false"/>
-      </w:pPr>
-      <w:r>
-        <w:t xml:space="preserve">Louis no fue el primero en comparar. Hacia el año 900, en una nota agregada a un comentario de las </w:t>
-      </w:r>
-      <w:r>
-        <w:rPr>
-          <w:i/>
-          <w:iCs/>
-        </w:rPr>
-        <w:t xml:space="preserve">Epidemias</w:t>
-      </w:r>
-      <w:r>
-        <w:t xml:space="preserve"> hipocráticas, el médico persa al-Razi escribió que había sangrado a un grupo de pacientes con signos de fiebre cerebral y dejado intencionalmente sin sangrar a otro, «para quitar la duda de mi opinión»; todos los del segundo grupo, anotó, enfermaron (Pormann, 2018). Tenía la forma de un ensayo controlado nueve siglos antes que Louis y llegó a la conclusión contraria: que la sangría servía. La comparación sin números, sin registro de cuántos ni de cómo se eligió a cada grupo, y sin nadie que la repitiera, confirmó lo que el comparador ya creía. Lo que Louis agregó no fue la idea de comparar, sino la obligación de contar, publicar los números y discutir lo que podía distorsionarlos. Con eso, la incertidumbre dejó de ser un estado de ánimo del médico y pasó a ser una propiedad de los datos, algo que se puede estimar y escribir.</w:t>
-      </w:r>
-    </w:p>
-    <w:p>
-      <w:pPr>
-        <w:pStyle w:val="BodyJ"/>
-        <w:keepNext w:val="false"/>
-      </w:pPr>
-      <w:r>
-        <w:t xml:space="preserve">Dos generaciones después, William Osler la nombró sin pudor. Osler organizó la enseñanza junto a la cama en el hospital Johns Hopkins, donde el estudiante, decía, empieza con el paciente, continúa con el paciente y termina sus estudios con el paciente, usando los libros como herramientas (Osler, 1905, p. 331). A sus alumnos les advertía que los errores de juicio son inevitables en un arte que consiste en gran parte en sopesar probabilidades (Osler, 1905, p. 40). Y ante una sociedad médica, en 1903, defendió el axioma del obispo Butler, «la probabilidad es la guía de la vida», como más verdadero para la medicina que para cualquier otra profesión: no hay descrédito, aunque a veces sí mucha incomodidad, en «este eterno quizás» con que hay que encabezar tanto de lo que hacemos (Osler, 1905, pp. 347–348).</w:t>
-      </w:r>
-    </w:p>
-    <w:p>
-      <w:pPr>
-        <w:pStyle w:val="BodyJ"/>
-        <w:keepNext w:val="false"/>
-      </w:pPr>
-      <w:r>
-        <w:t xml:space="preserve">La frase más citada de Osler sobre el tema —la medicina como ciencia de la incertidumbre y arte de la probabilidad— no aparece en ninguno de los escritos suyos que se revisaron para este capítulo. Proviene de una colección póstuma de aforismos de sus visitas, publicada en 1950, y conviene citarla como lo que es: una atribución. El detalle no es pedante. La frase que mejor resume la capa de incertidumbre circula como hecho sin procedencia verificable, que es exactamente el problema del capítulo 1.</w:t>
+        <w:t xml:space="preserve">En el París de la década de 1820, la medicina de Broussais veía en casi toda fiebre la inflamación de un órgano, y el tratamiento natural era sacar sangre: sólo en 1833, Francia importó 42 millones de sanguijuelas para uso médico (Morabia, 2006). Pierre-Charles-Alexandre Louis hizo algo que entonces fue una provocación: contó. En 1835 reunió 78 pacientes con neumonía, de los que murieron 28. Entre los sangrados en los primeros cuatro días murieron 18 de 41; entre los sangrados del quinto al noveno, 9 de 36. «Resultado espantoso, absurdo en apariencia», escribió (Louis, 1835, pp. 16–17). No concluyó que sangrar temprano mataba: advirtió que entre los sangrados el primer día había casi el doble de mayores de cincuenta años (Louis, 1835, pp. 17–18). Es la confusión, nombrada antes de tener nombre. Concluyó que la utilidad de la sangría tenía «límites estrechos» (Louis, 1835, p. 21), sin abandonarla en las inflamaciones graves, y sus críticos se declararon contra su método y a favor de lo que comúnmente se llama la experiencia (Louis, 1835). Esa discusión no ha terminado.</w:t>
+      </w:r>
+    </w:p>
+    <w:p>
+      <w:pPr>
+        <w:pStyle w:val="BodyJ"/>
+        <w:keepNext w:val="false"/>
+      </w:pPr>
+      <w:r>
+        <w:t xml:space="preserve">Tampoco fue el primero en comparar. Hacia el año 900, el médico persa al-Razi anotó que había sangrado a un grupo de pacientes con fiebre cerebral y dejado sin sangrar a otro, a propósito, «para quitar la duda de mi opinión»; todos los del segundo grupo enfermaron (Pormann, 2018). Tenía la forma de un ensayo controlado nueve siglos antes que Louis, y llegó a la conclusión contraria. Sin números, sin registro de cómo se eligió a cada grupo y sin nadie que la repitiera, la comparación confirmó lo que el comparador ya creía. Louis agregó la obligación de contar, publicar los números y discutir lo que podía distorsionarlos. Con eso, la incertidumbre dejó de ser un estado de ánimo del médico y pasó a ser una propiedad de los datos, algo que se estima y se escribe.</w:t>
+      </w:r>
+    </w:p>
+    <w:p>
+      <w:pPr>
+        <w:pStyle w:val="BodyJ"/>
+        <w:keepNext w:val="false"/>
+      </w:pPr>
+      <w:r>
+        <w:t xml:space="preserve">Dos generaciones después, William Osler, que organizó en el hospital Johns Hopkins una enseñanza que empieza, continúa y termina con el paciente (Osler, 1905, p. 331), le dio a esa incertidumbre su lugar en el oficio. Advertía que los errores de juicio son inevitables en un arte que consiste en gran parte en sopesar probabilidades (Osler, 1905, p. 40). Con el obispo Butler, sostenía que «la probabilidad es la guía de la vida», y que no hay descrédito, aunque a veces sí mucha incomodidad, en «este eterno quizás» con que hay que encabezar tanto de lo que hacemos (Osler, 1905, pp. 347–348). Su frase más citada sobre el tema —la medicina como ciencia de la incertidumbre y arte de la probabilidad— no aparece en ninguno de los escritos suyos que se revisaron para este capítulo; viene de una colección póstuma de aforismos publicada en 1950. Que la frase emblema de la capa de incertidumbre circule como hecho sin procedencia verificable es exactamente el problema del capítulo 1.</w:t>
       </w:r>
     </w:p>
     <w:p>
@@ -11136,34 +11126,25 @@
         <w:t xml:space="preserve">Science</w:t>
       </w:r>
       <w:r>
-        <w:t xml:space="preserve"> un artículo cuyo subtítulo es un programa: la lógica simbólica, la probabilidad y la teoría del valor ayudan a entender cómo razonan los médicos (Ledley &amp; Lusted, 1959). Había antecedentes —un aparato para asistir las facultades lógicas en el diagnóstico diferencial, la correlación mecánica de datos para diagnosticar enfermedades hematológicas (Nash, 1954; Lipkin &amp; Hardy, 1957)—, pero un contemporáneo lo juzgó con precisión: fue el primer intento de aplicar una estructura formal general al problema de la medicina clínica (Card, 1970, p. 183). Lo nuevo fue la descomposición. El diagnóstico quedaba como un problema lógico, un problema de probabilidad y, por separado, un problema de valores: cuánto cuesta cada error. Es la separación entre inferencia, incertidumbre y decisión de este libro, escrita en símbolos. En esa línea están el umbral de Pauker y Kassirer del capítulo 10, los sistemas de apoyo a la decisión y buena parte de lo que el capítulo 19 discute sobre inteligencia artificial.</w:t>
-      </w:r>
-    </w:p>
-    <w:p>
-      <w:pPr>
-        <w:pStyle w:val="BodyJ"/>
-        <w:keepNext w:val="false"/>
-      </w:pPr>
-      <w:r>
-        <w:t xml:space="preserve">La crítica llegó de un clínico. Feinstein, que en la Introducción aparece reclamando una ciencia del juicio clínico, objetó en 1973 que el procedimiento bayesiano ignora el camino interno de la lógica diagnóstica (Feinstein, 1973). Tenía razón en algo que el capítulo 2 ya dijo: el teorema de Bayes actualiza hipótesis, pero no las genera. La abducción queda fuera de la fórmula.</w:t>
-      </w:r>
-    </w:p>
-    <w:p>
-      <w:pPr>
-        <w:pStyle w:val="BodyJ"/>
-        <w:keepNext w:val="false"/>
-      </w:pPr>
-      <w:r>
-        <w:t xml:space="preserve">Austin Bradford Hill habló en 1965 ante la recién fundada Sección de Medicina del Trabajo de la Real Sociedad de Medicina, un año después del informe del Cirujano General de Estados Unidos sobre el tabaco y con sus propios estudios con Richard Doll sobre el cáncer de pulmón a la vista. La pregunta era la de siempre: ¿cuándo una asociación autoriza a hablar de causa? Su respuesta fueron nueve «puntos de vista»: fuerza, consistencia, especificidad, temporalidad, gradiente biológico, plausibilidad, coherencia, experimento y analogía. La posteridad los convirtió en «criterios», palabra que él nunca usó (Phillips &amp; Goodman, 2004). Él había dicho lo contrario. Ninguno de los nueve puede aportar pruebas indiscutibles a favor o en contra de la causalidad, ni puede exigirse como condición indispensable; lo que hacen es ayudar a responder la pregunta de fondo: ¿hay otra manera de explicar los hechos, otra respuesta igual o más probable que la causa? (Hill, 1965). Es la pregunta que el capítulo 2 pone en el centro de la inferencia clínica: no qué explica lo observado, sino qué más podría explicarlo. Sobre las pruebas de significación fue igual de breve: como el fuego, la prueba de ji cuadrado es un excelente sirviente y un mal amo (Hill, 1965). La saga de un valor p de 0,06 en el capítulo 9 es el comentario más largo de esa frase.</w:t>
-      </w:r>
-    </w:p>
-    <w:p>
-      <w:pPr>
-        <w:pStyle w:val="BodyJ"/>
-        <w:keepNext w:val="false"/>
-      </w:pPr>
-      <w:r>
-        <w:t xml:space="preserve">Pero lo que hace de Hill un antepasado de la capa de decisión es la última sección de su conferencia, titulada «El caso para actuar»: «Todo trabajo científico es incompleto, sea observacional o experimental. Todo trabajo científico puede ser alterado o modificado por el avance del conocimiento. Eso no nos confiere la libertad de ignorar el conocimiento que ya tenemos ni de postergar la acción que parece exigir en un momento dado» (Hill, 1965, p. 300). Agregó enseguida que la evidencia exigida depende de lo que la acción cuesta. Con evidencia razonable se puede cambiar un aceite probablemente cancerígeno por otro en una fábrica, sin demasiada injusticia si uno se equivoca. Para hacer que la gente deje los cigarrillos, las grasas y el azúcar que le gustan, haría falta evidencia muy fuerte (Hill, 1965, p. 300). Es el umbral del capítulo 10 dicho por un epidemiólogo: cuánta evidencia basta depende del precio del error.</w:t>
+        <w:t xml:space="preserve"> un artículo cuyo subtítulo es un programa: la lógica simbólica, la probabilidad y la teoría del valor ayudan a entender cómo razonan los médicos (Ledley &amp; Lusted, 1959). Ya existían aparatos para asistir el diagnóstico diferencial (Nash, 1954; Lipkin &amp; Hardy, 1957), pero un contemporáneo lo juzgó con precisión: fue el primer intento de aplicar una estructura formal general al problema de la medicina clínica (Card, 1970, p. 183). Lo nuevo fue separar el diagnóstico en un problema lógico, uno de probabilidad y, aparte, uno de valores —cuánto cuesta cada error—. Es la separación entre inferencia, incertidumbre y decisión de este libro, escrita en símbolos, y en esa línea están el umbral del capítulo 10 y buena parte de la inteligencia artificial del capítulo 19. Feinstein objetó en 1973 que el procedimiento bayesiano ignora el camino interno de la lógica diagnóstica (Feinstein, 1973), y tenía razón en lo que el capítulo 2 ya dijo: el teorema de Bayes actualiza hipótesis, pero no las genera.</w:t>
+      </w:r>
+    </w:p>
+    <w:p>
+      <w:pPr>
+        <w:pStyle w:val="BodyJ"/>
+        <w:keepNext w:val="false"/>
+      </w:pPr>
+      <w:r>
+        <w:t xml:space="preserve">Austin Bradford Hill habló en 1965 ante la recién fundada Sección de Medicina del Trabajo de la Real Sociedad de Medicina, un año después del informe del Cirujano General de Estados Unidos sobre el tabaco y con sus propios estudios con Richard Doll sobre el cáncer de pulmón a la vista. Para juzgar si una asociación autoriza a hablar de causa propuso nueve «puntos de vista»: fuerza, consistencia, especificidad, temporalidad, gradiente biológico, plausibilidad, coherencia, experimento y analogía. La posteridad los llamó «criterios», palabra que él nunca usó (Phillips &amp; Goodman, 2004). Había advertido que ninguno es indispensable y que sólo ayudan a responder si hay otra explicación igual o más probable que la causa (Hill, 1965), que es la pregunta del capítulo 2: no qué explica lo observado, sino qué más podría explicarlo. Sobre las pruebas de significación fue igual de breve: como el fuego, la prueba de ji cuadrado es un excelente sirviente y un mal amo (Hill, 1965).</w:t>
+      </w:r>
+    </w:p>
+    <w:p>
+      <w:pPr>
+        <w:pStyle w:val="BodyJ"/>
+        <w:keepNext w:val="false"/>
+      </w:pPr>
+      <w:r>
+        <w:t xml:space="preserve">Lo que lo hace antepasado de la capa de decisión es la última sección de su conferencia, «El caso para actuar»: «Todo trabajo científico es incompleto, sea observacional o experimental. Todo trabajo científico puede ser alterado o modificado por el avance del conocimiento. Eso no nos confiere la libertad de ignorar el conocimiento que ya tenemos ni de postergar la acción que parece exigir en un momento dado» (Hill, 1965, p. 300). Agregó que la evidencia exigida depende de lo que la acción cuesta. Con evidencia razonable se puede cambiar un aceite probablemente cancerígeno en una fábrica; para hacer que la gente deje los cigarrillos, las grasas y el azúcar que le gustan, hace falta evidencia muy fuerte (Hill, 1965, p. 300). Es el umbral del capítulo 10 dicho por un epidemiólogo.</w:t>
       </w:r>
     </w:p>
     <w:p>
@@ -11191,7 +11172,7 @@
         <w:keepNext w:val="false"/>
       </w:pPr>
       <w:r>
-        <w:t xml:space="preserve">En 1977, la psiquiatría estaba en crisis: unos decían que la enfermedad mental era un mito; otros pedían volver estrictamente al «modelo médico». George Engel, profesor de psiquiatría y de medicina en Rochester, respondió en </w:t>
+        <w:t xml:space="preserve">En 1977, con la psiquiatría en crisis —unos decían que la enfermedad mental era un mito; otros pedían volver estrictamente al «modelo médico»—, George Engel, profesor de psiquiatría y de medicina en Rochester, respondió en </w:t>
       </w:r>
       <w:r>
         <w:rPr>
@@ -11201,34 +11182,16 @@
         <w:t xml:space="preserve">Science</w:t>
       </w:r>
       <w:r>
-        <w:t xml:space="preserve"> que la crisis no era de la psiquiatría, sino de toda la medicina, y que ambas venían del mismo defecto: un modelo de enfermedad que ya no alcanzaba para sus tareas científicas ni para sus responsabilidades sociales (Engel, 1977). El modelo biomédico, escribió, supone que la enfermedad queda completamente explicada por desviaciones de variables biológicas medibles, y no deja lugar para las dimensiones sociales, psicológicas y conductuales de enfermar. Agregó una frase que conecta su crítica con los cadáveres «anormales» de los galenistas: el modelo había adquirido el estatus de dogma, y mientras en ciencia un modelo se revisa o se abandona cuando no explica los datos, un dogma exige que los datos discrepantes se fuercen a calzar o se excluyan (Engel, 1977).</w:t>
-      </w:r>
-    </w:p>
-    <w:p>
-      <w:pPr>
-        <w:pStyle w:val="BodyJ"/>
-        <w:keepNext w:val="false"/>
-      </w:pPr>
-      <w:r>
-        <w:t xml:space="preserve">Su propuesta, el modelo biopsicosocial, pedía considerar al paciente, el contexto social en que vive y el sistema que la sociedad organizó para enfrentar la enfermedad, incluido el propio rol del médico (Engel, 1977). La palabra no era suya —Grinker la había usado en 1954—, y la crítica más seria llegó después: el modelo terminó en un eclecticismo que dice qué mirar pero no cómo priorizar (Ghaemi, 2009). La objeción es justa, y este libro intenta una respuesta parcial. «Cuida a su marido» entra a la ficha como un hecho, con su procedencia, y pesa en la decisión como cualquier otro; lo que el modelo biopsicosocial nombró, HII-D intenta ubicarlo en una capa.</w:t>
-      </w:r>
-    </w:p>
-    <w:p>
-      <w:pPr>
-        <w:pStyle w:val="BodyJ"/>
-        <w:keepNext w:val="false"/>
-      </w:pPr>
-      <w:r>
-        <w:t xml:space="preserve">Michael Balint, psiquiatra y psicoanalista de la Clínica Tavistock de Londres, llevaba años reuniendo a médicos generales en seminarios de investigación sobre las implicancias psicológicas de la práctica general cuando publicó, en 1957, el libro que resultó de ellos. Empieza con un hallazgo. El primer tema que discutieron fue el de los medicamentos que solían recetar, y la discusión reveló —«ciertamente no por primera vez en la historia de la medicina»— que el medicamento más usado en la práctica general era el propio médico. No importaba sólo el frasco o la caja de pastillas, sino la manera en que el médico los entregaba. El segundo hallazgo era peor: de ese medicamento no existía farmacología alguna, ninguna guía sobre su dosis, su forma ni su frecuencia (Balint, 1957, p. 1).</w:t>
-      </w:r>
-    </w:p>
-    <w:p>
-      <w:pPr>
-        <w:pStyle w:val="BodyJ"/>
-        <w:keepNext w:val="false"/>
-      </w:pPr>
-      <w:r>
-        <w:t xml:space="preserve">Balint nombró además algo que cualquier internista reconoce. Cuando un paciente desconcertante circula entre su médico y una galaxia de especialistas, se produce la «colusión del anonimato»: se toman decisiones vitales sin que nadie se sienta plenamente responsable de ellas (Balint, 1957, p. 76). El capítulo 14 describió la cognición distribuida como una ventaja; Balint describió su costo. Una ficha en que cada interconsultor anota su parte y nadie firma la síntesis es la colusión del anonimato por escrito. Él mismo admitió que la idea central no era nueva. Lo nuevo fue el método: un grupo de médicos que discute con regularidad sus propios casos, a la vez investigación y formación (Balint, 1957, p. 3). Los grupos que llevan su nombre siguen reuniéndose.</w:t>
+        <w:t xml:space="preserve"> que la crisis era de toda la medicina (Engel, 1977). El modelo biomédico supone que la enfermedad queda explicada por desviaciones de variables biológicas medibles, y no deja lugar para sus dimensiones sociales, psicológicas y conductuales. Había adquirido el estatus de dogma, y un dogma, a diferencia de un modelo, exige que los datos discrepantes se fuercen a calzar o se excluyan (Engel, 1977): los cadáveres «anormales» de los galenistas, otra vez. Su modelo biopsicosocial pedía considerar al paciente, su contexto social y el sistema de atención, incluido el rol del médico. La palabra no era suya —Grinker la había usado en 1954—, y la crítica más seria es que el modelo dice qué mirar, pero no cómo priorizar (Ghaemi, 2009). HII-D intenta una respuesta parcial: «cuida a su marido» entra a la ficha como un hecho, con su procedencia, y pesa en la decisión como cualquier otro.</w:t>
+      </w:r>
+    </w:p>
+    <w:p>
+      <w:pPr>
+        <w:pStyle w:val="BodyJ"/>
+        <w:keepNext w:val="false"/>
+      </w:pPr>
+      <w:r>
+        <w:t xml:space="preserve">Michael Balint, psiquiatra y psicoanalista de la Clínica Tavistock de Londres, llevaba años reuniendo a médicos generales para estudiar la psicología de su práctica cuando publicó, en 1957, un libro que empieza con un hallazgo. El medicamento más usado en la práctica general era el propio médico —«ciertamente no por primera vez en la historia de la medicina»—, y de ese medicamento no existía farmacología alguna, ninguna guía sobre su dosis ni su frecuencia (Balint, 1957, p. 1). Nombró además algo que cualquier internista reconoce. Cuando un paciente desconcertante circula entre su médico y una galaxia de especialistas, se produce la «colusión del anonimato»: se toman decisiones vitales sin que nadie se sienta plenamente responsable de ellas (Balint, 1957, p. 76). El capítulo 14 describió la cognición distribuida como una ventaja; Balint describió su costo, y una ficha en que cada interconsultor anota su parte y nadie firma la síntesis es esa colusión por escrito. Lo nuevo de Balint no fue la idea, sino el método: un grupo de médicos que discute con regularidad sus propios casos, a la vez investigación y formación (Balint, 1957, p. 3).</w:t>
       </w:r>
     </w:p>
     <w:p>
@@ -11256,34 +11219,25 @@
         <w:keepNext w:val="false"/>
       </w:pPr>
       <w:r>
-        <w:t xml:space="preserve">Puesta en fila, la genealogía muestra un patrón. Casi ninguna de estas ideas era nueva cuando su autor la formuló. La auscultación se conocía desde los hipocráticos. Gordon y Holmes habían sospechado el contagio de la fiebre puerperal antes que Semmelweis (Stang et al., 2022). Al-Razi comparó grupos nueve siglos antes que Louis, y otros habían pensado el diagnóstico con máquinas antes que Ledley y Lusted. Grinker dijo «biopsicosocial» antes que Engel, Kuhn reconoció su deuda con Fleck y Balint escribió en su primera página que su hallazgo no era el primero. Lo que cada uno aportó fue un procedimiento que volvió verificable una intuición vieja: un cilindro de madera y la autopsia; una tabla con dos clínicas; un recuento con la advertencia de la edad; un lenguaje formal; nueve preguntas en lugar de reglas; un grupo que se reúne cada semana. Las ideas que sobreviven son las que se convierten en una práctica que otro puede repetir y que puede desmentir a quien la propuso.</w:t>
-      </w:r>
-    </w:p>
-    <w:p>
-      <w:pPr>
-        <w:pStyle w:val="BodyJ"/>
-        <w:keepNext w:val="false"/>
-      </w:pPr>
-      <w:r>
-        <w:t xml:space="preserve">La misma lista muestra cuánto se equivocaron. Galeno describió como humana una anatomía en parte animal; Laennec llamó patognomónico a un ruido que no lo es; Louis siguió sangrando; Bernard despreció los promedios que hoy sostienen la medicina basada en evidencia; Semmelweis tenía razón y la perdió en parte por insultar a quienes debía convencer; Ledley y Lusted dejaron fuera de la fórmula la generación de hipótesis; el modelo de Engel no dice cómo priorizar. Los fundadores del razonamiento clínico no fueron clínicos infalibles. Fueron clínicos cuyo método permitió, después, corregirlos, y ésa es la única forma de autoridad que este libro defiende (capítulo 15).</w:t>
-      </w:r>
-    </w:p>
-    <w:p>
-      <w:pPr>
-        <w:pStyle w:val="BodyJ"/>
-        <w:keepNext w:val="false"/>
-      </w:pPr>
-      <w:r>
-        <w:t xml:space="preserve">Dos advertencias impiden convertir este capítulo en un panteón. La primera: la genealogía es una selección, casi entera europea y norteamericana, porque de ahí vienen las instituciones que formaron la medicina que se practica en Chile, no porque el razonamiento clínico haya nacido sólo ahí; al-Razi está para recordarlo. La segunda: mirar el pasado buscando antepasados tiene un sesgo propio. Lo que parece anticipación genial suele ser lo que se parece a nosotros, y ninguno de estos médicos escribía para HII-D; leerlos así es útil mientras no se olvide que es una lectura.</w:t>
-      </w:r>
-    </w:p>
-    <w:p>
-      <w:pPr>
-        <w:pStyle w:val="BodyJ"/>
-        <w:keepNext w:val="false"/>
-      </w:pPr>
-      <w:r>
-        <w:t xml:space="preserve">La lección alcanza a este libro. Las cuatro capas de HII-D están en una frase de las </w:t>
+        <w:t xml:space="preserve">Puesta en fila, la genealogía muestra un patrón. Casi ninguna de estas ideas era nueva. La auscultación se conocía desde los hipocráticos; Gordon y Holmes sospecharon el contagio puerperal antes que Semmelweis (Stang et al., 2022); al-Razi comparó grupos antes que Louis; Grinker dijo «biopsicosocial» antes que Engel, y Balint escribió en su primera página que su hallazgo no era el primero. Lo que cada uno aportó fue un procedimiento que volvió verificable una intuición vieja: un cilindro de madera y la autopsia, una tabla con dos clínicas, un recuento con la advertencia de la edad, un lenguaje formal, nueve preguntas en lugar de reglas, un grupo que se reúne cada semana. Las ideas que sobreviven son las que se vuelven una práctica que otro puede repetir y que puede desmentir a quien la propuso.</w:t>
+      </w:r>
+    </w:p>
+    <w:p>
+      <w:pPr>
+        <w:pStyle w:val="BodyJ"/>
+        <w:keepNext w:val="false"/>
+      </w:pPr>
+      <w:r>
+        <w:t xml:space="preserve">La misma lista muestra cuánto se equivocaron: Galeno, con una anatomía en parte animal; Laennec, con un ruido que no es patognomónico; Louis, que siguió sangrando; Bernard, con los promedios; Semmelweis, que tenía razón y la perdió en parte por insultar a quienes debía convencer; Ledley y Lusted, que dejaron fuera la generación de hipótesis; Engel, sin modo de priorizar. No fueron clínicos infalibles, sino clínicos cuyo método permitió corregirlos después, y ésa es la única forma de autoridad que este libro defiende (capítulo 15). Dos advertencias impiden hacer de esto un panteón. La genealogía es una selección casi entera europea y norteamericana, porque de ahí vienen las instituciones que formaron la medicina que se practica en Chile, no porque el razonamiento clínico haya nacido sólo ahí; al-Razi está para recordarlo. Y buscar antepasados tiene su propio sesgo: lo que parece anticipación genial suele ser lo que se parece a nosotros.</w:t>
+      </w:r>
+    </w:p>
+    <w:p>
+      <w:pPr>
+        <w:pStyle w:val="BodyJ"/>
+        <w:keepNext w:val="false"/>
+      </w:pPr>
+      <w:r>
+        <w:t xml:space="preserve">La lección alcanza a este libro. Las cuatro capas están en una frase de las </w:t>
       </w:r>
       <w:r>
         <w:rPr>
@@ -11293,7 +11247,7 @@
         <w:t xml:space="preserve">Epidemias</w:t>
       </w:r>
       <w:r>
-        <w:t xml:space="preserve">; la incertidumbre como algo que se estima y se escribe, en Louis; la decisión separada de la inferencia, en Ledley y Lusted y en Hill; el paciente como fuente de hechos, en Engel y Balint. El capítulo siguiente no descubre nada. Intenta lo mismo que hicieron ellos, con menos genio y más modestia: convertir una distinción vieja en un procedimiento escrito —una hoja, una frase medular, una cláusula de reapertura— que otro pueda leer, repetir y refutar. Si el método vale, será por eso; y si no, el propio capítulo dice qué evidencia lo demostraría.</w:t>
+        <w:t xml:space="preserve">; la incertidumbre que se estima y se escribe, en Louis; la decisión separada de la inferencia, en Ledley y Lusted y en Hill; el paciente como fuente de hechos, en Engel y Balint. El capítulo siguiente no descubre nada. Intenta lo mismo que ellos, con menos genio: convertir una distinción vieja en un procedimiento escrito que otro pueda leer, repetir y refutar, y decir de antemano qué evidencia lo refutaría.</w:t>
       </w:r>
     </w:p>
     <w:p>
@@ -20674,6 +20628,22 @@
           <w:b/>
           <w:bCs/>
         </w:rPr>
+        <w:t xml:space="preserve">Certeza de la evidencia (certainty of evidence).</w:t>
+      </w:r>
+      <w:r>
+        <w:t xml:space="preserve"> En GRADE, la seguridad de que el efecto verdadero queda a un lado de un umbral elegido; se califica en cuatro niveles (alta, moderada, baja y muy baja) y antes se llamó «calidad de la evidencia».</w:t>
+      </w:r>
+    </w:p>
+    <w:p>
+      <w:pPr>
+        <w:pStyle w:val="BodyJ"/>
+        <w:keepNext w:val="false"/>
+      </w:pPr>
+      <w:r>
+        <w:rPr>
+          <w:b/>
+          <w:bCs/>
+        </w:rPr>
         <w:t xml:space="preserve">Cierre prematuro (premature closure).</w:t>
       </w:r>
       <w:r>
@@ -21026,6 +20996,22 @@
           <w:b/>
           <w:bCs/>
         </w:rPr>
+        <w:t xml:space="preserve">Fallas activas y condiciones latentes (active failures / latent conditions).</w:t>
+      </w:r>
+      <w:r>
+        <w:t xml:space="preserve"> En el modelo de Reason, los actos inseguros de quien está en contacto directo con el paciente y las condiciones de diseño, gestión u organización que esperan en el sistema hasta combinarse con ellos; el error ocurre cuando los agujeros de varias defensas se alinean.</w:t>
+      </w:r>
+    </w:p>
+    <w:p>
+      <w:pPr>
+        <w:pStyle w:val="BodyJ"/>
+        <w:keepNext w:val="false"/>
+      </w:pPr>
+      <w:r>
+        <w:rPr>
+          <w:b/>
+          <w:bCs/>
+        </w:rPr>
         <w:t xml:space="preserve">Ficha de proceso*.</w:t>
       </w:r>
       <w:r>
@@ -21186,6 +21172,22 @@
           <w:b/>
           <w:bCs/>
         </w:rPr>
+        <w:t xml:space="preserve">Incertidumbre de la enfermedad (uncertainty in illness).</w:t>
+      </w:r>
+      <w:r>
+        <w:t xml:space="preserve"> Para Mishel, la incapacidad del paciente de determinar el significado de lo que le ocurre con su enfermedad: síntomas ambiguos, tratamientos complejos, información insuficiente, curso imprevisible.</w:t>
+      </w:r>
+    </w:p>
+    <w:p>
+      <w:pPr>
+        <w:pStyle w:val="BodyJ"/>
+        <w:keepNext w:val="false"/>
+      </w:pPr>
+      <w:r>
+        <w:rPr>
+          <w:b/>
+          <w:bCs/>
+        </w:rPr>
         <w:t xml:space="preserve">Incertidumbre epistémica (epistemic uncertainty).</w:t>
       </w:r>
       <w:r>
@@ -21638,6 +21640,22 @@
       </w:r>
       <w:r>
         <w:t xml:space="preserve"> Estudio del conocimiento obtenido mediante informes de otros. Coady defendió la confianza por defecto como condición de todo conocimiento compartido; Lackey añadió la vigilancia activa del oyente. La anamnesis es su caso clínico paradigmático.</w:t>
+      </w:r>
+    </w:p>
+    <w:p>
+      <w:pPr>
+        <w:pStyle w:val="BodyJ"/>
+        <w:keepNext w:val="false"/>
+      </w:pPr>
+      <w:r>
+        <w:rPr>
+          <w:b/>
+          <w:bCs/>
+        </w:rPr>
+        <w:t xml:space="preserve">Tolerancia a la incertidumbre (uncertainty tolerance).</w:t>
+      </w:r>
+      <w:r>
+        <w:t xml:space="preserve"> Disposición a reconocer y sobrellevar lo que no se sabe sin cerrarlo con una certeza ficticia; en los médicos se ha medido como estrés ante la incertidumbre y renuencia a revelarla (Gerrity).</w:t>
       </w:r>
     </w:p>
     <w:p>
@@ -21958,6 +21976,19 @@
         </w:numPr>
       </w:pPr>
       <w:r>
+        <w:t xml:space="preserve">Certeza de la evidencia (GRADE) y umbral — 3</w:t>
+      </w:r>
+    </w:p>
+    <w:p>
+      <w:pPr>
+        <w:pStyle w:val="BodyJ"/>
+        <w:keepNext w:val="false"/>
+        <w:numPr>
+          <w:ilvl w:val="0"/>
+          <w:numId w:val="5"/>
+        </w:numPr>
+      </w:pPr>
+      <w:r>
         <w:t xml:space="preserve">Cierre prematuro — 2, 7, CC (viñeta 6)</w:t>
       </w:r>
     </w:p>
@@ -22296,7 +22327,7 @@
         </w:numPr>
       </w:pPr>
       <w:r>
-        <w:t xml:space="preserve">Error diagnóstico: magnitud medida y estimada — 7</w:t>
+        <w:t xml:space="preserve">Error diagnóstico: magnitud medida y estimada, hospitalaria y ambulatoria — 7</w:t>
       </w:r>
     </w:p>
     <w:p>
@@ -22426,6 +22457,19 @@
         </w:numPr>
       </w:pPr>
       <w:r>
+        <w:t xml:space="preserve">Fallas activas y condiciones latentes (Reason; el queso suizo) — 7</w:t>
+      </w:r>
+    </w:p>
+    <w:p>
+      <w:pPr>
+        <w:pStyle w:val="BodyJ"/>
+        <w:keepNext w:val="false"/>
+        <w:numPr>
+          <w:ilvl w:val="0"/>
+          <w:numId w:val="5"/>
+        </w:numPr>
+      </w:pPr>
+      <w:r>
         <w:t xml:space="preserve">Falsabilidad del método HII-D — 17</w:t>
       </w:r>
     </w:p>
@@ -22699,7 +22743,7 @@
         </w:numPr>
       </w:pPr>
       <w:r>
-        <w:t xml:space="preserve">Incertidumbre: taxonomía y cartografía — 3; epistémica y aleatoria — 3; knightiana — 3</w:t>
+        <w:t xml:space="preserve">Incertidumbre: taxonomía y cartografía — 3; epistémica y aleatoria — 3; knightiana — 3; del paciente (Mishel) — 3; de la evidencia (GRADE) — 3</w:t>
       </w:r>
     </w:p>
     <w:p>
@@ -23363,6 +23407,19 @@
       </w:pPr>
       <w:r>
         <w:t xml:space="preserve">Testimonio del paciente — 1, 15; epistemología del testimonio (Coady, Lackey) — 15; testimonio de terceros y cuidadores — CC (viñeta 7)</w:t>
+      </w:r>
+    </w:p>
+    <w:p>
+      <w:pPr>
+        <w:pStyle w:val="BodyJ"/>
+        <w:keepNext w:val="false"/>
+        <w:numPr>
+          <w:ilvl w:val="0"/>
+          <w:numId w:val="5"/>
+        </w:numPr>
+      </w:pPr>
+      <w:r>
+        <w:t xml:space="preserve">Tolerancia a la incertidumbre (escala de Gerrity; gasto; bienestar del médico) — 3</w:t>
       </w:r>
     </w:p>
     <w:p>
@@ -23797,7 +23854,7 @@
         <w:t xml:space="preserve">Verificación de las referencias.</w:t>
       </w:r>
       <w:r>
-        <w:t xml:space="preserve"> Cada referencia se cotejó contra su fuente primaria antes de citarse, y el registro de ese cotejo —cifra por cifra— acompaña a las fuentes del libro. Cinco se verificaron sólo por metadatos o por fuentes secundarias, y el lector debe saberlo: Estrada, Isen y Young (1997), cuyo texto completo no estuvo accesible, por lo que el hallazgo se enuncia tal como lo formula el título y sin cifras; la frase de Maturana (1970), tomada de su reimpresión y de </w:t>
+        <w:t xml:space="preserve"> Cada referencia se cotejó contra su fuente primaria antes de citarse, y el registro de ese cotejo —cifra por cifra— acompaña a las fuentes del libro. Seis se verificaron sólo por metadatos o por fuentes secundarias, y el lector debe saberlo: Estrada, Isen y Young (1997), cuyo texto completo no estuvo accesible, por lo que el hallazgo se enuncia tal como lo formula el título y sin cifras; la frase de Maturana (1970), tomada de su reimpresión y de </w:t>
       </w:r>
       <w:r>
         <w:rPr>
@@ -23827,7 +23884,7 @@
         <w:t xml:space="preserve">Contemporary Review</w:t>
       </w:r>
       <w:r>
-        <w:t xml:space="preserve">; y el artículo de Ledley y Lusted (1959), cuyo texto completo no estuvo accesible, por lo que se describe por su subtítulo y por lo que dicen de él sus contemporáneos. Ninguna de ellas sostiene por sí sola una cifra ni una conducta. La distribución de citas es plana: de las 210 citas del cuerpo, ningún autor supera el 4%, y Croskerry, Norman y Kahneman —las voces dominantes de la literatura sobre razonamiento clínico— suman el 8%. Las referencias con siete o más autores listan los seis primeros seguidos de «et al.»; los ensayos firmados por un grupo conservan el nombre del grupo.</w:t>
+        <w:t xml:space="preserve">; el artículo de Ledley y Lusted (1959), cuyo texto completo no estuvo accesible, por lo que se describe por su subtítulo y por lo que dicen de él sus contemporáneos; y la teoría de Mishel (1988), cuya definición se tomó de los trabajos que la citan textualmente. Ninguna de ellas sostiene por sí sola una cifra ni una conducta. La distribución de citas es plana: de las 210 citas del cuerpo, ningún autor supera el 4%, y Croskerry, Norman y Kahneman —las voces dominantes de la literatura sobre razonamiento clínico— suman el 8%. Las referencias con siete o más autores listan los seis primeros seguidos de «et al.»; los ensayos firmados por un grupo conservan el nombre del grupo.</w:t>
       </w:r>
     </w:p>
     <w:p>
@@ -23967,6 +24024,25 @@
         <w:keepNext w:val="false"/>
       </w:pPr>
       <w:r>
+        <w:t xml:space="preserve">Allison, J. J., Kiefe, C. I., Cook, E. F., Gerrity, M. S., Orav, E. J., &amp; Centor, R. (1998). The association of physician attitudes about uncertainty and risk taking with resource use in a Medicare HMO. </w:t>
+      </w:r>
+      <w:r>
+        <w:rPr>
+          <w:i/>
+          <w:iCs/>
+        </w:rPr>
+        <w:t xml:space="preserve">Medical Decision Making, 18</w:t>
+      </w:r>
+      <w:r>
+        <w:t xml:space="preserve">(3), 320–329.</w:t>
+      </w:r>
+    </w:p>
+    <w:p>
+      <w:pPr>
+        <w:pStyle w:val="BodyJ"/>
+        <w:keepNext w:val="false"/>
+      </w:pPr>
+      <w:r>
         <w:t xml:space="preserve">Alves de Lima, A. (2008). Devolución constructiva: Una estrategia para mejorar el aprendizaje. </w:t>
       </w:r>
       <w:r>
@@ -24100,6 +24176,25 @@
         <w:keepNext w:val="false"/>
       </w:pPr>
       <w:r>
+        <w:t xml:space="preserve">Balshem, H., Helfand, M., Schünemann, H. J., Oxman, A. D., Kunz, R., Brozek, J., et al. (2011). GRADE guidelines: 3. Rating the quality of evidence. </w:t>
+      </w:r>
+      <w:r>
+        <w:rPr>
+          <w:i/>
+          <w:iCs/>
+        </w:rPr>
+        <w:t xml:space="preserve">Journal of Clinical Epidemiology, 64</w:t>
+      </w:r>
+      <w:r>
+        <w:t xml:space="preserve">(4), 401–406.</w:t>
+      </w:r>
+    </w:p>
+    <w:p>
+      <w:pPr>
+        <w:pStyle w:val="BodyJ"/>
+        <w:keepNext w:val="false"/>
+      </w:pPr>
+      <w:r>
         <w:t xml:space="preserve">Barrows, H. S., &amp; Feltovich, P. J. (1987). The clinical reasoning process. </w:t>
       </w:r>
       <w:r>
@@ -25107,6 +25202,25 @@
         <w:keepNext w:val="false"/>
       </w:pPr>
       <w:r>
+        <w:t xml:space="preserve">Gerrity, M. S., DeVellis, R. F., &amp; Earp, J. A. (1990). Physicians' reactions to uncertainty in patient care: A new measure and new insights. </w:t>
+      </w:r>
+      <w:r>
+        <w:rPr>
+          <w:i/>
+          <w:iCs/>
+        </w:rPr>
+        <w:t xml:space="preserve">Medical Care, 28</w:t>
+      </w:r>
+      <w:r>
+        <w:t xml:space="preserve">(8), 724–736.</w:t>
+      </w:r>
+    </w:p>
+    <w:p>
+      <w:pPr>
+        <w:pStyle w:val="BodyJ"/>
+        <w:keepNext w:val="false"/>
+      </w:pPr>
+      <w:r>
         <w:t xml:space="preserve">Gérvas, J., &amp; Pérez Fernández, M. (2013). </w:t>
       </w:r>
       <w:r>
@@ -25392,6 +25506,25 @@
         <w:keepNext w:val="false"/>
       </w:pPr>
       <w:r>
+        <w:t xml:space="preserve">Hancock, J., &amp; Mattick, K. (2020). Tolerance of ambiguity and psychological well-being in medical training: A systematic review. </w:t>
+      </w:r>
+      <w:r>
+        <w:rPr>
+          <w:i/>
+          <w:iCs/>
+        </w:rPr>
+        <w:t xml:space="preserve">Medical Education, 54</w:t>
+      </w:r>
+      <w:r>
+        <w:t xml:space="preserve">(2), 125–137.</w:t>
+      </w:r>
+    </w:p>
+    <w:p>
+      <w:pPr>
+        <w:pStyle w:val="BodyJ"/>
+        <w:keepNext w:val="false"/>
+      </w:pPr>
+      <w:r>
         <w:t xml:space="preserve">Hempel, C. G. (1965). Science and human values. In </w:t>
       </w:r>
       <w:r>
@@ -25601,6 +25734,25 @@
         <w:keepNext w:val="false"/>
       </w:pPr>
       <w:r>
+        <w:t xml:space="preserve">Hultcrantz, M., Rind, D., Akl, E. A., Treweek, S., Mustafa, R. A., Iorio, A., et al. (2017). The GRADE Working Group clarifies the construct of certainty of evidence. </w:t>
+      </w:r>
+      <w:r>
+        <w:rPr>
+          <w:i/>
+          <w:iCs/>
+        </w:rPr>
+        <w:t xml:space="preserve">Journal of Clinical Epidemiology, 87</w:t>
+      </w:r>
+      <w:r>
+        <w:t xml:space="preserve">, 4–13.</w:t>
+      </w:r>
+    </w:p>
+    <w:p>
+      <w:pPr>
+        <w:pStyle w:val="BodyJ"/>
+        <w:keepNext w:val="false"/>
+      </w:pPr>
+      <w:r>
         <w:t xml:space="preserve">Hunter, K. M. (1991). </w:t>
       </w:r>
       <w:r>
@@ -26409,6 +26561,44 @@
         <w:keepNext w:val="false"/>
       </w:pPr>
       <w:r>
+        <w:t xml:space="preserve">Mishel, M. H. (1988). Uncertainty in illness. </w:t>
+      </w:r>
+      <w:r>
+        <w:rPr>
+          <w:i/>
+          <w:iCs/>
+        </w:rPr>
+        <w:t xml:space="preserve">Image: Journal of Nursing Scholarship, 20</w:t>
+      </w:r>
+      <w:r>
+        <w:t xml:space="preserve">(4), 225–232.</w:t>
+      </w:r>
+    </w:p>
+    <w:p>
+      <w:pPr>
+        <w:pStyle w:val="BodyJ"/>
+        <w:keepNext w:val="false"/>
+      </w:pPr>
+      <w:r>
+        <w:t xml:space="preserve">Mishel, M. H. (1990). Reconceptualization of the uncertainty in illness theory. </w:t>
+      </w:r>
+      <w:r>
+        <w:rPr>
+          <w:i/>
+          <w:iCs/>
+        </w:rPr>
+        <w:t xml:space="preserve">Image: Journal of Nursing Scholarship, 22</w:t>
+      </w:r>
+      <w:r>
+        <w:t xml:space="preserve">(4), 256–262.</w:t>
+      </w:r>
+    </w:p>
+    <w:p>
+      <w:pPr>
+        <w:pStyle w:val="BodyJ"/>
+        <w:keepNext w:val="false"/>
+      </w:pPr>
+      <w:r>
         <w:t xml:space="preserve">Monteiro, S., &amp; Norman, G. (2013). Diagnostic reasoning: Where we've been, where we're going. </w:t>
       </w:r>
       <w:r>
@@ -27055,6 +27245,25 @@
         <w:keepNext w:val="false"/>
       </w:pPr>
       <w:r>
+        <w:t xml:space="preserve">Reason, J. (2000). Human error: Models and management. </w:t>
+      </w:r>
+      <w:r>
+        <w:rPr>
+          <w:i/>
+          <w:iCs/>
+        </w:rPr>
+        <w:t xml:space="preserve">BMJ, 320</w:t>
+      </w:r>
+      <w:r>
+        <w:t xml:space="preserve">(7237), 768–770.</w:t>
+      </w:r>
+    </w:p>
+    <w:p>
+      <w:pPr>
+        <w:pStyle w:val="BodyJ"/>
+        <w:keepNext w:val="false"/>
+      </w:pPr>
+      <w:r>
         <w:t xml:space="preserve">Riquelme, A., Méndez, B., de la Fuente, P., Padilla, O., Benaglio, C., Sirhan, M., et al. (2011). Desarrollo y validación de encuesta de percepción del portafolio en estudiantes de medicina de pregrado. </w:t>
       </w:r>
       <w:r>
@@ -27454,6 +27663,25 @@
         <w:keepNext w:val="false"/>
       </w:pPr>
       <w:r>
+        <w:t xml:space="preserve">Singh, H., Meyer, A. N. D., &amp; Thomas, E. J. (2014). The frequency of diagnostic errors in outpatient care: Estimations from three large observational studies involving US adult populations. </w:t>
+      </w:r>
+      <w:r>
+        <w:rPr>
+          <w:i/>
+          <w:iCs/>
+        </w:rPr>
+        <w:t xml:space="preserve">BMJ Quality &amp; Safety, 23</w:t>
+      </w:r>
+      <w:r>
+        <w:t xml:space="preserve">(9), 727–731.</w:t>
+      </w:r>
+    </w:p>
+    <w:p>
+      <w:pPr>
+        <w:pStyle w:val="BodyJ"/>
+        <w:keepNext w:val="false"/>
+      </w:pPr>
+      <w:r>
         <w:t xml:space="preserve">Singhal, K., Azizi, S., Tu, T., Mahdavi, S. S., Wei, J., Chung, H. W., et al. (2023). Large language models encode clinical knowledge. </w:t>
       </w:r>
       <w:r>
@@ -27560,6 +27788,25 @@
       </w:r>
       <w:r>
         <w:t xml:space="preserve">(2), 164–174.</w:t>
+      </w:r>
+    </w:p>
+    <w:p>
+      <w:pPr>
+        <w:pStyle w:val="BodyJ"/>
+        <w:keepNext w:val="false"/>
+      </w:pPr>
+      <w:r>
+        <w:t xml:space="preserve">Strout, T. D., Hillen, M., Gutheil, C., Anderson, E., Hutchinson, R., Ward, H., et al. (2018). Tolerance of uncertainty: A systematic review of health and healthcare-related outcomes. </w:t>
+      </w:r>
+      <w:r>
+        <w:rPr>
+          <w:i/>
+          <w:iCs/>
+        </w:rPr>
+        <w:t xml:space="preserve">Patient Education and Counseling, 101</w:t>
+      </w:r>
+      <w:r>
+        <w:t xml:space="preserve">(9), 1518–1537.</w:t>
       </w:r>
     </w:p>
     <w:p>
